--- a/Learnings.docx
+++ b/Learnings.docx
@@ -4117,6 +4117,1313 @@
           <w:szCs w:val="24"/>
         </w:rPr>
         <w:t>se react developer tools extension in the browser.</w:t>
+      </w:r>
+    </w:p>
+    <w:p>
+      <w:pPr>
+        <w:rPr>
+          <w:b/>
+          <w:bCs/>
+          <w:sz w:val="28"/>
+          <w:szCs w:val="28"/>
+        </w:rPr>
+      </w:pPr>
+      <w:r>
+        <w:rPr>
+          <w:b/>
+          <w:bCs/>
+          <w:sz w:val="28"/>
+          <w:szCs w:val="28"/>
+        </w:rPr>
+        <w:t>Module 8: Practice Project</w:t>
+      </w:r>
+    </w:p>
+    <w:p>
+      <w:pPr>
+        <w:rPr>
+          <w:sz w:val="24"/>
+          <w:szCs w:val="24"/>
+        </w:rPr>
+      </w:pPr>
+      <w:r>
+        <w:rPr>
+          <w:sz w:val="24"/>
+          <w:szCs w:val="24"/>
+        </w:rPr>
+        <w:t xml:space="preserve">1: </w:t>
+      </w:r>
+      <w:r>
+        <w:rPr>
+          <w:sz w:val="24"/>
+          <w:szCs w:val="24"/>
+        </w:rPr>
+        <w:t>A modal is a message box that is displayed on top of your screen. Modals put an overlay on the screen; therefore, they take visual precedence over all the other elements.</w:t>
+      </w:r>
+    </w:p>
+    <w:p>
+      <w:pPr>
+        <w:rPr>
+          <w:b/>
+          <w:bCs/>
+          <w:sz w:val="28"/>
+          <w:szCs w:val="28"/>
+        </w:rPr>
+      </w:pPr>
+      <w:r>
+        <w:rPr>
+          <w:b/>
+          <w:bCs/>
+          <w:sz w:val="28"/>
+          <w:szCs w:val="28"/>
+        </w:rPr>
+        <w:t>Module 9</w:t>
+      </w:r>
+      <w:r>
+        <w:rPr>
+          <w:b/>
+          <w:bCs/>
+          <w:sz w:val="28"/>
+          <w:szCs w:val="28"/>
+        </w:rPr>
+        <w:t>: Fragments Portals and Refs</w:t>
+      </w:r>
+    </w:p>
+    <w:p>
+      <w:pPr>
+        <w:rPr>
+          <w:sz w:val="24"/>
+          <w:szCs w:val="24"/>
+        </w:rPr>
+      </w:pPr>
+      <w:r>
+        <w:rPr>
+          <w:sz w:val="24"/>
+          <w:szCs w:val="24"/>
+        </w:rPr>
+        <w:t>1: In bigger apps, we end up with tons of unnecessary divs (as wrappers) which add no meaning to the page just because we have to enclose our JSX code with a wrapper.</w:t>
+      </w:r>
+      <w:r>
+        <w:rPr>
+          <w:sz w:val="24"/>
+          <w:szCs w:val="24"/>
+        </w:rPr>
+        <w:t xml:space="preserve"> (Video 2)</w:t>
+      </w:r>
+    </w:p>
+    <w:p>
+      <w:pPr>
+        <w:rPr>
+          <w:sz w:val="24"/>
+          <w:szCs w:val="24"/>
+        </w:rPr>
+      </w:pPr>
+      <w:r>
+        <w:rPr>
+          <w:sz w:val="24"/>
+          <w:szCs w:val="24"/>
+        </w:rPr>
+        <w:t>2:</w:t>
+      </w:r>
+      <w:r>
+        <w:rPr>
+          <w:sz w:val="24"/>
+          <w:szCs w:val="24"/>
+        </w:rPr>
+        <w:t xml:space="preserve"> To solve this problem of reducing unnecessary wrapping tags, we create a component wrapper.js (Normally we create a Helpers folder in the components folder and we create wrapper.js file in that folder) and in that we return props.children as shown below</w:t>
+      </w:r>
+      <w:r>
+        <w:rPr>
+          <w:sz w:val="24"/>
+          <w:szCs w:val="24"/>
+        </w:rPr>
+        <w:t xml:space="preserve"> (Video 3)</w:t>
+      </w:r>
+    </w:p>
+    <w:p>
+      <w:pPr>
+        <w:shd w:val="clear" w:color="auto" w:fill="1E1E1E"/>
+        <w:spacing w:after="0" w:line="285" w:lineRule="atLeast"/>
+        <w:rPr>
+          <w:rFonts w:ascii="Consolas" w:eastAsia="Times New Roman" w:hAnsi="Consolas" w:cs="Times New Roman"/>
+          <w:color w:val="D4D4D4"/>
+          <w:sz w:val="21"/>
+          <w:szCs w:val="21"/>
+          <w:lang w:eastAsia="en-IN"/>
+        </w:rPr>
+      </w:pPr>
+      <w:r>
+        <w:rPr>
+          <w:rFonts w:ascii="Consolas" w:eastAsia="Times New Roman" w:hAnsi="Consolas" w:cs="Times New Roman"/>
+          <w:color w:val="569CD6"/>
+          <w:sz w:val="21"/>
+          <w:szCs w:val="21"/>
+          <w:lang w:eastAsia="en-IN"/>
+        </w:rPr>
+        <w:t>const</w:t>
+      </w:r>
+      <w:r>
+        <w:rPr>
+          <w:rFonts w:ascii="Consolas" w:eastAsia="Times New Roman" w:hAnsi="Consolas" w:cs="Times New Roman"/>
+          <w:color w:val="D4D4D4"/>
+          <w:sz w:val="21"/>
+          <w:szCs w:val="21"/>
+          <w:lang w:eastAsia="en-IN"/>
+        </w:rPr>
+        <w:t> </w:t>
+      </w:r>
+      <w:r>
+        <w:rPr>
+          <w:rFonts w:ascii="Consolas" w:eastAsia="Times New Roman" w:hAnsi="Consolas" w:cs="Times New Roman"/>
+          <w:color w:val="DCDCAA"/>
+          <w:sz w:val="21"/>
+          <w:szCs w:val="21"/>
+          <w:lang w:eastAsia="en-IN"/>
+        </w:rPr>
+        <w:t>Wrapper</w:t>
+      </w:r>
+      <w:r>
+        <w:rPr>
+          <w:rFonts w:ascii="Consolas" w:eastAsia="Times New Roman" w:hAnsi="Consolas" w:cs="Times New Roman"/>
+          <w:color w:val="D4D4D4"/>
+          <w:sz w:val="21"/>
+          <w:szCs w:val="21"/>
+          <w:lang w:eastAsia="en-IN"/>
+        </w:rPr>
+        <w:t> = (</w:t>
+      </w:r>
+      <w:r>
+        <w:rPr>
+          <w:rFonts w:ascii="Consolas" w:eastAsia="Times New Roman" w:hAnsi="Consolas" w:cs="Times New Roman"/>
+          <w:color w:val="9CDCFE"/>
+          <w:sz w:val="21"/>
+          <w:szCs w:val="21"/>
+          <w:lang w:eastAsia="en-IN"/>
+        </w:rPr>
+        <w:t>props</w:t>
+      </w:r>
+      <w:r>
+        <w:rPr>
+          <w:rFonts w:ascii="Consolas" w:eastAsia="Times New Roman" w:hAnsi="Consolas" w:cs="Times New Roman"/>
+          <w:color w:val="D4D4D4"/>
+          <w:sz w:val="21"/>
+          <w:szCs w:val="21"/>
+          <w:lang w:eastAsia="en-IN"/>
+        </w:rPr>
+        <w:t>) </w:t>
+      </w:r>
+      <w:r>
+        <w:rPr>
+          <w:rFonts w:ascii="Consolas" w:eastAsia="Times New Roman" w:hAnsi="Consolas" w:cs="Times New Roman"/>
+          <w:color w:val="569CD6"/>
+          <w:sz w:val="21"/>
+          <w:szCs w:val="21"/>
+          <w:lang w:eastAsia="en-IN"/>
+        </w:rPr>
+        <w:t>=&gt;</w:t>
+      </w:r>
+      <w:r>
+        <w:rPr>
+          <w:rFonts w:ascii="Consolas" w:eastAsia="Times New Roman" w:hAnsi="Consolas" w:cs="Times New Roman"/>
+          <w:color w:val="D4D4D4"/>
+          <w:sz w:val="21"/>
+          <w:szCs w:val="21"/>
+          <w:lang w:eastAsia="en-IN"/>
+        </w:rPr>
+        <w:t> {</w:t>
+      </w:r>
+    </w:p>
+    <w:p>
+      <w:pPr>
+        <w:shd w:val="clear" w:color="auto" w:fill="1E1E1E"/>
+        <w:spacing w:after="0" w:line="285" w:lineRule="atLeast"/>
+        <w:rPr>
+          <w:rFonts w:ascii="Consolas" w:eastAsia="Times New Roman" w:hAnsi="Consolas" w:cs="Times New Roman"/>
+          <w:color w:val="D4D4D4"/>
+          <w:sz w:val="21"/>
+          <w:szCs w:val="21"/>
+          <w:lang w:eastAsia="en-IN"/>
+        </w:rPr>
+      </w:pPr>
+      <w:r>
+        <w:rPr>
+          <w:rFonts w:ascii="Consolas" w:eastAsia="Times New Roman" w:hAnsi="Consolas" w:cs="Times New Roman"/>
+          <w:color w:val="D4D4D4"/>
+          <w:sz w:val="21"/>
+          <w:szCs w:val="21"/>
+          <w:lang w:eastAsia="en-IN"/>
+        </w:rPr>
+        <w:t>    </w:t>
+      </w:r>
+      <w:r>
+        <w:rPr>
+          <w:rFonts w:ascii="Consolas" w:eastAsia="Times New Roman" w:hAnsi="Consolas" w:cs="Times New Roman"/>
+          <w:color w:val="C586C0"/>
+          <w:sz w:val="21"/>
+          <w:szCs w:val="21"/>
+          <w:lang w:eastAsia="en-IN"/>
+        </w:rPr>
+        <w:t>return</w:t>
+      </w:r>
+      <w:r>
+        <w:rPr>
+          <w:rFonts w:ascii="Consolas" w:eastAsia="Times New Roman" w:hAnsi="Consolas" w:cs="Times New Roman"/>
+          <w:color w:val="D4D4D4"/>
+          <w:sz w:val="21"/>
+          <w:szCs w:val="21"/>
+          <w:lang w:eastAsia="en-IN"/>
+        </w:rPr>
+        <w:t> </w:t>
+      </w:r>
+      <w:r>
+        <w:rPr>
+          <w:rFonts w:ascii="Consolas" w:eastAsia="Times New Roman" w:hAnsi="Consolas" w:cs="Times New Roman"/>
+          <w:color w:val="9CDCFE"/>
+          <w:sz w:val="21"/>
+          <w:szCs w:val="21"/>
+          <w:lang w:eastAsia="en-IN"/>
+        </w:rPr>
+        <w:t>props</w:t>
+      </w:r>
+      <w:r>
+        <w:rPr>
+          <w:rFonts w:ascii="Consolas" w:eastAsia="Times New Roman" w:hAnsi="Consolas" w:cs="Times New Roman"/>
+          <w:color w:val="D4D4D4"/>
+          <w:sz w:val="21"/>
+          <w:szCs w:val="21"/>
+          <w:lang w:eastAsia="en-IN"/>
+        </w:rPr>
+        <w:t>.</w:t>
+      </w:r>
+      <w:r>
+        <w:rPr>
+          <w:rFonts w:ascii="Consolas" w:eastAsia="Times New Roman" w:hAnsi="Consolas" w:cs="Times New Roman"/>
+          <w:color w:val="9CDCFE"/>
+          <w:sz w:val="21"/>
+          <w:szCs w:val="21"/>
+          <w:lang w:eastAsia="en-IN"/>
+        </w:rPr>
+        <w:t>children</w:t>
+      </w:r>
+      <w:r>
+        <w:rPr>
+          <w:rFonts w:ascii="Consolas" w:eastAsia="Times New Roman" w:hAnsi="Consolas" w:cs="Times New Roman"/>
+          <w:color w:val="D4D4D4"/>
+          <w:sz w:val="21"/>
+          <w:szCs w:val="21"/>
+          <w:lang w:eastAsia="en-IN"/>
+        </w:rPr>
+        <w:t>;</w:t>
+      </w:r>
+    </w:p>
+    <w:p>
+      <w:pPr>
+        <w:shd w:val="clear" w:color="auto" w:fill="1E1E1E"/>
+        <w:spacing w:after="0" w:line="285" w:lineRule="atLeast"/>
+        <w:rPr>
+          <w:rFonts w:ascii="Consolas" w:eastAsia="Times New Roman" w:hAnsi="Consolas" w:cs="Times New Roman"/>
+          <w:color w:val="D4D4D4"/>
+          <w:sz w:val="21"/>
+          <w:szCs w:val="21"/>
+          <w:lang w:eastAsia="en-IN"/>
+        </w:rPr>
+      </w:pPr>
+      <w:r>
+        <w:rPr>
+          <w:rFonts w:ascii="Consolas" w:eastAsia="Times New Roman" w:hAnsi="Consolas" w:cs="Times New Roman"/>
+          <w:color w:val="D4D4D4"/>
+          <w:sz w:val="21"/>
+          <w:szCs w:val="21"/>
+          <w:lang w:eastAsia="en-IN"/>
+        </w:rPr>
+        <w:t>}</w:t>
+      </w:r>
+    </w:p>
+    <w:p>
+      <w:pPr>
+        <w:shd w:val="clear" w:color="auto" w:fill="1E1E1E"/>
+        <w:spacing w:after="0" w:line="285" w:lineRule="atLeast"/>
+        <w:rPr>
+          <w:rFonts w:ascii="Consolas" w:eastAsia="Times New Roman" w:hAnsi="Consolas" w:cs="Times New Roman"/>
+          <w:color w:val="D4D4D4"/>
+          <w:sz w:val="21"/>
+          <w:szCs w:val="21"/>
+          <w:lang w:eastAsia="en-IN"/>
+        </w:rPr>
+      </w:pPr>
+      <w:r>
+        <w:rPr>
+          <w:rFonts w:ascii="Consolas" w:eastAsia="Times New Roman" w:hAnsi="Consolas" w:cs="Times New Roman"/>
+          <w:color w:val="C586C0"/>
+          <w:sz w:val="21"/>
+          <w:szCs w:val="21"/>
+          <w:lang w:eastAsia="en-IN"/>
+        </w:rPr>
+        <w:t>export</w:t>
+      </w:r>
+      <w:r>
+        <w:rPr>
+          <w:rFonts w:ascii="Consolas" w:eastAsia="Times New Roman" w:hAnsi="Consolas" w:cs="Times New Roman"/>
+          <w:color w:val="D4D4D4"/>
+          <w:sz w:val="21"/>
+          <w:szCs w:val="21"/>
+          <w:lang w:eastAsia="en-IN"/>
+        </w:rPr>
+        <w:t> </w:t>
+      </w:r>
+      <w:r>
+        <w:rPr>
+          <w:rFonts w:ascii="Consolas" w:eastAsia="Times New Roman" w:hAnsi="Consolas" w:cs="Times New Roman"/>
+          <w:color w:val="C586C0"/>
+          <w:sz w:val="21"/>
+          <w:szCs w:val="21"/>
+          <w:lang w:eastAsia="en-IN"/>
+        </w:rPr>
+        <w:t>default</w:t>
+      </w:r>
+      <w:r>
+        <w:rPr>
+          <w:rFonts w:ascii="Consolas" w:eastAsia="Times New Roman" w:hAnsi="Consolas" w:cs="Times New Roman"/>
+          <w:color w:val="D4D4D4"/>
+          <w:sz w:val="21"/>
+          <w:szCs w:val="21"/>
+          <w:lang w:eastAsia="en-IN"/>
+        </w:rPr>
+        <w:t> </w:t>
+      </w:r>
+      <w:r>
+        <w:rPr>
+          <w:rFonts w:ascii="Consolas" w:eastAsia="Times New Roman" w:hAnsi="Consolas" w:cs="Times New Roman"/>
+          <w:color w:val="DCDCAA"/>
+          <w:sz w:val="21"/>
+          <w:szCs w:val="21"/>
+          <w:lang w:eastAsia="en-IN"/>
+        </w:rPr>
+        <w:t>Wrapper</w:t>
+      </w:r>
+      <w:r>
+        <w:rPr>
+          <w:rFonts w:ascii="Consolas" w:eastAsia="Times New Roman" w:hAnsi="Consolas" w:cs="Times New Roman"/>
+          <w:color w:val="D4D4D4"/>
+          <w:sz w:val="21"/>
+          <w:szCs w:val="21"/>
+          <w:lang w:eastAsia="en-IN"/>
+        </w:rPr>
+        <w:t>;</w:t>
+      </w:r>
+    </w:p>
+    <w:p>
+      <w:pPr>
+        <w:rPr>
+          <w:sz w:val="24"/>
+          <w:szCs w:val="24"/>
+        </w:rPr>
+      </w:pPr>
+    </w:p>
+    <w:p>
+      <w:pPr>
+        <w:rPr>
+          <w:sz w:val="24"/>
+          <w:szCs w:val="24"/>
+        </w:rPr>
+      </w:pPr>
+      <w:r>
+        <w:rPr>
+          <w:sz w:val="24"/>
+          <w:szCs w:val="24"/>
+        </w:rPr>
+        <w:lastRenderedPageBreak/>
+        <w:t>Now we use this Wrapper component in place of unnecessary wrapping div tags so that there will be no unnecessary div tags in the html file.</w:t>
+      </w:r>
+    </w:p>
+    <w:p>
+      <w:pPr>
+        <w:rPr>
+          <w:sz w:val="24"/>
+          <w:szCs w:val="24"/>
+        </w:rPr>
+      </w:pPr>
+      <w:r>
+        <w:rPr>
+          <w:sz w:val="24"/>
+          <w:szCs w:val="24"/>
+        </w:rPr>
+        <w:t>Now we need not do this in react, React also has empty wrapper component as shown below</w:t>
+      </w:r>
+    </w:p>
+    <w:p>
+      <w:pPr>
+        <w:shd w:val="clear" w:color="auto" w:fill="1E1E1E"/>
+        <w:spacing w:after="0" w:line="285" w:lineRule="atLeast"/>
+        <w:rPr>
+          <w:rFonts w:ascii="Consolas" w:eastAsia="Times New Roman" w:hAnsi="Consolas" w:cs="Times New Roman"/>
+          <w:color w:val="D4D4D4"/>
+          <w:sz w:val="21"/>
+          <w:szCs w:val="21"/>
+          <w:lang w:eastAsia="en-IN"/>
+        </w:rPr>
+      </w:pPr>
+      <w:r>
+        <w:rPr>
+          <w:rFonts w:ascii="Consolas" w:eastAsia="Times New Roman" w:hAnsi="Consolas" w:cs="Times New Roman"/>
+          <w:color w:val="C586C0"/>
+          <w:sz w:val="21"/>
+          <w:szCs w:val="21"/>
+          <w:lang w:eastAsia="en-IN"/>
+        </w:rPr>
+        <w:t>return</w:t>
+      </w:r>
+      <w:r>
+        <w:rPr>
+          <w:rFonts w:ascii="Consolas" w:eastAsia="Times New Roman" w:hAnsi="Consolas" w:cs="Times New Roman"/>
+          <w:color w:val="D4D4D4"/>
+          <w:sz w:val="21"/>
+          <w:szCs w:val="21"/>
+          <w:lang w:eastAsia="en-IN"/>
+        </w:rPr>
+        <w:t> (</w:t>
+      </w:r>
+    </w:p>
+    <w:p>
+      <w:pPr>
+        <w:shd w:val="clear" w:color="auto" w:fill="1E1E1E"/>
+        <w:spacing w:after="0" w:line="285" w:lineRule="atLeast"/>
+        <w:rPr>
+          <w:rFonts w:ascii="Consolas" w:eastAsia="Times New Roman" w:hAnsi="Consolas" w:cs="Times New Roman"/>
+          <w:color w:val="D4D4D4"/>
+          <w:sz w:val="21"/>
+          <w:szCs w:val="21"/>
+          <w:lang w:eastAsia="en-IN"/>
+        </w:rPr>
+      </w:pPr>
+      <w:r>
+        <w:rPr>
+          <w:rFonts w:ascii="Consolas" w:eastAsia="Times New Roman" w:hAnsi="Consolas" w:cs="Times New Roman"/>
+          <w:color w:val="D4D4D4"/>
+          <w:sz w:val="21"/>
+          <w:szCs w:val="21"/>
+          <w:lang w:eastAsia="en-IN"/>
+        </w:rPr>
+        <w:t>    </w:t>
+      </w:r>
+      <w:r>
+        <w:rPr>
+          <w:rFonts w:ascii="Consolas" w:eastAsia="Times New Roman" w:hAnsi="Consolas" w:cs="Times New Roman"/>
+          <w:color w:val="808080"/>
+          <w:sz w:val="21"/>
+          <w:szCs w:val="21"/>
+          <w:lang w:eastAsia="en-IN"/>
+        </w:rPr>
+        <w:t>&lt;</w:t>
+      </w:r>
+      <w:r>
+        <w:rPr>
+          <w:rFonts w:ascii="Consolas" w:eastAsia="Times New Roman" w:hAnsi="Consolas" w:cs="Times New Roman"/>
+          <w:color w:val="4EC9B0"/>
+          <w:sz w:val="21"/>
+          <w:szCs w:val="21"/>
+          <w:lang w:eastAsia="en-IN"/>
+        </w:rPr>
+        <w:t>React.Fragment</w:t>
+      </w:r>
+      <w:r>
+        <w:rPr>
+          <w:rFonts w:ascii="Consolas" w:eastAsia="Times New Roman" w:hAnsi="Consolas" w:cs="Times New Roman"/>
+          <w:color w:val="808080"/>
+          <w:sz w:val="21"/>
+          <w:szCs w:val="21"/>
+          <w:lang w:eastAsia="en-IN"/>
+        </w:rPr>
+        <w:t>&gt;</w:t>
+      </w:r>
+    </w:p>
+    <w:p>
+      <w:pPr>
+        <w:shd w:val="clear" w:color="auto" w:fill="1E1E1E"/>
+        <w:spacing w:after="0" w:line="285" w:lineRule="atLeast"/>
+        <w:rPr>
+          <w:rFonts w:ascii="Consolas" w:eastAsia="Times New Roman" w:hAnsi="Consolas" w:cs="Times New Roman"/>
+          <w:color w:val="D4D4D4"/>
+          <w:sz w:val="21"/>
+          <w:szCs w:val="21"/>
+          <w:lang w:eastAsia="en-IN"/>
+        </w:rPr>
+      </w:pPr>
+      <w:r>
+        <w:rPr>
+          <w:rFonts w:ascii="Consolas" w:eastAsia="Times New Roman" w:hAnsi="Consolas" w:cs="Times New Roman"/>
+          <w:color w:val="D4D4D4"/>
+          <w:sz w:val="21"/>
+          <w:szCs w:val="21"/>
+          <w:lang w:eastAsia="en-IN"/>
+        </w:rPr>
+        <w:t>        </w:t>
+      </w:r>
+      <w:r>
+        <w:rPr>
+          <w:rFonts w:ascii="Consolas" w:eastAsia="Times New Roman" w:hAnsi="Consolas" w:cs="Times New Roman"/>
+          <w:color w:val="808080"/>
+          <w:sz w:val="21"/>
+          <w:szCs w:val="21"/>
+          <w:lang w:eastAsia="en-IN"/>
+        </w:rPr>
+        <w:t>&lt;</w:t>
+      </w:r>
+      <w:r>
+        <w:rPr>
+          <w:rFonts w:ascii="Consolas" w:eastAsia="Times New Roman" w:hAnsi="Consolas" w:cs="Times New Roman"/>
+          <w:color w:val="569CD6"/>
+          <w:sz w:val="21"/>
+          <w:szCs w:val="21"/>
+          <w:lang w:eastAsia="en-IN"/>
+        </w:rPr>
+        <w:t>h2</w:t>
+      </w:r>
+      <w:r>
+        <w:rPr>
+          <w:rFonts w:ascii="Consolas" w:eastAsia="Times New Roman" w:hAnsi="Consolas" w:cs="Times New Roman"/>
+          <w:color w:val="808080"/>
+          <w:sz w:val="21"/>
+          <w:szCs w:val="21"/>
+          <w:lang w:eastAsia="en-IN"/>
+        </w:rPr>
+        <w:t>&gt;</w:t>
+      </w:r>
+      <w:r>
+        <w:rPr>
+          <w:rFonts w:ascii="Consolas" w:eastAsia="Times New Roman" w:hAnsi="Consolas" w:cs="Times New Roman"/>
+          <w:color w:val="D4D4D4"/>
+          <w:sz w:val="21"/>
+          <w:szCs w:val="21"/>
+          <w:lang w:eastAsia="en-IN"/>
+        </w:rPr>
+        <w:t>Hi there!</w:t>
+      </w:r>
+      <w:r>
+        <w:rPr>
+          <w:rFonts w:ascii="Consolas" w:eastAsia="Times New Roman" w:hAnsi="Consolas" w:cs="Times New Roman"/>
+          <w:color w:val="808080"/>
+          <w:sz w:val="21"/>
+          <w:szCs w:val="21"/>
+          <w:lang w:eastAsia="en-IN"/>
+        </w:rPr>
+        <w:t>&lt;/</w:t>
+      </w:r>
+      <w:r>
+        <w:rPr>
+          <w:rFonts w:ascii="Consolas" w:eastAsia="Times New Roman" w:hAnsi="Consolas" w:cs="Times New Roman"/>
+          <w:color w:val="569CD6"/>
+          <w:sz w:val="21"/>
+          <w:szCs w:val="21"/>
+          <w:lang w:eastAsia="en-IN"/>
+        </w:rPr>
+        <w:t>h2</w:t>
+      </w:r>
+      <w:r>
+        <w:rPr>
+          <w:rFonts w:ascii="Consolas" w:eastAsia="Times New Roman" w:hAnsi="Consolas" w:cs="Times New Roman"/>
+          <w:color w:val="808080"/>
+          <w:sz w:val="21"/>
+          <w:szCs w:val="21"/>
+          <w:lang w:eastAsia="en-IN"/>
+        </w:rPr>
+        <w:t>&gt;</w:t>
+      </w:r>
+    </w:p>
+    <w:p>
+      <w:pPr>
+        <w:shd w:val="clear" w:color="auto" w:fill="1E1E1E"/>
+        <w:spacing w:after="0" w:line="285" w:lineRule="atLeast"/>
+        <w:rPr>
+          <w:rFonts w:ascii="Consolas" w:eastAsia="Times New Roman" w:hAnsi="Consolas" w:cs="Times New Roman"/>
+          <w:color w:val="D4D4D4"/>
+          <w:sz w:val="21"/>
+          <w:szCs w:val="21"/>
+          <w:lang w:eastAsia="en-IN"/>
+        </w:rPr>
+      </w:pPr>
+      <w:r>
+        <w:rPr>
+          <w:rFonts w:ascii="Consolas" w:eastAsia="Times New Roman" w:hAnsi="Consolas" w:cs="Times New Roman"/>
+          <w:color w:val="D4D4D4"/>
+          <w:sz w:val="21"/>
+          <w:szCs w:val="21"/>
+          <w:lang w:eastAsia="en-IN"/>
+        </w:rPr>
+        <w:t>        </w:t>
+      </w:r>
+      <w:r>
+        <w:rPr>
+          <w:rFonts w:ascii="Consolas" w:eastAsia="Times New Roman" w:hAnsi="Consolas" w:cs="Times New Roman"/>
+          <w:color w:val="808080"/>
+          <w:sz w:val="21"/>
+          <w:szCs w:val="21"/>
+          <w:lang w:eastAsia="en-IN"/>
+        </w:rPr>
+        <w:t>&lt;</w:t>
+      </w:r>
+      <w:r>
+        <w:rPr>
+          <w:rFonts w:ascii="Consolas" w:eastAsia="Times New Roman" w:hAnsi="Consolas" w:cs="Times New Roman"/>
+          <w:color w:val="569CD6"/>
+          <w:sz w:val="21"/>
+          <w:szCs w:val="21"/>
+          <w:lang w:eastAsia="en-IN"/>
+        </w:rPr>
+        <w:t>p</w:t>
+      </w:r>
+      <w:r>
+        <w:rPr>
+          <w:rFonts w:ascii="Consolas" w:eastAsia="Times New Roman" w:hAnsi="Consolas" w:cs="Times New Roman"/>
+          <w:color w:val="808080"/>
+          <w:sz w:val="21"/>
+          <w:szCs w:val="21"/>
+          <w:lang w:eastAsia="en-IN"/>
+        </w:rPr>
+        <w:t>&gt;</w:t>
+      </w:r>
+      <w:r>
+        <w:rPr>
+          <w:rFonts w:ascii="Consolas" w:eastAsia="Times New Roman" w:hAnsi="Consolas" w:cs="Times New Roman"/>
+          <w:color w:val="D4D4D4"/>
+          <w:sz w:val="21"/>
+          <w:szCs w:val="21"/>
+          <w:lang w:eastAsia="en-IN"/>
+        </w:rPr>
+        <w:t>This Works!</w:t>
+      </w:r>
+      <w:r>
+        <w:rPr>
+          <w:rFonts w:ascii="Consolas" w:eastAsia="Times New Roman" w:hAnsi="Consolas" w:cs="Times New Roman"/>
+          <w:color w:val="808080"/>
+          <w:sz w:val="21"/>
+          <w:szCs w:val="21"/>
+          <w:lang w:eastAsia="en-IN"/>
+        </w:rPr>
+        <w:t>&lt;</w:t>
+      </w:r>
+      <w:r>
+        <w:rPr>
+          <w:rFonts w:ascii="Consolas" w:eastAsia="Times New Roman" w:hAnsi="Consolas" w:cs="Times New Roman"/>
+          <w:color w:val="569CD6"/>
+          <w:sz w:val="21"/>
+          <w:szCs w:val="21"/>
+          <w:lang w:eastAsia="en-IN"/>
+        </w:rPr>
+        <w:t>p</w:t>
+      </w:r>
+      <w:r>
+        <w:rPr>
+          <w:rFonts w:ascii="Consolas" w:eastAsia="Times New Roman" w:hAnsi="Consolas" w:cs="Times New Roman"/>
+          <w:color w:val="808080"/>
+          <w:sz w:val="21"/>
+          <w:szCs w:val="21"/>
+          <w:lang w:eastAsia="en-IN"/>
+        </w:rPr>
+        <w:t>&gt;</w:t>
+      </w:r>
+    </w:p>
+    <w:p>
+      <w:pPr>
+        <w:shd w:val="clear" w:color="auto" w:fill="1E1E1E"/>
+        <w:spacing w:after="0" w:line="285" w:lineRule="atLeast"/>
+        <w:rPr>
+          <w:rFonts w:ascii="Consolas" w:eastAsia="Times New Roman" w:hAnsi="Consolas" w:cs="Times New Roman"/>
+          <w:color w:val="D4D4D4"/>
+          <w:sz w:val="21"/>
+          <w:szCs w:val="21"/>
+          <w:lang w:eastAsia="en-IN"/>
+        </w:rPr>
+      </w:pPr>
+      <w:r>
+        <w:rPr>
+          <w:rFonts w:ascii="Consolas" w:eastAsia="Times New Roman" w:hAnsi="Consolas" w:cs="Times New Roman"/>
+          <w:color w:val="D4D4D4"/>
+          <w:sz w:val="21"/>
+          <w:szCs w:val="21"/>
+          <w:lang w:eastAsia="en-IN"/>
+        </w:rPr>
+        <w:t>    </w:t>
+      </w:r>
+      <w:r>
+        <w:rPr>
+          <w:rFonts w:ascii="Consolas" w:eastAsia="Times New Roman" w:hAnsi="Consolas" w:cs="Times New Roman"/>
+          <w:color w:val="808080"/>
+          <w:sz w:val="21"/>
+          <w:szCs w:val="21"/>
+          <w:lang w:eastAsia="en-IN"/>
+        </w:rPr>
+        <w:t>&lt;/</w:t>
+      </w:r>
+      <w:r>
+        <w:rPr>
+          <w:rFonts w:ascii="Consolas" w:eastAsia="Times New Roman" w:hAnsi="Consolas" w:cs="Times New Roman"/>
+          <w:color w:val="4EC9B0"/>
+          <w:sz w:val="21"/>
+          <w:szCs w:val="21"/>
+          <w:lang w:eastAsia="en-IN"/>
+        </w:rPr>
+        <w:t>React.Fragment</w:t>
+      </w:r>
+      <w:r>
+        <w:rPr>
+          <w:rFonts w:ascii="Consolas" w:eastAsia="Times New Roman" w:hAnsi="Consolas" w:cs="Times New Roman"/>
+          <w:color w:val="808080"/>
+          <w:sz w:val="21"/>
+          <w:szCs w:val="21"/>
+          <w:lang w:eastAsia="en-IN"/>
+        </w:rPr>
+        <w:t>&gt;</w:t>
+      </w:r>
+    </w:p>
+    <w:p>
+      <w:pPr>
+        <w:shd w:val="clear" w:color="auto" w:fill="1E1E1E"/>
+        <w:spacing w:after="0" w:line="285" w:lineRule="atLeast"/>
+        <w:rPr>
+          <w:rFonts w:ascii="Consolas" w:eastAsia="Times New Roman" w:hAnsi="Consolas" w:cs="Times New Roman"/>
+          <w:color w:val="D4D4D4"/>
+          <w:sz w:val="21"/>
+          <w:szCs w:val="21"/>
+          <w:lang w:eastAsia="en-IN"/>
+        </w:rPr>
+      </w:pPr>
+      <w:r>
+        <w:rPr>
+          <w:rFonts w:ascii="Consolas" w:eastAsia="Times New Roman" w:hAnsi="Consolas" w:cs="Times New Roman"/>
+          <w:color w:val="D4D4D4"/>
+          <w:sz w:val="21"/>
+          <w:szCs w:val="21"/>
+          <w:lang w:eastAsia="en-IN"/>
+        </w:rPr>
+        <w:t>)</w:t>
+      </w:r>
+    </w:p>
+    <w:p>
+      <w:pPr>
+        <w:rPr>
+          <w:sz w:val="24"/>
+          <w:szCs w:val="24"/>
+        </w:rPr>
+      </w:pPr>
+      <w:r>
+        <w:rPr>
+          <w:sz w:val="24"/>
+          <w:szCs w:val="24"/>
+        </w:rPr>
+        <w:t>This above approach will always work</w:t>
+      </w:r>
+    </w:p>
+    <w:p>
+      <w:pPr>
+        <w:shd w:val="clear" w:color="auto" w:fill="1E1E1E"/>
+        <w:spacing w:after="0" w:line="285" w:lineRule="atLeast"/>
+        <w:rPr>
+          <w:rFonts w:ascii="Consolas" w:eastAsia="Times New Roman" w:hAnsi="Consolas" w:cs="Times New Roman"/>
+          <w:color w:val="D4D4D4"/>
+          <w:sz w:val="21"/>
+          <w:szCs w:val="21"/>
+          <w:lang w:eastAsia="en-IN"/>
+        </w:rPr>
+      </w:pPr>
+      <w:r>
+        <w:rPr>
+          <w:rFonts w:ascii="Consolas" w:eastAsia="Times New Roman" w:hAnsi="Consolas" w:cs="Times New Roman"/>
+          <w:color w:val="C586C0"/>
+          <w:sz w:val="21"/>
+          <w:szCs w:val="21"/>
+          <w:lang w:eastAsia="en-IN"/>
+        </w:rPr>
+        <w:t>return</w:t>
+      </w:r>
+      <w:r>
+        <w:rPr>
+          <w:rFonts w:ascii="Consolas" w:eastAsia="Times New Roman" w:hAnsi="Consolas" w:cs="Times New Roman"/>
+          <w:color w:val="D4D4D4"/>
+          <w:sz w:val="21"/>
+          <w:szCs w:val="21"/>
+          <w:lang w:eastAsia="en-IN"/>
+        </w:rPr>
+        <w:t> (</w:t>
+      </w:r>
+    </w:p>
+    <w:p>
+      <w:pPr>
+        <w:shd w:val="clear" w:color="auto" w:fill="1E1E1E"/>
+        <w:spacing w:after="0" w:line="285" w:lineRule="atLeast"/>
+        <w:rPr>
+          <w:rFonts w:ascii="Consolas" w:eastAsia="Times New Roman" w:hAnsi="Consolas" w:cs="Times New Roman"/>
+          <w:color w:val="D4D4D4"/>
+          <w:sz w:val="21"/>
+          <w:szCs w:val="21"/>
+          <w:lang w:eastAsia="en-IN"/>
+        </w:rPr>
+      </w:pPr>
+      <w:r>
+        <w:rPr>
+          <w:rFonts w:ascii="Consolas" w:eastAsia="Times New Roman" w:hAnsi="Consolas" w:cs="Times New Roman"/>
+          <w:color w:val="D4D4D4"/>
+          <w:sz w:val="21"/>
+          <w:szCs w:val="21"/>
+          <w:lang w:eastAsia="en-IN"/>
+        </w:rPr>
+        <w:t>    </w:t>
+      </w:r>
+      <w:r>
+        <w:rPr>
+          <w:rFonts w:ascii="Consolas" w:eastAsia="Times New Roman" w:hAnsi="Consolas" w:cs="Times New Roman"/>
+          <w:color w:val="808080"/>
+          <w:sz w:val="21"/>
+          <w:szCs w:val="21"/>
+          <w:lang w:eastAsia="en-IN"/>
+        </w:rPr>
+        <w:t>&lt;&gt;</w:t>
+      </w:r>
+    </w:p>
+    <w:p>
+      <w:pPr>
+        <w:shd w:val="clear" w:color="auto" w:fill="1E1E1E"/>
+        <w:spacing w:after="0" w:line="285" w:lineRule="atLeast"/>
+        <w:rPr>
+          <w:rFonts w:ascii="Consolas" w:eastAsia="Times New Roman" w:hAnsi="Consolas" w:cs="Times New Roman"/>
+          <w:color w:val="D4D4D4"/>
+          <w:sz w:val="21"/>
+          <w:szCs w:val="21"/>
+          <w:lang w:eastAsia="en-IN"/>
+        </w:rPr>
+      </w:pPr>
+      <w:r>
+        <w:rPr>
+          <w:rFonts w:ascii="Consolas" w:eastAsia="Times New Roman" w:hAnsi="Consolas" w:cs="Times New Roman"/>
+          <w:color w:val="D4D4D4"/>
+          <w:sz w:val="21"/>
+          <w:szCs w:val="21"/>
+          <w:lang w:eastAsia="en-IN"/>
+        </w:rPr>
+        <w:t>        </w:t>
+      </w:r>
+      <w:r>
+        <w:rPr>
+          <w:rFonts w:ascii="Consolas" w:eastAsia="Times New Roman" w:hAnsi="Consolas" w:cs="Times New Roman"/>
+          <w:color w:val="808080"/>
+          <w:sz w:val="21"/>
+          <w:szCs w:val="21"/>
+          <w:lang w:eastAsia="en-IN"/>
+        </w:rPr>
+        <w:t>&lt;</w:t>
+      </w:r>
+      <w:r>
+        <w:rPr>
+          <w:rFonts w:ascii="Consolas" w:eastAsia="Times New Roman" w:hAnsi="Consolas" w:cs="Times New Roman"/>
+          <w:color w:val="569CD6"/>
+          <w:sz w:val="21"/>
+          <w:szCs w:val="21"/>
+          <w:lang w:eastAsia="en-IN"/>
+        </w:rPr>
+        <w:t>h2</w:t>
+      </w:r>
+      <w:r>
+        <w:rPr>
+          <w:rFonts w:ascii="Consolas" w:eastAsia="Times New Roman" w:hAnsi="Consolas" w:cs="Times New Roman"/>
+          <w:color w:val="808080"/>
+          <w:sz w:val="21"/>
+          <w:szCs w:val="21"/>
+          <w:lang w:eastAsia="en-IN"/>
+        </w:rPr>
+        <w:t>&gt;</w:t>
+      </w:r>
+      <w:r>
+        <w:rPr>
+          <w:rFonts w:ascii="Consolas" w:eastAsia="Times New Roman" w:hAnsi="Consolas" w:cs="Times New Roman"/>
+          <w:color w:val="D4D4D4"/>
+          <w:sz w:val="21"/>
+          <w:szCs w:val="21"/>
+          <w:lang w:eastAsia="en-IN"/>
+        </w:rPr>
+        <w:t>Hi there!</w:t>
+      </w:r>
+      <w:r>
+        <w:rPr>
+          <w:rFonts w:ascii="Consolas" w:eastAsia="Times New Roman" w:hAnsi="Consolas" w:cs="Times New Roman"/>
+          <w:color w:val="808080"/>
+          <w:sz w:val="21"/>
+          <w:szCs w:val="21"/>
+          <w:lang w:eastAsia="en-IN"/>
+        </w:rPr>
+        <w:t>&lt;/</w:t>
+      </w:r>
+      <w:r>
+        <w:rPr>
+          <w:rFonts w:ascii="Consolas" w:eastAsia="Times New Roman" w:hAnsi="Consolas" w:cs="Times New Roman"/>
+          <w:color w:val="569CD6"/>
+          <w:sz w:val="21"/>
+          <w:szCs w:val="21"/>
+          <w:lang w:eastAsia="en-IN"/>
+        </w:rPr>
+        <w:t>h2</w:t>
+      </w:r>
+      <w:r>
+        <w:rPr>
+          <w:rFonts w:ascii="Consolas" w:eastAsia="Times New Roman" w:hAnsi="Consolas" w:cs="Times New Roman"/>
+          <w:color w:val="808080"/>
+          <w:sz w:val="21"/>
+          <w:szCs w:val="21"/>
+          <w:lang w:eastAsia="en-IN"/>
+        </w:rPr>
+        <w:t>&gt;</w:t>
+      </w:r>
+    </w:p>
+    <w:p>
+      <w:pPr>
+        <w:shd w:val="clear" w:color="auto" w:fill="1E1E1E"/>
+        <w:spacing w:after="0" w:line="285" w:lineRule="atLeast"/>
+        <w:rPr>
+          <w:rFonts w:ascii="Consolas" w:eastAsia="Times New Roman" w:hAnsi="Consolas" w:cs="Times New Roman"/>
+          <w:color w:val="D4D4D4"/>
+          <w:sz w:val="21"/>
+          <w:szCs w:val="21"/>
+          <w:lang w:eastAsia="en-IN"/>
+        </w:rPr>
+      </w:pPr>
+      <w:r>
+        <w:rPr>
+          <w:rFonts w:ascii="Consolas" w:eastAsia="Times New Roman" w:hAnsi="Consolas" w:cs="Times New Roman"/>
+          <w:color w:val="D4D4D4"/>
+          <w:sz w:val="21"/>
+          <w:szCs w:val="21"/>
+          <w:lang w:eastAsia="en-IN"/>
+        </w:rPr>
+        <w:t>        </w:t>
+      </w:r>
+      <w:r>
+        <w:rPr>
+          <w:rFonts w:ascii="Consolas" w:eastAsia="Times New Roman" w:hAnsi="Consolas" w:cs="Times New Roman"/>
+          <w:color w:val="808080"/>
+          <w:sz w:val="21"/>
+          <w:szCs w:val="21"/>
+          <w:lang w:eastAsia="en-IN"/>
+        </w:rPr>
+        <w:t>&lt;</w:t>
+      </w:r>
+      <w:r>
+        <w:rPr>
+          <w:rFonts w:ascii="Consolas" w:eastAsia="Times New Roman" w:hAnsi="Consolas" w:cs="Times New Roman"/>
+          <w:color w:val="569CD6"/>
+          <w:sz w:val="21"/>
+          <w:szCs w:val="21"/>
+          <w:lang w:eastAsia="en-IN"/>
+        </w:rPr>
+        <w:t>p</w:t>
+      </w:r>
+      <w:r>
+        <w:rPr>
+          <w:rFonts w:ascii="Consolas" w:eastAsia="Times New Roman" w:hAnsi="Consolas" w:cs="Times New Roman"/>
+          <w:color w:val="808080"/>
+          <w:sz w:val="21"/>
+          <w:szCs w:val="21"/>
+          <w:lang w:eastAsia="en-IN"/>
+        </w:rPr>
+        <w:t>&gt;</w:t>
+      </w:r>
+      <w:r>
+        <w:rPr>
+          <w:rFonts w:ascii="Consolas" w:eastAsia="Times New Roman" w:hAnsi="Consolas" w:cs="Times New Roman"/>
+          <w:color w:val="D4D4D4"/>
+          <w:sz w:val="21"/>
+          <w:szCs w:val="21"/>
+          <w:lang w:eastAsia="en-IN"/>
+        </w:rPr>
+        <w:t>This Works!</w:t>
+      </w:r>
+      <w:r>
+        <w:rPr>
+          <w:rFonts w:ascii="Consolas" w:eastAsia="Times New Roman" w:hAnsi="Consolas" w:cs="Times New Roman"/>
+          <w:color w:val="808080"/>
+          <w:sz w:val="21"/>
+          <w:szCs w:val="21"/>
+          <w:lang w:eastAsia="en-IN"/>
+        </w:rPr>
+        <w:t>&lt;</w:t>
+      </w:r>
+      <w:r>
+        <w:rPr>
+          <w:rFonts w:ascii="Consolas" w:eastAsia="Times New Roman" w:hAnsi="Consolas" w:cs="Times New Roman"/>
+          <w:color w:val="569CD6"/>
+          <w:sz w:val="21"/>
+          <w:szCs w:val="21"/>
+          <w:lang w:eastAsia="en-IN"/>
+        </w:rPr>
+        <w:t>p</w:t>
+      </w:r>
+      <w:r>
+        <w:rPr>
+          <w:rFonts w:ascii="Consolas" w:eastAsia="Times New Roman" w:hAnsi="Consolas" w:cs="Times New Roman"/>
+          <w:color w:val="808080"/>
+          <w:sz w:val="21"/>
+          <w:szCs w:val="21"/>
+          <w:lang w:eastAsia="en-IN"/>
+        </w:rPr>
+        <w:t>&gt;</w:t>
+      </w:r>
+    </w:p>
+    <w:p>
+      <w:pPr>
+        <w:shd w:val="clear" w:color="auto" w:fill="1E1E1E"/>
+        <w:spacing w:after="0" w:line="285" w:lineRule="atLeast"/>
+        <w:rPr>
+          <w:rFonts w:ascii="Consolas" w:eastAsia="Times New Roman" w:hAnsi="Consolas" w:cs="Times New Roman"/>
+          <w:color w:val="D4D4D4"/>
+          <w:sz w:val="21"/>
+          <w:szCs w:val="21"/>
+          <w:lang w:eastAsia="en-IN"/>
+        </w:rPr>
+      </w:pPr>
+      <w:r>
+        <w:rPr>
+          <w:rFonts w:ascii="Consolas" w:eastAsia="Times New Roman" w:hAnsi="Consolas" w:cs="Times New Roman"/>
+          <w:color w:val="D4D4D4"/>
+          <w:sz w:val="21"/>
+          <w:szCs w:val="21"/>
+          <w:lang w:eastAsia="en-IN"/>
+        </w:rPr>
+        <w:t>    </w:t>
+      </w:r>
+      <w:r>
+        <w:rPr>
+          <w:rFonts w:ascii="Consolas" w:eastAsia="Times New Roman" w:hAnsi="Consolas" w:cs="Times New Roman"/>
+          <w:color w:val="808080"/>
+          <w:sz w:val="21"/>
+          <w:szCs w:val="21"/>
+          <w:lang w:eastAsia="en-IN"/>
+        </w:rPr>
+        <w:t>&lt;/&gt;</w:t>
+      </w:r>
+    </w:p>
+    <w:p>
+      <w:pPr>
+        <w:shd w:val="clear" w:color="auto" w:fill="1E1E1E"/>
+        <w:spacing w:after="0" w:line="285" w:lineRule="atLeast"/>
+        <w:rPr>
+          <w:rFonts w:ascii="Consolas" w:eastAsia="Times New Roman" w:hAnsi="Consolas" w:cs="Times New Roman"/>
+          <w:color w:val="D4D4D4"/>
+          <w:sz w:val="21"/>
+          <w:szCs w:val="21"/>
+          <w:lang w:eastAsia="en-IN"/>
+        </w:rPr>
+      </w:pPr>
+      <w:r>
+        <w:rPr>
+          <w:rFonts w:ascii="Consolas" w:eastAsia="Times New Roman" w:hAnsi="Consolas" w:cs="Times New Roman"/>
+          <w:color w:val="D4D4D4"/>
+          <w:sz w:val="21"/>
+          <w:szCs w:val="21"/>
+          <w:lang w:eastAsia="en-IN"/>
+        </w:rPr>
+        <w:t>)</w:t>
+      </w:r>
+    </w:p>
+    <w:p>
+      <w:pPr>
+        <w:rPr>
+          <w:sz w:val="24"/>
+          <w:szCs w:val="24"/>
+        </w:rPr>
+      </w:pPr>
+      <w:r>
+        <w:rPr>
+          <w:sz w:val="24"/>
+          <w:szCs w:val="24"/>
+        </w:rPr>
+        <w:t>The above may or may not work depending on the project setup.</w:t>
+      </w:r>
+    </w:p>
+    <w:p>
+      <w:pPr>
+        <w:rPr>
+          <w:sz w:val="24"/>
+          <w:szCs w:val="24"/>
+        </w:rPr>
+      </w:pPr>
+      <w:r>
+        <w:rPr>
+          <w:sz w:val="24"/>
+          <w:szCs w:val="24"/>
+        </w:rPr>
+        <w:t xml:space="preserve">So instead of unnecessary divs as wrappers, we use fragments or </w:t>
+      </w:r>
+      <w:r>
+        <w:rPr>
+          <w:sz w:val="24"/>
+          <w:szCs w:val="24"/>
+        </w:rPr>
+        <w:t>&lt;&gt;. (Video 4)</w:t>
+      </w:r>
+    </w:p>
+    <w:p>
+      <w:pPr>
+        <w:rPr>
+          <w:sz w:val="24"/>
+          <w:szCs w:val="24"/>
+        </w:rPr>
+      </w:pPr>
+      <w:r>
+        <w:rPr>
+          <w:sz w:val="24"/>
+          <w:szCs w:val="24"/>
+        </w:rPr>
+        <w:t xml:space="preserve">3: We use Portals to move our html code somewhere else </w:t>
+      </w:r>
+      <w:r>
+        <w:rPr>
+          <w:sz w:val="24"/>
+          <w:szCs w:val="24"/>
+        </w:rPr>
+        <w:t>(</w:t>
+      </w:r>
+      <w:r>
+        <w:rPr>
+          <w:sz w:val="24"/>
+          <w:szCs w:val="24"/>
+        </w:rPr>
+        <w:t>NOT CLEAR…</w:t>
+      </w:r>
+      <w:r>
+        <w:rPr>
+          <w:sz w:val="24"/>
+          <w:szCs w:val="24"/>
+        </w:rPr>
+        <w:t>READ ABOUT PORTALS)</w:t>
+      </w:r>
+      <w:r>
+        <w:rPr>
+          <w:sz w:val="24"/>
+          <w:szCs w:val="24"/>
+        </w:rPr>
+        <w:t>.</w:t>
+      </w:r>
+    </w:p>
+    <w:p>
+      <w:pPr>
+        <w:rPr>
+          <w:sz w:val="24"/>
+          <w:szCs w:val="24"/>
+        </w:rPr>
+      </w:pPr>
+      <w:r>
+        <w:rPr>
+          <w:sz w:val="24"/>
+          <w:szCs w:val="24"/>
+        </w:rPr>
+        <w:t xml:space="preserve">4: </w:t>
+      </w:r>
+      <w:r>
+        <w:rPr>
+          <w:sz w:val="24"/>
+          <w:szCs w:val="24"/>
+        </w:rPr>
+        <w:t>W</w:t>
+      </w:r>
+      <w:r>
+        <w:rPr>
+          <w:sz w:val="24"/>
+          <w:szCs w:val="24"/>
+        </w:rPr>
+        <w:t>e connect our html elements with Javascript code</w:t>
+      </w:r>
+      <w:r>
+        <w:rPr>
+          <w:sz w:val="24"/>
+          <w:szCs w:val="24"/>
+        </w:rPr>
+        <w:t xml:space="preserve"> with useRef hook. But We should not (not CANNOT) manipulate the DOM using useRef.  </w:t>
+      </w:r>
+    </w:p>
+    <w:p>
+      <w:pPr>
+        <w:rPr>
+          <w:sz w:val="24"/>
+          <w:szCs w:val="24"/>
+        </w:rPr>
+      </w:pPr>
+      <w:r>
+        <w:rPr>
+          <w:sz w:val="24"/>
+          <w:szCs w:val="24"/>
+        </w:rPr>
+        <w:t>Eg: enteredUserNameInput = useRef();</w:t>
+      </w:r>
+      <w:r>
+        <w:rPr>
+          <w:sz w:val="24"/>
+          <w:szCs w:val="24"/>
+        </w:rPr>
+        <w:t xml:space="preserve"> //useRef() returns an object</w:t>
+      </w:r>
+    </w:p>
+    <w:p>
+      <w:pPr>
+        <w:rPr>
+          <w:sz w:val="24"/>
+          <w:szCs w:val="24"/>
+        </w:rPr>
+      </w:pPr>
+      <w:r>
+        <w:rPr>
+          <w:sz w:val="24"/>
+          <w:szCs w:val="24"/>
+        </w:rPr>
+        <w:t>Now simply insert the ref field in the html element you want to connect</w:t>
+      </w:r>
+    </w:p>
+    <w:p>
+      <w:pPr>
+        <w:rPr>
+          <w:sz w:val="24"/>
+          <w:szCs w:val="24"/>
+        </w:rPr>
+      </w:pPr>
+      <w:r>
+        <w:rPr>
+          <w:sz w:val="24"/>
+          <w:szCs w:val="24"/>
+        </w:rPr>
+        <w:t xml:space="preserve">&lt;input ref = {enteredUserNameInput}&gt; </w:t>
+      </w:r>
+    </w:p>
+    <w:p>
+      <w:pPr>
+        <w:rPr>
+          <w:sz w:val="24"/>
+          <w:szCs w:val="24"/>
+        </w:rPr>
+      </w:pPr>
+      <w:r>
+        <w:rPr>
+          <w:sz w:val="24"/>
+          <w:szCs w:val="24"/>
+        </w:rPr>
+        <w:t>USE REFS WHEN WE NEED TO READ A VALUE. When we were using the state, the setState method of that input field was called whenever we changed the input (Unnecessary Re-rendering). So instead of this we use refs to avoid such re-rendering. We can modify values using refs but it is advised not to do so</w:t>
+      </w:r>
+    </w:p>
+    <w:p>
+      <w:pPr>
+        <w:rPr>
+          <w:sz w:val="24"/>
+          <w:szCs w:val="24"/>
+        </w:rPr>
+      </w:pPr>
+      <w:r>
+        <w:rPr>
+          <w:sz w:val="24"/>
+          <w:szCs w:val="24"/>
+        </w:rPr>
+        <w:t>5: Controlled vs Uncontrolled</w:t>
+      </w:r>
+      <w:r>
+        <w:rPr>
+          <w:sz w:val="24"/>
+          <w:szCs w:val="24"/>
+        </w:rPr>
+        <w:t xml:space="preserve"> Components (NOT CLEAR…READ ABOUT IT) </w:t>
       </w:r>
     </w:p>
     <w:p>

--- a/Learnings.docx
+++ b/Learnings.docx
@@ -86,7 +86,23 @@
           <w:sz w:val="24"/>
           <w:szCs w:val="24"/>
         </w:rPr>
-        <w:t xml:space="preserve"> When we open our react app, the code in the index.js file is excecuted.</w:t>
+        <w:t xml:space="preserve"> When we open our react app, the code in the index.js file is </w:t>
+      </w:r>
+      <w:proofErr w:type="spellStart"/>
+      <w:r>
+        <w:rPr>
+          <w:sz w:val="24"/>
+          <w:szCs w:val="24"/>
+        </w:rPr>
+        <w:t>excecuted</w:t>
+      </w:r>
+      <w:proofErr w:type="spellEnd"/>
+      <w:r>
+        <w:rPr>
+          <w:sz w:val="24"/>
+          <w:szCs w:val="24"/>
+        </w:rPr>
+        <w:t>.</w:t>
       </w:r>
     </w:p>
     <w:p>
@@ -103,6 +119,45 @@
         </w:rPr>
         <w:t>2: Components are nothing but a function which may have some JS code and returns JSX code (Similar to HTML code).</w:t>
       </w:r>
+      <w:r>
+        <w:rPr>
+          <w:sz w:val="24"/>
+          <w:szCs w:val="24"/>
+        </w:rPr>
+        <w:t xml:space="preserve"> (Not necessarily JSX code…we can also use the </w:t>
+      </w:r>
+      <w:proofErr w:type="spellStart"/>
+      <w:r>
+        <w:rPr>
+          <w:sz w:val="24"/>
+          <w:szCs w:val="24"/>
+        </w:rPr>
+        <w:t>React.createElement</w:t>
+      </w:r>
+      <w:proofErr w:type="spellEnd"/>
+      <w:r>
+        <w:rPr>
+          <w:sz w:val="24"/>
+          <w:szCs w:val="24"/>
+        </w:rPr>
+        <w:t xml:space="preserve"> function. Actually, behind the scenes, React converts the JSX code to the </w:t>
+      </w:r>
+      <w:proofErr w:type="spellStart"/>
+      <w:r>
+        <w:rPr>
+          <w:sz w:val="24"/>
+          <w:szCs w:val="24"/>
+        </w:rPr>
+        <w:t>createElement</w:t>
+      </w:r>
+      <w:proofErr w:type="spellEnd"/>
+      <w:r>
+        <w:rPr>
+          <w:sz w:val="24"/>
+          <w:szCs w:val="24"/>
+        </w:rPr>
+        <w:t xml:space="preserve"> function)</w:t>
+      </w:r>
     </w:p>
     <w:p>
       <w:pPr>
@@ -131,45 +186,141 @@
           <w:sz w:val="24"/>
           <w:szCs w:val="24"/>
         </w:rPr>
-        <w:t>4: We can also make a custom html component, but to display elements inside the custom component, we would have to use special keyword: {props.children} and to use the className, we would have to use {props.className} in the component.js file.</w:t>
-      </w:r>
-    </w:p>
-    <w:p>
-      <w:pPr>
-        <w:rPr>
-          <w:sz w:val="24"/>
-          <w:szCs w:val="24"/>
-        </w:rPr>
-      </w:pPr>
-      <w:r>
-        <w:rPr>
-          <w:sz w:val="24"/>
-          <w:szCs w:val="24"/>
-        </w:rPr>
-        <w:t>5: The JSX code is then converted into the code that the browsers understand with the help of React Library. But in the modern projects, we need not import react.</w:t>
-      </w:r>
-    </w:p>
-    <w:p>
-      <w:pPr>
-        <w:rPr>
-          <w:sz w:val="24"/>
-          <w:szCs w:val="24"/>
-        </w:rPr>
-      </w:pPr>
-      <w:r>
-        <w:rPr>
-          <w:sz w:val="24"/>
-          <w:szCs w:val="24"/>
-        </w:rPr>
-        <w:t>6: The reason for using a single wrapper in the return statement of JSX code is that when we run this code, the react library runs React.createElement(</w:t>
-      </w:r>
-      <w:r>
-        <w:rPr>
-          <w:sz w:val="24"/>
-          <w:szCs w:val="24"/>
-        </w:rPr>
-        <w:t>tagName, attributes, contentsOfTheTag</w:t>
-      </w:r>
+        <w:t>4: We can also make a custom html component, but to display elements inside the custom component, we would have to use special keyword: {</w:t>
+      </w:r>
+      <w:proofErr w:type="spellStart"/>
+      <w:r>
+        <w:rPr>
+          <w:sz w:val="24"/>
+          <w:szCs w:val="24"/>
+        </w:rPr>
+        <w:t>props.children</w:t>
+      </w:r>
+      <w:proofErr w:type="spellEnd"/>
+      <w:r>
+        <w:rPr>
+          <w:sz w:val="24"/>
+          <w:szCs w:val="24"/>
+        </w:rPr>
+        <w:t xml:space="preserve">} and to use the </w:t>
+      </w:r>
+      <w:proofErr w:type="spellStart"/>
+      <w:r>
+        <w:rPr>
+          <w:sz w:val="24"/>
+          <w:szCs w:val="24"/>
+        </w:rPr>
+        <w:t>className</w:t>
+      </w:r>
+      <w:proofErr w:type="spellEnd"/>
+      <w:r>
+        <w:rPr>
+          <w:sz w:val="24"/>
+          <w:szCs w:val="24"/>
+        </w:rPr>
+        <w:t>, we would have to use {</w:t>
+      </w:r>
+      <w:proofErr w:type="spellStart"/>
+      <w:r>
+        <w:rPr>
+          <w:sz w:val="24"/>
+          <w:szCs w:val="24"/>
+        </w:rPr>
+        <w:t>props.className</w:t>
+      </w:r>
+      <w:proofErr w:type="spellEnd"/>
+      <w:r>
+        <w:rPr>
+          <w:sz w:val="24"/>
+          <w:szCs w:val="24"/>
+        </w:rPr>
+        <w:t>} in the component.js file.</w:t>
+      </w:r>
+    </w:p>
+    <w:p>
+      <w:pPr>
+        <w:rPr>
+          <w:sz w:val="24"/>
+          <w:szCs w:val="24"/>
+        </w:rPr>
+      </w:pPr>
+      <w:r>
+        <w:rPr>
+          <w:sz w:val="24"/>
+          <w:szCs w:val="24"/>
+        </w:rPr>
+        <w:t>5: The JSX code is then converted into the code that the browsers understand with the help of React Library. But in the modern projects, we need not import react</w:t>
+      </w:r>
+      <w:r>
+        <w:rPr>
+          <w:sz w:val="24"/>
+          <w:szCs w:val="24"/>
+        </w:rPr>
+        <w:t xml:space="preserve"> for executing JSX code</w:t>
+      </w:r>
+      <w:r>
+        <w:rPr>
+          <w:sz w:val="24"/>
+          <w:szCs w:val="24"/>
+        </w:rPr>
+        <w:t>.</w:t>
+      </w:r>
+    </w:p>
+    <w:p>
+      <w:pPr>
+        <w:rPr>
+          <w:sz w:val="24"/>
+          <w:szCs w:val="24"/>
+        </w:rPr>
+      </w:pPr>
+      <w:r>
+        <w:rPr>
+          <w:sz w:val="24"/>
+          <w:szCs w:val="24"/>
+        </w:rPr>
+        <w:t xml:space="preserve">6: The reason for using a single wrapper in the return statement of JSX code is that when we run this code, the react library runs </w:t>
+      </w:r>
+      <w:proofErr w:type="spellStart"/>
+      <w:r>
+        <w:rPr>
+          <w:sz w:val="24"/>
+          <w:szCs w:val="24"/>
+        </w:rPr>
+        <w:t>React.createElement</w:t>
+      </w:r>
+      <w:proofErr w:type="spellEnd"/>
+      <w:r>
+        <w:rPr>
+          <w:sz w:val="24"/>
+          <w:szCs w:val="24"/>
+        </w:rPr>
+        <w:t>(</w:t>
+      </w:r>
+      <w:proofErr w:type="spellStart"/>
+      <w:r>
+        <w:rPr>
+          <w:sz w:val="24"/>
+          <w:szCs w:val="24"/>
+        </w:rPr>
+        <w:t>tagName</w:t>
+      </w:r>
+      <w:proofErr w:type="spellEnd"/>
+      <w:r>
+        <w:rPr>
+          <w:sz w:val="24"/>
+          <w:szCs w:val="24"/>
+        </w:rPr>
+        <w:t xml:space="preserve">, attributes, </w:t>
+      </w:r>
+      <w:proofErr w:type="spellStart"/>
+      <w:r>
+        <w:rPr>
+          <w:sz w:val="24"/>
+          <w:szCs w:val="24"/>
+        </w:rPr>
+        <w:t>contentsOfTheTag</w:t>
+      </w:r>
+      <w:proofErr w:type="spellEnd"/>
       <w:r>
         <w:rPr>
           <w:sz w:val="24"/>
@@ -276,7 +427,39 @@
           <w:sz w:val="24"/>
           <w:szCs w:val="24"/>
         </w:rPr>
-        <w:t xml:space="preserve"> that function’s name with “Handler”. (Eg: If you are writing a function that is triggered by the onclick event of a button, you can name the function clickHandler)</w:t>
+        <w:t xml:space="preserve"> that function’s name with “Handler”. (</w:t>
+      </w:r>
+      <w:proofErr w:type="spellStart"/>
+      <w:r>
+        <w:rPr>
+          <w:sz w:val="24"/>
+          <w:szCs w:val="24"/>
+        </w:rPr>
+        <w:t>Eg</w:t>
+      </w:r>
+      <w:proofErr w:type="spellEnd"/>
+      <w:r>
+        <w:rPr>
+          <w:sz w:val="24"/>
+          <w:szCs w:val="24"/>
+        </w:rPr>
+        <w:t xml:space="preserve">: If you are writing a function that is triggered by the onclick event of a button, you can name the function </w:t>
+      </w:r>
+      <w:proofErr w:type="spellStart"/>
+      <w:r>
+        <w:rPr>
+          <w:sz w:val="24"/>
+          <w:szCs w:val="24"/>
+        </w:rPr>
+        <w:t>clickHandler</w:t>
+      </w:r>
+      <w:proofErr w:type="spellEnd"/>
+      <w:r>
+        <w:rPr>
+          <w:sz w:val="24"/>
+          <w:szCs w:val="24"/>
+        </w:rPr>
+        <w:t>)</w:t>
       </w:r>
     </w:p>
     <w:p>
@@ -341,14 +524,86 @@
           <w:sz w:val="24"/>
           <w:szCs w:val="24"/>
         </w:rPr>
-        <w:t xml:space="preserve">4: To call the component function again when we want to display our updated page, we use useState() method </w:t>
-      </w:r>
-      <w:r>
-        <w:rPr>
-          <w:sz w:val="24"/>
-          <w:szCs w:val="24"/>
-        </w:rPr>
-        <w:t>from the react library. The useState() function must be inside the main component function and it must not be inside the nested functions. The useState function takes an argument. The argument can be anything which we want to update. The useState function then returns an array of 2 elements. First element being the value of the argument which we want to change and the 2</w:t>
+        <w:t xml:space="preserve">4: To call the component function again when we want to display our updated page, we use </w:t>
+      </w:r>
+      <w:proofErr w:type="spellStart"/>
+      <w:r>
+        <w:rPr>
+          <w:sz w:val="24"/>
+          <w:szCs w:val="24"/>
+        </w:rPr>
+        <w:t>useState</w:t>
+      </w:r>
+      <w:proofErr w:type="spellEnd"/>
+      <w:r>
+        <w:rPr>
+          <w:sz w:val="24"/>
+          <w:szCs w:val="24"/>
+        </w:rPr>
+        <w:t xml:space="preserve">() method </w:t>
+      </w:r>
+      <w:r>
+        <w:rPr>
+          <w:sz w:val="24"/>
+          <w:szCs w:val="24"/>
+        </w:rPr>
+        <w:t xml:space="preserve">from the react library. The </w:t>
+      </w:r>
+      <w:proofErr w:type="spellStart"/>
+      <w:r>
+        <w:rPr>
+          <w:sz w:val="24"/>
+          <w:szCs w:val="24"/>
+        </w:rPr>
+        <w:t>useState</w:t>
+      </w:r>
+      <w:proofErr w:type="spellEnd"/>
+      <w:r>
+        <w:rPr>
+          <w:sz w:val="24"/>
+          <w:szCs w:val="24"/>
+        </w:rPr>
+        <w:t xml:space="preserve">() function must be inside the main component function and it must not be inside the nested functions. The </w:t>
+      </w:r>
+      <w:proofErr w:type="spellStart"/>
+      <w:r>
+        <w:rPr>
+          <w:sz w:val="24"/>
+          <w:szCs w:val="24"/>
+        </w:rPr>
+        <w:t>useState</w:t>
+      </w:r>
+      <w:proofErr w:type="spellEnd"/>
+      <w:r>
+        <w:rPr>
+          <w:sz w:val="24"/>
+          <w:szCs w:val="24"/>
+        </w:rPr>
+        <w:t xml:space="preserve"> function takes an argument. The argument can be anything which we want to update. The </w:t>
+      </w:r>
+      <w:proofErr w:type="spellStart"/>
+      <w:r>
+        <w:rPr>
+          <w:sz w:val="24"/>
+          <w:szCs w:val="24"/>
+        </w:rPr>
+        <w:t>useState</w:t>
+      </w:r>
+      <w:proofErr w:type="spellEnd"/>
+      <w:r>
+        <w:rPr>
+          <w:sz w:val="24"/>
+          <w:szCs w:val="24"/>
+        </w:rPr>
+        <w:t xml:space="preserve"> </w:t>
+      </w:r>
+      <w:r>
+        <w:rPr>
+          <w:sz w:val="24"/>
+          <w:szCs w:val="24"/>
+        </w:rPr>
+        <w:lastRenderedPageBreak/>
+        <w:t>function then returns an array of 2 elements. First element being the value of the argument which we want to change and the 2</w:t>
       </w:r>
       <w:r>
         <w:rPr>
@@ -378,8 +633,87 @@
           <w:sz w:val="24"/>
           <w:szCs w:val="24"/>
         </w:rPr>
-        <w:lastRenderedPageBreak/>
-        <w:t>5. Why are we using const variables for the setState method when the value is being updated? We see that when we use the useState method, the component function is CALLED again, and then the useState method assigns the updated value to the new const variable.</w:t>
+        <w:t xml:space="preserve">5. Why are we using </w:t>
+      </w:r>
+      <w:proofErr w:type="spellStart"/>
+      <w:r>
+        <w:rPr>
+          <w:sz w:val="24"/>
+          <w:szCs w:val="24"/>
+        </w:rPr>
+        <w:t>const</w:t>
+      </w:r>
+      <w:proofErr w:type="spellEnd"/>
+      <w:r>
+        <w:rPr>
+          <w:sz w:val="24"/>
+          <w:szCs w:val="24"/>
+        </w:rPr>
+        <w:t xml:space="preserve"> variables for the </w:t>
+      </w:r>
+      <w:proofErr w:type="spellStart"/>
+      <w:r>
+        <w:rPr>
+          <w:sz w:val="24"/>
+          <w:szCs w:val="24"/>
+        </w:rPr>
+        <w:t>setState</w:t>
+      </w:r>
+      <w:proofErr w:type="spellEnd"/>
+      <w:r>
+        <w:rPr>
+          <w:sz w:val="24"/>
+          <w:szCs w:val="24"/>
+        </w:rPr>
+        <w:t xml:space="preserve"> method when the value is being updated? We see that when we use the </w:t>
+      </w:r>
+      <w:proofErr w:type="spellStart"/>
+      <w:r>
+        <w:rPr>
+          <w:sz w:val="24"/>
+          <w:szCs w:val="24"/>
+        </w:rPr>
+        <w:t>useState</w:t>
+      </w:r>
+      <w:proofErr w:type="spellEnd"/>
+      <w:r>
+        <w:rPr>
+          <w:sz w:val="24"/>
+          <w:szCs w:val="24"/>
+        </w:rPr>
+        <w:t xml:space="preserve"> method, the component function is CALLED again, and then the </w:t>
+      </w:r>
+      <w:proofErr w:type="spellStart"/>
+      <w:r>
+        <w:rPr>
+          <w:sz w:val="24"/>
+          <w:szCs w:val="24"/>
+        </w:rPr>
+        <w:t>useState</w:t>
+      </w:r>
+      <w:proofErr w:type="spellEnd"/>
+      <w:r>
+        <w:rPr>
+          <w:sz w:val="24"/>
+          <w:szCs w:val="24"/>
+        </w:rPr>
+        <w:t xml:space="preserve"> method assigns the updated value to the new </w:t>
+      </w:r>
+      <w:proofErr w:type="spellStart"/>
+      <w:r>
+        <w:rPr>
+          <w:sz w:val="24"/>
+          <w:szCs w:val="24"/>
+        </w:rPr>
+        <w:t>const</w:t>
+      </w:r>
+      <w:proofErr w:type="spellEnd"/>
+      <w:r>
+        <w:rPr>
+          <w:sz w:val="24"/>
+          <w:szCs w:val="24"/>
+        </w:rPr>
+        <w:t xml:space="preserve"> variable.</w:t>
       </w:r>
       <w:r>
         <w:rPr>
@@ -407,44 +741,140 @@
           <w:sz w:val="24"/>
           <w:szCs w:val="24"/>
         </w:rPr>
-        <w:t>. The variable returned by the useState method is a STATE variable and normally variables disappear after function ends but state variable is preserved by the react.</w:t>
-      </w:r>
-    </w:p>
-    <w:p>
-      <w:pPr>
-        <w:rPr>
-          <w:sz w:val="24"/>
-          <w:szCs w:val="24"/>
-        </w:rPr>
-      </w:pPr>
-      <w:r>
-        <w:rPr>
-          <w:sz w:val="24"/>
-          <w:szCs w:val="24"/>
-        </w:rPr>
-        <w:t xml:space="preserve">6: Note that the setState method is asynchronous. </w:t>
-      </w:r>
-      <w:r>
-        <w:rPr>
-          <w:sz w:val="24"/>
-          <w:szCs w:val="24"/>
-        </w:rPr>
-        <w:t>React intentionally “waits” until all components call setState() in their event handlers before starting to re-render. This boosts performance by avoiding unnecessary re-renders.</w:t>
-      </w:r>
-    </w:p>
-    <w:p>
-      <w:pPr>
-        <w:rPr>
-          <w:sz w:val="24"/>
-          <w:szCs w:val="24"/>
-        </w:rPr>
-      </w:pPr>
-      <w:r>
-        <w:rPr>
-          <w:sz w:val="24"/>
-          <w:szCs w:val="24"/>
-        </w:rPr>
-        <w:t>7: IMPORTANT RULE: Whenever our state depends on prev state, use function inside the setState method which passes the prev state parameter. The reason for this is that React schedules state updates, and if we change states many times, we could be depending on an outdated state or an incorrect state. (DID NOT UNDERSTAND IT COMPLETELY. MODULE 4: VIDEO 11)</w:t>
+        <w:t xml:space="preserve">. The variable returned by the </w:t>
+      </w:r>
+      <w:proofErr w:type="spellStart"/>
+      <w:r>
+        <w:rPr>
+          <w:sz w:val="24"/>
+          <w:szCs w:val="24"/>
+        </w:rPr>
+        <w:t>useState</w:t>
+      </w:r>
+      <w:proofErr w:type="spellEnd"/>
+      <w:r>
+        <w:rPr>
+          <w:sz w:val="24"/>
+          <w:szCs w:val="24"/>
+        </w:rPr>
+        <w:t xml:space="preserve"> method is a STATE variable and normally variables disappear after function ends but state variable is preserved by the react.</w:t>
+      </w:r>
+    </w:p>
+    <w:p>
+      <w:pPr>
+        <w:rPr>
+          <w:sz w:val="24"/>
+          <w:szCs w:val="24"/>
+        </w:rPr>
+      </w:pPr>
+      <w:r>
+        <w:rPr>
+          <w:sz w:val="24"/>
+          <w:szCs w:val="24"/>
+        </w:rPr>
+        <w:t xml:space="preserve">6: Note that the </w:t>
+      </w:r>
+      <w:proofErr w:type="spellStart"/>
+      <w:r>
+        <w:rPr>
+          <w:sz w:val="24"/>
+          <w:szCs w:val="24"/>
+        </w:rPr>
+        <w:t>setState</w:t>
+      </w:r>
+      <w:proofErr w:type="spellEnd"/>
+      <w:r>
+        <w:rPr>
+          <w:sz w:val="24"/>
+          <w:szCs w:val="24"/>
+        </w:rPr>
+        <w:t xml:space="preserve"> method is asynchronous. </w:t>
+      </w:r>
+      <w:r>
+        <w:rPr>
+          <w:sz w:val="24"/>
+          <w:szCs w:val="24"/>
+        </w:rPr>
+        <w:t xml:space="preserve">React intentionally “waits” until all components call </w:t>
+      </w:r>
+      <w:proofErr w:type="spellStart"/>
+      <w:r>
+        <w:rPr>
+          <w:sz w:val="24"/>
+          <w:szCs w:val="24"/>
+        </w:rPr>
+        <w:t>setState</w:t>
+      </w:r>
+      <w:proofErr w:type="spellEnd"/>
+      <w:r>
+        <w:rPr>
+          <w:sz w:val="24"/>
+          <w:szCs w:val="24"/>
+        </w:rPr>
+        <w:t>() in their event handlers before starting to re-render. This boosts performance by avoiding unnecessary re-renders.</w:t>
+      </w:r>
+    </w:p>
+    <w:p>
+      <w:pPr>
+        <w:rPr>
+          <w:sz w:val="24"/>
+          <w:szCs w:val="24"/>
+        </w:rPr>
+      </w:pPr>
+      <w:r>
+        <w:rPr>
+          <w:sz w:val="24"/>
+          <w:szCs w:val="24"/>
+        </w:rPr>
+        <w:t xml:space="preserve">7: IMPORTANT RULE: Whenever our state depends on </w:t>
+      </w:r>
+      <w:proofErr w:type="spellStart"/>
+      <w:r>
+        <w:rPr>
+          <w:sz w:val="24"/>
+          <w:szCs w:val="24"/>
+        </w:rPr>
+        <w:t>prev</w:t>
+      </w:r>
+      <w:proofErr w:type="spellEnd"/>
+      <w:r>
+        <w:rPr>
+          <w:sz w:val="24"/>
+          <w:szCs w:val="24"/>
+        </w:rPr>
+        <w:t xml:space="preserve"> state, use function inside the </w:t>
+      </w:r>
+      <w:proofErr w:type="spellStart"/>
+      <w:r>
+        <w:rPr>
+          <w:sz w:val="24"/>
+          <w:szCs w:val="24"/>
+        </w:rPr>
+        <w:t>setState</w:t>
+      </w:r>
+      <w:proofErr w:type="spellEnd"/>
+      <w:r>
+        <w:rPr>
+          <w:sz w:val="24"/>
+          <w:szCs w:val="24"/>
+        </w:rPr>
+        <w:t xml:space="preserve"> method which passes the </w:t>
+      </w:r>
+      <w:proofErr w:type="spellStart"/>
+      <w:r>
+        <w:rPr>
+          <w:sz w:val="24"/>
+          <w:szCs w:val="24"/>
+        </w:rPr>
+        <w:t>prev</w:t>
+      </w:r>
+      <w:proofErr w:type="spellEnd"/>
+      <w:r>
+        <w:rPr>
+          <w:sz w:val="24"/>
+          <w:szCs w:val="24"/>
+        </w:rPr>
+        <w:t xml:space="preserve"> state parameter. The reason for this is that React schedules state updates, and if we change states many times, we could be depending on an outdated state or an incorrect state. (DID NOT UNDERSTAND IT COMPLETELY. MODULE 4: VIDEO 11)</w:t>
       </w:r>
     </w:p>
     <w:p>
@@ -502,7 +932,23 @@
           <w:sz w:val="24"/>
           <w:szCs w:val="24"/>
         </w:rPr>
-        <w:t>1: React is capable of rendering an array of JSX elements. Eg: In your return statement of functional components, the following will work</w:t>
+        <w:t xml:space="preserve">1: React is capable of rendering an array of JSX elements. </w:t>
+      </w:r>
+      <w:proofErr w:type="spellStart"/>
+      <w:r>
+        <w:rPr>
+          <w:sz w:val="24"/>
+          <w:szCs w:val="24"/>
+        </w:rPr>
+        <w:t>Eg</w:t>
+      </w:r>
+      <w:proofErr w:type="spellEnd"/>
+      <w:r>
+        <w:rPr>
+          <w:sz w:val="24"/>
+          <w:szCs w:val="24"/>
+        </w:rPr>
+        <w:t>: In your return statement of functional components, the following will work</w:t>
       </w:r>
     </w:p>
     <w:p>
@@ -662,22 +1108,48 @@
           <w:sz w:val="24"/>
           <w:szCs w:val="24"/>
         </w:rPr>
-        <w:t>2: So if we need to display a dynamic array of objects, we can use array.map() method in the JSX code which takes in a function and applies that function to every element of the array and returns an array</w:t>
-      </w:r>
-    </w:p>
-    <w:p>
-      <w:pPr>
-        <w:rPr>
-          <w:sz w:val="24"/>
-          <w:szCs w:val="24"/>
-        </w:rPr>
-      </w:pPr>
-      <w:r>
-        <w:rPr>
-          <w:sz w:val="24"/>
-          <w:szCs w:val="24"/>
-        </w:rPr>
-        <w:t>Eg: arr1 = [1, 2, 3, 4]</w:t>
+        <w:t xml:space="preserve">2: So if we need to display a dynamic array of objects, we can use </w:t>
+      </w:r>
+      <w:proofErr w:type="spellStart"/>
+      <w:r>
+        <w:rPr>
+          <w:sz w:val="24"/>
+          <w:szCs w:val="24"/>
+        </w:rPr>
+        <w:t>array.map</w:t>
+      </w:r>
+      <w:proofErr w:type="spellEnd"/>
+      <w:r>
+        <w:rPr>
+          <w:sz w:val="24"/>
+          <w:szCs w:val="24"/>
+        </w:rPr>
+        <w:t>() method in the JSX code which takes in a function and applies that function to every element of the array and returns an array</w:t>
+      </w:r>
+    </w:p>
+    <w:p>
+      <w:pPr>
+        <w:rPr>
+          <w:sz w:val="24"/>
+          <w:szCs w:val="24"/>
+        </w:rPr>
+      </w:pPr>
+      <w:proofErr w:type="spellStart"/>
+      <w:r>
+        <w:rPr>
+          <w:sz w:val="24"/>
+          <w:szCs w:val="24"/>
+        </w:rPr>
+        <w:lastRenderedPageBreak/>
+        <w:t>Eg</w:t>
+      </w:r>
+      <w:proofErr w:type="spellEnd"/>
+      <w:r>
+        <w:rPr>
+          <w:sz w:val="24"/>
+          <w:szCs w:val="24"/>
+        </w:rPr>
+        <w:t>: arr1 = [1, 2, 3, 4]</w:t>
       </w:r>
     </w:p>
     <w:p>
@@ -707,7 +1179,6 @@
           <w:sz w:val="24"/>
           <w:szCs w:val="24"/>
         </w:rPr>
-        <w:lastRenderedPageBreak/>
         <w:t>3: We should always add a key</w:t>
       </w:r>
       <w:r>
@@ -808,22 +1279,86 @@
           <w:sz w:val="24"/>
           <w:szCs w:val="24"/>
         </w:rPr>
-        <w:t>5: Setting styles dynamically using the style prop. The style prop requires an javascript object which will override the default style properties</w:t>
-      </w:r>
-    </w:p>
-    <w:p>
-      <w:pPr>
-        <w:rPr>
-          <w:sz w:val="24"/>
-          <w:szCs w:val="24"/>
-        </w:rPr>
-      </w:pPr>
-      <w:r>
-        <w:rPr>
-          <w:sz w:val="24"/>
-          <w:szCs w:val="24"/>
-        </w:rPr>
-        <w:t>&lt;div className = ‘chart-bar__fill’, style = {{height: 20px}}&gt; &lt;/div&gt;. The height of 20px will override the height in the css file. (Chapter 5: Video 8)</w:t>
+        <w:t xml:space="preserve">5: Setting styles dynamically using the style prop. The style prop requires an </w:t>
+      </w:r>
+      <w:proofErr w:type="spellStart"/>
+      <w:r>
+        <w:rPr>
+          <w:sz w:val="24"/>
+          <w:szCs w:val="24"/>
+        </w:rPr>
+        <w:t>javascript</w:t>
+      </w:r>
+      <w:proofErr w:type="spellEnd"/>
+      <w:r>
+        <w:rPr>
+          <w:sz w:val="24"/>
+          <w:szCs w:val="24"/>
+        </w:rPr>
+        <w:t xml:space="preserve"> object which will override the default style properties</w:t>
+      </w:r>
+    </w:p>
+    <w:p>
+      <w:pPr>
+        <w:rPr>
+          <w:sz w:val="24"/>
+          <w:szCs w:val="24"/>
+        </w:rPr>
+      </w:pPr>
+      <w:r>
+        <w:rPr>
+          <w:sz w:val="24"/>
+          <w:szCs w:val="24"/>
+        </w:rPr>
+        <w:t xml:space="preserve">&lt;div </w:t>
+      </w:r>
+      <w:proofErr w:type="spellStart"/>
+      <w:r>
+        <w:rPr>
+          <w:sz w:val="24"/>
+          <w:szCs w:val="24"/>
+        </w:rPr>
+        <w:t>className</w:t>
+      </w:r>
+      <w:proofErr w:type="spellEnd"/>
+      <w:r>
+        <w:rPr>
+          <w:sz w:val="24"/>
+          <w:szCs w:val="24"/>
+        </w:rPr>
+        <w:t xml:space="preserve"> = ‘chart-</w:t>
+      </w:r>
+      <w:proofErr w:type="spellStart"/>
+      <w:r>
+        <w:rPr>
+          <w:sz w:val="24"/>
+          <w:szCs w:val="24"/>
+        </w:rPr>
+        <w:t>bar__fill</w:t>
+      </w:r>
+      <w:proofErr w:type="spellEnd"/>
+      <w:r>
+        <w:rPr>
+          <w:sz w:val="24"/>
+          <w:szCs w:val="24"/>
+        </w:rPr>
+        <w:t xml:space="preserve">’, style = {{height: 20px}}&gt; &lt;/div&gt;. The height of 20px will override the height in the </w:t>
+      </w:r>
+      <w:proofErr w:type="spellStart"/>
+      <w:r>
+        <w:rPr>
+          <w:sz w:val="24"/>
+          <w:szCs w:val="24"/>
+        </w:rPr>
+        <w:t>css</w:t>
+      </w:r>
+      <w:proofErr w:type="spellEnd"/>
+      <w:r>
+        <w:rPr>
+          <w:sz w:val="24"/>
+          <w:szCs w:val="24"/>
+        </w:rPr>
+        <w:t xml:space="preserve"> file. (Chapter 5: Video 8)</w:t>
       </w:r>
     </w:p>
     <w:p>
@@ -853,7 +1388,23 @@
           <w:sz w:val="24"/>
           <w:szCs w:val="24"/>
         </w:rPr>
-        <w:t>7: Faced some problems with using form JSX in useState method (Don’t know why). Use flags as state variables for conditional JSX code.</w:t>
+        <w:t xml:space="preserve">7: Faced some problems with using form JSX in </w:t>
+      </w:r>
+      <w:proofErr w:type="spellStart"/>
+      <w:r>
+        <w:rPr>
+          <w:sz w:val="24"/>
+          <w:szCs w:val="24"/>
+        </w:rPr>
+        <w:t>useState</w:t>
+      </w:r>
+      <w:proofErr w:type="spellEnd"/>
+      <w:r>
+        <w:rPr>
+          <w:sz w:val="24"/>
+          <w:szCs w:val="24"/>
+        </w:rPr>
+        <w:t xml:space="preserve"> method (Don’t know why). Use flags as state variables for conditional JSX code.</w:t>
       </w:r>
     </w:p>
     <w:p>
@@ -1059,7 +1610,33 @@
           <w:shd w:val="clear" w:color="auto" w:fill="F8F5EC"/>
           <w:lang w:eastAsia="en-IN"/>
         </w:rPr>
-        <w:t>'msg'</w:t>
+        <w:t>'</w:t>
+      </w:r>
+      <w:proofErr w:type="spellStart"/>
+      <w:r>
+        <w:rPr>
+          <w:rFonts w:ascii="Consolas" w:eastAsia="Times New Roman" w:hAnsi="Consolas" w:cs="Times New Roman"/>
+          <w:color w:val="36958E"/>
+          <w:sz w:val="20"/>
+          <w:szCs w:val="20"/>
+          <w:bdr w:val="none" w:sz="0" w:space="0" w:color="auto" w:frame="1"/>
+          <w:shd w:val="clear" w:color="auto" w:fill="F8F5EC"/>
+          <w:lang w:eastAsia="en-IN"/>
+        </w:rPr>
+        <w:t>msg</w:t>
+      </w:r>
+      <w:proofErr w:type="spellEnd"/>
+      <w:r>
+        <w:rPr>
+          <w:rFonts w:ascii="Consolas" w:eastAsia="Times New Roman" w:hAnsi="Consolas" w:cs="Times New Roman"/>
+          <w:color w:val="36958E"/>
+          <w:sz w:val="20"/>
+          <w:szCs w:val="20"/>
+          <w:bdr w:val="none" w:sz="0" w:space="0" w:color="auto" w:frame="1"/>
+          <w:shd w:val="clear" w:color="auto" w:fill="F8F5EC"/>
+          <w:lang w:eastAsia="en-IN"/>
+        </w:rPr>
+        <w:t>'</w:t>
       </w:r>
       <w:r>
         <w:rPr>
@@ -1193,6 +1770,7 @@
           <w:lang w:eastAsia="en-IN"/>
         </w:rPr>
       </w:pPr>
+      <w:proofErr w:type="spellStart"/>
       <w:r>
         <w:rPr>
           <w:rFonts w:ascii="Consolas" w:eastAsia="Times New Roman" w:hAnsi="Consolas" w:cs="Times New Roman"/>
@@ -1203,7 +1781,20 @@
           <w:shd w:val="clear" w:color="auto" w:fill="F8F5EC"/>
           <w:lang w:eastAsia="en-IN"/>
         </w:rPr>
-        <w:t>React.createElement(</w:t>
+        <w:t>React.createElement</w:t>
+      </w:r>
+      <w:proofErr w:type="spellEnd"/>
+      <w:r>
+        <w:rPr>
+          <w:rFonts w:ascii="Consolas" w:eastAsia="Times New Roman" w:hAnsi="Consolas" w:cs="Times New Roman"/>
+          <w:color w:val="637C84"/>
+          <w:sz w:val="20"/>
+          <w:szCs w:val="20"/>
+          <w:bdr w:val="none" w:sz="0" w:space="0" w:color="auto" w:frame="1"/>
+          <w:shd w:val="clear" w:color="auto" w:fill="F8F5EC"/>
+          <w:lang w:eastAsia="en-IN"/>
+        </w:rPr>
+        <w:t>(</w:t>
       </w:r>
       <w:r>
         <w:rPr>
@@ -1354,7 +1945,33 @@
           <w:shd w:val="clear" w:color="auto" w:fill="F8F5EC"/>
           <w:lang w:eastAsia="en-IN"/>
         </w:rPr>
-        <w:t>'msg'</w:t>
+        <w:t>'</w:t>
+      </w:r>
+      <w:proofErr w:type="spellStart"/>
+      <w:r>
+        <w:rPr>
+          <w:rFonts w:ascii="Consolas" w:eastAsia="Times New Roman" w:hAnsi="Consolas" w:cs="Times New Roman"/>
+          <w:color w:val="36958E"/>
+          <w:sz w:val="20"/>
+          <w:szCs w:val="20"/>
+          <w:bdr w:val="none" w:sz="0" w:space="0" w:color="auto" w:frame="1"/>
+          <w:shd w:val="clear" w:color="auto" w:fill="F8F5EC"/>
+          <w:lang w:eastAsia="en-IN"/>
+        </w:rPr>
+        <w:t>msg</w:t>
+      </w:r>
+      <w:proofErr w:type="spellEnd"/>
+      <w:r>
+        <w:rPr>
+          <w:rFonts w:ascii="Consolas" w:eastAsia="Times New Roman" w:hAnsi="Consolas" w:cs="Times New Roman"/>
+          <w:color w:val="36958E"/>
+          <w:sz w:val="20"/>
+          <w:szCs w:val="20"/>
+          <w:bdr w:val="none" w:sz="0" w:space="0" w:color="auto" w:frame="1"/>
+          <w:shd w:val="clear" w:color="auto" w:fill="F8F5EC"/>
+          <w:lang w:eastAsia="en-IN"/>
+        </w:rPr>
+        <w:t>'</w:t>
       </w:r>
       <w:r>
         <w:rPr>
@@ -1541,7 +2158,6 @@
           <w:sz w:val="24"/>
           <w:szCs w:val="24"/>
         </w:rPr>
-        <w:lastRenderedPageBreak/>
         <w:t>3:</w:t>
       </w:r>
     </w:p>
@@ -2531,8 +3147,20 @@
           <w:szCs w:val="21"/>
           <w:lang w:eastAsia="en-IN"/>
         </w:rPr>
-        <w:t>.form-control.invalid</w:t>
-      </w:r>
+        <w:t>.form-</w:t>
+      </w:r>
+      <w:proofErr w:type="spellStart"/>
+      <w:r>
+        <w:rPr>
+          <w:rFonts w:ascii="Consolas" w:eastAsia="Times New Roman" w:hAnsi="Consolas" w:cs="Times New Roman"/>
+          <w:color w:val="D7BA7D"/>
+          <w:sz w:val="21"/>
+          <w:szCs w:val="21"/>
+          <w:lang w:eastAsia="en-IN"/>
+        </w:rPr>
+        <w:t>control.invalid</w:t>
+      </w:r>
+      <w:proofErr w:type="spellEnd"/>
       <w:r>
         <w:rPr>
           <w:rFonts w:ascii="Consolas" w:eastAsia="Times New Roman" w:hAnsi="Consolas" w:cs="Times New Roman"/>
@@ -2586,6 +3214,7 @@
         </w:rPr>
         <w:t>  </w:t>
       </w:r>
+      <w:proofErr w:type="spellStart"/>
       <w:r>
         <w:rPr>
           <w:rFonts w:ascii="Consolas" w:eastAsia="Times New Roman" w:hAnsi="Consolas" w:cs="Times New Roman"/>
@@ -2596,6 +3225,7 @@
         </w:rPr>
         <w:t>color</w:t>
       </w:r>
+      <w:proofErr w:type="spellEnd"/>
       <w:r>
         <w:rPr>
           <w:rFonts w:ascii="Consolas" w:eastAsia="Times New Roman" w:hAnsi="Consolas" w:cs="Times New Roman"/>
@@ -2969,6 +3599,7 @@
         </w:rPr>
         <w:t>  </w:t>
       </w:r>
+      <w:proofErr w:type="spellStart"/>
       <w:r>
         <w:rPr>
           <w:rFonts w:ascii="Consolas" w:eastAsia="Times New Roman" w:hAnsi="Consolas" w:cs="Times New Roman"/>
@@ -2979,6 +3610,7 @@
         </w:rPr>
         <w:t>color</w:t>
       </w:r>
+      <w:proofErr w:type="spellEnd"/>
       <w:r>
         <w:rPr>
           <w:rFonts w:ascii="Consolas" w:eastAsia="Times New Roman" w:hAnsi="Consolas" w:cs="Times New Roman"/>
@@ -3175,6 +3807,7 @@
         </w:rPr>
         <w:t> </w:t>
       </w:r>
+      <w:proofErr w:type="spellStart"/>
       <w:r>
         <w:rPr>
           <w:rFonts w:ascii="Consolas" w:eastAsia="Times New Roman" w:hAnsi="Consolas" w:cs="Times New Roman"/>
@@ -3185,6 +3818,7 @@
         </w:rPr>
         <w:t>rgba</w:t>
       </w:r>
+      <w:proofErr w:type="spellEnd"/>
       <w:r>
         <w:rPr>
           <w:rFonts w:ascii="Consolas" w:eastAsia="Times New Roman" w:hAnsi="Consolas" w:cs="Times New Roman"/>
@@ -3395,8 +4029,20 @@
           <w:szCs w:val="21"/>
           <w:lang w:eastAsia="en-IN"/>
         </w:rPr>
-        <w:t>.button:hover</w:t>
-      </w:r>
+        <w:t>.</w:t>
+      </w:r>
+      <w:proofErr w:type="spellStart"/>
+      <w:r>
+        <w:rPr>
+          <w:rFonts w:ascii="Consolas" w:eastAsia="Times New Roman" w:hAnsi="Consolas" w:cs="Times New Roman"/>
+          <w:color w:val="D7BA7D"/>
+          <w:sz w:val="21"/>
+          <w:szCs w:val="21"/>
+          <w:lang w:eastAsia="en-IN"/>
+        </w:rPr>
+        <w:t>button:hover</w:t>
+      </w:r>
+      <w:proofErr w:type="spellEnd"/>
       <w:r>
         <w:rPr>
           <w:rFonts w:ascii="Consolas" w:eastAsia="Times New Roman" w:hAnsi="Consolas" w:cs="Times New Roman"/>
@@ -3428,8 +4074,20 @@
           <w:szCs w:val="21"/>
           <w:lang w:eastAsia="en-IN"/>
         </w:rPr>
-        <w:t>.button:active</w:t>
-      </w:r>
+        <w:t>.</w:t>
+      </w:r>
+      <w:proofErr w:type="spellStart"/>
+      <w:r>
+        <w:rPr>
+          <w:rFonts w:ascii="Consolas" w:eastAsia="Times New Roman" w:hAnsi="Consolas" w:cs="Times New Roman"/>
+          <w:color w:val="D7BA7D"/>
+          <w:sz w:val="21"/>
+          <w:szCs w:val="21"/>
+          <w:lang w:eastAsia="en-IN"/>
+        </w:rPr>
+        <w:t>button:active</w:t>
+      </w:r>
+      <w:proofErr w:type="spellEnd"/>
       <w:r>
         <w:rPr>
           <w:rFonts w:ascii="Consolas" w:eastAsia="Times New Roman" w:hAnsi="Consolas" w:cs="Times New Roman"/>
@@ -3534,8 +4192,20 @@
           <w:szCs w:val="21"/>
           <w:lang w:eastAsia="en-IN"/>
         </w:rPr>
-        <w:t>border-color</w:t>
-      </w:r>
+        <w:t>border-</w:t>
+      </w:r>
+      <w:proofErr w:type="spellStart"/>
+      <w:r>
+        <w:rPr>
+          <w:rFonts w:ascii="Consolas" w:eastAsia="Times New Roman" w:hAnsi="Consolas" w:cs="Times New Roman"/>
+          <w:color w:val="9CDCFE"/>
+          <w:sz w:val="21"/>
+          <w:szCs w:val="21"/>
+          <w:lang w:eastAsia="en-IN"/>
+        </w:rPr>
+        <w:t>color</w:t>
+      </w:r>
+      <w:proofErr w:type="spellEnd"/>
       <w:r>
         <w:rPr>
           <w:rFonts w:ascii="Consolas" w:eastAsia="Times New Roman" w:hAnsi="Consolas" w:cs="Times New Roman"/>
@@ -3669,6 +4339,7 @@
         </w:rPr>
         <w:t> </w:t>
       </w:r>
+      <w:proofErr w:type="spellStart"/>
       <w:r>
         <w:rPr>
           <w:rFonts w:ascii="Consolas" w:eastAsia="Times New Roman" w:hAnsi="Consolas" w:cs="Times New Roman"/>
@@ -3679,6 +4350,7 @@
         </w:rPr>
         <w:t>rgba</w:t>
       </w:r>
+      <w:proofErr w:type="spellEnd"/>
       <w:r>
         <w:rPr>
           <w:rFonts w:ascii="Consolas" w:eastAsia="Times New Roman" w:hAnsi="Consolas" w:cs="Times New Roman"/>
@@ -3813,38 +4485,111 @@
           <w:sz w:val="24"/>
           <w:szCs w:val="24"/>
         </w:rPr>
-        <w:t>.form-control label : What this means is that when we create a div with a class name of form-control, we do not have to write a classname for the label because the form-control label css will automatically be applied to all the labels in the form-control class.</w:t>
-      </w:r>
-    </w:p>
-    <w:p>
-      <w:pPr>
-        <w:rPr>
-          <w:sz w:val="24"/>
-          <w:szCs w:val="24"/>
-        </w:rPr>
-      </w:pPr>
-      <w:r>
-        <w:rPr>
-          <w:sz w:val="24"/>
-          <w:szCs w:val="24"/>
-        </w:rPr>
         <w:lastRenderedPageBreak/>
-        <w:t xml:space="preserve">.form-control.invalid: This class will inherit all features if form-control and you can also add some more features in this class. When writing this in html, we write ‘form-control invalid’ (Notice the space instead of dot) </w:t>
-      </w:r>
-    </w:p>
-    <w:p>
-      <w:pPr>
-        <w:rPr>
-          <w:sz w:val="24"/>
-          <w:szCs w:val="24"/>
-        </w:rPr>
-      </w:pPr>
-      <w:r>
-        <w:rPr>
-          <w:sz w:val="24"/>
-          <w:szCs w:val="24"/>
-        </w:rPr>
-        <w:t xml:space="preserve">button:hover: This indicates that whenever an element of className “button” is hovered, the properties in this class will be applied </w:t>
+        <w:t xml:space="preserve">.form-control label : What this means is that when we create a div with a class name of form-control, we do not have to write a </w:t>
+      </w:r>
+      <w:proofErr w:type="spellStart"/>
+      <w:r>
+        <w:rPr>
+          <w:sz w:val="24"/>
+          <w:szCs w:val="24"/>
+        </w:rPr>
+        <w:t>classname</w:t>
+      </w:r>
+      <w:proofErr w:type="spellEnd"/>
+      <w:r>
+        <w:rPr>
+          <w:sz w:val="24"/>
+          <w:szCs w:val="24"/>
+        </w:rPr>
+        <w:t xml:space="preserve"> for the label because the form-control label </w:t>
+      </w:r>
+      <w:proofErr w:type="spellStart"/>
+      <w:r>
+        <w:rPr>
+          <w:sz w:val="24"/>
+          <w:szCs w:val="24"/>
+        </w:rPr>
+        <w:t>css</w:t>
+      </w:r>
+      <w:proofErr w:type="spellEnd"/>
+      <w:r>
+        <w:rPr>
+          <w:sz w:val="24"/>
+          <w:szCs w:val="24"/>
+        </w:rPr>
+        <w:t xml:space="preserve"> will automatically be applied to all the labels in the form-control class.</w:t>
+      </w:r>
+    </w:p>
+    <w:p>
+      <w:pPr>
+        <w:rPr>
+          <w:sz w:val="24"/>
+          <w:szCs w:val="24"/>
+        </w:rPr>
+      </w:pPr>
+      <w:r>
+        <w:rPr>
+          <w:sz w:val="24"/>
+          <w:szCs w:val="24"/>
+        </w:rPr>
+        <w:t>.form-</w:t>
+      </w:r>
+      <w:proofErr w:type="spellStart"/>
+      <w:r>
+        <w:rPr>
+          <w:sz w:val="24"/>
+          <w:szCs w:val="24"/>
+        </w:rPr>
+        <w:t>control.invalid</w:t>
+      </w:r>
+      <w:proofErr w:type="spellEnd"/>
+      <w:r>
+        <w:rPr>
+          <w:sz w:val="24"/>
+          <w:szCs w:val="24"/>
+        </w:rPr>
+        <w:t xml:space="preserve">: This class will inherit all features if form-control and you can also add some more features in this class. When writing this in html, we write ‘form-control invalid’ (Notice the space instead of dot) </w:t>
+      </w:r>
+    </w:p>
+    <w:p>
+      <w:pPr>
+        <w:rPr>
+          <w:sz w:val="24"/>
+          <w:szCs w:val="24"/>
+        </w:rPr>
+      </w:pPr>
+      <w:proofErr w:type="spellStart"/>
+      <w:r>
+        <w:rPr>
+          <w:sz w:val="24"/>
+          <w:szCs w:val="24"/>
+        </w:rPr>
+        <w:t>button:hover</w:t>
+      </w:r>
+      <w:proofErr w:type="spellEnd"/>
+      <w:r>
+        <w:rPr>
+          <w:sz w:val="24"/>
+          <w:szCs w:val="24"/>
+        </w:rPr>
+        <w:t xml:space="preserve">: This indicates that whenever an element of </w:t>
+      </w:r>
+      <w:proofErr w:type="spellStart"/>
+      <w:r>
+        <w:rPr>
+          <w:sz w:val="24"/>
+          <w:szCs w:val="24"/>
+        </w:rPr>
+        <w:t>className</w:t>
+      </w:r>
+      <w:proofErr w:type="spellEnd"/>
+      <w:r>
+        <w:rPr>
+          <w:sz w:val="24"/>
+          <w:szCs w:val="24"/>
+        </w:rPr>
+        <w:t xml:space="preserve"> “button” is hovered, the properties in this class will be applied </w:t>
       </w:r>
     </w:p>
     <w:p>
@@ -3917,71 +4662,224 @@
         </w:rPr>
         <w:t xml:space="preserve">child </w:t>
       </w:r>
-      <w:r>
-        <w:rPr>
-          <w:sz w:val="24"/>
-          <w:szCs w:val="24"/>
-        </w:rPr>
-        <w:t xml:space="preserve">js files </w:t>
-      </w:r>
-      <w:r>
-        <w:rPr>
-          <w:sz w:val="24"/>
-          <w:szCs w:val="24"/>
-        </w:rPr>
-        <w:t>(if we add imports of a css file to app.js file, then that css file would be imported to all the js files</w:t>
-      </w:r>
-      <w:r>
-        <w:rPr>
-          <w:sz w:val="24"/>
-          <w:szCs w:val="24"/>
-        </w:rPr>
-        <w:t xml:space="preserve">). So there is a chance to use same classname which is there in the global css file and cause unnecessary problems. </w:t>
-      </w:r>
-    </w:p>
-    <w:p>
-      <w:pPr>
-        <w:rPr>
-          <w:sz w:val="24"/>
-          <w:szCs w:val="24"/>
-        </w:rPr>
-      </w:pPr>
-      <w:r>
-        <w:rPr>
-          <w:sz w:val="24"/>
-          <w:szCs w:val="24"/>
-        </w:rPr>
-        <w:t>So, there are 2 options to prevent this: Use styled components (CSS in JS files) or use CSS modules. Both of these provide unique class names so there wont be any clash.</w:t>
-      </w:r>
-    </w:p>
-    <w:p>
-      <w:pPr>
-        <w:rPr>
-          <w:sz w:val="24"/>
-          <w:szCs w:val="24"/>
-        </w:rPr>
-      </w:pPr>
-      <w:r>
-        <w:rPr>
-          <w:sz w:val="24"/>
-          <w:szCs w:val="24"/>
-        </w:rPr>
-        <w:t>Import styles from ‘your css file name’;</w:t>
-      </w:r>
-    </w:p>
-    <w:p>
-      <w:pPr>
-        <w:rPr>
-          <w:sz w:val="24"/>
-          <w:szCs w:val="24"/>
-        </w:rPr>
-      </w:pPr>
-      <w:r>
-        <w:rPr>
-          <w:sz w:val="24"/>
-          <w:szCs w:val="24"/>
-        </w:rPr>
-        <w:t>Now styles is a JS object. We can extract classes using styles.yourClassName or styles[“yourClassName”]</w:t>
+      <w:proofErr w:type="spellStart"/>
+      <w:r>
+        <w:rPr>
+          <w:sz w:val="24"/>
+          <w:szCs w:val="24"/>
+        </w:rPr>
+        <w:t>js</w:t>
+      </w:r>
+      <w:proofErr w:type="spellEnd"/>
+      <w:r>
+        <w:rPr>
+          <w:sz w:val="24"/>
+          <w:szCs w:val="24"/>
+        </w:rPr>
+        <w:t xml:space="preserve"> files </w:t>
+      </w:r>
+      <w:r>
+        <w:rPr>
+          <w:sz w:val="24"/>
+          <w:szCs w:val="24"/>
+        </w:rPr>
+        <w:t xml:space="preserve">(if we add imports of a </w:t>
+      </w:r>
+      <w:proofErr w:type="spellStart"/>
+      <w:r>
+        <w:rPr>
+          <w:sz w:val="24"/>
+          <w:szCs w:val="24"/>
+        </w:rPr>
+        <w:t>css</w:t>
+      </w:r>
+      <w:proofErr w:type="spellEnd"/>
+      <w:r>
+        <w:rPr>
+          <w:sz w:val="24"/>
+          <w:szCs w:val="24"/>
+        </w:rPr>
+        <w:t xml:space="preserve"> file to app.js file, then that </w:t>
+      </w:r>
+      <w:proofErr w:type="spellStart"/>
+      <w:r>
+        <w:rPr>
+          <w:sz w:val="24"/>
+          <w:szCs w:val="24"/>
+        </w:rPr>
+        <w:t>css</w:t>
+      </w:r>
+      <w:proofErr w:type="spellEnd"/>
+      <w:r>
+        <w:rPr>
+          <w:sz w:val="24"/>
+          <w:szCs w:val="24"/>
+        </w:rPr>
+        <w:t xml:space="preserve"> file would be imported to all the </w:t>
+      </w:r>
+      <w:proofErr w:type="spellStart"/>
+      <w:r>
+        <w:rPr>
+          <w:sz w:val="24"/>
+          <w:szCs w:val="24"/>
+        </w:rPr>
+        <w:t>js</w:t>
+      </w:r>
+      <w:proofErr w:type="spellEnd"/>
+      <w:r>
+        <w:rPr>
+          <w:sz w:val="24"/>
+          <w:szCs w:val="24"/>
+        </w:rPr>
+        <w:t xml:space="preserve"> files</w:t>
+      </w:r>
+      <w:r>
+        <w:rPr>
+          <w:sz w:val="24"/>
+          <w:szCs w:val="24"/>
+        </w:rPr>
+        <w:t xml:space="preserve">). So there is a chance to use same </w:t>
+      </w:r>
+      <w:proofErr w:type="spellStart"/>
+      <w:r>
+        <w:rPr>
+          <w:sz w:val="24"/>
+          <w:szCs w:val="24"/>
+        </w:rPr>
+        <w:t>classname</w:t>
+      </w:r>
+      <w:proofErr w:type="spellEnd"/>
+      <w:r>
+        <w:rPr>
+          <w:sz w:val="24"/>
+          <w:szCs w:val="24"/>
+        </w:rPr>
+        <w:t xml:space="preserve"> which is there in the global </w:t>
+      </w:r>
+      <w:proofErr w:type="spellStart"/>
+      <w:r>
+        <w:rPr>
+          <w:sz w:val="24"/>
+          <w:szCs w:val="24"/>
+        </w:rPr>
+        <w:t>css</w:t>
+      </w:r>
+      <w:proofErr w:type="spellEnd"/>
+      <w:r>
+        <w:rPr>
+          <w:sz w:val="24"/>
+          <w:szCs w:val="24"/>
+        </w:rPr>
+        <w:t xml:space="preserve"> file and cause unnecessary problems. </w:t>
+      </w:r>
+    </w:p>
+    <w:p>
+      <w:pPr>
+        <w:rPr>
+          <w:sz w:val="24"/>
+          <w:szCs w:val="24"/>
+        </w:rPr>
+      </w:pPr>
+      <w:r>
+        <w:rPr>
+          <w:sz w:val="24"/>
+          <w:szCs w:val="24"/>
+        </w:rPr>
+        <w:t xml:space="preserve">So, there are 2 options to prevent this: Use styled components (CSS in JS files) or use CSS modules. Both of these provide unique class names so there </w:t>
+      </w:r>
+      <w:proofErr w:type="spellStart"/>
+      <w:r>
+        <w:rPr>
+          <w:sz w:val="24"/>
+          <w:szCs w:val="24"/>
+        </w:rPr>
+        <w:t>wont</w:t>
+      </w:r>
+      <w:proofErr w:type="spellEnd"/>
+      <w:r>
+        <w:rPr>
+          <w:sz w:val="24"/>
+          <w:szCs w:val="24"/>
+        </w:rPr>
+        <w:t xml:space="preserve"> be any clash.</w:t>
+      </w:r>
+    </w:p>
+    <w:p>
+      <w:pPr>
+        <w:rPr>
+          <w:sz w:val="24"/>
+          <w:szCs w:val="24"/>
+        </w:rPr>
+      </w:pPr>
+      <w:r>
+        <w:rPr>
+          <w:sz w:val="24"/>
+          <w:szCs w:val="24"/>
+        </w:rPr>
+        <w:t xml:space="preserve">Import styles from ‘your </w:t>
+      </w:r>
+      <w:proofErr w:type="spellStart"/>
+      <w:r>
+        <w:rPr>
+          <w:sz w:val="24"/>
+          <w:szCs w:val="24"/>
+        </w:rPr>
+        <w:t>css</w:t>
+      </w:r>
+      <w:proofErr w:type="spellEnd"/>
+      <w:r>
+        <w:rPr>
+          <w:sz w:val="24"/>
+          <w:szCs w:val="24"/>
+        </w:rPr>
+        <w:t xml:space="preserve"> file name’;</w:t>
+      </w:r>
+    </w:p>
+    <w:p>
+      <w:pPr>
+        <w:rPr>
+          <w:sz w:val="24"/>
+          <w:szCs w:val="24"/>
+        </w:rPr>
+      </w:pPr>
+      <w:r>
+        <w:rPr>
+          <w:sz w:val="24"/>
+          <w:szCs w:val="24"/>
+        </w:rPr>
+        <w:t xml:space="preserve">Now styles is a JS object. We can extract classes using </w:t>
+      </w:r>
+      <w:proofErr w:type="spellStart"/>
+      <w:r>
+        <w:rPr>
+          <w:sz w:val="24"/>
+          <w:szCs w:val="24"/>
+        </w:rPr>
+        <w:t>styles.yourClassName</w:t>
+      </w:r>
+      <w:proofErr w:type="spellEnd"/>
+      <w:r>
+        <w:rPr>
+          <w:sz w:val="24"/>
+          <w:szCs w:val="24"/>
+        </w:rPr>
+        <w:t xml:space="preserve"> or styles[“</w:t>
+      </w:r>
+      <w:proofErr w:type="spellStart"/>
+      <w:r>
+        <w:rPr>
+          <w:sz w:val="24"/>
+          <w:szCs w:val="24"/>
+        </w:rPr>
+        <w:t>yourClassName</w:t>
+      </w:r>
+      <w:proofErr w:type="spellEnd"/>
+      <w:r>
+        <w:rPr>
+          <w:sz w:val="24"/>
+          <w:szCs w:val="24"/>
+        </w:rPr>
+        <w:t>”]</w:t>
       </w:r>
     </w:p>
     <w:p>
@@ -4159,6 +5057,13 @@
         </w:rPr>
         <w:t>A modal is a message box that is displayed on top of your screen. Modals put an overlay on the screen; therefore, they take visual precedence over all the other elements.</w:t>
       </w:r>
+      <w:r>
+        <w:rPr>
+          <w:sz w:val="24"/>
+          <w:szCs w:val="24"/>
+        </w:rPr>
+        <w:t xml:space="preserve"> (DO THE PRACTICE PROJECT)</w:t>
+      </w:r>
     </w:p>
     <w:p>
       <w:pPr>
@@ -4200,7 +5105,23 @@
           <w:sz w:val="24"/>
           <w:szCs w:val="24"/>
         </w:rPr>
-        <w:t>1: In bigger apps, we end up with tons of unnecessary divs (as wrappers) which add no meaning to the page just because we have to enclose our JSX code with a wrapper.</w:t>
+        <w:t xml:space="preserve">1: In bigger apps, we end up with tons of unnecessary </w:t>
+      </w:r>
+      <w:proofErr w:type="spellStart"/>
+      <w:r>
+        <w:rPr>
+          <w:sz w:val="24"/>
+          <w:szCs w:val="24"/>
+        </w:rPr>
+        <w:t>divs</w:t>
+      </w:r>
+      <w:proofErr w:type="spellEnd"/>
+      <w:r>
+        <w:rPr>
+          <w:sz w:val="24"/>
+          <w:szCs w:val="24"/>
+        </w:rPr>
+        <w:t xml:space="preserve"> (as wrappers) which add no meaning to the page just because we have to enclose our JSX code with a wrapper.</w:t>
       </w:r>
       <w:r>
         <w:rPr>
@@ -4229,7 +5150,23 @@
           <w:sz w:val="24"/>
           <w:szCs w:val="24"/>
         </w:rPr>
-        <w:t xml:space="preserve"> To solve this problem of reducing unnecessary wrapping tags, we create a component wrapper.js (Normally we create a Helpers folder in the components folder and we create wrapper.js file in that folder) and in that we return props.children as shown below</w:t>
+        <w:t xml:space="preserve"> To solve this problem of reducing unnecessary wrapping tags, we create a component wrapper.js (Normally we create a Helpers folder in the components folder and we create wrapper.js file in that folder) and in that we return </w:t>
+      </w:r>
+      <w:proofErr w:type="spellStart"/>
+      <w:r>
+        <w:rPr>
+          <w:sz w:val="24"/>
+          <w:szCs w:val="24"/>
+        </w:rPr>
+        <w:t>props.children</w:t>
+      </w:r>
+      <w:proofErr w:type="spellEnd"/>
+      <w:r>
+        <w:rPr>
+          <w:sz w:val="24"/>
+          <w:szCs w:val="24"/>
+        </w:rPr>
+        <w:t xml:space="preserve"> as shown below</w:t>
       </w:r>
       <w:r>
         <w:rPr>
@@ -4251,6 +5188,7 @@
           <w:lang w:eastAsia="en-IN"/>
         </w:rPr>
       </w:pPr>
+      <w:proofErr w:type="spellStart"/>
       <w:r>
         <w:rPr>
           <w:rFonts w:ascii="Consolas" w:eastAsia="Times New Roman" w:hAnsi="Consolas" w:cs="Times New Roman"/>
@@ -4259,8 +5197,10 @@
           <w:szCs w:val="21"/>
           <w:lang w:eastAsia="en-IN"/>
         </w:rPr>
+        <w:lastRenderedPageBreak/>
         <w:t>const</w:t>
       </w:r>
+      <w:proofErr w:type="spellEnd"/>
       <w:r>
         <w:rPr>
           <w:rFonts w:ascii="Consolas" w:eastAsia="Times New Roman" w:hAnsi="Consolas" w:cs="Times New Roman"/>
@@ -4374,6 +5314,7 @@
         </w:rPr>
         <w:t> </w:t>
       </w:r>
+      <w:proofErr w:type="spellStart"/>
       <w:r>
         <w:rPr>
           <w:rFonts w:ascii="Consolas" w:eastAsia="Times New Roman" w:hAnsi="Consolas" w:cs="Times New Roman"/>
@@ -4404,6 +5345,7 @@
         </w:rPr>
         <w:t>children</w:t>
       </w:r>
+      <w:proofErr w:type="spellEnd"/>
       <w:r>
         <w:rPr>
           <w:rFonts w:ascii="Consolas" w:eastAsia="Times New Roman" w:hAnsi="Consolas" w:cs="Times New Roman"/>
@@ -4531,7 +5473,6 @@
           <w:sz w:val="24"/>
           <w:szCs w:val="24"/>
         </w:rPr>
-        <w:lastRenderedPageBreak/>
         <w:t>Now we use this Wrapper component in place of unnecessary wrapping div tags so that there will be no unnecessary div tags in the html file.</w:t>
       </w:r>
     </w:p>
@@ -4615,6 +5556,7 @@
         </w:rPr>
         <w:t>&lt;</w:t>
       </w:r>
+      <w:proofErr w:type="spellStart"/>
       <w:r>
         <w:rPr>
           <w:rFonts w:ascii="Consolas" w:eastAsia="Times New Roman" w:hAnsi="Consolas" w:cs="Times New Roman"/>
@@ -4625,6 +5567,7 @@
         </w:rPr>
         <w:t>React.Fragment</w:t>
       </w:r>
+      <w:proofErr w:type="spellEnd"/>
       <w:r>
         <w:rPr>
           <w:rFonts w:ascii="Consolas" w:eastAsia="Times New Roman" w:hAnsi="Consolas" w:cs="Times New Roman"/>
@@ -4854,6 +5797,7 @@
         </w:rPr>
         <w:t>&lt;/</w:t>
       </w:r>
+      <w:proofErr w:type="spellStart"/>
       <w:r>
         <w:rPr>
           <w:rFonts w:ascii="Consolas" w:eastAsia="Times New Roman" w:hAnsi="Consolas" w:cs="Times New Roman"/>
@@ -4864,6 +5808,7 @@
         </w:rPr>
         <w:t>React.Fragment</w:t>
       </w:r>
+      <w:proofErr w:type="spellEnd"/>
       <w:r>
         <w:rPr>
           <w:rFonts w:ascii="Consolas" w:eastAsia="Times New Roman" w:hAnsi="Consolas" w:cs="Times New Roman"/>
@@ -5248,7 +6193,23 @@
           <w:sz w:val="24"/>
           <w:szCs w:val="24"/>
         </w:rPr>
-        <w:t xml:space="preserve">So instead of unnecessary divs as wrappers, we use fragments or </w:t>
+        <w:t xml:space="preserve">So instead of unnecessary </w:t>
+      </w:r>
+      <w:proofErr w:type="spellStart"/>
+      <w:r>
+        <w:rPr>
+          <w:sz w:val="24"/>
+          <w:szCs w:val="24"/>
+        </w:rPr>
+        <w:t>divs</w:t>
+      </w:r>
+      <w:proofErr w:type="spellEnd"/>
+      <w:r>
+        <w:rPr>
+          <w:sz w:val="24"/>
+          <w:szCs w:val="24"/>
+        </w:rPr>
+        <w:t xml:space="preserve"> as wrappers, we use fragments or </w:t>
       </w:r>
       <w:r>
         <w:rPr>
@@ -5327,36 +6288,141 @@
           <w:sz w:val="24"/>
           <w:szCs w:val="24"/>
         </w:rPr>
-        <w:t>e connect our html elements with Javascript code</w:t>
-      </w:r>
-      <w:r>
-        <w:rPr>
-          <w:sz w:val="24"/>
-          <w:szCs w:val="24"/>
-        </w:rPr>
-        <w:t xml:space="preserve"> with useRef hook. But We should not (not CANNOT) manipulate the DOM using useRef.  </w:t>
-      </w:r>
-    </w:p>
-    <w:p>
-      <w:pPr>
-        <w:rPr>
-          <w:sz w:val="24"/>
-          <w:szCs w:val="24"/>
-        </w:rPr>
-      </w:pPr>
-      <w:r>
-        <w:rPr>
-          <w:sz w:val="24"/>
-          <w:szCs w:val="24"/>
-        </w:rPr>
-        <w:t>Eg: enteredUserNameInput = useRef();</w:t>
-      </w:r>
-      <w:r>
-        <w:rPr>
-          <w:sz w:val="24"/>
-          <w:szCs w:val="24"/>
-        </w:rPr>
-        <w:t xml:space="preserve"> //useRef() returns an object</w:t>
+        <w:t xml:space="preserve">e connect our html elements with </w:t>
+      </w:r>
+      <w:proofErr w:type="spellStart"/>
+      <w:r>
+        <w:rPr>
+          <w:sz w:val="24"/>
+          <w:szCs w:val="24"/>
+        </w:rPr>
+        <w:t>Javascript</w:t>
+      </w:r>
+      <w:proofErr w:type="spellEnd"/>
+      <w:r>
+        <w:rPr>
+          <w:sz w:val="24"/>
+          <w:szCs w:val="24"/>
+        </w:rPr>
+        <w:t xml:space="preserve"> code</w:t>
+      </w:r>
+      <w:r>
+        <w:rPr>
+          <w:sz w:val="24"/>
+          <w:szCs w:val="24"/>
+        </w:rPr>
+        <w:t xml:space="preserve"> with </w:t>
+      </w:r>
+      <w:proofErr w:type="spellStart"/>
+      <w:r>
+        <w:rPr>
+          <w:sz w:val="24"/>
+          <w:szCs w:val="24"/>
+        </w:rPr>
+        <w:t>useRef</w:t>
+      </w:r>
+      <w:proofErr w:type="spellEnd"/>
+      <w:r>
+        <w:rPr>
+          <w:sz w:val="24"/>
+          <w:szCs w:val="24"/>
+        </w:rPr>
+        <w:t xml:space="preserve"> hook. But We should not (not CANNOT) manipulate the DOM using </w:t>
+      </w:r>
+      <w:proofErr w:type="spellStart"/>
+      <w:r>
+        <w:rPr>
+          <w:sz w:val="24"/>
+          <w:szCs w:val="24"/>
+        </w:rPr>
+        <w:t>useRef</w:t>
+      </w:r>
+      <w:proofErr w:type="spellEnd"/>
+      <w:r>
+        <w:rPr>
+          <w:sz w:val="24"/>
+          <w:szCs w:val="24"/>
+        </w:rPr>
+        <w:t xml:space="preserve">.  </w:t>
+      </w:r>
+    </w:p>
+    <w:p>
+      <w:pPr>
+        <w:rPr>
+          <w:sz w:val="24"/>
+          <w:szCs w:val="24"/>
+        </w:rPr>
+      </w:pPr>
+      <w:proofErr w:type="spellStart"/>
+      <w:r>
+        <w:rPr>
+          <w:sz w:val="24"/>
+          <w:szCs w:val="24"/>
+        </w:rPr>
+        <w:t>Eg</w:t>
+      </w:r>
+      <w:proofErr w:type="spellEnd"/>
+      <w:r>
+        <w:rPr>
+          <w:sz w:val="24"/>
+          <w:szCs w:val="24"/>
+        </w:rPr>
+        <w:t xml:space="preserve">: </w:t>
+      </w:r>
+      <w:proofErr w:type="spellStart"/>
+      <w:r>
+        <w:rPr>
+          <w:sz w:val="24"/>
+          <w:szCs w:val="24"/>
+        </w:rPr>
+        <w:t>enteredUserNameInput</w:t>
+      </w:r>
+      <w:proofErr w:type="spellEnd"/>
+      <w:r>
+        <w:rPr>
+          <w:sz w:val="24"/>
+          <w:szCs w:val="24"/>
+        </w:rPr>
+        <w:t xml:space="preserve"> = </w:t>
+      </w:r>
+      <w:proofErr w:type="spellStart"/>
+      <w:r>
+        <w:rPr>
+          <w:sz w:val="24"/>
+          <w:szCs w:val="24"/>
+        </w:rPr>
+        <w:t>useRef</w:t>
+      </w:r>
+      <w:proofErr w:type="spellEnd"/>
+      <w:r>
+        <w:rPr>
+          <w:sz w:val="24"/>
+          <w:szCs w:val="24"/>
+        </w:rPr>
+        <w:t>();</w:t>
+      </w:r>
+      <w:r>
+        <w:rPr>
+          <w:sz w:val="24"/>
+          <w:szCs w:val="24"/>
+        </w:rPr>
+        <w:t xml:space="preserve"> //</w:t>
+      </w:r>
+      <w:proofErr w:type="spellStart"/>
+      <w:r>
+        <w:rPr>
+          <w:sz w:val="24"/>
+          <w:szCs w:val="24"/>
+        </w:rPr>
+        <w:t>useRef</w:t>
+      </w:r>
+      <w:proofErr w:type="spellEnd"/>
+      <w:r>
+        <w:rPr>
+          <w:sz w:val="24"/>
+          <w:szCs w:val="24"/>
+        </w:rPr>
+        <w:t>() returns an object</w:t>
       </w:r>
     </w:p>
     <w:p>
@@ -5386,22 +6452,61 @@
           <w:sz w:val="24"/>
           <w:szCs w:val="24"/>
         </w:rPr>
-        <w:t xml:space="preserve">&lt;input ref = {enteredUserNameInput}&gt; </w:t>
-      </w:r>
-    </w:p>
-    <w:p>
-      <w:pPr>
-        <w:rPr>
-          <w:sz w:val="24"/>
-          <w:szCs w:val="24"/>
-        </w:rPr>
-      </w:pPr>
-      <w:r>
-        <w:rPr>
-          <w:sz w:val="24"/>
-          <w:szCs w:val="24"/>
-        </w:rPr>
-        <w:t>USE REFS WHEN WE NEED TO READ A VALUE. When we were using the state, the setState method of that input field was called whenever we changed the input (Unnecessary Re-rendering). So instead of this we use refs to avoid such re-rendering. We can modify values using refs but it is advised not to do so</w:t>
+        <w:t>&lt;input ref = {</w:t>
+      </w:r>
+      <w:proofErr w:type="spellStart"/>
+      <w:r>
+        <w:rPr>
+          <w:sz w:val="24"/>
+          <w:szCs w:val="24"/>
+        </w:rPr>
+        <w:t>enteredUserNameInput</w:t>
+      </w:r>
+      <w:proofErr w:type="spellEnd"/>
+      <w:r>
+        <w:rPr>
+          <w:sz w:val="24"/>
+          <w:szCs w:val="24"/>
+        </w:rPr>
+        <w:t xml:space="preserve">}&gt; </w:t>
+      </w:r>
+    </w:p>
+    <w:p>
+      <w:pPr>
+        <w:rPr>
+          <w:sz w:val="24"/>
+          <w:szCs w:val="24"/>
+        </w:rPr>
+      </w:pPr>
+      <w:r>
+        <w:rPr>
+          <w:sz w:val="24"/>
+          <w:szCs w:val="24"/>
+        </w:rPr>
+        <w:t xml:space="preserve">USE REFS WHEN WE NEED TO READ A VALUE. When we were using the state, the </w:t>
+      </w:r>
+      <w:proofErr w:type="spellStart"/>
+      <w:r>
+        <w:rPr>
+          <w:sz w:val="24"/>
+          <w:szCs w:val="24"/>
+        </w:rPr>
+        <w:t>setState</w:t>
+      </w:r>
+      <w:proofErr w:type="spellEnd"/>
+      <w:r>
+        <w:rPr>
+          <w:sz w:val="24"/>
+          <w:szCs w:val="24"/>
+        </w:rPr>
+        <w:t xml:space="preserve"> method of that input field was called whenever we changed the input (Unnecessary Re-rendering). So instead of this we use refs to avoid such re-rendering. We can modify values using refs but it is advised not to do so</w:t>
+      </w:r>
+      <w:r>
+        <w:rPr>
+          <w:sz w:val="24"/>
+          <w:szCs w:val="24"/>
+        </w:rPr>
+        <w:t>.</w:t>
       </w:r>
     </w:p>
     <w:p>
@@ -5445,10 +6550,3730 @@
     <w:p>
       <w:pPr>
         <w:rPr>
-          <w:sz w:val="24"/>
-          <w:szCs w:val="24"/>
-        </w:rPr>
-      </w:pPr>
+          <w:b/>
+          <w:bCs/>
+          <w:sz w:val="28"/>
+          <w:szCs w:val="28"/>
+        </w:rPr>
+      </w:pPr>
+      <w:r>
+        <w:rPr>
+          <w:b/>
+          <w:bCs/>
+          <w:sz w:val="28"/>
+          <w:szCs w:val="28"/>
+        </w:rPr>
+        <w:lastRenderedPageBreak/>
+        <w:t>Module 10 Advanced_ Handling Side Effects, Using Reducers &amp; Using the Context API</w:t>
+      </w:r>
+    </w:p>
+    <w:p>
+      <w:pPr>
+        <w:rPr>
+          <w:sz w:val="24"/>
+          <w:szCs w:val="24"/>
+        </w:rPr>
+      </w:pPr>
+      <w:r>
+        <w:rPr>
+          <w:sz w:val="24"/>
+          <w:szCs w:val="24"/>
+        </w:rPr>
+        <w:t>1: Effect (Side-Effect)</w:t>
+      </w:r>
+      <w:r>
+        <w:rPr>
+          <w:sz w:val="24"/>
+          <w:szCs w:val="24"/>
+        </w:rPr>
+        <w:t xml:space="preserve">: The main use of react is to create reusable components and </w:t>
+      </w:r>
+      <w:proofErr w:type="spellStart"/>
+      <w:r>
+        <w:rPr>
+          <w:sz w:val="24"/>
+          <w:szCs w:val="24"/>
+        </w:rPr>
+        <w:t>react’s</w:t>
+      </w:r>
+      <w:proofErr w:type="spellEnd"/>
+      <w:r>
+        <w:rPr>
+          <w:sz w:val="24"/>
+          <w:szCs w:val="24"/>
+        </w:rPr>
+        <w:t xml:space="preserve"> job is to render the component and re-render the component based on state and props. These are all features which are included in react (</w:t>
+      </w:r>
+      <w:proofErr w:type="spellStart"/>
+      <w:r>
+        <w:rPr>
+          <w:sz w:val="24"/>
+          <w:szCs w:val="24"/>
+        </w:rPr>
+        <w:t>useState</w:t>
+      </w:r>
+      <w:proofErr w:type="spellEnd"/>
+      <w:r>
+        <w:rPr>
+          <w:sz w:val="24"/>
+          <w:szCs w:val="24"/>
+        </w:rPr>
+        <w:t xml:space="preserve"> hook, props etc). </w:t>
+      </w:r>
+    </w:p>
+    <w:p>
+      <w:pPr>
+        <w:rPr>
+          <w:sz w:val="24"/>
+          <w:szCs w:val="24"/>
+        </w:rPr>
+      </w:pPr>
+      <w:r>
+        <w:rPr>
+          <w:sz w:val="24"/>
+          <w:szCs w:val="24"/>
+        </w:rPr>
+        <w:t xml:space="preserve">Now </w:t>
+      </w:r>
+      <w:r>
+        <w:rPr>
+          <w:sz w:val="24"/>
+          <w:szCs w:val="24"/>
+        </w:rPr>
+        <w:t xml:space="preserve">when we want to do tasks </w:t>
+      </w:r>
+      <w:r>
+        <w:rPr>
+          <w:sz w:val="24"/>
+          <w:szCs w:val="24"/>
+        </w:rPr>
+        <w:t>like storing data in browser or sending requests to backend servers etc</w:t>
+      </w:r>
+      <w:r>
+        <w:rPr>
+          <w:sz w:val="24"/>
+          <w:szCs w:val="24"/>
+        </w:rPr>
+        <w:t xml:space="preserve">, </w:t>
+      </w:r>
+      <w:r>
+        <w:rPr>
+          <w:sz w:val="24"/>
+          <w:szCs w:val="24"/>
+        </w:rPr>
+        <w:t>Th</w:t>
+      </w:r>
+      <w:r>
+        <w:rPr>
+          <w:sz w:val="24"/>
+          <w:szCs w:val="24"/>
+        </w:rPr>
+        <w:t>is</w:t>
+      </w:r>
+      <w:r>
+        <w:rPr>
+          <w:sz w:val="24"/>
+          <w:szCs w:val="24"/>
+        </w:rPr>
+        <w:t xml:space="preserve"> tasks must happen outside of normal component rendering</w:t>
+      </w:r>
+      <w:r>
+        <w:rPr>
+          <w:sz w:val="24"/>
+          <w:szCs w:val="24"/>
+        </w:rPr>
+        <w:t xml:space="preserve"> because they might delay or block rendering.</w:t>
+      </w:r>
+    </w:p>
+    <w:p>
+      <w:pPr>
+        <w:rPr>
+          <w:sz w:val="24"/>
+          <w:szCs w:val="24"/>
+        </w:rPr>
+      </w:pPr>
+      <w:r>
+        <w:rPr>
+          <w:sz w:val="24"/>
+          <w:szCs w:val="24"/>
+        </w:rPr>
+        <w:t xml:space="preserve">For this, we use the </w:t>
+      </w:r>
+      <w:proofErr w:type="spellStart"/>
+      <w:r>
+        <w:rPr>
+          <w:sz w:val="24"/>
+          <w:szCs w:val="24"/>
+        </w:rPr>
+        <w:t>useEffect</w:t>
+      </w:r>
+      <w:proofErr w:type="spellEnd"/>
+      <w:r>
+        <w:rPr>
+          <w:sz w:val="24"/>
+          <w:szCs w:val="24"/>
+        </w:rPr>
+        <w:t xml:space="preserve"> hook()</w:t>
+      </w:r>
+    </w:p>
+    <w:p>
+      <w:pPr>
+        <w:rPr>
+          <w:sz w:val="24"/>
+          <w:szCs w:val="24"/>
+        </w:rPr>
+      </w:pPr>
+      <w:r>
+        <w:rPr>
+          <w:sz w:val="24"/>
+          <w:szCs w:val="24"/>
+        </w:rPr>
+        <w:t xml:space="preserve">(Video </w:t>
+      </w:r>
+      <w:r>
+        <w:rPr>
+          <w:sz w:val="24"/>
+          <w:szCs w:val="24"/>
+        </w:rPr>
+        <w:t>2</w:t>
+      </w:r>
+      <w:r>
+        <w:rPr>
+          <w:sz w:val="24"/>
+          <w:szCs w:val="24"/>
+        </w:rPr>
+        <w:t>)</w:t>
+      </w:r>
+    </w:p>
+    <w:p>
+      <w:pPr>
+        <w:rPr>
+          <w:sz w:val="24"/>
+          <w:szCs w:val="24"/>
+        </w:rPr>
+      </w:pPr>
+      <w:r>
+        <w:rPr>
+          <w:sz w:val="24"/>
+          <w:szCs w:val="24"/>
+        </w:rPr>
+        <w:t xml:space="preserve">2: </w:t>
+      </w:r>
+      <w:proofErr w:type="spellStart"/>
+      <w:r>
+        <w:rPr>
+          <w:sz w:val="24"/>
+          <w:szCs w:val="24"/>
+        </w:rPr>
+        <w:t>localStorage</w:t>
+      </w:r>
+      <w:proofErr w:type="spellEnd"/>
+      <w:r>
+        <w:rPr>
+          <w:sz w:val="24"/>
+          <w:szCs w:val="24"/>
+        </w:rPr>
+        <w:t xml:space="preserve"> is used to store data in the browser. </w:t>
+      </w:r>
+      <w:r>
+        <w:rPr>
+          <w:sz w:val="24"/>
+          <w:szCs w:val="24"/>
+        </w:rPr>
+        <w:t xml:space="preserve">The </w:t>
+      </w:r>
+      <w:proofErr w:type="spellStart"/>
+      <w:r>
+        <w:rPr>
+          <w:sz w:val="24"/>
+          <w:szCs w:val="24"/>
+        </w:rPr>
+        <w:t>localStorage</w:t>
+      </w:r>
+      <w:proofErr w:type="spellEnd"/>
+      <w:r>
+        <w:rPr>
+          <w:sz w:val="24"/>
+          <w:szCs w:val="24"/>
+        </w:rPr>
+        <w:t xml:space="preserve"> function takes 2 arguments as strings (one is key and the other one is value). And we can view the stored data in Application tab in developer tools. </w:t>
+      </w:r>
+    </w:p>
+    <w:p>
+      <w:pPr>
+        <w:rPr>
+          <w:sz w:val="24"/>
+          <w:szCs w:val="24"/>
+        </w:rPr>
+      </w:pPr>
+      <w:r>
+        <w:rPr>
+          <w:sz w:val="24"/>
+          <w:szCs w:val="24"/>
+        </w:rPr>
+        <w:t xml:space="preserve">Notice the below code snippet. When we are logging in for the first time, we are storing data in the browser so that when we click the refresh button, we don’t log out. But the code goes in infinite loop when we are logged in, because </w:t>
+      </w:r>
+      <w:proofErr w:type="spellStart"/>
+      <w:r>
+        <w:rPr>
+          <w:sz w:val="24"/>
+          <w:szCs w:val="24"/>
+        </w:rPr>
+        <w:t>storedUserInfo</w:t>
+      </w:r>
+      <w:proofErr w:type="spellEnd"/>
+      <w:r>
+        <w:rPr>
+          <w:sz w:val="24"/>
+          <w:szCs w:val="24"/>
+        </w:rPr>
+        <w:t xml:space="preserve"> will be always 1 and this will cause infinite renders.</w:t>
+      </w:r>
+    </w:p>
+    <w:p>
+      <w:pPr>
+        <w:shd w:val="clear" w:color="auto" w:fill="1E1E1E"/>
+        <w:spacing w:after="0" w:line="285" w:lineRule="atLeast"/>
+        <w:rPr>
+          <w:rFonts w:ascii="Consolas" w:eastAsia="Times New Roman" w:hAnsi="Consolas" w:cs="Times New Roman"/>
+          <w:color w:val="D4D4D4"/>
+          <w:sz w:val="21"/>
+          <w:szCs w:val="21"/>
+          <w:lang w:eastAsia="en-IN"/>
+        </w:rPr>
+      </w:pPr>
+      <w:r>
+        <w:rPr>
+          <w:rFonts w:ascii="Consolas" w:eastAsia="Times New Roman" w:hAnsi="Consolas" w:cs="Times New Roman"/>
+          <w:color w:val="569CD6"/>
+          <w:sz w:val="21"/>
+          <w:szCs w:val="21"/>
+          <w:lang w:eastAsia="en-IN"/>
+        </w:rPr>
+        <w:t>function</w:t>
+      </w:r>
+      <w:r>
+        <w:rPr>
+          <w:rFonts w:ascii="Consolas" w:eastAsia="Times New Roman" w:hAnsi="Consolas" w:cs="Times New Roman"/>
+          <w:color w:val="D4D4D4"/>
+          <w:sz w:val="21"/>
+          <w:szCs w:val="21"/>
+          <w:lang w:eastAsia="en-IN"/>
+        </w:rPr>
+        <w:t> </w:t>
+      </w:r>
+      <w:r>
+        <w:rPr>
+          <w:rFonts w:ascii="Consolas" w:eastAsia="Times New Roman" w:hAnsi="Consolas" w:cs="Times New Roman"/>
+          <w:color w:val="DCDCAA"/>
+          <w:sz w:val="21"/>
+          <w:szCs w:val="21"/>
+          <w:lang w:eastAsia="en-IN"/>
+        </w:rPr>
+        <w:t>App</w:t>
+      </w:r>
+      <w:r>
+        <w:rPr>
+          <w:rFonts w:ascii="Consolas" w:eastAsia="Times New Roman" w:hAnsi="Consolas" w:cs="Times New Roman"/>
+          <w:color w:val="D4D4D4"/>
+          <w:sz w:val="21"/>
+          <w:szCs w:val="21"/>
+          <w:lang w:eastAsia="en-IN"/>
+        </w:rPr>
+        <w:t>() {</w:t>
+      </w:r>
+    </w:p>
+    <w:p>
+      <w:pPr>
+        <w:shd w:val="clear" w:color="auto" w:fill="1E1E1E"/>
+        <w:spacing w:after="0" w:line="285" w:lineRule="atLeast"/>
+        <w:rPr>
+          <w:rFonts w:ascii="Consolas" w:eastAsia="Times New Roman" w:hAnsi="Consolas" w:cs="Times New Roman"/>
+          <w:color w:val="D4D4D4"/>
+          <w:sz w:val="21"/>
+          <w:szCs w:val="21"/>
+          <w:lang w:eastAsia="en-IN"/>
+        </w:rPr>
+      </w:pPr>
+      <w:r>
+        <w:rPr>
+          <w:rFonts w:ascii="Consolas" w:eastAsia="Times New Roman" w:hAnsi="Consolas" w:cs="Times New Roman"/>
+          <w:color w:val="D4D4D4"/>
+          <w:sz w:val="21"/>
+          <w:szCs w:val="21"/>
+          <w:lang w:eastAsia="en-IN"/>
+        </w:rPr>
+        <w:t>  </w:t>
+      </w:r>
+      <w:proofErr w:type="spellStart"/>
+      <w:r>
+        <w:rPr>
+          <w:rFonts w:ascii="Consolas" w:eastAsia="Times New Roman" w:hAnsi="Consolas" w:cs="Times New Roman"/>
+          <w:color w:val="569CD6"/>
+          <w:sz w:val="21"/>
+          <w:szCs w:val="21"/>
+          <w:lang w:eastAsia="en-IN"/>
+        </w:rPr>
+        <w:t>const</w:t>
+      </w:r>
+      <w:proofErr w:type="spellEnd"/>
+      <w:r>
+        <w:rPr>
+          <w:rFonts w:ascii="Consolas" w:eastAsia="Times New Roman" w:hAnsi="Consolas" w:cs="Times New Roman"/>
+          <w:color w:val="D4D4D4"/>
+          <w:sz w:val="21"/>
+          <w:szCs w:val="21"/>
+          <w:lang w:eastAsia="en-IN"/>
+        </w:rPr>
+        <w:t> [</w:t>
+      </w:r>
+      <w:proofErr w:type="spellStart"/>
+      <w:r>
+        <w:rPr>
+          <w:rFonts w:ascii="Consolas" w:eastAsia="Times New Roman" w:hAnsi="Consolas" w:cs="Times New Roman"/>
+          <w:color w:val="4FC1FF"/>
+          <w:sz w:val="21"/>
+          <w:szCs w:val="21"/>
+          <w:lang w:eastAsia="en-IN"/>
+        </w:rPr>
+        <w:t>isLoggedIn</w:t>
+      </w:r>
+      <w:proofErr w:type="spellEnd"/>
+      <w:r>
+        <w:rPr>
+          <w:rFonts w:ascii="Consolas" w:eastAsia="Times New Roman" w:hAnsi="Consolas" w:cs="Times New Roman"/>
+          <w:color w:val="D4D4D4"/>
+          <w:sz w:val="21"/>
+          <w:szCs w:val="21"/>
+          <w:lang w:eastAsia="en-IN"/>
+        </w:rPr>
+        <w:t>, </w:t>
+      </w:r>
+      <w:proofErr w:type="spellStart"/>
+      <w:r>
+        <w:rPr>
+          <w:rFonts w:ascii="Consolas" w:eastAsia="Times New Roman" w:hAnsi="Consolas" w:cs="Times New Roman"/>
+          <w:color w:val="DCDCAA"/>
+          <w:sz w:val="21"/>
+          <w:szCs w:val="21"/>
+          <w:lang w:eastAsia="en-IN"/>
+        </w:rPr>
+        <w:t>setIsLoggedIn</w:t>
+      </w:r>
+      <w:proofErr w:type="spellEnd"/>
+      <w:r>
+        <w:rPr>
+          <w:rFonts w:ascii="Consolas" w:eastAsia="Times New Roman" w:hAnsi="Consolas" w:cs="Times New Roman"/>
+          <w:color w:val="D4D4D4"/>
+          <w:sz w:val="21"/>
+          <w:szCs w:val="21"/>
+          <w:lang w:eastAsia="en-IN"/>
+        </w:rPr>
+        <w:t>] = </w:t>
+      </w:r>
+      <w:proofErr w:type="spellStart"/>
+      <w:r>
+        <w:rPr>
+          <w:rFonts w:ascii="Consolas" w:eastAsia="Times New Roman" w:hAnsi="Consolas" w:cs="Times New Roman"/>
+          <w:color w:val="DCDCAA"/>
+          <w:sz w:val="21"/>
+          <w:szCs w:val="21"/>
+          <w:lang w:eastAsia="en-IN"/>
+        </w:rPr>
+        <w:t>useState</w:t>
+      </w:r>
+      <w:proofErr w:type="spellEnd"/>
+      <w:r>
+        <w:rPr>
+          <w:rFonts w:ascii="Consolas" w:eastAsia="Times New Roman" w:hAnsi="Consolas" w:cs="Times New Roman"/>
+          <w:color w:val="D4D4D4"/>
+          <w:sz w:val="21"/>
+          <w:szCs w:val="21"/>
+          <w:lang w:eastAsia="en-IN"/>
+        </w:rPr>
+        <w:t>(</w:t>
+      </w:r>
+      <w:r>
+        <w:rPr>
+          <w:rFonts w:ascii="Consolas" w:eastAsia="Times New Roman" w:hAnsi="Consolas" w:cs="Times New Roman"/>
+          <w:color w:val="569CD6"/>
+          <w:sz w:val="21"/>
+          <w:szCs w:val="21"/>
+          <w:lang w:eastAsia="en-IN"/>
+        </w:rPr>
+        <w:t>false</w:t>
+      </w:r>
+      <w:r>
+        <w:rPr>
+          <w:rFonts w:ascii="Consolas" w:eastAsia="Times New Roman" w:hAnsi="Consolas" w:cs="Times New Roman"/>
+          <w:color w:val="D4D4D4"/>
+          <w:sz w:val="21"/>
+          <w:szCs w:val="21"/>
+          <w:lang w:eastAsia="en-IN"/>
+        </w:rPr>
+        <w:t>);</w:t>
+      </w:r>
+    </w:p>
+    <w:p>
+      <w:pPr>
+        <w:shd w:val="clear" w:color="auto" w:fill="1E1E1E"/>
+        <w:spacing w:after="0" w:line="285" w:lineRule="atLeast"/>
+        <w:rPr>
+          <w:rFonts w:ascii="Consolas" w:eastAsia="Times New Roman" w:hAnsi="Consolas" w:cs="Times New Roman"/>
+          <w:color w:val="D4D4D4"/>
+          <w:sz w:val="21"/>
+          <w:szCs w:val="21"/>
+          <w:lang w:eastAsia="en-IN"/>
+        </w:rPr>
+      </w:pPr>
+    </w:p>
+    <w:p>
+      <w:pPr>
+        <w:shd w:val="clear" w:color="auto" w:fill="1E1E1E"/>
+        <w:spacing w:after="0" w:line="285" w:lineRule="atLeast"/>
+        <w:rPr>
+          <w:rFonts w:ascii="Consolas" w:eastAsia="Times New Roman" w:hAnsi="Consolas" w:cs="Times New Roman"/>
+          <w:color w:val="D4D4D4"/>
+          <w:sz w:val="21"/>
+          <w:szCs w:val="21"/>
+          <w:lang w:eastAsia="en-IN"/>
+        </w:rPr>
+      </w:pPr>
+      <w:r>
+        <w:rPr>
+          <w:rFonts w:ascii="Consolas" w:eastAsia="Times New Roman" w:hAnsi="Consolas" w:cs="Times New Roman"/>
+          <w:color w:val="D4D4D4"/>
+          <w:sz w:val="21"/>
+          <w:szCs w:val="21"/>
+          <w:lang w:eastAsia="en-IN"/>
+        </w:rPr>
+        <w:t>  </w:t>
+      </w:r>
+      <w:proofErr w:type="spellStart"/>
+      <w:r>
+        <w:rPr>
+          <w:rFonts w:ascii="Consolas" w:eastAsia="Times New Roman" w:hAnsi="Consolas" w:cs="Times New Roman"/>
+          <w:color w:val="569CD6"/>
+          <w:sz w:val="21"/>
+          <w:szCs w:val="21"/>
+          <w:lang w:eastAsia="en-IN"/>
+        </w:rPr>
+        <w:t>const</w:t>
+      </w:r>
+      <w:proofErr w:type="spellEnd"/>
+      <w:r>
+        <w:rPr>
+          <w:rFonts w:ascii="Consolas" w:eastAsia="Times New Roman" w:hAnsi="Consolas" w:cs="Times New Roman"/>
+          <w:color w:val="D4D4D4"/>
+          <w:sz w:val="21"/>
+          <w:szCs w:val="21"/>
+          <w:lang w:eastAsia="en-IN"/>
+        </w:rPr>
+        <w:t> </w:t>
+      </w:r>
+      <w:proofErr w:type="spellStart"/>
+      <w:r>
+        <w:rPr>
+          <w:rFonts w:ascii="Consolas" w:eastAsia="Times New Roman" w:hAnsi="Consolas" w:cs="Times New Roman"/>
+          <w:color w:val="4FC1FF"/>
+          <w:sz w:val="21"/>
+          <w:szCs w:val="21"/>
+          <w:lang w:eastAsia="en-IN"/>
+        </w:rPr>
+        <w:t>storedUserInfo</w:t>
+      </w:r>
+      <w:proofErr w:type="spellEnd"/>
+      <w:r>
+        <w:rPr>
+          <w:rFonts w:ascii="Consolas" w:eastAsia="Times New Roman" w:hAnsi="Consolas" w:cs="Times New Roman"/>
+          <w:color w:val="D4D4D4"/>
+          <w:sz w:val="21"/>
+          <w:szCs w:val="21"/>
+          <w:lang w:eastAsia="en-IN"/>
+        </w:rPr>
+        <w:t> = </w:t>
+      </w:r>
+      <w:proofErr w:type="spellStart"/>
+      <w:r>
+        <w:rPr>
+          <w:rFonts w:ascii="Consolas" w:eastAsia="Times New Roman" w:hAnsi="Consolas" w:cs="Times New Roman"/>
+          <w:color w:val="9CDCFE"/>
+          <w:sz w:val="21"/>
+          <w:szCs w:val="21"/>
+          <w:lang w:eastAsia="en-IN"/>
+        </w:rPr>
+        <w:t>localStorage</w:t>
+      </w:r>
+      <w:r>
+        <w:rPr>
+          <w:rFonts w:ascii="Consolas" w:eastAsia="Times New Roman" w:hAnsi="Consolas" w:cs="Times New Roman"/>
+          <w:color w:val="D4D4D4"/>
+          <w:sz w:val="21"/>
+          <w:szCs w:val="21"/>
+          <w:lang w:eastAsia="en-IN"/>
+        </w:rPr>
+        <w:t>.</w:t>
+      </w:r>
+      <w:r>
+        <w:rPr>
+          <w:rFonts w:ascii="Consolas" w:eastAsia="Times New Roman" w:hAnsi="Consolas" w:cs="Times New Roman"/>
+          <w:color w:val="DCDCAA"/>
+          <w:sz w:val="21"/>
+          <w:szCs w:val="21"/>
+          <w:lang w:eastAsia="en-IN"/>
+        </w:rPr>
+        <w:t>getItem</w:t>
+      </w:r>
+      <w:proofErr w:type="spellEnd"/>
+      <w:r>
+        <w:rPr>
+          <w:rFonts w:ascii="Consolas" w:eastAsia="Times New Roman" w:hAnsi="Consolas" w:cs="Times New Roman"/>
+          <w:color w:val="D4D4D4"/>
+          <w:sz w:val="21"/>
+          <w:szCs w:val="21"/>
+          <w:lang w:eastAsia="en-IN"/>
+        </w:rPr>
+        <w:t>(</w:t>
+      </w:r>
+      <w:r>
+        <w:rPr>
+          <w:rFonts w:ascii="Consolas" w:eastAsia="Times New Roman" w:hAnsi="Consolas" w:cs="Times New Roman"/>
+          <w:color w:val="CE9178"/>
+          <w:sz w:val="21"/>
+          <w:szCs w:val="21"/>
+          <w:lang w:eastAsia="en-IN"/>
+        </w:rPr>
+        <w:t>'</w:t>
+      </w:r>
+      <w:proofErr w:type="spellStart"/>
+      <w:r>
+        <w:rPr>
+          <w:rFonts w:ascii="Consolas" w:eastAsia="Times New Roman" w:hAnsi="Consolas" w:cs="Times New Roman"/>
+          <w:color w:val="CE9178"/>
+          <w:sz w:val="21"/>
+          <w:szCs w:val="21"/>
+          <w:lang w:eastAsia="en-IN"/>
+        </w:rPr>
+        <w:t>isLoggedIn</w:t>
+      </w:r>
+      <w:proofErr w:type="spellEnd"/>
+      <w:r>
+        <w:rPr>
+          <w:rFonts w:ascii="Consolas" w:eastAsia="Times New Roman" w:hAnsi="Consolas" w:cs="Times New Roman"/>
+          <w:color w:val="CE9178"/>
+          <w:sz w:val="21"/>
+          <w:szCs w:val="21"/>
+          <w:lang w:eastAsia="en-IN"/>
+        </w:rPr>
+        <w:t>'</w:t>
+      </w:r>
+      <w:r>
+        <w:rPr>
+          <w:rFonts w:ascii="Consolas" w:eastAsia="Times New Roman" w:hAnsi="Consolas" w:cs="Times New Roman"/>
+          <w:color w:val="D4D4D4"/>
+          <w:sz w:val="21"/>
+          <w:szCs w:val="21"/>
+          <w:lang w:eastAsia="en-IN"/>
+        </w:rPr>
+        <w:t>);</w:t>
+      </w:r>
+    </w:p>
+    <w:p>
+      <w:pPr>
+        <w:shd w:val="clear" w:color="auto" w:fill="1E1E1E"/>
+        <w:spacing w:after="0" w:line="285" w:lineRule="atLeast"/>
+        <w:rPr>
+          <w:rFonts w:ascii="Consolas" w:eastAsia="Times New Roman" w:hAnsi="Consolas" w:cs="Times New Roman"/>
+          <w:color w:val="D4D4D4"/>
+          <w:sz w:val="21"/>
+          <w:szCs w:val="21"/>
+          <w:lang w:eastAsia="en-IN"/>
+        </w:rPr>
+      </w:pPr>
+    </w:p>
+    <w:p>
+      <w:pPr>
+        <w:shd w:val="clear" w:color="auto" w:fill="1E1E1E"/>
+        <w:spacing w:after="0" w:line="285" w:lineRule="atLeast"/>
+        <w:rPr>
+          <w:rFonts w:ascii="Consolas" w:eastAsia="Times New Roman" w:hAnsi="Consolas" w:cs="Times New Roman"/>
+          <w:color w:val="D4D4D4"/>
+          <w:sz w:val="21"/>
+          <w:szCs w:val="21"/>
+          <w:lang w:eastAsia="en-IN"/>
+        </w:rPr>
+      </w:pPr>
+      <w:r>
+        <w:rPr>
+          <w:rFonts w:ascii="Consolas" w:eastAsia="Times New Roman" w:hAnsi="Consolas" w:cs="Times New Roman"/>
+          <w:color w:val="D4D4D4"/>
+          <w:sz w:val="21"/>
+          <w:szCs w:val="21"/>
+          <w:lang w:eastAsia="en-IN"/>
+        </w:rPr>
+        <w:t>  </w:t>
+      </w:r>
+      <w:r>
+        <w:rPr>
+          <w:rFonts w:ascii="Consolas" w:eastAsia="Times New Roman" w:hAnsi="Consolas" w:cs="Times New Roman"/>
+          <w:color w:val="C586C0"/>
+          <w:sz w:val="21"/>
+          <w:szCs w:val="21"/>
+          <w:lang w:eastAsia="en-IN"/>
+        </w:rPr>
+        <w:t>if</w:t>
+      </w:r>
+      <w:r>
+        <w:rPr>
+          <w:rFonts w:ascii="Consolas" w:eastAsia="Times New Roman" w:hAnsi="Consolas" w:cs="Times New Roman"/>
+          <w:color w:val="D4D4D4"/>
+          <w:sz w:val="21"/>
+          <w:szCs w:val="21"/>
+          <w:lang w:eastAsia="en-IN"/>
+        </w:rPr>
+        <w:t>(</w:t>
+      </w:r>
+      <w:proofErr w:type="spellStart"/>
+      <w:r>
+        <w:rPr>
+          <w:rFonts w:ascii="Consolas" w:eastAsia="Times New Roman" w:hAnsi="Consolas" w:cs="Times New Roman"/>
+          <w:color w:val="4FC1FF"/>
+          <w:sz w:val="21"/>
+          <w:szCs w:val="21"/>
+          <w:lang w:eastAsia="en-IN"/>
+        </w:rPr>
+        <w:t>storedUserInfo</w:t>
+      </w:r>
+      <w:proofErr w:type="spellEnd"/>
+      <w:r>
+        <w:rPr>
+          <w:rFonts w:ascii="Consolas" w:eastAsia="Times New Roman" w:hAnsi="Consolas" w:cs="Times New Roman"/>
+          <w:color w:val="D4D4D4"/>
+          <w:sz w:val="21"/>
+          <w:szCs w:val="21"/>
+          <w:lang w:eastAsia="en-IN"/>
+        </w:rPr>
+        <w:t> === </w:t>
+      </w:r>
+      <w:r>
+        <w:rPr>
+          <w:rFonts w:ascii="Consolas" w:eastAsia="Times New Roman" w:hAnsi="Consolas" w:cs="Times New Roman"/>
+          <w:color w:val="CE9178"/>
+          <w:sz w:val="21"/>
+          <w:szCs w:val="21"/>
+          <w:lang w:eastAsia="en-IN"/>
+        </w:rPr>
+        <w:t>'1'</w:t>
+      </w:r>
+      <w:r>
+        <w:rPr>
+          <w:rFonts w:ascii="Consolas" w:eastAsia="Times New Roman" w:hAnsi="Consolas" w:cs="Times New Roman"/>
+          <w:color w:val="D4D4D4"/>
+          <w:sz w:val="21"/>
+          <w:szCs w:val="21"/>
+          <w:lang w:eastAsia="en-IN"/>
+        </w:rPr>
+        <w:t>){</w:t>
+      </w:r>
+    </w:p>
+    <w:p>
+      <w:pPr>
+        <w:shd w:val="clear" w:color="auto" w:fill="1E1E1E"/>
+        <w:spacing w:after="0" w:line="285" w:lineRule="atLeast"/>
+        <w:rPr>
+          <w:rFonts w:ascii="Consolas" w:eastAsia="Times New Roman" w:hAnsi="Consolas" w:cs="Times New Roman"/>
+          <w:color w:val="D4D4D4"/>
+          <w:sz w:val="21"/>
+          <w:szCs w:val="21"/>
+          <w:lang w:eastAsia="en-IN"/>
+        </w:rPr>
+      </w:pPr>
+      <w:r>
+        <w:rPr>
+          <w:rFonts w:ascii="Consolas" w:eastAsia="Times New Roman" w:hAnsi="Consolas" w:cs="Times New Roman"/>
+          <w:color w:val="D4D4D4"/>
+          <w:sz w:val="21"/>
+          <w:szCs w:val="21"/>
+          <w:lang w:eastAsia="en-IN"/>
+        </w:rPr>
+        <w:t>    </w:t>
+      </w:r>
+      <w:proofErr w:type="spellStart"/>
+      <w:r>
+        <w:rPr>
+          <w:rFonts w:ascii="Consolas" w:eastAsia="Times New Roman" w:hAnsi="Consolas" w:cs="Times New Roman"/>
+          <w:color w:val="DCDCAA"/>
+          <w:sz w:val="21"/>
+          <w:szCs w:val="21"/>
+          <w:lang w:eastAsia="en-IN"/>
+        </w:rPr>
+        <w:t>setIsLoggedIn</w:t>
+      </w:r>
+      <w:proofErr w:type="spellEnd"/>
+      <w:r>
+        <w:rPr>
+          <w:rFonts w:ascii="Consolas" w:eastAsia="Times New Roman" w:hAnsi="Consolas" w:cs="Times New Roman"/>
+          <w:color w:val="D4D4D4"/>
+          <w:sz w:val="21"/>
+          <w:szCs w:val="21"/>
+          <w:lang w:eastAsia="en-IN"/>
+        </w:rPr>
+        <w:t>(</w:t>
+      </w:r>
+      <w:r>
+        <w:rPr>
+          <w:rFonts w:ascii="Consolas" w:eastAsia="Times New Roman" w:hAnsi="Consolas" w:cs="Times New Roman"/>
+          <w:color w:val="569CD6"/>
+          <w:sz w:val="21"/>
+          <w:szCs w:val="21"/>
+          <w:lang w:eastAsia="en-IN"/>
+        </w:rPr>
+        <w:t>true</w:t>
+      </w:r>
+      <w:r>
+        <w:rPr>
+          <w:rFonts w:ascii="Consolas" w:eastAsia="Times New Roman" w:hAnsi="Consolas" w:cs="Times New Roman"/>
+          <w:color w:val="D4D4D4"/>
+          <w:sz w:val="21"/>
+          <w:szCs w:val="21"/>
+          <w:lang w:eastAsia="en-IN"/>
+        </w:rPr>
+        <w:t>);</w:t>
+      </w:r>
+    </w:p>
+    <w:p>
+      <w:pPr>
+        <w:shd w:val="clear" w:color="auto" w:fill="1E1E1E"/>
+        <w:spacing w:after="0" w:line="285" w:lineRule="atLeast"/>
+        <w:rPr>
+          <w:rFonts w:ascii="Consolas" w:eastAsia="Times New Roman" w:hAnsi="Consolas" w:cs="Times New Roman"/>
+          <w:color w:val="D4D4D4"/>
+          <w:sz w:val="21"/>
+          <w:szCs w:val="21"/>
+          <w:lang w:eastAsia="en-IN"/>
+        </w:rPr>
+      </w:pPr>
+      <w:r>
+        <w:rPr>
+          <w:rFonts w:ascii="Consolas" w:eastAsia="Times New Roman" w:hAnsi="Consolas" w:cs="Times New Roman"/>
+          <w:color w:val="D4D4D4"/>
+          <w:sz w:val="21"/>
+          <w:szCs w:val="21"/>
+          <w:lang w:eastAsia="en-IN"/>
+        </w:rPr>
+        <w:t>  }</w:t>
+      </w:r>
+    </w:p>
+    <w:p>
+      <w:pPr>
+        <w:shd w:val="clear" w:color="auto" w:fill="1E1E1E"/>
+        <w:spacing w:after="0" w:line="285" w:lineRule="atLeast"/>
+        <w:rPr>
+          <w:rFonts w:ascii="Consolas" w:eastAsia="Times New Roman" w:hAnsi="Consolas" w:cs="Times New Roman"/>
+          <w:color w:val="D4D4D4"/>
+          <w:sz w:val="21"/>
+          <w:szCs w:val="21"/>
+          <w:lang w:eastAsia="en-IN"/>
+        </w:rPr>
+      </w:pPr>
+    </w:p>
+    <w:p>
+      <w:pPr>
+        <w:shd w:val="clear" w:color="auto" w:fill="1E1E1E"/>
+        <w:spacing w:after="0" w:line="285" w:lineRule="atLeast"/>
+        <w:rPr>
+          <w:rFonts w:ascii="Consolas" w:eastAsia="Times New Roman" w:hAnsi="Consolas" w:cs="Times New Roman"/>
+          <w:color w:val="D4D4D4"/>
+          <w:sz w:val="21"/>
+          <w:szCs w:val="21"/>
+          <w:lang w:eastAsia="en-IN"/>
+        </w:rPr>
+      </w:pPr>
+      <w:r>
+        <w:rPr>
+          <w:rFonts w:ascii="Consolas" w:eastAsia="Times New Roman" w:hAnsi="Consolas" w:cs="Times New Roman"/>
+          <w:color w:val="D4D4D4"/>
+          <w:sz w:val="21"/>
+          <w:szCs w:val="21"/>
+          <w:lang w:eastAsia="en-IN"/>
+        </w:rPr>
+        <w:t>  </w:t>
+      </w:r>
+      <w:proofErr w:type="spellStart"/>
+      <w:r>
+        <w:rPr>
+          <w:rFonts w:ascii="Consolas" w:eastAsia="Times New Roman" w:hAnsi="Consolas" w:cs="Times New Roman"/>
+          <w:color w:val="569CD6"/>
+          <w:sz w:val="21"/>
+          <w:szCs w:val="21"/>
+          <w:lang w:eastAsia="en-IN"/>
+        </w:rPr>
+        <w:t>const</w:t>
+      </w:r>
+      <w:proofErr w:type="spellEnd"/>
+      <w:r>
+        <w:rPr>
+          <w:rFonts w:ascii="Consolas" w:eastAsia="Times New Roman" w:hAnsi="Consolas" w:cs="Times New Roman"/>
+          <w:color w:val="D4D4D4"/>
+          <w:sz w:val="21"/>
+          <w:szCs w:val="21"/>
+          <w:lang w:eastAsia="en-IN"/>
+        </w:rPr>
+        <w:t> </w:t>
+      </w:r>
+      <w:proofErr w:type="spellStart"/>
+      <w:r>
+        <w:rPr>
+          <w:rFonts w:ascii="Consolas" w:eastAsia="Times New Roman" w:hAnsi="Consolas" w:cs="Times New Roman"/>
+          <w:color w:val="DCDCAA"/>
+          <w:sz w:val="21"/>
+          <w:szCs w:val="21"/>
+          <w:lang w:eastAsia="en-IN"/>
+        </w:rPr>
+        <w:t>loginHandler</w:t>
+      </w:r>
+      <w:proofErr w:type="spellEnd"/>
+      <w:r>
+        <w:rPr>
+          <w:rFonts w:ascii="Consolas" w:eastAsia="Times New Roman" w:hAnsi="Consolas" w:cs="Times New Roman"/>
+          <w:color w:val="D4D4D4"/>
+          <w:sz w:val="21"/>
+          <w:szCs w:val="21"/>
+          <w:lang w:eastAsia="en-IN"/>
+        </w:rPr>
+        <w:t> = (</w:t>
+      </w:r>
+      <w:r>
+        <w:rPr>
+          <w:rFonts w:ascii="Consolas" w:eastAsia="Times New Roman" w:hAnsi="Consolas" w:cs="Times New Roman"/>
+          <w:color w:val="9CDCFE"/>
+          <w:sz w:val="21"/>
+          <w:szCs w:val="21"/>
+          <w:lang w:eastAsia="en-IN"/>
+        </w:rPr>
+        <w:t>email</w:t>
+      </w:r>
+      <w:r>
+        <w:rPr>
+          <w:rFonts w:ascii="Consolas" w:eastAsia="Times New Roman" w:hAnsi="Consolas" w:cs="Times New Roman"/>
+          <w:color w:val="D4D4D4"/>
+          <w:sz w:val="21"/>
+          <w:szCs w:val="21"/>
+          <w:lang w:eastAsia="en-IN"/>
+        </w:rPr>
+        <w:t>, </w:t>
+      </w:r>
+      <w:r>
+        <w:rPr>
+          <w:rFonts w:ascii="Consolas" w:eastAsia="Times New Roman" w:hAnsi="Consolas" w:cs="Times New Roman"/>
+          <w:color w:val="9CDCFE"/>
+          <w:sz w:val="21"/>
+          <w:szCs w:val="21"/>
+          <w:lang w:eastAsia="en-IN"/>
+        </w:rPr>
+        <w:t>password</w:t>
+      </w:r>
+      <w:r>
+        <w:rPr>
+          <w:rFonts w:ascii="Consolas" w:eastAsia="Times New Roman" w:hAnsi="Consolas" w:cs="Times New Roman"/>
+          <w:color w:val="D4D4D4"/>
+          <w:sz w:val="21"/>
+          <w:szCs w:val="21"/>
+          <w:lang w:eastAsia="en-IN"/>
+        </w:rPr>
+        <w:t>) </w:t>
+      </w:r>
+      <w:r>
+        <w:rPr>
+          <w:rFonts w:ascii="Consolas" w:eastAsia="Times New Roman" w:hAnsi="Consolas" w:cs="Times New Roman"/>
+          <w:color w:val="569CD6"/>
+          <w:sz w:val="21"/>
+          <w:szCs w:val="21"/>
+          <w:lang w:eastAsia="en-IN"/>
+        </w:rPr>
+        <w:t>=&gt;</w:t>
+      </w:r>
+      <w:r>
+        <w:rPr>
+          <w:rFonts w:ascii="Consolas" w:eastAsia="Times New Roman" w:hAnsi="Consolas" w:cs="Times New Roman"/>
+          <w:color w:val="D4D4D4"/>
+          <w:sz w:val="21"/>
+          <w:szCs w:val="21"/>
+          <w:lang w:eastAsia="en-IN"/>
+        </w:rPr>
+        <w:t> {</w:t>
+      </w:r>
+    </w:p>
+    <w:p>
+      <w:pPr>
+        <w:shd w:val="clear" w:color="auto" w:fill="1E1E1E"/>
+        <w:spacing w:after="0" w:line="285" w:lineRule="atLeast"/>
+        <w:rPr>
+          <w:rFonts w:ascii="Consolas" w:eastAsia="Times New Roman" w:hAnsi="Consolas" w:cs="Times New Roman"/>
+          <w:color w:val="D4D4D4"/>
+          <w:sz w:val="21"/>
+          <w:szCs w:val="21"/>
+          <w:lang w:eastAsia="en-IN"/>
+        </w:rPr>
+      </w:pPr>
+      <w:r>
+        <w:rPr>
+          <w:rFonts w:ascii="Consolas" w:eastAsia="Times New Roman" w:hAnsi="Consolas" w:cs="Times New Roman"/>
+          <w:color w:val="D4D4D4"/>
+          <w:sz w:val="21"/>
+          <w:szCs w:val="21"/>
+          <w:lang w:eastAsia="en-IN"/>
+        </w:rPr>
+        <w:t>    </w:t>
+      </w:r>
+      <w:r>
+        <w:rPr>
+          <w:rFonts w:ascii="Consolas" w:eastAsia="Times New Roman" w:hAnsi="Consolas" w:cs="Times New Roman"/>
+          <w:color w:val="6A9955"/>
+          <w:sz w:val="21"/>
+          <w:szCs w:val="21"/>
+          <w:lang w:eastAsia="en-IN"/>
+        </w:rPr>
+        <w:t>// We should of course check email and password</w:t>
+      </w:r>
+    </w:p>
+    <w:p>
+      <w:pPr>
+        <w:shd w:val="clear" w:color="auto" w:fill="1E1E1E"/>
+        <w:spacing w:after="0" w:line="285" w:lineRule="atLeast"/>
+        <w:rPr>
+          <w:rFonts w:ascii="Consolas" w:eastAsia="Times New Roman" w:hAnsi="Consolas" w:cs="Times New Roman"/>
+          <w:color w:val="D4D4D4"/>
+          <w:sz w:val="21"/>
+          <w:szCs w:val="21"/>
+          <w:lang w:eastAsia="en-IN"/>
+        </w:rPr>
+      </w:pPr>
+      <w:r>
+        <w:rPr>
+          <w:rFonts w:ascii="Consolas" w:eastAsia="Times New Roman" w:hAnsi="Consolas" w:cs="Times New Roman"/>
+          <w:color w:val="D4D4D4"/>
+          <w:sz w:val="21"/>
+          <w:szCs w:val="21"/>
+          <w:lang w:eastAsia="en-IN"/>
+        </w:rPr>
+        <w:t>    </w:t>
+      </w:r>
+      <w:r>
+        <w:rPr>
+          <w:rFonts w:ascii="Consolas" w:eastAsia="Times New Roman" w:hAnsi="Consolas" w:cs="Times New Roman"/>
+          <w:color w:val="6A9955"/>
+          <w:sz w:val="21"/>
+          <w:szCs w:val="21"/>
+          <w:lang w:eastAsia="en-IN"/>
+        </w:rPr>
+        <w:t>// But it's just a dummy/ demo anyways</w:t>
+      </w:r>
+    </w:p>
+    <w:p>
+      <w:pPr>
+        <w:shd w:val="clear" w:color="auto" w:fill="1E1E1E"/>
+        <w:spacing w:after="0" w:line="285" w:lineRule="atLeast"/>
+        <w:rPr>
+          <w:rFonts w:ascii="Consolas" w:eastAsia="Times New Roman" w:hAnsi="Consolas" w:cs="Times New Roman"/>
+          <w:color w:val="D4D4D4"/>
+          <w:sz w:val="21"/>
+          <w:szCs w:val="21"/>
+          <w:lang w:eastAsia="en-IN"/>
+        </w:rPr>
+      </w:pPr>
+      <w:r>
+        <w:rPr>
+          <w:rFonts w:ascii="Consolas" w:eastAsia="Times New Roman" w:hAnsi="Consolas" w:cs="Times New Roman"/>
+          <w:color w:val="D4D4D4"/>
+          <w:sz w:val="21"/>
+          <w:szCs w:val="21"/>
+          <w:lang w:eastAsia="en-IN"/>
+        </w:rPr>
+        <w:t>    </w:t>
+      </w:r>
+      <w:proofErr w:type="spellStart"/>
+      <w:r>
+        <w:rPr>
+          <w:rFonts w:ascii="Consolas" w:eastAsia="Times New Roman" w:hAnsi="Consolas" w:cs="Times New Roman"/>
+          <w:color w:val="9CDCFE"/>
+          <w:sz w:val="21"/>
+          <w:szCs w:val="21"/>
+          <w:lang w:eastAsia="en-IN"/>
+        </w:rPr>
+        <w:t>localStorage</w:t>
+      </w:r>
+      <w:r>
+        <w:rPr>
+          <w:rFonts w:ascii="Consolas" w:eastAsia="Times New Roman" w:hAnsi="Consolas" w:cs="Times New Roman"/>
+          <w:color w:val="D4D4D4"/>
+          <w:sz w:val="21"/>
+          <w:szCs w:val="21"/>
+          <w:lang w:eastAsia="en-IN"/>
+        </w:rPr>
+        <w:t>.</w:t>
+      </w:r>
+      <w:r>
+        <w:rPr>
+          <w:rFonts w:ascii="Consolas" w:eastAsia="Times New Roman" w:hAnsi="Consolas" w:cs="Times New Roman"/>
+          <w:color w:val="DCDCAA"/>
+          <w:sz w:val="21"/>
+          <w:szCs w:val="21"/>
+          <w:lang w:eastAsia="en-IN"/>
+        </w:rPr>
+        <w:t>setItem</w:t>
+      </w:r>
+      <w:proofErr w:type="spellEnd"/>
+      <w:r>
+        <w:rPr>
+          <w:rFonts w:ascii="Consolas" w:eastAsia="Times New Roman" w:hAnsi="Consolas" w:cs="Times New Roman"/>
+          <w:color w:val="D4D4D4"/>
+          <w:sz w:val="21"/>
+          <w:szCs w:val="21"/>
+          <w:lang w:eastAsia="en-IN"/>
+        </w:rPr>
+        <w:t>(</w:t>
+      </w:r>
+      <w:r>
+        <w:rPr>
+          <w:rFonts w:ascii="Consolas" w:eastAsia="Times New Roman" w:hAnsi="Consolas" w:cs="Times New Roman"/>
+          <w:color w:val="CE9178"/>
+          <w:sz w:val="21"/>
+          <w:szCs w:val="21"/>
+          <w:lang w:eastAsia="en-IN"/>
+        </w:rPr>
+        <w:t>'</w:t>
+      </w:r>
+      <w:proofErr w:type="spellStart"/>
+      <w:r>
+        <w:rPr>
+          <w:rFonts w:ascii="Consolas" w:eastAsia="Times New Roman" w:hAnsi="Consolas" w:cs="Times New Roman"/>
+          <w:color w:val="CE9178"/>
+          <w:sz w:val="21"/>
+          <w:szCs w:val="21"/>
+          <w:lang w:eastAsia="en-IN"/>
+        </w:rPr>
+        <w:t>isLoggedIn</w:t>
+      </w:r>
+      <w:proofErr w:type="spellEnd"/>
+      <w:r>
+        <w:rPr>
+          <w:rFonts w:ascii="Consolas" w:eastAsia="Times New Roman" w:hAnsi="Consolas" w:cs="Times New Roman"/>
+          <w:color w:val="CE9178"/>
+          <w:sz w:val="21"/>
+          <w:szCs w:val="21"/>
+          <w:lang w:eastAsia="en-IN"/>
+        </w:rPr>
+        <w:t>'</w:t>
+      </w:r>
+      <w:r>
+        <w:rPr>
+          <w:rFonts w:ascii="Consolas" w:eastAsia="Times New Roman" w:hAnsi="Consolas" w:cs="Times New Roman"/>
+          <w:color w:val="D4D4D4"/>
+          <w:sz w:val="21"/>
+          <w:szCs w:val="21"/>
+          <w:lang w:eastAsia="en-IN"/>
+        </w:rPr>
+        <w:t>, </w:t>
+      </w:r>
+      <w:r>
+        <w:rPr>
+          <w:rFonts w:ascii="Consolas" w:eastAsia="Times New Roman" w:hAnsi="Consolas" w:cs="Times New Roman"/>
+          <w:color w:val="CE9178"/>
+          <w:sz w:val="21"/>
+          <w:szCs w:val="21"/>
+          <w:lang w:eastAsia="en-IN"/>
+        </w:rPr>
+        <w:t>'1'</w:t>
+      </w:r>
+      <w:r>
+        <w:rPr>
+          <w:rFonts w:ascii="Consolas" w:eastAsia="Times New Roman" w:hAnsi="Consolas" w:cs="Times New Roman"/>
+          <w:color w:val="D4D4D4"/>
+          <w:sz w:val="21"/>
+          <w:szCs w:val="21"/>
+          <w:lang w:eastAsia="en-IN"/>
+        </w:rPr>
+        <w:t>);</w:t>
+      </w:r>
+    </w:p>
+    <w:p>
+      <w:pPr>
+        <w:shd w:val="clear" w:color="auto" w:fill="1E1E1E"/>
+        <w:spacing w:after="0" w:line="285" w:lineRule="atLeast"/>
+        <w:rPr>
+          <w:rFonts w:ascii="Consolas" w:eastAsia="Times New Roman" w:hAnsi="Consolas" w:cs="Times New Roman"/>
+          <w:color w:val="D4D4D4"/>
+          <w:sz w:val="21"/>
+          <w:szCs w:val="21"/>
+          <w:lang w:eastAsia="en-IN"/>
+        </w:rPr>
+      </w:pPr>
+      <w:r>
+        <w:rPr>
+          <w:rFonts w:ascii="Consolas" w:eastAsia="Times New Roman" w:hAnsi="Consolas" w:cs="Times New Roman"/>
+          <w:color w:val="D4D4D4"/>
+          <w:sz w:val="21"/>
+          <w:szCs w:val="21"/>
+          <w:lang w:eastAsia="en-IN"/>
+        </w:rPr>
+        <w:t>    </w:t>
+      </w:r>
+      <w:proofErr w:type="spellStart"/>
+      <w:r>
+        <w:rPr>
+          <w:rFonts w:ascii="Consolas" w:eastAsia="Times New Roman" w:hAnsi="Consolas" w:cs="Times New Roman"/>
+          <w:color w:val="DCDCAA"/>
+          <w:sz w:val="21"/>
+          <w:szCs w:val="21"/>
+          <w:lang w:eastAsia="en-IN"/>
+        </w:rPr>
+        <w:t>setIsLoggedIn</w:t>
+      </w:r>
+      <w:proofErr w:type="spellEnd"/>
+      <w:r>
+        <w:rPr>
+          <w:rFonts w:ascii="Consolas" w:eastAsia="Times New Roman" w:hAnsi="Consolas" w:cs="Times New Roman"/>
+          <w:color w:val="D4D4D4"/>
+          <w:sz w:val="21"/>
+          <w:szCs w:val="21"/>
+          <w:lang w:eastAsia="en-IN"/>
+        </w:rPr>
+        <w:t>(</w:t>
+      </w:r>
+      <w:r>
+        <w:rPr>
+          <w:rFonts w:ascii="Consolas" w:eastAsia="Times New Roman" w:hAnsi="Consolas" w:cs="Times New Roman"/>
+          <w:color w:val="569CD6"/>
+          <w:sz w:val="21"/>
+          <w:szCs w:val="21"/>
+          <w:lang w:eastAsia="en-IN"/>
+        </w:rPr>
+        <w:t>true</w:t>
+      </w:r>
+      <w:r>
+        <w:rPr>
+          <w:rFonts w:ascii="Consolas" w:eastAsia="Times New Roman" w:hAnsi="Consolas" w:cs="Times New Roman"/>
+          <w:color w:val="D4D4D4"/>
+          <w:sz w:val="21"/>
+          <w:szCs w:val="21"/>
+          <w:lang w:eastAsia="en-IN"/>
+        </w:rPr>
+        <w:t>);</w:t>
+      </w:r>
+    </w:p>
+    <w:p>
+      <w:pPr>
+        <w:shd w:val="clear" w:color="auto" w:fill="1E1E1E"/>
+        <w:spacing w:after="0" w:line="285" w:lineRule="atLeast"/>
+        <w:rPr>
+          <w:rFonts w:ascii="Consolas" w:eastAsia="Times New Roman" w:hAnsi="Consolas" w:cs="Times New Roman"/>
+          <w:color w:val="D4D4D4"/>
+          <w:sz w:val="21"/>
+          <w:szCs w:val="21"/>
+          <w:lang w:eastAsia="en-IN"/>
+        </w:rPr>
+      </w:pPr>
+      <w:r>
+        <w:rPr>
+          <w:rFonts w:ascii="Consolas" w:eastAsia="Times New Roman" w:hAnsi="Consolas" w:cs="Times New Roman"/>
+          <w:color w:val="D4D4D4"/>
+          <w:sz w:val="21"/>
+          <w:szCs w:val="21"/>
+          <w:lang w:eastAsia="en-IN"/>
+        </w:rPr>
+        <w:t>  };</w:t>
+      </w:r>
+    </w:p>
+    <w:p>
+      <w:pPr>
+        <w:shd w:val="clear" w:color="auto" w:fill="1E1E1E"/>
+        <w:spacing w:after="0" w:line="285" w:lineRule="atLeast"/>
+        <w:rPr>
+          <w:rFonts w:ascii="Consolas" w:eastAsia="Times New Roman" w:hAnsi="Consolas" w:cs="Times New Roman"/>
+          <w:color w:val="D4D4D4"/>
+          <w:sz w:val="21"/>
+          <w:szCs w:val="21"/>
+          <w:lang w:eastAsia="en-IN"/>
+        </w:rPr>
+      </w:pPr>
+      <w:r>
+        <w:rPr>
+          <w:rFonts w:ascii="Consolas" w:eastAsia="Times New Roman" w:hAnsi="Consolas" w:cs="Times New Roman"/>
+          <w:color w:val="D4D4D4"/>
+          <w:sz w:val="21"/>
+          <w:szCs w:val="21"/>
+          <w:lang w:eastAsia="en-IN"/>
+        </w:rPr>
+        <w:t xml:space="preserve">  //other code</w:t>
+      </w:r>
+    </w:p>
+    <w:p>
+      <w:pPr>
+        <w:shd w:val="clear" w:color="auto" w:fill="1E1E1E"/>
+        <w:spacing w:after="0" w:line="285" w:lineRule="atLeast"/>
+        <w:rPr>
+          <w:rFonts w:ascii="Consolas" w:eastAsia="Times New Roman" w:hAnsi="Consolas" w:cs="Times New Roman"/>
+          <w:color w:val="D4D4D4"/>
+          <w:sz w:val="21"/>
+          <w:szCs w:val="21"/>
+          <w:lang w:eastAsia="en-IN"/>
+        </w:rPr>
+      </w:pPr>
+      <w:r>
+        <w:rPr>
+          <w:rFonts w:ascii="Consolas" w:eastAsia="Times New Roman" w:hAnsi="Consolas" w:cs="Times New Roman"/>
+          <w:color w:val="D4D4D4"/>
+          <w:sz w:val="21"/>
+          <w:szCs w:val="21"/>
+          <w:lang w:eastAsia="en-IN"/>
+        </w:rPr>
+        <w:t xml:space="preserve">  //return JSX code</w:t>
+      </w:r>
+    </w:p>
+    <w:p>
+      <w:pPr>
+        <w:shd w:val="clear" w:color="auto" w:fill="1E1E1E"/>
+        <w:spacing w:after="0" w:line="285" w:lineRule="atLeast"/>
+        <w:rPr>
+          <w:rFonts w:ascii="Consolas" w:eastAsia="Times New Roman" w:hAnsi="Consolas" w:cs="Times New Roman"/>
+          <w:color w:val="D4D4D4"/>
+          <w:sz w:val="21"/>
+          <w:szCs w:val="21"/>
+          <w:lang w:eastAsia="en-IN"/>
+        </w:rPr>
+      </w:pPr>
+      <w:r>
+        <w:rPr>
+          <w:rFonts w:ascii="Consolas" w:eastAsia="Times New Roman" w:hAnsi="Consolas" w:cs="Times New Roman"/>
+          <w:color w:val="D4D4D4"/>
+          <w:sz w:val="21"/>
+          <w:szCs w:val="21"/>
+          <w:lang w:eastAsia="en-IN"/>
+        </w:rPr>
+        <w:t>}</w:t>
+      </w:r>
+    </w:p>
+    <w:p>
+      <w:pPr>
+        <w:rPr>
+          <w:sz w:val="24"/>
+          <w:szCs w:val="24"/>
+        </w:rPr>
+      </w:pPr>
+    </w:p>
+    <w:p>
+      <w:pPr>
+        <w:rPr>
+          <w:sz w:val="24"/>
+          <w:szCs w:val="24"/>
+        </w:rPr>
+      </w:pPr>
+      <w:r>
+        <w:rPr>
+          <w:sz w:val="24"/>
+          <w:szCs w:val="24"/>
+        </w:rPr>
+        <w:t xml:space="preserve">This is where </w:t>
+      </w:r>
+      <w:proofErr w:type="spellStart"/>
+      <w:r>
+        <w:rPr>
+          <w:sz w:val="24"/>
+          <w:szCs w:val="24"/>
+        </w:rPr>
+        <w:t>useEffect</w:t>
+      </w:r>
+      <w:proofErr w:type="spellEnd"/>
+      <w:r>
+        <w:rPr>
+          <w:sz w:val="24"/>
+          <w:szCs w:val="24"/>
+        </w:rPr>
+        <w:t xml:space="preserve"> hook helps. </w:t>
+      </w:r>
+      <w:proofErr w:type="spellStart"/>
+      <w:r>
+        <w:rPr>
+          <w:sz w:val="24"/>
+          <w:szCs w:val="24"/>
+        </w:rPr>
+        <w:t>useEffect</w:t>
+      </w:r>
+      <w:proofErr w:type="spellEnd"/>
+      <w:r>
+        <w:rPr>
+          <w:sz w:val="24"/>
+          <w:szCs w:val="24"/>
+        </w:rPr>
+        <w:t xml:space="preserve"> hook takes in 2 parameters, 1</w:t>
+      </w:r>
+      <w:r>
+        <w:rPr>
+          <w:sz w:val="24"/>
+          <w:szCs w:val="24"/>
+          <w:vertAlign w:val="superscript"/>
+        </w:rPr>
+        <w:t>st</w:t>
+      </w:r>
+      <w:r>
+        <w:rPr>
+          <w:sz w:val="24"/>
+          <w:szCs w:val="24"/>
+        </w:rPr>
+        <w:t xml:space="preserve"> one is the function where we write our side effect code (For </w:t>
+      </w:r>
+      <w:proofErr w:type="spellStart"/>
+      <w:r>
+        <w:rPr>
+          <w:sz w:val="24"/>
+          <w:szCs w:val="24"/>
+        </w:rPr>
+        <w:t>eg</w:t>
+      </w:r>
+      <w:proofErr w:type="spellEnd"/>
+      <w:r>
+        <w:rPr>
+          <w:sz w:val="24"/>
+          <w:szCs w:val="24"/>
+        </w:rPr>
+        <w:t>: Fetching data from the database) and 2</w:t>
+      </w:r>
+      <w:r>
+        <w:rPr>
+          <w:sz w:val="24"/>
+          <w:szCs w:val="24"/>
+          <w:vertAlign w:val="superscript"/>
+        </w:rPr>
+        <w:t>nd</w:t>
+      </w:r>
+      <w:r>
+        <w:rPr>
+          <w:sz w:val="24"/>
+          <w:szCs w:val="24"/>
+        </w:rPr>
+        <w:t xml:space="preserve"> one is array of dependencies. The side effect code will only run</w:t>
+      </w:r>
+      <w:r>
+        <w:rPr>
+          <w:sz w:val="24"/>
+          <w:szCs w:val="24"/>
+        </w:rPr>
+        <w:t xml:space="preserve"> when our app starts for the first time and during re-render</w:t>
+      </w:r>
+      <w:r>
+        <w:rPr>
+          <w:sz w:val="24"/>
+          <w:szCs w:val="24"/>
+        </w:rPr>
+        <w:t xml:space="preserve"> </w:t>
+      </w:r>
+      <w:r>
+        <w:rPr>
+          <w:sz w:val="24"/>
+          <w:szCs w:val="24"/>
+        </w:rPr>
+        <w:t>if</w:t>
+      </w:r>
+      <w:r>
+        <w:rPr>
+          <w:sz w:val="24"/>
+          <w:szCs w:val="24"/>
+        </w:rPr>
+        <w:t xml:space="preserve"> our dependencies change. </w:t>
+      </w:r>
+      <w:r>
+        <w:rPr>
+          <w:sz w:val="24"/>
+          <w:szCs w:val="24"/>
+        </w:rPr>
+        <w:t>(VIDEO 3)</w:t>
+      </w:r>
+    </w:p>
+    <w:p>
+      <w:pPr>
+        <w:rPr>
+          <w:sz w:val="24"/>
+          <w:szCs w:val="24"/>
+        </w:rPr>
+      </w:pPr>
+      <w:r>
+        <w:rPr>
+          <w:b/>
+          <w:bCs/>
+          <w:sz w:val="24"/>
+          <w:szCs w:val="24"/>
+        </w:rPr>
+        <w:lastRenderedPageBreak/>
+        <w:t>NOTE</w:t>
+      </w:r>
+      <w:r>
+        <w:rPr>
+          <w:sz w:val="24"/>
+          <w:szCs w:val="24"/>
+        </w:rPr>
+        <w:t xml:space="preserve">: </w:t>
+      </w:r>
+      <w:r>
+        <w:rPr>
+          <w:sz w:val="24"/>
+          <w:szCs w:val="24"/>
+        </w:rPr>
+        <w:t>By using this Hook, you tell React that your component needs to do something after render. React will remember the function you passed (we’ll refer to it as our “effect”), and call it later after performing the DOM updates.</w:t>
+      </w:r>
+    </w:p>
+    <w:p>
+      <w:pPr>
+        <w:rPr>
+          <w:sz w:val="24"/>
+          <w:szCs w:val="24"/>
+        </w:rPr>
+      </w:pPr>
+      <w:r>
+        <w:rPr>
+          <w:sz w:val="24"/>
+          <w:szCs w:val="24"/>
+        </w:rPr>
+        <w:t>3: The 2</w:t>
+      </w:r>
+      <w:r>
+        <w:rPr>
+          <w:sz w:val="24"/>
+          <w:szCs w:val="24"/>
+          <w:vertAlign w:val="superscript"/>
+        </w:rPr>
+        <w:t>nd</w:t>
+      </w:r>
+      <w:r>
+        <w:rPr>
+          <w:sz w:val="24"/>
+          <w:szCs w:val="24"/>
+        </w:rPr>
+        <w:t xml:space="preserve"> parameter in the </w:t>
+      </w:r>
+      <w:proofErr w:type="spellStart"/>
+      <w:r>
+        <w:rPr>
+          <w:sz w:val="24"/>
+          <w:szCs w:val="24"/>
+        </w:rPr>
+        <w:t>useEffect</w:t>
+      </w:r>
+      <w:proofErr w:type="spellEnd"/>
+      <w:r>
+        <w:rPr>
+          <w:sz w:val="24"/>
+          <w:szCs w:val="24"/>
+        </w:rPr>
+        <w:t xml:space="preserve"> hook is the array of dependencies. The code on the </w:t>
+      </w:r>
+      <w:proofErr w:type="spellStart"/>
+      <w:r>
+        <w:rPr>
+          <w:sz w:val="24"/>
+          <w:szCs w:val="24"/>
+        </w:rPr>
+        <w:t>useEffect</w:t>
+      </w:r>
+      <w:proofErr w:type="spellEnd"/>
+      <w:r>
+        <w:rPr>
+          <w:sz w:val="24"/>
+          <w:szCs w:val="24"/>
+        </w:rPr>
+        <w:t xml:space="preserve"> hook will run when any one of the dependency changes. </w:t>
+      </w:r>
+    </w:p>
+    <w:p>
+      <w:pPr>
+        <w:rPr>
+          <w:sz w:val="24"/>
+          <w:szCs w:val="24"/>
+        </w:rPr>
+      </w:pPr>
+      <w:r>
+        <w:rPr>
+          <w:sz w:val="24"/>
+          <w:szCs w:val="24"/>
+        </w:rPr>
+        <w:t xml:space="preserve">We use </w:t>
+      </w:r>
+      <w:proofErr w:type="spellStart"/>
+      <w:r>
+        <w:rPr>
+          <w:sz w:val="24"/>
+          <w:szCs w:val="24"/>
+        </w:rPr>
+        <w:t>useEffect</w:t>
+      </w:r>
+      <w:proofErr w:type="spellEnd"/>
+      <w:r>
+        <w:rPr>
+          <w:sz w:val="24"/>
+          <w:szCs w:val="24"/>
+        </w:rPr>
+        <w:t xml:space="preserve"> </w:t>
+      </w:r>
+      <w:r>
+        <w:rPr>
+          <w:sz w:val="24"/>
+          <w:szCs w:val="24"/>
+        </w:rPr>
+        <w:t>hook</w:t>
+      </w:r>
+      <w:r>
+        <w:rPr>
+          <w:sz w:val="24"/>
+          <w:szCs w:val="24"/>
+        </w:rPr>
+        <w:t xml:space="preserve">, when we want to run some code only in response to some other event…not just for http requests or </w:t>
+      </w:r>
+      <w:proofErr w:type="spellStart"/>
+      <w:r>
+        <w:rPr>
+          <w:sz w:val="24"/>
+          <w:szCs w:val="24"/>
+        </w:rPr>
+        <w:t>localStorage</w:t>
+      </w:r>
+      <w:proofErr w:type="spellEnd"/>
+      <w:r>
+        <w:rPr>
+          <w:sz w:val="24"/>
+          <w:szCs w:val="24"/>
+        </w:rPr>
+        <w:t>.</w:t>
+      </w:r>
+      <w:r>
+        <w:rPr>
+          <w:sz w:val="24"/>
+          <w:szCs w:val="24"/>
+        </w:rPr>
+        <w:t xml:space="preserve"> (VIDEO 4)</w:t>
+      </w:r>
+    </w:p>
+    <w:p>
+      <w:pPr>
+        <w:rPr>
+          <w:sz w:val="24"/>
+          <w:szCs w:val="24"/>
+        </w:rPr>
+      </w:pPr>
+      <w:r>
+        <w:rPr>
+          <w:sz w:val="24"/>
+          <w:szCs w:val="24"/>
+        </w:rPr>
+        <w:t>4:</w:t>
+      </w:r>
+    </w:p>
+    <w:p>
+      <w:pPr>
+        <w:shd w:val="clear" w:color="auto" w:fill="1E1E1E"/>
+        <w:spacing w:line="285" w:lineRule="atLeast"/>
+        <w:rPr>
+          <w:rFonts w:ascii="Consolas" w:eastAsia="Times New Roman" w:hAnsi="Consolas" w:cs="Times New Roman"/>
+          <w:color w:val="D4D4D4"/>
+          <w:sz w:val="21"/>
+          <w:szCs w:val="21"/>
+          <w:lang w:eastAsia="en-IN"/>
+        </w:rPr>
+      </w:pPr>
+      <w:proofErr w:type="spellStart"/>
+      <w:r>
+        <w:rPr>
+          <w:rFonts w:ascii="Consolas" w:eastAsia="Times New Roman" w:hAnsi="Consolas" w:cs="Times New Roman"/>
+          <w:color w:val="DCDCAA"/>
+          <w:sz w:val="21"/>
+          <w:szCs w:val="21"/>
+          <w:lang w:eastAsia="en-IN"/>
+        </w:rPr>
+        <w:t>useEffect</w:t>
+      </w:r>
+      <w:proofErr w:type="spellEnd"/>
+      <w:r>
+        <w:rPr>
+          <w:rFonts w:ascii="Consolas" w:eastAsia="Times New Roman" w:hAnsi="Consolas" w:cs="Times New Roman"/>
+          <w:color w:val="D4D4D4"/>
+          <w:sz w:val="21"/>
+          <w:szCs w:val="21"/>
+          <w:lang w:eastAsia="en-IN"/>
+        </w:rPr>
+        <w:t>(() </w:t>
+      </w:r>
+      <w:r>
+        <w:rPr>
+          <w:rFonts w:ascii="Consolas" w:eastAsia="Times New Roman" w:hAnsi="Consolas" w:cs="Times New Roman"/>
+          <w:color w:val="569CD6"/>
+          <w:sz w:val="21"/>
+          <w:szCs w:val="21"/>
+          <w:lang w:eastAsia="en-IN"/>
+        </w:rPr>
+        <w:t>=&gt;</w:t>
+      </w:r>
+      <w:r>
+        <w:rPr>
+          <w:rFonts w:ascii="Consolas" w:eastAsia="Times New Roman" w:hAnsi="Consolas" w:cs="Times New Roman"/>
+          <w:color w:val="D4D4D4"/>
+          <w:sz w:val="21"/>
+          <w:szCs w:val="21"/>
+          <w:lang w:eastAsia="en-IN"/>
+        </w:rPr>
+        <w:t> {</w:t>
+      </w:r>
+    </w:p>
+    <w:p>
+      <w:pPr>
+        <w:shd w:val="clear" w:color="auto" w:fill="1E1E1E"/>
+        <w:spacing w:line="285" w:lineRule="atLeast"/>
+        <w:ind w:firstLine="720"/>
+        <w:rPr>
+          <w:rFonts w:ascii="Consolas" w:eastAsia="Times New Roman" w:hAnsi="Consolas" w:cs="Times New Roman"/>
+          <w:color w:val="D4D4D4"/>
+          <w:sz w:val="21"/>
+          <w:szCs w:val="21"/>
+          <w:lang w:eastAsia="en-IN"/>
+        </w:rPr>
+      </w:pPr>
+      <w:proofErr w:type="spellStart"/>
+      <w:r>
+        <w:rPr>
+          <w:rFonts w:ascii="Consolas" w:eastAsia="Times New Roman" w:hAnsi="Consolas" w:cs="Times New Roman"/>
+          <w:color w:val="DCDCAA"/>
+          <w:sz w:val="21"/>
+          <w:szCs w:val="21"/>
+          <w:lang w:eastAsia="en-IN"/>
+        </w:rPr>
+        <w:t>setFormIsValid</w:t>
+      </w:r>
+      <w:proofErr w:type="spellEnd"/>
+      <w:r>
+        <w:rPr>
+          <w:rFonts w:ascii="Consolas" w:eastAsia="Times New Roman" w:hAnsi="Consolas" w:cs="Times New Roman"/>
+          <w:color w:val="D4D4D4"/>
+          <w:sz w:val="21"/>
+          <w:szCs w:val="21"/>
+          <w:lang w:eastAsia="en-IN"/>
+        </w:rPr>
+        <w:t>(</w:t>
+      </w:r>
+    </w:p>
+    <w:p>
+      <w:pPr>
+        <w:shd w:val="clear" w:color="auto" w:fill="1E1E1E"/>
+        <w:spacing w:after="0" w:line="285" w:lineRule="atLeast"/>
+        <w:rPr>
+          <w:rFonts w:ascii="Consolas" w:eastAsia="Times New Roman" w:hAnsi="Consolas" w:cs="Times New Roman"/>
+          <w:color w:val="D4D4D4"/>
+          <w:sz w:val="21"/>
+          <w:szCs w:val="21"/>
+          <w:lang w:eastAsia="en-IN"/>
+        </w:rPr>
+      </w:pPr>
+      <w:r>
+        <w:rPr>
+          <w:rFonts w:ascii="Consolas" w:eastAsia="Times New Roman" w:hAnsi="Consolas" w:cs="Times New Roman"/>
+          <w:color w:val="D4D4D4"/>
+          <w:sz w:val="21"/>
+          <w:szCs w:val="21"/>
+          <w:lang w:eastAsia="en-IN"/>
+        </w:rPr>
+        <w:t>        </w:t>
+      </w:r>
+      <w:r>
+        <w:rPr>
+          <w:rFonts w:ascii="Consolas" w:eastAsia="Times New Roman" w:hAnsi="Consolas" w:cs="Times New Roman"/>
+          <w:color w:val="4FC1FF"/>
+          <w:sz w:val="21"/>
+          <w:szCs w:val="21"/>
+          <w:lang w:eastAsia="en-IN"/>
+        </w:rPr>
+        <w:t>enteredEmail</w:t>
+      </w:r>
+      <w:r>
+        <w:rPr>
+          <w:rFonts w:ascii="Consolas" w:eastAsia="Times New Roman" w:hAnsi="Consolas" w:cs="Times New Roman"/>
+          <w:color w:val="D4D4D4"/>
+          <w:sz w:val="21"/>
+          <w:szCs w:val="21"/>
+          <w:lang w:eastAsia="en-IN"/>
+        </w:rPr>
+        <w:t>.</w:t>
+      </w:r>
+      <w:r>
+        <w:rPr>
+          <w:rFonts w:ascii="Consolas" w:eastAsia="Times New Roman" w:hAnsi="Consolas" w:cs="Times New Roman"/>
+          <w:color w:val="DCDCAA"/>
+          <w:sz w:val="21"/>
+          <w:szCs w:val="21"/>
+          <w:lang w:eastAsia="en-IN"/>
+        </w:rPr>
+        <w:t>includes</w:t>
+      </w:r>
+      <w:r>
+        <w:rPr>
+          <w:rFonts w:ascii="Consolas" w:eastAsia="Times New Roman" w:hAnsi="Consolas" w:cs="Times New Roman"/>
+          <w:color w:val="D4D4D4"/>
+          <w:sz w:val="21"/>
+          <w:szCs w:val="21"/>
+          <w:lang w:eastAsia="en-IN"/>
+        </w:rPr>
+        <w:t>(</w:t>
+      </w:r>
+      <w:r>
+        <w:rPr>
+          <w:rFonts w:ascii="Consolas" w:eastAsia="Times New Roman" w:hAnsi="Consolas" w:cs="Times New Roman"/>
+          <w:color w:val="CE9178"/>
+          <w:sz w:val="21"/>
+          <w:szCs w:val="21"/>
+          <w:lang w:eastAsia="en-IN"/>
+        </w:rPr>
+        <w:t>'@'</w:t>
+      </w:r>
+      <w:r>
+        <w:rPr>
+          <w:rFonts w:ascii="Consolas" w:eastAsia="Times New Roman" w:hAnsi="Consolas" w:cs="Times New Roman"/>
+          <w:color w:val="D4D4D4"/>
+          <w:sz w:val="21"/>
+          <w:szCs w:val="21"/>
+          <w:lang w:eastAsia="en-IN"/>
+        </w:rPr>
+        <w:t>) &amp;&amp; </w:t>
+      </w:r>
+      <w:r>
+        <w:rPr>
+          <w:rFonts w:ascii="Consolas" w:eastAsia="Times New Roman" w:hAnsi="Consolas" w:cs="Times New Roman"/>
+          <w:color w:val="4FC1FF"/>
+          <w:sz w:val="21"/>
+          <w:szCs w:val="21"/>
+          <w:lang w:eastAsia="en-IN"/>
+        </w:rPr>
+        <w:t>enteredPassword</w:t>
+      </w:r>
+      <w:r>
+        <w:rPr>
+          <w:rFonts w:ascii="Consolas" w:eastAsia="Times New Roman" w:hAnsi="Consolas" w:cs="Times New Roman"/>
+          <w:color w:val="D4D4D4"/>
+          <w:sz w:val="21"/>
+          <w:szCs w:val="21"/>
+          <w:lang w:eastAsia="en-IN"/>
+        </w:rPr>
+        <w:t>.</w:t>
+      </w:r>
+      <w:r>
+        <w:rPr>
+          <w:rFonts w:ascii="Consolas" w:eastAsia="Times New Roman" w:hAnsi="Consolas" w:cs="Times New Roman"/>
+          <w:color w:val="DCDCAA"/>
+          <w:sz w:val="21"/>
+          <w:szCs w:val="21"/>
+          <w:lang w:eastAsia="en-IN"/>
+        </w:rPr>
+        <w:t>trim</w:t>
+      </w:r>
+      <w:r>
+        <w:rPr>
+          <w:rFonts w:ascii="Consolas" w:eastAsia="Times New Roman" w:hAnsi="Consolas" w:cs="Times New Roman"/>
+          <w:color w:val="D4D4D4"/>
+          <w:sz w:val="21"/>
+          <w:szCs w:val="21"/>
+          <w:lang w:eastAsia="en-IN"/>
+        </w:rPr>
+        <w:t>().</w:t>
+      </w:r>
+      <w:r>
+        <w:rPr>
+          <w:rFonts w:ascii="Consolas" w:eastAsia="Times New Roman" w:hAnsi="Consolas" w:cs="Times New Roman"/>
+          <w:color w:val="4FC1FF"/>
+          <w:sz w:val="21"/>
+          <w:szCs w:val="21"/>
+          <w:lang w:eastAsia="en-IN"/>
+        </w:rPr>
+        <w:t>length</w:t>
+      </w:r>
+      <w:r>
+        <w:rPr>
+          <w:rFonts w:ascii="Consolas" w:eastAsia="Times New Roman" w:hAnsi="Consolas" w:cs="Times New Roman"/>
+          <w:color w:val="D4D4D4"/>
+          <w:sz w:val="21"/>
+          <w:szCs w:val="21"/>
+          <w:lang w:eastAsia="en-IN"/>
+        </w:rPr>
+        <w:t> &gt; </w:t>
+      </w:r>
+      <w:r>
+        <w:rPr>
+          <w:rFonts w:ascii="Consolas" w:eastAsia="Times New Roman" w:hAnsi="Consolas" w:cs="Times New Roman"/>
+          <w:color w:val="B5CEA8"/>
+          <w:sz w:val="21"/>
+          <w:szCs w:val="21"/>
+          <w:lang w:eastAsia="en-IN"/>
+        </w:rPr>
+        <w:t>6</w:t>
+      </w:r>
+    </w:p>
+    <w:p>
+      <w:pPr>
+        <w:shd w:val="clear" w:color="auto" w:fill="1E1E1E"/>
+        <w:spacing w:after="0" w:line="285" w:lineRule="atLeast"/>
+        <w:rPr>
+          <w:rFonts w:ascii="Consolas" w:eastAsia="Times New Roman" w:hAnsi="Consolas" w:cs="Times New Roman"/>
+          <w:color w:val="D4D4D4"/>
+          <w:sz w:val="21"/>
+          <w:szCs w:val="21"/>
+          <w:lang w:eastAsia="en-IN"/>
+        </w:rPr>
+      </w:pPr>
+      <w:r>
+        <w:rPr>
+          <w:rFonts w:ascii="Consolas" w:eastAsia="Times New Roman" w:hAnsi="Consolas" w:cs="Times New Roman"/>
+          <w:color w:val="D4D4D4"/>
+          <w:sz w:val="21"/>
+          <w:szCs w:val="21"/>
+          <w:lang w:eastAsia="en-IN"/>
+        </w:rPr>
+        <w:t>      )</w:t>
+      </w:r>
+    </w:p>
+    <w:p>
+      <w:pPr>
+        <w:shd w:val="clear" w:color="auto" w:fill="1E1E1E"/>
+        <w:spacing w:after="0" w:line="285" w:lineRule="atLeast"/>
+        <w:rPr>
+          <w:rFonts w:ascii="Consolas" w:eastAsia="Times New Roman" w:hAnsi="Consolas" w:cs="Times New Roman"/>
+          <w:color w:val="D4D4D4"/>
+          <w:sz w:val="21"/>
+          <w:szCs w:val="21"/>
+          <w:lang w:eastAsia="en-IN"/>
+        </w:rPr>
+      </w:pPr>
+      <w:r>
+        <w:rPr>
+          <w:rFonts w:ascii="Consolas" w:eastAsia="Times New Roman" w:hAnsi="Consolas" w:cs="Times New Roman"/>
+          <w:color w:val="D4D4D4"/>
+          <w:sz w:val="21"/>
+          <w:szCs w:val="21"/>
+          <w:lang w:eastAsia="en-IN"/>
+        </w:rPr>
+        <w:t>    }, [</w:t>
+      </w:r>
+      <w:proofErr w:type="spellStart"/>
+      <w:r>
+        <w:rPr>
+          <w:rFonts w:ascii="Consolas" w:eastAsia="Times New Roman" w:hAnsi="Consolas" w:cs="Times New Roman"/>
+          <w:color w:val="4FC1FF"/>
+          <w:sz w:val="21"/>
+          <w:szCs w:val="21"/>
+          <w:lang w:eastAsia="en-IN"/>
+        </w:rPr>
+        <w:t>enteredEmail</w:t>
+      </w:r>
+      <w:proofErr w:type="spellEnd"/>
+      <w:r>
+        <w:rPr>
+          <w:rFonts w:ascii="Consolas" w:eastAsia="Times New Roman" w:hAnsi="Consolas" w:cs="Times New Roman"/>
+          <w:color w:val="D4D4D4"/>
+          <w:sz w:val="21"/>
+          <w:szCs w:val="21"/>
+          <w:lang w:eastAsia="en-IN"/>
+        </w:rPr>
+        <w:t>, </w:t>
+      </w:r>
+      <w:proofErr w:type="spellStart"/>
+      <w:r>
+        <w:rPr>
+          <w:rFonts w:ascii="Consolas" w:eastAsia="Times New Roman" w:hAnsi="Consolas" w:cs="Times New Roman"/>
+          <w:color w:val="4FC1FF"/>
+          <w:sz w:val="21"/>
+          <w:szCs w:val="21"/>
+          <w:lang w:eastAsia="en-IN"/>
+        </w:rPr>
+        <w:t>enteredPassword</w:t>
+      </w:r>
+      <w:proofErr w:type="spellEnd"/>
+      <w:r>
+        <w:rPr>
+          <w:rFonts w:ascii="Consolas" w:eastAsia="Times New Roman" w:hAnsi="Consolas" w:cs="Times New Roman"/>
+          <w:color w:val="D4D4D4"/>
+          <w:sz w:val="21"/>
+          <w:szCs w:val="21"/>
+          <w:lang w:eastAsia="en-IN"/>
+        </w:rPr>
+        <w:t>]);</w:t>
+      </w:r>
+    </w:p>
+    <w:p>
+      <w:pPr>
+        <w:rPr>
+          <w:sz w:val="24"/>
+          <w:szCs w:val="24"/>
+        </w:rPr>
+      </w:pPr>
+      <w:r>
+        <w:rPr>
+          <w:sz w:val="24"/>
+          <w:szCs w:val="24"/>
+        </w:rPr>
+        <w:t xml:space="preserve">Consider this above snippet. The </w:t>
+      </w:r>
+      <w:proofErr w:type="spellStart"/>
+      <w:r>
+        <w:rPr>
+          <w:sz w:val="24"/>
+          <w:szCs w:val="24"/>
+        </w:rPr>
+        <w:t>setState</w:t>
+      </w:r>
+      <w:proofErr w:type="spellEnd"/>
+      <w:r>
+        <w:rPr>
+          <w:sz w:val="24"/>
+          <w:szCs w:val="24"/>
+        </w:rPr>
+        <w:t xml:space="preserve"> method (</w:t>
+      </w:r>
+      <w:proofErr w:type="spellStart"/>
+      <w:r>
+        <w:rPr>
+          <w:sz w:val="24"/>
+          <w:szCs w:val="24"/>
+        </w:rPr>
+        <w:t>setFormIsValid</w:t>
+      </w:r>
+      <w:proofErr w:type="spellEnd"/>
+      <w:r>
+        <w:rPr>
+          <w:sz w:val="24"/>
+          <w:szCs w:val="24"/>
+        </w:rPr>
+        <w:t xml:space="preserve">) is called </w:t>
+      </w:r>
+      <w:proofErr w:type="spellStart"/>
+      <w:r>
+        <w:rPr>
+          <w:sz w:val="24"/>
+          <w:szCs w:val="24"/>
+        </w:rPr>
+        <w:t>everytime</w:t>
+      </w:r>
+      <w:proofErr w:type="spellEnd"/>
+      <w:r>
+        <w:rPr>
+          <w:sz w:val="24"/>
+          <w:szCs w:val="24"/>
+        </w:rPr>
+        <w:t xml:space="preserve"> whenever one of the dependency change. Say instead of </w:t>
+      </w:r>
+      <w:proofErr w:type="spellStart"/>
+      <w:r>
+        <w:rPr>
+          <w:sz w:val="24"/>
+          <w:szCs w:val="24"/>
+        </w:rPr>
+        <w:t>setFormIsValid</w:t>
+      </w:r>
+      <w:proofErr w:type="spellEnd"/>
+      <w:r>
+        <w:rPr>
+          <w:sz w:val="24"/>
+          <w:szCs w:val="24"/>
+        </w:rPr>
+        <w:t xml:space="preserve"> method, we are sending http requests. Now we would be sending a lot of http requests because the state is changed upon every keystrokes (</w:t>
+      </w:r>
+      <w:proofErr w:type="spellStart"/>
+      <w:r>
+        <w:rPr>
+          <w:sz w:val="24"/>
+          <w:szCs w:val="24"/>
+        </w:rPr>
+        <w:t>enteredEmail</w:t>
+      </w:r>
+      <w:proofErr w:type="spellEnd"/>
+      <w:r>
+        <w:rPr>
+          <w:sz w:val="24"/>
+          <w:szCs w:val="24"/>
+        </w:rPr>
+        <w:t xml:space="preserve"> and </w:t>
+      </w:r>
+      <w:proofErr w:type="spellStart"/>
+      <w:r>
+        <w:rPr>
+          <w:sz w:val="24"/>
+          <w:szCs w:val="24"/>
+        </w:rPr>
+        <w:t>enteredPassword</w:t>
+      </w:r>
+      <w:proofErr w:type="spellEnd"/>
+      <w:r>
+        <w:rPr>
+          <w:sz w:val="24"/>
+          <w:szCs w:val="24"/>
+        </w:rPr>
+        <w:t xml:space="preserve"> are state variables here). This is not desirable. So we use a </w:t>
+      </w:r>
+      <w:proofErr w:type="spellStart"/>
+      <w:r>
+        <w:rPr>
+          <w:sz w:val="24"/>
+          <w:szCs w:val="24"/>
+        </w:rPr>
+        <w:t>setTime</w:t>
+      </w:r>
+      <w:r>
+        <w:rPr>
+          <w:sz w:val="24"/>
+          <w:szCs w:val="24"/>
+        </w:rPr>
+        <w:t>o</w:t>
+      </w:r>
+      <w:r>
+        <w:rPr>
+          <w:sz w:val="24"/>
+          <w:szCs w:val="24"/>
+        </w:rPr>
+        <w:t>ut</w:t>
+      </w:r>
+      <w:proofErr w:type="spellEnd"/>
+      <w:r>
+        <w:rPr>
+          <w:sz w:val="24"/>
+          <w:szCs w:val="24"/>
+        </w:rPr>
+        <w:t xml:space="preserve"> function (which is an async function) which takes in 2 parameters (one is the code we want to execute and the other parameter is the time in milli seconds after which the function would be executed. </w:t>
+      </w:r>
+    </w:p>
+    <w:p>
+      <w:pPr>
+        <w:shd w:val="clear" w:color="auto" w:fill="1E1E1E"/>
+        <w:spacing w:after="0" w:line="285" w:lineRule="atLeast"/>
+        <w:rPr>
+          <w:rFonts w:ascii="Consolas" w:eastAsia="Times New Roman" w:hAnsi="Consolas" w:cs="Times New Roman"/>
+          <w:color w:val="DCDCAA"/>
+          <w:sz w:val="21"/>
+          <w:szCs w:val="21"/>
+          <w:lang w:eastAsia="en-IN"/>
+        </w:rPr>
+      </w:pPr>
+      <w:proofErr w:type="spellStart"/>
+      <w:r>
+        <w:rPr>
+          <w:rFonts w:ascii="Consolas" w:eastAsia="Times New Roman" w:hAnsi="Consolas" w:cs="Times New Roman"/>
+          <w:color w:val="DCDCAA"/>
+          <w:sz w:val="21"/>
+          <w:szCs w:val="21"/>
+          <w:lang w:eastAsia="en-IN"/>
+        </w:rPr>
+        <w:t>useEffect</w:t>
+      </w:r>
+      <w:proofErr w:type="spellEnd"/>
+      <w:r>
+        <w:rPr>
+          <w:rFonts w:ascii="Consolas" w:eastAsia="Times New Roman" w:hAnsi="Consolas" w:cs="Times New Roman"/>
+          <w:color w:val="DCDCAA"/>
+          <w:sz w:val="21"/>
+          <w:szCs w:val="21"/>
+          <w:lang w:eastAsia="en-IN"/>
+        </w:rPr>
+        <w:t xml:space="preserve">(() = &gt; {   </w:t>
+      </w:r>
+    </w:p>
+    <w:p>
+      <w:pPr>
+        <w:shd w:val="clear" w:color="auto" w:fill="1E1E1E"/>
+        <w:spacing w:after="0" w:line="285" w:lineRule="atLeast"/>
+        <w:rPr>
+          <w:rFonts w:ascii="Consolas" w:eastAsia="Times New Roman" w:hAnsi="Consolas" w:cs="Times New Roman"/>
+          <w:color w:val="D4D4D4"/>
+          <w:sz w:val="21"/>
+          <w:szCs w:val="21"/>
+          <w:lang w:eastAsia="en-IN"/>
+        </w:rPr>
+      </w:pPr>
+      <w:r>
+        <w:rPr>
+          <w:rFonts w:ascii="Consolas" w:eastAsia="Times New Roman" w:hAnsi="Consolas" w:cs="Times New Roman"/>
+          <w:color w:val="DCDCAA"/>
+          <w:sz w:val="21"/>
+          <w:szCs w:val="21"/>
+          <w:lang w:eastAsia="en-IN"/>
+        </w:rPr>
+        <w:t xml:space="preserve">    </w:t>
+      </w:r>
+      <w:proofErr w:type="spellStart"/>
+      <w:r>
+        <w:rPr>
+          <w:rFonts w:ascii="Consolas" w:eastAsia="Times New Roman" w:hAnsi="Consolas" w:cs="Times New Roman"/>
+          <w:color w:val="DCDCAA"/>
+          <w:sz w:val="21"/>
+          <w:szCs w:val="21"/>
+          <w:lang w:eastAsia="en-IN"/>
+        </w:rPr>
+        <w:t>setTimeout</w:t>
+      </w:r>
+      <w:proofErr w:type="spellEnd"/>
+      <w:r>
+        <w:rPr>
+          <w:rFonts w:ascii="Consolas" w:eastAsia="Times New Roman" w:hAnsi="Consolas" w:cs="Times New Roman"/>
+          <w:color w:val="D4D4D4"/>
+          <w:sz w:val="21"/>
+          <w:szCs w:val="21"/>
+          <w:lang w:eastAsia="en-IN"/>
+        </w:rPr>
+        <w:t>(() </w:t>
+      </w:r>
+      <w:r>
+        <w:rPr>
+          <w:rFonts w:ascii="Consolas" w:eastAsia="Times New Roman" w:hAnsi="Consolas" w:cs="Times New Roman"/>
+          <w:color w:val="569CD6"/>
+          <w:sz w:val="21"/>
+          <w:szCs w:val="21"/>
+          <w:lang w:eastAsia="en-IN"/>
+        </w:rPr>
+        <w:t>=&gt;</w:t>
+      </w:r>
+      <w:r>
+        <w:rPr>
+          <w:rFonts w:ascii="Consolas" w:eastAsia="Times New Roman" w:hAnsi="Consolas" w:cs="Times New Roman"/>
+          <w:color w:val="D4D4D4"/>
+          <w:sz w:val="21"/>
+          <w:szCs w:val="21"/>
+          <w:lang w:eastAsia="en-IN"/>
+        </w:rPr>
+        <w:t> {</w:t>
+      </w:r>
+    </w:p>
+    <w:p>
+      <w:pPr>
+        <w:shd w:val="clear" w:color="auto" w:fill="1E1E1E"/>
+        <w:spacing w:after="0" w:line="285" w:lineRule="atLeast"/>
+        <w:rPr>
+          <w:rFonts w:ascii="Consolas" w:eastAsia="Times New Roman" w:hAnsi="Consolas" w:cs="Times New Roman"/>
+          <w:color w:val="D4D4D4"/>
+          <w:sz w:val="21"/>
+          <w:szCs w:val="21"/>
+          <w:lang w:eastAsia="en-IN"/>
+        </w:rPr>
+      </w:pPr>
+      <w:r>
+        <w:rPr>
+          <w:rFonts w:ascii="Consolas" w:eastAsia="Times New Roman" w:hAnsi="Consolas" w:cs="Times New Roman"/>
+          <w:color w:val="D4D4D4"/>
+          <w:sz w:val="21"/>
+          <w:szCs w:val="21"/>
+          <w:lang w:eastAsia="en-IN"/>
+        </w:rPr>
+        <w:t>      </w:t>
+      </w:r>
+      <w:proofErr w:type="spellStart"/>
+      <w:r>
+        <w:rPr>
+          <w:rFonts w:ascii="Consolas" w:eastAsia="Times New Roman" w:hAnsi="Consolas" w:cs="Times New Roman"/>
+          <w:color w:val="DCDCAA"/>
+          <w:sz w:val="21"/>
+          <w:szCs w:val="21"/>
+          <w:lang w:eastAsia="en-IN"/>
+        </w:rPr>
+        <w:t>setFormIsValid</w:t>
+      </w:r>
+      <w:proofErr w:type="spellEnd"/>
+      <w:r>
+        <w:rPr>
+          <w:rFonts w:ascii="Consolas" w:eastAsia="Times New Roman" w:hAnsi="Consolas" w:cs="Times New Roman"/>
+          <w:color w:val="D4D4D4"/>
+          <w:sz w:val="21"/>
+          <w:szCs w:val="21"/>
+          <w:lang w:eastAsia="en-IN"/>
+        </w:rPr>
+        <w:t>(</w:t>
+      </w:r>
+    </w:p>
+    <w:p>
+      <w:pPr>
+        <w:shd w:val="clear" w:color="auto" w:fill="1E1E1E"/>
+        <w:spacing w:after="0" w:line="285" w:lineRule="atLeast"/>
+        <w:rPr>
+          <w:rFonts w:ascii="Consolas" w:eastAsia="Times New Roman" w:hAnsi="Consolas" w:cs="Times New Roman"/>
+          <w:color w:val="D4D4D4"/>
+          <w:sz w:val="21"/>
+          <w:szCs w:val="21"/>
+          <w:lang w:eastAsia="en-IN"/>
+        </w:rPr>
+      </w:pPr>
+      <w:r>
+        <w:rPr>
+          <w:rFonts w:ascii="Consolas" w:eastAsia="Times New Roman" w:hAnsi="Consolas" w:cs="Times New Roman"/>
+          <w:color w:val="D4D4D4"/>
+          <w:sz w:val="21"/>
+          <w:szCs w:val="21"/>
+          <w:lang w:eastAsia="en-IN"/>
+        </w:rPr>
+        <w:t>        </w:t>
+      </w:r>
+      <w:r>
+        <w:rPr>
+          <w:rFonts w:ascii="Consolas" w:eastAsia="Times New Roman" w:hAnsi="Consolas" w:cs="Times New Roman"/>
+          <w:color w:val="4FC1FF"/>
+          <w:sz w:val="21"/>
+          <w:szCs w:val="21"/>
+          <w:lang w:eastAsia="en-IN"/>
+        </w:rPr>
+        <w:t>enteredEmail</w:t>
+      </w:r>
+      <w:r>
+        <w:rPr>
+          <w:rFonts w:ascii="Consolas" w:eastAsia="Times New Roman" w:hAnsi="Consolas" w:cs="Times New Roman"/>
+          <w:color w:val="D4D4D4"/>
+          <w:sz w:val="21"/>
+          <w:szCs w:val="21"/>
+          <w:lang w:eastAsia="en-IN"/>
+        </w:rPr>
+        <w:t>.</w:t>
+      </w:r>
+      <w:r>
+        <w:rPr>
+          <w:rFonts w:ascii="Consolas" w:eastAsia="Times New Roman" w:hAnsi="Consolas" w:cs="Times New Roman"/>
+          <w:color w:val="DCDCAA"/>
+          <w:sz w:val="21"/>
+          <w:szCs w:val="21"/>
+          <w:lang w:eastAsia="en-IN"/>
+        </w:rPr>
+        <w:t>includes</w:t>
+      </w:r>
+      <w:r>
+        <w:rPr>
+          <w:rFonts w:ascii="Consolas" w:eastAsia="Times New Roman" w:hAnsi="Consolas" w:cs="Times New Roman"/>
+          <w:color w:val="D4D4D4"/>
+          <w:sz w:val="21"/>
+          <w:szCs w:val="21"/>
+          <w:lang w:eastAsia="en-IN"/>
+        </w:rPr>
+        <w:t>(</w:t>
+      </w:r>
+      <w:r>
+        <w:rPr>
+          <w:rFonts w:ascii="Consolas" w:eastAsia="Times New Roman" w:hAnsi="Consolas" w:cs="Times New Roman"/>
+          <w:color w:val="CE9178"/>
+          <w:sz w:val="21"/>
+          <w:szCs w:val="21"/>
+          <w:lang w:eastAsia="en-IN"/>
+        </w:rPr>
+        <w:t>'@'</w:t>
+      </w:r>
+      <w:r>
+        <w:rPr>
+          <w:rFonts w:ascii="Consolas" w:eastAsia="Times New Roman" w:hAnsi="Consolas" w:cs="Times New Roman"/>
+          <w:color w:val="D4D4D4"/>
+          <w:sz w:val="21"/>
+          <w:szCs w:val="21"/>
+          <w:lang w:eastAsia="en-IN"/>
+        </w:rPr>
+        <w:t>) &amp;&amp; </w:t>
+      </w:r>
+      <w:proofErr w:type="spellStart"/>
+      <w:r>
+        <w:rPr>
+          <w:rFonts w:ascii="Consolas" w:eastAsia="Times New Roman" w:hAnsi="Consolas" w:cs="Times New Roman"/>
+          <w:color w:val="4FC1FF"/>
+          <w:sz w:val="21"/>
+          <w:szCs w:val="21"/>
+          <w:lang w:eastAsia="en-IN"/>
+        </w:rPr>
+        <w:t>enteredPassword</w:t>
+      </w:r>
+      <w:r>
+        <w:rPr>
+          <w:rFonts w:ascii="Consolas" w:eastAsia="Times New Roman" w:hAnsi="Consolas" w:cs="Times New Roman"/>
+          <w:color w:val="D4D4D4"/>
+          <w:sz w:val="21"/>
+          <w:szCs w:val="21"/>
+          <w:lang w:eastAsia="en-IN"/>
+        </w:rPr>
+        <w:t>.</w:t>
+      </w:r>
+      <w:r>
+        <w:rPr>
+          <w:rFonts w:ascii="Consolas" w:eastAsia="Times New Roman" w:hAnsi="Consolas" w:cs="Times New Roman"/>
+          <w:color w:val="DCDCAA"/>
+          <w:sz w:val="21"/>
+          <w:szCs w:val="21"/>
+          <w:lang w:eastAsia="en-IN"/>
+        </w:rPr>
+        <w:t>trim</w:t>
+      </w:r>
+      <w:proofErr w:type="spellEnd"/>
+      <w:r>
+        <w:rPr>
+          <w:rFonts w:ascii="Consolas" w:eastAsia="Times New Roman" w:hAnsi="Consolas" w:cs="Times New Roman"/>
+          <w:color w:val="D4D4D4"/>
+          <w:sz w:val="21"/>
+          <w:szCs w:val="21"/>
+          <w:lang w:eastAsia="en-IN"/>
+        </w:rPr>
+        <w:t>().</w:t>
+      </w:r>
+      <w:r>
+        <w:rPr>
+          <w:rFonts w:ascii="Consolas" w:eastAsia="Times New Roman" w:hAnsi="Consolas" w:cs="Times New Roman"/>
+          <w:color w:val="4FC1FF"/>
+          <w:sz w:val="21"/>
+          <w:szCs w:val="21"/>
+          <w:lang w:eastAsia="en-IN"/>
+        </w:rPr>
+        <w:t>length</w:t>
+      </w:r>
+      <w:r>
+        <w:rPr>
+          <w:rFonts w:ascii="Consolas" w:eastAsia="Times New Roman" w:hAnsi="Consolas" w:cs="Times New Roman"/>
+          <w:color w:val="D4D4D4"/>
+          <w:sz w:val="21"/>
+          <w:szCs w:val="21"/>
+          <w:lang w:eastAsia="en-IN"/>
+        </w:rPr>
+        <w:t> &gt; </w:t>
+      </w:r>
+      <w:r>
+        <w:rPr>
+          <w:rFonts w:ascii="Consolas" w:eastAsia="Times New Roman" w:hAnsi="Consolas" w:cs="Times New Roman"/>
+          <w:color w:val="B5CEA8"/>
+          <w:sz w:val="21"/>
+          <w:szCs w:val="21"/>
+          <w:lang w:eastAsia="en-IN"/>
+        </w:rPr>
+        <w:t>6</w:t>
+      </w:r>
+    </w:p>
+    <w:p>
+      <w:pPr>
+        <w:shd w:val="clear" w:color="auto" w:fill="1E1E1E"/>
+        <w:spacing w:after="0" w:line="285" w:lineRule="atLeast"/>
+        <w:rPr>
+          <w:rFonts w:ascii="Consolas" w:eastAsia="Times New Roman" w:hAnsi="Consolas" w:cs="Times New Roman"/>
+          <w:color w:val="D4D4D4"/>
+          <w:sz w:val="21"/>
+          <w:szCs w:val="21"/>
+          <w:lang w:eastAsia="en-IN"/>
+        </w:rPr>
+      </w:pPr>
+      <w:r>
+        <w:rPr>
+          <w:rFonts w:ascii="Consolas" w:eastAsia="Times New Roman" w:hAnsi="Consolas" w:cs="Times New Roman"/>
+          <w:color w:val="D4D4D4"/>
+          <w:sz w:val="21"/>
+          <w:szCs w:val="21"/>
+          <w:lang w:eastAsia="en-IN"/>
+        </w:rPr>
+        <w:t> </w:t>
+      </w:r>
+      <w:r>
+        <w:rPr>
+          <w:rFonts w:ascii="Consolas" w:eastAsia="Times New Roman" w:hAnsi="Consolas" w:cs="Times New Roman"/>
+          <w:color w:val="D4D4D4"/>
+          <w:sz w:val="21"/>
+          <w:szCs w:val="21"/>
+          <w:lang w:eastAsia="en-IN"/>
+        </w:rPr>
+        <w:t xml:space="preserve">       </w:t>
+      </w:r>
+      <w:r>
+        <w:rPr>
+          <w:rFonts w:ascii="Consolas" w:eastAsia="Times New Roman" w:hAnsi="Consolas" w:cs="Times New Roman"/>
+          <w:color w:val="D4D4D4"/>
+          <w:sz w:val="21"/>
+          <w:szCs w:val="21"/>
+          <w:lang w:eastAsia="en-IN"/>
+        </w:rPr>
+        <w:t>)}, </w:t>
+      </w:r>
+      <w:r>
+        <w:rPr>
+          <w:rFonts w:ascii="Consolas" w:eastAsia="Times New Roman" w:hAnsi="Consolas" w:cs="Times New Roman"/>
+          <w:color w:val="B5CEA8"/>
+          <w:sz w:val="21"/>
+          <w:szCs w:val="21"/>
+          <w:lang w:eastAsia="en-IN"/>
+        </w:rPr>
+        <w:t>500</w:t>
+      </w:r>
+      <w:r>
+        <w:rPr>
+          <w:rFonts w:ascii="Consolas" w:eastAsia="Times New Roman" w:hAnsi="Consolas" w:cs="Times New Roman"/>
+          <w:color w:val="D4D4D4"/>
+          <w:sz w:val="21"/>
+          <w:szCs w:val="21"/>
+          <w:lang w:eastAsia="en-IN"/>
+        </w:rPr>
+        <w:t>);</w:t>
+      </w:r>
+    </w:p>
+    <w:p>
+      <w:pPr>
+        <w:shd w:val="clear" w:color="auto" w:fill="1E1E1E"/>
+        <w:spacing w:after="0" w:line="285" w:lineRule="atLeast"/>
+        <w:rPr>
+          <w:rFonts w:ascii="Consolas" w:eastAsia="Times New Roman" w:hAnsi="Consolas" w:cs="Times New Roman"/>
+          <w:color w:val="D4D4D4"/>
+          <w:sz w:val="21"/>
+          <w:szCs w:val="21"/>
+          <w:lang w:eastAsia="en-IN"/>
+        </w:rPr>
+      </w:pPr>
+      <w:r>
+        <w:rPr>
+          <w:rFonts w:ascii="Consolas" w:eastAsia="Times New Roman" w:hAnsi="Consolas" w:cs="Times New Roman"/>
+          <w:color w:val="D4D4D4"/>
+          <w:sz w:val="21"/>
+          <w:szCs w:val="21"/>
+          <w:lang w:eastAsia="en-IN"/>
+        </w:rPr>
+        <w:t xml:space="preserve">    }, [</w:t>
+      </w:r>
+      <w:proofErr w:type="spellStart"/>
+      <w:r>
+        <w:rPr>
+          <w:rFonts w:ascii="Consolas" w:eastAsia="Times New Roman" w:hAnsi="Consolas" w:cs="Times New Roman"/>
+          <w:color w:val="D4D4D4"/>
+          <w:sz w:val="21"/>
+          <w:szCs w:val="21"/>
+          <w:lang w:eastAsia="en-IN"/>
+        </w:rPr>
+        <w:t>enteredEmail</w:t>
+      </w:r>
+      <w:proofErr w:type="spellEnd"/>
+      <w:r>
+        <w:rPr>
+          <w:rFonts w:ascii="Consolas" w:eastAsia="Times New Roman" w:hAnsi="Consolas" w:cs="Times New Roman"/>
+          <w:color w:val="D4D4D4"/>
+          <w:sz w:val="21"/>
+          <w:szCs w:val="21"/>
+          <w:lang w:eastAsia="en-IN"/>
+        </w:rPr>
+        <w:t xml:space="preserve">, </w:t>
+      </w:r>
+      <w:proofErr w:type="spellStart"/>
+      <w:r>
+        <w:rPr>
+          <w:rFonts w:ascii="Consolas" w:eastAsia="Times New Roman" w:hAnsi="Consolas" w:cs="Times New Roman"/>
+          <w:color w:val="D4D4D4"/>
+          <w:sz w:val="21"/>
+          <w:szCs w:val="21"/>
+          <w:lang w:eastAsia="en-IN"/>
+        </w:rPr>
+        <w:t>enteredPassword</w:t>
+      </w:r>
+      <w:proofErr w:type="spellEnd"/>
+      <w:r>
+        <w:rPr>
+          <w:rFonts w:ascii="Consolas" w:eastAsia="Times New Roman" w:hAnsi="Consolas" w:cs="Times New Roman"/>
+          <w:color w:val="D4D4D4"/>
+          <w:sz w:val="21"/>
+          <w:szCs w:val="21"/>
+          <w:lang w:eastAsia="en-IN"/>
+        </w:rPr>
+        <w:t>]);</w:t>
+      </w:r>
+    </w:p>
+    <w:p>
+      <w:pPr>
+        <w:rPr>
+          <w:sz w:val="24"/>
+          <w:szCs w:val="24"/>
+        </w:rPr>
+      </w:pPr>
+      <w:r>
+        <w:rPr>
+          <w:sz w:val="24"/>
+          <w:szCs w:val="24"/>
+        </w:rPr>
+        <w:t xml:space="preserve">Now the </w:t>
+      </w:r>
+      <w:proofErr w:type="spellStart"/>
+      <w:r>
+        <w:rPr>
+          <w:sz w:val="24"/>
+          <w:szCs w:val="24"/>
+        </w:rPr>
+        <w:t>setTimeout</w:t>
+      </w:r>
+      <w:proofErr w:type="spellEnd"/>
+      <w:r>
+        <w:rPr>
+          <w:sz w:val="24"/>
+          <w:szCs w:val="24"/>
+        </w:rPr>
+        <w:t xml:space="preserve"> function will wait for 500 </w:t>
+      </w:r>
+      <w:proofErr w:type="spellStart"/>
+      <w:r>
+        <w:rPr>
+          <w:sz w:val="24"/>
+          <w:szCs w:val="24"/>
+        </w:rPr>
+        <w:t>ms</w:t>
+      </w:r>
+      <w:proofErr w:type="spellEnd"/>
+      <w:r>
+        <w:rPr>
+          <w:sz w:val="24"/>
+          <w:szCs w:val="24"/>
+        </w:rPr>
+        <w:t xml:space="preserve"> when one of the dependency change. Now suppose at 100 </w:t>
+      </w:r>
+      <w:proofErr w:type="spellStart"/>
+      <w:r>
+        <w:rPr>
+          <w:sz w:val="24"/>
+          <w:szCs w:val="24"/>
+        </w:rPr>
+        <w:t>ms</w:t>
+      </w:r>
+      <w:proofErr w:type="spellEnd"/>
+      <w:r>
+        <w:rPr>
+          <w:sz w:val="24"/>
+          <w:szCs w:val="24"/>
+        </w:rPr>
+        <w:t xml:space="preserve">, you change a dependency. The new </w:t>
+      </w:r>
+      <w:proofErr w:type="spellStart"/>
+      <w:r>
+        <w:rPr>
+          <w:sz w:val="24"/>
+          <w:szCs w:val="24"/>
+        </w:rPr>
+        <w:t>setTimeout</w:t>
+      </w:r>
+      <w:proofErr w:type="spellEnd"/>
+      <w:r>
+        <w:rPr>
+          <w:sz w:val="24"/>
+          <w:szCs w:val="24"/>
+        </w:rPr>
+        <w:t xml:space="preserve"> function will wait for 400 </w:t>
+      </w:r>
+      <w:proofErr w:type="spellStart"/>
+      <w:r>
+        <w:rPr>
+          <w:sz w:val="24"/>
+          <w:szCs w:val="24"/>
+        </w:rPr>
+        <w:t>ms</w:t>
+      </w:r>
+      <w:proofErr w:type="spellEnd"/>
+      <w:r>
+        <w:rPr>
+          <w:sz w:val="24"/>
+          <w:szCs w:val="24"/>
+        </w:rPr>
+        <w:t xml:space="preserve"> (assuming there is no code delay for execution) INSTEAD of 500 </w:t>
+      </w:r>
+      <w:proofErr w:type="spellStart"/>
+      <w:r>
+        <w:rPr>
+          <w:sz w:val="24"/>
+          <w:szCs w:val="24"/>
+        </w:rPr>
+        <w:t>ms</w:t>
+      </w:r>
+      <w:proofErr w:type="spellEnd"/>
+      <w:r>
+        <w:rPr>
+          <w:sz w:val="24"/>
+          <w:szCs w:val="24"/>
+        </w:rPr>
+        <w:t xml:space="preserve">. (It will use the leftover time of the previous timer). So to avoid this we use </w:t>
+      </w:r>
+      <w:proofErr w:type="spellStart"/>
+      <w:r>
+        <w:rPr>
+          <w:sz w:val="24"/>
+          <w:szCs w:val="24"/>
+        </w:rPr>
+        <w:t>clearTimeout</w:t>
+      </w:r>
+      <w:proofErr w:type="spellEnd"/>
+      <w:r>
+        <w:rPr>
+          <w:sz w:val="24"/>
+          <w:szCs w:val="24"/>
+        </w:rPr>
+        <w:t xml:space="preserve"> function.</w:t>
+      </w:r>
+    </w:p>
+    <w:p>
+      <w:pPr>
+        <w:rPr>
+          <w:sz w:val="24"/>
+          <w:szCs w:val="24"/>
+        </w:rPr>
+      </w:pPr>
+    </w:p>
+    <w:p>
+      <w:pPr>
+        <w:rPr>
+          <w:sz w:val="24"/>
+          <w:szCs w:val="24"/>
+        </w:rPr>
+      </w:pPr>
+      <w:r>
+        <w:rPr>
+          <w:sz w:val="24"/>
+          <w:szCs w:val="24"/>
+        </w:rPr>
+        <w:t xml:space="preserve">Now in </w:t>
+      </w:r>
+      <w:proofErr w:type="spellStart"/>
+      <w:r>
+        <w:rPr>
+          <w:sz w:val="24"/>
+          <w:szCs w:val="24"/>
+        </w:rPr>
+        <w:t>useEffect</w:t>
+      </w:r>
+      <w:proofErr w:type="spellEnd"/>
+      <w:r>
+        <w:rPr>
+          <w:sz w:val="24"/>
+          <w:szCs w:val="24"/>
+        </w:rPr>
+        <w:t xml:space="preserve"> method, we can return a function (we call this </w:t>
+      </w:r>
+      <w:proofErr w:type="spellStart"/>
+      <w:r>
+        <w:rPr>
+          <w:sz w:val="24"/>
+          <w:szCs w:val="24"/>
+        </w:rPr>
+        <w:t>cleanup</w:t>
+      </w:r>
+      <w:proofErr w:type="spellEnd"/>
+      <w:r>
+        <w:rPr>
+          <w:sz w:val="24"/>
+          <w:szCs w:val="24"/>
+        </w:rPr>
+        <w:t xml:space="preserve"> function) which is executed before any of the code in the </w:t>
+      </w:r>
+      <w:proofErr w:type="spellStart"/>
+      <w:r>
+        <w:rPr>
+          <w:sz w:val="24"/>
+          <w:szCs w:val="24"/>
+        </w:rPr>
+        <w:t>useEffect</w:t>
+      </w:r>
+      <w:proofErr w:type="spellEnd"/>
+      <w:r>
+        <w:rPr>
+          <w:sz w:val="24"/>
+          <w:szCs w:val="24"/>
+        </w:rPr>
+        <w:t xml:space="preserve"> method is executed and it will not be executed for the first time when the </w:t>
+      </w:r>
+      <w:proofErr w:type="spellStart"/>
+      <w:r>
+        <w:rPr>
+          <w:sz w:val="24"/>
+          <w:szCs w:val="24"/>
+        </w:rPr>
+        <w:t>useEffect</w:t>
+      </w:r>
+      <w:proofErr w:type="spellEnd"/>
+      <w:r>
+        <w:rPr>
+          <w:sz w:val="24"/>
+          <w:szCs w:val="24"/>
+        </w:rPr>
+        <w:t xml:space="preserve"> hook is executed.</w:t>
+      </w:r>
+    </w:p>
+    <w:p>
+      <w:pPr>
+        <w:rPr>
+          <w:sz w:val="24"/>
+          <w:szCs w:val="24"/>
+        </w:rPr>
+      </w:pPr>
+      <w:r>
+        <w:rPr>
+          <w:sz w:val="24"/>
+          <w:szCs w:val="24"/>
+        </w:rPr>
+        <w:t xml:space="preserve">So now we can clear out timer function in the </w:t>
+      </w:r>
+      <w:proofErr w:type="spellStart"/>
+      <w:r>
+        <w:rPr>
+          <w:sz w:val="24"/>
+          <w:szCs w:val="24"/>
+        </w:rPr>
+        <w:t>cleanup</w:t>
+      </w:r>
+      <w:proofErr w:type="spellEnd"/>
+      <w:r>
+        <w:rPr>
+          <w:sz w:val="24"/>
+          <w:szCs w:val="24"/>
+        </w:rPr>
+        <w:t xml:space="preserve"> function</w:t>
+      </w:r>
+    </w:p>
+    <w:p>
+      <w:pPr>
+        <w:rPr>
+          <w:sz w:val="24"/>
+          <w:szCs w:val="24"/>
+        </w:rPr>
+      </w:pPr>
+    </w:p>
+    <w:p>
+      <w:pPr>
+        <w:rPr>
+          <w:sz w:val="24"/>
+          <w:szCs w:val="24"/>
+        </w:rPr>
+      </w:pPr>
+    </w:p>
+    <w:p>
+      <w:pPr>
+        <w:rPr>
+          <w:sz w:val="24"/>
+          <w:szCs w:val="24"/>
+        </w:rPr>
+      </w:pPr>
+    </w:p>
+    <w:p>
+      <w:pPr>
+        <w:shd w:val="clear" w:color="auto" w:fill="1E1E1E"/>
+        <w:spacing w:after="0" w:line="285" w:lineRule="atLeast"/>
+        <w:rPr>
+          <w:rFonts w:ascii="Consolas" w:eastAsia="Times New Roman" w:hAnsi="Consolas" w:cs="Times New Roman"/>
+          <w:color w:val="D4D4D4"/>
+          <w:sz w:val="21"/>
+          <w:szCs w:val="21"/>
+          <w:lang w:eastAsia="en-IN"/>
+        </w:rPr>
+      </w:pPr>
+      <w:r>
+        <w:rPr>
+          <w:rFonts w:ascii="Consolas" w:eastAsia="Times New Roman" w:hAnsi="Consolas" w:cs="Times New Roman"/>
+          <w:color w:val="D4D4D4"/>
+          <w:sz w:val="21"/>
+          <w:szCs w:val="21"/>
+          <w:lang w:eastAsia="en-IN"/>
+        </w:rPr>
+        <w:lastRenderedPageBreak/>
+        <w:t>  </w:t>
+      </w:r>
+      <w:proofErr w:type="spellStart"/>
+      <w:r>
+        <w:rPr>
+          <w:rFonts w:ascii="Consolas" w:eastAsia="Times New Roman" w:hAnsi="Consolas" w:cs="Times New Roman"/>
+          <w:color w:val="DCDCAA"/>
+          <w:sz w:val="21"/>
+          <w:szCs w:val="21"/>
+          <w:lang w:eastAsia="en-IN"/>
+        </w:rPr>
+        <w:t>useEffect</w:t>
+      </w:r>
+      <w:proofErr w:type="spellEnd"/>
+      <w:r>
+        <w:rPr>
+          <w:rFonts w:ascii="Consolas" w:eastAsia="Times New Roman" w:hAnsi="Consolas" w:cs="Times New Roman"/>
+          <w:color w:val="D4D4D4"/>
+          <w:sz w:val="21"/>
+          <w:szCs w:val="21"/>
+          <w:lang w:eastAsia="en-IN"/>
+        </w:rPr>
+        <w:t>(() </w:t>
+      </w:r>
+      <w:r>
+        <w:rPr>
+          <w:rFonts w:ascii="Consolas" w:eastAsia="Times New Roman" w:hAnsi="Consolas" w:cs="Times New Roman"/>
+          <w:color w:val="569CD6"/>
+          <w:sz w:val="21"/>
+          <w:szCs w:val="21"/>
+          <w:lang w:eastAsia="en-IN"/>
+        </w:rPr>
+        <w:t>=&gt;</w:t>
+      </w:r>
+      <w:r>
+        <w:rPr>
+          <w:rFonts w:ascii="Consolas" w:eastAsia="Times New Roman" w:hAnsi="Consolas" w:cs="Times New Roman"/>
+          <w:color w:val="D4D4D4"/>
+          <w:sz w:val="21"/>
+          <w:szCs w:val="21"/>
+          <w:lang w:eastAsia="en-IN"/>
+        </w:rPr>
+        <w:t> {</w:t>
+      </w:r>
+    </w:p>
+    <w:p>
+      <w:pPr>
+        <w:shd w:val="clear" w:color="auto" w:fill="1E1E1E"/>
+        <w:spacing w:after="0" w:line="285" w:lineRule="atLeast"/>
+        <w:rPr>
+          <w:rFonts w:ascii="Consolas" w:eastAsia="Times New Roman" w:hAnsi="Consolas" w:cs="Times New Roman"/>
+          <w:color w:val="D4D4D4"/>
+          <w:sz w:val="21"/>
+          <w:szCs w:val="21"/>
+          <w:lang w:eastAsia="en-IN"/>
+        </w:rPr>
+      </w:pPr>
+      <w:r>
+        <w:rPr>
+          <w:rFonts w:ascii="Consolas" w:eastAsia="Times New Roman" w:hAnsi="Consolas" w:cs="Times New Roman"/>
+          <w:color w:val="D4D4D4"/>
+          <w:sz w:val="21"/>
+          <w:szCs w:val="21"/>
+          <w:lang w:eastAsia="en-IN"/>
+        </w:rPr>
+        <w:t xml:space="preserve">    //identifier stores the unique id of the timer. We use this id in the             </w:t>
+      </w:r>
+      <w:r>
+        <w:rPr>
+          <w:rFonts w:ascii="Consolas" w:eastAsia="Times New Roman" w:hAnsi="Consolas" w:cs="Times New Roman"/>
+          <w:color w:val="D4D4D4"/>
+          <w:sz w:val="21"/>
+          <w:szCs w:val="21"/>
+          <w:lang w:eastAsia="en-IN"/>
+        </w:rPr>
+        <w:t xml:space="preserve">    /</w:t>
+      </w:r>
+      <w:r>
+        <w:rPr>
+          <w:rFonts w:ascii="Consolas" w:eastAsia="Times New Roman" w:hAnsi="Consolas" w:cs="Times New Roman"/>
+          <w:color w:val="D4D4D4"/>
+          <w:sz w:val="21"/>
+          <w:szCs w:val="21"/>
+          <w:lang w:eastAsia="en-IN"/>
+        </w:rPr>
+        <w:t>/</w:t>
+      </w:r>
+      <w:proofErr w:type="spellStart"/>
+      <w:r>
+        <w:rPr>
+          <w:rFonts w:ascii="Consolas" w:eastAsia="Times New Roman" w:hAnsi="Consolas" w:cs="Times New Roman"/>
+          <w:color w:val="D4D4D4"/>
+          <w:sz w:val="21"/>
+          <w:szCs w:val="21"/>
+          <w:lang w:eastAsia="en-IN"/>
+        </w:rPr>
+        <w:t>clearTimeout</w:t>
+      </w:r>
+      <w:proofErr w:type="spellEnd"/>
+      <w:r>
+        <w:rPr>
+          <w:rFonts w:ascii="Consolas" w:eastAsia="Times New Roman" w:hAnsi="Consolas" w:cs="Times New Roman"/>
+          <w:color w:val="D4D4D4"/>
+          <w:sz w:val="21"/>
+          <w:szCs w:val="21"/>
+          <w:lang w:eastAsia="en-IN"/>
+        </w:rPr>
+        <w:t xml:space="preserve"> function</w:t>
+      </w:r>
+    </w:p>
+    <w:p>
+      <w:pPr>
+        <w:shd w:val="clear" w:color="auto" w:fill="1E1E1E"/>
+        <w:spacing w:after="0" w:line="285" w:lineRule="atLeast"/>
+        <w:rPr>
+          <w:rFonts w:ascii="Consolas" w:eastAsia="Times New Roman" w:hAnsi="Consolas" w:cs="Times New Roman"/>
+          <w:color w:val="D4D4D4"/>
+          <w:sz w:val="21"/>
+          <w:szCs w:val="21"/>
+          <w:lang w:eastAsia="en-IN"/>
+        </w:rPr>
+      </w:pPr>
+      <w:r>
+        <w:rPr>
+          <w:rFonts w:ascii="Consolas" w:eastAsia="Times New Roman" w:hAnsi="Consolas" w:cs="Times New Roman"/>
+          <w:color w:val="D4D4D4"/>
+          <w:sz w:val="21"/>
+          <w:szCs w:val="21"/>
+          <w:lang w:eastAsia="en-IN"/>
+        </w:rPr>
+        <w:t>    </w:t>
+      </w:r>
+      <w:proofErr w:type="spellStart"/>
+      <w:r>
+        <w:rPr>
+          <w:rFonts w:ascii="Consolas" w:eastAsia="Times New Roman" w:hAnsi="Consolas" w:cs="Times New Roman"/>
+          <w:color w:val="569CD6"/>
+          <w:sz w:val="21"/>
+          <w:szCs w:val="21"/>
+          <w:lang w:eastAsia="en-IN"/>
+        </w:rPr>
+        <w:t>const</w:t>
+      </w:r>
+      <w:proofErr w:type="spellEnd"/>
+      <w:r>
+        <w:rPr>
+          <w:rFonts w:ascii="Consolas" w:eastAsia="Times New Roman" w:hAnsi="Consolas" w:cs="Times New Roman"/>
+          <w:color w:val="D4D4D4"/>
+          <w:sz w:val="21"/>
+          <w:szCs w:val="21"/>
+          <w:lang w:eastAsia="en-IN"/>
+        </w:rPr>
+        <w:t> </w:t>
+      </w:r>
+      <w:r>
+        <w:rPr>
+          <w:rFonts w:ascii="Consolas" w:eastAsia="Times New Roman" w:hAnsi="Consolas" w:cs="Times New Roman"/>
+          <w:color w:val="4FC1FF"/>
+          <w:sz w:val="21"/>
+          <w:szCs w:val="21"/>
+          <w:lang w:eastAsia="en-IN"/>
+        </w:rPr>
+        <w:t>identifier</w:t>
+      </w:r>
+      <w:r>
+        <w:rPr>
+          <w:rFonts w:ascii="Consolas" w:eastAsia="Times New Roman" w:hAnsi="Consolas" w:cs="Times New Roman"/>
+          <w:color w:val="D4D4D4"/>
+          <w:sz w:val="21"/>
+          <w:szCs w:val="21"/>
+          <w:lang w:eastAsia="en-IN"/>
+        </w:rPr>
+        <w:t> = </w:t>
+      </w:r>
+      <w:proofErr w:type="spellStart"/>
+      <w:r>
+        <w:rPr>
+          <w:rFonts w:ascii="Consolas" w:eastAsia="Times New Roman" w:hAnsi="Consolas" w:cs="Times New Roman"/>
+          <w:color w:val="DCDCAA"/>
+          <w:sz w:val="21"/>
+          <w:szCs w:val="21"/>
+          <w:lang w:eastAsia="en-IN"/>
+        </w:rPr>
+        <w:t>setTimeout</w:t>
+      </w:r>
+      <w:proofErr w:type="spellEnd"/>
+      <w:r>
+        <w:rPr>
+          <w:rFonts w:ascii="Consolas" w:eastAsia="Times New Roman" w:hAnsi="Consolas" w:cs="Times New Roman"/>
+          <w:color w:val="D4D4D4"/>
+          <w:sz w:val="21"/>
+          <w:szCs w:val="21"/>
+          <w:lang w:eastAsia="en-IN"/>
+        </w:rPr>
+        <w:t>(() </w:t>
+      </w:r>
+      <w:r>
+        <w:rPr>
+          <w:rFonts w:ascii="Consolas" w:eastAsia="Times New Roman" w:hAnsi="Consolas" w:cs="Times New Roman"/>
+          <w:color w:val="569CD6"/>
+          <w:sz w:val="21"/>
+          <w:szCs w:val="21"/>
+          <w:lang w:eastAsia="en-IN"/>
+        </w:rPr>
+        <w:t>=&gt;</w:t>
+      </w:r>
+      <w:r>
+        <w:rPr>
+          <w:rFonts w:ascii="Consolas" w:eastAsia="Times New Roman" w:hAnsi="Consolas" w:cs="Times New Roman"/>
+          <w:color w:val="D4D4D4"/>
+          <w:sz w:val="21"/>
+          <w:szCs w:val="21"/>
+          <w:lang w:eastAsia="en-IN"/>
+        </w:rPr>
+        <w:t> {</w:t>
+      </w:r>
+    </w:p>
+    <w:p>
+      <w:pPr>
+        <w:shd w:val="clear" w:color="auto" w:fill="1E1E1E"/>
+        <w:spacing w:after="0" w:line="285" w:lineRule="atLeast"/>
+        <w:rPr>
+          <w:rFonts w:ascii="Consolas" w:eastAsia="Times New Roman" w:hAnsi="Consolas" w:cs="Times New Roman"/>
+          <w:color w:val="D4D4D4"/>
+          <w:sz w:val="21"/>
+          <w:szCs w:val="21"/>
+          <w:lang w:eastAsia="en-IN"/>
+        </w:rPr>
+      </w:pPr>
+      <w:r>
+        <w:rPr>
+          <w:rFonts w:ascii="Consolas" w:eastAsia="Times New Roman" w:hAnsi="Consolas" w:cs="Times New Roman"/>
+          <w:color w:val="D4D4D4"/>
+          <w:sz w:val="21"/>
+          <w:szCs w:val="21"/>
+          <w:lang w:eastAsia="en-IN"/>
+        </w:rPr>
+        <w:t>      </w:t>
+      </w:r>
+      <w:r>
+        <w:rPr>
+          <w:rFonts w:ascii="Consolas" w:eastAsia="Times New Roman" w:hAnsi="Consolas" w:cs="Times New Roman"/>
+          <w:color w:val="9CDCFE"/>
+          <w:sz w:val="21"/>
+          <w:szCs w:val="21"/>
+          <w:lang w:eastAsia="en-IN"/>
+        </w:rPr>
+        <w:t>console</w:t>
+      </w:r>
+      <w:r>
+        <w:rPr>
+          <w:rFonts w:ascii="Consolas" w:eastAsia="Times New Roman" w:hAnsi="Consolas" w:cs="Times New Roman"/>
+          <w:color w:val="D4D4D4"/>
+          <w:sz w:val="21"/>
+          <w:szCs w:val="21"/>
+          <w:lang w:eastAsia="en-IN"/>
+        </w:rPr>
+        <w:t>.</w:t>
+      </w:r>
+      <w:r>
+        <w:rPr>
+          <w:rFonts w:ascii="Consolas" w:eastAsia="Times New Roman" w:hAnsi="Consolas" w:cs="Times New Roman"/>
+          <w:color w:val="DCDCAA"/>
+          <w:sz w:val="21"/>
+          <w:szCs w:val="21"/>
+          <w:lang w:eastAsia="en-IN"/>
+        </w:rPr>
+        <w:t>log</w:t>
+      </w:r>
+      <w:r>
+        <w:rPr>
+          <w:rFonts w:ascii="Consolas" w:eastAsia="Times New Roman" w:hAnsi="Consolas" w:cs="Times New Roman"/>
+          <w:color w:val="D4D4D4"/>
+          <w:sz w:val="21"/>
+          <w:szCs w:val="21"/>
+          <w:lang w:eastAsia="en-IN"/>
+        </w:rPr>
+        <w:t>(</w:t>
+      </w:r>
+      <w:r>
+        <w:rPr>
+          <w:rFonts w:ascii="Consolas" w:eastAsia="Times New Roman" w:hAnsi="Consolas" w:cs="Times New Roman"/>
+          <w:color w:val="CE9178"/>
+          <w:sz w:val="21"/>
+          <w:szCs w:val="21"/>
+          <w:lang w:eastAsia="en-IN"/>
+        </w:rPr>
+        <w:t>"inside"</w:t>
+      </w:r>
+      <w:r>
+        <w:rPr>
+          <w:rFonts w:ascii="Consolas" w:eastAsia="Times New Roman" w:hAnsi="Consolas" w:cs="Times New Roman"/>
+          <w:color w:val="D4D4D4"/>
+          <w:sz w:val="21"/>
+          <w:szCs w:val="21"/>
+          <w:lang w:eastAsia="en-IN"/>
+        </w:rPr>
+        <w:t>);</w:t>
+      </w:r>
+    </w:p>
+    <w:p>
+      <w:pPr>
+        <w:shd w:val="clear" w:color="auto" w:fill="1E1E1E"/>
+        <w:spacing w:after="0" w:line="285" w:lineRule="atLeast"/>
+        <w:rPr>
+          <w:rFonts w:ascii="Consolas" w:eastAsia="Times New Roman" w:hAnsi="Consolas" w:cs="Times New Roman"/>
+          <w:color w:val="D4D4D4"/>
+          <w:sz w:val="21"/>
+          <w:szCs w:val="21"/>
+          <w:lang w:eastAsia="en-IN"/>
+        </w:rPr>
+      </w:pPr>
+      <w:r>
+        <w:rPr>
+          <w:rFonts w:ascii="Consolas" w:eastAsia="Times New Roman" w:hAnsi="Consolas" w:cs="Times New Roman"/>
+          <w:color w:val="D4D4D4"/>
+          <w:sz w:val="21"/>
+          <w:szCs w:val="21"/>
+          <w:lang w:eastAsia="en-IN"/>
+        </w:rPr>
+        <w:t>      </w:t>
+      </w:r>
+      <w:proofErr w:type="spellStart"/>
+      <w:r>
+        <w:rPr>
+          <w:rFonts w:ascii="Consolas" w:eastAsia="Times New Roman" w:hAnsi="Consolas" w:cs="Times New Roman"/>
+          <w:color w:val="DCDCAA"/>
+          <w:sz w:val="21"/>
+          <w:szCs w:val="21"/>
+          <w:lang w:eastAsia="en-IN"/>
+        </w:rPr>
+        <w:t>setFormIsValid</w:t>
+      </w:r>
+      <w:proofErr w:type="spellEnd"/>
+      <w:r>
+        <w:rPr>
+          <w:rFonts w:ascii="Consolas" w:eastAsia="Times New Roman" w:hAnsi="Consolas" w:cs="Times New Roman"/>
+          <w:color w:val="D4D4D4"/>
+          <w:sz w:val="21"/>
+          <w:szCs w:val="21"/>
+          <w:lang w:eastAsia="en-IN"/>
+        </w:rPr>
+        <w:t>(</w:t>
+      </w:r>
+    </w:p>
+    <w:p>
+      <w:pPr>
+        <w:shd w:val="clear" w:color="auto" w:fill="1E1E1E"/>
+        <w:spacing w:after="0" w:line="285" w:lineRule="atLeast"/>
+        <w:rPr>
+          <w:rFonts w:ascii="Consolas" w:eastAsia="Times New Roman" w:hAnsi="Consolas" w:cs="Times New Roman"/>
+          <w:color w:val="D4D4D4"/>
+          <w:sz w:val="21"/>
+          <w:szCs w:val="21"/>
+          <w:lang w:eastAsia="en-IN"/>
+        </w:rPr>
+      </w:pPr>
+      <w:r>
+        <w:rPr>
+          <w:rFonts w:ascii="Consolas" w:eastAsia="Times New Roman" w:hAnsi="Consolas" w:cs="Times New Roman"/>
+          <w:color w:val="D4D4D4"/>
+          <w:sz w:val="21"/>
+          <w:szCs w:val="21"/>
+          <w:lang w:eastAsia="en-IN"/>
+        </w:rPr>
+        <w:t>        </w:t>
+      </w:r>
+      <w:r>
+        <w:rPr>
+          <w:rFonts w:ascii="Consolas" w:eastAsia="Times New Roman" w:hAnsi="Consolas" w:cs="Times New Roman"/>
+          <w:color w:val="4FC1FF"/>
+          <w:sz w:val="21"/>
+          <w:szCs w:val="21"/>
+          <w:lang w:eastAsia="en-IN"/>
+        </w:rPr>
+        <w:t>enteredEmail</w:t>
+      </w:r>
+      <w:r>
+        <w:rPr>
+          <w:rFonts w:ascii="Consolas" w:eastAsia="Times New Roman" w:hAnsi="Consolas" w:cs="Times New Roman"/>
+          <w:color w:val="D4D4D4"/>
+          <w:sz w:val="21"/>
+          <w:szCs w:val="21"/>
+          <w:lang w:eastAsia="en-IN"/>
+        </w:rPr>
+        <w:t>.</w:t>
+      </w:r>
+      <w:r>
+        <w:rPr>
+          <w:rFonts w:ascii="Consolas" w:eastAsia="Times New Roman" w:hAnsi="Consolas" w:cs="Times New Roman"/>
+          <w:color w:val="DCDCAA"/>
+          <w:sz w:val="21"/>
+          <w:szCs w:val="21"/>
+          <w:lang w:eastAsia="en-IN"/>
+        </w:rPr>
+        <w:t>includes</w:t>
+      </w:r>
+      <w:r>
+        <w:rPr>
+          <w:rFonts w:ascii="Consolas" w:eastAsia="Times New Roman" w:hAnsi="Consolas" w:cs="Times New Roman"/>
+          <w:color w:val="D4D4D4"/>
+          <w:sz w:val="21"/>
+          <w:szCs w:val="21"/>
+          <w:lang w:eastAsia="en-IN"/>
+        </w:rPr>
+        <w:t>(</w:t>
+      </w:r>
+      <w:r>
+        <w:rPr>
+          <w:rFonts w:ascii="Consolas" w:eastAsia="Times New Roman" w:hAnsi="Consolas" w:cs="Times New Roman"/>
+          <w:color w:val="CE9178"/>
+          <w:sz w:val="21"/>
+          <w:szCs w:val="21"/>
+          <w:lang w:eastAsia="en-IN"/>
+        </w:rPr>
+        <w:t>'@'</w:t>
+      </w:r>
+      <w:r>
+        <w:rPr>
+          <w:rFonts w:ascii="Consolas" w:eastAsia="Times New Roman" w:hAnsi="Consolas" w:cs="Times New Roman"/>
+          <w:color w:val="D4D4D4"/>
+          <w:sz w:val="21"/>
+          <w:szCs w:val="21"/>
+          <w:lang w:eastAsia="en-IN"/>
+        </w:rPr>
+        <w:t>) &amp;&amp; </w:t>
+      </w:r>
+      <w:r>
+        <w:rPr>
+          <w:rFonts w:ascii="Consolas" w:eastAsia="Times New Roman" w:hAnsi="Consolas" w:cs="Times New Roman"/>
+          <w:color w:val="4FC1FF"/>
+          <w:sz w:val="21"/>
+          <w:szCs w:val="21"/>
+          <w:lang w:eastAsia="en-IN"/>
+        </w:rPr>
+        <w:t>enteredPassword</w:t>
+      </w:r>
+      <w:r>
+        <w:rPr>
+          <w:rFonts w:ascii="Consolas" w:eastAsia="Times New Roman" w:hAnsi="Consolas" w:cs="Times New Roman"/>
+          <w:color w:val="D4D4D4"/>
+          <w:sz w:val="21"/>
+          <w:szCs w:val="21"/>
+          <w:lang w:eastAsia="en-IN"/>
+        </w:rPr>
+        <w:t>.</w:t>
+      </w:r>
+      <w:r>
+        <w:rPr>
+          <w:rFonts w:ascii="Consolas" w:eastAsia="Times New Roman" w:hAnsi="Consolas" w:cs="Times New Roman"/>
+          <w:color w:val="DCDCAA"/>
+          <w:sz w:val="21"/>
+          <w:szCs w:val="21"/>
+          <w:lang w:eastAsia="en-IN"/>
+        </w:rPr>
+        <w:t>trim</w:t>
+      </w:r>
+      <w:r>
+        <w:rPr>
+          <w:rFonts w:ascii="Consolas" w:eastAsia="Times New Roman" w:hAnsi="Consolas" w:cs="Times New Roman"/>
+          <w:color w:val="D4D4D4"/>
+          <w:sz w:val="21"/>
+          <w:szCs w:val="21"/>
+          <w:lang w:eastAsia="en-IN"/>
+        </w:rPr>
+        <w:t>().</w:t>
+      </w:r>
+      <w:r>
+        <w:rPr>
+          <w:rFonts w:ascii="Consolas" w:eastAsia="Times New Roman" w:hAnsi="Consolas" w:cs="Times New Roman"/>
+          <w:color w:val="4FC1FF"/>
+          <w:sz w:val="21"/>
+          <w:szCs w:val="21"/>
+          <w:lang w:eastAsia="en-IN"/>
+        </w:rPr>
+        <w:t>length</w:t>
+      </w:r>
+      <w:r>
+        <w:rPr>
+          <w:rFonts w:ascii="Consolas" w:eastAsia="Times New Roman" w:hAnsi="Consolas" w:cs="Times New Roman"/>
+          <w:color w:val="D4D4D4"/>
+          <w:sz w:val="21"/>
+          <w:szCs w:val="21"/>
+          <w:lang w:eastAsia="en-IN"/>
+        </w:rPr>
+        <w:t> &gt; </w:t>
+      </w:r>
+      <w:r>
+        <w:rPr>
+          <w:rFonts w:ascii="Consolas" w:eastAsia="Times New Roman" w:hAnsi="Consolas" w:cs="Times New Roman"/>
+          <w:color w:val="B5CEA8"/>
+          <w:sz w:val="21"/>
+          <w:szCs w:val="21"/>
+          <w:lang w:eastAsia="en-IN"/>
+        </w:rPr>
+        <w:t>6</w:t>
+      </w:r>
+    </w:p>
+    <w:p>
+      <w:pPr>
+        <w:shd w:val="clear" w:color="auto" w:fill="1E1E1E"/>
+        <w:spacing w:after="0" w:line="285" w:lineRule="atLeast"/>
+        <w:rPr>
+          <w:rFonts w:ascii="Consolas" w:eastAsia="Times New Roman" w:hAnsi="Consolas" w:cs="Times New Roman"/>
+          <w:color w:val="D4D4D4"/>
+          <w:sz w:val="21"/>
+          <w:szCs w:val="21"/>
+          <w:lang w:eastAsia="en-IN"/>
+        </w:rPr>
+      </w:pPr>
+      <w:r>
+        <w:rPr>
+          <w:rFonts w:ascii="Consolas" w:eastAsia="Times New Roman" w:hAnsi="Consolas" w:cs="Times New Roman"/>
+          <w:color w:val="D4D4D4"/>
+          <w:sz w:val="21"/>
+          <w:szCs w:val="21"/>
+          <w:lang w:eastAsia="en-IN"/>
+        </w:rPr>
+        <w:t>      )</w:t>
+      </w:r>
+    </w:p>
+    <w:p>
+      <w:pPr>
+        <w:shd w:val="clear" w:color="auto" w:fill="1E1E1E"/>
+        <w:spacing w:after="0" w:line="285" w:lineRule="atLeast"/>
+        <w:rPr>
+          <w:rFonts w:ascii="Consolas" w:eastAsia="Times New Roman" w:hAnsi="Consolas" w:cs="Times New Roman"/>
+          <w:color w:val="D4D4D4"/>
+          <w:sz w:val="21"/>
+          <w:szCs w:val="21"/>
+          <w:lang w:eastAsia="en-IN"/>
+        </w:rPr>
+      </w:pPr>
+      <w:r>
+        <w:rPr>
+          <w:rFonts w:ascii="Consolas" w:eastAsia="Times New Roman" w:hAnsi="Consolas" w:cs="Times New Roman"/>
+          <w:color w:val="D4D4D4"/>
+          <w:sz w:val="21"/>
+          <w:szCs w:val="21"/>
+          <w:lang w:eastAsia="en-IN"/>
+        </w:rPr>
+        <w:t>    }, </w:t>
+      </w:r>
+      <w:r>
+        <w:rPr>
+          <w:rFonts w:ascii="Consolas" w:eastAsia="Times New Roman" w:hAnsi="Consolas" w:cs="Times New Roman"/>
+          <w:color w:val="B5CEA8"/>
+          <w:sz w:val="21"/>
+          <w:szCs w:val="21"/>
+          <w:lang w:eastAsia="en-IN"/>
+        </w:rPr>
+        <w:t>50</w:t>
+      </w:r>
+      <w:r>
+        <w:rPr>
+          <w:rFonts w:ascii="Consolas" w:eastAsia="Times New Roman" w:hAnsi="Consolas" w:cs="Times New Roman"/>
+          <w:color w:val="B5CEA8"/>
+          <w:sz w:val="21"/>
+          <w:szCs w:val="21"/>
+          <w:lang w:eastAsia="en-IN"/>
+        </w:rPr>
+        <w:t>0</w:t>
+      </w:r>
+      <w:r>
+        <w:rPr>
+          <w:rFonts w:ascii="Consolas" w:eastAsia="Times New Roman" w:hAnsi="Consolas" w:cs="Times New Roman"/>
+          <w:color w:val="D4D4D4"/>
+          <w:sz w:val="21"/>
+          <w:szCs w:val="21"/>
+          <w:lang w:eastAsia="en-IN"/>
+        </w:rPr>
+        <w:t>);</w:t>
+      </w:r>
+    </w:p>
+    <w:p>
+      <w:pPr>
+        <w:shd w:val="clear" w:color="auto" w:fill="1E1E1E"/>
+        <w:spacing w:after="0" w:line="285" w:lineRule="atLeast"/>
+        <w:rPr>
+          <w:rFonts w:ascii="Consolas" w:eastAsia="Times New Roman" w:hAnsi="Consolas" w:cs="Times New Roman"/>
+          <w:color w:val="D4D4D4"/>
+          <w:sz w:val="21"/>
+          <w:szCs w:val="21"/>
+          <w:lang w:eastAsia="en-IN"/>
+        </w:rPr>
+      </w:pPr>
+      <w:r>
+        <w:rPr>
+          <w:rFonts w:ascii="Consolas" w:eastAsia="Times New Roman" w:hAnsi="Consolas" w:cs="Times New Roman"/>
+          <w:color w:val="D4D4D4"/>
+          <w:sz w:val="21"/>
+          <w:szCs w:val="21"/>
+          <w:lang w:eastAsia="en-IN"/>
+        </w:rPr>
+        <w:t>    </w:t>
+      </w:r>
+    </w:p>
+    <w:p>
+      <w:pPr>
+        <w:shd w:val="clear" w:color="auto" w:fill="1E1E1E"/>
+        <w:spacing w:after="0" w:line="285" w:lineRule="atLeast"/>
+        <w:rPr>
+          <w:rFonts w:ascii="Consolas" w:eastAsia="Times New Roman" w:hAnsi="Consolas" w:cs="Times New Roman"/>
+          <w:color w:val="D4D4D4"/>
+          <w:sz w:val="21"/>
+          <w:szCs w:val="21"/>
+          <w:lang w:eastAsia="en-IN"/>
+        </w:rPr>
+      </w:pPr>
+      <w:r>
+        <w:rPr>
+          <w:rFonts w:ascii="Consolas" w:eastAsia="Times New Roman" w:hAnsi="Consolas" w:cs="Times New Roman"/>
+          <w:color w:val="D4D4D4"/>
+          <w:sz w:val="21"/>
+          <w:szCs w:val="21"/>
+          <w:lang w:eastAsia="en-IN"/>
+        </w:rPr>
+        <w:t>    </w:t>
+      </w:r>
+      <w:r>
+        <w:rPr>
+          <w:rFonts w:ascii="Consolas" w:eastAsia="Times New Roman" w:hAnsi="Consolas" w:cs="Times New Roman"/>
+          <w:color w:val="C586C0"/>
+          <w:sz w:val="21"/>
+          <w:szCs w:val="21"/>
+          <w:lang w:eastAsia="en-IN"/>
+        </w:rPr>
+        <w:t>return</w:t>
+      </w:r>
+      <w:r>
+        <w:rPr>
+          <w:rFonts w:ascii="Consolas" w:eastAsia="Times New Roman" w:hAnsi="Consolas" w:cs="Times New Roman"/>
+          <w:color w:val="D4D4D4"/>
+          <w:sz w:val="21"/>
+          <w:szCs w:val="21"/>
+          <w:lang w:eastAsia="en-IN"/>
+        </w:rPr>
+        <w:t> () </w:t>
+      </w:r>
+      <w:r>
+        <w:rPr>
+          <w:rFonts w:ascii="Consolas" w:eastAsia="Times New Roman" w:hAnsi="Consolas" w:cs="Times New Roman"/>
+          <w:color w:val="569CD6"/>
+          <w:sz w:val="21"/>
+          <w:szCs w:val="21"/>
+          <w:lang w:eastAsia="en-IN"/>
+        </w:rPr>
+        <w:t>=&gt;</w:t>
+      </w:r>
+      <w:r>
+        <w:rPr>
+          <w:rFonts w:ascii="Consolas" w:eastAsia="Times New Roman" w:hAnsi="Consolas" w:cs="Times New Roman"/>
+          <w:color w:val="D4D4D4"/>
+          <w:sz w:val="21"/>
+          <w:szCs w:val="21"/>
+          <w:lang w:eastAsia="en-IN"/>
+        </w:rPr>
+        <w:t> {</w:t>
+      </w:r>
+    </w:p>
+    <w:p>
+      <w:pPr>
+        <w:shd w:val="clear" w:color="auto" w:fill="1E1E1E"/>
+        <w:spacing w:after="0" w:line="285" w:lineRule="atLeast"/>
+        <w:rPr>
+          <w:rFonts w:ascii="Consolas" w:eastAsia="Times New Roman" w:hAnsi="Consolas" w:cs="Times New Roman"/>
+          <w:color w:val="D4D4D4"/>
+          <w:sz w:val="21"/>
+          <w:szCs w:val="21"/>
+          <w:lang w:eastAsia="en-IN"/>
+        </w:rPr>
+      </w:pPr>
+      <w:r>
+        <w:rPr>
+          <w:rFonts w:ascii="Consolas" w:eastAsia="Times New Roman" w:hAnsi="Consolas" w:cs="Times New Roman"/>
+          <w:color w:val="D4D4D4"/>
+          <w:sz w:val="21"/>
+          <w:szCs w:val="21"/>
+          <w:lang w:eastAsia="en-IN"/>
+        </w:rPr>
+        <w:t>      </w:t>
+      </w:r>
+      <w:r>
+        <w:rPr>
+          <w:rFonts w:ascii="Consolas" w:eastAsia="Times New Roman" w:hAnsi="Consolas" w:cs="Times New Roman"/>
+          <w:color w:val="9CDCFE"/>
+          <w:sz w:val="21"/>
+          <w:szCs w:val="21"/>
+          <w:lang w:eastAsia="en-IN"/>
+        </w:rPr>
+        <w:t>console</w:t>
+      </w:r>
+      <w:r>
+        <w:rPr>
+          <w:rFonts w:ascii="Consolas" w:eastAsia="Times New Roman" w:hAnsi="Consolas" w:cs="Times New Roman"/>
+          <w:color w:val="D4D4D4"/>
+          <w:sz w:val="21"/>
+          <w:szCs w:val="21"/>
+          <w:lang w:eastAsia="en-IN"/>
+        </w:rPr>
+        <w:t>.</w:t>
+      </w:r>
+      <w:r>
+        <w:rPr>
+          <w:rFonts w:ascii="Consolas" w:eastAsia="Times New Roman" w:hAnsi="Consolas" w:cs="Times New Roman"/>
+          <w:color w:val="DCDCAA"/>
+          <w:sz w:val="21"/>
+          <w:szCs w:val="21"/>
+          <w:lang w:eastAsia="en-IN"/>
+        </w:rPr>
+        <w:t>log</w:t>
+      </w:r>
+      <w:r>
+        <w:rPr>
+          <w:rFonts w:ascii="Consolas" w:eastAsia="Times New Roman" w:hAnsi="Consolas" w:cs="Times New Roman"/>
+          <w:color w:val="D4D4D4"/>
+          <w:sz w:val="21"/>
+          <w:szCs w:val="21"/>
+          <w:lang w:eastAsia="en-IN"/>
+        </w:rPr>
+        <w:t>(</w:t>
+      </w:r>
+      <w:r>
+        <w:rPr>
+          <w:rFonts w:ascii="Consolas" w:eastAsia="Times New Roman" w:hAnsi="Consolas" w:cs="Times New Roman"/>
+          <w:color w:val="CE9178"/>
+          <w:sz w:val="21"/>
+          <w:szCs w:val="21"/>
+          <w:lang w:eastAsia="en-IN"/>
+        </w:rPr>
+        <w:t>"CLEANUP"</w:t>
+      </w:r>
+      <w:r>
+        <w:rPr>
+          <w:rFonts w:ascii="Consolas" w:eastAsia="Times New Roman" w:hAnsi="Consolas" w:cs="Times New Roman"/>
+          <w:color w:val="D4D4D4"/>
+          <w:sz w:val="21"/>
+          <w:szCs w:val="21"/>
+          <w:lang w:eastAsia="en-IN"/>
+        </w:rPr>
+        <w:t>);</w:t>
+      </w:r>
+    </w:p>
+    <w:p>
+      <w:pPr>
+        <w:shd w:val="clear" w:color="auto" w:fill="1E1E1E"/>
+        <w:spacing w:after="0" w:line="285" w:lineRule="atLeast"/>
+        <w:rPr>
+          <w:rFonts w:ascii="Consolas" w:eastAsia="Times New Roman" w:hAnsi="Consolas" w:cs="Times New Roman"/>
+          <w:color w:val="D4D4D4"/>
+          <w:sz w:val="21"/>
+          <w:szCs w:val="21"/>
+          <w:lang w:eastAsia="en-IN"/>
+        </w:rPr>
+      </w:pPr>
+      <w:r>
+        <w:rPr>
+          <w:rFonts w:ascii="Consolas" w:eastAsia="Times New Roman" w:hAnsi="Consolas" w:cs="Times New Roman"/>
+          <w:color w:val="D4D4D4"/>
+          <w:sz w:val="21"/>
+          <w:szCs w:val="21"/>
+          <w:lang w:eastAsia="en-IN"/>
+        </w:rPr>
+        <w:t>      </w:t>
+      </w:r>
+      <w:proofErr w:type="spellStart"/>
+      <w:r>
+        <w:rPr>
+          <w:rFonts w:ascii="Consolas" w:eastAsia="Times New Roman" w:hAnsi="Consolas" w:cs="Times New Roman"/>
+          <w:color w:val="DCDCAA"/>
+          <w:sz w:val="21"/>
+          <w:szCs w:val="21"/>
+          <w:lang w:eastAsia="en-IN"/>
+        </w:rPr>
+        <w:t>clearTimeout</w:t>
+      </w:r>
+      <w:proofErr w:type="spellEnd"/>
+      <w:r>
+        <w:rPr>
+          <w:rFonts w:ascii="Consolas" w:eastAsia="Times New Roman" w:hAnsi="Consolas" w:cs="Times New Roman"/>
+          <w:color w:val="D4D4D4"/>
+          <w:sz w:val="21"/>
+          <w:szCs w:val="21"/>
+          <w:lang w:eastAsia="en-IN"/>
+        </w:rPr>
+        <w:t>(</w:t>
+      </w:r>
+      <w:r>
+        <w:rPr>
+          <w:rFonts w:ascii="Consolas" w:eastAsia="Times New Roman" w:hAnsi="Consolas" w:cs="Times New Roman"/>
+          <w:color w:val="4FC1FF"/>
+          <w:sz w:val="21"/>
+          <w:szCs w:val="21"/>
+          <w:lang w:eastAsia="en-IN"/>
+        </w:rPr>
+        <w:t>identifier</w:t>
+      </w:r>
+      <w:r>
+        <w:rPr>
+          <w:rFonts w:ascii="Consolas" w:eastAsia="Times New Roman" w:hAnsi="Consolas" w:cs="Times New Roman"/>
+          <w:color w:val="D4D4D4"/>
+          <w:sz w:val="21"/>
+          <w:szCs w:val="21"/>
+          <w:lang w:eastAsia="en-IN"/>
+        </w:rPr>
+        <w:t>);</w:t>
+      </w:r>
+    </w:p>
+    <w:p>
+      <w:pPr>
+        <w:shd w:val="clear" w:color="auto" w:fill="1E1E1E"/>
+        <w:spacing w:after="0" w:line="285" w:lineRule="atLeast"/>
+        <w:rPr>
+          <w:rFonts w:ascii="Consolas" w:eastAsia="Times New Roman" w:hAnsi="Consolas" w:cs="Times New Roman"/>
+          <w:color w:val="D4D4D4"/>
+          <w:sz w:val="21"/>
+          <w:szCs w:val="21"/>
+          <w:lang w:eastAsia="en-IN"/>
+        </w:rPr>
+      </w:pPr>
+      <w:r>
+        <w:rPr>
+          <w:rFonts w:ascii="Consolas" w:eastAsia="Times New Roman" w:hAnsi="Consolas" w:cs="Times New Roman"/>
+          <w:color w:val="D4D4D4"/>
+          <w:sz w:val="21"/>
+          <w:szCs w:val="21"/>
+          <w:lang w:eastAsia="en-IN"/>
+        </w:rPr>
+        <w:t>    }</w:t>
+      </w:r>
+    </w:p>
+    <w:p>
+      <w:pPr>
+        <w:shd w:val="clear" w:color="auto" w:fill="1E1E1E"/>
+        <w:spacing w:after="0" w:line="285" w:lineRule="atLeast"/>
+        <w:rPr>
+          <w:rFonts w:ascii="Consolas" w:eastAsia="Times New Roman" w:hAnsi="Consolas" w:cs="Times New Roman"/>
+          <w:color w:val="D4D4D4"/>
+          <w:sz w:val="21"/>
+          <w:szCs w:val="21"/>
+          <w:lang w:eastAsia="en-IN"/>
+        </w:rPr>
+      </w:pPr>
+      <w:r>
+        <w:rPr>
+          <w:rFonts w:ascii="Consolas" w:eastAsia="Times New Roman" w:hAnsi="Consolas" w:cs="Times New Roman"/>
+          <w:color w:val="D4D4D4"/>
+          <w:sz w:val="21"/>
+          <w:szCs w:val="21"/>
+          <w:lang w:eastAsia="en-IN"/>
+        </w:rPr>
+        <w:t>  }, [</w:t>
+      </w:r>
+      <w:proofErr w:type="spellStart"/>
+      <w:r>
+        <w:rPr>
+          <w:rFonts w:ascii="Consolas" w:eastAsia="Times New Roman" w:hAnsi="Consolas" w:cs="Times New Roman"/>
+          <w:color w:val="4FC1FF"/>
+          <w:sz w:val="21"/>
+          <w:szCs w:val="21"/>
+          <w:lang w:eastAsia="en-IN"/>
+        </w:rPr>
+        <w:t>enteredEmail</w:t>
+      </w:r>
+      <w:proofErr w:type="spellEnd"/>
+      <w:r>
+        <w:rPr>
+          <w:rFonts w:ascii="Consolas" w:eastAsia="Times New Roman" w:hAnsi="Consolas" w:cs="Times New Roman"/>
+          <w:color w:val="D4D4D4"/>
+          <w:sz w:val="21"/>
+          <w:szCs w:val="21"/>
+          <w:lang w:eastAsia="en-IN"/>
+        </w:rPr>
+        <w:t>, </w:t>
+      </w:r>
+      <w:proofErr w:type="spellStart"/>
+      <w:r>
+        <w:rPr>
+          <w:rFonts w:ascii="Consolas" w:eastAsia="Times New Roman" w:hAnsi="Consolas" w:cs="Times New Roman"/>
+          <w:color w:val="4FC1FF"/>
+          <w:sz w:val="21"/>
+          <w:szCs w:val="21"/>
+          <w:lang w:eastAsia="en-IN"/>
+        </w:rPr>
+        <w:t>enteredPassword</w:t>
+      </w:r>
+      <w:proofErr w:type="spellEnd"/>
+      <w:r>
+        <w:rPr>
+          <w:rFonts w:ascii="Consolas" w:eastAsia="Times New Roman" w:hAnsi="Consolas" w:cs="Times New Roman"/>
+          <w:color w:val="D4D4D4"/>
+          <w:sz w:val="21"/>
+          <w:szCs w:val="21"/>
+          <w:lang w:eastAsia="en-IN"/>
+        </w:rPr>
+        <w:t>]);</w:t>
+      </w:r>
+    </w:p>
+    <w:p>
+      <w:pPr>
+        <w:rPr>
+          <w:sz w:val="24"/>
+          <w:szCs w:val="24"/>
+        </w:rPr>
+      </w:pPr>
+      <w:r>
+        <w:rPr>
+          <w:sz w:val="24"/>
+          <w:szCs w:val="24"/>
+        </w:rPr>
+        <w:t>(VIDEO 6)</w:t>
+      </w:r>
     </w:p>
     <w:p>
       <w:pPr>

--- a/Learnings.docx
+++ b/Learnings.docx
@@ -10124,38 +10124,3892 @@
           <w:szCs w:val="24"/>
         </w:rPr>
       </w:pPr>
-    </w:p>
-    <w:p>
-      <w:pPr>
-        <w:rPr>
-          <w:sz w:val="24"/>
-          <w:szCs w:val="24"/>
-        </w:rPr>
-      </w:pPr>
-    </w:p>
-    <w:p>
-      <w:pPr>
-        <w:rPr>
-          <w:sz w:val="24"/>
-          <w:szCs w:val="24"/>
-        </w:rPr>
-      </w:pPr>
-    </w:p>
-    <w:p>
-      <w:pPr>
-        <w:rPr>
-          <w:sz w:val="24"/>
-          <w:szCs w:val="24"/>
-        </w:rPr>
-      </w:pPr>
-    </w:p>
-    <w:p>
-      <w:pPr>
-        <w:rPr>
-          <w:sz w:val="24"/>
-          <w:szCs w:val="24"/>
-        </w:rPr>
-      </w:pPr>
+      <w:r>
+        <w:rPr>
+          <w:sz w:val="24"/>
+          <w:szCs w:val="24"/>
+        </w:rPr>
+        <w:t xml:space="preserve">9: </w:t>
+      </w:r>
+      <w:r>
+        <w:rPr>
+          <w:sz w:val="24"/>
+          <w:szCs w:val="24"/>
+        </w:rPr>
+        <w:t>Many times we need to pass props through different components just so one component down the component tree can use it. We can avoid this by using React Context api. (VIDEO 12)</w:t>
+      </w:r>
+    </w:p>
+    <w:p>
+      <w:pPr>
+        <w:rPr>
+          <w:sz w:val="24"/>
+          <w:szCs w:val="24"/>
+        </w:rPr>
+      </w:pPr>
+      <w:r>
+        <w:rPr>
+          <w:sz w:val="24"/>
+          <w:szCs w:val="24"/>
+        </w:rPr>
+        <w:t xml:space="preserve">10: We usually create a folder named “context” or “store” to store our contexts. Suppose we want the authentication data to be available to several components. So in the folder ‘context’ or ‘store’, we create </w:t>
+      </w:r>
+      <w:r>
+        <w:rPr>
+          <w:sz w:val="24"/>
+          <w:szCs w:val="24"/>
+        </w:rPr>
+        <w:t>auth-context.js (We can name it AuthContext.js but that’s how we name our components). Note: We can name our files whatever we want…this is just the convention followed in most of the react projects.</w:t>
+      </w:r>
+    </w:p>
+    <w:p>
+      <w:pPr>
+        <w:shd w:val="clear" w:color="auto" w:fill="1E1E1E"/>
+        <w:spacing w:after="0" w:line="285" w:lineRule="atLeast"/>
+        <w:rPr>
+          <w:rFonts w:ascii="Consolas" w:eastAsia="Times New Roman" w:hAnsi="Consolas" w:cs="Times New Roman"/>
+          <w:color w:val="D4D4D4"/>
+          <w:sz w:val="21"/>
+          <w:szCs w:val="21"/>
+          <w:lang w:eastAsia="en-IN"/>
+        </w:rPr>
+      </w:pPr>
+      <w:r>
+        <w:rPr>
+          <w:rFonts w:ascii="Consolas" w:eastAsia="Times New Roman" w:hAnsi="Consolas" w:cs="Times New Roman"/>
+          <w:color w:val="C586C0"/>
+          <w:sz w:val="21"/>
+          <w:szCs w:val="21"/>
+          <w:lang w:eastAsia="en-IN"/>
+        </w:rPr>
+        <w:t>import</w:t>
+      </w:r>
+      <w:r>
+        <w:rPr>
+          <w:rFonts w:ascii="Consolas" w:eastAsia="Times New Roman" w:hAnsi="Consolas" w:cs="Times New Roman"/>
+          <w:color w:val="D4D4D4"/>
+          <w:sz w:val="21"/>
+          <w:szCs w:val="21"/>
+          <w:lang w:eastAsia="en-IN"/>
+        </w:rPr>
+        <w:t> </w:t>
+      </w:r>
+      <w:r>
+        <w:rPr>
+          <w:rFonts w:ascii="Consolas" w:eastAsia="Times New Roman" w:hAnsi="Consolas" w:cs="Times New Roman"/>
+          <w:color w:val="9CDCFE"/>
+          <w:sz w:val="21"/>
+          <w:szCs w:val="21"/>
+          <w:lang w:eastAsia="en-IN"/>
+        </w:rPr>
+        <w:t>React</w:t>
+      </w:r>
+      <w:r>
+        <w:rPr>
+          <w:rFonts w:ascii="Consolas" w:eastAsia="Times New Roman" w:hAnsi="Consolas" w:cs="Times New Roman"/>
+          <w:color w:val="D4D4D4"/>
+          <w:sz w:val="21"/>
+          <w:szCs w:val="21"/>
+          <w:lang w:eastAsia="en-IN"/>
+        </w:rPr>
+        <w:t>, {</w:t>
+      </w:r>
+      <w:r>
+        <w:rPr>
+          <w:rFonts w:ascii="Consolas" w:eastAsia="Times New Roman" w:hAnsi="Consolas" w:cs="Times New Roman"/>
+          <w:color w:val="9CDCFE"/>
+          <w:sz w:val="21"/>
+          <w:szCs w:val="21"/>
+          <w:lang w:eastAsia="en-IN"/>
+        </w:rPr>
+        <w:t>createContext</w:t>
+      </w:r>
+      <w:r>
+        <w:rPr>
+          <w:rFonts w:ascii="Consolas" w:eastAsia="Times New Roman" w:hAnsi="Consolas" w:cs="Times New Roman"/>
+          <w:color w:val="D4D4D4"/>
+          <w:sz w:val="21"/>
+          <w:szCs w:val="21"/>
+          <w:lang w:eastAsia="en-IN"/>
+        </w:rPr>
+        <w:t>} </w:t>
+      </w:r>
+      <w:r>
+        <w:rPr>
+          <w:rFonts w:ascii="Consolas" w:eastAsia="Times New Roman" w:hAnsi="Consolas" w:cs="Times New Roman"/>
+          <w:color w:val="C586C0"/>
+          <w:sz w:val="21"/>
+          <w:szCs w:val="21"/>
+          <w:lang w:eastAsia="en-IN"/>
+        </w:rPr>
+        <w:t>from</w:t>
+      </w:r>
+      <w:r>
+        <w:rPr>
+          <w:rFonts w:ascii="Consolas" w:eastAsia="Times New Roman" w:hAnsi="Consolas" w:cs="Times New Roman"/>
+          <w:color w:val="D4D4D4"/>
+          <w:sz w:val="21"/>
+          <w:szCs w:val="21"/>
+          <w:lang w:eastAsia="en-IN"/>
+        </w:rPr>
+        <w:t> </w:t>
+      </w:r>
+      <w:r>
+        <w:rPr>
+          <w:rFonts w:ascii="Consolas" w:eastAsia="Times New Roman" w:hAnsi="Consolas" w:cs="Times New Roman"/>
+          <w:color w:val="CE9178"/>
+          <w:sz w:val="21"/>
+          <w:szCs w:val="21"/>
+          <w:lang w:eastAsia="en-IN"/>
+        </w:rPr>
+        <w:t>'react'</w:t>
+      </w:r>
+      <w:r>
+        <w:rPr>
+          <w:rFonts w:ascii="Consolas" w:eastAsia="Times New Roman" w:hAnsi="Consolas" w:cs="Times New Roman"/>
+          <w:color w:val="D4D4D4"/>
+          <w:sz w:val="21"/>
+          <w:szCs w:val="21"/>
+          <w:lang w:eastAsia="en-IN"/>
+        </w:rPr>
+        <w:t>;</w:t>
+      </w:r>
+    </w:p>
+    <w:p>
+      <w:pPr>
+        <w:shd w:val="clear" w:color="auto" w:fill="1E1E1E"/>
+        <w:spacing w:after="0" w:line="285" w:lineRule="atLeast"/>
+        <w:rPr>
+          <w:rFonts w:ascii="Consolas" w:eastAsia="Times New Roman" w:hAnsi="Consolas" w:cs="Times New Roman"/>
+          <w:color w:val="D4D4D4"/>
+          <w:sz w:val="21"/>
+          <w:szCs w:val="21"/>
+          <w:lang w:eastAsia="en-IN"/>
+        </w:rPr>
+      </w:pPr>
+    </w:p>
+    <w:p>
+      <w:pPr>
+        <w:shd w:val="clear" w:color="auto" w:fill="1E1E1E"/>
+        <w:spacing w:after="0" w:line="285" w:lineRule="atLeast"/>
+        <w:rPr>
+          <w:rFonts w:ascii="Consolas" w:eastAsia="Times New Roman" w:hAnsi="Consolas" w:cs="Times New Roman"/>
+          <w:color w:val="D4D4D4"/>
+          <w:sz w:val="21"/>
+          <w:szCs w:val="21"/>
+          <w:lang w:eastAsia="en-IN"/>
+        </w:rPr>
+      </w:pPr>
+      <w:r>
+        <w:rPr>
+          <w:rFonts w:ascii="Consolas" w:eastAsia="Times New Roman" w:hAnsi="Consolas" w:cs="Times New Roman"/>
+          <w:color w:val="569CD6"/>
+          <w:sz w:val="21"/>
+          <w:szCs w:val="21"/>
+          <w:lang w:eastAsia="en-IN"/>
+        </w:rPr>
+        <w:t>const</w:t>
+      </w:r>
+      <w:r>
+        <w:rPr>
+          <w:rFonts w:ascii="Consolas" w:eastAsia="Times New Roman" w:hAnsi="Consolas" w:cs="Times New Roman"/>
+          <w:color w:val="D4D4D4"/>
+          <w:sz w:val="21"/>
+          <w:szCs w:val="21"/>
+          <w:lang w:eastAsia="en-IN"/>
+        </w:rPr>
+        <w:t> </w:t>
+      </w:r>
+      <w:r>
+        <w:rPr>
+          <w:rFonts w:ascii="Consolas" w:eastAsia="Times New Roman" w:hAnsi="Consolas" w:cs="Times New Roman"/>
+          <w:color w:val="4FC1FF"/>
+          <w:sz w:val="21"/>
+          <w:szCs w:val="21"/>
+          <w:lang w:eastAsia="en-IN"/>
+        </w:rPr>
+        <w:t>AuthContext</w:t>
+      </w:r>
+      <w:r>
+        <w:rPr>
+          <w:rFonts w:ascii="Consolas" w:eastAsia="Times New Roman" w:hAnsi="Consolas" w:cs="Times New Roman"/>
+          <w:color w:val="D4D4D4"/>
+          <w:sz w:val="21"/>
+          <w:szCs w:val="21"/>
+          <w:lang w:eastAsia="en-IN"/>
+        </w:rPr>
+        <w:t> = </w:t>
+      </w:r>
+      <w:r>
+        <w:rPr>
+          <w:rFonts w:ascii="Consolas" w:eastAsia="Times New Roman" w:hAnsi="Consolas" w:cs="Times New Roman"/>
+          <w:color w:val="DCDCAA"/>
+          <w:sz w:val="21"/>
+          <w:szCs w:val="21"/>
+          <w:lang w:eastAsia="en-IN"/>
+        </w:rPr>
+        <w:t>createContext</w:t>
+      </w:r>
+      <w:r>
+        <w:rPr>
+          <w:rFonts w:ascii="Consolas" w:eastAsia="Times New Roman" w:hAnsi="Consolas" w:cs="Times New Roman"/>
+          <w:color w:val="D4D4D4"/>
+          <w:sz w:val="21"/>
+          <w:szCs w:val="21"/>
+          <w:lang w:eastAsia="en-IN"/>
+        </w:rPr>
+        <w:t>({</w:t>
+      </w:r>
+    </w:p>
+    <w:p>
+      <w:pPr>
+        <w:shd w:val="clear" w:color="auto" w:fill="1E1E1E"/>
+        <w:spacing w:after="0" w:line="285" w:lineRule="atLeast"/>
+        <w:rPr>
+          <w:rFonts w:ascii="Consolas" w:eastAsia="Times New Roman" w:hAnsi="Consolas" w:cs="Times New Roman"/>
+          <w:color w:val="D4D4D4"/>
+          <w:sz w:val="21"/>
+          <w:szCs w:val="21"/>
+          <w:lang w:eastAsia="en-IN"/>
+        </w:rPr>
+      </w:pPr>
+      <w:r>
+        <w:rPr>
+          <w:rFonts w:ascii="Consolas" w:eastAsia="Times New Roman" w:hAnsi="Consolas" w:cs="Times New Roman"/>
+          <w:color w:val="D4D4D4"/>
+          <w:sz w:val="21"/>
+          <w:szCs w:val="21"/>
+          <w:lang w:eastAsia="en-IN"/>
+        </w:rPr>
+        <w:t>    </w:t>
+      </w:r>
+      <w:r>
+        <w:rPr>
+          <w:rFonts w:ascii="Consolas" w:eastAsia="Times New Roman" w:hAnsi="Consolas" w:cs="Times New Roman"/>
+          <w:color w:val="9CDCFE"/>
+          <w:sz w:val="21"/>
+          <w:szCs w:val="21"/>
+          <w:lang w:eastAsia="en-IN"/>
+        </w:rPr>
+        <w:t>isLoggedIn:</w:t>
+      </w:r>
+      <w:r>
+        <w:rPr>
+          <w:rFonts w:ascii="Consolas" w:eastAsia="Times New Roman" w:hAnsi="Consolas" w:cs="Times New Roman"/>
+          <w:color w:val="D4D4D4"/>
+          <w:sz w:val="21"/>
+          <w:szCs w:val="21"/>
+          <w:lang w:eastAsia="en-IN"/>
+        </w:rPr>
+        <w:t> </w:t>
+      </w:r>
+      <w:r>
+        <w:rPr>
+          <w:rFonts w:ascii="Consolas" w:eastAsia="Times New Roman" w:hAnsi="Consolas" w:cs="Times New Roman"/>
+          <w:color w:val="569CD6"/>
+          <w:sz w:val="21"/>
+          <w:szCs w:val="21"/>
+          <w:lang w:eastAsia="en-IN"/>
+        </w:rPr>
+        <w:t>false</w:t>
+      </w:r>
+    </w:p>
+    <w:p>
+      <w:pPr>
+        <w:shd w:val="clear" w:color="auto" w:fill="1E1E1E"/>
+        <w:spacing w:after="0" w:line="285" w:lineRule="atLeast"/>
+        <w:rPr>
+          <w:rFonts w:ascii="Consolas" w:eastAsia="Times New Roman" w:hAnsi="Consolas" w:cs="Times New Roman"/>
+          <w:color w:val="D4D4D4"/>
+          <w:sz w:val="21"/>
+          <w:szCs w:val="21"/>
+          <w:lang w:eastAsia="en-IN"/>
+        </w:rPr>
+      </w:pPr>
+      <w:r>
+        <w:rPr>
+          <w:rFonts w:ascii="Consolas" w:eastAsia="Times New Roman" w:hAnsi="Consolas" w:cs="Times New Roman"/>
+          <w:color w:val="D4D4D4"/>
+          <w:sz w:val="21"/>
+          <w:szCs w:val="21"/>
+          <w:lang w:eastAsia="en-IN"/>
+        </w:rPr>
+        <w:t>});</w:t>
+      </w:r>
+    </w:p>
+    <w:p>
+      <w:pPr>
+        <w:shd w:val="clear" w:color="auto" w:fill="1E1E1E"/>
+        <w:spacing w:after="0" w:line="285" w:lineRule="atLeast"/>
+        <w:rPr>
+          <w:rFonts w:ascii="Consolas" w:eastAsia="Times New Roman" w:hAnsi="Consolas" w:cs="Times New Roman"/>
+          <w:color w:val="D4D4D4"/>
+          <w:sz w:val="21"/>
+          <w:szCs w:val="21"/>
+          <w:lang w:eastAsia="en-IN"/>
+        </w:rPr>
+      </w:pPr>
+    </w:p>
+    <w:p>
+      <w:pPr>
+        <w:shd w:val="clear" w:color="auto" w:fill="1E1E1E"/>
+        <w:spacing w:after="0" w:line="285" w:lineRule="atLeast"/>
+        <w:rPr>
+          <w:rFonts w:ascii="Consolas" w:eastAsia="Times New Roman" w:hAnsi="Consolas" w:cs="Times New Roman"/>
+          <w:color w:val="D4D4D4"/>
+          <w:sz w:val="21"/>
+          <w:szCs w:val="21"/>
+          <w:lang w:eastAsia="en-IN"/>
+        </w:rPr>
+      </w:pPr>
+      <w:r>
+        <w:rPr>
+          <w:rFonts w:ascii="Consolas" w:eastAsia="Times New Roman" w:hAnsi="Consolas" w:cs="Times New Roman"/>
+          <w:color w:val="C586C0"/>
+          <w:sz w:val="21"/>
+          <w:szCs w:val="21"/>
+          <w:lang w:eastAsia="en-IN"/>
+        </w:rPr>
+        <w:t>export</w:t>
+      </w:r>
+      <w:r>
+        <w:rPr>
+          <w:rFonts w:ascii="Consolas" w:eastAsia="Times New Roman" w:hAnsi="Consolas" w:cs="Times New Roman"/>
+          <w:color w:val="D4D4D4"/>
+          <w:sz w:val="21"/>
+          <w:szCs w:val="21"/>
+          <w:lang w:eastAsia="en-IN"/>
+        </w:rPr>
+        <w:t> </w:t>
+      </w:r>
+      <w:r>
+        <w:rPr>
+          <w:rFonts w:ascii="Consolas" w:eastAsia="Times New Roman" w:hAnsi="Consolas" w:cs="Times New Roman"/>
+          <w:color w:val="C586C0"/>
+          <w:sz w:val="21"/>
+          <w:szCs w:val="21"/>
+          <w:lang w:eastAsia="en-IN"/>
+        </w:rPr>
+        <w:t>default</w:t>
+      </w:r>
+      <w:r>
+        <w:rPr>
+          <w:rFonts w:ascii="Consolas" w:eastAsia="Times New Roman" w:hAnsi="Consolas" w:cs="Times New Roman"/>
+          <w:color w:val="D4D4D4"/>
+          <w:sz w:val="21"/>
+          <w:szCs w:val="21"/>
+          <w:lang w:eastAsia="en-IN"/>
+        </w:rPr>
+        <w:t> </w:t>
+      </w:r>
+      <w:r>
+        <w:rPr>
+          <w:rFonts w:ascii="Consolas" w:eastAsia="Times New Roman" w:hAnsi="Consolas" w:cs="Times New Roman"/>
+          <w:color w:val="4FC1FF"/>
+          <w:sz w:val="21"/>
+          <w:szCs w:val="21"/>
+          <w:lang w:eastAsia="en-IN"/>
+        </w:rPr>
+        <w:t>AuthContext</w:t>
+      </w:r>
+      <w:r>
+        <w:rPr>
+          <w:rFonts w:ascii="Consolas" w:eastAsia="Times New Roman" w:hAnsi="Consolas" w:cs="Times New Roman"/>
+          <w:color w:val="D4D4D4"/>
+          <w:sz w:val="21"/>
+          <w:szCs w:val="21"/>
+          <w:lang w:eastAsia="en-IN"/>
+        </w:rPr>
+        <w:t>;</w:t>
+      </w:r>
+    </w:p>
+    <w:p>
+      <w:pPr>
+        <w:rPr>
+          <w:sz w:val="24"/>
+          <w:szCs w:val="24"/>
+        </w:rPr>
+      </w:pPr>
+    </w:p>
+    <w:p>
+      <w:pPr>
+        <w:rPr>
+          <w:sz w:val="24"/>
+          <w:szCs w:val="24"/>
+        </w:rPr>
+      </w:pPr>
+      <w:r>
+        <w:rPr>
+          <w:sz w:val="24"/>
+          <w:szCs w:val="24"/>
+        </w:rPr>
+        <w:t xml:space="preserve">Now we provide this data to the components using the Provider. When we provide this data to a component, the components’ children can also access it. Suppose we want to provide this authentication data to the whole app, We can simply </w:t>
+      </w:r>
+      <w:r>
+        <w:rPr>
+          <w:sz w:val="24"/>
+          <w:szCs w:val="24"/>
+        </w:rPr>
+        <w:t xml:space="preserve">wrap the components in the </w:t>
+      </w:r>
+      <w:r>
+        <w:rPr>
+          <w:sz w:val="24"/>
+          <w:szCs w:val="24"/>
+        </w:rPr>
+        <w:lastRenderedPageBreak/>
+        <w:t>app.js file with AuthContext.Provider</w:t>
+      </w:r>
+      <w:r>
+        <w:rPr>
+          <w:sz w:val="24"/>
+          <w:szCs w:val="24"/>
+        </w:rPr>
+        <w:t xml:space="preserve"> and pass a prop named value (It has to be value only) where we pass the current context value</w:t>
+      </w:r>
+      <w:r>
+        <w:rPr>
+          <w:sz w:val="24"/>
+          <w:szCs w:val="24"/>
+        </w:rPr>
+        <w:t>.</w:t>
+      </w:r>
+    </w:p>
+    <w:p>
+      <w:pPr>
+        <w:shd w:val="clear" w:color="auto" w:fill="1E1E1E"/>
+        <w:spacing w:after="0" w:line="285" w:lineRule="atLeast"/>
+        <w:rPr>
+          <w:rFonts w:ascii="Consolas" w:eastAsia="Times New Roman" w:hAnsi="Consolas" w:cs="Times New Roman"/>
+          <w:color w:val="D4D4D4"/>
+          <w:sz w:val="21"/>
+          <w:szCs w:val="21"/>
+          <w:lang w:eastAsia="en-IN"/>
+        </w:rPr>
+      </w:pPr>
+      <w:r>
+        <w:rPr>
+          <w:rFonts w:ascii="Consolas" w:eastAsia="Times New Roman" w:hAnsi="Consolas" w:cs="Times New Roman"/>
+          <w:color w:val="D4D4D4"/>
+          <w:sz w:val="21"/>
+          <w:szCs w:val="21"/>
+          <w:lang w:eastAsia="en-IN"/>
+        </w:rPr>
+        <w:t>  </w:t>
+      </w:r>
+      <w:r>
+        <w:rPr>
+          <w:rFonts w:ascii="Consolas" w:eastAsia="Times New Roman" w:hAnsi="Consolas" w:cs="Times New Roman"/>
+          <w:color w:val="C586C0"/>
+          <w:sz w:val="21"/>
+          <w:szCs w:val="21"/>
+          <w:lang w:eastAsia="en-IN"/>
+        </w:rPr>
+        <w:t>return</w:t>
+      </w:r>
+      <w:r>
+        <w:rPr>
+          <w:rFonts w:ascii="Consolas" w:eastAsia="Times New Roman" w:hAnsi="Consolas" w:cs="Times New Roman"/>
+          <w:color w:val="D4D4D4"/>
+          <w:sz w:val="21"/>
+          <w:szCs w:val="21"/>
+          <w:lang w:eastAsia="en-IN"/>
+        </w:rPr>
+        <w:t> (</w:t>
+      </w:r>
+    </w:p>
+    <w:p>
+      <w:pPr>
+        <w:shd w:val="clear" w:color="auto" w:fill="1E1E1E"/>
+        <w:spacing w:after="0" w:line="285" w:lineRule="atLeast"/>
+        <w:rPr>
+          <w:rFonts w:ascii="Consolas" w:eastAsia="Times New Roman" w:hAnsi="Consolas" w:cs="Times New Roman"/>
+          <w:color w:val="D4D4D4"/>
+          <w:sz w:val="21"/>
+          <w:szCs w:val="21"/>
+          <w:lang w:eastAsia="en-IN"/>
+        </w:rPr>
+      </w:pPr>
+      <w:r>
+        <w:rPr>
+          <w:rFonts w:ascii="Consolas" w:eastAsia="Times New Roman" w:hAnsi="Consolas" w:cs="Times New Roman"/>
+          <w:color w:val="D4D4D4"/>
+          <w:sz w:val="21"/>
+          <w:szCs w:val="21"/>
+          <w:lang w:eastAsia="en-IN"/>
+        </w:rPr>
+        <w:t>    </w:t>
+      </w:r>
+      <w:r>
+        <w:rPr>
+          <w:rFonts w:ascii="Consolas" w:eastAsia="Times New Roman" w:hAnsi="Consolas" w:cs="Times New Roman"/>
+          <w:color w:val="808080"/>
+          <w:sz w:val="21"/>
+          <w:szCs w:val="21"/>
+          <w:lang w:eastAsia="en-IN"/>
+        </w:rPr>
+        <w:t>&lt;</w:t>
+      </w:r>
+      <w:r>
+        <w:rPr>
+          <w:rFonts w:ascii="Consolas" w:eastAsia="Times New Roman" w:hAnsi="Consolas" w:cs="Times New Roman"/>
+          <w:color w:val="4EC9B0"/>
+          <w:sz w:val="21"/>
+          <w:szCs w:val="21"/>
+          <w:lang w:eastAsia="en-IN"/>
+        </w:rPr>
+        <w:t>AuthContext.Provider</w:t>
+      </w:r>
+      <w:r>
+        <w:rPr>
+          <w:rFonts w:ascii="Consolas" w:eastAsia="Times New Roman" w:hAnsi="Consolas" w:cs="Times New Roman"/>
+          <w:color w:val="4EC9B0"/>
+          <w:sz w:val="21"/>
+          <w:szCs w:val="21"/>
+          <w:lang w:eastAsia="en-IN"/>
+        </w:rPr>
+        <w:t xml:space="preserve"> </w:t>
+      </w:r>
+      <w:r>
+        <w:rPr>
+          <w:rFonts w:ascii="Consolas" w:eastAsia="Times New Roman" w:hAnsi="Consolas" w:cs="Times New Roman"/>
+          <w:color w:val="9CDCFE"/>
+          <w:sz w:val="21"/>
+          <w:szCs w:val="21"/>
+          <w:lang w:eastAsia="en-IN"/>
+        </w:rPr>
+        <w:t>value</w:t>
+      </w:r>
+      <w:r>
+        <w:rPr>
+          <w:rFonts w:ascii="Consolas" w:eastAsia="Times New Roman" w:hAnsi="Consolas" w:cs="Times New Roman"/>
+          <w:color w:val="D4D4D4"/>
+          <w:sz w:val="21"/>
+          <w:szCs w:val="21"/>
+          <w:lang w:eastAsia="en-IN"/>
+        </w:rPr>
+        <w:t> = </w:t>
+      </w:r>
+      <w:r>
+        <w:rPr>
+          <w:rFonts w:ascii="Consolas" w:eastAsia="Times New Roman" w:hAnsi="Consolas" w:cs="Times New Roman"/>
+          <w:color w:val="569CD6"/>
+          <w:sz w:val="21"/>
+          <w:szCs w:val="21"/>
+          <w:lang w:eastAsia="en-IN"/>
+        </w:rPr>
+        <w:t>{</w:t>
+      </w:r>
+      <w:r>
+        <w:rPr>
+          <w:rFonts w:ascii="Consolas" w:eastAsia="Times New Roman" w:hAnsi="Consolas" w:cs="Times New Roman"/>
+          <w:color w:val="D4D4D4"/>
+          <w:sz w:val="21"/>
+          <w:szCs w:val="21"/>
+          <w:lang w:eastAsia="en-IN"/>
+        </w:rPr>
+        <w:t>{</w:t>
+      </w:r>
+      <w:r>
+        <w:rPr>
+          <w:rFonts w:ascii="Consolas" w:eastAsia="Times New Roman" w:hAnsi="Consolas" w:cs="Times New Roman"/>
+          <w:color w:val="9CDCFE"/>
+          <w:sz w:val="21"/>
+          <w:szCs w:val="21"/>
+          <w:lang w:eastAsia="en-IN"/>
+        </w:rPr>
+        <w:t>isLoggedIn:</w:t>
+      </w:r>
+      <w:r>
+        <w:rPr>
+          <w:rFonts w:ascii="Consolas" w:eastAsia="Times New Roman" w:hAnsi="Consolas" w:cs="Times New Roman"/>
+          <w:color w:val="D4D4D4"/>
+          <w:sz w:val="21"/>
+          <w:szCs w:val="21"/>
+          <w:lang w:eastAsia="en-IN"/>
+        </w:rPr>
+        <w:t> </w:t>
+      </w:r>
+      <w:r>
+        <w:rPr>
+          <w:rFonts w:ascii="Consolas" w:eastAsia="Times New Roman" w:hAnsi="Consolas" w:cs="Times New Roman"/>
+          <w:color w:val="569CD6"/>
+          <w:sz w:val="21"/>
+          <w:szCs w:val="21"/>
+          <w:lang w:eastAsia="en-IN"/>
+        </w:rPr>
+        <w:t>false</w:t>
+      </w:r>
+      <w:r>
+        <w:rPr>
+          <w:rFonts w:ascii="Consolas" w:eastAsia="Times New Roman" w:hAnsi="Consolas" w:cs="Times New Roman"/>
+          <w:color w:val="D4D4D4"/>
+          <w:sz w:val="21"/>
+          <w:szCs w:val="21"/>
+          <w:lang w:eastAsia="en-IN"/>
+        </w:rPr>
+        <w:t>}</w:t>
+      </w:r>
+      <w:r>
+        <w:rPr>
+          <w:rFonts w:ascii="Consolas" w:eastAsia="Times New Roman" w:hAnsi="Consolas" w:cs="Times New Roman"/>
+          <w:color w:val="569CD6"/>
+          <w:sz w:val="21"/>
+          <w:szCs w:val="21"/>
+          <w:lang w:eastAsia="en-IN"/>
+        </w:rPr>
+        <w:t>}</w:t>
+      </w:r>
+      <w:r>
+        <w:rPr>
+          <w:rFonts w:ascii="Consolas" w:eastAsia="Times New Roman" w:hAnsi="Consolas" w:cs="Times New Roman"/>
+          <w:color w:val="808080"/>
+          <w:sz w:val="21"/>
+          <w:szCs w:val="21"/>
+          <w:lang w:eastAsia="en-IN"/>
+        </w:rPr>
+        <w:t>&gt;</w:t>
+      </w:r>
+    </w:p>
+    <w:p>
+      <w:pPr>
+        <w:shd w:val="clear" w:color="auto" w:fill="1E1E1E"/>
+        <w:spacing w:after="0" w:line="285" w:lineRule="atLeast"/>
+        <w:rPr>
+          <w:rFonts w:ascii="Consolas" w:eastAsia="Times New Roman" w:hAnsi="Consolas" w:cs="Times New Roman"/>
+          <w:color w:val="D4D4D4"/>
+          <w:sz w:val="21"/>
+          <w:szCs w:val="21"/>
+          <w:lang w:eastAsia="en-IN"/>
+        </w:rPr>
+      </w:pPr>
+      <w:r>
+        <w:rPr>
+          <w:rFonts w:ascii="Consolas" w:eastAsia="Times New Roman" w:hAnsi="Consolas" w:cs="Times New Roman"/>
+          <w:color w:val="D4D4D4"/>
+          <w:sz w:val="21"/>
+          <w:szCs w:val="21"/>
+          <w:lang w:eastAsia="en-IN"/>
+        </w:rPr>
+        <w:t>      </w:t>
+      </w:r>
+      <w:r>
+        <w:rPr>
+          <w:rFonts w:ascii="Consolas" w:eastAsia="Times New Roman" w:hAnsi="Consolas" w:cs="Times New Roman"/>
+          <w:color w:val="808080"/>
+          <w:sz w:val="21"/>
+          <w:szCs w:val="21"/>
+          <w:lang w:eastAsia="en-IN"/>
+        </w:rPr>
+        <w:t>&lt;</w:t>
+      </w:r>
+      <w:r>
+        <w:rPr>
+          <w:rFonts w:ascii="Consolas" w:eastAsia="Times New Roman" w:hAnsi="Consolas" w:cs="Times New Roman"/>
+          <w:color w:val="4EC9B0"/>
+          <w:sz w:val="21"/>
+          <w:szCs w:val="21"/>
+          <w:lang w:eastAsia="en-IN"/>
+        </w:rPr>
+        <w:t>MainHeader</w:t>
+      </w:r>
+      <w:r>
+        <w:rPr>
+          <w:rFonts w:ascii="Consolas" w:eastAsia="Times New Roman" w:hAnsi="Consolas" w:cs="Times New Roman"/>
+          <w:color w:val="D4D4D4"/>
+          <w:sz w:val="21"/>
+          <w:szCs w:val="21"/>
+          <w:lang w:eastAsia="en-IN"/>
+        </w:rPr>
+        <w:t> </w:t>
+      </w:r>
+      <w:r>
+        <w:rPr>
+          <w:rFonts w:ascii="Consolas" w:eastAsia="Times New Roman" w:hAnsi="Consolas" w:cs="Times New Roman"/>
+          <w:color w:val="9CDCFE"/>
+          <w:sz w:val="21"/>
+          <w:szCs w:val="21"/>
+          <w:lang w:eastAsia="en-IN"/>
+        </w:rPr>
+        <w:t>isAuthenticated</w:t>
+      </w:r>
+      <w:r>
+        <w:rPr>
+          <w:rFonts w:ascii="Consolas" w:eastAsia="Times New Roman" w:hAnsi="Consolas" w:cs="Times New Roman"/>
+          <w:color w:val="D4D4D4"/>
+          <w:sz w:val="21"/>
+          <w:szCs w:val="21"/>
+          <w:lang w:eastAsia="en-IN"/>
+        </w:rPr>
+        <w:t>=</w:t>
+      </w:r>
+      <w:r>
+        <w:rPr>
+          <w:rFonts w:ascii="Consolas" w:eastAsia="Times New Roman" w:hAnsi="Consolas" w:cs="Times New Roman"/>
+          <w:color w:val="569CD6"/>
+          <w:sz w:val="21"/>
+          <w:szCs w:val="21"/>
+          <w:lang w:eastAsia="en-IN"/>
+        </w:rPr>
+        <w:t>{</w:t>
+      </w:r>
+      <w:r>
+        <w:rPr>
+          <w:rFonts w:ascii="Consolas" w:eastAsia="Times New Roman" w:hAnsi="Consolas" w:cs="Times New Roman"/>
+          <w:color w:val="4FC1FF"/>
+          <w:sz w:val="21"/>
+          <w:szCs w:val="21"/>
+          <w:lang w:eastAsia="en-IN"/>
+        </w:rPr>
+        <w:t>isLoggedIn</w:t>
+      </w:r>
+      <w:r>
+        <w:rPr>
+          <w:rFonts w:ascii="Consolas" w:eastAsia="Times New Roman" w:hAnsi="Consolas" w:cs="Times New Roman"/>
+          <w:color w:val="569CD6"/>
+          <w:sz w:val="21"/>
+          <w:szCs w:val="21"/>
+          <w:lang w:eastAsia="en-IN"/>
+        </w:rPr>
+        <w:t>}</w:t>
+      </w:r>
+      <w:r>
+        <w:rPr>
+          <w:rFonts w:ascii="Consolas" w:eastAsia="Times New Roman" w:hAnsi="Consolas" w:cs="Times New Roman"/>
+          <w:color w:val="D4D4D4"/>
+          <w:sz w:val="21"/>
+          <w:szCs w:val="21"/>
+          <w:lang w:eastAsia="en-IN"/>
+        </w:rPr>
+        <w:t> </w:t>
+      </w:r>
+      <w:r>
+        <w:rPr>
+          <w:rFonts w:ascii="Consolas" w:eastAsia="Times New Roman" w:hAnsi="Consolas" w:cs="Times New Roman"/>
+          <w:color w:val="9CDCFE"/>
+          <w:sz w:val="21"/>
+          <w:szCs w:val="21"/>
+          <w:lang w:eastAsia="en-IN"/>
+        </w:rPr>
+        <w:t>onLogout</w:t>
+      </w:r>
+      <w:r>
+        <w:rPr>
+          <w:rFonts w:ascii="Consolas" w:eastAsia="Times New Roman" w:hAnsi="Consolas" w:cs="Times New Roman"/>
+          <w:color w:val="D4D4D4"/>
+          <w:sz w:val="21"/>
+          <w:szCs w:val="21"/>
+          <w:lang w:eastAsia="en-IN"/>
+        </w:rPr>
+        <w:t>=</w:t>
+      </w:r>
+      <w:r>
+        <w:rPr>
+          <w:rFonts w:ascii="Consolas" w:eastAsia="Times New Roman" w:hAnsi="Consolas" w:cs="Times New Roman"/>
+          <w:color w:val="569CD6"/>
+          <w:sz w:val="21"/>
+          <w:szCs w:val="21"/>
+          <w:lang w:eastAsia="en-IN"/>
+        </w:rPr>
+        <w:t>{</w:t>
+      </w:r>
+      <w:r>
+        <w:rPr>
+          <w:rFonts w:ascii="Consolas" w:eastAsia="Times New Roman" w:hAnsi="Consolas" w:cs="Times New Roman"/>
+          <w:color w:val="DCDCAA"/>
+          <w:sz w:val="21"/>
+          <w:szCs w:val="21"/>
+          <w:lang w:eastAsia="en-IN"/>
+        </w:rPr>
+        <w:t>logoutHandler</w:t>
+      </w:r>
+      <w:r>
+        <w:rPr>
+          <w:rFonts w:ascii="Consolas" w:eastAsia="Times New Roman" w:hAnsi="Consolas" w:cs="Times New Roman"/>
+          <w:color w:val="569CD6"/>
+          <w:sz w:val="21"/>
+          <w:szCs w:val="21"/>
+          <w:lang w:eastAsia="en-IN"/>
+        </w:rPr>
+        <w:t>}</w:t>
+      </w:r>
+      <w:r>
+        <w:rPr>
+          <w:rFonts w:ascii="Consolas" w:eastAsia="Times New Roman" w:hAnsi="Consolas" w:cs="Times New Roman"/>
+          <w:color w:val="D4D4D4"/>
+          <w:sz w:val="21"/>
+          <w:szCs w:val="21"/>
+          <w:lang w:eastAsia="en-IN"/>
+        </w:rPr>
+        <w:t> </w:t>
+      </w:r>
+      <w:r>
+        <w:rPr>
+          <w:rFonts w:ascii="Consolas" w:eastAsia="Times New Roman" w:hAnsi="Consolas" w:cs="Times New Roman"/>
+          <w:color w:val="808080"/>
+          <w:sz w:val="21"/>
+          <w:szCs w:val="21"/>
+          <w:lang w:eastAsia="en-IN"/>
+        </w:rPr>
+        <w:t>/&gt;</w:t>
+      </w:r>
+    </w:p>
+    <w:p>
+      <w:pPr>
+        <w:shd w:val="clear" w:color="auto" w:fill="1E1E1E"/>
+        <w:spacing w:after="0" w:line="285" w:lineRule="atLeast"/>
+        <w:rPr>
+          <w:rFonts w:ascii="Consolas" w:eastAsia="Times New Roman" w:hAnsi="Consolas" w:cs="Times New Roman"/>
+          <w:color w:val="D4D4D4"/>
+          <w:sz w:val="21"/>
+          <w:szCs w:val="21"/>
+          <w:lang w:eastAsia="en-IN"/>
+        </w:rPr>
+      </w:pPr>
+      <w:r>
+        <w:rPr>
+          <w:rFonts w:ascii="Consolas" w:eastAsia="Times New Roman" w:hAnsi="Consolas" w:cs="Times New Roman"/>
+          <w:color w:val="D4D4D4"/>
+          <w:sz w:val="21"/>
+          <w:szCs w:val="21"/>
+          <w:lang w:eastAsia="en-IN"/>
+        </w:rPr>
+        <w:t>      </w:t>
+      </w:r>
+      <w:r>
+        <w:rPr>
+          <w:rFonts w:ascii="Consolas" w:eastAsia="Times New Roman" w:hAnsi="Consolas" w:cs="Times New Roman"/>
+          <w:color w:val="808080"/>
+          <w:sz w:val="21"/>
+          <w:szCs w:val="21"/>
+          <w:lang w:eastAsia="en-IN"/>
+        </w:rPr>
+        <w:t>&lt;</w:t>
+      </w:r>
+      <w:r>
+        <w:rPr>
+          <w:rFonts w:ascii="Consolas" w:eastAsia="Times New Roman" w:hAnsi="Consolas" w:cs="Times New Roman"/>
+          <w:color w:val="569CD6"/>
+          <w:sz w:val="21"/>
+          <w:szCs w:val="21"/>
+          <w:lang w:eastAsia="en-IN"/>
+        </w:rPr>
+        <w:t>main</w:t>
+      </w:r>
+      <w:r>
+        <w:rPr>
+          <w:rFonts w:ascii="Consolas" w:eastAsia="Times New Roman" w:hAnsi="Consolas" w:cs="Times New Roman"/>
+          <w:color w:val="808080"/>
+          <w:sz w:val="21"/>
+          <w:szCs w:val="21"/>
+          <w:lang w:eastAsia="en-IN"/>
+        </w:rPr>
+        <w:t>&gt;</w:t>
+      </w:r>
+    </w:p>
+    <w:p>
+      <w:pPr>
+        <w:shd w:val="clear" w:color="auto" w:fill="1E1E1E"/>
+        <w:spacing w:after="0" w:line="285" w:lineRule="atLeast"/>
+        <w:rPr>
+          <w:rFonts w:ascii="Consolas" w:eastAsia="Times New Roman" w:hAnsi="Consolas" w:cs="Times New Roman"/>
+          <w:color w:val="D4D4D4"/>
+          <w:sz w:val="21"/>
+          <w:szCs w:val="21"/>
+          <w:lang w:eastAsia="en-IN"/>
+        </w:rPr>
+      </w:pPr>
+      <w:r>
+        <w:rPr>
+          <w:rFonts w:ascii="Consolas" w:eastAsia="Times New Roman" w:hAnsi="Consolas" w:cs="Times New Roman"/>
+          <w:color w:val="D4D4D4"/>
+          <w:sz w:val="21"/>
+          <w:szCs w:val="21"/>
+          <w:lang w:eastAsia="en-IN"/>
+        </w:rPr>
+        <w:t>        </w:t>
+      </w:r>
+      <w:r>
+        <w:rPr>
+          <w:rFonts w:ascii="Consolas" w:eastAsia="Times New Roman" w:hAnsi="Consolas" w:cs="Times New Roman"/>
+          <w:color w:val="569CD6"/>
+          <w:sz w:val="21"/>
+          <w:szCs w:val="21"/>
+          <w:lang w:eastAsia="en-IN"/>
+        </w:rPr>
+        <w:t>{</w:t>
+      </w:r>
+      <w:r>
+        <w:rPr>
+          <w:rFonts w:ascii="Consolas" w:eastAsia="Times New Roman" w:hAnsi="Consolas" w:cs="Times New Roman"/>
+          <w:color w:val="D4D4D4"/>
+          <w:sz w:val="21"/>
+          <w:szCs w:val="21"/>
+          <w:lang w:eastAsia="en-IN"/>
+        </w:rPr>
+        <w:t>!</w:t>
+      </w:r>
+      <w:r>
+        <w:rPr>
+          <w:rFonts w:ascii="Consolas" w:eastAsia="Times New Roman" w:hAnsi="Consolas" w:cs="Times New Roman"/>
+          <w:color w:val="4FC1FF"/>
+          <w:sz w:val="21"/>
+          <w:szCs w:val="21"/>
+          <w:lang w:eastAsia="en-IN"/>
+        </w:rPr>
+        <w:t>isLoggedIn</w:t>
+      </w:r>
+      <w:r>
+        <w:rPr>
+          <w:rFonts w:ascii="Consolas" w:eastAsia="Times New Roman" w:hAnsi="Consolas" w:cs="Times New Roman"/>
+          <w:color w:val="D4D4D4"/>
+          <w:sz w:val="21"/>
+          <w:szCs w:val="21"/>
+          <w:lang w:eastAsia="en-IN"/>
+        </w:rPr>
+        <w:t> &amp;&amp; </w:t>
+      </w:r>
+      <w:r>
+        <w:rPr>
+          <w:rFonts w:ascii="Consolas" w:eastAsia="Times New Roman" w:hAnsi="Consolas" w:cs="Times New Roman"/>
+          <w:color w:val="808080"/>
+          <w:sz w:val="21"/>
+          <w:szCs w:val="21"/>
+          <w:lang w:eastAsia="en-IN"/>
+        </w:rPr>
+        <w:t>&lt;</w:t>
+      </w:r>
+      <w:r>
+        <w:rPr>
+          <w:rFonts w:ascii="Consolas" w:eastAsia="Times New Roman" w:hAnsi="Consolas" w:cs="Times New Roman"/>
+          <w:color w:val="4EC9B0"/>
+          <w:sz w:val="21"/>
+          <w:szCs w:val="21"/>
+          <w:lang w:eastAsia="en-IN"/>
+        </w:rPr>
+        <w:t>Login</w:t>
+      </w:r>
+      <w:r>
+        <w:rPr>
+          <w:rFonts w:ascii="Consolas" w:eastAsia="Times New Roman" w:hAnsi="Consolas" w:cs="Times New Roman"/>
+          <w:color w:val="D4D4D4"/>
+          <w:sz w:val="21"/>
+          <w:szCs w:val="21"/>
+          <w:lang w:eastAsia="en-IN"/>
+        </w:rPr>
+        <w:t> </w:t>
+      </w:r>
+      <w:r>
+        <w:rPr>
+          <w:rFonts w:ascii="Consolas" w:eastAsia="Times New Roman" w:hAnsi="Consolas" w:cs="Times New Roman"/>
+          <w:color w:val="9CDCFE"/>
+          <w:sz w:val="21"/>
+          <w:szCs w:val="21"/>
+          <w:lang w:eastAsia="en-IN"/>
+        </w:rPr>
+        <w:t>onLogin</w:t>
+      </w:r>
+      <w:r>
+        <w:rPr>
+          <w:rFonts w:ascii="Consolas" w:eastAsia="Times New Roman" w:hAnsi="Consolas" w:cs="Times New Roman"/>
+          <w:color w:val="D4D4D4"/>
+          <w:sz w:val="21"/>
+          <w:szCs w:val="21"/>
+          <w:lang w:eastAsia="en-IN"/>
+        </w:rPr>
+        <w:t>=</w:t>
+      </w:r>
+      <w:r>
+        <w:rPr>
+          <w:rFonts w:ascii="Consolas" w:eastAsia="Times New Roman" w:hAnsi="Consolas" w:cs="Times New Roman"/>
+          <w:color w:val="569CD6"/>
+          <w:sz w:val="21"/>
+          <w:szCs w:val="21"/>
+          <w:lang w:eastAsia="en-IN"/>
+        </w:rPr>
+        <w:t>{</w:t>
+      </w:r>
+      <w:r>
+        <w:rPr>
+          <w:rFonts w:ascii="Consolas" w:eastAsia="Times New Roman" w:hAnsi="Consolas" w:cs="Times New Roman"/>
+          <w:color w:val="DCDCAA"/>
+          <w:sz w:val="21"/>
+          <w:szCs w:val="21"/>
+          <w:lang w:eastAsia="en-IN"/>
+        </w:rPr>
+        <w:t>loginHandler</w:t>
+      </w:r>
+      <w:r>
+        <w:rPr>
+          <w:rFonts w:ascii="Consolas" w:eastAsia="Times New Roman" w:hAnsi="Consolas" w:cs="Times New Roman"/>
+          <w:color w:val="569CD6"/>
+          <w:sz w:val="21"/>
+          <w:szCs w:val="21"/>
+          <w:lang w:eastAsia="en-IN"/>
+        </w:rPr>
+        <w:t>}</w:t>
+      </w:r>
+      <w:r>
+        <w:rPr>
+          <w:rFonts w:ascii="Consolas" w:eastAsia="Times New Roman" w:hAnsi="Consolas" w:cs="Times New Roman"/>
+          <w:color w:val="D4D4D4"/>
+          <w:sz w:val="21"/>
+          <w:szCs w:val="21"/>
+          <w:lang w:eastAsia="en-IN"/>
+        </w:rPr>
+        <w:t> </w:t>
+      </w:r>
+      <w:r>
+        <w:rPr>
+          <w:rFonts w:ascii="Consolas" w:eastAsia="Times New Roman" w:hAnsi="Consolas" w:cs="Times New Roman"/>
+          <w:color w:val="808080"/>
+          <w:sz w:val="21"/>
+          <w:szCs w:val="21"/>
+          <w:lang w:eastAsia="en-IN"/>
+        </w:rPr>
+        <w:t>/&gt;</w:t>
+      </w:r>
+      <w:r>
+        <w:rPr>
+          <w:rFonts w:ascii="Consolas" w:eastAsia="Times New Roman" w:hAnsi="Consolas" w:cs="Times New Roman"/>
+          <w:color w:val="569CD6"/>
+          <w:sz w:val="21"/>
+          <w:szCs w:val="21"/>
+          <w:lang w:eastAsia="en-IN"/>
+        </w:rPr>
+        <w:t>}</w:t>
+      </w:r>
+    </w:p>
+    <w:p>
+      <w:pPr>
+        <w:shd w:val="clear" w:color="auto" w:fill="1E1E1E"/>
+        <w:spacing w:after="0" w:line="285" w:lineRule="atLeast"/>
+        <w:rPr>
+          <w:rFonts w:ascii="Consolas" w:eastAsia="Times New Roman" w:hAnsi="Consolas" w:cs="Times New Roman"/>
+          <w:color w:val="D4D4D4"/>
+          <w:sz w:val="21"/>
+          <w:szCs w:val="21"/>
+          <w:lang w:eastAsia="en-IN"/>
+        </w:rPr>
+      </w:pPr>
+      <w:r>
+        <w:rPr>
+          <w:rFonts w:ascii="Consolas" w:eastAsia="Times New Roman" w:hAnsi="Consolas" w:cs="Times New Roman"/>
+          <w:color w:val="D4D4D4"/>
+          <w:sz w:val="21"/>
+          <w:szCs w:val="21"/>
+          <w:lang w:eastAsia="en-IN"/>
+        </w:rPr>
+        <w:t>        </w:t>
+      </w:r>
+      <w:r>
+        <w:rPr>
+          <w:rFonts w:ascii="Consolas" w:eastAsia="Times New Roman" w:hAnsi="Consolas" w:cs="Times New Roman"/>
+          <w:color w:val="569CD6"/>
+          <w:sz w:val="21"/>
+          <w:szCs w:val="21"/>
+          <w:lang w:eastAsia="en-IN"/>
+        </w:rPr>
+        <w:t>{</w:t>
+      </w:r>
+      <w:r>
+        <w:rPr>
+          <w:rFonts w:ascii="Consolas" w:eastAsia="Times New Roman" w:hAnsi="Consolas" w:cs="Times New Roman"/>
+          <w:color w:val="4FC1FF"/>
+          <w:sz w:val="21"/>
+          <w:szCs w:val="21"/>
+          <w:lang w:eastAsia="en-IN"/>
+        </w:rPr>
+        <w:t>isLoggedIn</w:t>
+      </w:r>
+      <w:r>
+        <w:rPr>
+          <w:rFonts w:ascii="Consolas" w:eastAsia="Times New Roman" w:hAnsi="Consolas" w:cs="Times New Roman"/>
+          <w:color w:val="D4D4D4"/>
+          <w:sz w:val="21"/>
+          <w:szCs w:val="21"/>
+          <w:lang w:eastAsia="en-IN"/>
+        </w:rPr>
+        <w:t> &amp;&amp; </w:t>
+      </w:r>
+      <w:r>
+        <w:rPr>
+          <w:rFonts w:ascii="Consolas" w:eastAsia="Times New Roman" w:hAnsi="Consolas" w:cs="Times New Roman"/>
+          <w:color w:val="808080"/>
+          <w:sz w:val="21"/>
+          <w:szCs w:val="21"/>
+          <w:lang w:eastAsia="en-IN"/>
+        </w:rPr>
+        <w:t>&lt;</w:t>
+      </w:r>
+      <w:r>
+        <w:rPr>
+          <w:rFonts w:ascii="Consolas" w:eastAsia="Times New Roman" w:hAnsi="Consolas" w:cs="Times New Roman"/>
+          <w:color w:val="4EC9B0"/>
+          <w:sz w:val="21"/>
+          <w:szCs w:val="21"/>
+          <w:lang w:eastAsia="en-IN"/>
+        </w:rPr>
+        <w:t>Home</w:t>
+      </w:r>
+      <w:r>
+        <w:rPr>
+          <w:rFonts w:ascii="Consolas" w:eastAsia="Times New Roman" w:hAnsi="Consolas" w:cs="Times New Roman"/>
+          <w:color w:val="D4D4D4"/>
+          <w:sz w:val="21"/>
+          <w:szCs w:val="21"/>
+          <w:lang w:eastAsia="en-IN"/>
+        </w:rPr>
+        <w:t> </w:t>
+      </w:r>
+      <w:r>
+        <w:rPr>
+          <w:rFonts w:ascii="Consolas" w:eastAsia="Times New Roman" w:hAnsi="Consolas" w:cs="Times New Roman"/>
+          <w:color w:val="9CDCFE"/>
+          <w:sz w:val="21"/>
+          <w:szCs w:val="21"/>
+          <w:lang w:eastAsia="en-IN"/>
+        </w:rPr>
+        <w:t>onLogout</w:t>
+      </w:r>
+      <w:r>
+        <w:rPr>
+          <w:rFonts w:ascii="Consolas" w:eastAsia="Times New Roman" w:hAnsi="Consolas" w:cs="Times New Roman"/>
+          <w:color w:val="D4D4D4"/>
+          <w:sz w:val="21"/>
+          <w:szCs w:val="21"/>
+          <w:lang w:eastAsia="en-IN"/>
+        </w:rPr>
+        <w:t>=</w:t>
+      </w:r>
+      <w:r>
+        <w:rPr>
+          <w:rFonts w:ascii="Consolas" w:eastAsia="Times New Roman" w:hAnsi="Consolas" w:cs="Times New Roman"/>
+          <w:color w:val="569CD6"/>
+          <w:sz w:val="21"/>
+          <w:szCs w:val="21"/>
+          <w:lang w:eastAsia="en-IN"/>
+        </w:rPr>
+        <w:t>{</w:t>
+      </w:r>
+      <w:r>
+        <w:rPr>
+          <w:rFonts w:ascii="Consolas" w:eastAsia="Times New Roman" w:hAnsi="Consolas" w:cs="Times New Roman"/>
+          <w:color w:val="DCDCAA"/>
+          <w:sz w:val="21"/>
+          <w:szCs w:val="21"/>
+          <w:lang w:eastAsia="en-IN"/>
+        </w:rPr>
+        <w:t>logoutHandler</w:t>
+      </w:r>
+      <w:r>
+        <w:rPr>
+          <w:rFonts w:ascii="Consolas" w:eastAsia="Times New Roman" w:hAnsi="Consolas" w:cs="Times New Roman"/>
+          <w:color w:val="569CD6"/>
+          <w:sz w:val="21"/>
+          <w:szCs w:val="21"/>
+          <w:lang w:eastAsia="en-IN"/>
+        </w:rPr>
+        <w:t>}</w:t>
+      </w:r>
+      <w:r>
+        <w:rPr>
+          <w:rFonts w:ascii="Consolas" w:eastAsia="Times New Roman" w:hAnsi="Consolas" w:cs="Times New Roman"/>
+          <w:color w:val="D4D4D4"/>
+          <w:sz w:val="21"/>
+          <w:szCs w:val="21"/>
+          <w:lang w:eastAsia="en-IN"/>
+        </w:rPr>
+        <w:t> </w:t>
+      </w:r>
+      <w:r>
+        <w:rPr>
+          <w:rFonts w:ascii="Consolas" w:eastAsia="Times New Roman" w:hAnsi="Consolas" w:cs="Times New Roman"/>
+          <w:color w:val="808080"/>
+          <w:sz w:val="21"/>
+          <w:szCs w:val="21"/>
+          <w:lang w:eastAsia="en-IN"/>
+        </w:rPr>
+        <w:t>/&gt;</w:t>
+      </w:r>
+      <w:r>
+        <w:rPr>
+          <w:rFonts w:ascii="Consolas" w:eastAsia="Times New Roman" w:hAnsi="Consolas" w:cs="Times New Roman"/>
+          <w:color w:val="569CD6"/>
+          <w:sz w:val="21"/>
+          <w:szCs w:val="21"/>
+          <w:lang w:eastAsia="en-IN"/>
+        </w:rPr>
+        <w:t>}</w:t>
+      </w:r>
+    </w:p>
+    <w:p>
+      <w:pPr>
+        <w:shd w:val="clear" w:color="auto" w:fill="1E1E1E"/>
+        <w:spacing w:after="0" w:line="285" w:lineRule="atLeast"/>
+        <w:rPr>
+          <w:rFonts w:ascii="Consolas" w:eastAsia="Times New Roman" w:hAnsi="Consolas" w:cs="Times New Roman"/>
+          <w:color w:val="D4D4D4"/>
+          <w:sz w:val="21"/>
+          <w:szCs w:val="21"/>
+          <w:lang w:eastAsia="en-IN"/>
+        </w:rPr>
+      </w:pPr>
+      <w:r>
+        <w:rPr>
+          <w:rFonts w:ascii="Consolas" w:eastAsia="Times New Roman" w:hAnsi="Consolas" w:cs="Times New Roman"/>
+          <w:color w:val="D4D4D4"/>
+          <w:sz w:val="21"/>
+          <w:szCs w:val="21"/>
+          <w:lang w:eastAsia="en-IN"/>
+        </w:rPr>
+        <w:t>      </w:t>
+      </w:r>
+      <w:r>
+        <w:rPr>
+          <w:rFonts w:ascii="Consolas" w:eastAsia="Times New Roman" w:hAnsi="Consolas" w:cs="Times New Roman"/>
+          <w:color w:val="808080"/>
+          <w:sz w:val="21"/>
+          <w:szCs w:val="21"/>
+          <w:lang w:eastAsia="en-IN"/>
+        </w:rPr>
+        <w:t>&lt;/</w:t>
+      </w:r>
+      <w:r>
+        <w:rPr>
+          <w:rFonts w:ascii="Consolas" w:eastAsia="Times New Roman" w:hAnsi="Consolas" w:cs="Times New Roman"/>
+          <w:color w:val="569CD6"/>
+          <w:sz w:val="21"/>
+          <w:szCs w:val="21"/>
+          <w:lang w:eastAsia="en-IN"/>
+        </w:rPr>
+        <w:t>main</w:t>
+      </w:r>
+      <w:r>
+        <w:rPr>
+          <w:rFonts w:ascii="Consolas" w:eastAsia="Times New Roman" w:hAnsi="Consolas" w:cs="Times New Roman"/>
+          <w:color w:val="808080"/>
+          <w:sz w:val="21"/>
+          <w:szCs w:val="21"/>
+          <w:lang w:eastAsia="en-IN"/>
+        </w:rPr>
+        <w:t>&gt;</w:t>
+      </w:r>
+    </w:p>
+    <w:p>
+      <w:pPr>
+        <w:shd w:val="clear" w:color="auto" w:fill="1E1E1E"/>
+        <w:spacing w:after="0" w:line="285" w:lineRule="atLeast"/>
+        <w:rPr>
+          <w:rFonts w:ascii="Consolas" w:eastAsia="Times New Roman" w:hAnsi="Consolas" w:cs="Times New Roman"/>
+          <w:color w:val="D4D4D4"/>
+          <w:sz w:val="21"/>
+          <w:szCs w:val="21"/>
+          <w:lang w:eastAsia="en-IN"/>
+        </w:rPr>
+      </w:pPr>
+      <w:r>
+        <w:rPr>
+          <w:rFonts w:ascii="Consolas" w:eastAsia="Times New Roman" w:hAnsi="Consolas" w:cs="Times New Roman"/>
+          <w:color w:val="D4D4D4"/>
+          <w:sz w:val="21"/>
+          <w:szCs w:val="21"/>
+          <w:lang w:eastAsia="en-IN"/>
+        </w:rPr>
+        <w:t>    </w:t>
+      </w:r>
+      <w:r>
+        <w:rPr>
+          <w:rFonts w:ascii="Consolas" w:eastAsia="Times New Roman" w:hAnsi="Consolas" w:cs="Times New Roman"/>
+          <w:color w:val="808080"/>
+          <w:sz w:val="21"/>
+          <w:szCs w:val="21"/>
+          <w:lang w:eastAsia="en-IN"/>
+        </w:rPr>
+        <w:t>&lt;/</w:t>
+      </w:r>
+      <w:r>
+        <w:rPr>
+          <w:rFonts w:ascii="Consolas" w:eastAsia="Times New Roman" w:hAnsi="Consolas" w:cs="Times New Roman"/>
+          <w:color w:val="4EC9B0"/>
+          <w:sz w:val="21"/>
+          <w:szCs w:val="21"/>
+          <w:lang w:eastAsia="en-IN"/>
+        </w:rPr>
+        <w:t>AuthContext.Provider</w:t>
+      </w:r>
+      <w:r>
+        <w:rPr>
+          <w:rFonts w:ascii="Consolas" w:eastAsia="Times New Roman" w:hAnsi="Consolas" w:cs="Times New Roman"/>
+          <w:color w:val="808080"/>
+          <w:sz w:val="21"/>
+          <w:szCs w:val="21"/>
+          <w:lang w:eastAsia="en-IN"/>
+        </w:rPr>
+        <w:t>&gt;</w:t>
+      </w:r>
+    </w:p>
+    <w:p>
+      <w:pPr>
+        <w:shd w:val="clear" w:color="auto" w:fill="1E1E1E"/>
+        <w:spacing w:after="0" w:line="285" w:lineRule="atLeast"/>
+        <w:rPr>
+          <w:rFonts w:ascii="Consolas" w:eastAsia="Times New Roman" w:hAnsi="Consolas" w:cs="Times New Roman"/>
+          <w:color w:val="D4D4D4"/>
+          <w:sz w:val="21"/>
+          <w:szCs w:val="21"/>
+          <w:lang w:eastAsia="en-IN"/>
+        </w:rPr>
+      </w:pPr>
+      <w:r>
+        <w:rPr>
+          <w:rFonts w:ascii="Consolas" w:eastAsia="Times New Roman" w:hAnsi="Consolas" w:cs="Times New Roman"/>
+          <w:color w:val="D4D4D4"/>
+          <w:sz w:val="21"/>
+          <w:szCs w:val="21"/>
+          <w:lang w:eastAsia="en-IN"/>
+        </w:rPr>
+        <w:t>  );</w:t>
+      </w:r>
+    </w:p>
+    <w:p>
+      <w:pPr>
+        <w:shd w:val="clear" w:color="auto" w:fill="1E1E1E"/>
+        <w:spacing w:after="0" w:line="285" w:lineRule="atLeast"/>
+        <w:rPr>
+          <w:rFonts w:ascii="Consolas" w:eastAsia="Times New Roman" w:hAnsi="Consolas" w:cs="Times New Roman"/>
+          <w:color w:val="D4D4D4"/>
+          <w:sz w:val="21"/>
+          <w:szCs w:val="21"/>
+          <w:lang w:eastAsia="en-IN"/>
+        </w:rPr>
+      </w:pPr>
+      <w:r>
+        <w:rPr>
+          <w:rFonts w:ascii="Consolas" w:eastAsia="Times New Roman" w:hAnsi="Consolas" w:cs="Times New Roman"/>
+          <w:color w:val="D4D4D4"/>
+          <w:sz w:val="21"/>
+          <w:szCs w:val="21"/>
+          <w:lang w:eastAsia="en-IN"/>
+        </w:rPr>
+        <w:t>}</w:t>
+      </w:r>
+    </w:p>
+    <w:p>
+      <w:pPr>
+        <w:rPr>
+          <w:sz w:val="24"/>
+          <w:szCs w:val="24"/>
+        </w:rPr>
+      </w:pPr>
+    </w:p>
+    <w:p>
+      <w:pPr>
+        <w:rPr>
+          <w:sz w:val="24"/>
+          <w:szCs w:val="24"/>
+        </w:rPr>
+      </w:pPr>
+      <w:r>
+        <w:rPr>
+          <w:sz w:val="24"/>
+          <w:szCs w:val="24"/>
+        </w:rPr>
+        <w:t>Now using the provider, we provide the data (context). But to read the data, we use the “Consumer” function.</w:t>
+      </w:r>
+    </w:p>
+    <w:p>
+      <w:pPr>
+        <w:shd w:val="clear" w:color="auto" w:fill="1E1E1E"/>
+        <w:spacing w:after="0" w:line="285" w:lineRule="atLeast"/>
+        <w:rPr>
+          <w:rFonts w:ascii="Consolas" w:eastAsia="Times New Roman" w:hAnsi="Consolas" w:cs="Times New Roman"/>
+          <w:color w:val="D4D4D4"/>
+          <w:sz w:val="21"/>
+          <w:szCs w:val="21"/>
+          <w:lang w:eastAsia="en-IN"/>
+        </w:rPr>
+      </w:pPr>
+      <w:r>
+        <w:rPr>
+          <w:rFonts w:ascii="Consolas" w:eastAsia="Times New Roman" w:hAnsi="Consolas" w:cs="Times New Roman"/>
+          <w:color w:val="569CD6"/>
+          <w:sz w:val="21"/>
+          <w:szCs w:val="21"/>
+          <w:lang w:eastAsia="en-IN"/>
+        </w:rPr>
+        <w:t>const</w:t>
+      </w:r>
+      <w:r>
+        <w:rPr>
+          <w:rFonts w:ascii="Consolas" w:eastAsia="Times New Roman" w:hAnsi="Consolas" w:cs="Times New Roman"/>
+          <w:color w:val="D4D4D4"/>
+          <w:sz w:val="21"/>
+          <w:szCs w:val="21"/>
+          <w:lang w:eastAsia="en-IN"/>
+        </w:rPr>
+        <w:t> </w:t>
+      </w:r>
+      <w:r>
+        <w:rPr>
+          <w:rFonts w:ascii="Consolas" w:eastAsia="Times New Roman" w:hAnsi="Consolas" w:cs="Times New Roman"/>
+          <w:color w:val="DCDCAA"/>
+          <w:sz w:val="21"/>
+          <w:szCs w:val="21"/>
+          <w:lang w:eastAsia="en-IN"/>
+        </w:rPr>
+        <w:t>Navigation</w:t>
+      </w:r>
+      <w:r>
+        <w:rPr>
+          <w:rFonts w:ascii="Consolas" w:eastAsia="Times New Roman" w:hAnsi="Consolas" w:cs="Times New Roman"/>
+          <w:color w:val="D4D4D4"/>
+          <w:sz w:val="21"/>
+          <w:szCs w:val="21"/>
+          <w:lang w:eastAsia="en-IN"/>
+        </w:rPr>
+        <w:t> = (</w:t>
+      </w:r>
+      <w:r>
+        <w:rPr>
+          <w:rFonts w:ascii="Consolas" w:eastAsia="Times New Roman" w:hAnsi="Consolas" w:cs="Times New Roman"/>
+          <w:color w:val="9CDCFE"/>
+          <w:sz w:val="21"/>
+          <w:szCs w:val="21"/>
+          <w:lang w:eastAsia="en-IN"/>
+        </w:rPr>
+        <w:t>props</w:t>
+      </w:r>
+      <w:r>
+        <w:rPr>
+          <w:rFonts w:ascii="Consolas" w:eastAsia="Times New Roman" w:hAnsi="Consolas" w:cs="Times New Roman"/>
+          <w:color w:val="D4D4D4"/>
+          <w:sz w:val="21"/>
+          <w:szCs w:val="21"/>
+          <w:lang w:eastAsia="en-IN"/>
+        </w:rPr>
+        <w:t>) </w:t>
+      </w:r>
+      <w:r>
+        <w:rPr>
+          <w:rFonts w:ascii="Consolas" w:eastAsia="Times New Roman" w:hAnsi="Consolas" w:cs="Times New Roman"/>
+          <w:color w:val="569CD6"/>
+          <w:sz w:val="21"/>
+          <w:szCs w:val="21"/>
+          <w:lang w:eastAsia="en-IN"/>
+        </w:rPr>
+        <w:t>=&gt;</w:t>
+      </w:r>
+      <w:r>
+        <w:rPr>
+          <w:rFonts w:ascii="Consolas" w:eastAsia="Times New Roman" w:hAnsi="Consolas" w:cs="Times New Roman"/>
+          <w:color w:val="D4D4D4"/>
+          <w:sz w:val="21"/>
+          <w:szCs w:val="21"/>
+          <w:lang w:eastAsia="en-IN"/>
+        </w:rPr>
+        <w:t> {</w:t>
+      </w:r>
+    </w:p>
+    <w:p>
+      <w:pPr>
+        <w:shd w:val="clear" w:color="auto" w:fill="1E1E1E"/>
+        <w:spacing w:after="0" w:line="285" w:lineRule="atLeast"/>
+        <w:rPr>
+          <w:rFonts w:ascii="Consolas" w:eastAsia="Times New Roman" w:hAnsi="Consolas" w:cs="Times New Roman"/>
+          <w:color w:val="D4D4D4"/>
+          <w:sz w:val="21"/>
+          <w:szCs w:val="21"/>
+          <w:lang w:eastAsia="en-IN"/>
+        </w:rPr>
+      </w:pPr>
+      <w:r>
+        <w:rPr>
+          <w:rFonts w:ascii="Consolas" w:eastAsia="Times New Roman" w:hAnsi="Consolas" w:cs="Times New Roman"/>
+          <w:color w:val="D4D4D4"/>
+          <w:sz w:val="21"/>
+          <w:szCs w:val="21"/>
+          <w:lang w:eastAsia="en-IN"/>
+        </w:rPr>
+        <w:t>  </w:t>
+      </w:r>
+      <w:r>
+        <w:rPr>
+          <w:rFonts w:ascii="Consolas" w:eastAsia="Times New Roman" w:hAnsi="Consolas" w:cs="Times New Roman"/>
+          <w:color w:val="C586C0"/>
+          <w:sz w:val="21"/>
+          <w:szCs w:val="21"/>
+          <w:lang w:eastAsia="en-IN"/>
+        </w:rPr>
+        <w:t>return</w:t>
+      </w:r>
+      <w:r>
+        <w:rPr>
+          <w:rFonts w:ascii="Consolas" w:eastAsia="Times New Roman" w:hAnsi="Consolas" w:cs="Times New Roman"/>
+          <w:color w:val="D4D4D4"/>
+          <w:sz w:val="21"/>
+          <w:szCs w:val="21"/>
+          <w:lang w:eastAsia="en-IN"/>
+        </w:rPr>
+        <w:t> (</w:t>
+      </w:r>
+    </w:p>
+    <w:p>
+      <w:pPr>
+        <w:shd w:val="clear" w:color="auto" w:fill="1E1E1E"/>
+        <w:spacing w:after="0" w:line="285" w:lineRule="atLeast"/>
+        <w:rPr>
+          <w:rFonts w:ascii="Consolas" w:eastAsia="Times New Roman" w:hAnsi="Consolas" w:cs="Times New Roman"/>
+          <w:color w:val="D4D4D4"/>
+          <w:sz w:val="21"/>
+          <w:szCs w:val="21"/>
+          <w:lang w:eastAsia="en-IN"/>
+        </w:rPr>
+      </w:pPr>
+      <w:r>
+        <w:rPr>
+          <w:rFonts w:ascii="Consolas" w:eastAsia="Times New Roman" w:hAnsi="Consolas" w:cs="Times New Roman"/>
+          <w:color w:val="D4D4D4"/>
+          <w:sz w:val="21"/>
+          <w:szCs w:val="21"/>
+          <w:lang w:eastAsia="en-IN"/>
+        </w:rPr>
+        <w:t>    </w:t>
+      </w:r>
+      <w:r>
+        <w:rPr>
+          <w:rFonts w:ascii="Consolas" w:eastAsia="Times New Roman" w:hAnsi="Consolas" w:cs="Times New Roman"/>
+          <w:color w:val="808080"/>
+          <w:sz w:val="21"/>
+          <w:szCs w:val="21"/>
+          <w:lang w:eastAsia="en-IN"/>
+        </w:rPr>
+        <w:t>&lt;</w:t>
+      </w:r>
+      <w:r>
+        <w:rPr>
+          <w:rFonts w:ascii="Consolas" w:eastAsia="Times New Roman" w:hAnsi="Consolas" w:cs="Times New Roman"/>
+          <w:color w:val="4EC9B0"/>
+          <w:sz w:val="21"/>
+          <w:szCs w:val="21"/>
+          <w:lang w:eastAsia="en-IN"/>
+        </w:rPr>
+        <w:t>AuthContext.Consumer</w:t>
+      </w:r>
+      <w:r>
+        <w:rPr>
+          <w:rFonts w:ascii="Consolas" w:eastAsia="Times New Roman" w:hAnsi="Consolas" w:cs="Times New Roman"/>
+          <w:color w:val="808080"/>
+          <w:sz w:val="21"/>
+          <w:szCs w:val="21"/>
+          <w:lang w:eastAsia="en-IN"/>
+        </w:rPr>
+        <w:t>&gt;</w:t>
+      </w:r>
+    </w:p>
+    <w:p>
+      <w:pPr>
+        <w:shd w:val="clear" w:color="auto" w:fill="1E1E1E"/>
+        <w:spacing w:after="0" w:line="285" w:lineRule="atLeast"/>
+        <w:rPr>
+          <w:rFonts w:ascii="Consolas" w:eastAsia="Times New Roman" w:hAnsi="Consolas" w:cs="Times New Roman"/>
+          <w:color w:val="D4D4D4"/>
+          <w:sz w:val="21"/>
+          <w:szCs w:val="21"/>
+          <w:lang w:eastAsia="en-IN"/>
+        </w:rPr>
+      </w:pPr>
+      <w:r>
+        <w:rPr>
+          <w:rFonts w:ascii="Consolas" w:eastAsia="Times New Roman" w:hAnsi="Consolas" w:cs="Times New Roman"/>
+          <w:color w:val="D4D4D4"/>
+          <w:sz w:val="21"/>
+          <w:szCs w:val="21"/>
+          <w:lang w:eastAsia="en-IN"/>
+        </w:rPr>
+        <w:t>    </w:t>
+      </w:r>
+      <w:r>
+        <w:rPr>
+          <w:rFonts w:ascii="Consolas" w:eastAsia="Times New Roman" w:hAnsi="Consolas" w:cs="Times New Roman"/>
+          <w:color w:val="569CD6"/>
+          <w:sz w:val="21"/>
+          <w:szCs w:val="21"/>
+          <w:lang w:eastAsia="en-IN"/>
+        </w:rPr>
+        <w:t>{</w:t>
+      </w:r>
+      <w:r>
+        <w:rPr>
+          <w:rFonts w:ascii="Consolas" w:eastAsia="Times New Roman" w:hAnsi="Consolas" w:cs="Times New Roman"/>
+          <w:color w:val="D4D4D4"/>
+          <w:sz w:val="21"/>
+          <w:szCs w:val="21"/>
+          <w:lang w:eastAsia="en-IN"/>
+        </w:rPr>
+        <w:t>(</w:t>
+      </w:r>
+      <w:r>
+        <w:rPr>
+          <w:rFonts w:ascii="Consolas" w:eastAsia="Times New Roman" w:hAnsi="Consolas" w:cs="Times New Roman"/>
+          <w:color w:val="9CDCFE"/>
+          <w:sz w:val="21"/>
+          <w:szCs w:val="21"/>
+          <w:lang w:eastAsia="en-IN"/>
+        </w:rPr>
+        <w:t>context</w:t>
+      </w:r>
+      <w:r>
+        <w:rPr>
+          <w:rFonts w:ascii="Consolas" w:eastAsia="Times New Roman" w:hAnsi="Consolas" w:cs="Times New Roman"/>
+          <w:color w:val="D4D4D4"/>
+          <w:sz w:val="21"/>
+          <w:szCs w:val="21"/>
+          <w:lang w:eastAsia="en-IN"/>
+        </w:rPr>
+        <w:t>) </w:t>
+      </w:r>
+      <w:r>
+        <w:rPr>
+          <w:rFonts w:ascii="Consolas" w:eastAsia="Times New Roman" w:hAnsi="Consolas" w:cs="Times New Roman"/>
+          <w:color w:val="569CD6"/>
+          <w:sz w:val="21"/>
+          <w:szCs w:val="21"/>
+          <w:lang w:eastAsia="en-IN"/>
+        </w:rPr>
+        <w:t>=&gt;</w:t>
+      </w:r>
+      <w:r>
+        <w:rPr>
+          <w:rFonts w:ascii="Consolas" w:eastAsia="Times New Roman" w:hAnsi="Consolas" w:cs="Times New Roman"/>
+          <w:color w:val="D4D4D4"/>
+          <w:sz w:val="21"/>
+          <w:szCs w:val="21"/>
+          <w:lang w:eastAsia="en-IN"/>
+        </w:rPr>
+        <w:t> {</w:t>
+      </w:r>
+    </w:p>
+    <w:p>
+      <w:pPr>
+        <w:shd w:val="clear" w:color="auto" w:fill="1E1E1E"/>
+        <w:spacing w:after="0" w:line="285" w:lineRule="atLeast"/>
+        <w:rPr>
+          <w:rFonts w:ascii="Consolas" w:eastAsia="Times New Roman" w:hAnsi="Consolas" w:cs="Times New Roman"/>
+          <w:color w:val="D4D4D4"/>
+          <w:sz w:val="21"/>
+          <w:szCs w:val="21"/>
+          <w:lang w:eastAsia="en-IN"/>
+        </w:rPr>
+      </w:pPr>
+      <w:r>
+        <w:rPr>
+          <w:rFonts w:ascii="Consolas" w:eastAsia="Times New Roman" w:hAnsi="Consolas" w:cs="Times New Roman"/>
+          <w:color w:val="D4D4D4"/>
+          <w:sz w:val="21"/>
+          <w:szCs w:val="21"/>
+          <w:lang w:eastAsia="en-IN"/>
+        </w:rPr>
+        <w:t>        </w:t>
+      </w:r>
+      <w:r>
+        <w:rPr>
+          <w:rFonts w:ascii="Consolas" w:eastAsia="Times New Roman" w:hAnsi="Consolas" w:cs="Times New Roman"/>
+          <w:color w:val="808080"/>
+          <w:sz w:val="21"/>
+          <w:szCs w:val="21"/>
+          <w:lang w:eastAsia="en-IN"/>
+        </w:rPr>
+        <w:t>&lt;</w:t>
+      </w:r>
+      <w:r>
+        <w:rPr>
+          <w:rFonts w:ascii="Consolas" w:eastAsia="Times New Roman" w:hAnsi="Consolas" w:cs="Times New Roman"/>
+          <w:color w:val="569CD6"/>
+          <w:sz w:val="21"/>
+          <w:szCs w:val="21"/>
+          <w:lang w:eastAsia="en-IN"/>
+        </w:rPr>
+        <w:t>nav</w:t>
+      </w:r>
+      <w:r>
+        <w:rPr>
+          <w:rFonts w:ascii="Consolas" w:eastAsia="Times New Roman" w:hAnsi="Consolas" w:cs="Times New Roman"/>
+          <w:color w:val="D4D4D4"/>
+          <w:sz w:val="21"/>
+          <w:szCs w:val="21"/>
+          <w:lang w:eastAsia="en-IN"/>
+        </w:rPr>
+        <w:t> </w:t>
+      </w:r>
+      <w:r>
+        <w:rPr>
+          <w:rFonts w:ascii="Consolas" w:eastAsia="Times New Roman" w:hAnsi="Consolas" w:cs="Times New Roman"/>
+          <w:color w:val="9CDCFE"/>
+          <w:sz w:val="21"/>
+          <w:szCs w:val="21"/>
+          <w:lang w:eastAsia="en-IN"/>
+        </w:rPr>
+        <w:t>className</w:t>
+      </w:r>
+      <w:r>
+        <w:rPr>
+          <w:rFonts w:ascii="Consolas" w:eastAsia="Times New Roman" w:hAnsi="Consolas" w:cs="Times New Roman"/>
+          <w:color w:val="D4D4D4"/>
+          <w:sz w:val="21"/>
+          <w:szCs w:val="21"/>
+          <w:lang w:eastAsia="en-IN"/>
+        </w:rPr>
+        <w:t>=</w:t>
+      </w:r>
+      <w:r>
+        <w:rPr>
+          <w:rFonts w:ascii="Consolas" w:eastAsia="Times New Roman" w:hAnsi="Consolas" w:cs="Times New Roman"/>
+          <w:color w:val="569CD6"/>
+          <w:sz w:val="21"/>
+          <w:szCs w:val="21"/>
+          <w:lang w:eastAsia="en-IN"/>
+        </w:rPr>
+        <w:t>{</w:t>
+      </w:r>
+      <w:r>
+        <w:rPr>
+          <w:rFonts w:ascii="Consolas" w:eastAsia="Times New Roman" w:hAnsi="Consolas" w:cs="Times New Roman"/>
+          <w:color w:val="9CDCFE"/>
+          <w:sz w:val="21"/>
+          <w:szCs w:val="21"/>
+          <w:lang w:eastAsia="en-IN"/>
+        </w:rPr>
+        <w:t>classes</w:t>
+      </w:r>
+      <w:r>
+        <w:rPr>
+          <w:rFonts w:ascii="Consolas" w:eastAsia="Times New Roman" w:hAnsi="Consolas" w:cs="Times New Roman"/>
+          <w:color w:val="D4D4D4"/>
+          <w:sz w:val="21"/>
+          <w:szCs w:val="21"/>
+          <w:lang w:eastAsia="en-IN"/>
+        </w:rPr>
+        <w:t>.</w:t>
+      </w:r>
+      <w:r>
+        <w:rPr>
+          <w:rFonts w:ascii="Consolas" w:eastAsia="Times New Roman" w:hAnsi="Consolas" w:cs="Times New Roman"/>
+          <w:color w:val="9CDCFE"/>
+          <w:sz w:val="21"/>
+          <w:szCs w:val="21"/>
+          <w:lang w:eastAsia="en-IN"/>
+        </w:rPr>
+        <w:t>nav</w:t>
+      </w:r>
+      <w:r>
+        <w:rPr>
+          <w:rFonts w:ascii="Consolas" w:eastAsia="Times New Roman" w:hAnsi="Consolas" w:cs="Times New Roman"/>
+          <w:color w:val="569CD6"/>
+          <w:sz w:val="21"/>
+          <w:szCs w:val="21"/>
+          <w:lang w:eastAsia="en-IN"/>
+        </w:rPr>
+        <w:t>}</w:t>
+      </w:r>
+      <w:r>
+        <w:rPr>
+          <w:rFonts w:ascii="Consolas" w:eastAsia="Times New Roman" w:hAnsi="Consolas" w:cs="Times New Roman"/>
+          <w:color w:val="808080"/>
+          <w:sz w:val="21"/>
+          <w:szCs w:val="21"/>
+          <w:lang w:eastAsia="en-IN"/>
+        </w:rPr>
+        <w:t>&gt;</w:t>
+      </w:r>
+    </w:p>
+    <w:p>
+      <w:pPr>
+        <w:shd w:val="clear" w:color="auto" w:fill="1E1E1E"/>
+        <w:spacing w:after="0" w:line="285" w:lineRule="atLeast"/>
+        <w:rPr>
+          <w:rFonts w:ascii="Consolas" w:eastAsia="Times New Roman" w:hAnsi="Consolas" w:cs="Times New Roman"/>
+          <w:color w:val="D4D4D4"/>
+          <w:sz w:val="21"/>
+          <w:szCs w:val="21"/>
+          <w:lang w:eastAsia="en-IN"/>
+        </w:rPr>
+      </w:pPr>
+      <w:r>
+        <w:rPr>
+          <w:rFonts w:ascii="Consolas" w:eastAsia="Times New Roman" w:hAnsi="Consolas" w:cs="Times New Roman"/>
+          <w:color w:val="D4D4D4"/>
+          <w:sz w:val="21"/>
+          <w:szCs w:val="21"/>
+          <w:lang w:eastAsia="en-IN"/>
+        </w:rPr>
+        <w:t>        </w:t>
+      </w:r>
+      <w:r>
+        <w:rPr>
+          <w:rFonts w:ascii="Consolas" w:eastAsia="Times New Roman" w:hAnsi="Consolas" w:cs="Times New Roman"/>
+          <w:color w:val="808080"/>
+          <w:sz w:val="21"/>
+          <w:szCs w:val="21"/>
+          <w:lang w:eastAsia="en-IN"/>
+        </w:rPr>
+        <w:t>&lt;</w:t>
+      </w:r>
+      <w:r>
+        <w:rPr>
+          <w:rFonts w:ascii="Consolas" w:eastAsia="Times New Roman" w:hAnsi="Consolas" w:cs="Times New Roman"/>
+          <w:color w:val="569CD6"/>
+          <w:sz w:val="21"/>
+          <w:szCs w:val="21"/>
+          <w:lang w:eastAsia="en-IN"/>
+        </w:rPr>
+        <w:t>ul</w:t>
+      </w:r>
+      <w:r>
+        <w:rPr>
+          <w:rFonts w:ascii="Consolas" w:eastAsia="Times New Roman" w:hAnsi="Consolas" w:cs="Times New Roman"/>
+          <w:color w:val="808080"/>
+          <w:sz w:val="21"/>
+          <w:szCs w:val="21"/>
+          <w:lang w:eastAsia="en-IN"/>
+        </w:rPr>
+        <w:t>&gt;</w:t>
+      </w:r>
+    </w:p>
+    <w:p>
+      <w:pPr>
+        <w:shd w:val="clear" w:color="auto" w:fill="1E1E1E"/>
+        <w:spacing w:after="0" w:line="285" w:lineRule="atLeast"/>
+        <w:rPr>
+          <w:rFonts w:ascii="Consolas" w:eastAsia="Times New Roman" w:hAnsi="Consolas" w:cs="Times New Roman"/>
+          <w:color w:val="D4D4D4"/>
+          <w:sz w:val="21"/>
+          <w:szCs w:val="21"/>
+          <w:lang w:eastAsia="en-IN"/>
+        </w:rPr>
+      </w:pPr>
+      <w:r>
+        <w:rPr>
+          <w:rFonts w:ascii="Consolas" w:eastAsia="Times New Roman" w:hAnsi="Consolas" w:cs="Times New Roman"/>
+          <w:color w:val="D4D4D4"/>
+          <w:sz w:val="21"/>
+          <w:szCs w:val="21"/>
+          <w:lang w:eastAsia="en-IN"/>
+        </w:rPr>
+        <w:t>          </w:t>
+      </w:r>
+      <w:r>
+        <w:rPr>
+          <w:rFonts w:ascii="Consolas" w:eastAsia="Times New Roman" w:hAnsi="Consolas" w:cs="Times New Roman"/>
+          <w:color w:val="569CD6"/>
+          <w:sz w:val="21"/>
+          <w:szCs w:val="21"/>
+          <w:lang w:eastAsia="en-IN"/>
+        </w:rPr>
+        <w:t>{</w:t>
+      </w:r>
+      <w:r>
+        <w:rPr>
+          <w:rFonts w:ascii="Consolas" w:eastAsia="Times New Roman" w:hAnsi="Consolas" w:cs="Times New Roman"/>
+          <w:color w:val="9CDCFE"/>
+          <w:sz w:val="21"/>
+          <w:szCs w:val="21"/>
+          <w:lang w:eastAsia="en-IN"/>
+        </w:rPr>
+        <w:t>context</w:t>
+      </w:r>
+      <w:r>
+        <w:rPr>
+          <w:rFonts w:ascii="Consolas" w:eastAsia="Times New Roman" w:hAnsi="Consolas" w:cs="Times New Roman"/>
+          <w:color w:val="D4D4D4"/>
+          <w:sz w:val="21"/>
+          <w:szCs w:val="21"/>
+          <w:lang w:eastAsia="en-IN"/>
+        </w:rPr>
+        <w:t>.</w:t>
+      </w:r>
+      <w:r>
+        <w:rPr>
+          <w:rFonts w:ascii="Consolas" w:eastAsia="Times New Roman" w:hAnsi="Consolas" w:cs="Times New Roman"/>
+          <w:color w:val="9CDCFE"/>
+          <w:sz w:val="21"/>
+          <w:szCs w:val="21"/>
+          <w:lang w:eastAsia="en-IN"/>
+        </w:rPr>
+        <w:t>isLoggedIn</w:t>
+      </w:r>
+      <w:r>
+        <w:rPr>
+          <w:rFonts w:ascii="Consolas" w:eastAsia="Times New Roman" w:hAnsi="Consolas" w:cs="Times New Roman"/>
+          <w:color w:val="D4D4D4"/>
+          <w:sz w:val="21"/>
+          <w:szCs w:val="21"/>
+          <w:lang w:eastAsia="en-IN"/>
+        </w:rPr>
+        <w:t> &amp;&amp; (</w:t>
+      </w:r>
+    </w:p>
+    <w:p>
+      <w:pPr>
+        <w:shd w:val="clear" w:color="auto" w:fill="1E1E1E"/>
+        <w:spacing w:after="0" w:line="285" w:lineRule="atLeast"/>
+        <w:rPr>
+          <w:rFonts w:ascii="Consolas" w:eastAsia="Times New Roman" w:hAnsi="Consolas" w:cs="Times New Roman"/>
+          <w:color w:val="D4D4D4"/>
+          <w:sz w:val="21"/>
+          <w:szCs w:val="21"/>
+          <w:lang w:eastAsia="en-IN"/>
+        </w:rPr>
+      </w:pPr>
+      <w:r>
+        <w:rPr>
+          <w:rFonts w:ascii="Consolas" w:eastAsia="Times New Roman" w:hAnsi="Consolas" w:cs="Times New Roman"/>
+          <w:color w:val="D4D4D4"/>
+          <w:sz w:val="21"/>
+          <w:szCs w:val="21"/>
+          <w:lang w:eastAsia="en-IN"/>
+        </w:rPr>
+        <w:t>            </w:t>
+      </w:r>
+      <w:r>
+        <w:rPr>
+          <w:rFonts w:ascii="Consolas" w:eastAsia="Times New Roman" w:hAnsi="Consolas" w:cs="Times New Roman"/>
+          <w:color w:val="808080"/>
+          <w:sz w:val="21"/>
+          <w:szCs w:val="21"/>
+          <w:lang w:eastAsia="en-IN"/>
+        </w:rPr>
+        <w:t>&lt;</w:t>
+      </w:r>
+      <w:r>
+        <w:rPr>
+          <w:rFonts w:ascii="Consolas" w:eastAsia="Times New Roman" w:hAnsi="Consolas" w:cs="Times New Roman"/>
+          <w:color w:val="569CD6"/>
+          <w:sz w:val="21"/>
+          <w:szCs w:val="21"/>
+          <w:lang w:eastAsia="en-IN"/>
+        </w:rPr>
+        <w:t>li</w:t>
+      </w:r>
+      <w:r>
+        <w:rPr>
+          <w:rFonts w:ascii="Consolas" w:eastAsia="Times New Roman" w:hAnsi="Consolas" w:cs="Times New Roman"/>
+          <w:color w:val="808080"/>
+          <w:sz w:val="21"/>
+          <w:szCs w:val="21"/>
+          <w:lang w:eastAsia="en-IN"/>
+        </w:rPr>
+        <w:t>&gt;</w:t>
+      </w:r>
+    </w:p>
+    <w:p>
+      <w:pPr>
+        <w:shd w:val="clear" w:color="auto" w:fill="1E1E1E"/>
+        <w:spacing w:after="0" w:line="285" w:lineRule="atLeast"/>
+        <w:rPr>
+          <w:rFonts w:ascii="Consolas" w:eastAsia="Times New Roman" w:hAnsi="Consolas" w:cs="Times New Roman"/>
+          <w:color w:val="D4D4D4"/>
+          <w:sz w:val="21"/>
+          <w:szCs w:val="21"/>
+          <w:lang w:eastAsia="en-IN"/>
+        </w:rPr>
+      </w:pPr>
+      <w:r>
+        <w:rPr>
+          <w:rFonts w:ascii="Consolas" w:eastAsia="Times New Roman" w:hAnsi="Consolas" w:cs="Times New Roman"/>
+          <w:color w:val="D4D4D4"/>
+          <w:sz w:val="21"/>
+          <w:szCs w:val="21"/>
+          <w:lang w:eastAsia="en-IN"/>
+        </w:rPr>
+        <w:t>              </w:t>
+      </w:r>
+      <w:r>
+        <w:rPr>
+          <w:rFonts w:ascii="Consolas" w:eastAsia="Times New Roman" w:hAnsi="Consolas" w:cs="Times New Roman"/>
+          <w:color w:val="808080"/>
+          <w:sz w:val="21"/>
+          <w:szCs w:val="21"/>
+          <w:lang w:eastAsia="en-IN"/>
+        </w:rPr>
+        <w:t>&lt;</w:t>
+      </w:r>
+      <w:r>
+        <w:rPr>
+          <w:rFonts w:ascii="Consolas" w:eastAsia="Times New Roman" w:hAnsi="Consolas" w:cs="Times New Roman"/>
+          <w:color w:val="569CD6"/>
+          <w:sz w:val="21"/>
+          <w:szCs w:val="21"/>
+          <w:lang w:eastAsia="en-IN"/>
+        </w:rPr>
+        <w:t>a</w:t>
+      </w:r>
+      <w:r>
+        <w:rPr>
+          <w:rFonts w:ascii="Consolas" w:eastAsia="Times New Roman" w:hAnsi="Consolas" w:cs="Times New Roman"/>
+          <w:color w:val="D4D4D4"/>
+          <w:sz w:val="21"/>
+          <w:szCs w:val="21"/>
+          <w:lang w:eastAsia="en-IN"/>
+        </w:rPr>
+        <w:t> </w:t>
+      </w:r>
+      <w:r>
+        <w:rPr>
+          <w:rFonts w:ascii="Consolas" w:eastAsia="Times New Roman" w:hAnsi="Consolas" w:cs="Times New Roman"/>
+          <w:color w:val="9CDCFE"/>
+          <w:sz w:val="21"/>
+          <w:szCs w:val="21"/>
+          <w:lang w:eastAsia="en-IN"/>
+        </w:rPr>
+        <w:t>href</w:t>
+      </w:r>
+      <w:r>
+        <w:rPr>
+          <w:rFonts w:ascii="Consolas" w:eastAsia="Times New Roman" w:hAnsi="Consolas" w:cs="Times New Roman"/>
+          <w:color w:val="D4D4D4"/>
+          <w:sz w:val="21"/>
+          <w:szCs w:val="21"/>
+          <w:lang w:eastAsia="en-IN"/>
+        </w:rPr>
+        <w:t>=</w:t>
+      </w:r>
+      <w:r>
+        <w:rPr>
+          <w:rFonts w:ascii="Consolas" w:eastAsia="Times New Roman" w:hAnsi="Consolas" w:cs="Times New Roman"/>
+          <w:color w:val="CE9178"/>
+          <w:sz w:val="21"/>
+          <w:szCs w:val="21"/>
+          <w:lang w:eastAsia="en-IN"/>
+        </w:rPr>
+        <w:t>"/"</w:t>
+      </w:r>
+      <w:r>
+        <w:rPr>
+          <w:rFonts w:ascii="Consolas" w:eastAsia="Times New Roman" w:hAnsi="Consolas" w:cs="Times New Roman"/>
+          <w:color w:val="808080"/>
+          <w:sz w:val="21"/>
+          <w:szCs w:val="21"/>
+          <w:lang w:eastAsia="en-IN"/>
+        </w:rPr>
+        <w:t>&gt;</w:t>
+      </w:r>
+      <w:r>
+        <w:rPr>
+          <w:rFonts w:ascii="Consolas" w:eastAsia="Times New Roman" w:hAnsi="Consolas" w:cs="Times New Roman"/>
+          <w:color w:val="D4D4D4"/>
+          <w:sz w:val="21"/>
+          <w:szCs w:val="21"/>
+          <w:lang w:eastAsia="en-IN"/>
+        </w:rPr>
+        <w:t>Users</w:t>
+      </w:r>
+      <w:r>
+        <w:rPr>
+          <w:rFonts w:ascii="Consolas" w:eastAsia="Times New Roman" w:hAnsi="Consolas" w:cs="Times New Roman"/>
+          <w:color w:val="808080"/>
+          <w:sz w:val="21"/>
+          <w:szCs w:val="21"/>
+          <w:lang w:eastAsia="en-IN"/>
+        </w:rPr>
+        <w:t>&lt;/</w:t>
+      </w:r>
+      <w:r>
+        <w:rPr>
+          <w:rFonts w:ascii="Consolas" w:eastAsia="Times New Roman" w:hAnsi="Consolas" w:cs="Times New Roman"/>
+          <w:color w:val="569CD6"/>
+          <w:sz w:val="21"/>
+          <w:szCs w:val="21"/>
+          <w:lang w:eastAsia="en-IN"/>
+        </w:rPr>
+        <w:t>a</w:t>
+      </w:r>
+      <w:r>
+        <w:rPr>
+          <w:rFonts w:ascii="Consolas" w:eastAsia="Times New Roman" w:hAnsi="Consolas" w:cs="Times New Roman"/>
+          <w:color w:val="808080"/>
+          <w:sz w:val="21"/>
+          <w:szCs w:val="21"/>
+          <w:lang w:eastAsia="en-IN"/>
+        </w:rPr>
+        <w:t>&gt;</w:t>
+      </w:r>
+    </w:p>
+    <w:p>
+      <w:pPr>
+        <w:shd w:val="clear" w:color="auto" w:fill="1E1E1E"/>
+        <w:spacing w:after="0" w:line="285" w:lineRule="atLeast"/>
+        <w:rPr>
+          <w:rFonts w:ascii="Consolas" w:eastAsia="Times New Roman" w:hAnsi="Consolas" w:cs="Times New Roman"/>
+          <w:color w:val="D4D4D4"/>
+          <w:sz w:val="21"/>
+          <w:szCs w:val="21"/>
+          <w:lang w:eastAsia="en-IN"/>
+        </w:rPr>
+      </w:pPr>
+      <w:r>
+        <w:rPr>
+          <w:rFonts w:ascii="Consolas" w:eastAsia="Times New Roman" w:hAnsi="Consolas" w:cs="Times New Roman"/>
+          <w:color w:val="D4D4D4"/>
+          <w:sz w:val="21"/>
+          <w:szCs w:val="21"/>
+          <w:lang w:eastAsia="en-IN"/>
+        </w:rPr>
+        <w:t>            </w:t>
+      </w:r>
+      <w:r>
+        <w:rPr>
+          <w:rFonts w:ascii="Consolas" w:eastAsia="Times New Roman" w:hAnsi="Consolas" w:cs="Times New Roman"/>
+          <w:color w:val="808080"/>
+          <w:sz w:val="21"/>
+          <w:szCs w:val="21"/>
+          <w:lang w:eastAsia="en-IN"/>
+        </w:rPr>
+        <w:t>&lt;/</w:t>
+      </w:r>
+      <w:r>
+        <w:rPr>
+          <w:rFonts w:ascii="Consolas" w:eastAsia="Times New Roman" w:hAnsi="Consolas" w:cs="Times New Roman"/>
+          <w:color w:val="569CD6"/>
+          <w:sz w:val="21"/>
+          <w:szCs w:val="21"/>
+          <w:lang w:eastAsia="en-IN"/>
+        </w:rPr>
+        <w:t>li</w:t>
+      </w:r>
+      <w:r>
+        <w:rPr>
+          <w:rFonts w:ascii="Consolas" w:eastAsia="Times New Roman" w:hAnsi="Consolas" w:cs="Times New Roman"/>
+          <w:color w:val="808080"/>
+          <w:sz w:val="21"/>
+          <w:szCs w:val="21"/>
+          <w:lang w:eastAsia="en-IN"/>
+        </w:rPr>
+        <w:t>&gt;</w:t>
+      </w:r>
+    </w:p>
+    <w:p>
+      <w:pPr>
+        <w:shd w:val="clear" w:color="auto" w:fill="1E1E1E"/>
+        <w:spacing w:after="0" w:line="285" w:lineRule="atLeast"/>
+        <w:rPr>
+          <w:rFonts w:ascii="Consolas" w:eastAsia="Times New Roman" w:hAnsi="Consolas" w:cs="Times New Roman"/>
+          <w:color w:val="D4D4D4"/>
+          <w:sz w:val="21"/>
+          <w:szCs w:val="21"/>
+          <w:lang w:eastAsia="en-IN"/>
+        </w:rPr>
+      </w:pPr>
+      <w:r>
+        <w:rPr>
+          <w:rFonts w:ascii="Consolas" w:eastAsia="Times New Roman" w:hAnsi="Consolas" w:cs="Times New Roman"/>
+          <w:color w:val="D4D4D4"/>
+          <w:sz w:val="21"/>
+          <w:szCs w:val="21"/>
+          <w:lang w:eastAsia="en-IN"/>
+        </w:rPr>
+        <w:t>          )</w:t>
+      </w:r>
+      <w:r>
+        <w:rPr>
+          <w:rFonts w:ascii="Consolas" w:eastAsia="Times New Roman" w:hAnsi="Consolas" w:cs="Times New Roman"/>
+          <w:color w:val="569CD6"/>
+          <w:sz w:val="21"/>
+          <w:szCs w:val="21"/>
+          <w:lang w:eastAsia="en-IN"/>
+        </w:rPr>
+        <w:t>}</w:t>
+      </w:r>
+    </w:p>
+    <w:p>
+      <w:pPr>
+        <w:shd w:val="clear" w:color="auto" w:fill="1E1E1E"/>
+        <w:spacing w:after="0" w:line="285" w:lineRule="atLeast"/>
+        <w:rPr>
+          <w:rFonts w:ascii="Consolas" w:eastAsia="Times New Roman" w:hAnsi="Consolas" w:cs="Times New Roman"/>
+          <w:color w:val="D4D4D4"/>
+          <w:sz w:val="21"/>
+          <w:szCs w:val="21"/>
+          <w:lang w:eastAsia="en-IN"/>
+        </w:rPr>
+      </w:pPr>
+      <w:r>
+        <w:rPr>
+          <w:rFonts w:ascii="Consolas" w:eastAsia="Times New Roman" w:hAnsi="Consolas" w:cs="Times New Roman"/>
+          <w:color w:val="D4D4D4"/>
+          <w:sz w:val="21"/>
+          <w:szCs w:val="21"/>
+          <w:lang w:eastAsia="en-IN"/>
+        </w:rPr>
+        <w:t>          </w:t>
+      </w:r>
+      <w:r>
+        <w:rPr>
+          <w:rFonts w:ascii="Consolas" w:eastAsia="Times New Roman" w:hAnsi="Consolas" w:cs="Times New Roman"/>
+          <w:color w:val="569CD6"/>
+          <w:sz w:val="21"/>
+          <w:szCs w:val="21"/>
+          <w:lang w:eastAsia="en-IN"/>
+        </w:rPr>
+        <w:t>{</w:t>
+      </w:r>
+      <w:r>
+        <w:rPr>
+          <w:rFonts w:ascii="Consolas" w:eastAsia="Times New Roman" w:hAnsi="Consolas" w:cs="Times New Roman"/>
+          <w:color w:val="9CDCFE"/>
+          <w:sz w:val="21"/>
+          <w:szCs w:val="21"/>
+          <w:lang w:eastAsia="en-IN"/>
+        </w:rPr>
+        <w:t>context</w:t>
+      </w:r>
+      <w:r>
+        <w:rPr>
+          <w:rFonts w:ascii="Consolas" w:eastAsia="Times New Roman" w:hAnsi="Consolas" w:cs="Times New Roman"/>
+          <w:color w:val="D4D4D4"/>
+          <w:sz w:val="21"/>
+          <w:szCs w:val="21"/>
+          <w:lang w:eastAsia="en-IN"/>
+        </w:rPr>
+        <w:t>.</w:t>
+      </w:r>
+      <w:r>
+        <w:rPr>
+          <w:rFonts w:ascii="Consolas" w:eastAsia="Times New Roman" w:hAnsi="Consolas" w:cs="Times New Roman"/>
+          <w:color w:val="9CDCFE"/>
+          <w:sz w:val="21"/>
+          <w:szCs w:val="21"/>
+          <w:lang w:eastAsia="en-IN"/>
+        </w:rPr>
+        <w:t>isLoggedIn</w:t>
+      </w:r>
+      <w:r>
+        <w:rPr>
+          <w:rFonts w:ascii="Consolas" w:eastAsia="Times New Roman" w:hAnsi="Consolas" w:cs="Times New Roman"/>
+          <w:color w:val="D4D4D4"/>
+          <w:sz w:val="21"/>
+          <w:szCs w:val="21"/>
+          <w:lang w:eastAsia="en-IN"/>
+        </w:rPr>
+        <w:t> &amp;&amp; (</w:t>
+      </w:r>
+    </w:p>
+    <w:p>
+      <w:pPr>
+        <w:shd w:val="clear" w:color="auto" w:fill="1E1E1E"/>
+        <w:spacing w:after="0" w:line="285" w:lineRule="atLeast"/>
+        <w:rPr>
+          <w:rFonts w:ascii="Consolas" w:eastAsia="Times New Roman" w:hAnsi="Consolas" w:cs="Times New Roman"/>
+          <w:color w:val="D4D4D4"/>
+          <w:sz w:val="21"/>
+          <w:szCs w:val="21"/>
+          <w:lang w:eastAsia="en-IN"/>
+        </w:rPr>
+      </w:pPr>
+      <w:r>
+        <w:rPr>
+          <w:rFonts w:ascii="Consolas" w:eastAsia="Times New Roman" w:hAnsi="Consolas" w:cs="Times New Roman"/>
+          <w:color w:val="D4D4D4"/>
+          <w:sz w:val="21"/>
+          <w:szCs w:val="21"/>
+          <w:lang w:eastAsia="en-IN"/>
+        </w:rPr>
+        <w:t>            </w:t>
+      </w:r>
+      <w:r>
+        <w:rPr>
+          <w:rFonts w:ascii="Consolas" w:eastAsia="Times New Roman" w:hAnsi="Consolas" w:cs="Times New Roman"/>
+          <w:color w:val="808080"/>
+          <w:sz w:val="21"/>
+          <w:szCs w:val="21"/>
+          <w:lang w:eastAsia="en-IN"/>
+        </w:rPr>
+        <w:t>&lt;</w:t>
+      </w:r>
+      <w:r>
+        <w:rPr>
+          <w:rFonts w:ascii="Consolas" w:eastAsia="Times New Roman" w:hAnsi="Consolas" w:cs="Times New Roman"/>
+          <w:color w:val="569CD6"/>
+          <w:sz w:val="21"/>
+          <w:szCs w:val="21"/>
+          <w:lang w:eastAsia="en-IN"/>
+        </w:rPr>
+        <w:t>li</w:t>
+      </w:r>
+      <w:r>
+        <w:rPr>
+          <w:rFonts w:ascii="Consolas" w:eastAsia="Times New Roman" w:hAnsi="Consolas" w:cs="Times New Roman"/>
+          <w:color w:val="808080"/>
+          <w:sz w:val="21"/>
+          <w:szCs w:val="21"/>
+          <w:lang w:eastAsia="en-IN"/>
+        </w:rPr>
+        <w:t>&gt;</w:t>
+      </w:r>
+    </w:p>
+    <w:p>
+      <w:pPr>
+        <w:shd w:val="clear" w:color="auto" w:fill="1E1E1E"/>
+        <w:spacing w:after="0" w:line="285" w:lineRule="atLeast"/>
+        <w:rPr>
+          <w:rFonts w:ascii="Consolas" w:eastAsia="Times New Roman" w:hAnsi="Consolas" w:cs="Times New Roman"/>
+          <w:color w:val="D4D4D4"/>
+          <w:sz w:val="21"/>
+          <w:szCs w:val="21"/>
+          <w:lang w:eastAsia="en-IN"/>
+        </w:rPr>
+      </w:pPr>
+      <w:r>
+        <w:rPr>
+          <w:rFonts w:ascii="Consolas" w:eastAsia="Times New Roman" w:hAnsi="Consolas" w:cs="Times New Roman"/>
+          <w:color w:val="D4D4D4"/>
+          <w:sz w:val="21"/>
+          <w:szCs w:val="21"/>
+          <w:lang w:eastAsia="en-IN"/>
+        </w:rPr>
+        <w:t>              </w:t>
+      </w:r>
+      <w:r>
+        <w:rPr>
+          <w:rFonts w:ascii="Consolas" w:eastAsia="Times New Roman" w:hAnsi="Consolas" w:cs="Times New Roman"/>
+          <w:color w:val="808080"/>
+          <w:sz w:val="21"/>
+          <w:szCs w:val="21"/>
+          <w:lang w:eastAsia="en-IN"/>
+        </w:rPr>
+        <w:t>&lt;</w:t>
+      </w:r>
+      <w:r>
+        <w:rPr>
+          <w:rFonts w:ascii="Consolas" w:eastAsia="Times New Roman" w:hAnsi="Consolas" w:cs="Times New Roman"/>
+          <w:color w:val="569CD6"/>
+          <w:sz w:val="21"/>
+          <w:szCs w:val="21"/>
+          <w:lang w:eastAsia="en-IN"/>
+        </w:rPr>
+        <w:t>a</w:t>
+      </w:r>
+      <w:r>
+        <w:rPr>
+          <w:rFonts w:ascii="Consolas" w:eastAsia="Times New Roman" w:hAnsi="Consolas" w:cs="Times New Roman"/>
+          <w:color w:val="D4D4D4"/>
+          <w:sz w:val="21"/>
+          <w:szCs w:val="21"/>
+          <w:lang w:eastAsia="en-IN"/>
+        </w:rPr>
+        <w:t> </w:t>
+      </w:r>
+      <w:r>
+        <w:rPr>
+          <w:rFonts w:ascii="Consolas" w:eastAsia="Times New Roman" w:hAnsi="Consolas" w:cs="Times New Roman"/>
+          <w:color w:val="9CDCFE"/>
+          <w:sz w:val="21"/>
+          <w:szCs w:val="21"/>
+          <w:lang w:eastAsia="en-IN"/>
+        </w:rPr>
+        <w:t>href</w:t>
+      </w:r>
+      <w:r>
+        <w:rPr>
+          <w:rFonts w:ascii="Consolas" w:eastAsia="Times New Roman" w:hAnsi="Consolas" w:cs="Times New Roman"/>
+          <w:color w:val="D4D4D4"/>
+          <w:sz w:val="21"/>
+          <w:szCs w:val="21"/>
+          <w:lang w:eastAsia="en-IN"/>
+        </w:rPr>
+        <w:t>=</w:t>
+      </w:r>
+      <w:r>
+        <w:rPr>
+          <w:rFonts w:ascii="Consolas" w:eastAsia="Times New Roman" w:hAnsi="Consolas" w:cs="Times New Roman"/>
+          <w:color w:val="CE9178"/>
+          <w:sz w:val="21"/>
+          <w:szCs w:val="21"/>
+          <w:lang w:eastAsia="en-IN"/>
+        </w:rPr>
+        <w:t>"/"</w:t>
+      </w:r>
+      <w:r>
+        <w:rPr>
+          <w:rFonts w:ascii="Consolas" w:eastAsia="Times New Roman" w:hAnsi="Consolas" w:cs="Times New Roman"/>
+          <w:color w:val="808080"/>
+          <w:sz w:val="21"/>
+          <w:szCs w:val="21"/>
+          <w:lang w:eastAsia="en-IN"/>
+        </w:rPr>
+        <w:t>&gt;</w:t>
+      </w:r>
+      <w:r>
+        <w:rPr>
+          <w:rFonts w:ascii="Consolas" w:eastAsia="Times New Roman" w:hAnsi="Consolas" w:cs="Times New Roman"/>
+          <w:color w:val="D4D4D4"/>
+          <w:sz w:val="21"/>
+          <w:szCs w:val="21"/>
+          <w:lang w:eastAsia="en-IN"/>
+        </w:rPr>
+        <w:t>Admin</w:t>
+      </w:r>
+      <w:r>
+        <w:rPr>
+          <w:rFonts w:ascii="Consolas" w:eastAsia="Times New Roman" w:hAnsi="Consolas" w:cs="Times New Roman"/>
+          <w:color w:val="808080"/>
+          <w:sz w:val="21"/>
+          <w:szCs w:val="21"/>
+          <w:lang w:eastAsia="en-IN"/>
+        </w:rPr>
+        <w:t>&lt;/</w:t>
+      </w:r>
+      <w:r>
+        <w:rPr>
+          <w:rFonts w:ascii="Consolas" w:eastAsia="Times New Roman" w:hAnsi="Consolas" w:cs="Times New Roman"/>
+          <w:color w:val="569CD6"/>
+          <w:sz w:val="21"/>
+          <w:szCs w:val="21"/>
+          <w:lang w:eastAsia="en-IN"/>
+        </w:rPr>
+        <w:t>a</w:t>
+      </w:r>
+      <w:r>
+        <w:rPr>
+          <w:rFonts w:ascii="Consolas" w:eastAsia="Times New Roman" w:hAnsi="Consolas" w:cs="Times New Roman"/>
+          <w:color w:val="808080"/>
+          <w:sz w:val="21"/>
+          <w:szCs w:val="21"/>
+          <w:lang w:eastAsia="en-IN"/>
+        </w:rPr>
+        <w:t>&gt;</w:t>
+      </w:r>
+    </w:p>
+    <w:p>
+      <w:pPr>
+        <w:shd w:val="clear" w:color="auto" w:fill="1E1E1E"/>
+        <w:spacing w:after="0" w:line="285" w:lineRule="atLeast"/>
+        <w:rPr>
+          <w:rFonts w:ascii="Consolas" w:eastAsia="Times New Roman" w:hAnsi="Consolas" w:cs="Times New Roman"/>
+          <w:color w:val="D4D4D4"/>
+          <w:sz w:val="21"/>
+          <w:szCs w:val="21"/>
+          <w:lang w:eastAsia="en-IN"/>
+        </w:rPr>
+      </w:pPr>
+      <w:r>
+        <w:rPr>
+          <w:rFonts w:ascii="Consolas" w:eastAsia="Times New Roman" w:hAnsi="Consolas" w:cs="Times New Roman"/>
+          <w:color w:val="D4D4D4"/>
+          <w:sz w:val="21"/>
+          <w:szCs w:val="21"/>
+          <w:lang w:eastAsia="en-IN"/>
+        </w:rPr>
+        <w:t>            </w:t>
+      </w:r>
+      <w:r>
+        <w:rPr>
+          <w:rFonts w:ascii="Consolas" w:eastAsia="Times New Roman" w:hAnsi="Consolas" w:cs="Times New Roman"/>
+          <w:color w:val="808080"/>
+          <w:sz w:val="21"/>
+          <w:szCs w:val="21"/>
+          <w:lang w:eastAsia="en-IN"/>
+        </w:rPr>
+        <w:t>&lt;/</w:t>
+      </w:r>
+      <w:r>
+        <w:rPr>
+          <w:rFonts w:ascii="Consolas" w:eastAsia="Times New Roman" w:hAnsi="Consolas" w:cs="Times New Roman"/>
+          <w:color w:val="569CD6"/>
+          <w:sz w:val="21"/>
+          <w:szCs w:val="21"/>
+          <w:lang w:eastAsia="en-IN"/>
+        </w:rPr>
+        <w:t>li</w:t>
+      </w:r>
+      <w:r>
+        <w:rPr>
+          <w:rFonts w:ascii="Consolas" w:eastAsia="Times New Roman" w:hAnsi="Consolas" w:cs="Times New Roman"/>
+          <w:color w:val="808080"/>
+          <w:sz w:val="21"/>
+          <w:szCs w:val="21"/>
+          <w:lang w:eastAsia="en-IN"/>
+        </w:rPr>
+        <w:t>&gt;</w:t>
+      </w:r>
+    </w:p>
+    <w:p>
+      <w:pPr>
+        <w:shd w:val="clear" w:color="auto" w:fill="1E1E1E"/>
+        <w:spacing w:after="0" w:line="285" w:lineRule="atLeast"/>
+        <w:rPr>
+          <w:rFonts w:ascii="Consolas" w:eastAsia="Times New Roman" w:hAnsi="Consolas" w:cs="Times New Roman"/>
+          <w:color w:val="D4D4D4"/>
+          <w:sz w:val="21"/>
+          <w:szCs w:val="21"/>
+          <w:lang w:eastAsia="en-IN"/>
+        </w:rPr>
+      </w:pPr>
+      <w:r>
+        <w:rPr>
+          <w:rFonts w:ascii="Consolas" w:eastAsia="Times New Roman" w:hAnsi="Consolas" w:cs="Times New Roman"/>
+          <w:color w:val="D4D4D4"/>
+          <w:sz w:val="21"/>
+          <w:szCs w:val="21"/>
+          <w:lang w:eastAsia="en-IN"/>
+        </w:rPr>
+        <w:t>          )</w:t>
+      </w:r>
+      <w:r>
+        <w:rPr>
+          <w:rFonts w:ascii="Consolas" w:eastAsia="Times New Roman" w:hAnsi="Consolas" w:cs="Times New Roman"/>
+          <w:color w:val="569CD6"/>
+          <w:sz w:val="21"/>
+          <w:szCs w:val="21"/>
+          <w:lang w:eastAsia="en-IN"/>
+        </w:rPr>
+        <w:t>}</w:t>
+      </w:r>
+    </w:p>
+    <w:p>
+      <w:pPr>
+        <w:shd w:val="clear" w:color="auto" w:fill="1E1E1E"/>
+        <w:spacing w:after="0" w:line="285" w:lineRule="atLeast"/>
+        <w:rPr>
+          <w:rFonts w:ascii="Consolas" w:eastAsia="Times New Roman" w:hAnsi="Consolas" w:cs="Times New Roman"/>
+          <w:color w:val="D4D4D4"/>
+          <w:sz w:val="21"/>
+          <w:szCs w:val="21"/>
+          <w:lang w:eastAsia="en-IN"/>
+        </w:rPr>
+      </w:pPr>
+      <w:r>
+        <w:rPr>
+          <w:rFonts w:ascii="Consolas" w:eastAsia="Times New Roman" w:hAnsi="Consolas" w:cs="Times New Roman"/>
+          <w:color w:val="D4D4D4"/>
+          <w:sz w:val="21"/>
+          <w:szCs w:val="21"/>
+          <w:lang w:eastAsia="en-IN"/>
+        </w:rPr>
+        <w:t>          </w:t>
+      </w:r>
+      <w:r>
+        <w:rPr>
+          <w:rFonts w:ascii="Consolas" w:eastAsia="Times New Roman" w:hAnsi="Consolas" w:cs="Times New Roman"/>
+          <w:color w:val="569CD6"/>
+          <w:sz w:val="21"/>
+          <w:szCs w:val="21"/>
+          <w:lang w:eastAsia="en-IN"/>
+        </w:rPr>
+        <w:t>{</w:t>
+      </w:r>
+      <w:r>
+        <w:rPr>
+          <w:rFonts w:ascii="Consolas" w:eastAsia="Times New Roman" w:hAnsi="Consolas" w:cs="Times New Roman"/>
+          <w:color w:val="9CDCFE"/>
+          <w:sz w:val="21"/>
+          <w:szCs w:val="21"/>
+          <w:lang w:eastAsia="en-IN"/>
+        </w:rPr>
+        <w:t>context</w:t>
+      </w:r>
+      <w:r>
+        <w:rPr>
+          <w:rFonts w:ascii="Consolas" w:eastAsia="Times New Roman" w:hAnsi="Consolas" w:cs="Times New Roman"/>
+          <w:color w:val="D4D4D4"/>
+          <w:sz w:val="21"/>
+          <w:szCs w:val="21"/>
+          <w:lang w:eastAsia="en-IN"/>
+        </w:rPr>
+        <w:t>.</w:t>
+      </w:r>
+      <w:r>
+        <w:rPr>
+          <w:rFonts w:ascii="Consolas" w:eastAsia="Times New Roman" w:hAnsi="Consolas" w:cs="Times New Roman"/>
+          <w:color w:val="9CDCFE"/>
+          <w:sz w:val="21"/>
+          <w:szCs w:val="21"/>
+          <w:lang w:eastAsia="en-IN"/>
+        </w:rPr>
+        <w:t>isLoggedIn</w:t>
+      </w:r>
+      <w:r>
+        <w:rPr>
+          <w:rFonts w:ascii="Consolas" w:eastAsia="Times New Roman" w:hAnsi="Consolas" w:cs="Times New Roman"/>
+          <w:color w:val="D4D4D4"/>
+          <w:sz w:val="21"/>
+          <w:szCs w:val="21"/>
+          <w:lang w:eastAsia="en-IN"/>
+        </w:rPr>
+        <w:t> &amp;&amp; (</w:t>
+      </w:r>
+    </w:p>
+    <w:p>
+      <w:pPr>
+        <w:shd w:val="clear" w:color="auto" w:fill="1E1E1E"/>
+        <w:spacing w:after="0" w:line="285" w:lineRule="atLeast"/>
+        <w:rPr>
+          <w:rFonts w:ascii="Consolas" w:eastAsia="Times New Roman" w:hAnsi="Consolas" w:cs="Times New Roman"/>
+          <w:color w:val="D4D4D4"/>
+          <w:sz w:val="21"/>
+          <w:szCs w:val="21"/>
+          <w:lang w:eastAsia="en-IN"/>
+        </w:rPr>
+      </w:pPr>
+      <w:r>
+        <w:rPr>
+          <w:rFonts w:ascii="Consolas" w:eastAsia="Times New Roman" w:hAnsi="Consolas" w:cs="Times New Roman"/>
+          <w:color w:val="D4D4D4"/>
+          <w:sz w:val="21"/>
+          <w:szCs w:val="21"/>
+          <w:lang w:eastAsia="en-IN"/>
+        </w:rPr>
+        <w:t>            </w:t>
+      </w:r>
+      <w:r>
+        <w:rPr>
+          <w:rFonts w:ascii="Consolas" w:eastAsia="Times New Roman" w:hAnsi="Consolas" w:cs="Times New Roman"/>
+          <w:color w:val="808080"/>
+          <w:sz w:val="21"/>
+          <w:szCs w:val="21"/>
+          <w:lang w:eastAsia="en-IN"/>
+        </w:rPr>
+        <w:t>&lt;</w:t>
+      </w:r>
+      <w:r>
+        <w:rPr>
+          <w:rFonts w:ascii="Consolas" w:eastAsia="Times New Roman" w:hAnsi="Consolas" w:cs="Times New Roman"/>
+          <w:color w:val="569CD6"/>
+          <w:sz w:val="21"/>
+          <w:szCs w:val="21"/>
+          <w:lang w:eastAsia="en-IN"/>
+        </w:rPr>
+        <w:t>li</w:t>
+      </w:r>
+      <w:r>
+        <w:rPr>
+          <w:rFonts w:ascii="Consolas" w:eastAsia="Times New Roman" w:hAnsi="Consolas" w:cs="Times New Roman"/>
+          <w:color w:val="808080"/>
+          <w:sz w:val="21"/>
+          <w:szCs w:val="21"/>
+          <w:lang w:eastAsia="en-IN"/>
+        </w:rPr>
+        <w:t>&gt;</w:t>
+      </w:r>
+    </w:p>
+    <w:p>
+      <w:pPr>
+        <w:shd w:val="clear" w:color="auto" w:fill="1E1E1E"/>
+        <w:spacing w:after="0" w:line="285" w:lineRule="atLeast"/>
+        <w:rPr>
+          <w:rFonts w:ascii="Consolas" w:eastAsia="Times New Roman" w:hAnsi="Consolas" w:cs="Times New Roman"/>
+          <w:color w:val="D4D4D4"/>
+          <w:sz w:val="21"/>
+          <w:szCs w:val="21"/>
+          <w:lang w:eastAsia="en-IN"/>
+        </w:rPr>
+      </w:pPr>
+      <w:r>
+        <w:rPr>
+          <w:rFonts w:ascii="Consolas" w:eastAsia="Times New Roman" w:hAnsi="Consolas" w:cs="Times New Roman"/>
+          <w:color w:val="D4D4D4"/>
+          <w:sz w:val="21"/>
+          <w:szCs w:val="21"/>
+          <w:lang w:eastAsia="en-IN"/>
+        </w:rPr>
+        <w:t>              </w:t>
+      </w:r>
+      <w:r>
+        <w:rPr>
+          <w:rFonts w:ascii="Consolas" w:eastAsia="Times New Roman" w:hAnsi="Consolas" w:cs="Times New Roman"/>
+          <w:color w:val="808080"/>
+          <w:sz w:val="21"/>
+          <w:szCs w:val="21"/>
+          <w:lang w:eastAsia="en-IN"/>
+        </w:rPr>
+        <w:t>&lt;</w:t>
+      </w:r>
+      <w:r>
+        <w:rPr>
+          <w:rFonts w:ascii="Consolas" w:eastAsia="Times New Roman" w:hAnsi="Consolas" w:cs="Times New Roman"/>
+          <w:color w:val="569CD6"/>
+          <w:sz w:val="21"/>
+          <w:szCs w:val="21"/>
+          <w:lang w:eastAsia="en-IN"/>
+        </w:rPr>
+        <w:t>button</w:t>
+      </w:r>
+      <w:r>
+        <w:rPr>
+          <w:rFonts w:ascii="Consolas" w:eastAsia="Times New Roman" w:hAnsi="Consolas" w:cs="Times New Roman"/>
+          <w:color w:val="D4D4D4"/>
+          <w:sz w:val="21"/>
+          <w:szCs w:val="21"/>
+          <w:lang w:eastAsia="en-IN"/>
+        </w:rPr>
+        <w:t> </w:t>
+      </w:r>
+      <w:r>
+        <w:rPr>
+          <w:rFonts w:ascii="Consolas" w:eastAsia="Times New Roman" w:hAnsi="Consolas" w:cs="Times New Roman"/>
+          <w:color w:val="9CDCFE"/>
+          <w:sz w:val="21"/>
+          <w:szCs w:val="21"/>
+          <w:lang w:eastAsia="en-IN"/>
+        </w:rPr>
+        <w:t>onClick</w:t>
+      </w:r>
+      <w:r>
+        <w:rPr>
+          <w:rFonts w:ascii="Consolas" w:eastAsia="Times New Roman" w:hAnsi="Consolas" w:cs="Times New Roman"/>
+          <w:color w:val="D4D4D4"/>
+          <w:sz w:val="21"/>
+          <w:szCs w:val="21"/>
+          <w:lang w:eastAsia="en-IN"/>
+        </w:rPr>
+        <w:t>=</w:t>
+      </w:r>
+      <w:r>
+        <w:rPr>
+          <w:rFonts w:ascii="Consolas" w:eastAsia="Times New Roman" w:hAnsi="Consolas" w:cs="Times New Roman"/>
+          <w:color w:val="569CD6"/>
+          <w:sz w:val="21"/>
+          <w:szCs w:val="21"/>
+          <w:lang w:eastAsia="en-IN"/>
+        </w:rPr>
+        <w:t>{</w:t>
+      </w:r>
+      <w:r>
+        <w:rPr>
+          <w:rFonts w:ascii="Consolas" w:eastAsia="Times New Roman" w:hAnsi="Consolas" w:cs="Times New Roman"/>
+          <w:color w:val="9CDCFE"/>
+          <w:sz w:val="21"/>
+          <w:szCs w:val="21"/>
+          <w:lang w:eastAsia="en-IN"/>
+        </w:rPr>
+        <w:t>props</w:t>
+      </w:r>
+      <w:r>
+        <w:rPr>
+          <w:rFonts w:ascii="Consolas" w:eastAsia="Times New Roman" w:hAnsi="Consolas" w:cs="Times New Roman"/>
+          <w:color w:val="D4D4D4"/>
+          <w:sz w:val="21"/>
+          <w:szCs w:val="21"/>
+          <w:lang w:eastAsia="en-IN"/>
+        </w:rPr>
+        <w:t>.</w:t>
+      </w:r>
+      <w:r>
+        <w:rPr>
+          <w:rFonts w:ascii="Consolas" w:eastAsia="Times New Roman" w:hAnsi="Consolas" w:cs="Times New Roman"/>
+          <w:color w:val="9CDCFE"/>
+          <w:sz w:val="21"/>
+          <w:szCs w:val="21"/>
+          <w:lang w:eastAsia="en-IN"/>
+        </w:rPr>
+        <w:t>onLogout</w:t>
+      </w:r>
+      <w:r>
+        <w:rPr>
+          <w:rFonts w:ascii="Consolas" w:eastAsia="Times New Roman" w:hAnsi="Consolas" w:cs="Times New Roman"/>
+          <w:color w:val="569CD6"/>
+          <w:sz w:val="21"/>
+          <w:szCs w:val="21"/>
+          <w:lang w:eastAsia="en-IN"/>
+        </w:rPr>
+        <w:t>}</w:t>
+      </w:r>
+      <w:r>
+        <w:rPr>
+          <w:rFonts w:ascii="Consolas" w:eastAsia="Times New Roman" w:hAnsi="Consolas" w:cs="Times New Roman"/>
+          <w:color w:val="808080"/>
+          <w:sz w:val="21"/>
+          <w:szCs w:val="21"/>
+          <w:lang w:eastAsia="en-IN"/>
+        </w:rPr>
+        <w:t>&gt;</w:t>
+      </w:r>
+      <w:r>
+        <w:rPr>
+          <w:rFonts w:ascii="Consolas" w:eastAsia="Times New Roman" w:hAnsi="Consolas" w:cs="Times New Roman"/>
+          <w:color w:val="D4D4D4"/>
+          <w:sz w:val="21"/>
+          <w:szCs w:val="21"/>
+          <w:lang w:eastAsia="en-IN"/>
+        </w:rPr>
+        <w:t>Logout</w:t>
+      </w:r>
+      <w:r>
+        <w:rPr>
+          <w:rFonts w:ascii="Consolas" w:eastAsia="Times New Roman" w:hAnsi="Consolas" w:cs="Times New Roman"/>
+          <w:color w:val="808080"/>
+          <w:sz w:val="21"/>
+          <w:szCs w:val="21"/>
+          <w:lang w:eastAsia="en-IN"/>
+        </w:rPr>
+        <w:t>&lt;/</w:t>
+      </w:r>
+      <w:r>
+        <w:rPr>
+          <w:rFonts w:ascii="Consolas" w:eastAsia="Times New Roman" w:hAnsi="Consolas" w:cs="Times New Roman"/>
+          <w:color w:val="569CD6"/>
+          <w:sz w:val="21"/>
+          <w:szCs w:val="21"/>
+          <w:lang w:eastAsia="en-IN"/>
+        </w:rPr>
+        <w:t>button</w:t>
+      </w:r>
+      <w:r>
+        <w:rPr>
+          <w:rFonts w:ascii="Consolas" w:eastAsia="Times New Roman" w:hAnsi="Consolas" w:cs="Times New Roman"/>
+          <w:color w:val="808080"/>
+          <w:sz w:val="21"/>
+          <w:szCs w:val="21"/>
+          <w:lang w:eastAsia="en-IN"/>
+        </w:rPr>
+        <w:t>&gt;</w:t>
+      </w:r>
+    </w:p>
+    <w:p>
+      <w:pPr>
+        <w:shd w:val="clear" w:color="auto" w:fill="1E1E1E"/>
+        <w:spacing w:after="0" w:line="285" w:lineRule="atLeast"/>
+        <w:rPr>
+          <w:rFonts w:ascii="Consolas" w:eastAsia="Times New Roman" w:hAnsi="Consolas" w:cs="Times New Roman"/>
+          <w:color w:val="D4D4D4"/>
+          <w:sz w:val="21"/>
+          <w:szCs w:val="21"/>
+          <w:lang w:eastAsia="en-IN"/>
+        </w:rPr>
+      </w:pPr>
+      <w:r>
+        <w:rPr>
+          <w:rFonts w:ascii="Consolas" w:eastAsia="Times New Roman" w:hAnsi="Consolas" w:cs="Times New Roman"/>
+          <w:color w:val="D4D4D4"/>
+          <w:sz w:val="21"/>
+          <w:szCs w:val="21"/>
+          <w:lang w:eastAsia="en-IN"/>
+        </w:rPr>
+        <w:t>            </w:t>
+      </w:r>
+      <w:r>
+        <w:rPr>
+          <w:rFonts w:ascii="Consolas" w:eastAsia="Times New Roman" w:hAnsi="Consolas" w:cs="Times New Roman"/>
+          <w:color w:val="808080"/>
+          <w:sz w:val="21"/>
+          <w:szCs w:val="21"/>
+          <w:lang w:eastAsia="en-IN"/>
+        </w:rPr>
+        <w:t>&lt;/</w:t>
+      </w:r>
+      <w:r>
+        <w:rPr>
+          <w:rFonts w:ascii="Consolas" w:eastAsia="Times New Roman" w:hAnsi="Consolas" w:cs="Times New Roman"/>
+          <w:color w:val="569CD6"/>
+          <w:sz w:val="21"/>
+          <w:szCs w:val="21"/>
+          <w:lang w:eastAsia="en-IN"/>
+        </w:rPr>
+        <w:t>li</w:t>
+      </w:r>
+      <w:r>
+        <w:rPr>
+          <w:rFonts w:ascii="Consolas" w:eastAsia="Times New Roman" w:hAnsi="Consolas" w:cs="Times New Roman"/>
+          <w:color w:val="808080"/>
+          <w:sz w:val="21"/>
+          <w:szCs w:val="21"/>
+          <w:lang w:eastAsia="en-IN"/>
+        </w:rPr>
+        <w:t>&gt;</w:t>
+      </w:r>
+    </w:p>
+    <w:p>
+      <w:pPr>
+        <w:shd w:val="clear" w:color="auto" w:fill="1E1E1E"/>
+        <w:spacing w:after="0" w:line="285" w:lineRule="atLeast"/>
+        <w:rPr>
+          <w:rFonts w:ascii="Consolas" w:eastAsia="Times New Roman" w:hAnsi="Consolas" w:cs="Times New Roman"/>
+          <w:color w:val="D4D4D4"/>
+          <w:sz w:val="21"/>
+          <w:szCs w:val="21"/>
+          <w:lang w:eastAsia="en-IN"/>
+        </w:rPr>
+      </w:pPr>
+      <w:r>
+        <w:rPr>
+          <w:rFonts w:ascii="Consolas" w:eastAsia="Times New Roman" w:hAnsi="Consolas" w:cs="Times New Roman"/>
+          <w:color w:val="D4D4D4"/>
+          <w:sz w:val="21"/>
+          <w:szCs w:val="21"/>
+          <w:lang w:eastAsia="en-IN"/>
+        </w:rPr>
+        <w:t>          )</w:t>
+      </w:r>
+      <w:r>
+        <w:rPr>
+          <w:rFonts w:ascii="Consolas" w:eastAsia="Times New Roman" w:hAnsi="Consolas" w:cs="Times New Roman"/>
+          <w:color w:val="569CD6"/>
+          <w:sz w:val="21"/>
+          <w:szCs w:val="21"/>
+          <w:lang w:eastAsia="en-IN"/>
+        </w:rPr>
+        <w:t>}</w:t>
+      </w:r>
+    </w:p>
+    <w:p>
+      <w:pPr>
+        <w:shd w:val="clear" w:color="auto" w:fill="1E1E1E"/>
+        <w:spacing w:after="0" w:line="285" w:lineRule="atLeast"/>
+        <w:rPr>
+          <w:rFonts w:ascii="Consolas" w:eastAsia="Times New Roman" w:hAnsi="Consolas" w:cs="Times New Roman"/>
+          <w:color w:val="D4D4D4"/>
+          <w:sz w:val="21"/>
+          <w:szCs w:val="21"/>
+          <w:lang w:eastAsia="en-IN"/>
+        </w:rPr>
+      </w:pPr>
+      <w:r>
+        <w:rPr>
+          <w:rFonts w:ascii="Consolas" w:eastAsia="Times New Roman" w:hAnsi="Consolas" w:cs="Times New Roman"/>
+          <w:color w:val="D4D4D4"/>
+          <w:sz w:val="21"/>
+          <w:szCs w:val="21"/>
+          <w:lang w:eastAsia="en-IN"/>
+        </w:rPr>
+        <w:t>        </w:t>
+      </w:r>
+      <w:r>
+        <w:rPr>
+          <w:rFonts w:ascii="Consolas" w:eastAsia="Times New Roman" w:hAnsi="Consolas" w:cs="Times New Roman"/>
+          <w:color w:val="808080"/>
+          <w:sz w:val="21"/>
+          <w:szCs w:val="21"/>
+          <w:lang w:eastAsia="en-IN"/>
+        </w:rPr>
+        <w:t>&lt;/</w:t>
+      </w:r>
+      <w:r>
+        <w:rPr>
+          <w:rFonts w:ascii="Consolas" w:eastAsia="Times New Roman" w:hAnsi="Consolas" w:cs="Times New Roman"/>
+          <w:color w:val="569CD6"/>
+          <w:sz w:val="21"/>
+          <w:szCs w:val="21"/>
+          <w:lang w:eastAsia="en-IN"/>
+        </w:rPr>
+        <w:t>ul</w:t>
+      </w:r>
+      <w:r>
+        <w:rPr>
+          <w:rFonts w:ascii="Consolas" w:eastAsia="Times New Roman" w:hAnsi="Consolas" w:cs="Times New Roman"/>
+          <w:color w:val="808080"/>
+          <w:sz w:val="21"/>
+          <w:szCs w:val="21"/>
+          <w:lang w:eastAsia="en-IN"/>
+        </w:rPr>
+        <w:t>&gt;</w:t>
+      </w:r>
+    </w:p>
+    <w:p>
+      <w:pPr>
+        <w:shd w:val="clear" w:color="auto" w:fill="1E1E1E"/>
+        <w:spacing w:after="0" w:line="285" w:lineRule="atLeast"/>
+        <w:rPr>
+          <w:rFonts w:ascii="Consolas" w:eastAsia="Times New Roman" w:hAnsi="Consolas" w:cs="Times New Roman"/>
+          <w:color w:val="D4D4D4"/>
+          <w:sz w:val="21"/>
+          <w:szCs w:val="21"/>
+          <w:lang w:eastAsia="en-IN"/>
+        </w:rPr>
+      </w:pPr>
+      <w:r>
+        <w:rPr>
+          <w:rFonts w:ascii="Consolas" w:eastAsia="Times New Roman" w:hAnsi="Consolas" w:cs="Times New Roman"/>
+          <w:color w:val="D4D4D4"/>
+          <w:sz w:val="21"/>
+          <w:szCs w:val="21"/>
+          <w:lang w:eastAsia="en-IN"/>
+        </w:rPr>
+        <w:t>      </w:t>
+      </w:r>
+      <w:r>
+        <w:rPr>
+          <w:rFonts w:ascii="Consolas" w:eastAsia="Times New Roman" w:hAnsi="Consolas" w:cs="Times New Roman"/>
+          <w:color w:val="808080"/>
+          <w:sz w:val="21"/>
+          <w:szCs w:val="21"/>
+          <w:lang w:eastAsia="en-IN"/>
+        </w:rPr>
+        <w:t>&lt;/</w:t>
+      </w:r>
+      <w:r>
+        <w:rPr>
+          <w:rFonts w:ascii="Consolas" w:eastAsia="Times New Roman" w:hAnsi="Consolas" w:cs="Times New Roman"/>
+          <w:color w:val="569CD6"/>
+          <w:sz w:val="21"/>
+          <w:szCs w:val="21"/>
+          <w:lang w:eastAsia="en-IN"/>
+        </w:rPr>
+        <w:t>nav</w:t>
+      </w:r>
+      <w:r>
+        <w:rPr>
+          <w:rFonts w:ascii="Consolas" w:eastAsia="Times New Roman" w:hAnsi="Consolas" w:cs="Times New Roman"/>
+          <w:color w:val="808080"/>
+          <w:sz w:val="21"/>
+          <w:szCs w:val="21"/>
+          <w:lang w:eastAsia="en-IN"/>
+        </w:rPr>
+        <w:t>&gt;</w:t>
+      </w:r>
+    </w:p>
+    <w:p>
+      <w:pPr>
+        <w:shd w:val="clear" w:color="auto" w:fill="1E1E1E"/>
+        <w:spacing w:after="0" w:line="285" w:lineRule="atLeast"/>
+        <w:rPr>
+          <w:rFonts w:ascii="Consolas" w:eastAsia="Times New Roman" w:hAnsi="Consolas" w:cs="Times New Roman"/>
+          <w:color w:val="D4D4D4"/>
+          <w:sz w:val="21"/>
+          <w:szCs w:val="21"/>
+          <w:lang w:eastAsia="en-IN"/>
+        </w:rPr>
+      </w:pPr>
+      <w:r>
+        <w:rPr>
+          <w:rFonts w:ascii="Consolas" w:eastAsia="Times New Roman" w:hAnsi="Consolas" w:cs="Times New Roman"/>
+          <w:color w:val="D4D4D4"/>
+          <w:sz w:val="21"/>
+          <w:szCs w:val="21"/>
+          <w:lang w:eastAsia="en-IN"/>
+        </w:rPr>
+        <w:t>    }</w:t>
+      </w:r>
+      <w:r>
+        <w:rPr>
+          <w:rFonts w:ascii="Consolas" w:eastAsia="Times New Roman" w:hAnsi="Consolas" w:cs="Times New Roman"/>
+          <w:color w:val="569CD6"/>
+          <w:sz w:val="21"/>
+          <w:szCs w:val="21"/>
+          <w:lang w:eastAsia="en-IN"/>
+        </w:rPr>
+        <w:t>}</w:t>
+      </w:r>
+    </w:p>
+    <w:p>
+      <w:pPr>
+        <w:shd w:val="clear" w:color="auto" w:fill="1E1E1E"/>
+        <w:spacing w:after="0" w:line="285" w:lineRule="atLeast"/>
+        <w:rPr>
+          <w:rFonts w:ascii="Consolas" w:eastAsia="Times New Roman" w:hAnsi="Consolas" w:cs="Times New Roman"/>
+          <w:color w:val="D4D4D4"/>
+          <w:sz w:val="21"/>
+          <w:szCs w:val="21"/>
+          <w:lang w:eastAsia="en-IN"/>
+        </w:rPr>
+      </w:pPr>
+      <w:r>
+        <w:rPr>
+          <w:rFonts w:ascii="Consolas" w:eastAsia="Times New Roman" w:hAnsi="Consolas" w:cs="Times New Roman"/>
+          <w:color w:val="D4D4D4"/>
+          <w:sz w:val="21"/>
+          <w:szCs w:val="21"/>
+          <w:lang w:eastAsia="en-IN"/>
+        </w:rPr>
+        <w:t>    </w:t>
+      </w:r>
+      <w:r>
+        <w:rPr>
+          <w:rFonts w:ascii="Consolas" w:eastAsia="Times New Roman" w:hAnsi="Consolas" w:cs="Times New Roman"/>
+          <w:color w:val="808080"/>
+          <w:sz w:val="21"/>
+          <w:szCs w:val="21"/>
+          <w:lang w:eastAsia="en-IN"/>
+        </w:rPr>
+        <w:t>&lt;/</w:t>
+      </w:r>
+      <w:r>
+        <w:rPr>
+          <w:rFonts w:ascii="Consolas" w:eastAsia="Times New Roman" w:hAnsi="Consolas" w:cs="Times New Roman"/>
+          <w:color w:val="4EC9B0"/>
+          <w:sz w:val="21"/>
+          <w:szCs w:val="21"/>
+          <w:lang w:eastAsia="en-IN"/>
+        </w:rPr>
+        <w:t>AuthContext.Consumer</w:t>
+      </w:r>
+      <w:r>
+        <w:rPr>
+          <w:rFonts w:ascii="Consolas" w:eastAsia="Times New Roman" w:hAnsi="Consolas" w:cs="Times New Roman"/>
+          <w:color w:val="808080"/>
+          <w:sz w:val="21"/>
+          <w:szCs w:val="21"/>
+          <w:lang w:eastAsia="en-IN"/>
+        </w:rPr>
+        <w:t>&gt;</w:t>
+      </w:r>
+    </w:p>
+    <w:p>
+      <w:pPr>
+        <w:shd w:val="clear" w:color="auto" w:fill="1E1E1E"/>
+        <w:spacing w:after="0" w:line="285" w:lineRule="atLeast"/>
+        <w:rPr>
+          <w:rFonts w:ascii="Consolas" w:eastAsia="Times New Roman" w:hAnsi="Consolas" w:cs="Times New Roman"/>
+          <w:color w:val="D4D4D4"/>
+          <w:sz w:val="21"/>
+          <w:szCs w:val="21"/>
+          <w:lang w:eastAsia="en-IN"/>
+        </w:rPr>
+      </w:pPr>
+      <w:r>
+        <w:rPr>
+          <w:rFonts w:ascii="Consolas" w:eastAsia="Times New Roman" w:hAnsi="Consolas" w:cs="Times New Roman"/>
+          <w:color w:val="D4D4D4"/>
+          <w:sz w:val="21"/>
+          <w:szCs w:val="21"/>
+          <w:lang w:eastAsia="en-IN"/>
+        </w:rPr>
+        <w:t>  );</w:t>
+      </w:r>
+    </w:p>
+    <w:p>
+      <w:pPr>
+        <w:shd w:val="clear" w:color="auto" w:fill="1E1E1E"/>
+        <w:spacing w:after="0" w:line="285" w:lineRule="atLeast"/>
+        <w:rPr>
+          <w:rFonts w:ascii="Consolas" w:eastAsia="Times New Roman" w:hAnsi="Consolas" w:cs="Times New Roman"/>
+          <w:color w:val="D4D4D4"/>
+          <w:sz w:val="21"/>
+          <w:szCs w:val="21"/>
+          <w:lang w:eastAsia="en-IN"/>
+        </w:rPr>
+      </w:pPr>
+      <w:r>
+        <w:rPr>
+          <w:rFonts w:ascii="Consolas" w:eastAsia="Times New Roman" w:hAnsi="Consolas" w:cs="Times New Roman"/>
+          <w:color w:val="D4D4D4"/>
+          <w:sz w:val="21"/>
+          <w:szCs w:val="21"/>
+          <w:lang w:eastAsia="en-IN"/>
+        </w:rPr>
+        <w:t>};</w:t>
+      </w:r>
+    </w:p>
+    <w:p>
+      <w:pPr>
+        <w:rPr>
+          <w:sz w:val="24"/>
+          <w:szCs w:val="24"/>
+        </w:rPr>
+      </w:pPr>
+    </w:p>
+    <w:p>
+      <w:pPr>
+        <w:rPr>
+          <w:sz w:val="24"/>
+          <w:szCs w:val="24"/>
+        </w:rPr>
+      </w:pPr>
+      <w:r>
+        <w:rPr>
+          <w:sz w:val="24"/>
+          <w:szCs w:val="24"/>
+        </w:rPr>
+        <w:t>(VIDEO 13)</w:t>
+      </w:r>
+    </w:p>
+    <w:p>
+      <w:pPr>
+        <w:rPr>
+          <w:sz w:val="24"/>
+          <w:szCs w:val="24"/>
+        </w:rPr>
+      </w:pPr>
+    </w:p>
+    <w:p>
+      <w:pPr>
+        <w:rPr>
+          <w:sz w:val="24"/>
+          <w:szCs w:val="24"/>
+        </w:rPr>
+      </w:pPr>
+      <w:r>
+        <w:rPr>
+          <w:sz w:val="24"/>
+          <w:szCs w:val="24"/>
+        </w:rPr>
+        <w:lastRenderedPageBreak/>
+        <w:t>11: Instead of using the consumer function to get the context, we can also use the useContext hook</w:t>
+      </w:r>
+    </w:p>
+    <w:p>
+      <w:pPr>
+        <w:shd w:val="clear" w:color="auto" w:fill="1E1E1E"/>
+        <w:spacing w:after="0" w:line="285" w:lineRule="atLeast"/>
+        <w:rPr>
+          <w:rFonts w:ascii="Consolas" w:eastAsia="Times New Roman" w:hAnsi="Consolas" w:cs="Times New Roman"/>
+          <w:color w:val="D4D4D4"/>
+          <w:sz w:val="21"/>
+          <w:szCs w:val="21"/>
+          <w:lang w:eastAsia="en-IN"/>
+        </w:rPr>
+      </w:pPr>
+      <w:r>
+        <w:rPr>
+          <w:rFonts w:ascii="Consolas" w:eastAsia="Times New Roman" w:hAnsi="Consolas" w:cs="Times New Roman"/>
+          <w:color w:val="9CDCFE"/>
+          <w:sz w:val="21"/>
+          <w:szCs w:val="21"/>
+          <w:lang w:eastAsia="en-IN"/>
+        </w:rPr>
+        <w:t>context</w:t>
+      </w:r>
+      <w:r>
+        <w:rPr>
+          <w:rFonts w:ascii="Consolas" w:eastAsia="Times New Roman" w:hAnsi="Consolas" w:cs="Times New Roman"/>
+          <w:color w:val="D4D4D4"/>
+          <w:sz w:val="21"/>
+          <w:szCs w:val="21"/>
+          <w:lang w:eastAsia="en-IN"/>
+        </w:rPr>
+        <w:t> = </w:t>
+      </w:r>
+      <w:r>
+        <w:rPr>
+          <w:rFonts w:ascii="Consolas" w:eastAsia="Times New Roman" w:hAnsi="Consolas" w:cs="Times New Roman"/>
+          <w:color w:val="DCDCAA"/>
+          <w:sz w:val="21"/>
+          <w:szCs w:val="21"/>
+          <w:lang w:eastAsia="en-IN"/>
+        </w:rPr>
+        <w:t>useContext</w:t>
+      </w:r>
+      <w:r>
+        <w:rPr>
+          <w:rFonts w:ascii="Consolas" w:eastAsia="Times New Roman" w:hAnsi="Consolas" w:cs="Times New Roman"/>
+          <w:color w:val="D4D4D4"/>
+          <w:sz w:val="21"/>
+          <w:szCs w:val="21"/>
+          <w:lang w:eastAsia="en-IN"/>
+        </w:rPr>
+        <w:t>(</w:t>
+      </w:r>
+      <w:r>
+        <w:rPr>
+          <w:rFonts w:ascii="Consolas" w:eastAsia="Times New Roman" w:hAnsi="Consolas" w:cs="Times New Roman"/>
+          <w:color w:val="4FC1FF"/>
+          <w:sz w:val="21"/>
+          <w:szCs w:val="21"/>
+          <w:lang w:eastAsia="en-IN"/>
+        </w:rPr>
+        <w:t>AuthContext</w:t>
+      </w:r>
+      <w:r>
+        <w:rPr>
+          <w:rFonts w:ascii="Consolas" w:eastAsia="Times New Roman" w:hAnsi="Consolas" w:cs="Times New Roman"/>
+          <w:color w:val="D4D4D4"/>
+          <w:sz w:val="21"/>
+          <w:szCs w:val="21"/>
+          <w:lang w:eastAsia="en-IN"/>
+        </w:rPr>
+        <w:t>);</w:t>
+      </w:r>
+    </w:p>
+    <w:p>
+      <w:pPr>
+        <w:rPr>
+          <w:sz w:val="24"/>
+          <w:szCs w:val="24"/>
+        </w:rPr>
+      </w:pPr>
+      <w:r>
+        <w:rPr>
+          <w:sz w:val="24"/>
+          <w:szCs w:val="24"/>
+        </w:rPr>
+        <w:t>we get the value we passed in the AuthContext.Provider (Video 14)</w:t>
+      </w:r>
+    </w:p>
+    <w:p>
+      <w:pPr>
+        <w:rPr>
+          <w:sz w:val="24"/>
+          <w:szCs w:val="24"/>
+        </w:rPr>
+      </w:pPr>
+      <w:r>
+        <w:rPr>
+          <w:sz w:val="24"/>
+          <w:szCs w:val="24"/>
+        </w:rPr>
+        <w:t>12: We can also pass function pointers in the context.</w:t>
+      </w:r>
+      <w:r>
+        <w:rPr>
+          <w:sz w:val="24"/>
+          <w:szCs w:val="24"/>
+        </w:rPr>
+        <w:t xml:space="preserve"> (Note these functions or values which you define in the provider function need not be the in createContext method as the initial value) (Video 15)</w:t>
+      </w:r>
+    </w:p>
+    <w:p>
+      <w:pPr>
+        <w:rPr>
+          <w:sz w:val="24"/>
+          <w:szCs w:val="24"/>
+        </w:rPr>
+      </w:pPr>
+      <w:r>
+        <w:rPr>
+          <w:sz w:val="24"/>
+          <w:szCs w:val="24"/>
+        </w:rPr>
+        <w:t>13: But it is a good idea to include all the functions which you will be using through the function because the ide will give the auto-suggestion for the function or variable which we include in the createContext. To include a function in the createContext method, simply create a empty function like shown below</w:t>
+      </w:r>
+    </w:p>
+    <w:p>
+      <w:pPr>
+        <w:shd w:val="clear" w:color="auto" w:fill="1E1E1E"/>
+        <w:spacing w:after="0" w:line="285" w:lineRule="atLeast"/>
+        <w:rPr>
+          <w:rFonts w:ascii="Consolas" w:eastAsia="Times New Roman" w:hAnsi="Consolas" w:cs="Times New Roman"/>
+          <w:color w:val="D4D4D4"/>
+          <w:sz w:val="21"/>
+          <w:szCs w:val="21"/>
+          <w:lang w:eastAsia="en-IN"/>
+        </w:rPr>
+      </w:pPr>
+      <w:r>
+        <w:rPr>
+          <w:rFonts w:ascii="Consolas" w:eastAsia="Times New Roman" w:hAnsi="Consolas" w:cs="Times New Roman"/>
+          <w:color w:val="C586C0"/>
+          <w:sz w:val="21"/>
+          <w:szCs w:val="21"/>
+          <w:lang w:eastAsia="en-IN"/>
+        </w:rPr>
+        <w:t>import</w:t>
+      </w:r>
+      <w:r>
+        <w:rPr>
+          <w:rFonts w:ascii="Consolas" w:eastAsia="Times New Roman" w:hAnsi="Consolas" w:cs="Times New Roman"/>
+          <w:color w:val="D4D4D4"/>
+          <w:sz w:val="21"/>
+          <w:szCs w:val="21"/>
+          <w:lang w:eastAsia="en-IN"/>
+        </w:rPr>
+        <w:t> </w:t>
+      </w:r>
+      <w:r>
+        <w:rPr>
+          <w:rFonts w:ascii="Consolas" w:eastAsia="Times New Roman" w:hAnsi="Consolas" w:cs="Times New Roman"/>
+          <w:color w:val="9CDCFE"/>
+          <w:sz w:val="21"/>
+          <w:szCs w:val="21"/>
+          <w:lang w:eastAsia="en-IN"/>
+        </w:rPr>
+        <w:t>React</w:t>
+      </w:r>
+      <w:r>
+        <w:rPr>
+          <w:rFonts w:ascii="Consolas" w:eastAsia="Times New Roman" w:hAnsi="Consolas" w:cs="Times New Roman"/>
+          <w:color w:val="D4D4D4"/>
+          <w:sz w:val="21"/>
+          <w:szCs w:val="21"/>
+          <w:lang w:eastAsia="en-IN"/>
+        </w:rPr>
+        <w:t>, {</w:t>
+      </w:r>
+      <w:r>
+        <w:rPr>
+          <w:rFonts w:ascii="Consolas" w:eastAsia="Times New Roman" w:hAnsi="Consolas" w:cs="Times New Roman"/>
+          <w:color w:val="9CDCFE"/>
+          <w:sz w:val="21"/>
+          <w:szCs w:val="21"/>
+          <w:lang w:eastAsia="en-IN"/>
+        </w:rPr>
+        <w:t>createContext</w:t>
+      </w:r>
+      <w:r>
+        <w:rPr>
+          <w:rFonts w:ascii="Consolas" w:eastAsia="Times New Roman" w:hAnsi="Consolas" w:cs="Times New Roman"/>
+          <w:color w:val="D4D4D4"/>
+          <w:sz w:val="21"/>
+          <w:szCs w:val="21"/>
+          <w:lang w:eastAsia="en-IN"/>
+        </w:rPr>
+        <w:t>} </w:t>
+      </w:r>
+      <w:r>
+        <w:rPr>
+          <w:rFonts w:ascii="Consolas" w:eastAsia="Times New Roman" w:hAnsi="Consolas" w:cs="Times New Roman"/>
+          <w:color w:val="C586C0"/>
+          <w:sz w:val="21"/>
+          <w:szCs w:val="21"/>
+          <w:lang w:eastAsia="en-IN"/>
+        </w:rPr>
+        <w:t>from</w:t>
+      </w:r>
+      <w:r>
+        <w:rPr>
+          <w:rFonts w:ascii="Consolas" w:eastAsia="Times New Roman" w:hAnsi="Consolas" w:cs="Times New Roman"/>
+          <w:color w:val="D4D4D4"/>
+          <w:sz w:val="21"/>
+          <w:szCs w:val="21"/>
+          <w:lang w:eastAsia="en-IN"/>
+        </w:rPr>
+        <w:t> </w:t>
+      </w:r>
+      <w:r>
+        <w:rPr>
+          <w:rFonts w:ascii="Consolas" w:eastAsia="Times New Roman" w:hAnsi="Consolas" w:cs="Times New Roman"/>
+          <w:color w:val="CE9178"/>
+          <w:sz w:val="21"/>
+          <w:szCs w:val="21"/>
+          <w:lang w:eastAsia="en-IN"/>
+        </w:rPr>
+        <w:t>'react'</w:t>
+      </w:r>
+      <w:r>
+        <w:rPr>
+          <w:rFonts w:ascii="Consolas" w:eastAsia="Times New Roman" w:hAnsi="Consolas" w:cs="Times New Roman"/>
+          <w:color w:val="D4D4D4"/>
+          <w:sz w:val="21"/>
+          <w:szCs w:val="21"/>
+          <w:lang w:eastAsia="en-IN"/>
+        </w:rPr>
+        <w:t>;</w:t>
+      </w:r>
+    </w:p>
+    <w:p>
+      <w:pPr>
+        <w:shd w:val="clear" w:color="auto" w:fill="1E1E1E"/>
+        <w:spacing w:after="0" w:line="285" w:lineRule="atLeast"/>
+        <w:rPr>
+          <w:rFonts w:ascii="Consolas" w:eastAsia="Times New Roman" w:hAnsi="Consolas" w:cs="Times New Roman"/>
+          <w:color w:val="D4D4D4"/>
+          <w:sz w:val="21"/>
+          <w:szCs w:val="21"/>
+          <w:lang w:eastAsia="en-IN"/>
+        </w:rPr>
+      </w:pPr>
+    </w:p>
+    <w:p>
+      <w:pPr>
+        <w:shd w:val="clear" w:color="auto" w:fill="1E1E1E"/>
+        <w:spacing w:after="0" w:line="285" w:lineRule="atLeast"/>
+        <w:rPr>
+          <w:rFonts w:ascii="Consolas" w:eastAsia="Times New Roman" w:hAnsi="Consolas" w:cs="Times New Roman"/>
+          <w:color w:val="D4D4D4"/>
+          <w:sz w:val="21"/>
+          <w:szCs w:val="21"/>
+          <w:lang w:eastAsia="en-IN"/>
+        </w:rPr>
+      </w:pPr>
+      <w:r>
+        <w:rPr>
+          <w:rFonts w:ascii="Consolas" w:eastAsia="Times New Roman" w:hAnsi="Consolas" w:cs="Times New Roman"/>
+          <w:color w:val="569CD6"/>
+          <w:sz w:val="21"/>
+          <w:szCs w:val="21"/>
+          <w:lang w:eastAsia="en-IN"/>
+        </w:rPr>
+        <w:t>const</w:t>
+      </w:r>
+      <w:r>
+        <w:rPr>
+          <w:rFonts w:ascii="Consolas" w:eastAsia="Times New Roman" w:hAnsi="Consolas" w:cs="Times New Roman"/>
+          <w:color w:val="D4D4D4"/>
+          <w:sz w:val="21"/>
+          <w:szCs w:val="21"/>
+          <w:lang w:eastAsia="en-IN"/>
+        </w:rPr>
+        <w:t> </w:t>
+      </w:r>
+      <w:r>
+        <w:rPr>
+          <w:rFonts w:ascii="Consolas" w:eastAsia="Times New Roman" w:hAnsi="Consolas" w:cs="Times New Roman"/>
+          <w:color w:val="4FC1FF"/>
+          <w:sz w:val="21"/>
+          <w:szCs w:val="21"/>
+          <w:lang w:eastAsia="en-IN"/>
+        </w:rPr>
+        <w:t>AuthContext</w:t>
+      </w:r>
+      <w:r>
+        <w:rPr>
+          <w:rFonts w:ascii="Consolas" w:eastAsia="Times New Roman" w:hAnsi="Consolas" w:cs="Times New Roman"/>
+          <w:color w:val="D4D4D4"/>
+          <w:sz w:val="21"/>
+          <w:szCs w:val="21"/>
+          <w:lang w:eastAsia="en-IN"/>
+        </w:rPr>
+        <w:t> = </w:t>
+      </w:r>
+      <w:r>
+        <w:rPr>
+          <w:rFonts w:ascii="Consolas" w:eastAsia="Times New Roman" w:hAnsi="Consolas" w:cs="Times New Roman"/>
+          <w:color w:val="DCDCAA"/>
+          <w:sz w:val="21"/>
+          <w:szCs w:val="21"/>
+          <w:lang w:eastAsia="en-IN"/>
+        </w:rPr>
+        <w:t>createContext</w:t>
+      </w:r>
+      <w:r>
+        <w:rPr>
+          <w:rFonts w:ascii="Consolas" w:eastAsia="Times New Roman" w:hAnsi="Consolas" w:cs="Times New Roman"/>
+          <w:color w:val="D4D4D4"/>
+          <w:sz w:val="21"/>
+          <w:szCs w:val="21"/>
+          <w:lang w:eastAsia="en-IN"/>
+        </w:rPr>
+        <w:t>({</w:t>
+      </w:r>
+    </w:p>
+    <w:p>
+      <w:pPr>
+        <w:shd w:val="clear" w:color="auto" w:fill="1E1E1E"/>
+        <w:spacing w:after="0" w:line="285" w:lineRule="atLeast"/>
+        <w:rPr>
+          <w:rFonts w:ascii="Consolas" w:eastAsia="Times New Roman" w:hAnsi="Consolas" w:cs="Times New Roman"/>
+          <w:color w:val="569CD6"/>
+          <w:sz w:val="21"/>
+          <w:szCs w:val="21"/>
+          <w:lang w:eastAsia="en-IN"/>
+        </w:rPr>
+      </w:pPr>
+      <w:r>
+        <w:rPr>
+          <w:rFonts w:ascii="Consolas" w:eastAsia="Times New Roman" w:hAnsi="Consolas" w:cs="Times New Roman"/>
+          <w:color w:val="D4D4D4"/>
+          <w:sz w:val="21"/>
+          <w:szCs w:val="21"/>
+          <w:lang w:eastAsia="en-IN"/>
+        </w:rPr>
+        <w:t>    </w:t>
+      </w:r>
+      <w:r>
+        <w:rPr>
+          <w:rFonts w:ascii="Consolas" w:eastAsia="Times New Roman" w:hAnsi="Consolas" w:cs="Times New Roman"/>
+          <w:color w:val="9CDCFE"/>
+          <w:sz w:val="21"/>
+          <w:szCs w:val="21"/>
+          <w:lang w:eastAsia="en-IN"/>
+        </w:rPr>
+        <w:t>isLoggedIn:</w:t>
+      </w:r>
+      <w:r>
+        <w:rPr>
+          <w:rFonts w:ascii="Consolas" w:eastAsia="Times New Roman" w:hAnsi="Consolas" w:cs="Times New Roman"/>
+          <w:color w:val="D4D4D4"/>
+          <w:sz w:val="21"/>
+          <w:szCs w:val="21"/>
+          <w:lang w:eastAsia="en-IN"/>
+        </w:rPr>
+        <w:t> </w:t>
+      </w:r>
+      <w:r>
+        <w:rPr>
+          <w:rFonts w:ascii="Consolas" w:eastAsia="Times New Roman" w:hAnsi="Consolas" w:cs="Times New Roman"/>
+          <w:color w:val="569CD6"/>
+          <w:sz w:val="21"/>
+          <w:szCs w:val="21"/>
+          <w:lang w:eastAsia="en-IN"/>
+        </w:rPr>
+        <w:t>false</w:t>
+      </w:r>
+    </w:p>
+    <w:p>
+      <w:pPr>
+        <w:shd w:val="clear" w:color="auto" w:fill="1E1E1E"/>
+        <w:spacing w:after="0" w:line="285" w:lineRule="atLeast"/>
+        <w:rPr>
+          <w:rFonts w:ascii="Consolas" w:eastAsia="Times New Roman" w:hAnsi="Consolas" w:cs="Times New Roman"/>
+          <w:color w:val="D4D4D4"/>
+          <w:sz w:val="21"/>
+          <w:szCs w:val="21"/>
+          <w:lang w:eastAsia="en-IN"/>
+        </w:rPr>
+      </w:pPr>
+      <w:r>
+        <w:rPr>
+          <w:rFonts w:ascii="Consolas" w:eastAsia="Times New Roman" w:hAnsi="Consolas" w:cs="Times New Roman"/>
+          <w:color w:val="569CD6"/>
+          <w:sz w:val="21"/>
+          <w:szCs w:val="21"/>
+          <w:lang w:eastAsia="en-IN"/>
+        </w:rPr>
+        <w:t xml:space="preserve">    onLogout: () =&gt; {}</w:t>
+      </w:r>
+    </w:p>
+    <w:p>
+      <w:pPr>
+        <w:shd w:val="clear" w:color="auto" w:fill="1E1E1E"/>
+        <w:spacing w:after="0" w:line="285" w:lineRule="atLeast"/>
+        <w:rPr>
+          <w:rFonts w:ascii="Consolas" w:eastAsia="Times New Roman" w:hAnsi="Consolas" w:cs="Times New Roman"/>
+          <w:color w:val="D4D4D4"/>
+          <w:sz w:val="21"/>
+          <w:szCs w:val="21"/>
+          <w:lang w:eastAsia="en-IN"/>
+        </w:rPr>
+      </w:pPr>
+      <w:r>
+        <w:rPr>
+          <w:rFonts w:ascii="Consolas" w:eastAsia="Times New Roman" w:hAnsi="Consolas" w:cs="Times New Roman"/>
+          <w:color w:val="D4D4D4"/>
+          <w:sz w:val="21"/>
+          <w:szCs w:val="21"/>
+          <w:lang w:eastAsia="en-IN"/>
+        </w:rPr>
+        <w:t>});</w:t>
+      </w:r>
+    </w:p>
+    <w:p>
+      <w:pPr>
+        <w:shd w:val="clear" w:color="auto" w:fill="1E1E1E"/>
+        <w:spacing w:after="0" w:line="285" w:lineRule="atLeast"/>
+        <w:rPr>
+          <w:rFonts w:ascii="Consolas" w:eastAsia="Times New Roman" w:hAnsi="Consolas" w:cs="Times New Roman"/>
+          <w:color w:val="D4D4D4"/>
+          <w:sz w:val="21"/>
+          <w:szCs w:val="21"/>
+          <w:lang w:eastAsia="en-IN"/>
+        </w:rPr>
+      </w:pPr>
+    </w:p>
+    <w:p>
+      <w:pPr>
+        <w:shd w:val="clear" w:color="auto" w:fill="1E1E1E"/>
+        <w:spacing w:after="0" w:line="285" w:lineRule="atLeast"/>
+        <w:rPr>
+          <w:rFonts w:ascii="Consolas" w:eastAsia="Times New Roman" w:hAnsi="Consolas" w:cs="Times New Roman"/>
+          <w:color w:val="D4D4D4"/>
+          <w:sz w:val="21"/>
+          <w:szCs w:val="21"/>
+          <w:lang w:eastAsia="en-IN"/>
+        </w:rPr>
+      </w:pPr>
+      <w:r>
+        <w:rPr>
+          <w:rFonts w:ascii="Consolas" w:eastAsia="Times New Roman" w:hAnsi="Consolas" w:cs="Times New Roman"/>
+          <w:color w:val="C586C0"/>
+          <w:sz w:val="21"/>
+          <w:szCs w:val="21"/>
+          <w:lang w:eastAsia="en-IN"/>
+        </w:rPr>
+        <w:t>export</w:t>
+      </w:r>
+      <w:r>
+        <w:rPr>
+          <w:rFonts w:ascii="Consolas" w:eastAsia="Times New Roman" w:hAnsi="Consolas" w:cs="Times New Roman"/>
+          <w:color w:val="D4D4D4"/>
+          <w:sz w:val="21"/>
+          <w:szCs w:val="21"/>
+          <w:lang w:eastAsia="en-IN"/>
+        </w:rPr>
+        <w:t> </w:t>
+      </w:r>
+      <w:r>
+        <w:rPr>
+          <w:rFonts w:ascii="Consolas" w:eastAsia="Times New Roman" w:hAnsi="Consolas" w:cs="Times New Roman"/>
+          <w:color w:val="C586C0"/>
+          <w:sz w:val="21"/>
+          <w:szCs w:val="21"/>
+          <w:lang w:eastAsia="en-IN"/>
+        </w:rPr>
+        <w:t>default</w:t>
+      </w:r>
+      <w:r>
+        <w:rPr>
+          <w:rFonts w:ascii="Consolas" w:eastAsia="Times New Roman" w:hAnsi="Consolas" w:cs="Times New Roman"/>
+          <w:color w:val="D4D4D4"/>
+          <w:sz w:val="21"/>
+          <w:szCs w:val="21"/>
+          <w:lang w:eastAsia="en-IN"/>
+        </w:rPr>
+        <w:t> </w:t>
+      </w:r>
+      <w:r>
+        <w:rPr>
+          <w:rFonts w:ascii="Consolas" w:eastAsia="Times New Roman" w:hAnsi="Consolas" w:cs="Times New Roman"/>
+          <w:color w:val="4FC1FF"/>
+          <w:sz w:val="21"/>
+          <w:szCs w:val="21"/>
+          <w:lang w:eastAsia="en-IN"/>
+        </w:rPr>
+        <w:t>AuthContext</w:t>
+      </w:r>
+      <w:r>
+        <w:rPr>
+          <w:rFonts w:ascii="Consolas" w:eastAsia="Times New Roman" w:hAnsi="Consolas" w:cs="Times New Roman"/>
+          <w:color w:val="D4D4D4"/>
+          <w:sz w:val="21"/>
+          <w:szCs w:val="21"/>
+          <w:lang w:eastAsia="en-IN"/>
+        </w:rPr>
+        <w:t>;</w:t>
+      </w:r>
+    </w:p>
+    <w:p>
+      <w:pPr>
+        <w:rPr>
+          <w:sz w:val="24"/>
+          <w:szCs w:val="24"/>
+        </w:rPr>
+      </w:pPr>
+    </w:p>
+    <w:p>
+      <w:pPr>
+        <w:rPr>
+          <w:sz w:val="24"/>
+          <w:szCs w:val="24"/>
+        </w:rPr>
+      </w:pPr>
+      <w:r>
+        <w:rPr>
+          <w:sz w:val="24"/>
+          <w:szCs w:val="24"/>
+        </w:rPr>
+        <w:t>14: Did not completely understand video 16. (So we have whole authentication component in the auth-context.js file along with the context)</w:t>
+      </w:r>
+    </w:p>
+    <w:p>
+      <w:pPr>
+        <w:rPr>
+          <w:sz w:val="24"/>
+          <w:szCs w:val="24"/>
+        </w:rPr>
+      </w:pPr>
+      <w:r>
+        <w:rPr>
+          <w:sz w:val="24"/>
+          <w:szCs w:val="24"/>
+        </w:rPr>
+        <w:t>15: Disadvantages of context: NOT optimised for high frequency changes. (VIDEO 17)</w:t>
+      </w:r>
+    </w:p>
+    <w:p>
+      <w:pPr>
+        <w:rPr>
+          <w:sz w:val="24"/>
+          <w:szCs w:val="24"/>
+        </w:rPr>
+      </w:pPr>
+      <w:r>
+        <w:rPr>
+          <w:sz w:val="24"/>
+          <w:szCs w:val="24"/>
+        </w:rPr>
+        <w:t xml:space="preserve">16: </w:t>
+      </w:r>
+    </w:p>
+    <w:p>
+      <w:pPr>
+        <w:rPr>
+          <w:b/>
+          <w:bCs/>
+          <w:sz w:val="24"/>
+          <w:szCs w:val="24"/>
+        </w:rPr>
+      </w:pPr>
+      <w:r>
+        <w:rPr>
+          <w:b/>
+          <w:bCs/>
+          <w:sz w:val="24"/>
+          <w:szCs w:val="24"/>
+        </w:rPr>
+        <w:t>RULE OF HOOKS</w:t>
+      </w:r>
+      <w:r>
+        <w:rPr>
+          <w:b/>
+          <w:bCs/>
+          <w:sz w:val="24"/>
+          <w:szCs w:val="24"/>
+        </w:rPr>
+        <w:t xml:space="preserve"> (React hooks always start with “use”)</w:t>
+      </w:r>
+    </w:p>
+    <w:p>
+      <w:pPr>
+        <w:pStyle w:val="ListParagraph"/>
+        <w:numPr>
+          <w:ilvl w:val="0"/>
+          <w:numId w:val="1"/>
+        </w:numPr>
+        <w:rPr>
+          <w:b/>
+          <w:bCs/>
+          <w:sz w:val="24"/>
+          <w:szCs w:val="24"/>
+        </w:rPr>
+      </w:pPr>
+      <w:r>
+        <w:rPr>
+          <w:b/>
+          <w:bCs/>
+          <w:sz w:val="24"/>
+          <w:szCs w:val="24"/>
+        </w:rPr>
+        <w:t>Always use react hooks in “react function components or custom hooks”. By react function components, we mean the functions which return JSX code or React.createElement()</w:t>
+      </w:r>
+    </w:p>
+    <w:p>
+      <w:pPr>
+        <w:pStyle w:val="ListParagraph"/>
+        <w:numPr>
+          <w:ilvl w:val="0"/>
+          <w:numId w:val="1"/>
+        </w:numPr>
+        <w:rPr>
+          <w:b/>
+          <w:bCs/>
+          <w:sz w:val="24"/>
+          <w:szCs w:val="24"/>
+        </w:rPr>
+      </w:pPr>
+      <w:r>
+        <w:rPr>
+          <w:b/>
+          <w:bCs/>
+          <w:sz w:val="24"/>
+          <w:szCs w:val="24"/>
+        </w:rPr>
+        <w:t>Always call react hooks at the top level (Don’t call them in nested functions, Don’t call them in any block statements (like in if block or else block).</w:t>
+      </w:r>
+    </w:p>
+    <w:p>
+      <w:pPr>
+        <w:ind w:left="360"/>
+        <w:rPr>
+          <w:sz w:val="24"/>
+          <w:szCs w:val="24"/>
+        </w:rPr>
+      </w:pPr>
+      <w:r>
+        <w:rPr>
+          <w:sz w:val="24"/>
+          <w:szCs w:val="24"/>
+        </w:rPr>
+        <w:t>(VIDEO 18)</w:t>
+      </w:r>
+    </w:p>
+    <w:p>
+      <w:pPr>
+        <w:rPr>
+          <w:sz w:val="24"/>
+          <w:szCs w:val="24"/>
+        </w:rPr>
+      </w:pPr>
+      <w:r>
+        <w:rPr>
+          <w:sz w:val="24"/>
+          <w:szCs w:val="24"/>
+        </w:rPr>
+        <w:t xml:space="preserve">17: </w:t>
+      </w:r>
+      <w:r>
+        <w:rPr>
+          <w:sz w:val="24"/>
+          <w:szCs w:val="24"/>
+        </w:rPr>
+        <w:t>VIDEO 20 was not downloaded.</w:t>
+      </w:r>
     </w:p>
     <w:sectPr>
       <w:pgSz w:w="11906" w:h="16838"/>
@@ -10165,6 +14019,103 @@
     </w:sectPr>
   </w:body>
 </w:document>
+</file>
+
+<file path=word/numbering.xml><?xml version="1.0" encoding="utf-8"?>
+<w:numbering xmlns:wpc="http://schemas.microsoft.com/office/word/2010/wordprocessingCanvas" xmlns:cx="http://schemas.microsoft.com/office/drawing/2014/chartex" xmlns:cx1="http://schemas.microsoft.com/office/drawing/2015/9/8/chartex" xmlns:cx2="http://schemas.microsoft.com/office/drawing/2015/10/21/chartex" xmlns:cx3="http://schemas.microsoft.com/office/drawing/2016/5/9/chartex" xmlns:cx4="http://schemas.microsoft.com/office/drawing/2016/5/10/chartex" xmlns:cx5="http://schemas.microsoft.com/office/drawing/2016/5/11/chartex" xmlns:cx6="http://schemas.microsoft.com/office/drawing/2016/5/12/chartex" xmlns:cx7="http://schemas.microsoft.com/office/drawing/2016/5/13/chartex" xmlns:cx8="http://schemas.microsoft.com/office/drawing/2016/5/14/chartex" xmlns:mc="http://schemas.openxmlformats.org/markup-compatibility/2006" xmlns:aink="http://schemas.microsoft.com/office/drawing/2016/ink" xmlns:am3d="http://schemas.microsoft.com/office/drawing/2017/model3d" xmlns:o="urn:schemas-microsoft-com:office:office" xmlns:r="http://schemas.openxmlformats.org/officeDocument/2006/relationships" xmlns:m="http://schemas.openxmlformats.org/officeDocument/2006/math" xmlns:v="urn:schemas-microsoft-com:vml" xmlns:wp14="http://schemas.microsoft.com/office/word/2010/wordprocessingDrawing" xmlns:wp="http://schemas.openxmlformats.org/drawingml/2006/wordprocessingDrawing" xmlns:w10="urn:schemas-microsoft-com:office:word" xmlns:w="http://schemas.openxmlformats.org/wordprocessingml/2006/main" xmlns:w14="http://schemas.microsoft.com/office/word/2010/wordml" xmlns:w15="http://schemas.microsoft.com/office/word/2012/wordml" xmlns:w16cex="http://schemas.microsoft.com/office/word/2018/wordml/cex" xmlns:w16cid="http://schemas.microsoft.com/office/word/2016/wordml/cid" xmlns:w16="http://schemas.microsoft.com/office/word/2018/wordml" xmlns:w16sdtdh="http://schemas.microsoft.com/office/word/2020/wordml/sdtdatahash" xmlns:w16se="http://schemas.microsoft.com/office/word/2015/wordml/symex" xmlns:wpg="http://schemas.microsoft.com/office/word/2010/wordprocessingGroup" xmlns:wpi="http://schemas.microsoft.com/office/word/2010/wordprocessingInk" xmlns:wne="http://schemas.microsoft.com/office/word/2006/wordml" xmlns:wps="http://schemas.microsoft.com/office/word/2010/wordprocessingShape" mc:Ignorable="w14 w15 w16se w16cid w16 w16cex w16sdtdh wp14">
+  <w:abstractNum w:abstractNumId="0" w15:restartNumberingAfterBreak="0">
+    <w:nsid w:val="4C1F76D2"/>
+    <w:multiLevelType w:val="hybridMultilevel"/>
+    <w:tmpl w:val="D832863E"/>
+    <w:lvl w:ilvl="0" w:tplc="40090011">
+      <w:start w:val="1"/>
+      <w:numFmt w:val="decimal"/>
+      <w:lvlText w:val="%1)"/>
+      <w:lvlJc w:val="left"/>
+      <w:pPr>
+        <w:ind w:left="720" w:hanging="360"/>
+      </w:pPr>
+      <w:rPr>
+        <w:rFonts w:hint="default"/>
+      </w:rPr>
+    </w:lvl>
+    <w:lvl w:ilvl="1" w:tplc="40090019" w:tentative="1">
+      <w:start w:val="1"/>
+      <w:numFmt w:val="lowerLetter"/>
+      <w:lvlText w:val="%2."/>
+      <w:lvlJc w:val="left"/>
+      <w:pPr>
+        <w:ind w:left="1440" w:hanging="360"/>
+      </w:pPr>
+    </w:lvl>
+    <w:lvl w:ilvl="2" w:tplc="4009001B" w:tentative="1">
+      <w:start w:val="1"/>
+      <w:numFmt w:val="lowerRoman"/>
+      <w:lvlText w:val="%3."/>
+      <w:lvlJc w:val="right"/>
+      <w:pPr>
+        <w:ind w:left="2160" w:hanging="180"/>
+      </w:pPr>
+    </w:lvl>
+    <w:lvl w:ilvl="3" w:tplc="4009000F" w:tentative="1">
+      <w:start w:val="1"/>
+      <w:numFmt w:val="decimal"/>
+      <w:lvlText w:val="%4."/>
+      <w:lvlJc w:val="left"/>
+      <w:pPr>
+        <w:ind w:left="2880" w:hanging="360"/>
+      </w:pPr>
+    </w:lvl>
+    <w:lvl w:ilvl="4" w:tplc="40090019" w:tentative="1">
+      <w:start w:val="1"/>
+      <w:numFmt w:val="lowerLetter"/>
+      <w:lvlText w:val="%5."/>
+      <w:lvlJc w:val="left"/>
+      <w:pPr>
+        <w:ind w:left="3600" w:hanging="360"/>
+      </w:pPr>
+    </w:lvl>
+    <w:lvl w:ilvl="5" w:tplc="4009001B" w:tentative="1">
+      <w:start w:val="1"/>
+      <w:numFmt w:val="lowerRoman"/>
+      <w:lvlText w:val="%6."/>
+      <w:lvlJc w:val="right"/>
+      <w:pPr>
+        <w:ind w:left="4320" w:hanging="180"/>
+      </w:pPr>
+    </w:lvl>
+    <w:lvl w:ilvl="6" w:tplc="4009000F" w:tentative="1">
+      <w:start w:val="1"/>
+      <w:numFmt w:val="decimal"/>
+      <w:lvlText w:val="%7."/>
+      <w:lvlJc w:val="left"/>
+      <w:pPr>
+        <w:ind w:left="5040" w:hanging="360"/>
+      </w:pPr>
+    </w:lvl>
+    <w:lvl w:ilvl="7" w:tplc="40090019" w:tentative="1">
+      <w:start w:val="1"/>
+      <w:numFmt w:val="lowerLetter"/>
+      <w:lvlText w:val="%8."/>
+      <w:lvlJc w:val="left"/>
+      <w:pPr>
+        <w:ind w:left="5760" w:hanging="360"/>
+      </w:pPr>
+    </w:lvl>
+    <w:lvl w:ilvl="8" w:tplc="4009001B" w:tentative="1">
+      <w:start w:val="1"/>
+      <w:numFmt w:val="lowerRoman"/>
+      <w:lvlText w:val="%9."/>
+      <w:lvlJc w:val="right"/>
+      <w:pPr>
+        <w:ind w:left="6480" w:hanging="180"/>
+      </w:pPr>
+    </w:lvl>
+  </w:abstractNum>
+  <w:num w:numId="1">
+    <w:abstractNumId w:val="0"/>
+  </w:num>
+</w:numbering>
 </file>
 
 <file path=word/styles.xml><?xml version="1.0" encoding="utf-8"?>
@@ -10633,6 +14584,17 @@
     <w:basedOn w:val="DefaultParagraphFont"/>
     <w:rsid w:val="00BD1BF4"/>
   </w:style>
+  <w:style w:type="paragraph" w:styleId="ListParagraph">
+    <w:name w:val="List Paragraph"/>
+    <w:basedOn w:val="Normal"/>
+    <w:uiPriority w:val="34"/>
+    <w:qFormat/>
+    <w:rsid w:val="002763FC"/>
+    <w:pPr>
+      <w:ind w:left="720"/>
+      <w:contextualSpacing/>
+    </w:pPr>
+  </w:style>
 </w:styles>
 </file>
 

--- a/Learnings.docx
+++ b/Learnings.docx
@@ -86,7 +86,23 @@
           <w:sz w:val="24"/>
           <w:szCs w:val="24"/>
         </w:rPr>
-        <w:t xml:space="preserve"> When we open our react app, the code in the index.js file is excecuted.</w:t>
+        <w:t xml:space="preserve"> When we open our react app, the code in the index.js file is </w:t>
+      </w:r>
+      <w:proofErr w:type="spellStart"/>
+      <w:r>
+        <w:rPr>
+          <w:sz w:val="24"/>
+          <w:szCs w:val="24"/>
+        </w:rPr>
+        <w:t>excecuted</w:t>
+      </w:r>
+      <w:proofErr w:type="spellEnd"/>
+      <w:r>
+        <w:rPr>
+          <w:sz w:val="24"/>
+          <w:szCs w:val="24"/>
+        </w:rPr>
+        <w:t>.</w:t>
       </w:r>
     </w:p>
     <w:p>
@@ -108,7 +124,55 @@
           <w:sz w:val="24"/>
           <w:szCs w:val="24"/>
         </w:rPr>
-        <w:t xml:space="preserve"> (Not necessarily JSX code…we can also use the React.createElement function. Actually, behind the scenes, React converts the JSX code to the createElement function)</w:t>
+        <w:t xml:space="preserve"> (Not necessarily JSX code…we can also use the </w:t>
+      </w:r>
+      <w:proofErr w:type="spellStart"/>
+      <w:r>
+        <w:rPr>
+          <w:sz w:val="24"/>
+          <w:szCs w:val="24"/>
+        </w:rPr>
+        <w:t>React.createElement</w:t>
+      </w:r>
+      <w:proofErr w:type="spellEnd"/>
+      <w:r>
+        <w:rPr>
+          <w:sz w:val="24"/>
+          <w:szCs w:val="24"/>
+        </w:rPr>
+        <w:t xml:space="preserve"> function. Actually, behind the scenes, </w:t>
+      </w:r>
+      <w:proofErr w:type="gramStart"/>
+      <w:r>
+        <w:rPr>
+          <w:sz w:val="24"/>
+          <w:szCs w:val="24"/>
+        </w:rPr>
+        <w:t>React</w:t>
+      </w:r>
+      <w:proofErr w:type="gramEnd"/>
+      <w:r>
+        <w:rPr>
+          <w:sz w:val="24"/>
+          <w:szCs w:val="24"/>
+        </w:rPr>
+        <w:t xml:space="preserve"> converts the JSX code to the </w:t>
+      </w:r>
+      <w:proofErr w:type="spellStart"/>
+      <w:r>
+        <w:rPr>
+          <w:sz w:val="24"/>
+          <w:szCs w:val="24"/>
+        </w:rPr>
+        <w:t>createElement</w:t>
+      </w:r>
+      <w:proofErr w:type="spellEnd"/>
+      <w:r>
+        <w:rPr>
+          <w:sz w:val="24"/>
+          <w:szCs w:val="24"/>
+        </w:rPr>
+        <w:t xml:space="preserve"> function)</w:t>
       </w:r>
     </w:p>
     <w:p>
@@ -138,7 +202,57 @@
           <w:sz w:val="24"/>
           <w:szCs w:val="24"/>
         </w:rPr>
-        <w:t>4: We can also make a custom html component, but to display elements inside the custom component, we would have to use special keyword: {props.children} and to use the className, we would have to use {props.className} in the component.js file.</w:t>
+        <w:t>4: We can also make a custom html component, but to display elements inside the custom component, we would have to use special keyword: {</w:t>
+      </w:r>
+      <w:proofErr w:type="spellStart"/>
+      <w:proofErr w:type="gramStart"/>
+      <w:r>
+        <w:rPr>
+          <w:sz w:val="24"/>
+          <w:szCs w:val="24"/>
+        </w:rPr>
+        <w:t>props.children</w:t>
+      </w:r>
+      <w:proofErr w:type="spellEnd"/>
+      <w:proofErr w:type="gramEnd"/>
+      <w:r>
+        <w:rPr>
+          <w:sz w:val="24"/>
+          <w:szCs w:val="24"/>
+        </w:rPr>
+        <w:t xml:space="preserve">} and to use the </w:t>
+      </w:r>
+      <w:proofErr w:type="spellStart"/>
+      <w:r>
+        <w:rPr>
+          <w:sz w:val="24"/>
+          <w:szCs w:val="24"/>
+        </w:rPr>
+        <w:t>className</w:t>
+      </w:r>
+      <w:proofErr w:type="spellEnd"/>
+      <w:r>
+        <w:rPr>
+          <w:sz w:val="24"/>
+          <w:szCs w:val="24"/>
+        </w:rPr>
+        <w:t>, we would have to use {</w:t>
+      </w:r>
+      <w:proofErr w:type="spellStart"/>
+      <w:r>
+        <w:rPr>
+          <w:sz w:val="24"/>
+          <w:szCs w:val="24"/>
+        </w:rPr>
+        <w:t>props.className</w:t>
+      </w:r>
+      <w:proofErr w:type="spellEnd"/>
+      <w:r>
+        <w:rPr>
+          <w:sz w:val="24"/>
+          <w:szCs w:val="24"/>
+        </w:rPr>
+        <w:t>} in the component.js file.</w:t>
       </w:r>
     </w:p>
     <w:p>
@@ -182,15 +296,49 @@
           <w:sz w:val="24"/>
           <w:szCs w:val="24"/>
         </w:rPr>
-        <w:t>6: The reason for using a single wrapper in the return statement of JSX code is that when we run this code, the react library runs React.createElement(</w:t>
-      </w:r>
-      <w:r>
-        <w:rPr>
-          <w:sz w:val="24"/>
-          <w:szCs w:val="24"/>
-        </w:rPr>
-        <w:t>tagName, attributes, contentsOfTheTag</w:t>
-      </w:r>
+        <w:t xml:space="preserve">6: The reason for using a single wrapper in the return statement of JSX code is that when we run this code, the react library runs </w:t>
+      </w:r>
+      <w:proofErr w:type="spellStart"/>
+      <w:r>
+        <w:rPr>
+          <w:sz w:val="24"/>
+          <w:szCs w:val="24"/>
+        </w:rPr>
+        <w:t>React.createElement</w:t>
+      </w:r>
+      <w:proofErr w:type="spellEnd"/>
+      <w:r>
+        <w:rPr>
+          <w:sz w:val="24"/>
+          <w:szCs w:val="24"/>
+        </w:rPr>
+        <w:t>(</w:t>
+      </w:r>
+      <w:proofErr w:type="spellStart"/>
+      <w:r>
+        <w:rPr>
+          <w:sz w:val="24"/>
+          <w:szCs w:val="24"/>
+        </w:rPr>
+        <w:t>tagName</w:t>
+      </w:r>
+      <w:proofErr w:type="spellEnd"/>
+      <w:r>
+        <w:rPr>
+          <w:sz w:val="24"/>
+          <w:szCs w:val="24"/>
+        </w:rPr>
+        <w:t xml:space="preserve">, attributes, </w:t>
+      </w:r>
+      <w:proofErr w:type="spellStart"/>
+      <w:r>
+        <w:rPr>
+          <w:sz w:val="24"/>
+          <w:szCs w:val="24"/>
+        </w:rPr>
+        <w:t>contentsOfTheTag</w:t>
+      </w:r>
+      <w:proofErr w:type="spellEnd"/>
       <w:r>
         <w:rPr>
           <w:sz w:val="24"/>
@@ -203,14 +351,46 @@
           <w:sz w:val="24"/>
           <w:szCs w:val="24"/>
         </w:rPr>
-        <w:t>. So, It must have a single wrapper.</w:t>
-      </w:r>
-      <w:r>
-        <w:rPr>
-          <w:sz w:val="24"/>
-          <w:szCs w:val="24"/>
-        </w:rPr>
-        <w:t xml:space="preserve"> Thus the JSX code is not necessary but for making more readable code, we use JSX</w:t>
+        <w:t xml:space="preserve">. So, </w:t>
+      </w:r>
+      <w:proofErr w:type="gramStart"/>
+      <w:r>
+        <w:rPr>
+          <w:sz w:val="24"/>
+          <w:szCs w:val="24"/>
+        </w:rPr>
+        <w:t>It</w:t>
+      </w:r>
+      <w:proofErr w:type="gramEnd"/>
+      <w:r>
+        <w:rPr>
+          <w:sz w:val="24"/>
+          <w:szCs w:val="24"/>
+        </w:rPr>
+        <w:t xml:space="preserve"> must have a single wrapper.</w:t>
+      </w:r>
+      <w:r>
+        <w:rPr>
+          <w:sz w:val="24"/>
+          <w:szCs w:val="24"/>
+        </w:rPr>
+        <w:t xml:space="preserve"> </w:t>
+      </w:r>
+      <w:proofErr w:type="gramStart"/>
+      <w:r>
+        <w:rPr>
+          <w:sz w:val="24"/>
+          <w:szCs w:val="24"/>
+        </w:rPr>
+        <w:t>Thus</w:t>
+      </w:r>
+      <w:proofErr w:type="gramEnd"/>
+      <w:r>
+        <w:rPr>
+          <w:sz w:val="24"/>
+          <w:szCs w:val="24"/>
+        </w:rPr>
+        <w:t xml:space="preserve"> the JSX code is not necessary but for making more readable code, we use JSX</w:t>
       </w:r>
     </w:p>
     <w:p>
@@ -274,6 +454,8 @@
     <w:p>
       <w:pPr>
         <w:rPr>
+          <w:b/>
+          <w:bCs/>
           <w:sz w:val="24"/>
           <w:szCs w:val="24"/>
         </w:rPr>
@@ -297,7 +479,120 @@
           <w:sz w:val="24"/>
           <w:szCs w:val="24"/>
         </w:rPr>
-        <w:t xml:space="preserve"> that function’s name with “Handler”. (Eg: If you are writing a function that is triggered by the onclick event of a button, you can name the function clickHandler)</w:t>
+        <w:t xml:space="preserve"> that function’s name with “Handler”. (</w:t>
+      </w:r>
+      <w:proofErr w:type="spellStart"/>
+      <w:r>
+        <w:rPr>
+          <w:sz w:val="24"/>
+          <w:szCs w:val="24"/>
+        </w:rPr>
+        <w:t>Eg</w:t>
+      </w:r>
+      <w:proofErr w:type="spellEnd"/>
+      <w:r>
+        <w:rPr>
+          <w:sz w:val="24"/>
+          <w:szCs w:val="24"/>
+        </w:rPr>
+        <w:t xml:space="preserve">: If you are writing a function that is triggered by the onclick event of a button, you can name the function </w:t>
+      </w:r>
+      <w:proofErr w:type="spellStart"/>
+      <w:proofErr w:type="gramStart"/>
+      <w:r>
+        <w:rPr>
+          <w:sz w:val="24"/>
+          <w:szCs w:val="24"/>
+        </w:rPr>
+        <w:t>clickHandler</w:t>
+      </w:r>
+      <w:proofErr w:type="spellEnd"/>
+      <w:r>
+        <w:rPr>
+          <w:sz w:val="24"/>
+          <w:szCs w:val="24"/>
+        </w:rPr>
+        <w:t>)</w:t>
+      </w:r>
+      <w:r>
+        <w:rPr>
+          <w:sz w:val="24"/>
+          <w:szCs w:val="24"/>
+        </w:rPr>
+        <w:t xml:space="preserve">   </w:t>
+      </w:r>
+      <w:proofErr w:type="gramEnd"/>
+      <w:r>
+        <w:rPr>
+          <w:sz w:val="24"/>
+          <w:szCs w:val="24"/>
+        </w:rPr>
+        <w:t xml:space="preserve">                                                         </w:t>
+      </w:r>
+      <w:proofErr w:type="spellStart"/>
+      <w:r>
+        <w:rPr>
+          <w:b/>
+          <w:bCs/>
+          <w:sz w:val="24"/>
+          <w:szCs w:val="24"/>
+        </w:rPr>
+        <w:t>onClick</w:t>
+      </w:r>
+      <w:proofErr w:type="spellEnd"/>
+      <w:r>
+        <w:rPr>
+          <w:b/>
+          <w:bCs/>
+          <w:sz w:val="24"/>
+          <w:szCs w:val="24"/>
+        </w:rPr>
+        <w:t xml:space="preserve"> </w:t>
+      </w:r>
+      <w:r>
+        <w:rPr>
+          <w:sz w:val="24"/>
+          <w:szCs w:val="24"/>
+        </w:rPr>
+        <w:t xml:space="preserve">(This type of function should start with “on”) </w:t>
+      </w:r>
+      <w:r>
+        <w:rPr>
+          <w:b/>
+          <w:bCs/>
+          <w:sz w:val="24"/>
+          <w:szCs w:val="24"/>
+        </w:rPr>
+        <w:t>= {</w:t>
+      </w:r>
+      <w:proofErr w:type="spellStart"/>
+      <w:r>
+        <w:rPr>
+          <w:b/>
+          <w:bCs/>
+          <w:sz w:val="24"/>
+          <w:szCs w:val="24"/>
+        </w:rPr>
+        <w:t>clickHandler</w:t>
+      </w:r>
+      <w:proofErr w:type="spellEnd"/>
+      <w:r>
+        <w:rPr>
+          <w:b/>
+          <w:bCs/>
+          <w:sz w:val="24"/>
+          <w:szCs w:val="24"/>
+        </w:rPr>
+        <w:t>}</w:t>
+      </w:r>
+      <w:r>
+        <w:rPr>
+          <w:b/>
+          <w:bCs/>
+          <w:sz w:val="24"/>
+          <w:szCs w:val="24"/>
+        </w:rPr>
+        <w:t xml:space="preserve"> </w:t>
       </w:r>
     </w:p>
     <w:p>
@@ -347,29 +642,111 @@
           <w:sz w:val="24"/>
           <w:szCs w:val="24"/>
         </w:rPr>
-        <w:t xml:space="preserve"> (See chapter 4 video 3 for more context). So to update our page, we need a concept called state.</w:t>
-      </w:r>
-    </w:p>
-    <w:p>
-      <w:pPr>
-        <w:rPr>
-          <w:sz w:val="24"/>
-          <w:szCs w:val="24"/>
-        </w:rPr>
-      </w:pPr>
-      <w:r>
-        <w:rPr>
-          <w:sz w:val="24"/>
-          <w:szCs w:val="24"/>
-        </w:rPr>
-        <w:t xml:space="preserve">4: To call the component function again when we want to display our updated page, we use useState() method </w:t>
-      </w:r>
-      <w:r>
-        <w:rPr>
-          <w:sz w:val="24"/>
-          <w:szCs w:val="24"/>
-        </w:rPr>
-        <w:t xml:space="preserve">from the react library. The useState() function must be inside the main component function and it must not be inside the nested functions. The useState function takes an argument. The argument can be anything which we want to update. The useState </w:t>
+        <w:t xml:space="preserve"> (See chapter 4 video 3 for more context). </w:t>
+      </w:r>
+      <w:proofErr w:type="gramStart"/>
+      <w:r>
+        <w:rPr>
+          <w:sz w:val="24"/>
+          <w:szCs w:val="24"/>
+        </w:rPr>
+        <w:t>So</w:t>
+      </w:r>
+      <w:proofErr w:type="gramEnd"/>
+      <w:r>
+        <w:rPr>
+          <w:sz w:val="24"/>
+          <w:szCs w:val="24"/>
+        </w:rPr>
+        <w:t xml:space="preserve"> to update our page, we need a concept called state.</w:t>
+      </w:r>
+    </w:p>
+    <w:p>
+      <w:pPr>
+        <w:rPr>
+          <w:sz w:val="24"/>
+          <w:szCs w:val="24"/>
+        </w:rPr>
+      </w:pPr>
+      <w:r>
+        <w:rPr>
+          <w:sz w:val="24"/>
+          <w:szCs w:val="24"/>
+        </w:rPr>
+        <w:t xml:space="preserve">4: To call the component function again when we want to display our updated page, we use </w:t>
+      </w:r>
+      <w:proofErr w:type="spellStart"/>
+      <w:proofErr w:type="gramStart"/>
+      <w:r>
+        <w:rPr>
+          <w:sz w:val="24"/>
+          <w:szCs w:val="24"/>
+        </w:rPr>
+        <w:t>useState</w:t>
+      </w:r>
+      <w:proofErr w:type="spellEnd"/>
+      <w:r>
+        <w:rPr>
+          <w:sz w:val="24"/>
+          <w:szCs w:val="24"/>
+        </w:rPr>
+        <w:t>(</w:t>
+      </w:r>
+      <w:proofErr w:type="gramEnd"/>
+      <w:r>
+        <w:rPr>
+          <w:sz w:val="24"/>
+          <w:szCs w:val="24"/>
+        </w:rPr>
+        <w:t xml:space="preserve">) method </w:t>
+      </w:r>
+      <w:r>
+        <w:rPr>
+          <w:sz w:val="24"/>
+          <w:szCs w:val="24"/>
+        </w:rPr>
+        <w:t xml:space="preserve">from the react library. The </w:t>
+      </w:r>
+      <w:proofErr w:type="spellStart"/>
+      <w:proofErr w:type="gramStart"/>
+      <w:r>
+        <w:rPr>
+          <w:sz w:val="24"/>
+          <w:szCs w:val="24"/>
+        </w:rPr>
+        <w:t>useState</w:t>
+      </w:r>
+      <w:proofErr w:type="spellEnd"/>
+      <w:r>
+        <w:rPr>
+          <w:sz w:val="24"/>
+          <w:szCs w:val="24"/>
+        </w:rPr>
+        <w:t>(</w:t>
+      </w:r>
+      <w:proofErr w:type="gramEnd"/>
+      <w:r>
+        <w:rPr>
+          <w:sz w:val="24"/>
+          <w:szCs w:val="24"/>
+        </w:rPr>
+        <w:t xml:space="preserve">) function must be inside the main component function and it must not be inside the nested functions. The </w:t>
+      </w:r>
+      <w:proofErr w:type="spellStart"/>
+      <w:r>
+        <w:rPr>
+          <w:sz w:val="24"/>
+          <w:szCs w:val="24"/>
+        </w:rPr>
+        <w:t>useState</w:t>
+      </w:r>
+      <w:proofErr w:type="spellEnd"/>
+      <w:r>
+        <w:rPr>
+          <w:sz w:val="24"/>
+          <w:szCs w:val="24"/>
+        </w:rPr>
+        <w:t xml:space="preserve"> function </w:t>
       </w:r>
       <w:r>
         <w:rPr>
@@ -377,7 +754,23 @@
           <w:szCs w:val="24"/>
         </w:rPr>
         <w:lastRenderedPageBreak/>
-        <w:t>function then returns an array of 2 elements. First element being the value of the argument which we want to change and the 2</w:t>
+        <w:t xml:space="preserve">takes an argument. The argument can be anything which we want to update. The </w:t>
+      </w:r>
+      <w:proofErr w:type="spellStart"/>
+      <w:r>
+        <w:rPr>
+          <w:sz w:val="24"/>
+          <w:szCs w:val="24"/>
+        </w:rPr>
+        <w:t>useState</w:t>
+      </w:r>
+      <w:proofErr w:type="spellEnd"/>
+      <w:r>
+        <w:rPr>
+          <w:sz w:val="24"/>
+          <w:szCs w:val="24"/>
+        </w:rPr>
+        <w:t xml:space="preserve"> function then returns an array of 2 elements. First element being the value of the argument which we want to change and the 2</w:t>
       </w:r>
       <w:r>
         <w:rPr>
@@ -407,7 +800,87 @@
           <w:sz w:val="24"/>
           <w:szCs w:val="24"/>
         </w:rPr>
-        <w:t>5. Why are we using const variables for the setState method when the value is being updated? We see that when we use the useState method, the component function is CALLED again, and then the useState method assigns the updated value to the new const variable.</w:t>
+        <w:t xml:space="preserve">5. Why are we using </w:t>
+      </w:r>
+      <w:proofErr w:type="spellStart"/>
+      <w:r>
+        <w:rPr>
+          <w:sz w:val="24"/>
+          <w:szCs w:val="24"/>
+        </w:rPr>
+        <w:t>const</w:t>
+      </w:r>
+      <w:proofErr w:type="spellEnd"/>
+      <w:r>
+        <w:rPr>
+          <w:sz w:val="24"/>
+          <w:szCs w:val="24"/>
+        </w:rPr>
+        <w:t xml:space="preserve"> variables for the </w:t>
+      </w:r>
+      <w:proofErr w:type="spellStart"/>
+      <w:r>
+        <w:rPr>
+          <w:sz w:val="24"/>
+          <w:szCs w:val="24"/>
+        </w:rPr>
+        <w:t>setState</w:t>
+      </w:r>
+      <w:proofErr w:type="spellEnd"/>
+      <w:r>
+        <w:rPr>
+          <w:sz w:val="24"/>
+          <w:szCs w:val="24"/>
+        </w:rPr>
+        <w:t xml:space="preserve"> method when the value is being updated? We see that when we use the </w:t>
+      </w:r>
+      <w:proofErr w:type="spellStart"/>
+      <w:r>
+        <w:rPr>
+          <w:sz w:val="24"/>
+          <w:szCs w:val="24"/>
+        </w:rPr>
+        <w:t>useState</w:t>
+      </w:r>
+      <w:proofErr w:type="spellEnd"/>
+      <w:r>
+        <w:rPr>
+          <w:sz w:val="24"/>
+          <w:szCs w:val="24"/>
+        </w:rPr>
+        <w:t xml:space="preserve"> method, the component function is CALLED again, and then the </w:t>
+      </w:r>
+      <w:proofErr w:type="spellStart"/>
+      <w:r>
+        <w:rPr>
+          <w:sz w:val="24"/>
+          <w:szCs w:val="24"/>
+        </w:rPr>
+        <w:t>useState</w:t>
+      </w:r>
+      <w:proofErr w:type="spellEnd"/>
+      <w:r>
+        <w:rPr>
+          <w:sz w:val="24"/>
+          <w:szCs w:val="24"/>
+        </w:rPr>
+        <w:t xml:space="preserve"> method assigns the updated value to the new </w:t>
+      </w:r>
+      <w:proofErr w:type="spellStart"/>
+      <w:r>
+        <w:rPr>
+          <w:sz w:val="24"/>
+          <w:szCs w:val="24"/>
+        </w:rPr>
+        <w:t>const</w:t>
+      </w:r>
+      <w:proofErr w:type="spellEnd"/>
+      <w:r>
+        <w:rPr>
+          <w:sz w:val="24"/>
+          <w:szCs w:val="24"/>
+        </w:rPr>
+        <w:t xml:space="preserve"> variable.</w:t>
       </w:r>
       <w:r>
         <w:rPr>
@@ -435,44 +908,149 @@
           <w:sz w:val="24"/>
           <w:szCs w:val="24"/>
         </w:rPr>
-        <w:t>. The variable returned by the useState method is a STATE variable and normally variables disappear after function ends but state variable is preserved by the react.</w:t>
-      </w:r>
-    </w:p>
-    <w:p>
-      <w:pPr>
-        <w:rPr>
-          <w:sz w:val="24"/>
-          <w:szCs w:val="24"/>
-        </w:rPr>
-      </w:pPr>
-      <w:r>
-        <w:rPr>
-          <w:sz w:val="24"/>
-          <w:szCs w:val="24"/>
-        </w:rPr>
-        <w:t xml:space="preserve">6: Note that the setState method is asynchronous. </w:t>
-      </w:r>
-      <w:r>
-        <w:rPr>
-          <w:sz w:val="24"/>
-          <w:szCs w:val="24"/>
-        </w:rPr>
-        <w:t>React intentionally “waits” until all components call setState() in their event handlers before starting to re-render. This boosts performance by avoiding unnecessary re-renders.</w:t>
-      </w:r>
-    </w:p>
-    <w:p>
-      <w:pPr>
-        <w:rPr>
-          <w:sz w:val="24"/>
-          <w:szCs w:val="24"/>
-        </w:rPr>
-      </w:pPr>
-      <w:r>
-        <w:rPr>
-          <w:sz w:val="24"/>
-          <w:szCs w:val="24"/>
-        </w:rPr>
-        <w:t>7: IMPORTANT RULE: Whenever our state depends on prev state, use function inside the setState method which passes the prev state parameter. The reason for this is that React schedules state updates, and if we change states many times, we could be depending on an outdated state or an incorrect state. (DID NOT UNDERSTAND IT COMPLETELY. MODULE 4: VIDEO 11)</w:t>
+        <w:t xml:space="preserve">. The variable returned by the </w:t>
+      </w:r>
+      <w:proofErr w:type="spellStart"/>
+      <w:r>
+        <w:rPr>
+          <w:sz w:val="24"/>
+          <w:szCs w:val="24"/>
+        </w:rPr>
+        <w:t>useState</w:t>
+      </w:r>
+      <w:proofErr w:type="spellEnd"/>
+      <w:r>
+        <w:rPr>
+          <w:sz w:val="24"/>
+          <w:szCs w:val="24"/>
+        </w:rPr>
+        <w:t xml:space="preserve"> method is a STATE variable and normally variables disappear after function ends but state variable is preserved by the react.</w:t>
+      </w:r>
+    </w:p>
+    <w:p>
+      <w:pPr>
+        <w:rPr>
+          <w:sz w:val="24"/>
+          <w:szCs w:val="24"/>
+        </w:rPr>
+      </w:pPr>
+      <w:r>
+        <w:rPr>
+          <w:sz w:val="24"/>
+          <w:szCs w:val="24"/>
+        </w:rPr>
+        <w:t xml:space="preserve">6: Note that the </w:t>
+      </w:r>
+      <w:proofErr w:type="spellStart"/>
+      <w:r>
+        <w:rPr>
+          <w:sz w:val="24"/>
+          <w:szCs w:val="24"/>
+        </w:rPr>
+        <w:t>setState</w:t>
+      </w:r>
+      <w:proofErr w:type="spellEnd"/>
+      <w:r>
+        <w:rPr>
+          <w:sz w:val="24"/>
+          <w:szCs w:val="24"/>
+        </w:rPr>
+        <w:t xml:space="preserve"> method is asynchronous. </w:t>
+      </w:r>
+      <w:r>
+        <w:rPr>
+          <w:sz w:val="24"/>
+          <w:szCs w:val="24"/>
+        </w:rPr>
+        <w:t xml:space="preserve">React intentionally “waits” until all components call </w:t>
+      </w:r>
+      <w:proofErr w:type="spellStart"/>
+      <w:proofErr w:type="gramStart"/>
+      <w:r>
+        <w:rPr>
+          <w:sz w:val="24"/>
+          <w:szCs w:val="24"/>
+        </w:rPr>
+        <w:t>setState</w:t>
+      </w:r>
+      <w:proofErr w:type="spellEnd"/>
+      <w:r>
+        <w:rPr>
+          <w:sz w:val="24"/>
+          <w:szCs w:val="24"/>
+        </w:rPr>
+        <w:t>(</w:t>
+      </w:r>
+      <w:proofErr w:type="gramEnd"/>
+      <w:r>
+        <w:rPr>
+          <w:sz w:val="24"/>
+          <w:szCs w:val="24"/>
+        </w:rPr>
+        <w:t>) in their event handlers before starting to re-render. This boosts performance by avoiding unnecessary re-renders.</w:t>
+      </w:r>
+    </w:p>
+    <w:p>
+      <w:pPr>
+        <w:rPr>
+          <w:sz w:val="24"/>
+          <w:szCs w:val="24"/>
+        </w:rPr>
+      </w:pPr>
+      <w:r>
+        <w:rPr>
+          <w:sz w:val="24"/>
+          <w:szCs w:val="24"/>
+        </w:rPr>
+        <w:t xml:space="preserve">7: IMPORTANT RULE: Whenever our state depends on </w:t>
+      </w:r>
+      <w:proofErr w:type="spellStart"/>
+      <w:r>
+        <w:rPr>
+          <w:sz w:val="24"/>
+          <w:szCs w:val="24"/>
+        </w:rPr>
+        <w:t>prev</w:t>
+      </w:r>
+      <w:proofErr w:type="spellEnd"/>
+      <w:r>
+        <w:rPr>
+          <w:sz w:val="24"/>
+          <w:szCs w:val="24"/>
+        </w:rPr>
+        <w:t xml:space="preserve"> state, use function inside the </w:t>
+      </w:r>
+      <w:proofErr w:type="spellStart"/>
+      <w:r>
+        <w:rPr>
+          <w:sz w:val="24"/>
+          <w:szCs w:val="24"/>
+        </w:rPr>
+        <w:t>setState</w:t>
+      </w:r>
+      <w:proofErr w:type="spellEnd"/>
+      <w:r>
+        <w:rPr>
+          <w:sz w:val="24"/>
+          <w:szCs w:val="24"/>
+        </w:rPr>
+        <w:t xml:space="preserve"> method which passes the </w:t>
+      </w:r>
+      <w:proofErr w:type="spellStart"/>
+      <w:r>
+        <w:rPr>
+          <w:sz w:val="24"/>
+          <w:szCs w:val="24"/>
+        </w:rPr>
+        <w:t>prev</w:t>
+      </w:r>
+      <w:proofErr w:type="spellEnd"/>
+      <w:r>
+        <w:rPr>
+          <w:sz w:val="24"/>
+          <w:szCs w:val="24"/>
+        </w:rPr>
+        <w:t xml:space="preserve"> state parameter. The reason for this is that React schedules state updates, and if we change states many times, we could be depending on an outdated state or an incorrect state. (DID NOT UNDERSTAND IT COMPLETELY. MODULE 4: VIDEO 11)</w:t>
       </w:r>
     </w:p>
     <w:p>
@@ -488,6 +1066,13 @@
           <w:szCs w:val="24"/>
         </w:rPr>
         <w:t>8: Passing data from child to parent. Normally we transfer data from parent component to child component using props. But to send data in the reverse direction, we use the help of a function we write in the parent component and call that function in the child component using props and pass in the data as an argument to that function.</w:t>
+      </w:r>
+      <w:r>
+        <w:rPr>
+          <w:sz w:val="24"/>
+          <w:szCs w:val="24"/>
+        </w:rPr>
+        <w:t xml:space="preserve"> (THIS IS CALLED “LIFTING THE STATE UP”)</w:t>
       </w:r>
     </w:p>
     <w:p>
@@ -530,7 +1115,23 @@
           <w:sz w:val="24"/>
           <w:szCs w:val="24"/>
         </w:rPr>
-        <w:t>1: React is capable of rendering an array of JSX elements. Eg: In your return statement of functional components, the following will work</w:t>
+        <w:t xml:space="preserve">1: React is capable of rendering an array of JSX elements. </w:t>
+      </w:r>
+      <w:proofErr w:type="spellStart"/>
+      <w:r>
+        <w:rPr>
+          <w:sz w:val="24"/>
+          <w:szCs w:val="24"/>
+        </w:rPr>
+        <w:t>Eg</w:t>
+      </w:r>
+      <w:proofErr w:type="spellEnd"/>
+      <w:r>
+        <w:rPr>
+          <w:sz w:val="24"/>
+          <w:szCs w:val="24"/>
+        </w:rPr>
+        <w:t>: In your return statement of functional components, the following will work</w:t>
       </w:r>
     </w:p>
     <w:p>
@@ -570,6 +1171,7 @@
           <w:szCs w:val="24"/>
         </w:rPr>
       </w:pPr>
+      <w:proofErr w:type="gramStart"/>
       <w:r>
         <w:rPr>
           <w:sz w:val="24"/>
@@ -584,6 +1186,7 @@
         </w:rPr>
         <w:t>eturn(</w:t>
       </w:r>
+      <w:proofErr w:type="gramEnd"/>
     </w:p>
     <w:p>
       <w:pPr>
@@ -690,23 +1293,57 @@
           <w:sz w:val="24"/>
           <w:szCs w:val="24"/>
         </w:rPr>
-        <w:t>2: So if we need to display a dynamic array of objects, we can use array.map() method in the JSX code which takes in a function and applies that function to every element of the array and returns an array</w:t>
-      </w:r>
-    </w:p>
-    <w:p>
-      <w:pPr>
-        <w:rPr>
-          <w:sz w:val="24"/>
-          <w:szCs w:val="24"/>
-        </w:rPr>
-      </w:pPr>
-      <w:r>
-        <w:rPr>
-          <w:sz w:val="24"/>
-          <w:szCs w:val="24"/>
-        </w:rPr>
         <w:lastRenderedPageBreak/>
-        <w:t>Eg: arr1 = [1, 2, 3, 4]</w:t>
+        <w:t xml:space="preserve">2: So if we need to display a dynamic array of objects, we can use </w:t>
+      </w:r>
+      <w:proofErr w:type="spellStart"/>
+      <w:proofErr w:type="gramStart"/>
+      <w:r>
+        <w:rPr>
+          <w:sz w:val="24"/>
+          <w:szCs w:val="24"/>
+        </w:rPr>
+        <w:t>array.map</w:t>
+      </w:r>
+      <w:proofErr w:type="spellEnd"/>
+      <w:r>
+        <w:rPr>
+          <w:sz w:val="24"/>
+          <w:szCs w:val="24"/>
+        </w:rPr>
+        <w:t>(</w:t>
+      </w:r>
+      <w:proofErr w:type="gramEnd"/>
+      <w:r>
+        <w:rPr>
+          <w:sz w:val="24"/>
+          <w:szCs w:val="24"/>
+        </w:rPr>
+        <w:t>) method in the JSX code which takes in a function and applies that function to every element of the array and returns an array</w:t>
+      </w:r>
+    </w:p>
+    <w:p>
+      <w:pPr>
+        <w:rPr>
+          <w:sz w:val="24"/>
+          <w:szCs w:val="24"/>
+        </w:rPr>
+      </w:pPr>
+      <w:proofErr w:type="spellStart"/>
+      <w:r>
+        <w:rPr>
+          <w:sz w:val="24"/>
+          <w:szCs w:val="24"/>
+        </w:rPr>
+        <w:t>Eg</w:t>
+      </w:r>
+      <w:proofErr w:type="spellEnd"/>
+      <w:r>
+        <w:rPr>
+          <w:sz w:val="24"/>
+          <w:szCs w:val="24"/>
+        </w:rPr>
+        <w:t>: arr1 = [1, 2, 3, 4]</w:t>
       </w:r>
     </w:p>
     <w:p>
@@ -836,22 +1473,102 @@
           <w:sz w:val="24"/>
           <w:szCs w:val="24"/>
         </w:rPr>
-        <w:t>5: Setting styles dynamically using the style prop. The style prop requires an javascript object which will override the default style properties</w:t>
-      </w:r>
-    </w:p>
-    <w:p>
-      <w:pPr>
-        <w:rPr>
-          <w:sz w:val="24"/>
-          <w:szCs w:val="24"/>
-        </w:rPr>
-      </w:pPr>
-      <w:r>
-        <w:rPr>
-          <w:sz w:val="24"/>
-          <w:szCs w:val="24"/>
-        </w:rPr>
-        <w:t>&lt;div className = ‘chart-bar__fill’, style = {{height: 20px}}&gt; &lt;/div&gt;. The height of 20px will override the height in the css file. (Chapter 5: Video 8)</w:t>
+        <w:t xml:space="preserve">5: Setting styles dynamically using the style prop. The style prop requires </w:t>
+      </w:r>
+      <w:proofErr w:type="gramStart"/>
+      <w:r>
+        <w:rPr>
+          <w:sz w:val="24"/>
+          <w:szCs w:val="24"/>
+        </w:rPr>
+        <w:t>an</w:t>
+      </w:r>
+      <w:proofErr w:type="gramEnd"/>
+      <w:r>
+        <w:rPr>
+          <w:sz w:val="24"/>
+          <w:szCs w:val="24"/>
+        </w:rPr>
+        <w:t xml:space="preserve"> </w:t>
+      </w:r>
+      <w:proofErr w:type="spellStart"/>
+      <w:r>
+        <w:rPr>
+          <w:sz w:val="24"/>
+          <w:szCs w:val="24"/>
+        </w:rPr>
+        <w:t>javascript</w:t>
+      </w:r>
+      <w:proofErr w:type="spellEnd"/>
+      <w:r>
+        <w:rPr>
+          <w:sz w:val="24"/>
+          <w:szCs w:val="24"/>
+        </w:rPr>
+        <w:t xml:space="preserve"> object which will override the default style properties</w:t>
+      </w:r>
+    </w:p>
+    <w:p>
+      <w:pPr>
+        <w:rPr>
+          <w:sz w:val="24"/>
+          <w:szCs w:val="24"/>
+        </w:rPr>
+      </w:pPr>
+      <w:r>
+        <w:rPr>
+          <w:sz w:val="24"/>
+          <w:szCs w:val="24"/>
+        </w:rPr>
+        <w:t xml:space="preserve">&lt;div </w:t>
+      </w:r>
+      <w:proofErr w:type="spellStart"/>
+      <w:r>
+        <w:rPr>
+          <w:sz w:val="24"/>
+          <w:szCs w:val="24"/>
+        </w:rPr>
+        <w:t>className</w:t>
+      </w:r>
+      <w:proofErr w:type="spellEnd"/>
+      <w:r>
+        <w:rPr>
+          <w:sz w:val="24"/>
+          <w:szCs w:val="24"/>
+        </w:rPr>
+        <w:t xml:space="preserve"> = ‘chart-</w:t>
+      </w:r>
+      <w:proofErr w:type="spellStart"/>
+      <w:r>
+        <w:rPr>
+          <w:sz w:val="24"/>
+          <w:szCs w:val="24"/>
+        </w:rPr>
+        <w:t>bar__fill</w:t>
+      </w:r>
+      <w:proofErr w:type="spellEnd"/>
+      <w:r>
+        <w:rPr>
+          <w:sz w:val="24"/>
+          <w:szCs w:val="24"/>
+        </w:rPr>
+        <w:t xml:space="preserve">’, style = {{height: 20px}}&gt; &lt;/div&gt;. The height of 20px will override the height in the </w:t>
+      </w:r>
+      <w:proofErr w:type="spellStart"/>
+      <w:r>
+        <w:rPr>
+          <w:sz w:val="24"/>
+          <w:szCs w:val="24"/>
+        </w:rPr>
+        <w:t>css</w:t>
+      </w:r>
+      <w:proofErr w:type="spellEnd"/>
+      <w:r>
+        <w:rPr>
+          <w:sz w:val="24"/>
+          <w:szCs w:val="24"/>
+        </w:rPr>
+        <w:t xml:space="preserve"> file. (Chapter 5: Video 8)</w:t>
       </w:r>
     </w:p>
     <w:p>
@@ -881,7 +1598,23 @@
           <w:sz w:val="24"/>
           <w:szCs w:val="24"/>
         </w:rPr>
-        <w:t>7: Faced some problems with using form JSX in useState method (Don’t know why). Use flags as state variables for conditional JSX code.</w:t>
+        <w:t xml:space="preserve">7: Faced some problems with using form JSX in </w:t>
+      </w:r>
+      <w:proofErr w:type="spellStart"/>
+      <w:r>
+        <w:rPr>
+          <w:sz w:val="24"/>
+          <w:szCs w:val="24"/>
+        </w:rPr>
+        <w:t>useState</w:t>
+      </w:r>
+      <w:proofErr w:type="spellEnd"/>
+      <w:r>
+        <w:rPr>
+          <w:sz w:val="24"/>
+          <w:szCs w:val="24"/>
+        </w:rPr>
+        <w:t xml:space="preserve"> method (Don’t know why). Use flags as state variables for conditional JSX code.</w:t>
       </w:r>
     </w:p>
     <w:p>
@@ -984,6 +1717,7 @@
         </w:rPr>
         <w:t>id</w:t>
       </w:r>
+      <w:proofErr w:type="gramStart"/>
       <w:r>
         <w:rPr>
           <w:rFonts w:ascii="Consolas" w:eastAsia="Times New Roman" w:hAnsi="Consolas" w:cs="Times New Roman"/>
@@ -1008,6 +1742,7 @@
         </w:rPr>
         <w:t>{</w:t>
       </w:r>
+      <w:proofErr w:type="gramEnd"/>
       <w:r>
         <w:rPr>
           <w:rFonts w:ascii="Consolas" w:eastAsia="Times New Roman" w:hAnsi="Consolas" w:cs="Times New Roman"/>
@@ -1087,7 +1822,33 @@
           <w:shd w:val="clear" w:color="auto" w:fill="F8F5EC"/>
           <w:lang w:eastAsia="en-IN"/>
         </w:rPr>
-        <w:t>'msg'</w:t>
+        <w:t>'</w:t>
+      </w:r>
+      <w:proofErr w:type="spellStart"/>
+      <w:r>
+        <w:rPr>
+          <w:rFonts w:ascii="Consolas" w:eastAsia="Times New Roman" w:hAnsi="Consolas" w:cs="Times New Roman"/>
+          <w:color w:val="36958E"/>
+          <w:sz w:val="20"/>
+          <w:szCs w:val="20"/>
+          <w:bdr w:val="none" w:sz="0" w:space="0" w:color="auto" w:frame="1"/>
+          <w:shd w:val="clear" w:color="auto" w:fill="F8F5EC"/>
+          <w:lang w:eastAsia="en-IN"/>
+        </w:rPr>
+        <w:t>msg</w:t>
+      </w:r>
+      <w:proofErr w:type="spellEnd"/>
+      <w:r>
+        <w:rPr>
+          <w:rFonts w:ascii="Consolas" w:eastAsia="Times New Roman" w:hAnsi="Consolas" w:cs="Times New Roman"/>
+          <w:color w:val="36958E"/>
+          <w:sz w:val="20"/>
+          <w:szCs w:val="20"/>
+          <w:bdr w:val="none" w:sz="0" w:space="0" w:color="auto" w:frame="1"/>
+          <w:shd w:val="clear" w:color="auto" w:fill="F8F5EC"/>
+          <w:lang w:eastAsia="en-IN"/>
+        </w:rPr>
+        <w:t>'</w:t>
       </w:r>
       <w:r>
         <w:rPr>
@@ -1221,6 +1982,7 @@
           <w:lang w:eastAsia="en-IN"/>
         </w:rPr>
       </w:pPr>
+      <w:proofErr w:type="spellStart"/>
       <w:r>
         <w:rPr>
           <w:rFonts w:ascii="Consolas" w:eastAsia="Times New Roman" w:hAnsi="Consolas" w:cs="Times New Roman"/>
@@ -1231,7 +1993,20 @@
           <w:shd w:val="clear" w:color="auto" w:fill="F8F5EC"/>
           <w:lang w:eastAsia="en-IN"/>
         </w:rPr>
-        <w:t>React.createElement(</w:t>
+        <w:t>React.createElement</w:t>
+      </w:r>
+      <w:proofErr w:type="spellEnd"/>
+      <w:r>
+        <w:rPr>
+          <w:rFonts w:ascii="Consolas" w:eastAsia="Times New Roman" w:hAnsi="Consolas" w:cs="Times New Roman"/>
+          <w:color w:val="637C84"/>
+          <w:sz w:val="20"/>
+          <w:szCs w:val="20"/>
+          <w:bdr w:val="none" w:sz="0" w:space="0" w:color="auto" w:frame="1"/>
+          <w:shd w:val="clear" w:color="auto" w:fill="F8F5EC"/>
+          <w:lang w:eastAsia="en-IN"/>
+        </w:rPr>
+        <w:t>(</w:t>
       </w:r>
       <w:r>
         <w:rPr>
@@ -1349,6 +2124,7 @@
         </w:rPr>
         <w:t xml:space="preserve"> </w:t>
       </w:r>
+      <w:proofErr w:type="gramStart"/>
       <w:r>
         <w:rPr>
           <w:rFonts w:ascii="Consolas" w:eastAsia="Times New Roman" w:hAnsi="Consolas" w:cs="Times New Roman"/>
@@ -1382,7 +2158,34 @@
           <w:shd w:val="clear" w:color="auto" w:fill="F8F5EC"/>
           <w:lang w:eastAsia="en-IN"/>
         </w:rPr>
-        <w:t>'msg'</w:t>
+        <w:t>'</w:t>
+      </w:r>
+      <w:proofErr w:type="spellStart"/>
+      <w:proofErr w:type="gramEnd"/>
+      <w:r>
+        <w:rPr>
+          <w:rFonts w:ascii="Consolas" w:eastAsia="Times New Roman" w:hAnsi="Consolas" w:cs="Times New Roman"/>
+          <w:color w:val="36958E"/>
+          <w:sz w:val="20"/>
+          <w:szCs w:val="20"/>
+          <w:bdr w:val="none" w:sz="0" w:space="0" w:color="auto" w:frame="1"/>
+          <w:shd w:val="clear" w:color="auto" w:fill="F8F5EC"/>
+          <w:lang w:eastAsia="en-IN"/>
+        </w:rPr>
+        <w:t>msg</w:t>
+      </w:r>
+      <w:proofErr w:type="spellEnd"/>
+      <w:r>
+        <w:rPr>
+          <w:rFonts w:ascii="Consolas" w:eastAsia="Times New Roman" w:hAnsi="Consolas" w:cs="Times New Roman"/>
+          <w:color w:val="36958E"/>
+          <w:sz w:val="20"/>
+          <w:szCs w:val="20"/>
+          <w:bdr w:val="none" w:sz="0" w:space="0" w:color="auto" w:frame="1"/>
+          <w:shd w:val="clear" w:color="auto" w:fill="F8F5EC"/>
+          <w:lang w:eastAsia="en-IN"/>
+        </w:rPr>
+        <w:t>'</w:t>
       </w:r>
       <w:r>
         <w:rPr>
@@ -1490,7 +2293,23 @@
           <w:sz w:val="24"/>
           <w:szCs w:val="24"/>
         </w:rPr>
-        <w:t>2: JS `Here you can write a string ${‘plus you can add a string dynamically using this syntax}` Chapter 3.</w:t>
+        <w:t xml:space="preserve">2: JS `Here you can write a string ${‘plus you can add a string dynamically using this </w:t>
+      </w:r>
+      <w:proofErr w:type="gramStart"/>
+      <w:r>
+        <w:rPr>
+          <w:sz w:val="24"/>
+          <w:szCs w:val="24"/>
+        </w:rPr>
+        <w:t>syntax}`</w:t>
+      </w:r>
+      <w:proofErr w:type="gramEnd"/>
+      <w:r>
+        <w:rPr>
+          <w:sz w:val="24"/>
+          <w:szCs w:val="24"/>
+        </w:rPr>
+        <w:t xml:space="preserve"> Chapter 3.</w:t>
       </w:r>
     </w:p>
     <w:p>
@@ -1593,6 +2412,7 @@
         </w:rPr>
         <w:t xml:space="preserve"> </w:t>
       </w:r>
+      <w:proofErr w:type="gramStart"/>
       <w:r>
         <w:rPr>
           <w:rFonts w:ascii="Consolas" w:eastAsia="Times New Roman" w:hAnsi="Consolas" w:cs="Times New Roman"/>
@@ -1601,7 +2421,18 @@
           <w:szCs w:val="21"/>
           <w:lang w:eastAsia="en-IN"/>
         </w:rPr>
-        <w:t>.form-control</w:t>
+        <w:t>.form</w:t>
+      </w:r>
+      <w:proofErr w:type="gramEnd"/>
+      <w:r>
+        <w:rPr>
+          <w:rFonts w:ascii="Consolas" w:eastAsia="Times New Roman" w:hAnsi="Consolas" w:cs="Times New Roman"/>
+          <w:color w:val="D7BA7D"/>
+          <w:sz w:val="21"/>
+          <w:szCs w:val="21"/>
+          <w:lang w:eastAsia="en-IN"/>
+        </w:rPr>
+        <w:t>-control</w:t>
       </w:r>
       <w:r>
         <w:rPr>
@@ -1758,6 +2589,7 @@
           <w:lang w:eastAsia="en-IN"/>
         </w:rPr>
       </w:pPr>
+      <w:proofErr w:type="gramStart"/>
       <w:r>
         <w:rPr>
           <w:rFonts w:ascii="Consolas" w:eastAsia="Times New Roman" w:hAnsi="Consolas" w:cs="Times New Roman"/>
@@ -1766,7 +2598,18 @@
           <w:szCs w:val="21"/>
           <w:lang w:eastAsia="en-IN"/>
         </w:rPr>
-        <w:t>.form-control</w:t>
+        <w:t>.form</w:t>
+      </w:r>
+      <w:proofErr w:type="gramEnd"/>
+      <w:r>
+        <w:rPr>
+          <w:rFonts w:ascii="Consolas" w:eastAsia="Times New Roman" w:hAnsi="Consolas" w:cs="Times New Roman"/>
+          <w:color w:val="D7BA7D"/>
+          <w:sz w:val="21"/>
+          <w:szCs w:val="21"/>
+          <w:lang w:eastAsia="en-IN"/>
+        </w:rPr>
+        <w:t>-control</w:t>
       </w:r>
       <w:r>
         <w:rPr>
@@ -2036,6 +2879,7 @@
           <w:lang w:eastAsia="en-IN"/>
         </w:rPr>
       </w:pPr>
+      <w:proofErr w:type="gramStart"/>
       <w:r>
         <w:rPr>
           <w:rFonts w:ascii="Consolas" w:eastAsia="Times New Roman" w:hAnsi="Consolas" w:cs="Times New Roman"/>
@@ -2044,7 +2888,18 @@
           <w:szCs w:val="21"/>
           <w:lang w:eastAsia="en-IN"/>
         </w:rPr>
-        <w:t>.form-control</w:t>
+        <w:t>.form</w:t>
+      </w:r>
+      <w:proofErr w:type="gramEnd"/>
+      <w:r>
+        <w:rPr>
+          <w:rFonts w:ascii="Consolas" w:eastAsia="Times New Roman" w:hAnsi="Consolas" w:cs="Times New Roman"/>
+          <w:color w:val="D7BA7D"/>
+          <w:sz w:val="21"/>
+          <w:szCs w:val="21"/>
+          <w:lang w:eastAsia="en-IN"/>
+        </w:rPr>
+        <w:t>-control</w:t>
       </w:r>
       <w:r>
         <w:rPr>
@@ -2550,6 +3405,7 @@
           <w:lang w:eastAsia="en-IN"/>
         </w:rPr>
       </w:pPr>
+      <w:proofErr w:type="gramStart"/>
       <w:r>
         <w:rPr>
           <w:rFonts w:ascii="Consolas" w:eastAsia="Times New Roman" w:hAnsi="Consolas" w:cs="Times New Roman"/>
@@ -2558,8 +3414,31 @@
           <w:szCs w:val="21"/>
           <w:lang w:eastAsia="en-IN"/>
         </w:rPr>
-        <w:t>.form-control.invalid</w:t>
-      </w:r>
+        <w:t>.form</w:t>
+      </w:r>
+      <w:proofErr w:type="gramEnd"/>
+      <w:r>
+        <w:rPr>
+          <w:rFonts w:ascii="Consolas" w:eastAsia="Times New Roman" w:hAnsi="Consolas" w:cs="Times New Roman"/>
+          <w:color w:val="D7BA7D"/>
+          <w:sz w:val="21"/>
+          <w:szCs w:val="21"/>
+          <w:lang w:eastAsia="en-IN"/>
+        </w:rPr>
+        <w:t>-</w:t>
+      </w:r>
+      <w:proofErr w:type="spellStart"/>
+      <w:r>
+        <w:rPr>
+          <w:rFonts w:ascii="Consolas" w:eastAsia="Times New Roman" w:hAnsi="Consolas" w:cs="Times New Roman"/>
+          <w:color w:val="D7BA7D"/>
+          <w:sz w:val="21"/>
+          <w:szCs w:val="21"/>
+          <w:lang w:eastAsia="en-IN"/>
+        </w:rPr>
+        <w:t>control.invalid</w:t>
+      </w:r>
+      <w:proofErr w:type="spellEnd"/>
       <w:r>
         <w:rPr>
           <w:rFonts w:ascii="Consolas" w:eastAsia="Times New Roman" w:hAnsi="Consolas" w:cs="Times New Roman"/>
@@ -2613,6 +3492,7 @@
         </w:rPr>
         <w:t>  </w:t>
       </w:r>
+      <w:proofErr w:type="spellStart"/>
       <w:r>
         <w:rPr>
           <w:rFonts w:ascii="Consolas" w:eastAsia="Times New Roman" w:hAnsi="Consolas" w:cs="Times New Roman"/>
@@ -2623,6 +3503,7 @@
         </w:rPr>
         <w:t>color</w:t>
       </w:r>
+      <w:proofErr w:type="spellEnd"/>
       <w:r>
         <w:rPr>
           <w:rFonts w:ascii="Consolas" w:eastAsia="Times New Roman" w:hAnsi="Consolas" w:cs="Times New Roman"/>
@@ -2704,6 +3585,7 @@
           <w:lang w:eastAsia="en-IN"/>
         </w:rPr>
       </w:pPr>
+      <w:proofErr w:type="gramStart"/>
       <w:r>
         <w:rPr>
           <w:rFonts w:ascii="Consolas" w:eastAsia="Times New Roman" w:hAnsi="Consolas" w:cs="Times New Roman"/>
@@ -2714,6 +3596,7 @@
         </w:rPr>
         <w:t>.button</w:t>
       </w:r>
+      <w:proofErr w:type="gramEnd"/>
       <w:r>
         <w:rPr>
           <w:rFonts w:ascii="Consolas" w:eastAsia="Times New Roman" w:hAnsi="Consolas" w:cs="Times New Roman"/>
@@ -2996,6 +3879,7 @@
         </w:rPr>
         <w:t>  </w:t>
       </w:r>
+      <w:proofErr w:type="spellStart"/>
       <w:r>
         <w:rPr>
           <w:rFonts w:ascii="Consolas" w:eastAsia="Times New Roman" w:hAnsi="Consolas" w:cs="Times New Roman"/>
@@ -3006,6 +3890,7 @@
         </w:rPr>
         <w:t>color</w:t>
       </w:r>
+      <w:proofErr w:type="spellEnd"/>
       <w:r>
         <w:rPr>
           <w:rFonts w:ascii="Consolas" w:eastAsia="Times New Roman" w:hAnsi="Consolas" w:cs="Times New Roman"/>
@@ -3202,6 +4087,8 @@
         </w:rPr>
         <w:t> </w:t>
       </w:r>
+      <w:proofErr w:type="spellStart"/>
+      <w:proofErr w:type="gramStart"/>
       <w:r>
         <w:rPr>
           <w:rFonts w:ascii="Consolas" w:eastAsia="Times New Roman" w:hAnsi="Consolas" w:cs="Times New Roman"/>
@@ -3212,6 +4099,7 @@
         </w:rPr>
         <w:t>rgba</w:t>
       </w:r>
+      <w:proofErr w:type="spellEnd"/>
       <w:r>
         <w:rPr>
           <w:rFonts w:ascii="Consolas" w:eastAsia="Times New Roman" w:hAnsi="Consolas" w:cs="Times New Roman"/>
@@ -3222,6 +4110,7 @@
         </w:rPr>
         <w:t>(</w:t>
       </w:r>
+      <w:proofErr w:type="gramEnd"/>
       <w:r>
         <w:rPr>
           <w:rFonts w:ascii="Consolas" w:eastAsia="Times New Roman" w:hAnsi="Consolas" w:cs="Times New Roman"/>
@@ -3414,6 +4303,7 @@
           <w:lang w:eastAsia="en-IN"/>
         </w:rPr>
       </w:pPr>
+      <w:proofErr w:type="gramStart"/>
       <w:r>
         <w:rPr>
           <w:rFonts w:ascii="Consolas" w:eastAsia="Times New Roman" w:hAnsi="Consolas" w:cs="Times New Roman"/>
@@ -3422,8 +4312,31 @@
           <w:szCs w:val="21"/>
           <w:lang w:eastAsia="en-IN"/>
         </w:rPr>
-        <w:t>.button:hover</w:t>
-      </w:r>
+        <w:t>.</w:t>
+      </w:r>
+      <w:proofErr w:type="spellStart"/>
+      <w:r>
+        <w:rPr>
+          <w:rFonts w:ascii="Consolas" w:eastAsia="Times New Roman" w:hAnsi="Consolas" w:cs="Times New Roman"/>
+          <w:color w:val="D7BA7D"/>
+          <w:sz w:val="21"/>
+          <w:szCs w:val="21"/>
+          <w:lang w:eastAsia="en-IN"/>
+        </w:rPr>
+        <w:t>button</w:t>
+      </w:r>
+      <w:proofErr w:type="gramEnd"/>
+      <w:r>
+        <w:rPr>
+          <w:rFonts w:ascii="Consolas" w:eastAsia="Times New Roman" w:hAnsi="Consolas" w:cs="Times New Roman"/>
+          <w:color w:val="D7BA7D"/>
+          <w:sz w:val="21"/>
+          <w:szCs w:val="21"/>
+          <w:lang w:eastAsia="en-IN"/>
+        </w:rPr>
+        <w:t>:hover</w:t>
+      </w:r>
+      <w:proofErr w:type="spellEnd"/>
       <w:r>
         <w:rPr>
           <w:rFonts w:ascii="Consolas" w:eastAsia="Times New Roman" w:hAnsi="Consolas" w:cs="Times New Roman"/>
@@ -3447,6 +4360,7 @@
           <w:lang w:eastAsia="en-IN"/>
         </w:rPr>
       </w:pPr>
+      <w:proofErr w:type="gramStart"/>
       <w:r>
         <w:rPr>
           <w:rFonts w:ascii="Consolas" w:eastAsia="Times New Roman" w:hAnsi="Consolas" w:cs="Times New Roman"/>
@@ -3455,8 +4369,31 @@
           <w:szCs w:val="21"/>
           <w:lang w:eastAsia="en-IN"/>
         </w:rPr>
-        <w:t>.button:active</w:t>
-      </w:r>
+        <w:t>.</w:t>
+      </w:r>
+      <w:proofErr w:type="spellStart"/>
+      <w:r>
+        <w:rPr>
+          <w:rFonts w:ascii="Consolas" w:eastAsia="Times New Roman" w:hAnsi="Consolas" w:cs="Times New Roman"/>
+          <w:color w:val="D7BA7D"/>
+          <w:sz w:val="21"/>
+          <w:szCs w:val="21"/>
+          <w:lang w:eastAsia="en-IN"/>
+        </w:rPr>
+        <w:t>button</w:t>
+      </w:r>
+      <w:proofErr w:type="gramEnd"/>
+      <w:r>
+        <w:rPr>
+          <w:rFonts w:ascii="Consolas" w:eastAsia="Times New Roman" w:hAnsi="Consolas" w:cs="Times New Roman"/>
+          <w:color w:val="D7BA7D"/>
+          <w:sz w:val="21"/>
+          <w:szCs w:val="21"/>
+          <w:lang w:eastAsia="en-IN"/>
+        </w:rPr>
+        <w:t>:active</w:t>
+      </w:r>
+      <w:proofErr w:type="spellEnd"/>
       <w:r>
         <w:rPr>
           <w:rFonts w:ascii="Consolas" w:eastAsia="Times New Roman" w:hAnsi="Consolas" w:cs="Times New Roman"/>
@@ -3561,8 +4498,20 @@
           <w:szCs w:val="21"/>
           <w:lang w:eastAsia="en-IN"/>
         </w:rPr>
-        <w:t>border-color</w:t>
-      </w:r>
+        <w:t>border-</w:t>
+      </w:r>
+      <w:proofErr w:type="spellStart"/>
+      <w:r>
+        <w:rPr>
+          <w:rFonts w:ascii="Consolas" w:eastAsia="Times New Roman" w:hAnsi="Consolas" w:cs="Times New Roman"/>
+          <w:color w:val="9CDCFE"/>
+          <w:sz w:val="21"/>
+          <w:szCs w:val="21"/>
+          <w:lang w:eastAsia="en-IN"/>
+        </w:rPr>
+        <w:t>color</w:t>
+      </w:r>
+      <w:proofErr w:type="spellEnd"/>
       <w:r>
         <w:rPr>
           <w:rFonts w:ascii="Consolas" w:eastAsia="Times New Roman" w:hAnsi="Consolas" w:cs="Times New Roman"/>
@@ -3696,6 +4645,8 @@
         </w:rPr>
         <w:t> </w:t>
       </w:r>
+      <w:proofErr w:type="spellStart"/>
+      <w:proofErr w:type="gramStart"/>
       <w:r>
         <w:rPr>
           <w:rFonts w:ascii="Consolas" w:eastAsia="Times New Roman" w:hAnsi="Consolas" w:cs="Times New Roman"/>
@@ -3706,6 +4657,7 @@
         </w:rPr>
         <w:t>rgba</w:t>
       </w:r>
+      <w:proofErr w:type="spellEnd"/>
       <w:r>
         <w:rPr>
           <w:rFonts w:ascii="Consolas" w:eastAsia="Times New Roman" w:hAnsi="Consolas" w:cs="Times New Roman"/>
@@ -3716,6 +4668,7 @@
         </w:rPr>
         <w:t>(</w:t>
       </w:r>
+      <w:proofErr w:type="gramEnd"/>
       <w:r>
         <w:rPr>
           <w:rFonts w:ascii="Consolas" w:eastAsia="Times New Roman" w:hAnsi="Consolas" w:cs="Times New Roman"/>
@@ -3835,43 +4788,135 @@
           <w:szCs w:val="24"/>
         </w:rPr>
       </w:pPr>
-      <w:r>
-        <w:rPr>
-          <w:sz w:val="24"/>
-          <w:szCs w:val="24"/>
-        </w:rPr>
-        <w:lastRenderedPageBreak/>
-        <w:t>.form-control label : What this means is that when we create a div with a class name of form-control, we do not have to write a classname for the label because the form-control label css will automatically be applied to all the labels in the form-control class.</w:t>
-      </w:r>
-    </w:p>
-    <w:p>
-      <w:pPr>
-        <w:rPr>
-          <w:sz w:val="24"/>
-          <w:szCs w:val="24"/>
-        </w:rPr>
-      </w:pPr>
-      <w:r>
-        <w:rPr>
-          <w:sz w:val="24"/>
-          <w:szCs w:val="24"/>
-        </w:rPr>
-        <w:t xml:space="preserve">.form-control.invalid: This class will inherit all features if form-control and you can also add some more features in this class. When writing this in html, we write ‘form-control invalid’ (Notice the space instead of dot) </w:t>
-      </w:r>
-    </w:p>
-    <w:p>
-      <w:pPr>
-        <w:rPr>
-          <w:sz w:val="24"/>
-          <w:szCs w:val="24"/>
-        </w:rPr>
-      </w:pPr>
-      <w:r>
-        <w:rPr>
-          <w:sz w:val="24"/>
-          <w:szCs w:val="24"/>
-        </w:rPr>
-        <w:t xml:space="preserve">button:hover: This indicates that whenever an element of className “button” is hovered, the properties in this class will be applied </w:t>
+      <w:proofErr w:type="gramStart"/>
+      <w:r>
+        <w:rPr>
+          <w:sz w:val="24"/>
+          <w:szCs w:val="24"/>
+        </w:rPr>
+        <w:t>.form</w:t>
+      </w:r>
+      <w:proofErr w:type="gramEnd"/>
+      <w:r>
+        <w:rPr>
+          <w:sz w:val="24"/>
+          <w:szCs w:val="24"/>
+        </w:rPr>
+        <w:t xml:space="preserve">-control label : What this means is that when we create a div with a class name of form-control, we do not have to write a </w:t>
+      </w:r>
+      <w:proofErr w:type="spellStart"/>
+      <w:r>
+        <w:rPr>
+          <w:sz w:val="24"/>
+          <w:szCs w:val="24"/>
+        </w:rPr>
+        <w:t>classname</w:t>
+      </w:r>
+      <w:proofErr w:type="spellEnd"/>
+      <w:r>
+        <w:rPr>
+          <w:sz w:val="24"/>
+          <w:szCs w:val="24"/>
+        </w:rPr>
+        <w:t xml:space="preserve"> for the label because the form-control label </w:t>
+      </w:r>
+      <w:proofErr w:type="spellStart"/>
+      <w:r>
+        <w:rPr>
+          <w:sz w:val="24"/>
+          <w:szCs w:val="24"/>
+        </w:rPr>
+        <w:t>css</w:t>
+      </w:r>
+      <w:proofErr w:type="spellEnd"/>
+      <w:r>
+        <w:rPr>
+          <w:sz w:val="24"/>
+          <w:szCs w:val="24"/>
+        </w:rPr>
+        <w:t xml:space="preserve"> will automatically be applied to all the labels in the form-control class.</w:t>
+      </w:r>
+    </w:p>
+    <w:p>
+      <w:pPr>
+        <w:rPr>
+          <w:sz w:val="24"/>
+          <w:szCs w:val="24"/>
+        </w:rPr>
+      </w:pPr>
+      <w:proofErr w:type="gramStart"/>
+      <w:r>
+        <w:rPr>
+          <w:sz w:val="24"/>
+          <w:szCs w:val="24"/>
+        </w:rPr>
+        <w:t>.form</w:t>
+      </w:r>
+      <w:proofErr w:type="gramEnd"/>
+      <w:r>
+        <w:rPr>
+          <w:sz w:val="24"/>
+          <w:szCs w:val="24"/>
+        </w:rPr>
+        <w:t>-</w:t>
+      </w:r>
+      <w:proofErr w:type="spellStart"/>
+      <w:r>
+        <w:rPr>
+          <w:sz w:val="24"/>
+          <w:szCs w:val="24"/>
+        </w:rPr>
+        <w:t>control.invalid</w:t>
+      </w:r>
+      <w:proofErr w:type="spellEnd"/>
+      <w:r>
+        <w:rPr>
+          <w:sz w:val="24"/>
+          <w:szCs w:val="24"/>
+        </w:rPr>
+        <w:t xml:space="preserve">: This class will inherit all features if form-control and you can also add some more features in this class. When writing this in html, we write ‘form-control invalid’ (Notice the space instead of dot) </w:t>
+      </w:r>
+    </w:p>
+    <w:p>
+      <w:pPr>
+        <w:rPr>
+          <w:sz w:val="24"/>
+          <w:szCs w:val="24"/>
+        </w:rPr>
+      </w:pPr>
+      <w:proofErr w:type="spellStart"/>
+      <w:proofErr w:type="gramStart"/>
+      <w:r>
+        <w:rPr>
+          <w:sz w:val="24"/>
+          <w:szCs w:val="24"/>
+        </w:rPr>
+        <w:t>button:hover</w:t>
+      </w:r>
+      <w:proofErr w:type="spellEnd"/>
+      <w:proofErr w:type="gramEnd"/>
+      <w:r>
+        <w:rPr>
+          <w:sz w:val="24"/>
+          <w:szCs w:val="24"/>
+        </w:rPr>
+        <w:t xml:space="preserve">: This indicates that whenever an element of </w:t>
+      </w:r>
+      <w:proofErr w:type="spellStart"/>
+      <w:r>
+        <w:rPr>
+          <w:sz w:val="24"/>
+          <w:szCs w:val="24"/>
+        </w:rPr>
+        <w:t>className</w:t>
+      </w:r>
+      <w:proofErr w:type="spellEnd"/>
+      <w:r>
+        <w:rPr>
+          <w:sz w:val="24"/>
+          <w:szCs w:val="24"/>
+        </w:rPr>
+        <w:t xml:space="preserve"> “button” is hovered, the properties in this class will be applied </w:t>
       </w:r>
     </w:p>
     <w:p>
@@ -3900,7 +4945,23 @@
           <w:sz w:val="24"/>
           <w:szCs w:val="24"/>
         </w:rPr>
-        <w:t xml:space="preserve">parent component(say </w:t>
+        <w:t xml:space="preserve">parent </w:t>
+      </w:r>
+      <w:proofErr w:type="gramStart"/>
+      <w:r>
+        <w:rPr>
+          <w:sz w:val="24"/>
+          <w:szCs w:val="24"/>
+        </w:rPr>
+        <w:t>component(</w:t>
+      </w:r>
+      <w:proofErr w:type="gramEnd"/>
+      <w:r>
+        <w:rPr>
+          <w:sz w:val="24"/>
+          <w:szCs w:val="24"/>
+        </w:rPr>
+        <w:t xml:space="preserve">say </w:t>
       </w:r>
       <w:r>
         <w:rPr>
@@ -3944,71 +5005,274 @@
         </w:rPr>
         <w:t xml:space="preserve">child </w:t>
       </w:r>
-      <w:r>
-        <w:rPr>
-          <w:sz w:val="24"/>
-          <w:szCs w:val="24"/>
-        </w:rPr>
-        <w:t xml:space="preserve">js files </w:t>
-      </w:r>
-      <w:r>
-        <w:rPr>
-          <w:sz w:val="24"/>
-          <w:szCs w:val="24"/>
-        </w:rPr>
-        <w:t>(if we add imports of a css file to app.js file, then that css file would be imported to all the js files</w:t>
-      </w:r>
-      <w:r>
-        <w:rPr>
-          <w:sz w:val="24"/>
-          <w:szCs w:val="24"/>
-        </w:rPr>
-        <w:t xml:space="preserve">). So there is a chance to use same classname which is there in the global css file and cause unnecessary problems. </w:t>
-      </w:r>
-    </w:p>
-    <w:p>
-      <w:pPr>
-        <w:rPr>
-          <w:sz w:val="24"/>
-          <w:szCs w:val="24"/>
-        </w:rPr>
-      </w:pPr>
-      <w:r>
-        <w:rPr>
-          <w:sz w:val="24"/>
-          <w:szCs w:val="24"/>
-        </w:rPr>
-        <w:t>So, there are 2 options to prevent this: Use styled components (CSS in JS files) or use CSS modules. Both of these provide unique class names so there wont be any clash.</w:t>
-      </w:r>
-    </w:p>
-    <w:p>
-      <w:pPr>
-        <w:rPr>
-          <w:sz w:val="24"/>
-          <w:szCs w:val="24"/>
-        </w:rPr>
-      </w:pPr>
-      <w:r>
-        <w:rPr>
-          <w:sz w:val="24"/>
-          <w:szCs w:val="24"/>
-        </w:rPr>
-        <w:t>Import styles from ‘your css file name’;</w:t>
-      </w:r>
-    </w:p>
-    <w:p>
-      <w:pPr>
-        <w:rPr>
-          <w:sz w:val="24"/>
-          <w:szCs w:val="24"/>
-        </w:rPr>
-      </w:pPr>
-      <w:r>
-        <w:rPr>
-          <w:sz w:val="24"/>
-          <w:szCs w:val="24"/>
-        </w:rPr>
-        <w:t>Now styles is a JS object. We can extract classes using styles.yourClassName or styles[“yourClassName”]</w:t>
+      <w:proofErr w:type="spellStart"/>
+      <w:r>
+        <w:rPr>
+          <w:sz w:val="24"/>
+          <w:szCs w:val="24"/>
+        </w:rPr>
+        <w:t>js</w:t>
+      </w:r>
+      <w:proofErr w:type="spellEnd"/>
+      <w:r>
+        <w:rPr>
+          <w:sz w:val="24"/>
+          <w:szCs w:val="24"/>
+        </w:rPr>
+        <w:t xml:space="preserve"> files </w:t>
+      </w:r>
+      <w:r>
+        <w:rPr>
+          <w:sz w:val="24"/>
+          <w:szCs w:val="24"/>
+        </w:rPr>
+        <w:t xml:space="preserve">(if we add imports of a </w:t>
+      </w:r>
+      <w:proofErr w:type="spellStart"/>
+      <w:r>
+        <w:rPr>
+          <w:sz w:val="24"/>
+          <w:szCs w:val="24"/>
+        </w:rPr>
+        <w:t>css</w:t>
+      </w:r>
+      <w:proofErr w:type="spellEnd"/>
+      <w:r>
+        <w:rPr>
+          <w:sz w:val="24"/>
+          <w:szCs w:val="24"/>
+        </w:rPr>
+        <w:t xml:space="preserve"> file to app.js file, then that </w:t>
+      </w:r>
+      <w:proofErr w:type="spellStart"/>
+      <w:r>
+        <w:rPr>
+          <w:sz w:val="24"/>
+          <w:szCs w:val="24"/>
+        </w:rPr>
+        <w:t>css</w:t>
+      </w:r>
+      <w:proofErr w:type="spellEnd"/>
+      <w:r>
+        <w:rPr>
+          <w:sz w:val="24"/>
+          <w:szCs w:val="24"/>
+        </w:rPr>
+        <w:t xml:space="preserve"> file would be imported to all the </w:t>
+      </w:r>
+      <w:proofErr w:type="spellStart"/>
+      <w:r>
+        <w:rPr>
+          <w:sz w:val="24"/>
+          <w:szCs w:val="24"/>
+        </w:rPr>
+        <w:t>js</w:t>
+      </w:r>
+      <w:proofErr w:type="spellEnd"/>
+      <w:r>
+        <w:rPr>
+          <w:sz w:val="24"/>
+          <w:szCs w:val="24"/>
+        </w:rPr>
+        <w:t xml:space="preserve"> files</w:t>
+      </w:r>
+      <w:r>
+        <w:rPr>
+          <w:sz w:val="24"/>
+          <w:szCs w:val="24"/>
+        </w:rPr>
+        <w:t xml:space="preserve">). </w:t>
+      </w:r>
+      <w:proofErr w:type="gramStart"/>
+      <w:r>
+        <w:rPr>
+          <w:sz w:val="24"/>
+          <w:szCs w:val="24"/>
+        </w:rPr>
+        <w:t>So</w:t>
+      </w:r>
+      <w:proofErr w:type="gramEnd"/>
+      <w:r>
+        <w:rPr>
+          <w:sz w:val="24"/>
+          <w:szCs w:val="24"/>
+        </w:rPr>
+        <w:t xml:space="preserve"> there is a chance to use same </w:t>
+      </w:r>
+      <w:proofErr w:type="spellStart"/>
+      <w:r>
+        <w:rPr>
+          <w:sz w:val="24"/>
+          <w:szCs w:val="24"/>
+        </w:rPr>
+        <w:t>classname</w:t>
+      </w:r>
+      <w:proofErr w:type="spellEnd"/>
+      <w:r>
+        <w:rPr>
+          <w:sz w:val="24"/>
+          <w:szCs w:val="24"/>
+        </w:rPr>
+        <w:t xml:space="preserve"> which is there in the global </w:t>
+      </w:r>
+      <w:proofErr w:type="spellStart"/>
+      <w:r>
+        <w:rPr>
+          <w:sz w:val="24"/>
+          <w:szCs w:val="24"/>
+        </w:rPr>
+        <w:t>css</w:t>
+      </w:r>
+      <w:proofErr w:type="spellEnd"/>
+      <w:r>
+        <w:rPr>
+          <w:sz w:val="24"/>
+          <w:szCs w:val="24"/>
+        </w:rPr>
+        <w:t xml:space="preserve"> file and cause unnecessary problems. </w:t>
+      </w:r>
+    </w:p>
+    <w:p>
+      <w:pPr>
+        <w:rPr>
+          <w:sz w:val="24"/>
+          <w:szCs w:val="24"/>
+        </w:rPr>
+      </w:pPr>
+      <w:r>
+        <w:rPr>
+          <w:sz w:val="24"/>
+          <w:szCs w:val="24"/>
+        </w:rPr>
+        <w:t xml:space="preserve">So, there are 2 options to prevent this: Use styled components (CSS in JS files) or use CSS modules. Both of these provide unique class names so </w:t>
+      </w:r>
+      <w:proofErr w:type="gramStart"/>
+      <w:r>
+        <w:rPr>
+          <w:sz w:val="24"/>
+          <w:szCs w:val="24"/>
+        </w:rPr>
+        <w:t>there</w:t>
+      </w:r>
+      <w:proofErr w:type="gramEnd"/>
+      <w:r>
+        <w:rPr>
+          <w:sz w:val="24"/>
+          <w:szCs w:val="24"/>
+        </w:rPr>
+        <w:t xml:space="preserve"> </w:t>
+      </w:r>
+      <w:proofErr w:type="spellStart"/>
+      <w:r>
+        <w:rPr>
+          <w:sz w:val="24"/>
+          <w:szCs w:val="24"/>
+        </w:rPr>
+        <w:t>wont</w:t>
+      </w:r>
+      <w:proofErr w:type="spellEnd"/>
+      <w:r>
+        <w:rPr>
+          <w:sz w:val="24"/>
+          <w:szCs w:val="24"/>
+        </w:rPr>
+        <w:t xml:space="preserve"> be any clash.</w:t>
+      </w:r>
+    </w:p>
+    <w:p>
+      <w:pPr>
+        <w:rPr>
+          <w:sz w:val="24"/>
+          <w:szCs w:val="24"/>
+        </w:rPr>
+      </w:pPr>
+      <w:r>
+        <w:rPr>
+          <w:sz w:val="24"/>
+          <w:szCs w:val="24"/>
+        </w:rPr>
+        <w:t xml:space="preserve">Import styles from ‘your </w:t>
+      </w:r>
+      <w:proofErr w:type="spellStart"/>
+      <w:r>
+        <w:rPr>
+          <w:sz w:val="24"/>
+          <w:szCs w:val="24"/>
+        </w:rPr>
+        <w:t>css</w:t>
+      </w:r>
+      <w:proofErr w:type="spellEnd"/>
+      <w:r>
+        <w:rPr>
+          <w:sz w:val="24"/>
+          <w:szCs w:val="24"/>
+        </w:rPr>
+        <w:t xml:space="preserve"> file name’;</w:t>
+      </w:r>
+    </w:p>
+    <w:p>
+      <w:pPr>
+        <w:rPr>
+          <w:sz w:val="24"/>
+          <w:szCs w:val="24"/>
+        </w:rPr>
+      </w:pPr>
+      <w:r>
+        <w:rPr>
+          <w:sz w:val="24"/>
+          <w:szCs w:val="24"/>
+        </w:rPr>
+        <w:t xml:space="preserve">Now styles </w:t>
+      </w:r>
+      <w:proofErr w:type="gramStart"/>
+      <w:r>
+        <w:rPr>
+          <w:sz w:val="24"/>
+          <w:szCs w:val="24"/>
+        </w:rPr>
+        <w:t>is</w:t>
+      </w:r>
+      <w:proofErr w:type="gramEnd"/>
+      <w:r>
+        <w:rPr>
+          <w:sz w:val="24"/>
+          <w:szCs w:val="24"/>
+        </w:rPr>
+        <w:t xml:space="preserve"> a JS object. We can extract classes using </w:t>
+      </w:r>
+      <w:proofErr w:type="spellStart"/>
+      <w:proofErr w:type="gramStart"/>
+      <w:r>
+        <w:rPr>
+          <w:sz w:val="24"/>
+          <w:szCs w:val="24"/>
+        </w:rPr>
+        <w:t>styles.yourClassName</w:t>
+      </w:r>
+      <w:proofErr w:type="spellEnd"/>
+      <w:proofErr w:type="gramEnd"/>
+      <w:r>
+        <w:rPr>
+          <w:sz w:val="24"/>
+          <w:szCs w:val="24"/>
+        </w:rPr>
+        <w:t xml:space="preserve"> or styles[“</w:t>
+      </w:r>
+      <w:proofErr w:type="spellStart"/>
+      <w:r>
+        <w:rPr>
+          <w:sz w:val="24"/>
+          <w:szCs w:val="24"/>
+        </w:rPr>
+        <w:t>yourClassName</w:t>
+      </w:r>
+      <w:proofErr w:type="spellEnd"/>
+      <w:r>
+        <w:rPr>
+          <w:sz w:val="24"/>
+          <w:szCs w:val="24"/>
+        </w:rPr>
+        <w:t>”]</w:t>
       </w:r>
     </w:p>
     <w:p>
@@ -4234,7 +5498,23 @@
           <w:sz w:val="24"/>
           <w:szCs w:val="24"/>
         </w:rPr>
-        <w:t>1: In bigger apps, we end up with tons of unnecessary divs (as wrappers) which add no meaning to the page just because we have to enclose our JSX code with a wrapper.</w:t>
+        <w:t xml:space="preserve">1: In bigger apps, we end up with tons of unnecessary </w:t>
+      </w:r>
+      <w:proofErr w:type="spellStart"/>
+      <w:r>
+        <w:rPr>
+          <w:sz w:val="24"/>
+          <w:szCs w:val="24"/>
+        </w:rPr>
+        <w:t>divs</w:t>
+      </w:r>
+      <w:proofErr w:type="spellEnd"/>
+      <w:r>
+        <w:rPr>
+          <w:sz w:val="24"/>
+          <w:szCs w:val="24"/>
+        </w:rPr>
+        <w:t xml:space="preserve"> (as wrappers) which add no meaning to the page just because we have to enclose our JSX code with a wrapper.</w:t>
       </w:r>
       <w:r>
         <w:rPr>
@@ -4256,6 +5536,7 @@
           <w:sz w:val="24"/>
           <w:szCs w:val="24"/>
         </w:rPr>
+        <w:lastRenderedPageBreak/>
         <w:t>2:</w:t>
       </w:r>
       <w:r>
@@ -4263,7 +5544,25 @@
           <w:sz w:val="24"/>
           <w:szCs w:val="24"/>
         </w:rPr>
-        <w:t xml:space="preserve"> To solve this problem of reducing unnecessary wrapping tags, we create a component wrapper.js (Normally we create a Helpers folder in the components folder and we create wrapper.js file in that folder) and in that we return props.children as shown below</w:t>
+        <w:t xml:space="preserve"> To solve this problem of reducing unnecessary wrapping tags, we create a component wrapper.js (Normally we create a Helpers folder in the components folder and we create wrapper.js file in that folder) and in that we return </w:t>
+      </w:r>
+      <w:proofErr w:type="spellStart"/>
+      <w:proofErr w:type="gramStart"/>
+      <w:r>
+        <w:rPr>
+          <w:sz w:val="24"/>
+          <w:szCs w:val="24"/>
+        </w:rPr>
+        <w:t>props.children</w:t>
+      </w:r>
+      <w:proofErr w:type="spellEnd"/>
+      <w:proofErr w:type="gramEnd"/>
+      <w:r>
+        <w:rPr>
+          <w:sz w:val="24"/>
+          <w:szCs w:val="24"/>
+        </w:rPr>
+        <w:t xml:space="preserve"> as shown below</w:t>
       </w:r>
       <w:r>
         <w:rPr>
@@ -4285,6 +5584,7 @@
           <w:lang w:eastAsia="en-IN"/>
         </w:rPr>
       </w:pPr>
+      <w:proofErr w:type="spellStart"/>
       <w:r>
         <w:rPr>
           <w:rFonts w:ascii="Consolas" w:eastAsia="Times New Roman" w:hAnsi="Consolas" w:cs="Times New Roman"/>
@@ -4293,9 +5593,9 @@
           <w:szCs w:val="21"/>
           <w:lang w:eastAsia="en-IN"/>
         </w:rPr>
-        <w:lastRenderedPageBreak/>
         <w:t>const</w:t>
       </w:r>
+      <w:proofErr w:type="spellEnd"/>
       <w:r>
         <w:rPr>
           <w:rFonts w:ascii="Consolas" w:eastAsia="Times New Roman" w:hAnsi="Consolas" w:cs="Times New Roman"/>
@@ -4409,6 +5709,8 @@
         </w:rPr>
         <w:t> </w:t>
       </w:r>
+      <w:proofErr w:type="spellStart"/>
+      <w:proofErr w:type="gramStart"/>
       <w:r>
         <w:rPr>
           <w:rFonts w:ascii="Consolas" w:eastAsia="Times New Roman" w:hAnsi="Consolas" w:cs="Times New Roman"/>
@@ -4439,6 +5741,8 @@
         </w:rPr>
         <w:t>children</w:t>
       </w:r>
+      <w:proofErr w:type="spellEnd"/>
+      <w:proofErr w:type="gramEnd"/>
       <w:r>
         <w:rPr>
           <w:rFonts w:ascii="Consolas" w:eastAsia="Times New Roman" w:hAnsi="Consolas" w:cs="Times New Roman"/>
@@ -4581,7 +5885,23 @@
           <w:sz w:val="24"/>
           <w:szCs w:val="24"/>
         </w:rPr>
-        <w:t>Now we need not do this in react, React also has empty wrapper component as shown below</w:t>
+        <w:t xml:space="preserve">Now we need not do this in react, </w:t>
+      </w:r>
+      <w:proofErr w:type="gramStart"/>
+      <w:r>
+        <w:rPr>
+          <w:sz w:val="24"/>
+          <w:szCs w:val="24"/>
+        </w:rPr>
+        <w:t>React</w:t>
+      </w:r>
+      <w:proofErr w:type="gramEnd"/>
+      <w:r>
+        <w:rPr>
+          <w:sz w:val="24"/>
+          <w:szCs w:val="24"/>
+        </w:rPr>
+        <w:t xml:space="preserve"> also has empty wrapper component as shown below</w:t>
       </w:r>
     </w:p>
     <w:p>
@@ -4649,6 +5969,7 @@
         </w:rPr>
         <w:t>&lt;</w:t>
       </w:r>
+      <w:proofErr w:type="spellStart"/>
       <w:r>
         <w:rPr>
           <w:rFonts w:ascii="Consolas" w:eastAsia="Times New Roman" w:hAnsi="Consolas" w:cs="Times New Roman"/>
@@ -4659,6 +5980,7 @@
         </w:rPr>
         <w:t>React.Fragment</w:t>
       </w:r>
+      <w:proofErr w:type="spellEnd"/>
       <w:r>
         <w:rPr>
           <w:rFonts w:ascii="Consolas" w:eastAsia="Times New Roman" w:hAnsi="Consolas" w:cs="Times New Roman"/>
@@ -4730,7 +6052,18 @@
           <w:szCs w:val="21"/>
           <w:lang w:eastAsia="en-IN"/>
         </w:rPr>
-        <w:t>Hi there!</w:t>
+        <w:t>Hi </w:t>
+      </w:r>
+      <w:proofErr w:type="gramStart"/>
+      <w:r>
+        <w:rPr>
+          <w:rFonts w:ascii="Consolas" w:eastAsia="Times New Roman" w:hAnsi="Consolas" w:cs="Times New Roman"/>
+          <w:color w:val="D4D4D4"/>
+          <w:sz w:val="21"/>
+          <w:szCs w:val="21"/>
+          <w:lang w:eastAsia="en-IN"/>
+        </w:rPr>
+        <w:t>there!</w:t>
       </w:r>
       <w:r>
         <w:rPr>
@@ -4740,7 +6073,18 @@
           <w:szCs w:val="21"/>
           <w:lang w:eastAsia="en-IN"/>
         </w:rPr>
-        <w:t>&lt;/</w:t>
+        <w:t>&lt;</w:t>
+      </w:r>
+      <w:proofErr w:type="gramEnd"/>
+      <w:r>
+        <w:rPr>
+          <w:rFonts w:ascii="Consolas" w:eastAsia="Times New Roman" w:hAnsi="Consolas" w:cs="Times New Roman"/>
+          <w:color w:val="808080"/>
+          <w:sz w:val="21"/>
+          <w:szCs w:val="21"/>
+          <w:lang w:eastAsia="en-IN"/>
+        </w:rPr>
+        <w:t>/</w:t>
       </w:r>
       <w:r>
         <w:rPr>
@@ -4823,7 +6167,18 @@
           <w:szCs w:val="21"/>
           <w:lang w:eastAsia="en-IN"/>
         </w:rPr>
-        <w:t>This Works!</w:t>
+        <w:t>This </w:t>
+      </w:r>
+      <w:proofErr w:type="gramStart"/>
+      <w:r>
+        <w:rPr>
+          <w:rFonts w:ascii="Consolas" w:eastAsia="Times New Roman" w:hAnsi="Consolas" w:cs="Times New Roman"/>
+          <w:color w:val="D4D4D4"/>
+          <w:sz w:val="21"/>
+          <w:szCs w:val="21"/>
+          <w:lang w:eastAsia="en-IN"/>
+        </w:rPr>
+        <w:t>Works!</w:t>
       </w:r>
       <w:r>
         <w:rPr>
@@ -4835,6 +6190,7 @@
         </w:rPr>
         <w:t>&lt;</w:t>
       </w:r>
+      <w:proofErr w:type="gramEnd"/>
       <w:r>
         <w:rPr>
           <w:rFonts w:ascii="Consolas" w:eastAsia="Times New Roman" w:hAnsi="Consolas" w:cs="Times New Roman"/>
@@ -4888,6 +6244,7 @@
         </w:rPr>
         <w:t>&lt;/</w:t>
       </w:r>
+      <w:proofErr w:type="spellStart"/>
       <w:r>
         <w:rPr>
           <w:rFonts w:ascii="Consolas" w:eastAsia="Times New Roman" w:hAnsi="Consolas" w:cs="Times New Roman"/>
@@ -4898,6 +6255,7 @@
         </w:rPr>
         <w:t>React.Fragment</w:t>
       </w:r>
+      <w:proofErr w:type="spellEnd"/>
       <w:r>
         <w:rPr>
           <w:rFonts w:ascii="Consolas" w:eastAsia="Times New Roman" w:hAnsi="Consolas" w:cs="Times New Roman"/>
@@ -5073,7 +6431,18 @@
           <w:szCs w:val="21"/>
           <w:lang w:eastAsia="en-IN"/>
         </w:rPr>
-        <w:t>Hi there!</w:t>
+        <w:t>Hi </w:t>
+      </w:r>
+      <w:proofErr w:type="gramStart"/>
+      <w:r>
+        <w:rPr>
+          <w:rFonts w:ascii="Consolas" w:eastAsia="Times New Roman" w:hAnsi="Consolas" w:cs="Times New Roman"/>
+          <w:color w:val="D4D4D4"/>
+          <w:sz w:val="21"/>
+          <w:szCs w:val="21"/>
+          <w:lang w:eastAsia="en-IN"/>
+        </w:rPr>
+        <w:t>there!</w:t>
       </w:r>
       <w:r>
         <w:rPr>
@@ -5083,7 +6452,18 @@
           <w:szCs w:val="21"/>
           <w:lang w:eastAsia="en-IN"/>
         </w:rPr>
-        <w:t>&lt;/</w:t>
+        <w:t>&lt;</w:t>
+      </w:r>
+      <w:proofErr w:type="gramEnd"/>
+      <w:r>
+        <w:rPr>
+          <w:rFonts w:ascii="Consolas" w:eastAsia="Times New Roman" w:hAnsi="Consolas" w:cs="Times New Roman"/>
+          <w:color w:val="808080"/>
+          <w:sz w:val="21"/>
+          <w:szCs w:val="21"/>
+          <w:lang w:eastAsia="en-IN"/>
+        </w:rPr>
+        <w:t>/</w:t>
       </w:r>
       <w:r>
         <w:rPr>
@@ -5166,7 +6546,18 @@
           <w:szCs w:val="21"/>
           <w:lang w:eastAsia="en-IN"/>
         </w:rPr>
-        <w:t>This Works!</w:t>
+        <w:t>This </w:t>
+      </w:r>
+      <w:proofErr w:type="gramStart"/>
+      <w:r>
+        <w:rPr>
+          <w:rFonts w:ascii="Consolas" w:eastAsia="Times New Roman" w:hAnsi="Consolas" w:cs="Times New Roman"/>
+          <w:color w:val="D4D4D4"/>
+          <w:sz w:val="21"/>
+          <w:szCs w:val="21"/>
+          <w:lang w:eastAsia="en-IN"/>
+        </w:rPr>
+        <w:t>Works!</w:t>
       </w:r>
       <w:r>
         <w:rPr>
@@ -5178,6 +6569,7 @@
         </w:rPr>
         <w:t>&lt;</w:t>
       </w:r>
+      <w:proofErr w:type="gramEnd"/>
       <w:r>
         <w:rPr>
           <w:rFonts w:ascii="Consolas" w:eastAsia="Times New Roman" w:hAnsi="Consolas" w:cs="Times New Roman"/>
@@ -5282,7 +6674,23 @@
           <w:sz w:val="24"/>
           <w:szCs w:val="24"/>
         </w:rPr>
-        <w:t xml:space="preserve">So instead of unnecessary divs as wrappers, we use fragments or </w:t>
+        <w:t xml:space="preserve">So instead of unnecessary </w:t>
+      </w:r>
+      <w:proofErr w:type="spellStart"/>
+      <w:r>
+        <w:rPr>
+          <w:sz w:val="24"/>
+          <w:szCs w:val="24"/>
+        </w:rPr>
+        <w:t>divs</w:t>
+      </w:r>
+      <w:proofErr w:type="spellEnd"/>
+      <w:r>
+        <w:rPr>
+          <w:sz w:val="24"/>
+          <w:szCs w:val="24"/>
+        </w:rPr>
+        <w:t xml:space="preserve"> as wrappers, we use fragments or </w:t>
       </w:r>
       <w:r>
         <w:rPr>
@@ -5361,36 +6769,150 @@
           <w:sz w:val="24"/>
           <w:szCs w:val="24"/>
         </w:rPr>
-        <w:t>e connect our html elements with Javascript code</w:t>
-      </w:r>
-      <w:r>
-        <w:rPr>
-          <w:sz w:val="24"/>
-          <w:szCs w:val="24"/>
-        </w:rPr>
-        <w:t xml:space="preserve"> with useRef hook. But We should not (not CANNOT) manipulate the DOM using useRef.  </w:t>
-      </w:r>
-    </w:p>
-    <w:p>
-      <w:pPr>
-        <w:rPr>
-          <w:sz w:val="24"/>
-          <w:szCs w:val="24"/>
-        </w:rPr>
-      </w:pPr>
-      <w:r>
-        <w:rPr>
-          <w:sz w:val="24"/>
-          <w:szCs w:val="24"/>
-        </w:rPr>
-        <w:t>Eg: enteredUserNameInput = useRef();</w:t>
-      </w:r>
-      <w:r>
-        <w:rPr>
-          <w:sz w:val="24"/>
-          <w:szCs w:val="24"/>
-        </w:rPr>
-        <w:t xml:space="preserve"> //useRef() returns an object</w:t>
+        <w:t xml:space="preserve">e connect our html elements with </w:t>
+      </w:r>
+      <w:proofErr w:type="spellStart"/>
+      <w:r>
+        <w:rPr>
+          <w:sz w:val="24"/>
+          <w:szCs w:val="24"/>
+        </w:rPr>
+        <w:t>Javascript</w:t>
+      </w:r>
+      <w:proofErr w:type="spellEnd"/>
+      <w:r>
+        <w:rPr>
+          <w:sz w:val="24"/>
+          <w:szCs w:val="24"/>
+        </w:rPr>
+        <w:t xml:space="preserve"> code</w:t>
+      </w:r>
+      <w:r>
+        <w:rPr>
+          <w:sz w:val="24"/>
+          <w:szCs w:val="24"/>
+        </w:rPr>
+        <w:t xml:space="preserve"> with </w:t>
+      </w:r>
+      <w:proofErr w:type="spellStart"/>
+      <w:r>
+        <w:rPr>
+          <w:sz w:val="24"/>
+          <w:szCs w:val="24"/>
+        </w:rPr>
+        <w:t>useRef</w:t>
+      </w:r>
+      <w:proofErr w:type="spellEnd"/>
+      <w:r>
+        <w:rPr>
+          <w:sz w:val="24"/>
+          <w:szCs w:val="24"/>
+        </w:rPr>
+        <w:t xml:space="preserve"> hook. But We should not (not CANNOT) manipulate the DOM using </w:t>
+      </w:r>
+      <w:proofErr w:type="spellStart"/>
+      <w:r>
+        <w:rPr>
+          <w:sz w:val="24"/>
+          <w:szCs w:val="24"/>
+        </w:rPr>
+        <w:t>useRef</w:t>
+      </w:r>
+      <w:proofErr w:type="spellEnd"/>
+      <w:r>
+        <w:rPr>
+          <w:sz w:val="24"/>
+          <w:szCs w:val="24"/>
+        </w:rPr>
+        <w:t xml:space="preserve">.  </w:t>
+      </w:r>
+    </w:p>
+    <w:p>
+      <w:pPr>
+        <w:rPr>
+          <w:sz w:val="24"/>
+          <w:szCs w:val="24"/>
+        </w:rPr>
+      </w:pPr>
+      <w:proofErr w:type="spellStart"/>
+      <w:r>
+        <w:rPr>
+          <w:sz w:val="24"/>
+          <w:szCs w:val="24"/>
+        </w:rPr>
+        <w:t>Eg</w:t>
+      </w:r>
+      <w:proofErr w:type="spellEnd"/>
+      <w:r>
+        <w:rPr>
+          <w:sz w:val="24"/>
+          <w:szCs w:val="24"/>
+        </w:rPr>
+        <w:t xml:space="preserve">: </w:t>
+      </w:r>
+      <w:proofErr w:type="spellStart"/>
+      <w:r>
+        <w:rPr>
+          <w:sz w:val="24"/>
+          <w:szCs w:val="24"/>
+        </w:rPr>
+        <w:t>enteredUserNameInput</w:t>
+      </w:r>
+      <w:proofErr w:type="spellEnd"/>
+      <w:r>
+        <w:rPr>
+          <w:sz w:val="24"/>
+          <w:szCs w:val="24"/>
+        </w:rPr>
+        <w:t xml:space="preserve"> = </w:t>
+      </w:r>
+      <w:proofErr w:type="spellStart"/>
+      <w:proofErr w:type="gramStart"/>
+      <w:r>
+        <w:rPr>
+          <w:sz w:val="24"/>
+          <w:szCs w:val="24"/>
+        </w:rPr>
+        <w:t>useRef</w:t>
+      </w:r>
+      <w:proofErr w:type="spellEnd"/>
+      <w:r>
+        <w:rPr>
+          <w:sz w:val="24"/>
+          <w:szCs w:val="24"/>
+        </w:rPr>
+        <w:t>(</w:t>
+      </w:r>
+      <w:proofErr w:type="gramEnd"/>
+      <w:r>
+        <w:rPr>
+          <w:sz w:val="24"/>
+          <w:szCs w:val="24"/>
+        </w:rPr>
+        <w:t>);</w:t>
+      </w:r>
+      <w:r>
+        <w:rPr>
+          <w:sz w:val="24"/>
+          <w:szCs w:val="24"/>
+        </w:rPr>
+        <w:t xml:space="preserve"> //</w:t>
+      </w:r>
+      <w:proofErr w:type="spellStart"/>
+      <w:r>
+        <w:rPr>
+          <w:sz w:val="24"/>
+          <w:szCs w:val="24"/>
+        </w:rPr>
+        <w:t>useRef</w:t>
+      </w:r>
+      <w:proofErr w:type="spellEnd"/>
+      <w:r>
+        <w:rPr>
+          <w:sz w:val="24"/>
+          <w:szCs w:val="24"/>
+        </w:rPr>
+        <w:t>() returns an object</w:t>
       </w:r>
     </w:p>
     <w:p>
@@ -5420,22 +6942,54 @@
           <w:sz w:val="24"/>
           <w:szCs w:val="24"/>
         </w:rPr>
-        <w:t xml:space="preserve">&lt;input ref = {enteredUserNameInput}&gt; </w:t>
-      </w:r>
-    </w:p>
-    <w:p>
-      <w:pPr>
-        <w:rPr>
-          <w:sz w:val="24"/>
-          <w:szCs w:val="24"/>
-        </w:rPr>
-      </w:pPr>
-      <w:r>
-        <w:rPr>
-          <w:sz w:val="24"/>
-          <w:szCs w:val="24"/>
-        </w:rPr>
-        <w:t>USE REFS WHEN WE NEED TO READ A VALUE. When we were using the state, the setState method of that input field was called whenever we changed the input (Unnecessary Re-rendering). So instead of this we use refs to avoid such re-rendering. We can modify values using refs but it is advised not to do so</w:t>
+        <w:t>&lt;input ref = {</w:t>
+      </w:r>
+      <w:proofErr w:type="spellStart"/>
+      <w:r>
+        <w:rPr>
+          <w:sz w:val="24"/>
+          <w:szCs w:val="24"/>
+        </w:rPr>
+        <w:t>enteredUserNameInput</w:t>
+      </w:r>
+      <w:proofErr w:type="spellEnd"/>
+      <w:r>
+        <w:rPr>
+          <w:sz w:val="24"/>
+          <w:szCs w:val="24"/>
+        </w:rPr>
+        <w:t xml:space="preserve">}&gt; </w:t>
+      </w:r>
+    </w:p>
+    <w:p>
+      <w:pPr>
+        <w:rPr>
+          <w:sz w:val="24"/>
+          <w:szCs w:val="24"/>
+        </w:rPr>
+      </w:pPr>
+      <w:r>
+        <w:rPr>
+          <w:sz w:val="24"/>
+          <w:szCs w:val="24"/>
+        </w:rPr>
+        <w:t xml:space="preserve">USE REFS WHEN WE NEED TO READ A VALUE. When we were using the state, the </w:t>
+      </w:r>
+      <w:proofErr w:type="spellStart"/>
+      <w:r>
+        <w:rPr>
+          <w:sz w:val="24"/>
+          <w:szCs w:val="24"/>
+        </w:rPr>
+        <w:t>setState</w:t>
+      </w:r>
+      <w:proofErr w:type="spellEnd"/>
+      <w:r>
+        <w:rPr>
+          <w:sz w:val="24"/>
+          <w:szCs w:val="24"/>
+        </w:rPr>
+        <w:t xml:space="preserve"> method of that input field was called whenever we changed the input (Unnecessary Re-rendering). So instead of this we use refs to avoid such re-rendering. We can modify values using refs but it is advised not to do so</w:t>
       </w:r>
       <w:r>
         <w:rPr>
@@ -5499,7 +7053,6 @@
           <w:sz w:val="28"/>
           <w:szCs w:val="28"/>
         </w:rPr>
-        <w:lastRenderedPageBreak/>
         <w:t>Module 10 Advanced_ Handling Side Effects, Using Reducers &amp; Using the Context API</w:t>
       </w:r>
     </w:p>
@@ -5522,7 +7075,39 @@
           <w:sz w:val="24"/>
           <w:szCs w:val="24"/>
         </w:rPr>
-        <w:t xml:space="preserve">: The main use of react is to create reusable components and react’s job is to render the component and re-render the component based on state and props. These are all features which are included in react (useState hook, props etc). </w:t>
+        <w:t xml:space="preserve">: The main use of react is to create reusable components and </w:t>
+      </w:r>
+      <w:proofErr w:type="spellStart"/>
+      <w:r>
+        <w:rPr>
+          <w:sz w:val="24"/>
+          <w:szCs w:val="24"/>
+        </w:rPr>
+        <w:t>react’s</w:t>
+      </w:r>
+      <w:proofErr w:type="spellEnd"/>
+      <w:r>
+        <w:rPr>
+          <w:sz w:val="24"/>
+          <w:szCs w:val="24"/>
+        </w:rPr>
+        <w:t xml:space="preserve"> job is to render the component and re-render the component based on state and props. These are all features which are included in react (</w:t>
+      </w:r>
+      <w:proofErr w:type="spellStart"/>
+      <w:r>
+        <w:rPr>
+          <w:sz w:val="24"/>
+          <w:szCs w:val="24"/>
+        </w:rPr>
+        <w:t>useState</w:t>
+      </w:r>
+      <w:proofErr w:type="spellEnd"/>
+      <w:r>
+        <w:rPr>
+          <w:sz w:val="24"/>
+          <w:szCs w:val="24"/>
+        </w:rPr>
+        <w:t xml:space="preserve"> hook, props etc). </w:t>
       </w:r>
     </w:p>
     <w:p>
@@ -5560,6 +7145,7 @@
         </w:rPr>
         <w:t xml:space="preserve">, </w:t>
       </w:r>
+      <w:proofErr w:type="gramStart"/>
       <w:r>
         <w:rPr>
           <w:sz w:val="24"/>
@@ -5574,6 +7160,7 @@
         </w:rPr>
         <w:t>is</w:t>
       </w:r>
+      <w:proofErr w:type="gramEnd"/>
       <w:r>
         <w:rPr>
           <w:sz w:val="24"/>
@@ -5601,7 +7188,39 @@
           <w:sz w:val="24"/>
           <w:szCs w:val="24"/>
         </w:rPr>
-        <w:t>For this, we use the useEffect hook()</w:t>
+        <w:t xml:space="preserve">For this, we use the </w:t>
+      </w:r>
+      <w:proofErr w:type="spellStart"/>
+      <w:r>
+        <w:rPr>
+          <w:sz w:val="24"/>
+          <w:szCs w:val="24"/>
+        </w:rPr>
+        <w:t>useEffect</w:t>
+      </w:r>
+      <w:proofErr w:type="spellEnd"/>
+      <w:r>
+        <w:rPr>
+          <w:sz w:val="24"/>
+          <w:szCs w:val="24"/>
+        </w:rPr>
+        <w:t xml:space="preserve"> </w:t>
+      </w:r>
+      <w:proofErr w:type="gramStart"/>
+      <w:r>
+        <w:rPr>
+          <w:sz w:val="24"/>
+          <w:szCs w:val="24"/>
+        </w:rPr>
+        <w:t>hook(</w:t>
+      </w:r>
+      <w:proofErr w:type="gramEnd"/>
+      <w:r>
+        <w:rPr>
+          <w:sz w:val="24"/>
+          <w:szCs w:val="24"/>
+        </w:rPr>
+        <w:t>)</w:t>
       </w:r>
     </w:p>
     <w:p>
@@ -5645,8 +7264,17 @@
           <w:sz w:val="24"/>
           <w:szCs w:val="24"/>
         </w:rPr>
-        <w:t>2: localStorage</w:t>
-      </w:r>
+        <w:t xml:space="preserve">2: </w:t>
+      </w:r>
+      <w:proofErr w:type="spellStart"/>
+      <w:r>
+        <w:rPr>
+          <w:sz w:val="24"/>
+          <w:szCs w:val="24"/>
+        </w:rPr>
+        <w:t>localStorage</w:t>
+      </w:r>
+      <w:proofErr w:type="spellEnd"/>
       <w:r>
         <w:rPr>
           <w:sz w:val="24"/>
@@ -5659,22 +7287,54 @@
           <w:sz w:val="24"/>
           <w:szCs w:val="24"/>
         </w:rPr>
-        <w:t xml:space="preserve">The localStorage function takes 2 arguments as strings (one is key and the other one is value). And we can view the stored data in Application tab in developer tools. </w:t>
-      </w:r>
-    </w:p>
-    <w:p>
-      <w:pPr>
-        <w:rPr>
-          <w:sz w:val="24"/>
-          <w:szCs w:val="24"/>
-        </w:rPr>
-      </w:pPr>
-      <w:r>
-        <w:rPr>
-          <w:sz w:val="24"/>
-          <w:szCs w:val="24"/>
-        </w:rPr>
-        <w:t>Notice the below code snippet. When we are logging in for the first time, we are storing data in the browser so that when we click the refresh button, we don’t log out. But the code goes in infinite loop when we are logged in, because storedUserInfo will be always 1 and this will cause infinite renders.</w:t>
+        <w:t xml:space="preserve">The </w:t>
+      </w:r>
+      <w:proofErr w:type="spellStart"/>
+      <w:r>
+        <w:rPr>
+          <w:sz w:val="24"/>
+          <w:szCs w:val="24"/>
+        </w:rPr>
+        <w:t>localStorage</w:t>
+      </w:r>
+      <w:proofErr w:type="spellEnd"/>
+      <w:r>
+        <w:rPr>
+          <w:sz w:val="24"/>
+          <w:szCs w:val="24"/>
+        </w:rPr>
+        <w:t xml:space="preserve"> function takes 2 arguments as strings (one is key and the other one is value). And we can view the stored data in Application tab in developer tools. </w:t>
+      </w:r>
+    </w:p>
+    <w:p>
+      <w:pPr>
+        <w:rPr>
+          <w:sz w:val="24"/>
+          <w:szCs w:val="24"/>
+        </w:rPr>
+      </w:pPr>
+      <w:r>
+        <w:rPr>
+          <w:sz w:val="24"/>
+          <w:szCs w:val="24"/>
+        </w:rPr>
+        <w:t xml:space="preserve">Notice the below code snippet. When we are logging in for the first time, we are storing data in the browser so that when we click the refresh button, we don’t log out. But the code goes in infinite loop when we are logged in, because </w:t>
+      </w:r>
+      <w:proofErr w:type="spellStart"/>
+      <w:r>
+        <w:rPr>
+          <w:sz w:val="24"/>
+          <w:szCs w:val="24"/>
+        </w:rPr>
+        <w:t>storedUserInfo</w:t>
+      </w:r>
+      <w:proofErr w:type="spellEnd"/>
+      <w:r>
+        <w:rPr>
+          <w:sz w:val="24"/>
+          <w:szCs w:val="24"/>
+        </w:rPr>
+        <w:t xml:space="preserve"> will be always 1 and this will cause infinite renders.</w:t>
       </w:r>
     </w:p>
     <w:p>
@@ -5709,6 +7369,7 @@
         </w:rPr>
         <w:t> </w:t>
       </w:r>
+      <w:proofErr w:type="gramStart"/>
       <w:r>
         <w:rPr>
           <w:rFonts w:ascii="Consolas" w:eastAsia="Times New Roman" w:hAnsi="Consolas" w:cs="Times New Roman"/>
@@ -5727,7 +7388,18 @@
           <w:szCs w:val="21"/>
           <w:lang w:eastAsia="en-IN"/>
         </w:rPr>
-        <w:t>() {</w:t>
+        <w:t>(</w:t>
+      </w:r>
+      <w:proofErr w:type="gramEnd"/>
+      <w:r>
+        <w:rPr>
+          <w:rFonts w:ascii="Consolas" w:eastAsia="Times New Roman" w:hAnsi="Consolas" w:cs="Times New Roman"/>
+          <w:color w:val="D4D4D4"/>
+          <w:sz w:val="21"/>
+          <w:szCs w:val="21"/>
+          <w:lang w:eastAsia="en-IN"/>
+        </w:rPr>
+        <w:t>) {</w:t>
       </w:r>
     </w:p>
     <w:p>
@@ -5752,6 +7424,7 @@
         </w:rPr>
         <w:t>  </w:t>
       </w:r>
+      <w:proofErr w:type="spellStart"/>
       <w:r>
         <w:rPr>
           <w:rFonts w:ascii="Consolas" w:eastAsia="Times New Roman" w:hAnsi="Consolas" w:cs="Times New Roman"/>
@@ -5762,6 +7435,7 @@
         </w:rPr>
         <w:t>const</w:t>
       </w:r>
+      <w:proofErr w:type="spellEnd"/>
       <w:r>
         <w:rPr>
           <w:rFonts w:ascii="Consolas" w:eastAsia="Times New Roman" w:hAnsi="Consolas" w:cs="Times New Roman"/>
@@ -5772,6 +7446,7 @@
         </w:rPr>
         <w:t> [</w:t>
       </w:r>
+      <w:proofErr w:type="spellStart"/>
       <w:r>
         <w:rPr>
           <w:rFonts w:ascii="Consolas" w:eastAsia="Times New Roman" w:hAnsi="Consolas" w:cs="Times New Roman"/>
@@ -5782,6 +7457,7 @@
         </w:rPr>
         <w:t>isLoggedIn</w:t>
       </w:r>
+      <w:proofErr w:type="spellEnd"/>
       <w:r>
         <w:rPr>
           <w:rFonts w:ascii="Consolas" w:eastAsia="Times New Roman" w:hAnsi="Consolas" w:cs="Times New Roman"/>
@@ -5792,6 +7468,7 @@
         </w:rPr>
         <w:t>, </w:t>
       </w:r>
+      <w:proofErr w:type="spellStart"/>
       <w:r>
         <w:rPr>
           <w:rFonts w:ascii="Consolas" w:eastAsia="Times New Roman" w:hAnsi="Consolas" w:cs="Times New Roman"/>
@@ -5802,6 +7479,7 @@
         </w:rPr>
         <w:t>setIsLoggedIn</w:t>
       </w:r>
+      <w:proofErr w:type="spellEnd"/>
       <w:r>
         <w:rPr>
           <w:rFonts w:ascii="Consolas" w:eastAsia="Times New Roman" w:hAnsi="Consolas" w:cs="Times New Roman"/>
@@ -5812,6 +7490,7 @@
         </w:rPr>
         <w:t>] = </w:t>
       </w:r>
+      <w:proofErr w:type="spellStart"/>
       <w:r>
         <w:rPr>
           <w:rFonts w:ascii="Consolas" w:eastAsia="Times New Roman" w:hAnsi="Consolas" w:cs="Times New Roman"/>
@@ -5822,6 +7501,7 @@
         </w:rPr>
         <w:t>useState</w:t>
       </w:r>
+      <w:proofErr w:type="spellEnd"/>
       <w:r>
         <w:rPr>
           <w:rFonts w:ascii="Consolas" w:eastAsia="Times New Roman" w:hAnsi="Consolas" w:cs="Times New Roman"/>
@@ -5888,6 +7568,7 @@
         </w:rPr>
         <w:t>  </w:t>
       </w:r>
+      <w:proofErr w:type="spellStart"/>
       <w:r>
         <w:rPr>
           <w:rFonts w:ascii="Consolas" w:eastAsia="Times New Roman" w:hAnsi="Consolas" w:cs="Times New Roman"/>
@@ -5898,6 +7579,7 @@
         </w:rPr>
         <w:t>const</w:t>
       </w:r>
+      <w:proofErr w:type="spellEnd"/>
       <w:r>
         <w:rPr>
           <w:rFonts w:ascii="Consolas" w:eastAsia="Times New Roman" w:hAnsi="Consolas" w:cs="Times New Roman"/>
@@ -5908,6 +7590,7 @@
         </w:rPr>
         <w:t> </w:t>
       </w:r>
+      <w:proofErr w:type="spellStart"/>
       <w:r>
         <w:rPr>
           <w:rFonts w:ascii="Consolas" w:eastAsia="Times New Roman" w:hAnsi="Consolas" w:cs="Times New Roman"/>
@@ -5918,6 +7601,7 @@
         </w:rPr>
         <w:t>storedUserInfo</w:t>
       </w:r>
+      <w:proofErr w:type="spellEnd"/>
       <w:r>
         <w:rPr>
           <w:rFonts w:ascii="Consolas" w:eastAsia="Times New Roman" w:hAnsi="Consolas" w:cs="Times New Roman"/>
@@ -5928,6 +7612,7 @@
         </w:rPr>
         <w:t> = </w:t>
       </w:r>
+      <w:proofErr w:type="spellStart"/>
       <w:r>
         <w:rPr>
           <w:rFonts w:ascii="Consolas" w:eastAsia="Times New Roman" w:hAnsi="Consolas" w:cs="Times New Roman"/>
@@ -5958,6 +7643,7 @@
         </w:rPr>
         <w:t>getItem</w:t>
       </w:r>
+      <w:proofErr w:type="spellEnd"/>
       <w:r>
         <w:rPr>
           <w:rFonts w:ascii="Consolas" w:eastAsia="Times New Roman" w:hAnsi="Consolas" w:cs="Times New Roman"/>
@@ -5976,7 +7662,29 @@
           <w:szCs w:val="21"/>
           <w:lang w:eastAsia="en-IN"/>
         </w:rPr>
-        <w:t>'isLoggedIn'</w:t>
+        <w:t>'</w:t>
+      </w:r>
+      <w:proofErr w:type="spellStart"/>
+      <w:r>
+        <w:rPr>
+          <w:rFonts w:ascii="Consolas" w:eastAsia="Times New Roman" w:hAnsi="Consolas" w:cs="Times New Roman"/>
+          <w:color w:val="CE9178"/>
+          <w:sz w:val="21"/>
+          <w:szCs w:val="21"/>
+          <w:lang w:eastAsia="en-IN"/>
+        </w:rPr>
+        <w:t>isLoggedIn</w:t>
+      </w:r>
+      <w:proofErr w:type="spellEnd"/>
+      <w:r>
+        <w:rPr>
+          <w:rFonts w:ascii="Consolas" w:eastAsia="Times New Roman" w:hAnsi="Consolas" w:cs="Times New Roman"/>
+          <w:color w:val="CE9178"/>
+          <w:sz w:val="21"/>
+          <w:szCs w:val="21"/>
+          <w:lang w:eastAsia="en-IN"/>
+        </w:rPr>
+        <w:t>'</w:t>
       </w:r>
       <w:r>
         <w:rPr>
@@ -6024,6 +7732,7 @@
         </w:rPr>
         <w:t>  </w:t>
       </w:r>
+      <w:proofErr w:type="gramStart"/>
       <w:r>
         <w:rPr>
           <w:rFonts w:ascii="Consolas" w:eastAsia="Times New Roman" w:hAnsi="Consolas" w:cs="Times New Roman"/>
@@ -6044,6 +7753,8 @@
         </w:rPr>
         <w:t>(</w:t>
       </w:r>
+      <w:proofErr w:type="spellStart"/>
+      <w:proofErr w:type="gramEnd"/>
       <w:r>
         <w:rPr>
           <w:rFonts w:ascii="Consolas" w:eastAsia="Times New Roman" w:hAnsi="Consolas" w:cs="Times New Roman"/>
@@ -6054,6 +7765,7 @@
         </w:rPr>
         <w:t>storedUserInfo</w:t>
       </w:r>
+      <w:proofErr w:type="spellEnd"/>
       <w:r>
         <w:rPr>
           <w:rFonts w:ascii="Consolas" w:eastAsia="Times New Roman" w:hAnsi="Consolas" w:cs="Times New Roman"/>
@@ -6107,6 +7819,7 @@
         </w:rPr>
         <w:t>    </w:t>
       </w:r>
+      <w:proofErr w:type="spellStart"/>
       <w:r>
         <w:rPr>
           <w:rFonts w:ascii="Consolas" w:eastAsia="Times New Roman" w:hAnsi="Consolas" w:cs="Times New Roman"/>
@@ -6117,6 +7830,7 @@
         </w:rPr>
         <w:t>setIsLoggedIn</w:t>
       </w:r>
+      <w:proofErr w:type="spellEnd"/>
       <w:r>
         <w:rPr>
           <w:rFonts w:ascii="Consolas" w:eastAsia="Times New Roman" w:hAnsi="Consolas" w:cs="Times New Roman"/>
@@ -6206,6 +7920,7 @@
         </w:rPr>
         <w:t>  </w:t>
       </w:r>
+      <w:proofErr w:type="spellStart"/>
       <w:r>
         <w:rPr>
           <w:rFonts w:ascii="Consolas" w:eastAsia="Times New Roman" w:hAnsi="Consolas" w:cs="Times New Roman"/>
@@ -6216,6 +7931,7 @@
         </w:rPr>
         <w:t>const</w:t>
       </w:r>
+      <w:proofErr w:type="spellEnd"/>
       <w:r>
         <w:rPr>
           <w:rFonts w:ascii="Consolas" w:eastAsia="Times New Roman" w:hAnsi="Consolas" w:cs="Times New Roman"/>
@@ -6226,6 +7942,7 @@
         </w:rPr>
         <w:t> </w:t>
       </w:r>
+      <w:proofErr w:type="spellStart"/>
       <w:r>
         <w:rPr>
           <w:rFonts w:ascii="Consolas" w:eastAsia="Times New Roman" w:hAnsi="Consolas" w:cs="Times New Roman"/>
@@ -6236,6 +7953,7 @@
         </w:rPr>
         <w:t>loginHandler</w:t>
       </w:r>
+      <w:proofErr w:type="spellEnd"/>
       <w:r>
         <w:rPr>
           <w:rFonts w:ascii="Consolas" w:eastAsia="Times New Roman" w:hAnsi="Consolas" w:cs="Times New Roman"/>
@@ -6395,6 +8113,7 @@
         </w:rPr>
         <w:t>    </w:t>
       </w:r>
+      <w:proofErr w:type="spellStart"/>
       <w:r>
         <w:rPr>
           <w:rFonts w:ascii="Consolas" w:eastAsia="Times New Roman" w:hAnsi="Consolas" w:cs="Times New Roman"/>
@@ -6425,6 +8144,7 @@
         </w:rPr>
         <w:t>setItem</w:t>
       </w:r>
+      <w:proofErr w:type="spellEnd"/>
       <w:r>
         <w:rPr>
           <w:rFonts w:ascii="Consolas" w:eastAsia="Times New Roman" w:hAnsi="Consolas" w:cs="Times New Roman"/>
@@ -6443,7 +8163,29 @@
           <w:szCs w:val="21"/>
           <w:lang w:eastAsia="en-IN"/>
         </w:rPr>
-        <w:t>'isLoggedIn'</w:t>
+        <w:t>'</w:t>
+      </w:r>
+      <w:proofErr w:type="spellStart"/>
+      <w:r>
+        <w:rPr>
+          <w:rFonts w:ascii="Consolas" w:eastAsia="Times New Roman" w:hAnsi="Consolas" w:cs="Times New Roman"/>
+          <w:color w:val="CE9178"/>
+          <w:sz w:val="21"/>
+          <w:szCs w:val="21"/>
+          <w:lang w:eastAsia="en-IN"/>
+        </w:rPr>
+        <w:t>isLoggedIn</w:t>
+      </w:r>
+      <w:proofErr w:type="spellEnd"/>
+      <w:r>
+        <w:rPr>
+          <w:rFonts w:ascii="Consolas" w:eastAsia="Times New Roman" w:hAnsi="Consolas" w:cs="Times New Roman"/>
+          <w:color w:val="CE9178"/>
+          <w:sz w:val="21"/>
+          <w:szCs w:val="21"/>
+          <w:lang w:eastAsia="en-IN"/>
+        </w:rPr>
+        <w:t>'</w:t>
       </w:r>
       <w:r>
         <w:rPr>
@@ -6498,6 +8240,7 @@
         </w:rPr>
         <w:t>    </w:t>
       </w:r>
+      <w:proofErr w:type="spellStart"/>
       <w:r>
         <w:rPr>
           <w:rFonts w:ascii="Consolas" w:eastAsia="Times New Roman" w:hAnsi="Consolas" w:cs="Times New Roman"/>
@@ -6508,6 +8251,7 @@
         </w:rPr>
         <w:t>setIsLoggedIn</w:t>
       </w:r>
+      <w:proofErr w:type="spellEnd"/>
       <w:r>
         <w:rPr>
           <w:rFonts w:ascii="Consolas" w:eastAsia="Times New Roman" w:hAnsi="Consolas" w:cs="Times New Roman"/>
@@ -6651,7 +8395,39 @@
           <w:sz w:val="24"/>
           <w:szCs w:val="24"/>
         </w:rPr>
-        <w:t>This is where useEffect hook helps. useEffect hook takes in 2 parameters, 1</w:t>
+        <w:t xml:space="preserve">This is where </w:t>
+      </w:r>
+      <w:proofErr w:type="spellStart"/>
+      <w:r>
+        <w:rPr>
+          <w:sz w:val="24"/>
+          <w:szCs w:val="24"/>
+        </w:rPr>
+        <w:t>useEffect</w:t>
+      </w:r>
+      <w:proofErr w:type="spellEnd"/>
+      <w:r>
+        <w:rPr>
+          <w:sz w:val="24"/>
+          <w:szCs w:val="24"/>
+        </w:rPr>
+        <w:t xml:space="preserve"> hook helps. </w:t>
+      </w:r>
+      <w:proofErr w:type="spellStart"/>
+      <w:r>
+        <w:rPr>
+          <w:sz w:val="24"/>
+          <w:szCs w:val="24"/>
+        </w:rPr>
+        <w:t>useEffect</w:t>
+      </w:r>
+      <w:proofErr w:type="spellEnd"/>
+      <w:r>
+        <w:rPr>
+          <w:sz w:val="24"/>
+          <w:szCs w:val="24"/>
+        </w:rPr>
+        <w:t xml:space="preserve"> hook takes in 2 parameters, 1</w:t>
       </w:r>
       <w:r>
         <w:rPr>
@@ -6666,7 +8442,31 @@
           <w:sz w:val="24"/>
           <w:szCs w:val="24"/>
         </w:rPr>
-        <w:t xml:space="preserve"> one is the function where we write our side effect code (For eg: Fetching data from the database) and 2</w:t>
+        <w:t xml:space="preserve"> one is the function where we write our side effect code (For </w:t>
+      </w:r>
+      <w:proofErr w:type="spellStart"/>
+      <w:r>
+        <w:rPr>
+          <w:sz w:val="24"/>
+          <w:szCs w:val="24"/>
+        </w:rPr>
+        <w:t>eg</w:t>
+      </w:r>
+      <w:proofErr w:type="spellEnd"/>
+      <w:r>
+        <w:rPr>
+          <w:sz w:val="24"/>
+          <w:szCs w:val="24"/>
+        </w:rPr>
+        <w:t xml:space="preserve">: Fetching data from the database) and </w:t>
+      </w:r>
+      <w:r>
+        <w:rPr>
+          <w:sz w:val="24"/>
+          <w:szCs w:val="24"/>
+        </w:rPr>
+        <w:lastRenderedPageBreak/>
+        <w:t>2</w:t>
       </w:r>
       <w:r>
         <w:rPr>
@@ -6733,7 +8533,6 @@
           <w:sz w:val="24"/>
           <w:szCs w:val="24"/>
         </w:rPr>
-        <w:lastRenderedPageBreak/>
         <w:t>NOTE</w:t>
       </w:r>
       <w:r>
@@ -6778,22 +8577,70 @@
           <w:sz w:val="24"/>
           <w:szCs w:val="24"/>
         </w:rPr>
-        <w:t xml:space="preserve"> parameter in the useEffect hook is the array of dependencies. The code on the useEffect hook will run when any one of the dependency changes. </w:t>
-      </w:r>
-    </w:p>
-    <w:p>
-      <w:pPr>
-        <w:rPr>
-          <w:sz w:val="24"/>
-          <w:szCs w:val="24"/>
-        </w:rPr>
-      </w:pPr>
-      <w:r>
-        <w:rPr>
-          <w:sz w:val="24"/>
-          <w:szCs w:val="24"/>
-        </w:rPr>
-        <w:t xml:space="preserve">We use useEffect </w:t>
+        <w:t xml:space="preserve"> parameter in the </w:t>
+      </w:r>
+      <w:proofErr w:type="spellStart"/>
+      <w:r>
+        <w:rPr>
+          <w:sz w:val="24"/>
+          <w:szCs w:val="24"/>
+        </w:rPr>
+        <w:t>useEffect</w:t>
+      </w:r>
+      <w:proofErr w:type="spellEnd"/>
+      <w:r>
+        <w:rPr>
+          <w:sz w:val="24"/>
+          <w:szCs w:val="24"/>
+        </w:rPr>
+        <w:t xml:space="preserve"> hook is the array of dependencies. The code on the </w:t>
+      </w:r>
+      <w:proofErr w:type="spellStart"/>
+      <w:r>
+        <w:rPr>
+          <w:sz w:val="24"/>
+          <w:szCs w:val="24"/>
+        </w:rPr>
+        <w:t>useEffect</w:t>
+      </w:r>
+      <w:proofErr w:type="spellEnd"/>
+      <w:r>
+        <w:rPr>
+          <w:sz w:val="24"/>
+          <w:szCs w:val="24"/>
+        </w:rPr>
+        <w:t xml:space="preserve"> hook will run when any one of the dependency changes. </w:t>
+      </w:r>
+    </w:p>
+    <w:p>
+      <w:pPr>
+        <w:rPr>
+          <w:sz w:val="24"/>
+          <w:szCs w:val="24"/>
+        </w:rPr>
+      </w:pPr>
+      <w:r>
+        <w:rPr>
+          <w:sz w:val="24"/>
+          <w:szCs w:val="24"/>
+        </w:rPr>
+        <w:t xml:space="preserve">We use </w:t>
+      </w:r>
+      <w:proofErr w:type="spellStart"/>
+      <w:r>
+        <w:rPr>
+          <w:sz w:val="24"/>
+          <w:szCs w:val="24"/>
+        </w:rPr>
+        <w:t>useEffect</w:t>
+      </w:r>
+      <w:proofErr w:type="spellEnd"/>
+      <w:r>
+        <w:rPr>
+          <w:sz w:val="24"/>
+          <w:szCs w:val="24"/>
+        </w:rPr>
+        <w:t xml:space="preserve"> </w:t>
       </w:r>
       <w:r>
         <w:rPr>
@@ -6807,7 +8654,23 @@
           <w:sz w:val="24"/>
           <w:szCs w:val="24"/>
         </w:rPr>
-        <w:t>, when we want to run some code only in response to some other event…not just for http requests or localStorage.</w:t>
+        <w:t xml:space="preserve">, when we want to run some code only in response to some other event…not just for http requests or </w:t>
+      </w:r>
+      <w:proofErr w:type="spellStart"/>
+      <w:r>
+        <w:rPr>
+          <w:sz w:val="24"/>
+          <w:szCs w:val="24"/>
+        </w:rPr>
+        <w:t>localStorage</w:t>
+      </w:r>
+      <w:proofErr w:type="spellEnd"/>
+      <w:r>
+        <w:rPr>
+          <w:sz w:val="24"/>
+          <w:szCs w:val="24"/>
+        </w:rPr>
+        <w:t>.</w:t>
       </w:r>
       <w:r>
         <w:rPr>
@@ -6844,6 +8707,8 @@
           <w:lang w:eastAsia="en-IN"/>
         </w:rPr>
       </w:pPr>
+      <w:proofErr w:type="spellStart"/>
+      <w:proofErr w:type="gramStart"/>
       <w:r>
         <w:rPr>
           <w:rFonts w:ascii="Consolas" w:eastAsia="Times New Roman" w:hAnsi="Consolas" w:cs="Times New Roman"/>
@@ -6854,15 +8719,27 @@
         </w:rPr>
         <w:t>useEffect</w:t>
       </w:r>
-      <w:r>
-        <w:rPr>
-          <w:rFonts w:ascii="Consolas" w:eastAsia="Times New Roman" w:hAnsi="Consolas" w:cs="Times New Roman"/>
-          <w:color w:val="D4D4D4"/>
-          <w:sz w:val="21"/>
-          <w:szCs w:val="21"/>
-          <w:lang w:eastAsia="en-IN"/>
-        </w:rPr>
-        <w:t>(() </w:t>
+      <w:proofErr w:type="spellEnd"/>
+      <w:r>
+        <w:rPr>
+          <w:rFonts w:ascii="Consolas" w:eastAsia="Times New Roman" w:hAnsi="Consolas" w:cs="Times New Roman"/>
+          <w:color w:val="D4D4D4"/>
+          <w:sz w:val="21"/>
+          <w:szCs w:val="21"/>
+          <w:lang w:eastAsia="en-IN"/>
+        </w:rPr>
+        <w:t>(</w:t>
+      </w:r>
+      <w:proofErr w:type="gramEnd"/>
+      <w:r>
+        <w:rPr>
+          <w:rFonts w:ascii="Consolas" w:eastAsia="Times New Roman" w:hAnsi="Consolas" w:cs="Times New Roman"/>
+          <w:color w:val="D4D4D4"/>
+          <w:sz w:val="21"/>
+          <w:szCs w:val="21"/>
+          <w:lang w:eastAsia="en-IN"/>
+        </w:rPr>
+        <w:t>() </w:t>
       </w:r>
       <w:r>
         <w:rPr>
@@ -6898,6 +8775,8 @@
           <w:lang w:eastAsia="en-IN"/>
         </w:rPr>
       </w:pPr>
+      <w:proofErr w:type="spellStart"/>
+      <w:proofErr w:type="gramStart"/>
       <w:r>
         <w:rPr>
           <w:rFonts w:ascii="Consolas" w:eastAsia="Times New Roman" w:hAnsi="Consolas" w:cs="Times New Roman"/>
@@ -6908,6 +8787,7 @@
         </w:rPr>
         <w:t>setFormIsValid</w:t>
       </w:r>
+      <w:proofErr w:type="spellEnd"/>
       <w:r>
         <w:rPr>
           <w:rFonts w:ascii="Consolas" w:eastAsia="Times New Roman" w:hAnsi="Consolas" w:cs="Times New Roman"/>
@@ -6918,6 +8798,7 @@
         </w:rPr>
         <w:t>(</w:t>
       </w:r>
+      <w:proofErr w:type="gramEnd"/>
     </w:p>
     <w:p>
       <w:pPr>
@@ -7039,7 +8920,18 @@
           <w:szCs w:val="21"/>
           <w:lang w:eastAsia="en-IN"/>
         </w:rPr>
-        <w:t>().</w:t>
+        <w:t>(</w:t>
+      </w:r>
+      <w:proofErr w:type="gramStart"/>
+      <w:r>
+        <w:rPr>
+          <w:rFonts w:ascii="Consolas" w:eastAsia="Times New Roman" w:hAnsi="Consolas" w:cs="Times New Roman"/>
+          <w:color w:val="D4D4D4"/>
+          <w:sz w:val="21"/>
+          <w:szCs w:val="21"/>
+          <w:lang w:eastAsia="en-IN"/>
+        </w:rPr>
+        <w:t>).</w:t>
       </w:r>
       <w:r>
         <w:rPr>
@@ -7051,6 +8943,7 @@
         </w:rPr>
         <w:t>length</w:t>
       </w:r>
+      <w:proofErr w:type="gramEnd"/>
       <w:r>
         <w:rPr>
           <w:rFonts w:ascii="Consolas" w:eastAsia="Times New Roman" w:hAnsi="Consolas" w:cs="Times New Roman"/>
@@ -7117,6 +9010,7 @@
         </w:rPr>
         <w:t>    }, [</w:t>
       </w:r>
+      <w:proofErr w:type="spellStart"/>
       <w:r>
         <w:rPr>
           <w:rFonts w:ascii="Consolas" w:eastAsia="Times New Roman" w:hAnsi="Consolas" w:cs="Times New Roman"/>
@@ -7127,6 +9021,7 @@
         </w:rPr>
         <w:t>enteredEmail</w:t>
       </w:r>
+      <w:proofErr w:type="spellEnd"/>
       <w:r>
         <w:rPr>
           <w:rFonts w:ascii="Consolas" w:eastAsia="Times New Roman" w:hAnsi="Consolas" w:cs="Times New Roman"/>
@@ -7137,6 +9032,7 @@
         </w:rPr>
         <w:t>, </w:t>
       </w:r>
+      <w:proofErr w:type="spellStart"/>
       <w:r>
         <w:rPr>
           <w:rFonts w:ascii="Consolas" w:eastAsia="Times New Roman" w:hAnsi="Consolas" w:cs="Times New Roman"/>
@@ -7147,6 +9043,7 @@
         </w:rPr>
         <w:t>enteredPassword</w:t>
       </w:r>
+      <w:proofErr w:type="spellEnd"/>
       <w:r>
         <w:rPr>
           <w:rFonts w:ascii="Consolas" w:eastAsia="Times New Roman" w:hAnsi="Consolas" w:cs="Times New Roman"/>
@@ -7170,7 +9067,159 @@
           <w:sz w:val="24"/>
           <w:szCs w:val="24"/>
         </w:rPr>
-        <w:t>Consider this above snippet. The setState method (setFormIsValid) is called everytime whenever one of the dependency change. Say instead of setFormIsValid method, we are sending http requests. Now we would be sending a lot of http requests because the state is changed upon every keystrokes (enteredEmail and enteredPassword are state variables here). This is not desirable. So we use a setTime</w:t>
+        <w:t xml:space="preserve">Consider this above snippet. The </w:t>
+      </w:r>
+      <w:proofErr w:type="spellStart"/>
+      <w:r>
+        <w:rPr>
+          <w:sz w:val="24"/>
+          <w:szCs w:val="24"/>
+        </w:rPr>
+        <w:t>setState</w:t>
+      </w:r>
+      <w:proofErr w:type="spellEnd"/>
+      <w:r>
+        <w:rPr>
+          <w:sz w:val="24"/>
+          <w:szCs w:val="24"/>
+        </w:rPr>
+        <w:t xml:space="preserve"> method (</w:t>
+      </w:r>
+      <w:proofErr w:type="spellStart"/>
+      <w:r>
+        <w:rPr>
+          <w:sz w:val="24"/>
+          <w:szCs w:val="24"/>
+        </w:rPr>
+        <w:t>setFormIsValid</w:t>
+      </w:r>
+      <w:proofErr w:type="spellEnd"/>
+      <w:r>
+        <w:rPr>
+          <w:sz w:val="24"/>
+          <w:szCs w:val="24"/>
+        </w:rPr>
+        <w:t xml:space="preserve">) is called </w:t>
+      </w:r>
+      <w:proofErr w:type="spellStart"/>
+      <w:r>
+        <w:rPr>
+          <w:sz w:val="24"/>
+          <w:szCs w:val="24"/>
+        </w:rPr>
+        <w:t>everytime</w:t>
+      </w:r>
+      <w:proofErr w:type="spellEnd"/>
+      <w:r>
+        <w:rPr>
+          <w:sz w:val="24"/>
+          <w:szCs w:val="24"/>
+        </w:rPr>
+        <w:t xml:space="preserve"> whenever one of the dependency </w:t>
+      </w:r>
+      <w:proofErr w:type="gramStart"/>
+      <w:r>
+        <w:rPr>
+          <w:sz w:val="24"/>
+          <w:szCs w:val="24"/>
+        </w:rPr>
+        <w:t>change</w:t>
+      </w:r>
+      <w:proofErr w:type="gramEnd"/>
+      <w:r>
+        <w:rPr>
+          <w:sz w:val="24"/>
+          <w:szCs w:val="24"/>
+        </w:rPr>
+        <w:t xml:space="preserve">. Say instead of </w:t>
+      </w:r>
+      <w:proofErr w:type="spellStart"/>
+      <w:r>
+        <w:rPr>
+          <w:sz w:val="24"/>
+          <w:szCs w:val="24"/>
+        </w:rPr>
+        <w:t>setFormIsValid</w:t>
+      </w:r>
+      <w:proofErr w:type="spellEnd"/>
+      <w:r>
+        <w:rPr>
+          <w:sz w:val="24"/>
+          <w:szCs w:val="24"/>
+        </w:rPr>
+        <w:t xml:space="preserve"> method, we are sending http requests. Now we would be sending a lot of http requests because the state is changed upon every </w:t>
+      </w:r>
+      <w:proofErr w:type="gramStart"/>
+      <w:r>
+        <w:rPr>
+          <w:sz w:val="24"/>
+          <w:szCs w:val="24"/>
+        </w:rPr>
+        <w:t>keystrokes</w:t>
+      </w:r>
+      <w:proofErr w:type="gramEnd"/>
+      <w:r>
+        <w:rPr>
+          <w:sz w:val="24"/>
+          <w:szCs w:val="24"/>
+        </w:rPr>
+        <w:t xml:space="preserve"> (</w:t>
+      </w:r>
+      <w:proofErr w:type="spellStart"/>
+      <w:r>
+        <w:rPr>
+          <w:sz w:val="24"/>
+          <w:szCs w:val="24"/>
+        </w:rPr>
+        <w:t>enteredEmail</w:t>
+      </w:r>
+      <w:proofErr w:type="spellEnd"/>
+      <w:r>
+        <w:rPr>
+          <w:sz w:val="24"/>
+          <w:szCs w:val="24"/>
+        </w:rPr>
+        <w:t xml:space="preserve"> and </w:t>
+      </w:r>
+      <w:proofErr w:type="spellStart"/>
+      <w:r>
+        <w:rPr>
+          <w:sz w:val="24"/>
+          <w:szCs w:val="24"/>
+        </w:rPr>
+        <w:t>enteredPassword</w:t>
+      </w:r>
+      <w:proofErr w:type="spellEnd"/>
+      <w:r>
+        <w:rPr>
+          <w:sz w:val="24"/>
+          <w:szCs w:val="24"/>
+        </w:rPr>
+        <w:t xml:space="preserve"> are state variables here). This is not desirable. </w:t>
+      </w:r>
+      <w:proofErr w:type="gramStart"/>
+      <w:r>
+        <w:rPr>
+          <w:sz w:val="24"/>
+          <w:szCs w:val="24"/>
+        </w:rPr>
+        <w:t>So</w:t>
+      </w:r>
+      <w:proofErr w:type="gramEnd"/>
+      <w:r>
+        <w:rPr>
+          <w:sz w:val="24"/>
+          <w:szCs w:val="24"/>
+        </w:rPr>
+        <w:t xml:space="preserve"> we use a </w:t>
+      </w:r>
+      <w:proofErr w:type="spellStart"/>
+      <w:r>
+        <w:rPr>
+          <w:sz w:val="24"/>
+          <w:szCs w:val="24"/>
+        </w:rPr>
+        <w:t>setTime</w:t>
       </w:r>
       <w:r>
         <w:rPr>
@@ -7184,7 +9233,15 @@
           <w:sz w:val="24"/>
           <w:szCs w:val="24"/>
         </w:rPr>
-        <w:t xml:space="preserve">ut function (which is an async function) which takes in 2 parameters (one is the code we want to execute and the other parameter is the time in milli seconds after which the function would be executed. </w:t>
+        <w:t>ut</w:t>
+      </w:r>
+      <w:proofErr w:type="spellEnd"/>
+      <w:r>
+        <w:rPr>
+          <w:sz w:val="24"/>
+          <w:szCs w:val="24"/>
+        </w:rPr>
+        <w:t xml:space="preserve"> function (which is an async function) which takes in 2 parameters (one is the code we want to execute and the other parameter is the time in milli seconds after which the function would be executed. </w:t>
       </w:r>
     </w:p>
     <w:p>
@@ -7199,6 +9256,8 @@
           <w:lang w:eastAsia="en-IN"/>
         </w:rPr>
       </w:pPr>
+      <w:proofErr w:type="spellStart"/>
+      <w:proofErr w:type="gramStart"/>
       <w:r>
         <w:rPr>
           <w:rFonts w:ascii="Consolas" w:eastAsia="Times New Roman" w:hAnsi="Consolas" w:cs="Times New Roman"/>
@@ -7207,7 +9266,29 @@
           <w:szCs w:val="21"/>
           <w:lang w:eastAsia="en-IN"/>
         </w:rPr>
-        <w:t xml:space="preserve">useEffect(() = &gt; {   </w:t>
+        <w:t>useEffect</w:t>
+      </w:r>
+      <w:proofErr w:type="spellEnd"/>
+      <w:r>
+        <w:rPr>
+          <w:rFonts w:ascii="Consolas" w:eastAsia="Times New Roman" w:hAnsi="Consolas" w:cs="Times New Roman"/>
+          <w:color w:val="DCDCAA"/>
+          <w:sz w:val="21"/>
+          <w:szCs w:val="21"/>
+          <w:lang w:eastAsia="en-IN"/>
+        </w:rPr>
+        <w:t>(</w:t>
+      </w:r>
+      <w:proofErr w:type="gramEnd"/>
+      <w:r>
+        <w:rPr>
+          <w:rFonts w:ascii="Consolas" w:eastAsia="Times New Roman" w:hAnsi="Consolas" w:cs="Times New Roman"/>
+          <w:color w:val="DCDCAA"/>
+          <w:sz w:val="21"/>
+          <w:szCs w:val="21"/>
+          <w:lang w:eastAsia="en-IN"/>
+        </w:rPr>
+        <w:t xml:space="preserve">() = &gt; {   </w:t>
       </w:r>
     </w:p>
     <w:p>
@@ -7232,6 +9313,8 @@
         </w:rPr>
         <w:t xml:space="preserve">    </w:t>
       </w:r>
+      <w:proofErr w:type="spellStart"/>
+      <w:proofErr w:type="gramStart"/>
       <w:r>
         <w:rPr>
           <w:rFonts w:ascii="Consolas" w:eastAsia="Times New Roman" w:hAnsi="Consolas" w:cs="Times New Roman"/>
@@ -7242,15 +9325,27 @@
         </w:rPr>
         <w:t>setTimeout</w:t>
       </w:r>
-      <w:r>
-        <w:rPr>
-          <w:rFonts w:ascii="Consolas" w:eastAsia="Times New Roman" w:hAnsi="Consolas" w:cs="Times New Roman"/>
-          <w:color w:val="D4D4D4"/>
-          <w:sz w:val="21"/>
-          <w:szCs w:val="21"/>
-          <w:lang w:eastAsia="en-IN"/>
-        </w:rPr>
-        <w:t>(() </w:t>
+      <w:proofErr w:type="spellEnd"/>
+      <w:r>
+        <w:rPr>
+          <w:rFonts w:ascii="Consolas" w:eastAsia="Times New Roman" w:hAnsi="Consolas" w:cs="Times New Roman"/>
+          <w:color w:val="D4D4D4"/>
+          <w:sz w:val="21"/>
+          <w:szCs w:val="21"/>
+          <w:lang w:eastAsia="en-IN"/>
+        </w:rPr>
+        <w:t>(</w:t>
+      </w:r>
+      <w:proofErr w:type="gramEnd"/>
+      <w:r>
+        <w:rPr>
+          <w:rFonts w:ascii="Consolas" w:eastAsia="Times New Roman" w:hAnsi="Consolas" w:cs="Times New Roman"/>
+          <w:color w:val="D4D4D4"/>
+          <w:sz w:val="21"/>
+          <w:szCs w:val="21"/>
+          <w:lang w:eastAsia="en-IN"/>
+        </w:rPr>
+        <w:t>() </w:t>
       </w:r>
       <w:r>
         <w:rPr>
@@ -7295,6 +9390,8 @@
         </w:rPr>
         <w:t>      </w:t>
       </w:r>
+      <w:proofErr w:type="spellStart"/>
+      <w:proofErr w:type="gramStart"/>
       <w:r>
         <w:rPr>
           <w:rFonts w:ascii="Consolas" w:eastAsia="Times New Roman" w:hAnsi="Consolas" w:cs="Times New Roman"/>
@@ -7305,6 +9402,7 @@
         </w:rPr>
         <w:t>setFormIsValid</w:t>
       </w:r>
+      <w:proofErr w:type="spellEnd"/>
       <w:r>
         <w:rPr>
           <w:rFonts w:ascii="Consolas" w:eastAsia="Times New Roman" w:hAnsi="Consolas" w:cs="Times New Roman"/>
@@ -7315,6 +9413,7 @@
         </w:rPr>
         <w:t>(</w:t>
       </w:r>
+      <w:proofErr w:type="gramEnd"/>
     </w:p>
     <w:p>
       <w:pPr>
@@ -7436,7 +9535,18 @@
           <w:szCs w:val="21"/>
           <w:lang w:eastAsia="en-IN"/>
         </w:rPr>
-        <w:t>().</w:t>
+        <w:t>(</w:t>
+      </w:r>
+      <w:proofErr w:type="gramStart"/>
+      <w:r>
+        <w:rPr>
+          <w:rFonts w:ascii="Consolas" w:eastAsia="Times New Roman" w:hAnsi="Consolas" w:cs="Times New Roman"/>
+          <w:color w:val="D4D4D4"/>
+          <w:sz w:val="21"/>
+          <w:szCs w:val="21"/>
+          <w:lang w:eastAsia="en-IN"/>
+        </w:rPr>
+        <w:t>).</w:t>
       </w:r>
       <w:r>
         <w:rPr>
@@ -7448,6 +9558,7 @@
         </w:rPr>
         <w:t>length</w:t>
       </w:r>
+      <w:proofErr w:type="gramEnd"/>
       <w:r>
         <w:rPr>
           <w:rFonts w:ascii="Consolas" w:eastAsia="Times New Roman" w:hAnsi="Consolas" w:cs="Times New Roman"/>
@@ -7552,81 +9663,301 @@
           <w:szCs w:val="21"/>
           <w:lang w:eastAsia="en-IN"/>
         </w:rPr>
-        <w:t xml:space="preserve">    }, [enteredEmail, enteredPassword]);</w:t>
-      </w:r>
-    </w:p>
-    <w:p>
-      <w:pPr>
-        <w:rPr>
-          <w:sz w:val="24"/>
-          <w:szCs w:val="24"/>
-        </w:rPr>
-      </w:pPr>
-      <w:r>
-        <w:rPr>
-          <w:sz w:val="24"/>
-          <w:szCs w:val="24"/>
-        </w:rPr>
-        <w:t xml:space="preserve">Now the setTimeout function will wait for 500 ms when one of the dependency change. </w:t>
-      </w:r>
-    </w:p>
-    <w:p>
-      <w:pPr>
-        <w:rPr>
-          <w:sz w:val="24"/>
-          <w:szCs w:val="24"/>
-        </w:rPr>
-      </w:pPr>
-      <w:r>
-        <w:rPr>
-          <w:sz w:val="24"/>
-          <w:szCs w:val="24"/>
-        </w:rPr>
-        <w:t>Now in useEffect method, we can return a function (we call this cleanup function) which is executed before any of the code in the useEffect method is executed and it will not be executed for the first time when the useEffect hook is executed.</w:t>
-      </w:r>
-      <w:r>
-        <w:rPr>
-          <w:sz w:val="24"/>
-          <w:szCs w:val="24"/>
-        </w:rPr>
-        <w:t xml:space="preserve"> The cleanup function is also executed when the component is removed but the side effect code will not be executed.</w:t>
-      </w:r>
-    </w:p>
-    <w:p>
-      <w:pPr>
-        <w:rPr>
-          <w:sz w:val="24"/>
-          <w:szCs w:val="24"/>
-        </w:rPr>
-      </w:pPr>
-      <w:r>
-        <w:rPr>
-          <w:sz w:val="24"/>
-          <w:szCs w:val="24"/>
-        </w:rPr>
-        <w:t>So now we can clear out timer function in the cleanup function</w:t>
-      </w:r>
-    </w:p>
-    <w:p>
-      <w:pPr>
-        <w:rPr>
-          <w:sz w:val="24"/>
-          <w:szCs w:val="24"/>
-        </w:rPr>
-      </w:pPr>
-      <w:r>
-        <w:rPr>
-          <w:sz w:val="24"/>
-          <w:szCs w:val="24"/>
-        </w:rPr>
-        <w:t xml:space="preserve">We can say that the cleanup function contains the </w:t>
-      </w:r>
-      <w:r>
-        <w:rPr>
-          <w:sz w:val="24"/>
-          <w:szCs w:val="24"/>
-        </w:rPr>
-        <w:t>previous state of the side-effect code. We are clearing the previous timer in the cleanup function as shown in the code below.</w:t>
+        <w:t xml:space="preserve">    }, [</w:t>
+      </w:r>
+      <w:proofErr w:type="spellStart"/>
+      <w:r>
+        <w:rPr>
+          <w:rFonts w:ascii="Consolas" w:eastAsia="Times New Roman" w:hAnsi="Consolas" w:cs="Times New Roman"/>
+          <w:color w:val="D4D4D4"/>
+          <w:sz w:val="21"/>
+          <w:szCs w:val="21"/>
+          <w:lang w:eastAsia="en-IN"/>
+        </w:rPr>
+        <w:t>enteredEmail</w:t>
+      </w:r>
+      <w:proofErr w:type="spellEnd"/>
+      <w:r>
+        <w:rPr>
+          <w:rFonts w:ascii="Consolas" w:eastAsia="Times New Roman" w:hAnsi="Consolas" w:cs="Times New Roman"/>
+          <w:color w:val="D4D4D4"/>
+          <w:sz w:val="21"/>
+          <w:szCs w:val="21"/>
+          <w:lang w:eastAsia="en-IN"/>
+        </w:rPr>
+        <w:t xml:space="preserve">, </w:t>
+      </w:r>
+      <w:proofErr w:type="spellStart"/>
+      <w:r>
+        <w:rPr>
+          <w:rFonts w:ascii="Consolas" w:eastAsia="Times New Roman" w:hAnsi="Consolas" w:cs="Times New Roman"/>
+          <w:color w:val="D4D4D4"/>
+          <w:sz w:val="21"/>
+          <w:szCs w:val="21"/>
+          <w:lang w:eastAsia="en-IN"/>
+        </w:rPr>
+        <w:t>enteredPassword</w:t>
+      </w:r>
+      <w:proofErr w:type="spellEnd"/>
+      <w:r>
+        <w:rPr>
+          <w:rFonts w:ascii="Consolas" w:eastAsia="Times New Roman" w:hAnsi="Consolas" w:cs="Times New Roman"/>
+          <w:color w:val="D4D4D4"/>
+          <w:sz w:val="21"/>
+          <w:szCs w:val="21"/>
+          <w:lang w:eastAsia="en-IN"/>
+        </w:rPr>
+        <w:t>]);</w:t>
+      </w:r>
+    </w:p>
+    <w:p>
+      <w:pPr>
+        <w:rPr>
+          <w:sz w:val="24"/>
+          <w:szCs w:val="24"/>
+        </w:rPr>
+      </w:pPr>
+      <w:r>
+        <w:rPr>
+          <w:sz w:val="24"/>
+          <w:szCs w:val="24"/>
+        </w:rPr>
+        <w:t xml:space="preserve">Now the </w:t>
+      </w:r>
+      <w:proofErr w:type="spellStart"/>
+      <w:r>
+        <w:rPr>
+          <w:sz w:val="24"/>
+          <w:szCs w:val="24"/>
+        </w:rPr>
+        <w:t>setTimeout</w:t>
+      </w:r>
+      <w:proofErr w:type="spellEnd"/>
+      <w:r>
+        <w:rPr>
+          <w:sz w:val="24"/>
+          <w:szCs w:val="24"/>
+        </w:rPr>
+        <w:t xml:space="preserve"> function will wait for 500 </w:t>
+      </w:r>
+      <w:proofErr w:type="spellStart"/>
+      <w:r>
+        <w:rPr>
+          <w:sz w:val="24"/>
+          <w:szCs w:val="24"/>
+        </w:rPr>
+        <w:t>ms</w:t>
+      </w:r>
+      <w:proofErr w:type="spellEnd"/>
+      <w:r>
+        <w:rPr>
+          <w:sz w:val="24"/>
+          <w:szCs w:val="24"/>
+        </w:rPr>
+        <w:t xml:space="preserve"> when one of the dependency </w:t>
+      </w:r>
+      <w:proofErr w:type="gramStart"/>
+      <w:r>
+        <w:rPr>
+          <w:sz w:val="24"/>
+          <w:szCs w:val="24"/>
+        </w:rPr>
+        <w:t>change</w:t>
+      </w:r>
+      <w:proofErr w:type="gramEnd"/>
+      <w:r>
+        <w:rPr>
+          <w:sz w:val="24"/>
+          <w:szCs w:val="24"/>
+        </w:rPr>
+        <w:t xml:space="preserve">. </w:t>
+      </w:r>
+    </w:p>
+    <w:p>
+      <w:pPr>
+        <w:rPr>
+          <w:sz w:val="24"/>
+          <w:szCs w:val="24"/>
+        </w:rPr>
+      </w:pPr>
+      <w:r>
+        <w:rPr>
+          <w:sz w:val="24"/>
+          <w:szCs w:val="24"/>
+        </w:rPr>
+        <w:t xml:space="preserve">Now in </w:t>
+      </w:r>
+      <w:proofErr w:type="spellStart"/>
+      <w:r>
+        <w:rPr>
+          <w:sz w:val="24"/>
+          <w:szCs w:val="24"/>
+        </w:rPr>
+        <w:t>useEffect</w:t>
+      </w:r>
+      <w:proofErr w:type="spellEnd"/>
+      <w:r>
+        <w:rPr>
+          <w:sz w:val="24"/>
+          <w:szCs w:val="24"/>
+        </w:rPr>
+        <w:t xml:space="preserve"> method, we can return a function (we call this </w:t>
+      </w:r>
+      <w:proofErr w:type="spellStart"/>
+      <w:r>
+        <w:rPr>
+          <w:sz w:val="24"/>
+          <w:szCs w:val="24"/>
+        </w:rPr>
+        <w:t>cleanup</w:t>
+      </w:r>
+      <w:proofErr w:type="spellEnd"/>
+      <w:r>
+        <w:rPr>
+          <w:sz w:val="24"/>
+          <w:szCs w:val="24"/>
+        </w:rPr>
+        <w:t xml:space="preserve"> function) which is executed before any of the code in the </w:t>
+      </w:r>
+      <w:proofErr w:type="spellStart"/>
+      <w:r>
+        <w:rPr>
+          <w:sz w:val="24"/>
+          <w:szCs w:val="24"/>
+        </w:rPr>
+        <w:t>useEffect</w:t>
+      </w:r>
+      <w:proofErr w:type="spellEnd"/>
+      <w:r>
+        <w:rPr>
+          <w:sz w:val="24"/>
+          <w:szCs w:val="24"/>
+        </w:rPr>
+        <w:t xml:space="preserve"> method is executed and it will not be executed for the first time when the </w:t>
+      </w:r>
+      <w:proofErr w:type="spellStart"/>
+      <w:r>
+        <w:rPr>
+          <w:sz w:val="24"/>
+          <w:szCs w:val="24"/>
+        </w:rPr>
+        <w:t>useEffect</w:t>
+      </w:r>
+      <w:proofErr w:type="spellEnd"/>
+      <w:r>
+        <w:rPr>
+          <w:sz w:val="24"/>
+          <w:szCs w:val="24"/>
+        </w:rPr>
+        <w:t xml:space="preserve"> hook is executed.</w:t>
+      </w:r>
+      <w:r>
+        <w:rPr>
+          <w:sz w:val="24"/>
+          <w:szCs w:val="24"/>
+        </w:rPr>
+        <w:t xml:space="preserve"> The </w:t>
+      </w:r>
+      <w:proofErr w:type="spellStart"/>
+      <w:r>
+        <w:rPr>
+          <w:sz w:val="24"/>
+          <w:szCs w:val="24"/>
+        </w:rPr>
+        <w:t>cleanup</w:t>
+      </w:r>
+      <w:proofErr w:type="spellEnd"/>
+      <w:r>
+        <w:rPr>
+          <w:sz w:val="24"/>
+          <w:szCs w:val="24"/>
+        </w:rPr>
+        <w:t xml:space="preserve"> function is also executed when the component is removed but the side effect code will not be executed.</w:t>
+      </w:r>
+    </w:p>
+    <w:p>
+      <w:pPr>
+        <w:rPr>
+          <w:sz w:val="24"/>
+          <w:szCs w:val="24"/>
+        </w:rPr>
+      </w:pPr>
+      <w:r>
+        <w:rPr>
+          <w:sz w:val="24"/>
+          <w:szCs w:val="24"/>
+        </w:rPr>
+        <w:t xml:space="preserve">So now we can clear out timer function in the </w:t>
+      </w:r>
+      <w:proofErr w:type="spellStart"/>
+      <w:r>
+        <w:rPr>
+          <w:sz w:val="24"/>
+          <w:szCs w:val="24"/>
+        </w:rPr>
+        <w:t>cleanup</w:t>
+      </w:r>
+      <w:proofErr w:type="spellEnd"/>
+      <w:r>
+        <w:rPr>
+          <w:sz w:val="24"/>
+          <w:szCs w:val="24"/>
+        </w:rPr>
+        <w:t xml:space="preserve"> function</w:t>
+      </w:r>
+    </w:p>
+    <w:p>
+      <w:pPr>
+        <w:rPr>
+          <w:sz w:val="24"/>
+          <w:szCs w:val="24"/>
+        </w:rPr>
+      </w:pPr>
+      <w:r>
+        <w:rPr>
+          <w:sz w:val="24"/>
+          <w:szCs w:val="24"/>
+        </w:rPr>
+        <w:t xml:space="preserve">We can say that the </w:t>
+      </w:r>
+      <w:proofErr w:type="spellStart"/>
+      <w:r>
+        <w:rPr>
+          <w:sz w:val="24"/>
+          <w:szCs w:val="24"/>
+        </w:rPr>
+        <w:t>cleanup</w:t>
+      </w:r>
+      <w:proofErr w:type="spellEnd"/>
+      <w:r>
+        <w:rPr>
+          <w:sz w:val="24"/>
+          <w:szCs w:val="24"/>
+        </w:rPr>
+        <w:t xml:space="preserve"> function contains the </w:t>
+      </w:r>
+      <w:r>
+        <w:rPr>
+          <w:sz w:val="24"/>
+          <w:szCs w:val="24"/>
+        </w:rPr>
+        <w:t xml:space="preserve">previous state of the side-effect code. We are clearing the previous timer in the </w:t>
+      </w:r>
+      <w:proofErr w:type="spellStart"/>
+      <w:r>
+        <w:rPr>
+          <w:sz w:val="24"/>
+          <w:szCs w:val="24"/>
+        </w:rPr>
+        <w:t>cleanup</w:t>
+      </w:r>
+      <w:proofErr w:type="spellEnd"/>
+      <w:r>
+        <w:rPr>
+          <w:sz w:val="24"/>
+          <w:szCs w:val="24"/>
+        </w:rPr>
+        <w:t xml:space="preserve"> function as shown in the code below.</w:t>
       </w:r>
     </w:p>
     <w:p>
@@ -7691,6 +10022,8 @@
         </w:rPr>
         <w:t>  </w:t>
       </w:r>
+      <w:proofErr w:type="spellStart"/>
+      <w:proofErr w:type="gramStart"/>
       <w:r>
         <w:rPr>
           <w:rFonts w:ascii="Consolas" w:eastAsia="Times New Roman" w:hAnsi="Consolas" w:cs="Times New Roman"/>
@@ -7701,15 +10034,27 @@
         </w:rPr>
         <w:t>useEffect</w:t>
       </w:r>
-      <w:r>
-        <w:rPr>
-          <w:rFonts w:ascii="Consolas" w:eastAsia="Times New Roman" w:hAnsi="Consolas" w:cs="Times New Roman"/>
-          <w:color w:val="D4D4D4"/>
-          <w:sz w:val="21"/>
-          <w:szCs w:val="21"/>
-          <w:lang w:eastAsia="en-IN"/>
-        </w:rPr>
-        <w:t>(() </w:t>
+      <w:proofErr w:type="spellEnd"/>
+      <w:r>
+        <w:rPr>
+          <w:rFonts w:ascii="Consolas" w:eastAsia="Times New Roman" w:hAnsi="Consolas" w:cs="Times New Roman"/>
+          <w:color w:val="D4D4D4"/>
+          <w:sz w:val="21"/>
+          <w:szCs w:val="21"/>
+          <w:lang w:eastAsia="en-IN"/>
+        </w:rPr>
+        <w:t>(</w:t>
+      </w:r>
+      <w:proofErr w:type="gramEnd"/>
+      <w:r>
+        <w:rPr>
+          <w:rFonts w:ascii="Consolas" w:eastAsia="Times New Roman" w:hAnsi="Consolas" w:cs="Times New Roman"/>
+          <w:color w:val="D4D4D4"/>
+          <w:sz w:val="21"/>
+          <w:szCs w:val="21"/>
+          <w:lang w:eastAsia="en-IN"/>
+        </w:rPr>
+        <w:t>() </w:t>
       </w:r>
       <w:r>
         <w:rPr>
@@ -7772,7 +10117,29 @@
           <w:szCs w:val="21"/>
           <w:lang w:eastAsia="en-IN"/>
         </w:rPr>
-        <w:t>/clearTimeout function</w:t>
+        <w:t>/</w:t>
+      </w:r>
+      <w:proofErr w:type="spellStart"/>
+      <w:r>
+        <w:rPr>
+          <w:rFonts w:ascii="Consolas" w:eastAsia="Times New Roman" w:hAnsi="Consolas" w:cs="Times New Roman"/>
+          <w:color w:val="D4D4D4"/>
+          <w:sz w:val="21"/>
+          <w:szCs w:val="21"/>
+          <w:lang w:eastAsia="en-IN"/>
+        </w:rPr>
+        <w:t>clearTimeout</w:t>
+      </w:r>
+      <w:proofErr w:type="spellEnd"/>
+      <w:r>
+        <w:rPr>
+          <w:rFonts w:ascii="Consolas" w:eastAsia="Times New Roman" w:hAnsi="Consolas" w:cs="Times New Roman"/>
+          <w:color w:val="D4D4D4"/>
+          <w:sz w:val="21"/>
+          <w:szCs w:val="21"/>
+          <w:lang w:eastAsia="en-IN"/>
+        </w:rPr>
+        <w:t xml:space="preserve"> function</w:t>
       </w:r>
     </w:p>
     <w:p>
@@ -7797,6 +10164,7 @@
         </w:rPr>
         <w:t>    </w:t>
       </w:r>
+      <w:proofErr w:type="spellStart"/>
       <w:r>
         <w:rPr>
           <w:rFonts w:ascii="Consolas" w:eastAsia="Times New Roman" w:hAnsi="Consolas" w:cs="Times New Roman"/>
@@ -7807,6 +10175,7 @@
         </w:rPr>
         <w:t>const</w:t>
       </w:r>
+      <w:proofErr w:type="spellEnd"/>
       <w:r>
         <w:rPr>
           <w:rFonts w:ascii="Consolas" w:eastAsia="Times New Roman" w:hAnsi="Consolas" w:cs="Times New Roman"/>
@@ -7837,6 +10206,8 @@
         </w:rPr>
         <w:t> = </w:t>
       </w:r>
+      <w:proofErr w:type="spellStart"/>
+      <w:proofErr w:type="gramStart"/>
       <w:r>
         <w:rPr>
           <w:rFonts w:ascii="Consolas" w:eastAsia="Times New Roman" w:hAnsi="Consolas" w:cs="Times New Roman"/>
@@ -7847,15 +10218,27 @@
         </w:rPr>
         <w:t>setTimeout</w:t>
       </w:r>
-      <w:r>
-        <w:rPr>
-          <w:rFonts w:ascii="Consolas" w:eastAsia="Times New Roman" w:hAnsi="Consolas" w:cs="Times New Roman"/>
-          <w:color w:val="D4D4D4"/>
-          <w:sz w:val="21"/>
-          <w:szCs w:val="21"/>
-          <w:lang w:eastAsia="en-IN"/>
-        </w:rPr>
-        <w:t>(() </w:t>
+      <w:proofErr w:type="spellEnd"/>
+      <w:r>
+        <w:rPr>
+          <w:rFonts w:ascii="Consolas" w:eastAsia="Times New Roman" w:hAnsi="Consolas" w:cs="Times New Roman"/>
+          <w:color w:val="D4D4D4"/>
+          <w:sz w:val="21"/>
+          <w:szCs w:val="21"/>
+          <w:lang w:eastAsia="en-IN"/>
+        </w:rPr>
+        <w:t>(</w:t>
+      </w:r>
+      <w:proofErr w:type="gramEnd"/>
+      <w:r>
+        <w:rPr>
+          <w:rFonts w:ascii="Consolas" w:eastAsia="Times New Roman" w:hAnsi="Consolas" w:cs="Times New Roman"/>
+          <w:color w:val="D4D4D4"/>
+          <w:sz w:val="21"/>
+          <w:szCs w:val="21"/>
+          <w:lang w:eastAsia="en-IN"/>
+        </w:rPr>
+        <w:t>() </w:t>
       </w:r>
       <w:r>
         <w:rPr>
@@ -7983,6 +10366,8 @@
         </w:rPr>
         <w:t>      </w:t>
       </w:r>
+      <w:proofErr w:type="spellStart"/>
+      <w:proofErr w:type="gramStart"/>
       <w:r>
         <w:rPr>
           <w:rFonts w:ascii="Consolas" w:eastAsia="Times New Roman" w:hAnsi="Consolas" w:cs="Times New Roman"/>
@@ -7993,6 +10378,7 @@
         </w:rPr>
         <w:t>setFormIsValid</w:t>
       </w:r>
+      <w:proofErr w:type="spellEnd"/>
       <w:r>
         <w:rPr>
           <w:rFonts w:ascii="Consolas" w:eastAsia="Times New Roman" w:hAnsi="Consolas" w:cs="Times New Roman"/>
@@ -8003,6 +10389,7 @@
         </w:rPr>
         <w:t>(</w:t>
       </w:r>
+      <w:proofErr w:type="gramEnd"/>
     </w:p>
     <w:p>
       <w:pPr>
@@ -8124,7 +10511,18 @@
           <w:szCs w:val="21"/>
           <w:lang w:eastAsia="en-IN"/>
         </w:rPr>
-        <w:t>().</w:t>
+        <w:t>(</w:t>
+      </w:r>
+      <w:proofErr w:type="gramStart"/>
+      <w:r>
+        <w:rPr>
+          <w:rFonts w:ascii="Consolas" w:eastAsia="Times New Roman" w:hAnsi="Consolas" w:cs="Times New Roman"/>
+          <w:color w:val="D4D4D4"/>
+          <w:sz w:val="21"/>
+          <w:szCs w:val="21"/>
+          <w:lang w:eastAsia="en-IN"/>
+        </w:rPr>
+        <w:t>).</w:t>
       </w:r>
       <w:r>
         <w:rPr>
@@ -8136,6 +10534,7 @@
         </w:rPr>
         <w:t>length</w:t>
       </w:r>
+      <w:proofErr w:type="gramEnd"/>
       <w:r>
         <w:rPr>
           <w:rFonts w:ascii="Consolas" w:eastAsia="Times New Roman" w:hAnsi="Consolas" w:cs="Times New Roman"/>
@@ -8424,6 +10823,7 @@
         </w:rPr>
         <w:t>      </w:t>
       </w:r>
+      <w:proofErr w:type="spellStart"/>
       <w:r>
         <w:rPr>
           <w:rFonts w:ascii="Consolas" w:eastAsia="Times New Roman" w:hAnsi="Consolas" w:cs="Times New Roman"/>
@@ -8434,6 +10834,7 @@
         </w:rPr>
         <w:t>clearTimeout</w:t>
       </w:r>
+      <w:proofErr w:type="spellEnd"/>
       <w:r>
         <w:rPr>
           <w:rFonts w:ascii="Consolas" w:eastAsia="Times New Roman" w:hAnsi="Consolas" w:cs="Times New Roman"/>
@@ -8520,6 +10921,7 @@
         </w:rPr>
         <w:t>  }, [</w:t>
       </w:r>
+      <w:proofErr w:type="spellStart"/>
       <w:r>
         <w:rPr>
           <w:rFonts w:ascii="Consolas" w:eastAsia="Times New Roman" w:hAnsi="Consolas" w:cs="Times New Roman"/>
@@ -8530,6 +10932,7 @@
         </w:rPr>
         <w:t>enteredEmail</w:t>
       </w:r>
+      <w:proofErr w:type="spellEnd"/>
       <w:r>
         <w:rPr>
           <w:rFonts w:ascii="Consolas" w:eastAsia="Times New Roman" w:hAnsi="Consolas" w:cs="Times New Roman"/>
@@ -8540,6 +10943,7 @@
         </w:rPr>
         <w:t>, </w:t>
       </w:r>
+      <w:proofErr w:type="spellStart"/>
       <w:r>
         <w:rPr>
           <w:rFonts w:ascii="Consolas" w:eastAsia="Times New Roman" w:hAnsi="Consolas" w:cs="Times New Roman"/>
@@ -8550,6 +10954,7 @@
         </w:rPr>
         <w:t>enteredPassword</w:t>
       </w:r>
+      <w:proofErr w:type="spellEnd"/>
       <w:r>
         <w:rPr>
           <w:rFonts w:ascii="Consolas" w:eastAsia="Times New Roman" w:hAnsi="Consolas" w:cs="Times New Roman"/>
@@ -8588,7 +10993,23 @@
           <w:sz w:val="24"/>
           <w:szCs w:val="24"/>
         </w:rPr>
-        <w:t>5: If the dependency array is empty, the useEffect function will ONLY run the first time when the app starts and will NOT run again</w:t>
+        <w:t xml:space="preserve">5: If the dependency array is empty, the </w:t>
+      </w:r>
+      <w:proofErr w:type="spellStart"/>
+      <w:r>
+        <w:rPr>
+          <w:sz w:val="24"/>
+          <w:szCs w:val="24"/>
+        </w:rPr>
+        <w:t>useEffect</w:t>
+      </w:r>
+      <w:proofErr w:type="spellEnd"/>
+      <w:r>
+        <w:rPr>
+          <w:sz w:val="24"/>
+          <w:szCs w:val="24"/>
+        </w:rPr>
+        <w:t xml:space="preserve"> function will ONLY run the first time when the app starts and will NOT run again</w:t>
       </w:r>
     </w:p>
     <w:p>
@@ -8628,6 +11049,7 @@
         </w:rPr>
         <w:t> </w:t>
       </w:r>
+      <w:proofErr w:type="spellStart"/>
       <w:r>
         <w:rPr>
           <w:rFonts w:ascii="Consolas" w:eastAsia="Times New Roman" w:hAnsi="Consolas" w:cs="Times New Roman"/>
@@ -8638,6 +11060,7 @@
         </w:rPr>
         <w:t>const</w:t>
       </w:r>
+      <w:proofErr w:type="spellEnd"/>
       <w:r>
         <w:rPr>
           <w:rFonts w:ascii="Consolas" w:eastAsia="Times New Roman" w:hAnsi="Consolas" w:cs="Times New Roman"/>
@@ -8648,6 +11071,7 @@
         </w:rPr>
         <w:t> [</w:t>
       </w:r>
+      <w:proofErr w:type="spellStart"/>
       <w:r>
         <w:rPr>
           <w:rFonts w:ascii="Consolas" w:eastAsia="Times New Roman" w:hAnsi="Consolas" w:cs="Times New Roman"/>
@@ -8658,6 +11082,7 @@
         </w:rPr>
         <w:t>enteredEmail</w:t>
       </w:r>
+      <w:proofErr w:type="spellEnd"/>
       <w:r>
         <w:rPr>
           <w:rFonts w:ascii="Consolas" w:eastAsia="Times New Roman" w:hAnsi="Consolas" w:cs="Times New Roman"/>
@@ -8668,6 +11093,7 @@
         </w:rPr>
         <w:t>, </w:t>
       </w:r>
+      <w:proofErr w:type="spellStart"/>
       <w:r>
         <w:rPr>
           <w:rFonts w:ascii="Consolas" w:eastAsia="Times New Roman" w:hAnsi="Consolas" w:cs="Times New Roman"/>
@@ -8678,6 +11104,7 @@
         </w:rPr>
         <w:t>setEnteredEmail</w:t>
       </w:r>
+      <w:proofErr w:type="spellEnd"/>
       <w:r>
         <w:rPr>
           <w:rFonts w:ascii="Consolas" w:eastAsia="Times New Roman" w:hAnsi="Consolas" w:cs="Times New Roman"/>
@@ -8688,6 +11115,8 @@
         </w:rPr>
         <w:t>] = </w:t>
       </w:r>
+      <w:proofErr w:type="spellStart"/>
+      <w:proofErr w:type="gramStart"/>
       <w:r>
         <w:rPr>
           <w:rFonts w:ascii="Consolas" w:eastAsia="Times New Roman" w:hAnsi="Consolas" w:cs="Times New Roman"/>
@@ -8698,6 +11127,7 @@
         </w:rPr>
         <w:t>useState</w:t>
       </w:r>
+      <w:proofErr w:type="spellEnd"/>
       <w:r>
         <w:rPr>
           <w:rFonts w:ascii="Consolas" w:eastAsia="Times New Roman" w:hAnsi="Consolas" w:cs="Times New Roman"/>
@@ -8708,6 +11138,7 @@
         </w:rPr>
         <w:t>(</w:t>
       </w:r>
+      <w:proofErr w:type="gramEnd"/>
       <w:r>
         <w:rPr>
           <w:rFonts w:ascii="Consolas" w:eastAsia="Times New Roman" w:hAnsi="Consolas" w:cs="Times New Roman"/>
@@ -8751,6 +11182,7 @@
         </w:rPr>
         <w:t xml:space="preserve"> </w:t>
       </w:r>
+      <w:proofErr w:type="spellStart"/>
       <w:r>
         <w:rPr>
           <w:rFonts w:ascii="Consolas" w:eastAsia="Times New Roman" w:hAnsi="Consolas" w:cs="Times New Roman"/>
@@ -8761,6 +11193,7 @@
         </w:rPr>
         <w:t>const</w:t>
       </w:r>
+      <w:proofErr w:type="spellEnd"/>
       <w:r>
         <w:rPr>
           <w:rFonts w:ascii="Consolas" w:eastAsia="Times New Roman" w:hAnsi="Consolas" w:cs="Times New Roman"/>
@@ -8771,6 +11204,7 @@
         </w:rPr>
         <w:t> [</w:t>
       </w:r>
+      <w:proofErr w:type="spellStart"/>
       <w:r>
         <w:rPr>
           <w:rFonts w:ascii="Consolas" w:eastAsia="Times New Roman" w:hAnsi="Consolas" w:cs="Times New Roman"/>
@@ -8781,6 +11215,7 @@
         </w:rPr>
         <w:t>enteredPassword</w:t>
       </w:r>
+      <w:proofErr w:type="spellEnd"/>
       <w:r>
         <w:rPr>
           <w:rFonts w:ascii="Consolas" w:eastAsia="Times New Roman" w:hAnsi="Consolas" w:cs="Times New Roman"/>
@@ -8791,6 +11226,7 @@
         </w:rPr>
         <w:t>, </w:t>
       </w:r>
+      <w:proofErr w:type="spellStart"/>
       <w:r>
         <w:rPr>
           <w:rFonts w:ascii="Consolas" w:eastAsia="Times New Roman" w:hAnsi="Consolas" w:cs="Times New Roman"/>
@@ -8801,6 +11237,7 @@
         </w:rPr>
         <w:t>setEnteredPassword</w:t>
       </w:r>
+      <w:proofErr w:type="spellEnd"/>
       <w:r>
         <w:rPr>
           <w:rFonts w:ascii="Consolas" w:eastAsia="Times New Roman" w:hAnsi="Consolas" w:cs="Times New Roman"/>
@@ -8811,6 +11248,8 @@
         </w:rPr>
         <w:t>] = </w:t>
       </w:r>
+      <w:proofErr w:type="spellStart"/>
+      <w:proofErr w:type="gramStart"/>
       <w:r>
         <w:rPr>
           <w:rFonts w:ascii="Consolas" w:eastAsia="Times New Roman" w:hAnsi="Consolas" w:cs="Times New Roman"/>
@@ -8821,6 +11260,7 @@
         </w:rPr>
         <w:t>useState</w:t>
       </w:r>
+      <w:proofErr w:type="spellEnd"/>
       <w:r>
         <w:rPr>
           <w:rFonts w:ascii="Consolas" w:eastAsia="Times New Roman" w:hAnsi="Consolas" w:cs="Times New Roman"/>
@@ -8831,6 +11271,7 @@
         </w:rPr>
         <w:t>(</w:t>
       </w:r>
+      <w:proofErr w:type="gramEnd"/>
       <w:r>
         <w:rPr>
           <w:rFonts w:ascii="Consolas" w:eastAsia="Times New Roman" w:hAnsi="Consolas" w:cs="Times New Roman"/>
@@ -8874,6 +11315,7 @@
         </w:rPr>
         <w:t xml:space="preserve"> </w:t>
       </w:r>
+      <w:proofErr w:type="spellStart"/>
       <w:r>
         <w:rPr>
           <w:rFonts w:ascii="Consolas" w:eastAsia="Times New Roman" w:hAnsi="Consolas" w:cs="Times New Roman"/>
@@ -8884,6 +11326,7 @@
         </w:rPr>
         <w:t>const</w:t>
       </w:r>
+      <w:proofErr w:type="spellEnd"/>
       <w:r>
         <w:rPr>
           <w:rFonts w:ascii="Consolas" w:eastAsia="Times New Roman" w:hAnsi="Consolas" w:cs="Times New Roman"/>
@@ -8894,6 +11337,7 @@
         </w:rPr>
         <w:t> [</w:t>
       </w:r>
+      <w:proofErr w:type="spellStart"/>
       <w:r>
         <w:rPr>
           <w:rFonts w:ascii="Consolas" w:eastAsia="Times New Roman" w:hAnsi="Consolas" w:cs="Times New Roman"/>
@@ -8904,6 +11348,7 @@
         </w:rPr>
         <w:t>formIsValid</w:t>
       </w:r>
+      <w:proofErr w:type="spellEnd"/>
       <w:r>
         <w:rPr>
           <w:rFonts w:ascii="Consolas" w:eastAsia="Times New Roman" w:hAnsi="Consolas" w:cs="Times New Roman"/>
@@ -8914,6 +11359,7 @@
         </w:rPr>
         <w:t>, </w:t>
       </w:r>
+      <w:proofErr w:type="spellStart"/>
       <w:r>
         <w:rPr>
           <w:rFonts w:ascii="Consolas" w:eastAsia="Times New Roman" w:hAnsi="Consolas" w:cs="Times New Roman"/>
@@ -8924,6 +11370,7 @@
         </w:rPr>
         <w:t>setFormIsValid</w:t>
       </w:r>
+      <w:proofErr w:type="spellEnd"/>
       <w:r>
         <w:rPr>
           <w:rFonts w:ascii="Consolas" w:eastAsia="Times New Roman" w:hAnsi="Consolas" w:cs="Times New Roman"/>
@@ -8934,6 +11381,7 @@
         </w:rPr>
         <w:t>] = </w:t>
       </w:r>
+      <w:proofErr w:type="spellStart"/>
       <w:r>
         <w:rPr>
           <w:rFonts w:ascii="Consolas" w:eastAsia="Times New Roman" w:hAnsi="Consolas" w:cs="Times New Roman"/>
@@ -8944,6 +11392,7 @@
         </w:rPr>
         <w:t>useState</w:t>
       </w:r>
+      <w:proofErr w:type="spellEnd"/>
       <w:r>
         <w:rPr>
           <w:rFonts w:ascii="Consolas" w:eastAsia="Times New Roman" w:hAnsi="Consolas" w:cs="Times New Roman"/>
@@ -8997,6 +11446,8 @@
         </w:rPr>
         <w:t xml:space="preserve"> </w:t>
       </w:r>
+      <w:proofErr w:type="spellStart"/>
+      <w:proofErr w:type="gramStart"/>
       <w:r>
         <w:rPr>
           <w:rFonts w:ascii="Consolas" w:eastAsia="Times New Roman" w:hAnsi="Consolas" w:cs="Times New Roman"/>
@@ -9007,15 +11458,27 @@
         </w:rPr>
         <w:t>useEffect</w:t>
       </w:r>
-      <w:r>
-        <w:rPr>
-          <w:rFonts w:ascii="Consolas" w:eastAsia="Times New Roman" w:hAnsi="Consolas" w:cs="Times New Roman"/>
-          <w:color w:val="D4D4D4"/>
-          <w:sz w:val="21"/>
-          <w:szCs w:val="21"/>
-          <w:lang w:eastAsia="en-IN"/>
-        </w:rPr>
-        <w:t>(() </w:t>
+      <w:proofErr w:type="spellEnd"/>
+      <w:r>
+        <w:rPr>
+          <w:rFonts w:ascii="Consolas" w:eastAsia="Times New Roman" w:hAnsi="Consolas" w:cs="Times New Roman"/>
+          <w:color w:val="D4D4D4"/>
+          <w:sz w:val="21"/>
+          <w:szCs w:val="21"/>
+          <w:lang w:eastAsia="en-IN"/>
+        </w:rPr>
+        <w:t>(</w:t>
+      </w:r>
+      <w:proofErr w:type="gramEnd"/>
+      <w:r>
+        <w:rPr>
+          <w:rFonts w:ascii="Consolas" w:eastAsia="Times New Roman" w:hAnsi="Consolas" w:cs="Times New Roman"/>
+          <w:color w:val="D4D4D4"/>
+          <w:sz w:val="21"/>
+          <w:szCs w:val="21"/>
+          <w:lang w:eastAsia="en-IN"/>
+        </w:rPr>
+        <w:t>() </w:t>
       </w:r>
       <w:r>
         <w:rPr>
@@ -9060,6 +11523,7 @@
         </w:rPr>
         <w:t>    </w:t>
       </w:r>
+      <w:proofErr w:type="spellStart"/>
       <w:r>
         <w:rPr>
           <w:rFonts w:ascii="Consolas" w:eastAsia="Times New Roman" w:hAnsi="Consolas" w:cs="Times New Roman"/>
@@ -9070,6 +11534,7 @@
         </w:rPr>
         <w:t>const</w:t>
       </w:r>
+      <w:proofErr w:type="spellEnd"/>
       <w:r>
         <w:rPr>
           <w:rFonts w:ascii="Consolas" w:eastAsia="Times New Roman" w:hAnsi="Consolas" w:cs="Times New Roman"/>
@@ -9100,6 +11565,8 @@
         </w:rPr>
         <w:t> = </w:t>
       </w:r>
+      <w:proofErr w:type="spellStart"/>
+      <w:proofErr w:type="gramStart"/>
       <w:r>
         <w:rPr>
           <w:rFonts w:ascii="Consolas" w:eastAsia="Times New Roman" w:hAnsi="Consolas" w:cs="Times New Roman"/>
@@ -9110,15 +11577,27 @@
         </w:rPr>
         <w:t>setTimeout</w:t>
       </w:r>
-      <w:r>
-        <w:rPr>
-          <w:rFonts w:ascii="Consolas" w:eastAsia="Times New Roman" w:hAnsi="Consolas" w:cs="Times New Roman"/>
-          <w:color w:val="D4D4D4"/>
-          <w:sz w:val="21"/>
-          <w:szCs w:val="21"/>
-          <w:lang w:eastAsia="en-IN"/>
-        </w:rPr>
-        <w:t>(() </w:t>
+      <w:proofErr w:type="spellEnd"/>
+      <w:r>
+        <w:rPr>
+          <w:rFonts w:ascii="Consolas" w:eastAsia="Times New Roman" w:hAnsi="Consolas" w:cs="Times New Roman"/>
+          <w:color w:val="D4D4D4"/>
+          <w:sz w:val="21"/>
+          <w:szCs w:val="21"/>
+          <w:lang w:eastAsia="en-IN"/>
+        </w:rPr>
+        <w:t>(</w:t>
+      </w:r>
+      <w:proofErr w:type="gramEnd"/>
+      <w:r>
+        <w:rPr>
+          <w:rFonts w:ascii="Consolas" w:eastAsia="Times New Roman" w:hAnsi="Consolas" w:cs="Times New Roman"/>
+          <w:color w:val="D4D4D4"/>
+          <w:sz w:val="21"/>
+          <w:szCs w:val="21"/>
+          <w:lang w:eastAsia="en-IN"/>
+        </w:rPr>
+        <w:t>() </w:t>
       </w:r>
       <w:r>
         <w:rPr>
@@ -9163,6 +11642,8 @@
         </w:rPr>
         <w:t>      </w:t>
       </w:r>
+      <w:proofErr w:type="spellStart"/>
+      <w:proofErr w:type="gramStart"/>
       <w:r>
         <w:rPr>
           <w:rFonts w:ascii="Consolas" w:eastAsia="Times New Roman" w:hAnsi="Consolas" w:cs="Times New Roman"/>
@@ -9173,6 +11654,7 @@
         </w:rPr>
         <w:t>setFormIsValid</w:t>
       </w:r>
+      <w:proofErr w:type="spellEnd"/>
       <w:r>
         <w:rPr>
           <w:rFonts w:ascii="Consolas" w:eastAsia="Times New Roman" w:hAnsi="Consolas" w:cs="Times New Roman"/>
@@ -9183,6 +11665,7 @@
         </w:rPr>
         <w:t>(</w:t>
       </w:r>
+      <w:proofErr w:type="gramEnd"/>
     </w:p>
     <w:p>
       <w:pPr>
@@ -9304,7 +11787,18 @@
           <w:szCs w:val="21"/>
           <w:lang w:eastAsia="en-IN"/>
         </w:rPr>
-        <w:t>().</w:t>
+        <w:t>(</w:t>
+      </w:r>
+      <w:proofErr w:type="gramStart"/>
+      <w:r>
+        <w:rPr>
+          <w:rFonts w:ascii="Consolas" w:eastAsia="Times New Roman" w:hAnsi="Consolas" w:cs="Times New Roman"/>
+          <w:color w:val="D4D4D4"/>
+          <w:sz w:val="21"/>
+          <w:szCs w:val="21"/>
+          <w:lang w:eastAsia="en-IN"/>
+        </w:rPr>
+        <w:t>).</w:t>
       </w:r>
       <w:r>
         <w:rPr>
@@ -9316,6 +11810,7 @@
         </w:rPr>
         <w:t>length</w:t>
       </w:r>
+      <w:proofErr w:type="gramEnd"/>
       <w:r>
         <w:rPr>
           <w:rFonts w:ascii="Consolas" w:eastAsia="Times New Roman" w:hAnsi="Consolas" w:cs="Times New Roman"/>
@@ -9534,6 +12029,7 @@
         </w:rPr>
         <w:t>      </w:t>
       </w:r>
+      <w:proofErr w:type="spellStart"/>
       <w:r>
         <w:rPr>
           <w:rFonts w:ascii="Consolas" w:eastAsia="Times New Roman" w:hAnsi="Consolas" w:cs="Times New Roman"/>
@@ -9544,6 +12040,7 @@
         </w:rPr>
         <w:t>clearTimeout</w:t>
       </w:r>
+      <w:proofErr w:type="spellEnd"/>
       <w:r>
         <w:rPr>
           <w:rFonts w:ascii="Consolas" w:eastAsia="Times New Roman" w:hAnsi="Consolas" w:cs="Times New Roman"/>
@@ -9620,6 +12117,7 @@
         </w:rPr>
         <w:t>  }, [</w:t>
       </w:r>
+      <w:proofErr w:type="spellStart"/>
       <w:r>
         <w:rPr>
           <w:rFonts w:ascii="Consolas" w:eastAsia="Times New Roman" w:hAnsi="Consolas" w:cs="Times New Roman"/>
@@ -9630,6 +12128,7 @@
         </w:rPr>
         <w:t>enteredEmail</w:t>
       </w:r>
+      <w:proofErr w:type="spellEnd"/>
       <w:r>
         <w:rPr>
           <w:rFonts w:ascii="Consolas" w:eastAsia="Times New Roman" w:hAnsi="Consolas" w:cs="Times New Roman"/>
@@ -9640,6 +12139,7 @@
         </w:rPr>
         <w:t>, </w:t>
       </w:r>
+      <w:proofErr w:type="spellStart"/>
       <w:r>
         <w:rPr>
           <w:rFonts w:ascii="Consolas" w:eastAsia="Times New Roman" w:hAnsi="Consolas" w:cs="Times New Roman"/>
@@ -9650,6 +12150,7 @@
         </w:rPr>
         <w:t>enteredPassword</w:t>
       </w:r>
+      <w:proofErr w:type="spellEnd"/>
       <w:r>
         <w:rPr>
           <w:rFonts w:ascii="Consolas" w:eastAsia="Times New Roman" w:hAnsi="Consolas" w:cs="Times New Roman"/>
@@ -9681,30 +12182,135 @@
           <w:sz w:val="24"/>
           <w:szCs w:val="24"/>
         </w:rPr>
-        <w:t xml:space="preserve">In the setFormIsValid, we are updating some state based on two other states (email and password). Now, we know that react “schedules” state updates. So we cannot guarantee that we are receiving the present states of enteredEmail and enteredPassword. So It is not correct way to write this type of code. </w:t>
-      </w:r>
-    </w:p>
-    <w:p>
-      <w:pPr>
-        <w:rPr>
-          <w:sz w:val="24"/>
-          <w:szCs w:val="24"/>
-        </w:rPr>
-      </w:pPr>
-      <w:r>
-        <w:rPr>
-          <w:sz w:val="24"/>
-          <w:szCs w:val="24"/>
-        </w:rPr>
-        <w:t xml:space="preserve">Now we can combine all this state variables (email, password, formIsValid) in an array of js objects and we use that array as state variable. That will work. But when states become </w:t>
-      </w:r>
+        <w:t xml:space="preserve">In the </w:t>
+      </w:r>
+      <w:proofErr w:type="spellStart"/>
+      <w:r>
+        <w:rPr>
+          <w:sz w:val="24"/>
+          <w:szCs w:val="24"/>
+        </w:rPr>
+        <w:t>setFormIsValid</w:t>
+      </w:r>
+      <w:proofErr w:type="spellEnd"/>
+      <w:r>
+        <w:rPr>
+          <w:sz w:val="24"/>
+          <w:szCs w:val="24"/>
+        </w:rPr>
+        <w:t xml:space="preserve">, we are updating some state based on two other states (email and password). Now, we know that react “schedules” state updates. </w:t>
+      </w:r>
+      <w:proofErr w:type="gramStart"/>
+      <w:r>
+        <w:rPr>
+          <w:sz w:val="24"/>
+          <w:szCs w:val="24"/>
+        </w:rPr>
+        <w:t>So</w:t>
+      </w:r>
+      <w:proofErr w:type="gramEnd"/>
+      <w:r>
+        <w:rPr>
+          <w:sz w:val="24"/>
+          <w:szCs w:val="24"/>
+        </w:rPr>
+        <w:t xml:space="preserve"> we cannot guarantee that we are receiving the present states of </w:t>
+      </w:r>
+      <w:proofErr w:type="spellStart"/>
+      <w:r>
+        <w:rPr>
+          <w:sz w:val="24"/>
+          <w:szCs w:val="24"/>
+        </w:rPr>
+        <w:t>enteredEmail</w:t>
+      </w:r>
+      <w:proofErr w:type="spellEnd"/>
+      <w:r>
+        <w:rPr>
+          <w:sz w:val="24"/>
+          <w:szCs w:val="24"/>
+        </w:rPr>
+        <w:t xml:space="preserve"> and </w:t>
+      </w:r>
+      <w:proofErr w:type="spellStart"/>
+      <w:r>
+        <w:rPr>
+          <w:sz w:val="24"/>
+          <w:szCs w:val="24"/>
+        </w:rPr>
+        <w:t>enteredPassword</w:t>
+      </w:r>
+      <w:proofErr w:type="spellEnd"/>
+      <w:r>
+        <w:rPr>
+          <w:sz w:val="24"/>
+          <w:szCs w:val="24"/>
+        </w:rPr>
+        <w:t xml:space="preserve">. </w:t>
+      </w:r>
+      <w:proofErr w:type="gramStart"/>
+      <w:r>
+        <w:rPr>
+          <w:sz w:val="24"/>
+          <w:szCs w:val="24"/>
+        </w:rPr>
+        <w:t>So</w:t>
+      </w:r>
+      <w:proofErr w:type="gramEnd"/>
+      <w:r>
+        <w:rPr>
+          <w:sz w:val="24"/>
+          <w:szCs w:val="24"/>
+        </w:rPr>
+        <w:t xml:space="preserve"> It is not correct way to write this type of code. </w:t>
+      </w:r>
+    </w:p>
+    <w:p>
+      <w:pPr>
+        <w:rPr>
+          <w:sz w:val="24"/>
+          <w:szCs w:val="24"/>
+        </w:rPr>
+      </w:pPr>
       <w:r>
         <w:rPr>
           <w:sz w:val="24"/>
           <w:szCs w:val="24"/>
         </w:rPr>
         <w:lastRenderedPageBreak/>
-        <w:t xml:space="preserve">more complex, </w:t>
+        <w:t xml:space="preserve">Now we can combine all this state variables (email, password, </w:t>
+      </w:r>
+      <w:proofErr w:type="spellStart"/>
+      <w:r>
+        <w:rPr>
+          <w:sz w:val="24"/>
+          <w:szCs w:val="24"/>
+        </w:rPr>
+        <w:t>formIsValid</w:t>
+      </w:r>
+      <w:proofErr w:type="spellEnd"/>
+      <w:r>
+        <w:rPr>
+          <w:sz w:val="24"/>
+          <w:szCs w:val="24"/>
+        </w:rPr>
+        <w:t xml:space="preserve">) in an array of </w:t>
+      </w:r>
+      <w:proofErr w:type="spellStart"/>
+      <w:r>
+        <w:rPr>
+          <w:sz w:val="24"/>
+          <w:szCs w:val="24"/>
+        </w:rPr>
+        <w:t>js</w:t>
+      </w:r>
+      <w:proofErr w:type="spellEnd"/>
+      <w:r>
+        <w:rPr>
+          <w:sz w:val="24"/>
+          <w:szCs w:val="24"/>
+        </w:rPr>
+        <w:t xml:space="preserve"> objects and we use that array as state variable. That will work. But when states become more complex, </w:t>
       </w:r>
       <w:r>
         <w:rPr>
@@ -9725,7 +12331,23 @@
           <w:sz w:val="24"/>
           <w:szCs w:val="24"/>
         </w:rPr>
-        <w:t xml:space="preserve"> use useReducer hook which is a powerful state management hook.</w:t>
+        <w:t xml:space="preserve"> use </w:t>
+      </w:r>
+      <w:proofErr w:type="spellStart"/>
+      <w:r>
+        <w:rPr>
+          <w:sz w:val="24"/>
+          <w:szCs w:val="24"/>
+        </w:rPr>
+        <w:t>useReducer</w:t>
+      </w:r>
+      <w:proofErr w:type="spellEnd"/>
+      <w:r>
+        <w:rPr>
+          <w:sz w:val="24"/>
+          <w:szCs w:val="24"/>
+        </w:rPr>
+        <w:t xml:space="preserve"> hook which is a powerful state management hook.</w:t>
       </w:r>
       <w:r>
         <w:rPr>
@@ -9829,6 +12451,7 @@
         </w:rPr>
         <w:t>] = </w:t>
       </w:r>
+      <w:proofErr w:type="gramStart"/>
       <w:r>
         <w:rPr>
           <w:rFonts w:ascii="Consolas" w:eastAsia="Times New Roman" w:hAnsi="Consolas" w:cs="Times New Roman"/>
@@ -9839,6 +12462,7 @@
         </w:rPr>
         <w:t>useReducer(</w:t>
       </w:r>
+      <w:proofErr w:type="gramEnd"/>
       <w:r>
         <w:rPr>
           <w:rFonts w:ascii="Consolas" w:eastAsia="Times New Roman" w:hAnsi="Consolas" w:cs="Times New Roman"/>
@@ -9943,17 +12567,61 @@
           <w:szCs w:val="21"/>
           <w:lang w:eastAsia="en-IN"/>
         </w:rPr>
-        <w:t xml:space="preserve">//dispatchFn -&gt; A function which is used to </w:t>
-      </w:r>
-      <w:r>
-        <w:rPr>
-          <w:rFonts w:ascii="Consolas" w:eastAsia="Times New Roman" w:hAnsi="Consolas" w:cs="Times New Roman"/>
-          <w:color w:val="D4D4D4"/>
-          <w:sz w:val="21"/>
-          <w:szCs w:val="21"/>
-          <w:lang w:eastAsia="en-IN"/>
-        </w:rPr>
-        <w:t>dispatch a new action (trigger a new update) to the reducerFn.</w:t>
+        <w:t>//</w:t>
+      </w:r>
+      <w:proofErr w:type="spellStart"/>
+      <w:r>
+        <w:rPr>
+          <w:rFonts w:ascii="Consolas" w:eastAsia="Times New Roman" w:hAnsi="Consolas" w:cs="Times New Roman"/>
+          <w:color w:val="D4D4D4"/>
+          <w:sz w:val="21"/>
+          <w:szCs w:val="21"/>
+          <w:lang w:eastAsia="en-IN"/>
+        </w:rPr>
+        <w:t>dispatchFn</w:t>
+      </w:r>
+      <w:proofErr w:type="spellEnd"/>
+      <w:r>
+        <w:rPr>
+          <w:rFonts w:ascii="Consolas" w:eastAsia="Times New Roman" w:hAnsi="Consolas" w:cs="Times New Roman"/>
+          <w:color w:val="D4D4D4"/>
+          <w:sz w:val="21"/>
+          <w:szCs w:val="21"/>
+          <w:lang w:eastAsia="en-IN"/>
+        </w:rPr>
+        <w:t xml:space="preserve"> -&gt; A function which is used to </w:t>
+      </w:r>
+      <w:r>
+        <w:rPr>
+          <w:rFonts w:ascii="Consolas" w:eastAsia="Times New Roman" w:hAnsi="Consolas" w:cs="Times New Roman"/>
+          <w:color w:val="D4D4D4"/>
+          <w:sz w:val="21"/>
+          <w:szCs w:val="21"/>
+          <w:lang w:eastAsia="en-IN"/>
+        </w:rPr>
+        <w:t xml:space="preserve">dispatch a new action (trigger a new update) to the </w:t>
+      </w:r>
+      <w:proofErr w:type="spellStart"/>
+      <w:r>
+        <w:rPr>
+          <w:rFonts w:ascii="Consolas" w:eastAsia="Times New Roman" w:hAnsi="Consolas" w:cs="Times New Roman"/>
+          <w:color w:val="D4D4D4"/>
+          <w:sz w:val="21"/>
+          <w:szCs w:val="21"/>
+          <w:lang w:eastAsia="en-IN"/>
+        </w:rPr>
+        <w:t>reducerFn</w:t>
+      </w:r>
+      <w:proofErr w:type="spellEnd"/>
+      <w:r>
+        <w:rPr>
+          <w:rFonts w:ascii="Consolas" w:eastAsia="Times New Roman" w:hAnsi="Consolas" w:cs="Times New Roman"/>
+          <w:color w:val="D4D4D4"/>
+          <w:sz w:val="21"/>
+          <w:szCs w:val="21"/>
+          <w:lang w:eastAsia="en-IN"/>
+        </w:rPr>
+        <w:t>.</w:t>
       </w:r>
     </w:p>
     <w:p>
@@ -9976,7 +12644,73 @@
           <w:szCs w:val="21"/>
           <w:lang w:eastAsia="en-IN"/>
         </w:rPr>
-        <w:t>//reducerFn -&gt; This is triggered by the dispatchFn, it receives the current state and action (The values dispatched by the dispatchFn)</w:t>
+        <w:t>//</w:t>
+      </w:r>
+      <w:proofErr w:type="spellStart"/>
+      <w:r>
+        <w:rPr>
+          <w:rFonts w:ascii="Consolas" w:eastAsia="Times New Roman" w:hAnsi="Consolas" w:cs="Times New Roman"/>
+          <w:color w:val="D4D4D4"/>
+          <w:sz w:val="21"/>
+          <w:szCs w:val="21"/>
+          <w:lang w:eastAsia="en-IN"/>
+        </w:rPr>
+        <w:t>reducerFn</w:t>
+      </w:r>
+      <w:proofErr w:type="spellEnd"/>
+      <w:r>
+        <w:rPr>
+          <w:rFonts w:ascii="Consolas" w:eastAsia="Times New Roman" w:hAnsi="Consolas" w:cs="Times New Roman"/>
+          <w:color w:val="D4D4D4"/>
+          <w:sz w:val="21"/>
+          <w:szCs w:val="21"/>
+          <w:lang w:eastAsia="en-IN"/>
+        </w:rPr>
+        <w:t xml:space="preserve"> -&gt; This is triggered by the </w:t>
+      </w:r>
+      <w:proofErr w:type="spellStart"/>
+      <w:r>
+        <w:rPr>
+          <w:rFonts w:ascii="Consolas" w:eastAsia="Times New Roman" w:hAnsi="Consolas" w:cs="Times New Roman"/>
+          <w:color w:val="D4D4D4"/>
+          <w:sz w:val="21"/>
+          <w:szCs w:val="21"/>
+          <w:lang w:eastAsia="en-IN"/>
+        </w:rPr>
+        <w:t>dispatchFn</w:t>
+      </w:r>
+      <w:proofErr w:type="spellEnd"/>
+      <w:r>
+        <w:rPr>
+          <w:rFonts w:ascii="Consolas" w:eastAsia="Times New Roman" w:hAnsi="Consolas" w:cs="Times New Roman"/>
+          <w:color w:val="D4D4D4"/>
+          <w:sz w:val="21"/>
+          <w:szCs w:val="21"/>
+          <w:lang w:eastAsia="en-IN"/>
+        </w:rPr>
+        <w:t xml:space="preserve">, it receives the current state and action (The values dispatched by the </w:t>
+      </w:r>
+      <w:proofErr w:type="spellStart"/>
+      <w:r>
+        <w:rPr>
+          <w:rFonts w:ascii="Consolas" w:eastAsia="Times New Roman" w:hAnsi="Consolas" w:cs="Times New Roman"/>
+          <w:color w:val="D4D4D4"/>
+          <w:sz w:val="21"/>
+          <w:szCs w:val="21"/>
+          <w:lang w:eastAsia="en-IN"/>
+        </w:rPr>
+        <w:t>dispatchFn</w:t>
+      </w:r>
+      <w:proofErr w:type="spellEnd"/>
+      <w:r>
+        <w:rPr>
+          <w:rFonts w:ascii="Consolas" w:eastAsia="Times New Roman" w:hAnsi="Consolas" w:cs="Times New Roman"/>
+          <w:color w:val="D4D4D4"/>
+          <w:sz w:val="21"/>
+          <w:szCs w:val="21"/>
+          <w:lang w:eastAsia="en-IN"/>
+        </w:rPr>
+        <w:t>)</w:t>
       </w:r>
     </w:p>
     <w:p>
@@ -9991,15 +12725,49 @@
           <w:lang w:eastAsia="en-IN"/>
         </w:rPr>
       </w:pPr>
-      <w:r>
-        <w:rPr>
-          <w:rFonts w:ascii="Consolas" w:eastAsia="Times New Roman" w:hAnsi="Consolas" w:cs="Times New Roman"/>
-          <w:color w:val="D4D4D4"/>
-          <w:sz w:val="21"/>
-          <w:szCs w:val="21"/>
-          <w:lang w:eastAsia="en-IN"/>
-        </w:rPr>
-        <w:t>reducerFn = (prevState, action) =&gt; {</w:t>
+      <w:proofErr w:type="spellStart"/>
+      <w:r>
+        <w:rPr>
+          <w:rFonts w:ascii="Consolas" w:eastAsia="Times New Roman" w:hAnsi="Consolas" w:cs="Times New Roman"/>
+          <w:color w:val="D4D4D4"/>
+          <w:sz w:val="21"/>
+          <w:szCs w:val="21"/>
+          <w:lang w:eastAsia="en-IN"/>
+        </w:rPr>
+        <w:t>reducerFn</w:t>
+      </w:r>
+      <w:proofErr w:type="spellEnd"/>
+      <w:r>
+        <w:rPr>
+          <w:rFonts w:ascii="Consolas" w:eastAsia="Times New Roman" w:hAnsi="Consolas" w:cs="Times New Roman"/>
+          <w:color w:val="D4D4D4"/>
+          <w:sz w:val="21"/>
+          <w:szCs w:val="21"/>
+          <w:lang w:eastAsia="en-IN"/>
+        </w:rPr>
+        <w:t xml:space="preserve"> = (</w:t>
+      </w:r>
+      <w:proofErr w:type="spellStart"/>
+      <w:r>
+        <w:rPr>
+          <w:rFonts w:ascii="Consolas" w:eastAsia="Times New Roman" w:hAnsi="Consolas" w:cs="Times New Roman"/>
+          <w:color w:val="D4D4D4"/>
+          <w:sz w:val="21"/>
+          <w:szCs w:val="21"/>
+          <w:lang w:eastAsia="en-IN"/>
+        </w:rPr>
+        <w:t>prevState</w:t>
+      </w:r>
+      <w:proofErr w:type="spellEnd"/>
+      <w:r>
+        <w:rPr>
+          <w:rFonts w:ascii="Consolas" w:eastAsia="Times New Roman" w:hAnsi="Consolas" w:cs="Times New Roman"/>
+          <w:color w:val="D4D4D4"/>
+          <w:sz w:val="21"/>
+          <w:szCs w:val="21"/>
+          <w:lang w:eastAsia="en-IN"/>
+        </w:rPr>
+        <w:t>, action) =&gt; {</w:t>
       </w:r>
     </w:p>
     <w:p>
@@ -10060,15 +12828,27 @@
           <w:lang w:eastAsia="en-IN"/>
         </w:rPr>
       </w:pPr>
-      <w:r>
-        <w:rPr>
-          <w:rFonts w:ascii="Consolas" w:eastAsia="Times New Roman" w:hAnsi="Consolas" w:cs="Times New Roman"/>
-          <w:color w:val="D4D4D4"/>
-          <w:sz w:val="21"/>
-          <w:szCs w:val="21"/>
-          <w:lang w:eastAsia="en-IN"/>
-        </w:rPr>
-        <w:t>initialState -&gt; The initial state</w:t>
+      <w:proofErr w:type="spellStart"/>
+      <w:r>
+        <w:rPr>
+          <w:rFonts w:ascii="Consolas" w:eastAsia="Times New Roman" w:hAnsi="Consolas" w:cs="Times New Roman"/>
+          <w:color w:val="D4D4D4"/>
+          <w:sz w:val="21"/>
+          <w:szCs w:val="21"/>
+          <w:lang w:eastAsia="en-IN"/>
+        </w:rPr>
+        <w:t>initialState</w:t>
+      </w:r>
+      <w:proofErr w:type="spellEnd"/>
+      <w:r>
+        <w:rPr>
+          <w:rFonts w:ascii="Consolas" w:eastAsia="Times New Roman" w:hAnsi="Consolas" w:cs="Times New Roman"/>
+          <w:color w:val="D4D4D4"/>
+          <w:sz w:val="21"/>
+          <w:szCs w:val="21"/>
+          <w:lang w:eastAsia="en-IN"/>
+        </w:rPr>
+        <w:t xml:space="preserve"> -&gt; The initial state</w:t>
       </w:r>
     </w:p>
     <w:p>
@@ -10083,38 +12863,98 @@
           <w:lang w:eastAsia="en-IN"/>
         </w:rPr>
       </w:pPr>
-      <w:r>
-        <w:rPr>
-          <w:rFonts w:ascii="Consolas" w:eastAsia="Times New Roman" w:hAnsi="Consolas" w:cs="Times New Roman"/>
-          <w:color w:val="D4D4D4"/>
-          <w:sz w:val="21"/>
-          <w:szCs w:val="21"/>
-          <w:lang w:eastAsia="en-IN"/>
-        </w:rPr>
-        <w:t>initFn -&gt; A function to set initial state programmatically</w:t>
-      </w:r>
-    </w:p>
-    <w:p>
-      <w:pPr>
-        <w:rPr>
-          <w:sz w:val="24"/>
-          <w:szCs w:val="24"/>
-        </w:rPr>
-      </w:pPr>
-    </w:p>
-    <w:p>
-      <w:pPr>
-        <w:rPr>
-          <w:sz w:val="24"/>
-          <w:szCs w:val="24"/>
-        </w:rPr>
-      </w:pPr>
-      <w:r>
-        <w:rPr>
-          <w:sz w:val="24"/>
-          <w:szCs w:val="24"/>
-        </w:rPr>
-        <w:t>8: Use useReducer when you have complex state, we write the state updating logic in one place (i.e., the reducer function). (useState also uses useReducer)</w:t>
+      <w:proofErr w:type="spellStart"/>
+      <w:r>
+        <w:rPr>
+          <w:rFonts w:ascii="Consolas" w:eastAsia="Times New Roman" w:hAnsi="Consolas" w:cs="Times New Roman"/>
+          <w:color w:val="D4D4D4"/>
+          <w:sz w:val="21"/>
+          <w:szCs w:val="21"/>
+          <w:lang w:eastAsia="en-IN"/>
+        </w:rPr>
+        <w:t>initFn</w:t>
+      </w:r>
+      <w:proofErr w:type="spellEnd"/>
+      <w:r>
+        <w:rPr>
+          <w:rFonts w:ascii="Consolas" w:eastAsia="Times New Roman" w:hAnsi="Consolas" w:cs="Times New Roman"/>
+          <w:color w:val="D4D4D4"/>
+          <w:sz w:val="21"/>
+          <w:szCs w:val="21"/>
+          <w:lang w:eastAsia="en-IN"/>
+        </w:rPr>
+        <w:t xml:space="preserve"> -&gt; A function to set initial state programmatically</w:t>
+      </w:r>
+    </w:p>
+    <w:p>
+      <w:pPr>
+        <w:rPr>
+          <w:sz w:val="24"/>
+          <w:szCs w:val="24"/>
+        </w:rPr>
+      </w:pPr>
+    </w:p>
+    <w:p>
+      <w:pPr>
+        <w:rPr>
+          <w:sz w:val="24"/>
+          <w:szCs w:val="24"/>
+        </w:rPr>
+      </w:pPr>
+      <w:r>
+        <w:rPr>
+          <w:sz w:val="24"/>
+          <w:szCs w:val="24"/>
+        </w:rPr>
+        <w:t xml:space="preserve">8: Use </w:t>
+      </w:r>
+      <w:proofErr w:type="spellStart"/>
+      <w:r>
+        <w:rPr>
+          <w:sz w:val="24"/>
+          <w:szCs w:val="24"/>
+        </w:rPr>
+        <w:t>useReducer</w:t>
+      </w:r>
+      <w:proofErr w:type="spellEnd"/>
+      <w:r>
+        <w:rPr>
+          <w:sz w:val="24"/>
+          <w:szCs w:val="24"/>
+        </w:rPr>
+        <w:t xml:space="preserve"> when you have complex state, we write the state updating logic in one place (i.e., the reducer function). (</w:t>
+      </w:r>
+      <w:proofErr w:type="spellStart"/>
+      <w:r>
+        <w:rPr>
+          <w:sz w:val="24"/>
+          <w:szCs w:val="24"/>
+        </w:rPr>
+        <w:t>useState</w:t>
+      </w:r>
+      <w:proofErr w:type="spellEnd"/>
+      <w:r>
+        <w:rPr>
+          <w:sz w:val="24"/>
+          <w:szCs w:val="24"/>
+        </w:rPr>
+        <w:t xml:space="preserve"> also uses </w:t>
+      </w:r>
+      <w:proofErr w:type="spellStart"/>
+      <w:r>
+        <w:rPr>
+          <w:sz w:val="24"/>
+          <w:szCs w:val="24"/>
+        </w:rPr>
+        <w:t>useReducer</w:t>
+      </w:r>
+      <w:proofErr w:type="spellEnd"/>
+      <w:r>
+        <w:rPr>
+          <w:sz w:val="24"/>
+          <w:szCs w:val="24"/>
+        </w:rPr>
+        <w:t>)</w:t>
       </w:r>
     </w:p>
     <w:p>
@@ -10136,22 +12976,70 @@
           <w:sz w:val="24"/>
           <w:szCs w:val="24"/>
         </w:rPr>
-        <w:t>Many times we need to pass props through different components just so one component down the component tree can use it. We can avoid this by using React Context api. (VIDEO 12)</w:t>
-      </w:r>
-    </w:p>
-    <w:p>
-      <w:pPr>
-        <w:rPr>
-          <w:sz w:val="24"/>
-          <w:szCs w:val="24"/>
-        </w:rPr>
-      </w:pPr>
-      <w:r>
-        <w:rPr>
-          <w:sz w:val="24"/>
-          <w:szCs w:val="24"/>
-        </w:rPr>
-        <w:t xml:space="preserve">10: We usually create a folder named “context” or “store” to store our contexts. Suppose we want the authentication data to be available to several components. So in the folder ‘context’ or ‘store’, we create </w:t>
+        <w:t xml:space="preserve">Many </w:t>
+      </w:r>
+      <w:proofErr w:type="gramStart"/>
+      <w:r>
+        <w:rPr>
+          <w:sz w:val="24"/>
+          <w:szCs w:val="24"/>
+        </w:rPr>
+        <w:t>times</w:t>
+      </w:r>
+      <w:proofErr w:type="gramEnd"/>
+      <w:r>
+        <w:rPr>
+          <w:sz w:val="24"/>
+          <w:szCs w:val="24"/>
+        </w:rPr>
+        <w:t xml:space="preserve"> we need to pass props through different components just so one component down the component tree can use it. We can avoid this by using React Context </w:t>
+      </w:r>
+      <w:proofErr w:type="spellStart"/>
+      <w:r>
+        <w:rPr>
+          <w:sz w:val="24"/>
+          <w:szCs w:val="24"/>
+        </w:rPr>
+        <w:t>api</w:t>
+      </w:r>
+      <w:proofErr w:type="spellEnd"/>
+      <w:r>
+        <w:rPr>
+          <w:sz w:val="24"/>
+          <w:szCs w:val="24"/>
+        </w:rPr>
+        <w:t>. (VIDEO 12)</w:t>
+      </w:r>
+    </w:p>
+    <w:p>
+      <w:pPr>
+        <w:rPr>
+          <w:sz w:val="24"/>
+          <w:szCs w:val="24"/>
+        </w:rPr>
+      </w:pPr>
+      <w:r>
+        <w:rPr>
+          <w:sz w:val="24"/>
+          <w:szCs w:val="24"/>
+        </w:rPr>
+        <w:t xml:space="preserve">10: We usually create a folder named “context” or “store” to store our contexts. Suppose we want the authentication data to be available to several components. </w:t>
+      </w:r>
+      <w:proofErr w:type="gramStart"/>
+      <w:r>
+        <w:rPr>
+          <w:sz w:val="24"/>
+          <w:szCs w:val="24"/>
+        </w:rPr>
+        <w:t>So</w:t>
+      </w:r>
+      <w:proofErr w:type="gramEnd"/>
+      <w:r>
+        <w:rPr>
+          <w:sz w:val="24"/>
+          <w:szCs w:val="24"/>
+        </w:rPr>
+        <w:t xml:space="preserve"> in the folder ‘context’ or ‘store’, we create </w:t>
       </w:r>
       <w:r>
         <w:rPr>
@@ -10213,6 +13101,7 @@
         </w:rPr>
         <w:t>, {</w:t>
       </w:r>
+      <w:proofErr w:type="spellStart"/>
       <w:r>
         <w:rPr>
           <w:rFonts w:ascii="Consolas" w:eastAsia="Times New Roman" w:hAnsi="Consolas" w:cs="Times New Roman"/>
@@ -10223,6 +13112,7 @@
         </w:rPr>
         <w:t>createContext</w:t>
       </w:r>
+      <w:proofErr w:type="spellEnd"/>
       <w:r>
         <w:rPr>
           <w:rFonts w:ascii="Consolas" w:eastAsia="Times New Roman" w:hAnsi="Consolas" w:cs="Times New Roman"/>
@@ -10299,6 +13189,7 @@
           <w:lang w:eastAsia="en-IN"/>
         </w:rPr>
       </w:pPr>
+      <w:proofErr w:type="spellStart"/>
       <w:r>
         <w:rPr>
           <w:rFonts w:ascii="Consolas" w:eastAsia="Times New Roman" w:hAnsi="Consolas" w:cs="Times New Roman"/>
@@ -10309,6 +13200,7 @@
         </w:rPr>
         <w:t>const</w:t>
       </w:r>
+      <w:proofErr w:type="spellEnd"/>
       <w:r>
         <w:rPr>
           <w:rFonts w:ascii="Consolas" w:eastAsia="Times New Roman" w:hAnsi="Consolas" w:cs="Times New Roman"/>
@@ -10319,6 +13211,7 @@
         </w:rPr>
         <w:t> </w:t>
       </w:r>
+      <w:proofErr w:type="spellStart"/>
       <w:r>
         <w:rPr>
           <w:rFonts w:ascii="Consolas" w:eastAsia="Times New Roman" w:hAnsi="Consolas" w:cs="Times New Roman"/>
@@ -10329,6 +13222,7 @@
         </w:rPr>
         <w:t>AuthContext</w:t>
       </w:r>
+      <w:proofErr w:type="spellEnd"/>
       <w:r>
         <w:rPr>
           <w:rFonts w:ascii="Consolas" w:eastAsia="Times New Roman" w:hAnsi="Consolas" w:cs="Times New Roman"/>
@@ -10339,6 +13233,8 @@
         </w:rPr>
         <w:t> = </w:t>
       </w:r>
+      <w:proofErr w:type="spellStart"/>
+      <w:proofErr w:type="gramStart"/>
       <w:r>
         <w:rPr>
           <w:rFonts w:ascii="Consolas" w:eastAsia="Times New Roman" w:hAnsi="Consolas" w:cs="Times New Roman"/>
@@ -10349,15 +13245,27 @@
         </w:rPr>
         <w:t>createContext</w:t>
       </w:r>
-      <w:r>
-        <w:rPr>
-          <w:rFonts w:ascii="Consolas" w:eastAsia="Times New Roman" w:hAnsi="Consolas" w:cs="Times New Roman"/>
-          <w:color w:val="D4D4D4"/>
-          <w:sz w:val="21"/>
-          <w:szCs w:val="21"/>
-          <w:lang w:eastAsia="en-IN"/>
-        </w:rPr>
-        <w:t>({</w:t>
+      <w:proofErr w:type="spellEnd"/>
+      <w:r>
+        <w:rPr>
+          <w:rFonts w:ascii="Consolas" w:eastAsia="Times New Roman" w:hAnsi="Consolas" w:cs="Times New Roman"/>
+          <w:color w:val="D4D4D4"/>
+          <w:sz w:val="21"/>
+          <w:szCs w:val="21"/>
+          <w:lang w:eastAsia="en-IN"/>
+        </w:rPr>
+        <w:t>(</w:t>
+      </w:r>
+      <w:proofErr w:type="gramEnd"/>
+      <w:r>
+        <w:rPr>
+          <w:rFonts w:ascii="Consolas" w:eastAsia="Times New Roman" w:hAnsi="Consolas" w:cs="Times New Roman"/>
+          <w:color w:val="D4D4D4"/>
+          <w:sz w:val="21"/>
+          <w:szCs w:val="21"/>
+          <w:lang w:eastAsia="en-IN"/>
+        </w:rPr>
+        <w:t>{</w:t>
       </w:r>
     </w:p>
     <w:p>
@@ -10382,6 +13290,7 @@
         </w:rPr>
         <w:t>    </w:t>
       </w:r>
+      <w:proofErr w:type="spellStart"/>
       <w:r>
         <w:rPr>
           <w:rFonts w:ascii="Consolas" w:eastAsia="Times New Roman" w:hAnsi="Consolas" w:cs="Times New Roman"/>
@@ -10390,7 +13299,18 @@
           <w:szCs w:val="21"/>
           <w:lang w:eastAsia="en-IN"/>
         </w:rPr>
-        <w:t>isLoggedIn:</w:t>
+        <w:t>isLoggedIn</w:t>
+      </w:r>
+      <w:proofErr w:type="spellEnd"/>
+      <w:r>
+        <w:rPr>
+          <w:rFonts w:ascii="Consolas" w:eastAsia="Times New Roman" w:hAnsi="Consolas" w:cs="Times New Roman"/>
+          <w:color w:val="9CDCFE"/>
+          <w:sz w:val="21"/>
+          <w:szCs w:val="21"/>
+          <w:lang w:eastAsia="en-IN"/>
+        </w:rPr>
+        <w:t>:</w:t>
       </w:r>
       <w:r>
         <w:rPr>
@@ -10501,6 +13421,7 @@
         </w:rPr>
         <w:t> </w:t>
       </w:r>
+      <w:proofErr w:type="spellStart"/>
       <w:r>
         <w:rPr>
           <w:rFonts w:ascii="Consolas" w:eastAsia="Times New Roman" w:hAnsi="Consolas" w:cs="Times New Roman"/>
@@ -10511,6 +13432,7 @@
         </w:rPr>
         <w:t>AuthContext</w:t>
       </w:r>
+      <w:proofErr w:type="spellEnd"/>
       <w:r>
         <w:rPr>
           <w:rFonts w:ascii="Consolas" w:eastAsia="Times New Roman" w:hAnsi="Consolas" w:cs="Times New Roman"/>
@@ -10542,14 +13464,7 @@
           <w:sz w:val="24"/>
           <w:szCs w:val="24"/>
         </w:rPr>
-        <w:t xml:space="preserve">Now we provide this data to the components using the Provider. When we provide this data to a component, the components’ children can also access it. Suppose we want to provide this authentication data to the whole app, We can simply </w:t>
-      </w:r>
-      <w:r>
-        <w:rPr>
-          <w:sz w:val="24"/>
-          <w:szCs w:val="24"/>
-        </w:rPr>
-        <w:t xml:space="preserve">wrap the components in the </w:t>
+        <w:t xml:space="preserve">Now we provide this data to the components using the Provider. When we provide this data to a component, the components’ children can also access it. Suppose we want to provide </w:t>
       </w:r>
       <w:r>
         <w:rPr>
@@ -10557,8 +13472,40 @@
           <w:szCs w:val="24"/>
         </w:rPr>
         <w:lastRenderedPageBreak/>
-        <w:t>app.js file with AuthContext.Provider</w:t>
-      </w:r>
+        <w:t xml:space="preserve">this authentication data to the whole app, </w:t>
+      </w:r>
+      <w:proofErr w:type="gramStart"/>
+      <w:r>
+        <w:rPr>
+          <w:sz w:val="24"/>
+          <w:szCs w:val="24"/>
+        </w:rPr>
+        <w:t>We</w:t>
+      </w:r>
+      <w:proofErr w:type="gramEnd"/>
+      <w:r>
+        <w:rPr>
+          <w:sz w:val="24"/>
+          <w:szCs w:val="24"/>
+        </w:rPr>
+        <w:t xml:space="preserve"> can simply </w:t>
+      </w:r>
+      <w:r>
+        <w:rPr>
+          <w:sz w:val="24"/>
+          <w:szCs w:val="24"/>
+        </w:rPr>
+        <w:t xml:space="preserve">wrap the components in the app.js file with </w:t>
+      </w:r>
+      <w:proofErr w:type="spellStart"/>
+      <w:r>
+        <w:rPr>
+          <w:sz w:val="24"/>
+          <w:szCs w:val="24"/>
+        </w:rPr>
+        <w:t>AuthContext.Provider</w:t>
+      </w:r>
+      <w:proofErr w:type="spellEnd"/>
       <w:r>
         <w:rPr>
           <w:sz w:val="24"/>
@@ -10649,6 +13596,7 @@
         </w:rPr>
         <w:t>&lt;</w:t>
       </w:r>
+      <w:proofErr w:type="spellStart"/>
       <w:r>
         <w:rPr>
           <w:rFonts w:ascii="Consolas" w:eastAsia="Times New Roman" w:hAnsi="Consolas" w:cs="Times New Roman"/>
@@ -10659,6 +13607,7 @@
         </w:rPr>
         <w:t>AuthContext.Provider</w:t>
       </w:r>
+      <w:proofErr w:type="spellEnd"/>
       <w:r>
         <w:rPr>
           <w:rFonts w:ascii="Consolas" w:eastAsia="Times New Roman" w:hAnsi="Consolas" w:cs="Times New Roman"/>
@@ -10709,6 +13658,7 @@
         </w:rPr>
         <w:t>{</w:t>
       </w:r>
+      <w:proofErr w:type="spellStart"/>
       <w:r>
         <w:rPr>
           <w:rFonts w:ascii="Consolas" w:eastAsia="Times New Roman" w:hAnsi="Consolas" w:cs="Times New Roman"/>
@@ -10717,7 +13667,18 @@
           <w:szCs w:val="21"/>
           <w:lang w:eastAsia="en-IN"/>
         </w:rPr>
-        <w:t>isLoggedIn:</w:t>
+        <w:t>isLoggedIn</w:t>
+      </w:r>
+      <w:proofErr w:type="spellEnd"/>
+      <w:r>
+        <w:rPr>
+          <w:rFonts w:ascii="Consolas" w:eastAsia="Times New Roman" w:hAnsi="Consolas" w:cs="Times New Roman"/>
+          <w:color w:val="9CDCFE"/>
+          <w:sz w:val="21"/>
+          <w:szCs w:val="21"/>
+          <w:lang w:eastAsia="en-IN"/>
+        </w:rPr>
+        <w:t>:</w:t>
       </w:r>
       <w:r>
         <w:rPr>
@@ -11028,6 +13989,7 @@
         </w:rPr>
         <w:t>        </w:t>
       </w:r>
+      <w:proofErr w:type="gramStart"/>
       <w:r>
         <w:rPr>
           <w:rFonts w:ascii="Consolas" w:eastAsia="Times New Roman" w:hAnsi="Consolas" w:cs="Times New Roman"/>
@@ -11048,6 +14010,7 @@
         </w:rPr>
         <w:t>!</w:t>
       </w:r>
+      <w:proofErr w:type="spellStart"/>
       <w:r>
         <w:rPr>
           <w:rFonts w:ascii="Consolas" w:eastAsia="Times New Roman" w:hAnsi="Consolas" w:cs="Times New Roman"/>
@@ -11058,6 +14021,8 @@
         </w:rPr>
         <w:t>isLoggedIn</w:t>
       </w:r>
+      <w:proofErr w:type="spellEnd"/>
+      <w:proofErr w:type="gramEnd"/>
       <w:r>
         <w:rPr>
           <w:rFonts w:ascii="Consolas" w:eastAsia="Times New Roman" w:hAnsi="Consolas" w:cs="Times New Roman"/>
@@ -11098,6 +14063,7 @@
         </w:rPr>
         <w:t> </w:t>
       </w:r>
+      <w:proofErr w:type="spellStart"/>
       <w:r>
         <w:rPr>
           <w:rFonts w:ascii="Consolas" w:eastAsia="Times New Roman" w:hAnsi="Consolas" w:cs="Times New Roman"/>
@@ -11108,6 +14074,7 @@
         </w:rPr>
         <w:t>onLogin</w:t>
       </w:r>
+      <w:proofErr w:type="spellEnd"/>
       <w:r>
         <w:rPr>
           <w:rFonts w:ascii="Consolas" w:eastAsia="Times New Roman" w:hAnsi="Consolas" w:cs="Times New Roman"/>
@@ -11128,6 +14095,7 @@
         </w:rPr>
         <w:t>{</w:t>
       </w:r>
+      <w:proofErr w:type="spellStart"/>
       <w:r>
         <w:rPr>
           <w:rFonts w:ascii="Consolas" w:eastAsia="Times New Roman" w:hAnsi="Consolas" w:cs="Times New Roman"/>
@@ -11138,6 +14106,7 @@
         </w:rPr>
         <w:t>loginHandler</w:t>
       </w:r>
+      <w:proofErr w:type="spellEnd"/>
       <w:r>
         <w:rPr>
           <w:rFonts w:ascii="Consolas" w:eastAsia="Times New Roman" w:hAnsi="Consolas" w:cs="Times New Roman"/>
@@ -11211,6 +14180,7 @@
         </w:rPr>
         <w:t>{</w:t>
       </w:r>
+      <w:proofErr w:type="spellStart"/>
       <w:r>
         <w:rPr>
           <w:rFonts w:ascii="Consolas" w:eastAsia="Times New Roman" w:hAnsi="Consolas" w:cs="Times New Roman"/>
@@ -11221,6 +14191,7 @@
         </w:rPr>
         <w:t>isLoggedIn</w:t>
       </w:r>
+      <w:proofErr w:type="spellEnd"/>
       <w:r>
         <w:rPr>
           <w:rFonts w:ascii="Consolas" w:eastAsia="Times New Roman" w:hAnsi="Consolas" w:cs="Times New Roman"/>
@@ -11261,6 +14232,7 @@
         </w:rPr>
         <w:t> </w:t>
       </w:r>
+      <w:proofErr w:type="spellStart"/>
       <w:r>
         <w:rPr>
           <w:rFonts w:ascii="Consolas" w:eastAsia="Times New Roman" w:hAnsi="Consolas" w:cs="Times New Roman"/>
@@ -11271,6 +14243,7 @@
         </w:rPr>
         <w:t>onLogout</w:t>
       </w:r>
+      <w:proofErr w:type="spellEnd"/>
       <w:r>
         <w:rPr>
           <w:rFonts w:ascii="Consolas" w:eastAsia="Times New Roman" w:hAnsi="Consolas" w:cs="Times New Roman"/>
@@ -11291,6 +14264,7 @@
         </w:rPr>
         <w:t>{</w:t>
       </w:r>
+      <w:proofErr w:type="spellStart"/>
       <w:r>
         <w:rPr>
           <w:rFonts w:ascii="Consolas" w:eastAsia="Times New Roman" w:hAnsi="Consolas" w:cs="Times New Roman"/>
@@ -11301,6 +14275,7 @@
         </w:rPr>
         <w:t>logoutHandler</w:t>
       </w:r>
+      <w:proofErr w:type="spellEnd"/>
       <w:r>
         <w:rPr>
           <w:rFonts w:ascii="Consolas" w:eastAsia="Times New Roman" w:hAnsi="Consolas" w:cs="Times New Roman"/>
@@ -11427,6 +14402,7 @@
         </w:rPr>
         <w:t>&lt;/</w:t>
       </w:r>
+      <w:proofErr w:type="spellStart"/>
       <w:r>
         <w:rPr>
           <w:rFonts w:ascii="Consolas" w:eastAsia="Times New Roman" w:hAnsi="Consolas" w:cs="Times New Roman"/>
@@ -11437,6 +14413,7 @@
         </w:rPr>
         <w:t>AuthContext.Provider</w:t>
       </w:r>
+      <w:proofErr w:type="spellEnd"/>
       <w:r>
         <w:rPr>
           <w:rFonts w:ascii="Consolas" w:eastAsia="Times New Roman" w:hAnsi="Consolas" w:cs="Times New Roman"/>
@@ -11529,6 +14506,7 @@
           <w:lang w:eastAsia="en-IN"/>
         </w:rPr>
       </w:pPr>
+      <w:proofErr w:type="spellStart"/>
       <w:r>
         <w:rPr>
           <w:rFonts w:ascii="Consolas" w:eastAsia="Times New Roman" w:hAnsi="Consolas" w:cs="Times New Roman"/>
@@ -11539,6 +14517,7 @@
         </w:rPr>
         <w:t>const</w:t>
       </w:r>
+      <w:proofErr w:type="spellEnd"/>
       <w:r>
         <w:rPr>
           <w:rFonts w:ascii="Consolas" w:eastAsia="Times New Roman" w:hAnsi="Consolas" w:cs="Times New Roman"/>
@@ -11685,6 +14664,7 @@
         </w:rPr>
         <w:t>&lt;</w:t>
       </w:r>
+      <w:proofErr w:type="spellStart"/>
       <w:r>
         <w:rPr>
           <w:rFonts w:ascii="Consolas" w:eastAsia="Times New Roman" w:hAnsi="Consolas" w:cs="Times New Roman"/>
@@ -11695,6 +14675,7 @@
         </w:rPr>
         <w:t>AuthContext.Consumer</w:t>
       </w:r>
+      <w:proofErr w:type="spellEnd"/>
       <w:r>
         <w:rPr>
           <w:rFonts w:ascii="Consolas" w:eastAsia="Times New Roman" w:hAnsi="Consolas" w:cs="Times New Roman"/>
@@ -11841,6 +14822,7 @@
         </w:rPr>
         <w:t> </w:t>
       </w:r>
+      <w:proofErr w:type="spellStart"/>
       <w:r>
         <w:rPr>
           <w:rFonts w:ascii="Consolas" w:eastAsia="Times New Roman" w:hAnsi="Consolas" w:cs="Times New Roman"/>
@@ -11851,6 +14833,7 @@
         </w:rPr>
         <w:t>className</w:t>
       </w:r>
+      <w:proofErr w:type="spellEnd"/>
       <w:r>
         <w:rPr>
           <w:rFonts w:ascii="Consolas" w:eastAsia="Times New Roman" w:hAnsi="Consolas" w:cs="Times New Roman"/>
@@ -11871,6 +14854,7 @@
         </w:rPr>
         <w:t>{</w:t>
       </w:r>
+      <w:proofErr w:type="spellStart"/>
       <w:r>
         <w:rPr>
           <w:rFonts w:ascii="Consolas" w:eastAsia="Times New Roman" w:hAnsi="Consolas" w:cs="Times New Roman"/>
@@ -11901,6 +14885,7 @@
         </w:rPr>
         <w:t>nav</w:t>
       </w:r>
+      <w:proofErr w:type="spellEnd"/>
       <w:r>
         <w:rPr>
           <w:rFonts w:ascii="Consolas" w:eastAsia="Times New Roman" w:hAnsi="Consolas" w:cs="Times New Roman"/>
@@ -12007,6 +14992,8 @@
         </w:rPr>
         <w:t>{</w:t>
       </w:r>
+      <w:proofErr w:type="spellStart"/>
+      <w:proofErr w:type="gramStart"/>
       <w:r>
         <w:rPr>
           <w:rFonts w:ascii="Consolas" w:eastAsia="Times New Roman" w:hAnsi="Consolas" w:cs="Times New Roman"/>
@@ -12037,6 +15024,8 @@
         </w:rPr>
         <w:t>isLoggedIn</w:t>
       </w:r>
+      <w:proofErr w:type="spellEnd"/>
+      <w:proofErr w:type="gramEnd"/>
       <w:r>
         <w:rPr>
           <w:rFonts w:ascii="Consolas" w:eastAsia="Times New Roman" w:hAnsi="Consolas" w:cs="Times New Roman"/>
@@ -12153,6 +15142,7 @@
         </w:rPr>
         <w:t> </w:t>
       </w:r>
+      <w:proofErr w:type="spellStart"/>
       <w:r>
         <w:rPr>
           <w:rFonts w:ascii="Consolas" w:eastAsia="Times New Roman" w:hAnsi="Consolas" w:cs="Times New Roman"/>
@@ -12163,6 +15153,7 @@
         </w:rPr>
         <w:t>href</w:t>
       </w:r>
+      <w:proofErr w:type="spellEnd"/>
       <w:r>
         <w:rPr>
           <w:rFonts w:ascii="Consolas" w:eastAsia="Times New Roman" w:hAnsi="Consolas" w:cs="Times New Roman"/>
@@ -12352,6 +15343,8 @@
         </w:rPr>
         <w:t>{</w:t>
       </w:r>
+      <w:proofErr w:type="spellStart"/>
+      <w:proofErr w:type="gramStart"/>
       <w:r>
         <w:rPr>
           <w:rFonts w:ascii="Consolas" w:eastAsia="Times New Roman" w:hAnsi="Consolas" w:cs="Times New Roman"/>
@@ -12382,6 +15375,8 @@
         </w:rPr>
         <w:t>isLoggedIn</w:t>
       </w:r>
+      <w:proofErr w:type="spellEnd"/>
+      <w:proofErr w:type="gramEnd"/>
       <w:r>
         <w:rPr>
           <w:rFonts w:ascii="Consolas" w:eastAsia="Times New Roman" w:hAnsi="Consolas" w:cs="Times New Roman"/>
@@ -12498,6 +15493,7 @@
         </w:rPr>
         <w:t> </w:t>
       </w:r>
+      <w:proofErr w:type="spellStart"/>
       <w:r>
         <w:rPr>
           <w:rFonts w:ascii="Consolas" w:eastAsia="Times New Roman" w:hAnsi="Consolas" w:cs="Times New Roman"/>
@@ -12508,6 +15504,7 @@
         </w:rPr>
         <w:t>href</w:t>
       </w:r>
+      <w:proofErr w:type="spellEnd"/>
       <w:r>
         <w:rPr>
           <w:rFonts w:ascii="Consolas" w:eastAsia="Times New Roman" w:hAnsi="Consolas" w:cs="Times New Roman"/>
@@ -12697,6 +15694,8 @@
         </w:rPr>
         <w:t>{</w:t>
       </w:r>
+      <w:proofErr w:type="spellStart"/>
+      <w:proofErr w:type="gramStart"/>
       <w:r>
         <w:rPr>
           <w:rFonts w:ascii="Consolas" w:eastAsia="Times New Roman" w:hAnsi="Consolas" w:cs="Times New Roman"/>
@@ -12727,6 +15726,8 @@
         </w:rPr>
         <w:t>isLoggedIn</w:t>
       </w:r>
+      <w:proofErr w:type="spellEnd"/>
+      <w:proofErr w:type="gramEnd"/>
       <w:r>
         <w:rPr>
           <w:rFonts w:ascii="Consolas" w:eastAsia="Times New Roman" w:hAnsi="Consolas" w:cs="Times New Roman"/>
@@ -12843,6 +15844,7 @@
         </w:rPr>
         <w:t> </w:t>
       </w:r>
+      <w:proofErr w:type="spellStart"/>
       <w:r>
         <w:rPr>
           <w:rFonts w:ascii="Consolas" w:eastAsia="Times New Roman" w:hAnsi="Consolas" w:cs="Times New Roman"/>
@@ -12853,6 +15855,7 @@
         </w:rPr>
         <w:t>onClick</w:t>
       </w:r>
+      <w:proofErr w:type="spellEnd"/>
       <w:r>
         <w:rPr>
           <w:rFonts w:ascii="Consolas" w:eastAsia="Times New Roman" w:hAnsi="Consolas" w:cs="Times New Roman"/>
@@ -12873,6 +15876,8 @@
         </w:rPr>
         <w:t>{</w:t>
       </w:r>
+      <w:proofErr w:type="spellStart"/>
+      <w:proofErr w:type="gramStart"/>
       <w:r>
         <w:rPr>
           <w:rFonts w:ascii="Consolas" w:eastAsia="Times New Roman" w:hAnsi="Consolas" w:cs="Times New Roman"/>
@@ -12903,6 +15908,8 @@
         </w:rPr>
         <w:t>onLogout</w:t>
       </w:r>
+      <w:proofErr w:type="spellEnd"/>
+      <w:proofErr w:type="gramEnd"/>
       <w:r>
         <w:rPr>
           <w:rFonts w:ascii="Consolas" w:eastAsia="Times New Roman" w:hAnsi="Consolas" w:cs="Times New Roman"/>
@@ -13221,6 +16228,7 @@
         </w:rPr>
         <w:t>&lt;/</w:t>
       </w:r>
+      <w:proofErr w:type="spellStart"/>
       <w:r>
         <w:rPr>
           <w:rFonts w:ascii="Consolas" w:eastAsia="Times New Roman" w:hAnsi="Consolas" w:cs="Times New Roman"/>
@@ -13231,6 +16239,7 @@
         </w:rPr>
         <w:t>AuthContext.Consumer</w:t>
       </w:r>
+      <w:proofErr w:type="spellEnd"/>
       <w:r>
         <w:rPr>
           <w:rFonts w:ascii="Consolas" w:eastAsia="Times New Roman" w:hAnsi="Consolas" w:cs="Times New Roman"/>
@@ -13331,8 +16340,23 @@
           <w:sz w:val="24"/>
           <w:szCs w:val="24"/>
         </w:rPr>
-        <w:lastRenderedPageBreak/>
-        <w:t>11: Instead of using the consumer function to get the context, we can also use the useContext hook</w:t>
+        <w:t xml:space="preserve">11: Instead of using the consumer function to get the context, we can also use the </w:t>
+      </w:r>
+      <w:proofErr w:type="spellStart"/>
+      <w:r>
+        <w:rPr>
+          <w:sz w:val="24"/>
+          <w:szCs w:val="24"/>
+        </w:rPr>
+        <w:t>useContext</w:t>
+      </w:r>
+      <w:proofErr w:type="spellEnd"/>
+      <w:r>
+        <w:rPr>
+          <w:sz w:val="24"/>
+          <w:szCs w:val="24"/>
+        </w:rPr>
+        <w:t xml:space="preserve"> hook</w:t>
       </w:r>
     </w:p>
     <w:p>
@@ -13367,6 +16391,8 @@
         </w:rPr>
         <w:t> = </w:t>
       </w:r>
+      <w:proofErr w:type="spellStart"/>
+      <w:proofErr w:type="gramStart"/>
       <w:r>
         <w:rPr>
           <w:rFonts w:ascii="Consolas" w:eastAsia="Times New Roman" w:hAnsi="Consolas" w:cs="Times New Roman"/>
@@ -13377,6 +16403,7 @@
         </w:rPr>
         <w:t>useContext</w:t>
       </w:r>
+      <w:proofErr w:type="spellEnd"/>
       <w:r>
         <w:rPr>
           <w:rFonts w:ascii="Consolas" w:eastAsia="Times New Roman" w:hAnsi="Consolas" w:cs="Times New Roman"/>
@@ -13387,6 +16414,8 @@
         </w:rPr>
         <w:t>(</w:t>
       </w:r>
+      <w:proofErr w:type="spellStart"/>
+      <w:proofErr w:type="gramEnd"/>
       <w:r>
         <w:rPr>
           <w:rFonts w:ascii="Consolas" w:eastAsia="Times New Roman" w:hAnsi="Consolas" w:cs="Times New Roman"/>
@@ -13397,6 +16426,7 @@
         </w:rPr>
         <w:t>AuthContext</w:t>
       </w:r>
+      <w:proofErr w:type="spellEnd"/>
       <w:r>
         <w:rPr>
           <w:rFonts w:ascii="Consolas" w:eastAsia="Times New Roman" w:hAnsi="Consolas" w:cs="Times New Roman"/>
@@ -13420,7 +16450,23 @@
           <w:sz w:val="24"/>
           <w:szCs w:val="24"/>
         </w:rPr>
-        <w:t>we get the value we passed in the AuthContext.Provider (Video 14)</w:t>
+        <w:t xml:space="preserve">we get the value we passed in the </w:t>
+      </w:r>
+      <w:proofErr w:type="spellStart"/>
+      <w:r>
+        <w:rPr>
+          <w:sz w:val="24"/>
+          <w:szCs w:val="24"/>
+        </w:rPr>
+        <w:t>AuthContext.Provider</w:t>
+      </w:r>
+      <w:proofErr w:type="spellEnd"/>
+      <w:r>
+        <w:rPr>
+          <w:sz w:val="24"/>
+          <w:szCs w:val="24"/>
+        </w:rPr>
+        <w:t xml:space="preserve"> (Video 14)</w:t>
       </w:r>
     </w:p>
     <w:p>
@@ -13442,22 +16488,88 @@
           <w:sz w:val="24"/>
           <w:szCs w:val="24"/>
         </w:rPr>
-        <w:t xml:space="preserve"> (Note these functions or values which you define in the provider function need not be the in createContext method as the initial value) (Video 15)</w:t>
-      </w:r>
-    </w:p>
-    <w:p>
-      <w:pPr>
-        <w:rPr>
-          <w:sz w:val="24"/>
-          <w:szCs w:val="24"/>
-        </w:rPr>
-      </w:pPr>
-      <w:r>
-        <w:rPr>
-          <w:sz w:val="24"/>
-          <w:szCs w:val="24"/>
-        </w:rPr>
-        <w:t>13: But it is a good idea to include all the functions which you will be using through the function because the ide will give the auto-suggestion for the function or variable which we include in the createContext. To include a function in the createContext method, simply create a empty function like shown below</w:t>
+        <w:t xml:space="preserve"> (Note these functions or values which you define in the provider function need not be the in </w:t>
+      </w:r>
+      <w:proofErr w:type="spellStart"/>
+      <w:r>
+        <w:rPr>
+          <w:sz w:val="24"/>
+          <w:szCs w:val="24"/>
+        </w:rPr>
+        <w:t>createContext</w:t>
+      </w:r>
+      <w:proofErr w:type="spellEnd"/>
+      <w:r>
+        <w:rPr>
+          <w:sz w:val="24"/>
+          <w:szCs w:val="24"/>
+        </w:rPr>
+        <w:t xml:space="preserve"> method as the initial value) (Video 15)</w:t>
+      </w:r>
+    </w:p>
+    <w:p>
+      <w:pPr>
+        <w:rPr>
+          <w:sz w:val="24"/>
+          <w:szCs w:val="24"/>
+        </w:rPr>
+      </w:pPr>
+      <w:r>
+        <w:rPr>
+          <w:sz w:val="24"/>
+          <w:szCs w:val="24"/>
+        </w:rPr>
+        <w:t xml:space="preserve">13: But it is a good idea to include all the functions which you will be using through the function because the ide will give the auto-suggestion for the function or variable which we include in the </w:t>
+      </w:r>
+      <w:proofErr w:type="spellStart"/>
+      <w:r>
+        <w:rPr>
+          <w:sz w:val="24"/>
+          <w:szCs w:val="24"/>
+        </w:rPr>
+        <w:t>createContext</w:t>
+      </w:r>
+      <w:proofErr w:type="spellEnd"/>
+      <w:r>
+        <w:rPr>
+          <w:sz w:val="24"/>
+          <w:szCs w:val="24"/>
+        </w:rPr>
+        <w:t xml:space="preserve">. To include a function in the </w:t>
+      </w:r>
+      <w:proofErr w:type="spellStart"/>
+      <w:r>
+        <w:rPr>
+          <w:sz w:val="24"/>
+          <w:szCs w:val="24"/>
+        </w:rPr>
+        <w:t>createContext</w:t>
+      </w:r>
+      <w:proofErr w:type="spellEnd"/>
+      <w:r>
+        <w:rPr>
+          <w:sz w:val="24"/>
+          <w:szCs w:val="24"/>
+        </w:rPr>
+        <w:t xml:space="preserve"> method, simply create </w:t>
+      </w:r>
+      <w:proofErr w:type="spellStart"/>
+      <w:proofErr w:type="gramStart"/>
+      <w:r>
+        <w:rPr>
+          <w:sz w:val="24"/>
+          <w:szCs w:val="24"/>
+        </w:rPr>
+        <w:t>a</w:t>
+      </w:r>
+      <w:proofErr w:type="spellEnd"/>
+      <w:proofErr w:type="gramEnd"/>
+      <w:r>
+        <w:rPr>
+          <w:sz w:val="24"/>
+          <w:szCs w:val="24"/>
+        </w:rPr>
+        <w:t xml:space="preserve"> empty function like shown below</w:t>
       </w:r>
     </w:p>
     <w:p>
@@ -13512,6 +16624,7 @@
         </w:rPr>
         <w:t>, {</w:t>
       </w:r>
+      <w:proofErr w:type="spellStart"/>
       <w:r>
         <w:rPr>
           <w:rFonts w:ascii="Consolas" w:eastAsia="Times New Roman" w:hAnsi="Consolas" w:cs="Times New Roman"/>
@@ -13522,6 +16635,7 @@
         </w:rPr>
         <w:t>createContext</w:t>
       </w:r>
+      <w:proofErr w:type="spellEnd"/>
       <w:r>
         <w:rPr>
           <w:rFonts w:ascii="Consolas" w:eastAsia="Times New Roman" w:hAnsi="Consolas" w:cs="Times New Roman"/>
@@ -13598,6 +16712,7 @@
           <w:lang w:eastAsia="en-IN"/>
         </w:rPr>
       </w:pPr>
+      <w:proofErr w:type="spellStart"/>
       <w:r>
         <w:rPr>
           <w:rFonts w:ascii="Consolas" w:eastAsia="Times New Roman" w:hAnsi="Consolas" w:cs="Times New Roman"/>
@@ -13608,6 +16723,7 @@
         </w:rPr>
         <w:t>const</w:t>
       </w:r>
+      <w:proofErr w:type="spellEnd"/>
       <w:r>
         <w:rPr>
           <w:rFonts w:ascii="Consolas" w:eastAsia="Times New Roman" w:hAnsi="Consolas" w:cs="Times New Roman"/>
@@ -13618,6 +16734,7 @@
         </w:rPr>
         <w:t> </w:t>
       </w:r>
+      <w:proofErr w:type="spellStart"/>
       <w:r>
         <w:rPr>
           <w:rFonts w:ascii="Consolas" w:eastAsia="Times New Roman" w:hAnsi="Consolas" w:cs="Times New Roman"/>
@@ -13628,6 +16745,7 @@
         </w:rPr>
         <w:t>AuthContext</w:t>
       </w:r>
+      <w:proofErr w:type="spellEnd"/>
       <w:r>
         <w:rPr>
           <w:rFonts w:ascii="Consolas" w:eastAsia="Times New Roman" w:hAnsi="Consolas" w:cs="Times New Roman"/>
@@ -13638,6 +16756,8 @@
         </w:rPr>
         <w:t> = </w:t>
       </w:r>
+      <w:proofErr w:type="spellStart"/>
+      <w:proofErr w:type="gramStart"/>
       <w:r>
         <w:rPr>
           <w:rFonts w:ascii="Consolas" w:eastAsia="Times New Roman" w:hAnsi="Consolas" w:cs="Times New Roman"/>
@@ -13648,15 +16768,27 @@
         </w:rPr>
         <w:t>createContext</w:t>
       </w:r>
-      <w:r>
-        <w:rPr>
-          <w:rFonts w:ascii="Consolas" w:eastAsia="Times New Roman" w:hAnsi="Consolas" w:cs="Times New Roman"/>
-          <w:color w:val="D4D4D4"/>
-          <w:sz w:val="21"/>
-          <w:szCs w:val="21"/>
-          <w:lang w:eastAsia="en-IN"/>
-        </w:rPr>
-        <w:t>({</w:t>
+      <w:proofErr w:type="spellEnd"/>
+      <w:r>
+        <w:rPr>
+          <w:rFonts w:ascii="Consolas" w:eastAsia="Times New Roman" w:hAnsi="Consolas" w:cs="Times New Roman"/>
+          <w:color w:val="D4D4D4"/>
+          <w:sz w:val="21"/>
+          <w:szCs w:val="21"/>
+          <w:lang w:eastAsia="en-IN"/>
+        </w:rPr>
+        <w:t>(</w:t>
+      </w:r>
+      <w:proofErr w:type="gramEnd"/>
+      <w:r>
+        <w:rPr>
+          <w:rFonts w:ascii="Consolas" w:eastAsia="Times New Roman" w:hAnsi="Consolas" w:cs="Times New Roman"/>
+          <w:color w:val="D4D4D4"/>
+          <w:sz w:val="21"/>
+          <w:szCs w:val="21"/>
+          <w:lang w:eastAsia="en-IN"/>
+        </w:rPr>
+        <w:t>{</w:t>
       </w:r>
     </w:p>
     <w:p>
@@ -13681,6 +16813,7 @@
         </w:rPr>
         <w:t>    </w:t>
       </w:r>
+      <w:proofErr w:type="spellStart"/>
       <w:r>
         <w:rPr>
           <w:rFonts w:ascii="Consolas" w:eastAsia="Times New Roman" w:hAnsi="Consolas" w:cs="Times New Roman"/>
@@ -13689,7 +16822,18 @@
           <w:szCs w:val="21"/>
           <w:lang w:eastAsia="en-IN"/>
         </w:rPr>
-        <w:t>isLoggedIn:</w:t>
+        <w:t>isLoggedIn</w:t>
+      </w:r>
+      <w:proofErr w:type="spellEnd"/>
+      <w:r>
+        <w:rPr>
+          <w:rFonts w:ascii="Consolas" w:eastAsia="Times New Roman" w:hAnsi="Consolas" w:cs="Times New Roman"/>
+          <w:color w:val="9CDCFE"/>
+          <w:sz w:val="21"/>
+          <w:szCs w:val="21"/>
+          <w:lang w:eastAsia="en-IN"/>
+        </w:rPr>
+        <w:t>:</w:t>
       </w:r>
       <w:r>
         <w:rPr>
@@ -13732,7 +16876,29 @@
           <w:szCs w:val="21"/>
           <w:lang w:eastAsia="en-IN"/>
         </w:rPr>
-        <w:t xml:space="preserve">    onLogout: () =&gt; {}</w:t>
+        <w:t xml:space="preserve">    </w:t>
+      </w:r>
+      <w:proofErr w:type="spellStart"/>
+      <w:r>
+        <w:rPr>
+          <w:rFonts w:ascii="Consolas" w:eastAsia="Times New Roman" w:hAnsi="Consolas" w:cs="Times New Roman"/>
+          <w:color w:val="569CD6"/>
+          <w:sz w:val="21"/>
+          <w:szCs w:val="21"/>
+          <w:lang w:eastAsia="en-IN"/>
+        </w:rPr>
+        <w:t>onLogout</w:t>
+      </w:r>
+      <w:proofErr w:type="spellEnd"/>
+      <w:r>
+        <w:rPr>
+          <w:rFonts w:ascii="Consolas" w:eastAsia="Times New Roman" w:hAnsi="Consolas" w:cs="Times New Roman"/>
+          <w:color w:val="569CD6"/>
+          <w:sz w:val="21"/>
+          <w:szCs w:val="21"/>
+          <w:lang w:eastAsia="en-IN"/>
+        </w:rPr>
+        <w:t>: () =&gt; {}</w:t>
       </w:r>
     </w:p>
     <w:p>
@@ -13823,6 +16989,7 @@
         </w:rPr>
         <w:t> </w:t>
       </w:r>
+      <w:proofErr w:type="spellStart"/>
       <w:r>
         <w:rPr>
           <w:rFonts w:ascii="Consolas" w:eastAsia="Times New Roman" w:hAnsi="Consolas" w:cs="Times New Roman"/>
@@ -13833,6 +17000,7 @@
         </w:rPr>
         <w:t>AuthContext</w:t>
       </w:r>
+      <w:proofErr w:type="spellEnd"/>
       <w:r>
         <w:rPr>
           <w:rFonts w:ascii="Consolas" w:eastAsia="Times New Roman" w:hAnsi="Consolas" w:cs="Times New Roman"/>
@@ -13864,7 +17032,23 @@
           <w:sz w:val="24"/>
           <w:szCs w:val="24"/>
         </w:rPr>
-        <w:t>14: Did not completely understand video 16. (So we have whole authentication component in the auth-context.js file along with the context)</w:t>
+        <w:t>14: Did not completely understand video 16. (</w:t>
+      </w:r>
+      <w:proofErr w:type="gramStart"/>
+      <w:r>
+        <w:rPr>
+          <w:sz w:val="24"/>
+          <w:szCs w:val="24"/>
+        </w:rPr>
+        <w:t>So</w:t>
+      </w:r>
+      <w:proofErr w:type="gramEnd"/>
+      <w:r>
+        <w:rPr>
+          <w:sz w:val="24"/>
+          <w:szCs w:val="24"/>
+        </w:rPr>
+        <w:t xml:space="preserve"> we have whole authentication component in the auth-context.js file along with the context)</w:t>
       </w:r>
     </w:p>
     <w:p>
@@ -13946,7 +17130,38 @@
           <w:sz w:val="24"/>
           <w:szCs w:val="24"/>
         </w:rPr>
-        <w:t>Always use react hooks in “react function components or custom hooks”. By react function components, we mean the functions which return JSX code or React.createElement()</w:t>
+        <w:t xml:space="preserve">Always use react hooks in “react function components or custom hooks”. By react function components, we mean the functions which return JSX code or </w:t>
+      </w:r>
+      <w:proofErr w:type="spellStart"/>
+      <w:proofErr w:type="gramStart"/>
+      <w:r>
+        <w:rPr>
+          <w:b/>
+          <w:bCs/>
+          <w:sz w:val="24"/>
+          <w:szCs w:val="24"/>
+        </w:rPr>
+        <w:t>React</w:t>
+      </w:r>
+      <w:proofErr w:type="gramEnd"/>
+      <w:r>
+        <w:rPr>
+          <w:b/>
+          <w:bCs/>
+          <w:sz w:val="24"/>
+          <w:szCs w:val="24"/>
+        </w:rPr>
+        <w:t>.createElement</w:t>
+      </w:r>
+      <w:proofErr w:type="spellEnd"/>
+      <w:r>
+        <w:rPr>
+          <w:b/>
+          <w:bCs/>
+          <w:sz w:val="24"/>
+          <w:szCs w:val="24"/>
+        </w:rPr>
+        <w:t>()</w:t>
       </w:r>
     </w:p>
     <w:p>
@@ -13970,7 +17185,27 @@
           <w:sz w:val="24"/>
           <w:szCs w:val="24"/>
         </w:rPr>
-        <w:t>Always call react hooks at the top level (Don’t call them in nested functions, Don’t call them in any block statements (like in if block or else block).</w:t>
+        <w:t xml:space="preserve">Always call react hooks at the top level (Don’t call them in nested functions, </w:t>
+      </w:r>
+      <w:proofErr w:type="gramStart"/>
+      <w:r>
+        <w:rPr>
+          <w:b/>
+          <w:bCs/>
+          <w:sz w:val="24"/>
+          <w:szCs w:val="24"/>
+        </w:rPr>
+        <w:t>Don’t</w:t>
+      </w:r>
+      <w:proofErr w:type="gramEnd"/>
+      <w:r>
+        <w:rPr>
+          <w:b/>
+          <w:bCs/>
+          <w:sz w:val="24"/>
+          <w:szCs w:val="24"/>
+        </w:rPr>
+        <w:t xml:space="preserve"> call them in any block statements (like in if block or else block).</w:t>
       </w:r>
     </w:p>
     <w:p>
@@ -14009,6 +17244,158 @@
           <w:szCs w:val="24"/>
         </w:rPr>
         <w:t>VIDEO 20 was not downloaded.</w:t>
+      </w:r>
+    </w:p>
+    <w:p>
+      <w:pPr>
+        <w:rPr>
+          <w:b/>
+          <w:bCs/>
+          <w:sz w:val="28"/>
+          <w:szCs w:val="28"/>
+        </w:rPr>
+      </w:pPr>
+      <w:r>
+        <w:rPr>
+          <w:b/>
+          <w:bCs/>
+          <w:sz w:val="28"/>
+          <w:szCs w:val="28"/>
+        </w:rPr>
+        <w:t>MODULE 11: Practice project (Food ordering App)</w:t>
+      </w:r>
+    </w:p>
+    <w:p>
+      <w:pPr>
+        <w:rPr>
+          <w:sz w:val="24"/>
+          <w:szCs w:val="24"/>
+        </w:rPr>
+      </w:pPr>
+      <w:r>
+        <w:rPr>
+          <w:sz w:val="24"/>
+          <w:szCs w:val="24"/>
+        </w:rPr>
+        <w:t xml:space="preserve">1: </w:t>
+      </w:r>
+      <w:r>
+        <w:rPr>
+          <w:sz w:val="24"/>
+          <w:szCs w:val="24"/>
+        </w:rPr>
+        <w:t>We keep all our images, logo and related files in assets folder.</w:t>
+      </w:r>
+      <w:r>
+        <w:rPr>
+          <w:sz w:val="24"/>
+          <w:szCs w:val="24"/>
+        </w:rPr>
+        <w:t xml:space="preserve"> Learnt about header and footer</w:t>
+      </w:r>
+      <w:r>
+        <w:rPr>
+          <w:sz w:val="24"/>
+          <w:szCs w:val="24"/>
+        </w:rPr>
+        <w:t>.</w:t>
+      </w:r>
+    </w:p>
+    <w:p>
+      <w:pPr>
+        <w:rPr>
+          <w:sz w:val="24"/>
+          <w:szCs w:val="24"/>
+        </w:rPr>
+      </w:pPr>
+      <w:r>
+        <w:rPr>
+          <w:sz w:val="24"/>
+          <w:szCs w:val="24"/>
+        </w:rPr>
+        <w:t>2: Learnt about span tag (VIDEO 4)</w:t>
+      </w:r>
+    </w:p>
+    <w:p>
+      <w:pPr>
+        <w:rPr>
+          <w:sz w:val="24"/>
+          <w:szCs w:val="24"/>
+        </w:rPr>
+      </w:pPr>
+      <w:r>
+        <w:rPr>
+          <w:sz w:val="24"/>
+          <w:szCs w:val="24"/>
+        </w:rPr>
+        <w:lastRenderedPageBreak/>
+        <w:t>3: Learnt about main and section tag (VIDEO 5)</w:t>
+      </w:r>
+    </w:p>
+    <w:p>
+      <w:pPr>
+        <w:rPr>
+          <w:sz w:val="24"/>
+          <w:szCs w:val="24"/>
+        </w:rPr>
+      </w:pPr>
+      <w:r>
+        <w:rPr>
+          <w:sz w:val="24"/>
+          <w:szCs w:val="24"/>
+        </w:rPr>
+        <w:t xml:space="preserve">4: </w:t>
+      </w:r>
+      <w:r>
+        <w:rPr>
+          <w:sz w:val="24"/>
+          <w:szCs w:val="24"/>
+        </w:rPr>
+        <w:t>A modal is a message box that is displayed on top of your screen. Modals put an overlay on the screen; therefore, they take visual precedence over all the other elements</w:t>
+      </w:r>
+      <w:r>
+        <w:rPr>
+          <w:sz w:val="24"/>
+          <w:szCs w:val="24"/>
+        </w:rPr>
+        <w:t>.</w:t>
+      </w:r>
+    </w:p>
+    <w:p>
+      <w:pPr>
+        <w:rPr>
+          <w:sz w:val="24"/>
+          <w:szCs w:val="24"/>
+        </w:rPr>
+      </w:pPr>
+      <w:r>
+        <w:rPr>
+          <w:sz w:val="24"/>
+          <w:szCs w:val="24"/>
+        </w:rPr>
+        <w:t>5: Need to read more about portals (VIDEO 9)</w:t>
+      </w:r>
+    </w:p>
+    <w:p>
+      <w:pPr>
+        <w:rPr>
+          <w:sz w:val="24"/>
+          <w:szCs w:val="24"/>
+        </w:rPr>
+      </w:pPr>
+      <w:r>
+        <w:rPr>
+          <w:sz w:val="24"/>
+          <w:szCs w:val="24"/>
+        </w:rPr>
+        <w:t>6</w:t>
+      </w:r>
+      <w:r>
+        <w:rPr>
+          <w:sz w:val="24"/>
+          <w:szCs w:val="24"/>
+        </w:rPr>
+        <w:t xml:space="preserve">: </w:t>
       </w:r>
     </w:p>
     <w:sectPr>
@@ -14024,13 +17411,13 @@
 <file path=word/numbering.xml><?xml version="1.0" encoding="utf-8"?>
 <w:numbering xmlns:wpc="http://schemas.microsoft.com/office/word/2010/wordprocessingCanvas" xmlns:cx="http://schemas.microsoft.com/office/drawing/2014/chartex" xmlns:cx1="http://schemas.microsoft.com/office/drawing/2015/9/8/chartex" xmlns:cx2="http://schemas.microsoft.com/office/drawing/2015/10/21/chartex" xmlns:cx3="http://schemas.microsoft.com/office/drawing/2016/5/9/chartex" xmlns:cx4="http://schemas.microsoft.com/office/drawing/2016/5/10/chartex" xmlns:cx5="http://schemas.microsoft.com/office/drawing/2016/5/11/chartex" xmlns:cx6="http://schemas.microsoft.com/office/drawing/2016/5/12/chartex" xmlns:cx7="http://schemas.microsoft.com/office/drawing/2016/5/13/chartex" xmlns:cx8="http://schemas.microsoft.com/office/drawing/2016/5/14/chartex" xmlns:mc="http://schemas.openxmlformats.org/markup-compatibility/2006" xmlns:aink="http://schemas.microsoft.com/office/drawing/2016/ink" xmlns:am3d="http://schemas.microsoft.com/office/drawing/2017/model3d" xmlns:o="urn:schemas-microsoft-com:office:office" xmlns:r="http://schemas.openxmlformats.org/officeDocument/2006/relationships" xmlns:m="http://schemas.openxmlformats.org/officeDocument/2006/math" xmlns:v="urn:schemas-microsoft-com:vml" xmlns:wp14="http://schemas.microsoft.com/office/word/2010/wordprocessingDrawing" xmlns:wp="http://schemas.openxmlformats.org/drawingml/2006/wordprocessingDrawing" xmlns:w10="urn:schemas-microsoft-com:office:word" xmlns:w="http://schemas.openxmlformats.org/wordprocessingml/2006/main" xmlns:w14="http://schemas.microsoft.com/office/word/2010/wordml" xmlns:w15="http://schemas.microsoft.com/office/word/2012/wordml" xmlns:w16cex="http://schemas.microsoft.com/office/word/2018/wordml/cex" xmlns:w16cid="http://schemas.microsoft.com/office/word/2016/wordml/cid" xmlns:w16="http://schemas.microsoft.com/office/word/2018/wordml" xmlns:w16sdtdh="http://schemas.microsoft.com/office/word/2020/wordml/sdtdatahash" xmlns:w16se="http://schemas.microsoft.com/office/word/2015/wordml/symex" xmlns:wpg="http://schemas.microsoft.com/office/word/2010/wordprocessingGroup" xmlns:wpi="http://schemas.microsoft.com/office/word/2010/wordprocessingInk" xmlns:wne="http://schemas.microsoft.com/office/word/2006/wordml" xmlns:wps="http://schemas.microsoft.com/office/word/2010/wordprocessingShape" mc:Ignorable="w14 w15 w16se w16cid w16 w16cex w16sdtdh wp14">
   <w:abstractNum w:abstractNumId="0" w15:restartNumberingAfterBreak="0">
-    <w:nsid w:val="4C1F76D2"/>
+    <w:nsid w:val="2210791D"/>
     <w:multiLevelType w:val="hybridMultilevel"/>
-    <w:tmpl w:val="D832863E"/>
-    <w:lvl w:ilvl="0" w:tplc="40090011">
+    <w:tmpl w:val="9E6649DA"/>
+    <w:lvl w:ilvl="0" w:tplc="4009000F">
       <w:start w:val="1"/>
       <w:numFmt w:val="decimal"/>
-      <w:lvlText w:val="%1)"/>
+      <w:lvlText w:val="%1."/>
       <w:lvlJc w:val="left"/>
       <w:pPr>
         <w:ind w:left="720" w:hanging="360"/>
@@ -14112,7 +17499,99 @@
       </w:pPr>
     </w:lvl>
   </w:abstractNum>
+  <w:abstractNum w:abstractNumId="1" w15:restartNumberingAfterBreak="0">
+    <w:nsid w:val="4C1F76D2"/>
+    <w:multiLevelType w:val="hybridMultilevel"/>
+    <w:tmpl w:val="D832863E"/>
+    <w:lvl w:ilvl="0" w:tplc="40090011">
+      <w:start w:val="1"/>
+      <w:numFmt w:val="decimal"/>
+      <w:lvlText w:val="%1)"/>
+      <w:lvlJc w:val="left"/>
+      <w:pPr>
+        <w:ind w:left="720" w:hanging="360"/>
+      </w:pPr>
+      <w:rPr>
+        <w:rFonts w:hint="default"/>
+      </w:rPr>
+    </w:lvl>
+    <w:lvl w:ilvl="1" w:tplc="40090019" w:tentative="1">
+      <w:start w:val="1"/>
+      <w:numFmt w:val="lowerLetter"/>
+      <w:lvlText w:val="%2."/>
+      <w:lvlJc w:val="left"/>
+      <w:pPr>
+        <w:ind w:left="1440" w:hanging="360"/>
+      </w:pPr>
+    </w:lvl>
+    <w:lvl w:ilvl="2" w:tplc="4009001B" w:tentative="1">
+      <w:start w:val="1"/>
+      <w:numFmt w:val="lowerRoman"/>
+      <w:lvlText w:val="%3."/>
+      <w:lvlJc w:val="right"/>
+      <w:pPr>
+        <w:ind w:left="2160" w:hanging="180"/>
+      </w:pPr>
+    </w:lvl>
+    <w:lvl w:ilvl="3" w:tplc="4009000F" w:tentative="1">
+      <w:start w:val="1"/>
+      <w:numFmt w:val="decimal"/>
+      <w:lvlText w:val="%4."/>
+      <w:lvlJc w:val="left"/>
+      <w:pPr>
+        <w:ind w:left="2880" w:hanging="360"/>
+      </w:pPr>
+    </w:lvl>
+    <w:lvl w:ilvl="4" w:tplc="40090019" w:tentative="1">
+      <w:start w:val="1"/>
+      <w:numFmt w:val="lowerLetter"/>
+      <w:lvlText w:val="%5."/>
+      <w:lvlJc w:val="left"/>
+      <w:pPr>
+        <w:ind w:left="3600" w:hanging="360"/>
+      </w:pPr>
+    </w:lvl>
+    <w:lvl w:ilvl="5" w:tplc="4009001B" w:tentative="1">
+      <w:start w:val="1"/>
+      <w:numFmt w:val="lowerRoman"/>
+      <w:lvlText w:val="%6."/>
+      <w:lvlJc w:val="right"/>
+      <w:pPr>
+        <w:ind w:left="4320" w:hanging="180"/>
+      </w:pPr>
+    </w:lvl>
+    <w:lvl w:ilvl="6" w:tplc="4009000F" w:tentative="1">
+      <w:start w:val="1"/>
+      <w:numFmt w:val="decimal"/>
+      <w:lvlText w:val="%7."/>
+      <w:lvlJc w:val="left"/>
+      <w:pPr>
+        <w:ind w:left="5040" w:hanging="360"/>
+      </w:pPr>
+    </w:lvl>
+    <w:lvl w:ilvl="7" w:tplc="40090019" w:tentative="1">
+      <w:start w:val="1"/>
+      <w:numFmt w:val="lowerLetter"/>
+      <w:lvlText w:val="%8."/>
+      <w:lvlJc w:val="left"/>
+      <w:pPr>
+        <w:ind w:left="5760" w:hanging="360"/>
+      </w:pPr>
+    </w:lvl>
+    <w:lvl w:ilvl="8" w:tplc="4009001B" w:tentative="1">
+      <w:start w:val="1"/>
+      <w:numFmt w:val="lowerRoman"/>
+      <w:lvlText w:val="%9."/>
+      <w:lvlJc w:val="right"/>
+      <w:pPr>
+        <w:ind w:left="6480" w:hanging="180"/>
+      </w:pPr>
+    </w:lvl>
+  </w:abstractNum>
   <w:num w:numId="1">
+    <w:abstractNumId w:val="1"/>
+  </w:num>
+  <w:num w:numId="2">
     <w:abstractNumId w:val="0"/>
   </w:num>
 </w:numbering>

--- a/Learnings.docx
+++ b/Learnings.docx
@@ -876,7 +876,23 @@
           <w:sz w:val="24"/>
           <w:szCs w:val="24"/>
         </w:rPr>
-        <w:t xml:space="preserve"> function then returns an array of 2 elements. First element being the value of the argument which we want to change and the 2</w:t>
+        <w:t xml:space="preserve"> function then returns an array of 2 elements. First element being the value of the argument which we want to </w:t>
+      </w:r>
+      <w:proofErr w:type="gramStart"/>
+      <w:r>
+        <w:rPr>
+          <w:sz w:val="24"/>
+          <w:szCs w:val="24"/>
+        </w:rPr>
+        <w:t>change</w:t>
+      </w:r>
+      <w:proofErr w:type="gramEnd"/>
+      <w:r>
+        <w:rPr>
+          <w:sz w:val="24"/>
+          <w:szCs w:val="24"/>
+        </w:rPr>
+        <w:t xml:space="preserve"> and the 2</w:t>
       </w:r>
       <w:r>
         <w:rPr>
@@ -1228,7 +1244,23 @@
           <w:sz w:val="24"/>
           <w:szCs w:val="24"/>
         </w:rPr>
-        <w:t xml:space="preserve">1: React is capable of rendering an array of JSX elements. </w:t>
+        <w:t xml:space="preserve">1: React </w:t>
+      </w:r>
+      <w:proofErr w:type="gramStart"/>
+      <w:r>
+        <w:rPr>
+          <w:sz w:val="24"/>
+          <w:szCs w:val="24"/>
+        </w:rPr>
+        <w:t>is capable of rendering</w:t>
+      </w:r>
+      <w:proofErr w:type="gramEnd"/>
+      <w:r>
+        <w:rPr>
+          <w:sz w:val="24"/>
+          <w:szCs w:val="24"/>
+        </w:rPr>
+        <w:t xml:space="preserve"> an array of JSX elements. </w:t>
       </w:r>
       <w:proofErr w:type="spellStart"/>
       <w:r>
@@ -2636,6 +2668,7 @@
         </w:rPr>
         <w:t> </w:t>
       </w:r>
+      <w:proofErr w:type="gramStart"/>
       <w:r>
         <w:rPr>
           <w:rFonts w:ascii="Consolas" w:eastAsia="Times New Roman" w:hAnsi="Consolas" w:cs="Times New Roman"/>
@@ -2656,6 +2689,7 @@
         </w:rPr>
         <w:t>;</w:t>
       </w:r>
+      <w:proofErr w:type="gramEnd"/>
     </w:p>
     <w:p>
       <w:pPr>
@@ -2813,6 +2847,7 @@
         </w:rPr>
         <w:t>: </w:t>
       </w:r>
+      <w:proofErr w:type="gramStart"/>
       <w:r>
         <w:rPr>
           <w:rFonts w:ascii="Consolas" w:eastAsia="Times New Roman" w:hAnsi="Consolas" w:cs="Times New Roman"/>
@@ -2833,6 +2868,7 @@
         </w:rPr>
         <w:t>;</w:t>
       </w:r>
+      <w:proofErr w:type="gramEnd"/>
     </w:p>
     <w:p>
       <w:pPr>
@@ -2876,6 +2912,7 @@
         </w:rPr>
         <w:t>: </w:t>
       </w:r>
+      <w:proofErr w:type="gramStart"/>
       <w:r>
         <w:rPr>
           <w:rFonts w:ascii="Consolas" w:eastAsia="Times New Roman" w:hAnsi="Consolas" w:cs="Times New Roman"/>
@@ -2896,6 +2933,7 @@
         </w:rPr>
         <w:t>;</w:t>
       </w:r>
+      <w:proofErr w:type="gramEnd"/>
     </w:p>
     <w:p>
       <w:pPr>
@@ -2947,7 +2985,18 @@
           <w:szCs w:val="21"/>
           <w:lang w:eastAsia="en-IN"/>
         </w:rPr>
-        <w:t>0.5rem</w:t>
+        <w:t>0.</w:t>
+      </w:r>
+      <w:proofErr w:type="gramStart"/>
+      <w:r>
+        <w:rPr>
+          <w:rFonts w:ascii="Consolas" w:eastAsia="Times New Roman" w:hAnsi="Consolas" w:cs="Times New Roman"/>
+          <w:color w:val="B5CEA8"/>
+          <w:sz w:val="21"/>
+          <w:szCs w:val="21"/>
+          <w:lang w:eastAsia="en-IN"/>
+        </w:rPr>
+        <w:t>5rem</w:t>
       </w:r>
       <w:r>
         <w:rPr>
@@ -2959,6 +3008,7 @@
         </w:rPr>
         <w:t>;</w:t>
       </w:r>
+      <w:proofErr w:type="gramEnd"/>
     </w:p>
     <w:p>
       <w:pPr>
@@ -3103,6 +3153,7 @@
         </w:rPr>
         <w:t>: </w:t>
       </w:r>
+      <w:proofErr w:type="gramStart"/>
       <w:r>
         <w:rPr>
           <w:rFonts w:ascii="Consolas" w:eastAsia="Times New Roman" w:hAnsi="Consolas" w:cs="Times New Roman"/>
@@ -3123,6 +3174,7 @@
         </w:rPr>
         <w:t>;</w:t>
       </w:r>
+      <w:proofErr w:type="gramEnd"/>
     </w:p>
     <w:p>
       <w:pPr>
@@ -3166,6 +3218,7 @@
         </w:rPr>
         <w:t>: </w:t>
       </w:r>
+      <w:proofErr w:type="gramStart"/>
       <w:r>
         <w:rPr>
           <w:rFonts w:ascii="Consolas" w:eastAsia="Times New Roman" w:hAnsi="Consolas" w:cs="Times New Roman"/>
@@ -3186,6 +3239,7 @@
         </w:rPr>
         <w:t>;</w:t>
       </w:r>
+      <w:proofErr w:type="gramEnd"/>
     </w:p>
     <w:p>
       <w:pPr>
@@ -3277,7 +3331,18 @@
           <w:szCs w:val="21"/>
           <w:lang w:eastAsia="en-IN"/>
         </w:rPr>
-        <w:t>#ccc</w:t>
+        <w:t>#</w:t>
+      </w:r>
+      <w:proofErr w:type="gramStart"/>
+      <w:r>
+        <w:rPr>
+          <w:rFonts w:ascii="Consolas" w:eastAsia="Times New Roman" w:hAnsi="Consolas" w:cs="Times New Roman"/>
+          <w:color w:val="CE9178"/>
+          <w:sz w:val="21"/>
+          <w:szCs w:val="21"/>
+          <w:lang w:eastAsia="en-IN"/>
+        </w:rPr>
+        <w:t>ccc</w:t>
       </w:r>
       <w:r>
         <w:rPr>
@@ -3289,6 +3354,7 @@
         </w:rPr>
         <w:t>;</w:t>
       </w:r>
+      <w:proofErr w:type="gramEnd"/>
     </w:p>
     <w:p>
       <w:pPr>
@@ -3332,6 +3398,7 @@
         </w:rPr>
         <w:t>: </w:t>
       </w:r>
+      <w:proofErr w:type="gramStart"/>
       <w:r>
         <w:rPr>
           <w:rFonts w:ascii="Consolas" w:eastAsia="Times New Roman" w:hAnsi="Consolas" w:cs="Times New Roman"/>
@@ -3352,6 +3419,7 @@
         </w:rPr>
         <w:t>;</w:t>
       </w:r>
+      <w:proofErr w:type="gramEnd"/>
     </w:p>
     <w:p>
       <w:pPr>
@@ -3403,7 +3471,18 @@
           <w:szCs w:val="21"/>
           <w:lang w:eastAsia="en-IN"/>
         </w:rPr>
-        <w:t>1.5rem</w:t>
+        <w:t>1.</w:t>
+      </w:r>
+      <w:proofErr w:type="gramStart"/>
+      <w:r>
+        <w:rPr>
+          <w:rFonts w:ascii="Consolas" w:eastAsia="Times New Roman" w:hAnsi="Consolas" w:cs="Times New Roman"/>
+          <w:color w:val="B5CEA8"/>
+          <w:sz w:val="21"/>
+          <w:szCs w:val="21"/>
+          <w:lang w:eastAsia="en-IN"/>
+        </w:rPr>
+        <w:t>5rem</w:t>
       </w:r>
       <w:r>
         <w:rPr>
@@ -3415,6 +3494,7 @@
         </w:rPr>
         <w:t>;</w:t>
       </w:r>
+      <w:proofErr w:type="gramEnd"/>
     </w:p>
     <w:p>
       <w:pPr>
@@ -3486,7 +3566,18 @@
           <w:szCs w:val="21"/>
           <w:lang w:eastAsia="en-IN"/>
         </w:rPr>
-        <w:t>0.25rem</w:t>
+        <w:t>0.</w:t>
+      </w:r>
+      <w:proofErr w:type="gramStart"/>
+      <w:r>
+        <w:rPr>
+          <w:rFonts w:ascii="Consolas" w:eastAsia="Times New Roman" w:hAnsi="Consolas" w:cs="Times New Roman"/>
+          <w:color w:val="B5CEA8"/>
+          <w:sz w:val="21"/>
+          <w:szCs w:val="21"/>
+          <w:lang w:eastAsia="en-IN"/>
+        </w:rPr>
+        <w:t>25rem</w:t>
       </w:r>
       <w:r>
         <w:rPr>
@@ -3498,6 +3589,7 @@
         </w:rPr>
         <w:t>;</w:t>
       </w:r>
+      <w:proofErr w:type="gramEnd"/>
     </w:p>
     <w:p>
       <w:pPr>
@@ -3643,6 +3735,7 @@
         </w:rPr>
         <w:t>: </w:t>
       </w:r>
+      <w:proofErr w:type="gramStart"/>
       <w:r>
         <w:rPr>
           <w:rFonts w:ascii="Consolas" w:eastAsia="Times New Roman" w:hAnsi="Consolas" w:cs="Times New Roman"/>
@@ -3663,6 +3756,7 @@
         </w:rPr>
         <w:t>;</w:t>
       </w:r>
+      <w:proofErr w:type="gramEnd"/>
     </w:p>
     <w:p>
       <w:pPr>
@@ -3779,6 +3873,7 @@
         </w:rPr>
         <w:t>: </w:t>
       </w:r>
+      <w:proofErr w:type="gramStart"/>
       <w:r>
         <w:rPr>
           <w:rFonts w:ascii="Consolas" w:eastAsia="Times New Roman" w:hAnsi="Consolas" w:cs="Times New Roman"/>
@@ -3799,6 +3894,7 @@
         </w:rPr>
         <w:t>;</w:t>
       </w:r>
+      <w:proofErr w:type="gramEnd"/>
     </w:p>
     <w:p>
       <w:pPr>
@@ -3870,7 +3966,18 @@
           <w:szCs w:val="21"/>
           <w:lang w:eastAsia="en-IN"/>
         </w:rPr>
-        <w:t>1.5rem</w:t>
+        <w:t>1.</w:t>
+      </w:r>
+      <w:proofErr w:type="gramStart"/>
+      <w:r>
+        <w:rPr>
+          <w:rFonts w:ascii="Consolas" w:eastAsia="Times New Roman" w:hAnsi="Consolas" w:cs="Times New Roman"/>
+          <w:color w:val="B5CEA8"/>
+          <w:sz w:val="21"/>
+          <w:szCs w:val="21"/>
+          <w:lang w:eastAsia="en-IN"/>
+        </w:rPr>
+        <w:t>5rem</w:t>
       </w:r>
       <w:r>
         <w:rPr>
@@ -3882,6 +3989,7 @@
         </w:rPr>
         <w:t>;</w:t>
       </w:r>
+      <w:proofErr w:type="gramEnd"/>
     </w:p>
     <w:p>
       <w:pPr>
@@ -3973,7 +4081,18 @@
           <w:szCs w:val="21"/>
           <w:lang w:eastAsia="en-IN"/>
         </w:rPr>
-        <w:t>#8b005d</w:t>
+        <w:t>#</w:t>
+      </w:r>
+      <w:proofErr w:type="gramStart"/>
+      <w:r>
+        <w:rPr>
+          <w:rFonts w:ascii="Consolas" w:eastAsia="Times New Roman" w:hAnsi="Consolas" w:cs="Times New Roman"/>
+          <w:color w:val="CE9178"/>
+          <w:sz w:val="21"/>
+          <w:szCs w:val="21"/>
+          <w:lang w:eastAsia="en-IN"/>
+        </w:rPr>
+        <w:t>8b005d</w:t>
       </w:r>
       <w:r>
         <w:rPr>
@@ -3985,6 +4104,7 @@
         </w:rPr>
         <w:t>;</w:t>
       </w:r>
+      <w:proofErr w:type="gramEnd"/>
     </w:p>
     <w:p>
       <w:pPr>
@@ -4030,6 +4150,7 @@
         </w:rPr>
         <w:t>: </w:t>
       </w:r>
+      <w:proofErr w:type="gramStart"/>
       <w:r>
         <w:rPr>
           <w:rFonts w:ascii="Consolas" w:eastAsia="Times New Roman" w:hAnsi="Consolas" w:cs="Times New Roman"/>
@@ -4050,6 +4171,7 @@
         </w:rPr>
         <w:t>;</w:t>
       </w:r>
+      <w:proofErr w:type="gramEnd"/>
     </w:p>
     <w:p>
       <w:pPr>
@@ -4101,7 +4223,18 @@
           <w:szCs w:val="21"/>
           <w:lang w:eastAsia="en-IN"/>
         </w:rPr>
-        <w:t>#8b005d</w:t>
+        <w:t>#</w:t>
+      </w:r>
+      <w:proofErr w:type="gramStart"/>
+      <w:r>
+        <w:rPr>
+          <w:rFonts w:ascii="Consolas" w:eastAsia="Times New Roman" w:hAnsi="Consolas" w:cs="Times New Roman"/>
+          <w:color w:val="CE9178"/>
+          <w:sz w:val="21"/>
+          <w:szCs w:val="21"/>
+          <w:lang w:eastAsia="en-IN"/>
+        </w:rPr>
+        <w:t>8b005d</w:t>
       </w:r>
       <w:r>
         <w:rPr>
@@ -4113,6 +4246,7 @@
         </w:rPr>
         <w:t>;</w:t>
       </w:r>
+      <w:proofErr w:type="gramEnd"/>
     </w:p>
     <w:p>
       <w:pPr>
@@ -4363,6 +4497,7 @@
         </w:rPr>
         <w:t>: </w:t>
       </w:r>
+      <w:proofErr w:type="gramStart"/>
       <w:r>
         <w:rPr>
           <w:rFonts w:ascii="Consolas" w:eastAsia="Times New Roman" w:hAnsi="Consolas" w:cs="Times New Roman"/>
@@ -4383,6 +4518,7 @@
         </w:rPr>
         <w:t>;</w:t>
       </w:r>
+      <w:proofErr w:type="gramEnd"/>
     </w:p>
     <w:p>
       <w:pPr>
@@ -4584,7 +4720,18 @@
           <w:szCs w:val="21"/>
           <w:lang w:eastAsia="en-IN"/>
         </w:rPr>
-        <w:t>#ac0e77</w:t>
+        <w:t>#</w:t>
+      </w:r>
+      <w:proofErr w:type="gramStart"/>
+      <w:r>
+        <w:rPr>
+          <w:rFonts w:ascii="Consolas" w:eastAsia="Times New Roman" w:hAnsi="Consolas" w:cs="Times New Roman"/>
+          <w:color w:val="CE9178"/>
+          <w:sz w:val="21"/>
+          <w:szCs w:val="21"/>
+          <w:lang w:eastAsia="en-IN"/>
+        </w:rPr>
+        <w:t>ac0e77</w:t>
       </w:r>
       <w:r>
         <w:rPr>
@@ -4596,6 +4743,7 @@
         </w:rPr>
         <w:t>;</w:t>
       </w:r>
+      <w:proofErr w:type="gramEnd"/>
     </w:p>
     <w:p>
       <w:pPr>
@@ -4659,7 +4807,18 @@
           <w:szCs w:val="21"/>
           <w:lang w:eastAsia="en-IN"/>
         </w:rPr>
-        <w:t>#ac0e77</w:t>
+        <w:t>#</w:t>
+      </w:r>
+      <w:proofErr w:type="gramStart"/>
+      <w:r>
+        <w:rPr>
+          <w:rFonts w:ascii="Consolas" w:eastAsia="Times New Roman" w:hAnsi="Consolas" w:cs="Times New Roman"/>
+          <w:color w:val="CE9178"/>
+          <w:sz w:val="21"/>
+          <w:szCs w:val="21"/>
+          <w:lang w:eastAsia="en-IN"/>
+        </w:rPr>
+        <w:t>ac0e77</w:t>
       </w:r>
       <w:r>
         <w:rPr>
@@ -4671,6 +4830,7 @@
         </w:rPr>
         <w:t>;</w:t>
       </w:r>
+      <w:proofErr w:type="gramEnd"/>
     </w:p>
     <w:p>
       <w:pPr>
@@ -5336,8 +5496,17 @@
           <w:sz w:val="24"/>
           <w:szCs w:val="24"/>
         </w:rPr>
-        <w:t xml:space="preserve"> file name’;</w:t>
-      </w:r>
+        <w:t xml:space="preserve"> file name</w:t>
+      </w:r>
+      <w:proofErr w:type="gramStart"/>
+      <w:r>
+        <w:rPr>
+          <w:sz w:val="24"/>
+          <w:szCs w:val="24"/>
+        </w:rPr>
+        <w:t>’;</w:t>
+      </w:r>
+      <w:proofErr w:type="gramEnd"/>
     </w:p>
     <w:p>
       <w:pPr>
@@ -5643,7 +5812,23 @@
           <w:sz w:val="24"/>
           <w:szCs w:val="24"/>
         </w:rPr>
-        <w:t xml:space="preserve"> (as wrappers) which add no meaning to the page just because we have to enclose our JSX code with a wrapper.</w:t>
+        <w:t xml:space="preserve"> (as wrappers) which add no meaning to the page just because we </w:t>
+      </w:r>
+      <w:proofErr w:type="gramStart"/>
+      <w:r>
+        <w:rPr>
+          <w:sz w:val="24"/>
+          <w:szCs w:val="24"/>
+        </w:rPr>
+        <w:t>have to</w:t>
+      </w:r>
+      <w:proofErr w:type="gramEnd"/>
+      <w:r>
+        <w:rPr>
+          <w:sz w:val="24"/>
+          <w:szCs w:val="24"/>
+        </w:rPr>
+        <w:t xml:space="preserve"> enclose our JSX code with a wrapper.</w:t>
       </w:r>
       <w:r>
         <w:rPr>
@@ -5958,6 +6143,7 @@
         </w:rPr>
         <w:t> </w:t>
       </w:r>
+      <w:proofErr w:type="gramStart"/>
       <w:r>
         <w:rPr>
           <w:rFonts w:ascii="Consolas" w:eastAsia="Times New Roman" w:hAnsi="Consolas" w:cs="Times New Roman"/>
@@ -5978,6 +6164,7 @@
         </w:rPr>
         <w:t>;</w:t>
       </w:r>
+      <w:proofErr w:type="gramEnd"/>
     </w:p>
     <w:p>
       <w:pPr>
@@ -7118,7 +7305,23 @@
           <w:sz w:val="24"/>
           <w:szCs w:val="24"/>
         </w:rPr>
-        <w:t xml:space="preserve"> method of that input field was called whenever we changed the input (Unnecessary Re-rendering). So instead of this we use refs to avoid such re-rendering. We can modify values using refs but it is advised not to do so</w:t>
+        <w:t xml:space="preserve"> method of that input field was called whenever we changed the input (Unnecessary Re-rendering). So instead of this we use refs to avoid such re-rendering. We can modify values using </w:t>
+      </w:r>
+      <w:proofErr w:type="gramStart"/>
+      <w:r>
+        <w:rPr>
+          <w:sz w:val="24"/>
+          <w:szCs w:val="24"/>
+        </w:rPr>
+        <w:t>refs</w:t>
+      </w:r>
+      <w:proofErr w:type="gramEnd"/>
+      <w:r>
+        <w:rPr>
+          <w:sz w:val="24"/>
+          <w:szCs w:val="24"/>
+        </w:rPr>
+        <w:t xml:space="preserve"> but it is advised not to do so</w:t>
       </w:r>
       <w:r>
         <w:rPr>
@@ -7651,6 +7854,7 @@
         </w:rPr>
         <w:t>false</w:t>
       </w:r>
+      <w:proofErr w:type="gramStart"/>
       <w:r>
         <w:rPr>
           <w:rFonts w:ascii="Consolas" w:eastAsia="Times New Roman" w:hAnsi="Consolas" w:cs="Times New Roman"/>
@@ -7661,6 +7865,7 @@
         </w:rPr>
         <w:t>);</w:t>
       </w:r>
+      <w:proofErr w:type="gramEnd"/>
     </w:p>
     <w:p>
       <w:pPr>
@@ -7815,6 +8020,7 @@
         </w:rPr>
         <w:t>'</w:t>
       </w:r>
+      <w:proofErr w:type="gramStart"/>
       <w:r>
         <w:rPr>
           <w:rFonts w:ascii="Consolas" w:eastAsia="Times New Roman" w:hAnsi="Consolas" w:cs="Times New Roman"/>
@@ -7825,6 +8031,7 @@
         </w:rPr>
         <w:t>);</w:t>
       </w:r>
+      <w:proofErr w:type="gramEnd"/>
     </w:p>
     <w:p>
       <w:pPr>
@@ -7980,6 +8187,7 @@
         </w:rPr>
         <w:t>true</w:t>
       </w:r>
+      <w:proofErr w:type="gramStart"/>
       <w:r>
         <w:rPr>
           <w:rFonts w:ascii="Consolas" w:eastAsia="Times New Roman" w:hAnsi="Consolas" w:cs="Times New Roman"/>
@@ -7990,6 +8198,7 @@
         </w:rPr>
         <w:t>);</w:t>
       </w:r>
+      <w:proofErr w:type="gramEnd"/>
     </w:p>
     <w:p>
       <w:pPr>
@@ -8336,6 +8545,7 @@
         </w:rPr>
         <w:t>'1'</w:t>
       </w:r>
+      <w:proofErr w:type="gramStart"/>
       <w:r>
         <w:rPr>
           <w:rFonts w:ascii="Consolas" w:eastAsia="Times New Roman" w:hAnsi="Consolas" w:cs="Times New Roman"/>
@@ -8346,6 +8556,7 @@
         </w:rPr>
         <w:t>);</w:t>
       </w:r>
+      <w:proofErr w:type="gramEnd"/>
     </w:p>
     <w:p>
       <w:pPr>
@@ -8401,6 +8612,7 @@
         </w:rPr>
         <w:t>true</w:t>
       </w:r>
+      <w:proofErr w:type="gramStart"/>
       <w:r>
         <w:rPr>
           <w:rFonts w:ascii="Consolas" w:eastAsia="Times New Roman" w:hAnsi="Consolas" w:cs="Times New Roman"/>
@@ -8411,6 +8623,7 @@
         </w:rPr>
         <w:t>);</w:t>
       </w:r>
+      <w:proofErr w:type="gramEnd"/>
     </w:p>
     <w:p>
       <w:pPr>
@@ -9181,8 +9394,20 @@
           <w:szCs w:val="21"/>
           <w:lang w:eastAsia="en-IN"/>
         </w:rPr>
-        <w:t>]);</w:t>
-      </w:r>
+        <w:t>]</w:t>
+      </w:r>
+      <w:proofErr w:type="gramStart"/>
+      <w:r>
+        <w:rPr>
+          <w:rFonts w:ascii="Consolas" w:eastAsia="Times New Roman" w:hAnsi="Consolas" w:cs="Times New Roman"/>
+          <w:color w:val="D4D4D4"/>
+          <w:sz w:val="21"/>
+          <w:szCs w:val="21"/>
+          <w:lang w:eastAsia="en-IN"/>
+        </w:rPr>
+        <w:t>);</w:t>
+      </w:r>
+      <w:proofErr w:type="gramEnd"/>
     </w:p>
     <w:p>
       <w:pPr>
@@ -9761,6 +9986,7 @@
         </w:rPr>
         <w:t>500</w:t>
       </w:r>
+      <w:proofErr w:type="gramStart"/>
       <w:r>
         <w:rPr>
           <w:rFonts w:ascii="Consolas" w:eastAsia="Times New Roman" w:hAnsi="Consolas" w:cs="Times New Roman"/>
@@ -9771,6 +9997,7 @@
         </w:rPr>
         <w:t>);</w:t>
       </w:r>
+      <w:proofErr w:type="gramEnd"/>
     </w:p>
     <w:p>
       <w:pPr>
@@ -9836,8 +10063,20 @@
           <w:szCs w:val="21"/>
           <w:lang w:eastAsia="en-IN"/>
         </w:rPr>
-        <w:t>]);</w:t>
-      </w:r>
+        <w:t>]</w:t>
+      </w:r>
+      <w:proofErr w:type="gramStart"/>
+      <w:r>
+        <w:rPr>
+          <w:rFonts w:ascii="Consolas" w:eastAsia="Times New Roman" w:hAnsi="Consolas" w:cs="Times New Roman"/>
+          <w:color w:val="D4D4D4"/>
+          <w:sz w:val="21"/>
+          <w:szCs w:val="21"/>
+          <w:lang w:eastAsia="en-IN"/>
+        </w:rPr>
+        <w:t>);</w:t>
+      </w:r>
+      <w:proofErr w:type="gramEnd"/>
     </w:p>
     <w:p>
       <w:pPr>
@@ -10462,6 +10701,7 @@
         </w:rPr>
         <w:t>"inside"</w:t>
       </w:r>
+      <w:proofErr w:type="gramStart"/>
       <w:r>
         <w:rPr>
           <w:rFonts w:ascii="Consolas" w:eastAsia="Times New Roman" w:hAnsi="Consolas" w:cs="Times New Roman"/>
@@ -10472,6 +10712,7 @@
         </w:rPr>
         <w:t>);</w:t>
       </w:r>
+      <w:proofErr w:type="gramEnd"/>
     </w:p>
     <w:p>
       <w:pPr>
@@ -10750,6 +10991,7 @@
         </w:rPr>
         <w:t>0</w:t>
       </w:r>
+      <w:proofErr w:type="gramStart"/>
       <w:r>
         <w:rPr>
           <w:rFonts w:ascii="Consolas" w:eastAsia="Times New Roman" w:hAnsi="Consolas" w:cs="Times New Roman"/>
@@ -10760,6 +11002,7 @@
         </w:rPr>
         <w:t>);</w:t>
       </w:r>
+      <w:proofErr w:type="gramEnd"/>
     </w:p>
     <w:p>
       <w:pPr>
@@ -10919,6 +11162,7 @@
         </w:rPr>
         <w:t>"CLEANUP"</w:t>
       </w:r>
+      <w:proofErr w:type="gramStart"/>
       <w:r>
         <w:rPr>
           <w:rFonts w:ascii="Consolas" w:eastAsia="Times New Roman" w:hAnsi="Consolas" w:cs="Times New Roman"/>
@@ -10929,6 +11173,7 @@
         </w:rPr>
         <w:t>);</w:t>
       </w:r>
+      <w:proofErr w:type="gramEnd"/>
     </w:p>
     <w:p>
       <w:pPr>
@@ -11092,8 +11337,20 @@
           <w:szCs w:val="21"/>
           <w:lang w:eastAsia="en-IN"/>
         </w:rPr>
-        <w:t>]);</w:t>
-      </w:r>
+        <w:t>]</w:t>
+      </w:r>
+      <w:proofErr w:type="gramStart"/>
+      <w:r>
+        <w:rPr>
+          <w:rFonts w:ascii="Consolas" w:eastAsia="Times New Roman" w:hAnsi="Consolas" w:cs="Times New Roman"/>
+          <w:color w:val="D4D4D4"/>
+          <w:sz w:val="21"/>
+          <w:szCs w:val="21"/>
+          <w:lang w:eastAsia="en-IN"/>
+        </w:rPr>
+        <w:t>);</w:t>
+      </w:r>
+      <w:proofErr w:type="gramEnd"/>
     </w:p>
     <w:p>
       <w:pPr>
@@ -11542,6 +11799,7 @@
         </w:rPr>
         <w:t>false</w:t>
       </w:r>
+      <w:proofErr w:type="gramStart"/>
       <w:r>
         <w:rPr>
           <w:rFonts w:ascii="Consolas" w:eastAsia="Times New Roman" w:hAnsi="Consolas" w:cs="Times New Roman"/>
@@ -11552,6 +11810,7 @@
         </w:rPr>
         <w:t>);</w:t>
       </w:r>
+      <w:proofErr w:type="gramEnd"/>
     </w:p>
     <w:p>
       <w:pPr>
@@ -12016,6 +12275,7 @@
         </w:rPr>
         <w:t>500</w:t>
       </w:r>
+      <w:proofErr w:type="gramStart"/>
       <w:r>
         <w:rPr>
           <w:rFonts w:ascii="Consolas" w:eastAsia="Times New Roman" w:hAnsi="Consolas" w:cs="Times New Roman"/>
@@ -12026,6 +12286,7 @@
         </w:rPr>
         <w:t>);</w:t>
       </w:r>
+      <w:proofErr w:type="gramEnd"/>
     </w:p>
     <w:p>
       <w:pPr>
@@ -12190,6 +12451,7 @@
         </w:rPr>
         <w:t>identifier</w:t>
       </w:r>
+      <w:proofErr w:type="gramStart"/>
       <w:r>
         <w:rPr>
           <w:rFonts w:ascii="Consolas" w:eastAsia="Times New Roman" w:hAnsi="Consolas" w:cs="Times New Roman"/>
@@ -12200,6 +12462,7 @@
         </w:rPr>
         <w:t>);</w:t>
       </w:r>
+      <w:proofErr w:type="gramEnd"/>
     </w:p>
     <w:p>
       <w:pPr>
@@ -12288,8 +12551,20 @@
           <w:szCs w:val="21"/>
           <w:lang w:eastAsia="en-IN"/>
         </w:rPr>
-        <w:t>]);</w:t>
-      </w:r>
+        <w:t>]</w:t>
+      </w:r>
+      <w:proofErr w:type="gramStart"/>
+      <w:r>
+        <w:rPr>
+          <w:rFonts w:ascii="Consolas" w:eastAsia="Times New Roman" w:hAnsi="Consolas" w:cs="Times New Roman"/>
+          <w:color w:val="D4D4D4"/>
+          <w:sz w:val="21"/>
+          <w:szCs w:val="21"/>
+          <w:lang w:eastAsia="en-IN"/>
+        </w:rPr>
+        <w:t>);</w:t>
+      </w:r>
+      <w:proofErr w:type="gramEnd"/>
     </w:p>
     <w:p>
       <w:pPr>
@@ -13280,7 +13555,18 @@
           <w:szCs w:val="21"/>
           <w:lang w:eastAsia="en-IN"/>
         </w:rPr>
-        <w:t>'react'</w:t>
+        <w:t>'react</w:t>
+      </w:r>
+      <w:proofErr w:type="gramStart"/>
+      <w:r>
+        <w:rPr>
+          <w:rFonts w:ascii="Consolas" w:eastAsia="Times New Roman" w:hAnsi="Consolas" w:cs="Times New Roman"/>
+          <w:color w:val="CE9178"/>
+          <w:sz w:val="21"/>
+          <w:szCs w:val="21"/>
+          <w:lang w:eastAsia="en-IN"/>
+        </w:rPr>
+        <w:t>'</w:t>
       </w:r>
       <w:r>
         <w:rPr>
@@ -13292,6 +13578,7 @@
         </w:rPr>
         <w:t>;</w:t>
       </w:r>
+      <w:proofErr w:type="gramEnd"/>
     </w:p>
     <w:p>
       <w:pPr>
@@ -13551,6 +13838,7 @@
         <w:t> </w:t>
       </w:r>
       <w:proofErr w:type="spellStart"/>
+      <w:proofErr w:type="gramStart"/>
       <w:r>
         <w:rPr>
           <w:rFonts w:ascii="Consolas" w:eastAsia="Times New Roman" w:hAnsi="Consolas" w:cs="Times New Roman"/>
@@ -13572,6 +13860,7 @@
         </w:rPr>
         <w:t>;</w:t>
       </w:r>
+      <w:proofErr w:type="gramEnd"/>
     </w:p>
     <w:p>
       <w:pPr>
@@ -16648,7 +16937,23 @@
           <w:sz w:val="24"/>
           <w:szCs w:val="24"/>
         </w:rPr>
-        <w:t xml:space="preserve">13: But it is a good idea to include all the functions which you will be using through the function because the ide will give the auto-suggestion for the function or variable which we include in the </w:t>
+        <w:t xml:space="preserve">13: But it is a good idea to include all the functions which you will be using through the function because the ide will give the </w:t>
+      </w:r>
+      <w:proofErr w:type="gramStart"/>
+      <w:r>
+        <w:rPr>
+          <w:sz w:val="24"/>
+          <w:szCs w:val="24"/>
+        </w:rPr>
+        <w:t>auto-suggestion</w:t>
+      </w:r>
+      <w:proofErr w:type="gramEnd"/>
+      <w:r>
+        <w:rPr>
+          <w:sz w:val="24"/>
+          <w:szCs w:val="24"/>
+        </w:rPr>
+        <w:t xml:space="preserve"> for the function or variable which we include in the </w:t>
       </w:r>
       <w:proofErr w:type="spellStart"/>
       <w:r>
@@ -16803,7 +17108,18 @@
           <w:szCs w:val="21"/>
           <w:lang w:eastAsia="en-IN"/>
         </w:rPr>
-        <w:t>'react'</w:t>
+        <w:t>'react</w:t>
+      </w:r>
+      <w:proofErr w:type="gramStart"/>
+      <w:r>
+        <w:rPr>
+          <w:rFonts w:ascii="Consolas" w:eastAsia="Times New Roman" w:hAnsi="Consolas" w:cs="Times New Roman"/>
+          <w:color w:val="CE9178"/>
+          <w:sz w:val="21"/>
+          <w:szCs w:val="21"/>
+          <w:lang w:eastAsia="en-IN"/>
+        </w:rPr>
+        <w:t>'</w:t>
       </w:r>
       <w:r>
         <w:rPr>
@@ -16815,6 +17131,7 @@
         </w:rPr>
         <w:t>;</w:t>
       </w:r>
+      <w:proofErr w:type="gramEnd"/>
     </w:p>
     <w:p>
       <w:pPr>
@@ -17119,6 +17436,7 @@
         <w:t> </w:t>
       </w:r>
       <w:proofErr w:type="spellStart"/>
+      <w:proofErr w:type="gramStart"/>
       <w:r>
         <w:rPr>
           <w:rFonts w:ascii="Consolas" w:eastAsia="Times New Roman" w:hAnsi="Consolas" w:cs="Times New Roman"/>
@@ -17140,6 +17458,7 @@
         </w:rPr>
         <w:t>;</w:t>
       </w:r>
+      <w:proofErr w:type="gramEnd"/>
     </w:p>
     <w:p>
       <w:pPr>
@@ -17749,7 +18068,23 @@
           <w:sz w:val="24"/>
           <w:szCs w:val="24"/>
         </w:rPr>
-        <w:t xml:space="preserve">As input is a custom component, we cannot use ref directly. We have to pass it using </w:t>
+        <w:t xml:space="preserve">As input is a custom component, we cannot use ref directly. We </w:t>
+      </w:r>
+      <w:proofErr w:type="gramStart"/>
+      <w:r>
+        <w:rPr>
+          <w:sz w:val="24"/>
+          <w:szCs w:val="24"/>
+        </w:rPr>
+        <w:t>have to</w:t>
+      </w:r>
+      <w:proofErr w:type="gramEnd"/>
+      <w:r>
+        <w:rPr>
+          <w:sz w:val="24"/>
+          <w:szCs w:val="24"/>
+        </w:rPr>
+        <w:t xml:space="preserve"> pass it using </w:t>
       </w:r>
       <w:proofErr w:type="spellStart"/>
       <w:r>
@@ -18494,7 +18829,18 @@
           <w:szCs w:val="21"/>
           <w:lang w:eastAsia="en-IN"/>
         </w:rPr>
-        <w:t>'./Input.module.css'</w:t>
+        <w:t>'./Input.module.css</w:t>
+      </w:r>
+      <w:proofErr w:type="gramStart"/>
+      <w:r>
+        <w:rPr>
+          <w:rFonts w:ascii="Consolas" w:eastAsia="Times New Roman" w:hAnsi="Consolas" w:cs="Times New Roman"/>
+          <w:color w:val="CE9178"/>
+          <w:sz w:val="21"/>
+          <w:szCs w:val="21"/>
+          <w:lang w:eastAsia="en-IN"/>
+        </w:rPr>
+        <w:t>'</w:t>
       </w:r>
       <w:r>
         <w:rPr>
@@ -18506,6 +18852,7 @@
         </w:rPr>
         <w:t>;</w:t>
       </w:r>
+      <w:proofErr w:type="gramEnd"/>
     </w:p>
     <w:p>
       <w:pPr>
@@ -18587,7 +18934,18 @@
           <w:szCs w:val="21"/>
           <w:lang w:eastAsia="en-IN"/>
         </w:rPr>
-        <w:t>'react'</w:t>
+        <w:t>'react</w:t>
+      </w:r>
+      <w:proofErr w:type="gramStart"/>
+      <w:r>
+        <w:rPr>
+          <w:rFonts w:ascii="Consolas" w:eastAsia="Times New Roman" w:hAnsi="Consolas" w:cs="Times New Roman"/>
+          <w:color w:val="CE9178"/>
+          <w:sz w:val="21"/>
+          <w:szCs w:val="21"/>
+          <w:lang w:eastAsia="en-IN"/>
+        </w:rPr>
+        <w:t>'</w:t>
       </w:r>
       <w:r>
         <w:rPr>
@@ -18599,6 +18957,7 @@
         </w:rPr>
         <w:t>;</w:t>
       </w:r>
+      <w:proofErr w:type="gramEnd"/>
     </w:p>
     <w:p>
       <w:pPr>
@@ -19525,6 +19884,7 @@
         </w:rPr>
         <w:t> </w:t>
       </w:r>
+      <w:proofErr w:type="gramStart"/>
       <w:r>
         <w:rPr>
           <w:rFonts w:ascii="Consolas" w:eastAsia="Times New Roman" w:hAnsi="Consolas" w:cs="Times New Roman"/>
@@ -19545,6 +19905,7 @@
         </w:rPr>
         <w:t>;</w:t>
       </w:r>
+      <w:proofErr w:type="gramEnd"/>
     </w:p>
     <w:p>
       <w:pPr>
@@ -21267,6 +21628,7 @@
         <w:t> </w:t>
       </w:r>
       <w:proofErr w:type="spellStart"/>
+      <w:proofErr w:type="gramStart"/>
       <w:r>
         <w:rPr>
           <w:rFonts w:ascii="Consolas" w:eastAsia="Times New Roman" w:hAnsi="Consolas" w:cs="Times New Roman"/>
@@ -21288,6 +21650,7 @@
         </w:rPr>
         <w:t>;</w:t>
       </w:r>
+      <w:proofErr w:type="gramEnd"/>
     </w:p>
     <w:p>
       <w:pPr>
@@ -22298,6 +22661,7 @@
         <w:t> </w:t>
       </w:r>
       <w:proofErr w:type="spellStart"/>
+      <w:proofErr w:type="gramStart"/>
       <w:r>
         <w:rPr>
           <w:rFonts w:ascii="Consolas" w:eastAsia="Times New Roman" w:hAnsi="Consolas" w:cs="Times New Roman"/>
@@ -22319,6 +22683,7 @@
         </w:rPr>
         <w:t>;</w:t>
       </w:r>
+      <w:proofErr w:type="gramEnd"/>
     </w:p>
     <w:p>
       <w:pPr>
@@ -22483,6 +22848,7 @@
         </w:rPr>
         <w:t>3</w:t>
       </w:r>
+      <w:proofErr w:type="gramStart"/>
       <w:r>
         <w:rPr>
           <w:rFonts w:ascii="Consolas" w:eastAsia="Times New Roman" w:hAnsi="Consolas" w:cs="Times New Roman"/>
@@ -22493,6 +22859,7 @@
         </w:rPr>
         <w:t>];</w:t>
       </w:r>
+      <w:proofErr w:type="gramEnd"/>
     </w:p>
     <w:p>
       <w:pPr>
@@ -22755,6 +23122,7 @@
         </w:rPr>
         <w:t>arr2</w:t>
       </w:r>
+      <w:proofErr w:type="gramStart"/>
       <w:r>
         <w:rPr>
           <w:rFonts w:ascii="Consolas" w:eastAsia="Times New Roman" w:hAnsi="Consolas" w:cs="Times New Roman"/>
@@ -22765,6 +23133,7 @@
         </w:rPr>
         <w:t>);</w:t>
       </w:r>
+      <w:proofErr w:type="gramEnd"/>
     </w:p>
     <w:p>
       <w:pPr>
@@ -22895,6 +23264,7 @@
         </w:rPr>
         <w:t>3</w:t>
       </w:r>
+      <w:proofErr w:type="gramStart"/>
       <w:r>
         <w:rPr>
           <w:rFonts w:ascii="Consolas" w:eastAsia="Times New Roman" w:hAnsi="Consolas" w:cs="Times New Roman"/>
@@ -22905,6 +23275,7 @@
         </w:rPr>
         <w:t>];</w:t>
       </w:r>
+      <w:proofErr w:type="gramEnd"/>
     </w:p>
     <w:p>
       <w:pPr>
@@ -23228,6 +23599,7 @@
         <w:t>reducedValue</w:t>
       </w:r>
       <w:proofErr w:type="spellEnd"/>
+      <w:proofErr w:type="gramStart"/>
       <w:r>
         <w:rPr>
           <w:rFonts w:ascii="Consolas" w:eastAsia="Times New Roman" w:hAnsi="Consolas" w:cs="Times New Roman"/>
@@ -23238,6 +23610,7 @@
         </w:rPr>
         <w:t>);</w:t>
       </w:r>
+      <w:proofErr w:type="gramEnd"/>
     </w:p>
     <w:p>
       <w:pPr>
@@ -23799,6 +24172,7 @@
         <w:t>cartCtx</w:t>
       </w:r>
       <w:proofErr w:type="spellEnd"/>
+      <w:proofErr w:type="gramStart"/>
       <w:r>
         <w:rPr>
           <w:rFonts w:ascii="Consolas" w:eastAsia="Times New Roman" w:hAnsi="Consolas" w:cs="Times New Roman"/>
@@ -23809,6 +24183,7 @@
         </w:rPr>
         <w:t>};</w:t>
       </w:r>
+      <w:proofErr w:type="gramEnd"/>
     </w:p>
     <w:p>
       <w:pPr>
@@ -23901,6 +24276,7 @@
         <w:t>cartCtx</w:t>
       </w:r>
       <w:proofErr w:type="spellEnd"/>
+      <w:proofErr w:type="gramStart"/>
       <w:r>
         <w:rPr>
           <w:rFonts w:ascii="Consolas" w:eastAsia="Times New Roman" w:hAnsi="Consolas" w:cs="Times New Roman"/>
@@ -23911,6 +24287,7 @@
         </w:rPr>
         <w:t>};</w:t>
       </w:r>
+      <w:proofErr w:type="gramEnd"/>
     </w:p>
     <w:p>
       <w:pPr>
@@ -23990,7 +24367,29 @@
           <w:szCs w:val="21"/>
           <w:lang w:eastAsia="en-IN"/>
         </w:rPr>
-        <w:t>//Note if we want to extract from the dictionary, we have to use same names</w:t>
+        <w:t xml:space="preserve">//Note if we want to extract from the dictionary, we </w:t>
+      </w:r>
+      <w:proofErr w:type="gramStart"/>
+      <w:r>
+        <w:rPr>
+          <w:rFonts w:ascii="Consolas" w:eastAsia="Times New Roman" w:hAnsi="Consolas" w:cs="Times New Roman"/>
+          <w:color w:val="D4D4D4"/>
+          <w:sz w:val="21"/>
+          <w:szCs w:val="21"/>
+          <w:lang w:eastAsia="en-IN"/>
+        </w:rPr>
+        <w:t>have to</w:t>
+      </w:r>
+      <w:proofErr w:type="gramEnd"/>
+      <w:r>
+        <w:rPr>
+          <w:rFonts w:ascii="Consolas" w:eastAsia="Times New Roman" w:hAnsi="Consolas" w:cs="Times New Roman"/>
+          <w:color w:val="D4D4D4"/>
+          <w:sz w:val="21"/>
+          <w:szCs w:val="21"/>
+          <w:lang w:eastAsia="en-IN"/>
+        </w:rPr>
+        <w:t xml:space="preserve"> use same names</w:t>
       </w:r>
     </w:p>
     <w:p>
@@ -24153,6 +24552,7 @@
         </w:rPr>
         <w:t>3</w:t>
       </w:r>
+      <w:proofErr w:type="gramStart"/>
       <w:r>
         <w:rPr>
           <w:rFonts w:ascii="Consolas" w:eastAsia="Times New Roman" w:hAnsi="Consolas" w:cs="Times New Roman"/>
@@ -24163,6 +24563,7 @@
         </w:rPr>
         <w:t>];</w:t>
       </w:r>
+      <w:proofErr w:type="gramEnd"/>
     </w:p>
     <w:p>
       <w:pPr>
@@ -24287,7 +24688,23 @@
           <w:sz w:val="24"/>
           <w:szCs w:val="24"/>
         </w:rPr>
-        <w:t xml:space="preserve"> is a light weight copy of actual </w:t>
+        <w:t xml:space="preserve"> is a </w:t>
+      </w:r>
+      <w:proofErr w:type="gramStart"/>
+      <w:r>
+        <w:rPr>
+          <w:sz w:val="24"/>
+          <w:szCs w:val="24"/>
+        </w:rPr>
+        <w:t>light weight</w:t>
+      </w:r>
+      <w:proofErr w:type="gramEnd"/>
+      <w:r>
+        <w:rPr>
+          <w:sz w:val="24"/>
+          <w:szCs w:val="24"/>
+        </w:rPr>
+        <w:t xml:space="preserve"> copy of actual </w:t>
       </w:r>
       <w:proofErr w:type="spellStart"/>
       <w:r>
@@ -24937,7 +25354,23 @@
           <w:szCs w:val="24"/>
         </w:rPr>
         <w:lastRenderedPageBreak/>
-        <w:t xml:space="preserve">But why is this not used for all components by default? When we use the memo function, react has to store the previous props and do the comparison between previous and current props. </w:t>
+        <w:t xml:space="preserve">But why is this not used for all components by default? When we use the memo function, react </w:t>
+      </w:r>
+      <w:proofErr w:type="gramStart"/>
+      <w:r>
+        <w:rPr>
+          <w:sz w:val="24"/>
+          <w:szCs w:val="24"/>
+        </w:rPr>
+        <w:t>has to</w:t>
+      </w:r>
+      <w:proofErr w:type="gramEnd"/>
+      <w:r>
+        <w:rPr>
+          <w:sz w:val="24"/>
+          <w:szCs w:val="24"/>
+        </w:rPr>
+        <w:t xml:space="preserve"> store the previous props and do the comparison between previous and current props. </w:t>
       </w:r>
       <w:proofErr w:type="gramStart"/>
       <w:r>
@@ -25390,6 +25823,13 @@
           <w:szCs w:val="24"/>
         </w:rPr>
       </w:pPr>
+      <w:r>
+        <w:rPr>
+          <w:sz w:val="24"/>
+          <w:szCs w:val="24"/>
+        </w:rPr>
+        <w:t>(Read about closures)</w:t>
+      </w:r>
     </w:p>
     <w:p>
       <w:pPr>
@@ -25443,7 +25883,35 @@
           <w:sz w:val="24"/>
           <w:szCs w:val="24"/>
         </w:rPr>
-        <w:t xml:space="preserve"> hook, we pass an array of dependencies which tells react that whenever one of the dependency change, a new function will be created again.</w:t>
+        <w:t xml:space="preserve"> hook, we pass an array of dependencies which tells react that </w:t>
+      </w:r>
+      <w:r>
+        <w:rPr>
+          <w:sz w:val="24"/>
+          <w:szCs w:val="24"/>
+        </w:rPr>
+        <w:t>after re-rendering of the component, if</w:t>
+      </w:r>
+      <w:r>
+        <w:rPr>
+          <w:sz w:val="24"/>
+          <w:szCs w:val="24"/>
+        </w:rPr>
+        <w:t xml:space="preserve"> one of the dependency change</w:t>
+      </w:r>
+      <w:r>
+        <w:rPr>
+          <w:sz w:val="24"/>
+          <w:szCs w:val="24"/>
+        </w:rPr>
+        <w:t>s</w:t>
+      </w:r>
+      <w:r>
+        <w:rPr>
+          <w:sz w:val="24"/>
+          <w:szCs w:val="24"/>
+        </w:rPr>
+        <w:t>, a new function will be created again.</w:t>
       </w:r>
     </w:p>
     <w:p>
@@ -25682,7 +26150,21 @@
           <w:sz w:val="24"/>
           <w:szCs w:val="24"/>
         </w:rPr>
-        <w:t xml:space="preserve">batches (combines) </w:t>
+        <w:t>batches (combines) them</w:t>
+      </w:r>
+      <w:r>
+        <w:rPr>
+          <w:sz w:val="24"/>
+          <w:szCs w:val="24"/>
+        </w:rPr>
+        <w:t>.</w:t>
+      </w:r>
+      <w:r>
+        <w:rPr>
+          <w:sz w:val="24"/>
+          <w:szCs w:val="24"/>
+        </w:rPr>
+        <w:t xml:space="preserve"> </w:t>
       </w:r>
       <w:proofErr w:type="gramStart"/>
       <w:r>
@@ -25690,14 +26172,7 @@
           <w:sz w:val="24"/>
           <w:szCs w:val="24"/>
         </w:rPr>
-        <w:t xml:space="preserve">them </w:t>
-      </w:r>
-      <w:r>
-        <w:rPr>
-          <w:sz w:val="24"/>
-          <w:szCs w:val="24"/>
-        </w:rPr>
-        <w:t>.So</w:t>
+        <w:t>So</w:t>
       </w:r>
       <w:proofErr w:type="gramEnd"/>
       <w:r>
@@ -25873,7 +26348,7 @@
           <w:sz w:val="24"/>
           <w:szCs w:val="24"/>
         </w:rPr>
-        <w:t xml:space="preserve">If the dependency changes for the </w:t>
+        <w:t xml:space="preserve">In short, when we use </w:t>
       </w:r>
       <w:proofErr w:type="spellStart"/>
       <w:r>
@@ -25893,7 +26368,7 @@
           <w:sz w:val="24"/>
           <w:szCs w:val="24"/>
         </w:rPr>
-        <w:t xml:space="preserve"> or </w:t>
+        <w:t xml:space="preserve">, when the component re-renders, the function in the </w:t>
       </w:r>
       <w:proofErr w:type="spellStart"/>
       <w:r>
@@ -25903,7 +26378,7 @@
           <w:sz w:val="24"/>
           <w:szCs w:val="24"/>
         </w:rPr>
-        <w:t>useMemo</w:t>
+        <w:t>useCallback</w:t>
       </w:r>
       <w:proofErr w:type="spellEnd"/>
       <w:r>
@@ -25913,7 +26388,47 @@
           <w:sz w:val="24"/>
           <w:szCs w:val="24"/>
         </w:rPr>
-        <w:t>, the function inside these methods will execute again. If the dependencies remain same, it will just return the previous reference</w:t>
+        <w:t xml:space="preserve"> will NOT be created again if the dependencies </w:t>
+      </w:r>
+      <w:proofErr w:type="gramStart"/>
+      <w:r>
+        <w:rPr>
+          <w:b/>
+          <w:bCs/>
+          <w:sz w:val="24"/>
+          <w:szCs w:val="24"/>
+        </w:rPr>
+        <w:t>does</w:t>
+      </w:r>
+      <w:proofErr w:type="gramEnd"/>
+      <w:r>
+        <w:rPr>
+          <w:b/>
+          <w:bCs/>
+          <w:sz w:val="24"/>
+          <w:szCs w:val="24"/>
+        </w:rPr>
+        <w:t xml:space="preserve"> not change. The old function will be used again. Same with </w:t>
+      </w:r>
+      <w:proofErr w:type="spellStart"/>
+      <w:r>
+        <w:rPr>
+          <w:b/>
+          <w:bCs/>
+          <w:sz w:val="24"/>
+          <w:szCs w:val="24"/>
+        </w:rPr>
+        <w:t>useMemo</w:t>
+      </w:r>
+      <w:proofErr w:type="spellEnd"/>
+      <w:r>
+        <w:rPr>
+          <w:b/>
+          <w:bCs/>
+          <w:sz w:val="24"/>
+          <w:szCs w:val="24"/>
+        </w:rPr>
+        <w:t>.</w:t>
       </w:r>
     </w:p>
     <w:p>
@@ -26395,6 +26910,7 @@
         </w:rPr>
         <w:t>h2</w:t>
       </w:r>
+      <w:proofErr w:type="gramStart"/>
       <w:r>
         <w:rPr>
           <w:rFonts w:ascii="Courier New" w:eastAsia="Times New Roman" w:hAnsi="Courier New" w:cs="Courier New"/>
@@ -26405,6 +26921,7 @@
         </w:rPr>
         <w:t>&gt;;</w:t>
       </w:r>
+      <w:proofErr w:type="gramEnd"/>
     </w:p>
     <w:p>
       <w:pPr>
@@ -26453,7 +26970,23 @@
           <w:sz w:val="24"/>
           <w:szCs w:val="24"/>
         </w:rPr>
-        <w:t>Now if we want to use props or other features of react, we have to inherit from the Component class</w:t>
+        <w:t xml:space="preserve">Now if we want to use props or other features of react, we </w:t>
+      </w:r>
+      <w:proofErr w:type="gramStart"/>
+      <w:r>
+        <w:rPr>
+          <w:sz w:val="24"/>
+          <w:szCs w:val="24"/>
+        </w:rPr>
+        <w:t>have to</w:t>
+      </w:r>
+      <w:proofErr w:type="gramEnd"/>
+      <w:r>
+        <w:rPr>
+          <w:sz w:val="24"/>
+          <w:szCs w:val="24"/>
+        </w:rPr>
+        <w:t xml:space="preserve"> inherit from the Component class</w:t>
       </w:r>
     </w:p>
     <w:p>
@@ -26556,7 +27089,18 @@
           <w:szCs w:val="23"/>
           <w:lang w:eastAsia="en-IN"/>
         </w:rPr>
-        <w:t>'react'</w:t>
+        <w:t>'react</w:t>
+      </w:r>
+      <w:proofErr w:type="gramStart"/>
+      <w:r>
+        <w:rPr>
+          <w:rFonts w:ascii="Courier New" w:eastAsia="Times New Roman" w:hAnsi="Courier New" w:cs="Courier New"/>
+          <w:color w:val="98C379"/>
+          <w:sz w:val="23"/>
+          <w:szCs w:val="23"/>
+          <w:lang w:eastAsia="en-IN"/>
+        </w:rPr>
+        <w:t>'</w:t>
       </w:r>
       <w:r>
         <w:rPr>
@@ -26568,6 +27112,7 @@
         </w:rPr>
         <w:t>;</w:t>
       </w:r>
+      <w:proofErr w:type="gramEnd"/>
     </w:p>
     <w:p>
       <w:pPr>
@@ -26944,7 +27489,23 @@
           <w:szCs w:val="24"/>
         </w:rPr>
         <w:lastRenderedPageBreak/>
-        <w:t xml:space="preserve">To use states in classes, we have to initialise the state in the constructor method and state in classes is </w:t>
+        <w:t xml:space="preserve">To use states in classes, we </w:t>
+      </w:r>
+      <w:proofErr w:type="gramStart"/>
+      <w:r>
+        <w:rPr>
+          <w:sz w:val="24"/>
+          <w:szCs w:val="24"/>
+        </w:rPr>
+        <w:t>have to</w:t>
+      </w:r>
+      <w:proofErr w:type="gramEnd"/>
+      <w:r>
+        <w:rPr>
+          <w:sz w:val="24"/>
+          <w:szCs w:val="24"/>
+        </w:rPr>
+        <w:t xml:space="preserve"> initialise the state in the constructor method and state in classes is </w:t>
       </w:r>
       <w:r>
         <w:rPr>
@@ -28638,6 +29199,7 @@
         <w:t xml:space="preserve"> </w:t>
       </w:r>
       <w:proofErr w:type="spellStart"/>
+      <w:proofErr w:type="gramStart"/>
       <w:r>
         <w:rPr>
           <w:rFonts w:ascii="Courier New" w:eastAsia="Times New Roman" w:hAnsi="Courier New" w:cs="Courier New"/>
@@ -28659,6 +29221,7 @@
         </w:rPr>
         <w:t>;</w:t>
       </w:r>
+      <w:proofErr w:type="gramEnd"/>
     </w:p>
     <w:p>
       <w:pPr>
@@ -32966,8 +33529,9 @@
           <w:sz w:val="24"/>
           <w:szCs w:val="24"/>
         </w:rPr>
-        <w:t>“</w:t>
-      </w:r>
+        <w:t xml:space="preserve">“And </w:t>
+      </w:r>
+      <w:proofErr w:type="gramStart"/>
       <w:r>
         <w:rPr>
           <w:i/>
@@ -32975,9 +33539,9 @@
           <w:sz w:val="24"/>
           <w:szCs w:val="24"/>
         </w:rPr>
-        <w:t xml:space="preserve">And </w:t>
-      </w:r>
-      <w:proofErr w:type="gramStart"/>
+        <w:t>this is why</w:t>
+      </w:r>
+      <w:proofErr w:type="gramEnd"/>
       <w:r>
         <w:rPr>
           <w:i/>
@@ -32985,26 +33549,7 @@
           <w:sz w:val="24"/>
           <w:szCs w:val="24"/>
         </w:rPr>
-        <w:t>this is why</w:t>
-      </w:r>
-      <w:proofErr w:type="gramEnd"/>
-      <w:r>
-        <w:rPr>
-          <w:i/>
-          <w:iCs/>
-          <w:sz w:val="24"/>
-          <w:szCs w:val="24"/>
-        </w:rPr>
-        <w:t xml:space="preserve"> async was added as a function modifier: to avoid breaking existing code that used await as a variable name. Since no async methods already existed, no old code is invalidated, and in new code, the compiler can use the presence of the async tag to know that await should be treated as a keyword and not an identifier.</w:t>
-      </w:r>
-      <w:r>
-        <w:rPr>
-          <w:i/>
-          <w:iCs/>
-          <w:sz w:val="24"/>
-          <w:szCs w:val="24"/>
-        </w:rPr>
-        <w:t>”</w:t>
+        <w:t xml:space="preserve"> async was added as a function modifier: to avoid breaking existing code that used await as a variable name. Since no async methods already existed, no old code is invalidated, and in new code, the compiler can use the presence of the async tag to know that await should be treated as a keyword and not an identifier.”</w:t>
       </w:r>
       <w:r>
         <w:rPr>
@@ -33332,7 +33877,18 @@
           <w:szCs w:val="21"/>
           <w:lang w:eastAsia="en-IN"/>
         </w:rPr>
-        <w:t>'https://swapi.dev/api/films/'</w:t>
+        <w:t>'https://swapi.dev/api/films/</w:t>
+      </w:r>
+      <w:proofErr w:type="gramStart"/>
+      <w:r>
+        <w:rPr>
+          <w:rFonts w:ascii="Consolas" w:eastAsia="Times New Roman" w:hAnsi="Consolas" w:cs="Times New Roman"/>
+          <w:color w:val="CE9178"/>
+          <w:sz w:val="21"/>
+          <w:szCs w:val="21"/>
+          <w:lang w:eastAsia="en-IN"/>
+        </w:rPr>
+        <w:t>'</w:t>
       </w:r>
       <w:r>
         <w:rPr>
@@ -33344,6 +33900,7 @@
         </w:rPr>
         <w:t>;</w:t>
       </w:r>
+      <w:proofErr w:type="gramEnd"/>
     </w:p>
     <w:p>
       <w:pPr>
@@ -41696,6 +42253,129 @@
     <w:p>
       <w:pPr>
         <w:rPr>
+          <w:sz w:val="24"/>
+          <w:szCs w:val="24"/>
+        </w:rPr>
+      </w:pPr>
+      <w:r>
+        <w:rPr>
+          <w:sz w:val="24"/>
+          <w:szCs w:val="24"/>
+        </w:rPr>
+        <w:t xml:space="preserve">Yes, the app gets rendered, but the child components and </w:t>
+      </w:r>
+      <w:proofErr w:type="spellStart"/>
+      <w:r>
+        <w:rPr>
+          <w:sz w:val="24"/>
+          <w:szCs w:val="24"/>
+        </w:rPr>
+        <w:t>useeffect</w:t>
+      </w:r>
+      <w:proofErr w:type="spellEnd"/>
+      <w:r>
+        <w:rPr>
+          <w:sz w:val="24"/>
+          <w:szCs w:val="24"/>
+        </w:rPr>
+        <w:t xml:space="preserve"> code will not get rendered again.</w:t>
+      </w:r>
+    </w:p>
+    <w:p>
+      <w:pPr>
+        <w:rPr>
+          <w:sz w:val="24"/>
+          <w:szCs w:val="24"/>
+        </w:rPr>
+      </w:pPr>
+      <w:r>
+        <w:rPr>
+          <w:noProof/>
+          <w:sz w:val="24"/>
+          <w:szCs w:val="24"/>
+        </w:rPr>
+        <w:drawing>
+          <wp:inline distT="0" distB="0" distL="0" distR="0" wp14:anchorId="0B0DE051" wp14:editId="0460128A">
+            <wp:extent cx="5731510" cy="2733040"/>
+            <wp:effectExtent l="0" t="0" r="0" b="0"/>
+            <wp:docPr id="1" name="Picture 1" descr="Text&#10;&#10;Description automatically generated"/>
+            <wp:cNvGraphicFramePr>
+              <a:graphicFrameLocks xmlns:a="http://schemas.openxmlformats.org/drawingml/2006/main" noChangeAspect="1"/>
+            </wp:cNvGraphicFramePr>
+            <a:graphic xmlns:a="http://schemas.openxmlformats.org/drawingml/2006/main">
+              <a:graphicData uri="http://schemas.openxmlformats.org/drawingml/2006/picture">
+                <pic:pic xmlns:pic="http://schemas.openxmlformats.org/drawingml/2006/picture">
+                  <pic:nvPicPr>
+                    <pic:cNvPr id="1" name="Picture 1" descr="Text&#10;&#10;Description automatically generated"/>
+                    <pic:cNvPicPr/>
+                  </pic:nvPicPr>
+                  <pic:blipFill>
+                    <a:blip r:embed="rId8">
+                      <a:extLst>
+                        <a:ext uri="{28A0092B-C50C-407E-A947-70E740481C1C}">
+                          <a14:useLocalDpi xmlns:a14="http://schemas.microsoft.com/office/drawing/2010/main" val="0"/>
+                        </a:ext>
+                      </a:extLst>
+                    </a:blip>
+                    <a:stretch>
+                      <a:fillRect/>
+                    </a:stretch>
+                  </pic:blipFill>
+                  <pic:spPr>
+                    <a:xfrm>
+                      <a:off x="0" y="0"/>
+                      <a:ext cx="5731510" cy="2733040"/>
+                    </a:xfrm>
+                    <a:prstGeom prst="rect">
+                      <a:avLst/>
+                    </a:prstGeom>
+                  </pic:spPr>
+                </pic:pic>
+              </a:graphicData>
+            </a:graphic>
+          </wp:inline>
+        </w:drawing>
+      </w:r>
+    </w:p>
+    <w:p>
+      <w:pPr>
+        <w:rPr>
+          <w:sz w:val="24"/>
+          <w:szCs w:val="24"/>
+        </w:rPr>
+      </w:pPr>
+      <w:hyperlink r:id="rId9" w:history="1">
+        <w:r>
+          <w:rPr>
+            <w:rStyle w:val="Hyperlink"/>
+            <w:sz w:val="24"/>
+            <w:szCs w:val="24"/>
+          </w:rPr>
+          <w:t>https://github.com/facebook/react/issues/14810</w:t>
+        </w:r>
+      </w:hyperlink>
+    </w:p>
+    <w:p>
+      <w:pPr>
+        <w:rPr>
+          <w:sz w:val="24"/>
+          <w:szCs w:val="24"/>
+        </w:rPr>
+      </w:pPr>
+      <w:hyperlink r:id="rId10" w:history="1">
+        <w:r>
+          <w:rPr>
+            <w:rStyle w:val="Hyperlink"/>
+            <w:sz w:val="24"/>
+            <w:szCs w:val="24"/>
+          </w:rPr>
+          <w:t>https://stackoverflow.com/questions/24718709/reactjs-does-render-get-called-any-time-setstate-is-called</w:t>
+        </w:r>
+      </w:hyperlink>
+    </w:p>
+    <w:p>
+      <w:pPr>
+        <w:rPr>
           <w:b/>
           <w:bCs/>
           <w:sz w:val="28"/>
@@ -41704,56 +42384,5730 @@
       </w:pPr>
       <w:r>
         <w:rPr>
-          <w:sz w:val="24"/>
-          <w:szCs w:val="24"/>
-        </w:rPr>
-        <w:t xml:space="preserve">Yes, the app gets rendered, but the child components and </w:t>
-      </w:r>
-      <w:proofErr w:type="spellStart"/>
-      <w:r>
-        <w:rPr>
-          <w:sz w:val="24"/>
-          <w:szCs w:val="24"/>
-        </w:rPr>
-        <w:t>useeffect</w:t>
-      </w:r>
-      <w:proofErr w:type="spellEnd"/>
-      <w:r>
-        <w:rPr>
-          <w:sz w:val="24"/>
-          <w:szCs w:val="24"/>
-        </w:rPr>
-        <w:t xml:space="preserve"> code will not get rendered again.</w:t>
-      </w:r>
-    </w:p>
-    <w:p>
-      <w:pPr>
-        <w:rPr>
           <w:b/>
           <w:bCs/>
           <w:sz w:val="28"/>
           <w:szCs w:val="28"/>
         </w:rPr>
-      </w:pPr>
-      <w:r>
+        <w:t>MODULE 15: CUSTOM HOOKS</w:t>
+      </w:r>
+    </w:p>
+    <w:p>
+      <w:pPr>
+        <w:rPr>
+          <w:sz w:val="24"/>
+          <w:szCs w:val="24"/>
+        </w:rPr>
+      </w:pPr>
+      <w:r>
+        <w:rPr>
+          <w:sz w:val="24"/>
+          <w:szCs w:val="24"/>
+        </w:rPr>
+        <w:t xml:space="preserve">1: Custom hooks are just </w:t>
+      </w:r>
+      <w:proofErr w:type="gramStart"/>
+      <w:r>
+        <w:rPr>
+          <w:sz w:val="24"/>
+          <w:szCs w:val="24"/>
+        </w:rPr>
+        <w:t>functions</w:t>
+      </w:r>
+      <w:proofErr w:type="gramEnd"/>
+      <w:r>
+        <w:rPr>
+          <w:sz w:val="24"/>
+          <w:szCs w:val="24"/>
+        </w:rPr>
+        <w:t xml:space="preserve"> </w:t>
+      </w:r>
+      <w:r>
+        <w:rPr>
+          <w:sz w:val="24"/>
+          <w:szCs w:val="24"/>
+        </w:rPr>
+        <w:t xml:space="preserve">which has re-usable </w:t>
+      </w:r>
+      <w:r>
+        <w:rPr>
+          <w:sz w:val="24"/>
+          <w:szCs w:val="24"/>
+        </w:rPr>
+        <w:t>logic</w:t>
+      </w:r>
+      <w:r>
+        <w:rPr>
+          <w:sz w:val="24"/>
+          <w:szCs w:val="24"/>
+        </w:rPr>
+        <w:t xml:space="preserve"> except that the custom hooks can use react-hooks unlike “normal” functions</w:t>
+      </w:r>
+      <w:r>
+        <w:rPr>
+          <w:sz w:val="24"/>
+          <w:szCs w:val="24"/>
+        </w:rPr>
+        <w:t xml:space="preserve">. </w:t>
+      </w:r>
+      <w:r>
+        <w:rPr>
+          <w:sz w:val="24"/>
+          <w:szCs w:val="24"/>
+        </w:rPr>
+        <w:t>Let’s say we have reusable state logic. We can’t write this logic in the normal function because that would violate the rule of hooks.</w:t>
+      </w:r>
+    </w:p>
+    <w:p>
+      <w:pPr>
+        <w:rPr>
+          <w:sz w:val="24"/>
+          <w:szCs w:val="24"/>
+        </w:rPr>
+      </w:pPr>
+      <w:r>
+        <w:rPr>
+          <w:sz w:val="24"/>
+          <w:szCs w:val="24"/>
+        </w:rPr>
+        <w:t xml:space="preserve">2: </w:t>
+      </w:r>
+      <w:r>
+        <w:rPr>
+          <w:sz w:val="24"/>
+          <w:szCs w:val="24"/>
+        </w:rPr>
+        <w:t>Do I have to name my custom Hooks starting with “use”? Please do. This convention is very important. Without it, we wouldn’t be able to automatically check for violations of rules of Hooks because we couldn’t tell if a certain function contains calls to Hooks inside of it.</w:t>
+      </w:r>
+      <w:r>
+        <w:rPr>
+          <w:sz w:val="24"/>
+          <w:szCs w:val="24"/>
+        </w:rPr>
+        <w:t xml:space="preserve"> </w:t>
+      </w:r>
+      <w:r>
+        <w:rPr>
+          <w:sz w:val="24"/>
+          <w:szCs w:val="24"/>
+        </w:rPr>
+        <w:t>(Taken from the documentation)</w:t>
+      </w:r>
+    </w:p>
+    <w:p>
+      <w:pPr>
+        <w:rPr>
+          <w:sz w:val="24"/>
+          <w:szCs w:val="24"/>
+        </w:rPr>
+      </w:pPr>
+      <w:r>
+        <w:rPr>
+          <w:sz w:val="24"/>
+          <w:szCs w:val="24"/>
+        </w:rPr>
+        <w:t>3: CONVENTION: Create a separate folder “hooks” outside the components folder like the “store” folder which we used for storing the context files. Create files with the name “use-${your hook name}”. For e.g.  use-counter or use-auth etc.,</w:t>
+      </w:r>
+    </w:p>
+    <w:p>
+      <w:pPr>
+        <w:shd w:val="clear" w:color="auto" w:fill="1E1E1E"/>
+        <w:spacing w:after="0" w:line="285" w:lineRule="atLeast"/>
+        <w:rPr>
+          <w:rFonts w:ascii="Consolas" w:eastAsia="Times New Roman" w:hAnsi="Consolas" w:cs="Times New Roman"/>
+          <w:color w:val="D4D4D4"/>
+          <w:sz w:val="21"/>
+          <w:szCs w:val="21"/>
+          <w:lang w:eastAsia="en-IN"/>
+        </w:rPr>
+      </w:pPr>
+      <w:r>
+        <w:rPr>
+          <w:rFonts w:ascii="Consolas" w:eastAsia="Times New Roman" w:hAnsi="Consolas" w:cs="Times New Roman"/>
+          <w:color w:val="C586C0"/>
+          <w:sz w:val="21"/>
+          <w:szCs w:val="21"/>
+          <w:lang w:eastAsia="en-IN"/>
+        </w:rPr>
+        <w:t>import</w:t>
+      </w:r>
+      <w:r>
+        <w:rPr>
+          <w:rFonts w:ascii="Consolas" w:eastAsia="Times New Roman" w:hAnsi="Consolas" w:cs="Times New Roman"/>
+          <w:color w:val="D4D4D4"/>
+          <w:sz w:val="21"/>
+          <w:szCs w:val="21"/>
+          <w:lang w:eastAsia="en-IN"/>
+        </w:rPr>
+        <w:t> </w:t>
+      </w:r>
+      <w:proofErr w:type="gramStart"/>
+      <w:r>
+        <w:rPr>
+          <w:rFonts w:ascii="Consolas" w:eastAsia="Times New Roman" w:hAnsi="Consolas" w:cs="Times New Roman"/>
+          <w:color w:val="D4D4D4"/>
+          <w:sz w:val="21"/>
+          <w:szCs w:val="21"/>
+          <w:lang w:eastAsia="en-IN"/>
+        </w:rPr>
+        <w:t>{ </w:t>
+      </w:r>
+      <w:proofErr w:type="spellStart"/>
+      <w:r>
+        <w:rPr>
+          <w:rFonts w:ascii="Consolas" w:eastAsia="Times New Roman" w:hAnsi="Consolas" w:cs="Times New Roman"/>
+          <w:color w:val="9CDCFE"/>
+          <w:sz w:val="21"/>
+          <w:szCs w:val="21"/>
+          <w:lang w:eastAsia="en-IN"/>
+        </w:rPr>
+        <w:t>useState</w:t>
+      </w:r>
+      <w:proofErr w:type="spellEnd"/>
+      <w:proofErr w:type="gramEnd"/>
+      <w:r>
+        <w:rPr>
+          <w:rFonts w:ascii="Consolas" w:eastAsia="Times New Roman" w:hAnsi="Consolas" w:cs="Times New Roman"/>
+          <w:color w:val="D4D4D4"/>
+          <w:sz w:val="21"/>
+          <w:szCs w:val="21"/>
+          <w:lang w:eastAsia="en-IN"/>
+        </w:rPr>
+        <w:t>, </w:t>
+      </w:r>
+      <w:proofErr w:type="spellStart"/>
+      <w:r>
+        <w:rPr>
+          <w:rFonts w:ascii="Consolas" w:eastAsia="Times New Roman" w:hAnsi="Consolas" w:cs="Times New Roman"/>
+          <w:color w:val="9CDCFE"/>
+          <w:sz w:val="21"/>
+          <w:szCs w:val="21"/>
+          <w:lang w:eastAsia="en-IN"/>
+        </w:rPr>
+        <w:t>useEffect</w:t>
+      </w:r>
+      <w:proofErr w:type="spellEnd"/>
+      <w:r>
+        <w:rPr>
+          <w:rFonts w:ascii="Consolas" w:eastAsia="Times New Roman" w:hAnsi="Consolas" w:cs="Times New Roman"/>
+          <w:color w:val="D4D4D4"/>
+          <w:sz w:val="21"/>
+          <w:szCs w:val="21"/>
+          <w:lang w:eastAsia="en-IN"/>
+        </w:rPr>
+        <w:t> } </w:t>
+      </w:r>
+      <w:r>
+        <w:rPr>
+          <w:rFonts w:ascii="Consolas" w:eastAsia="Times New Roman" w:hAnsi="Consolas" w:cs="Times New Roman"/>
+          <w:color w:val="C586C0"/>
+          <w:sz w:val="21"/>
+          <w:szCs w:val="21"/>
+          <w:lang w:eastAsia="en-IN"/>
+        </w:rPr>
+        <w:t>from</w:t>
+      </w:r>
+      <w:r>
+        <w:rPr>
+          <w:rFonts w:ascii="Consolas" w:eastAsia="Times New Roman" w:hAnsi="Consolas" w:cs="Times New Roman"/>
+          <w:color w:val="D4D4D4"/>
+          <w:sz w:val="21"/>
+          <w:szCs w:val="21"/>
+          <w:lang w:eastAsia="en-IN"/>
+        </w:rPr>
+        <w:t> </w:t>
+      </w:r>
+      <w:r>
+        <w:rPr>
+          <w:rFonts w:ascii="Consolas" w:eastAsia="Times New Roman" w:hAnsi="Consolas" w:cs="Times New Roman"/>
+          <w:color w:val="CE9178"/>
+          <w:sz w:val="21"/>
+          <w:szCs w:val="21"/>
+          <w:lang w:eastAsia="en-IN"/>
+        </w:rPr>
+        <w:t>"react"</w:t>
+      </w:r>
+      <w:r>
+        <w:rPr>
+          <w:rFonts w:ascii="Consolas" w:eastAsia="Times New Roman" w:hAnsi="Consolas" w:cs="Times New Roman"/>
+          <w:color w:val="D4D4D4"/>
+          <w:sz w:val="21"/>
+          <w:szCs w:val="21"/>
+          <w:lang w:eastAsia="en-IN"/>
+        </w:rPr>
+        <w:t>;</w:t>
+      </w:r>
+    </w:p>
+    <w:p>
+      <w:pPr>
+        <w:shd w:val="clear" w:color="auto" w:fill="1E1E1E"/>
+        <w:spacing w:after="0" w:line="285" w:lineRule="atLeast"/>
+        <w:rPr>
+          <w:rFonts w:ascii="Consolas" w:eastAsia="Times New Roman" w:hAnsi="Consolas" w:cs="Times New Roman"/>
+          <w:color w:val="D4D4D4"/>
+          <w:sz w:val="21"/>
+          <w:szCs w:val="21"/>
+          <w:lang w:eastAsia="en-IN"/>
+        </w:rPr>
+      </w:pPr>
+      <w:proofErr w:type="spellStart"/>
+      <w:r>
+        <w:rPr>
+          <w:rFonts w:ascii="Consolas" w:eastAsia="Times New Roman" w:hAnsi="Consolas" w:cs="Times New Roman"/>
+          <w:color w:val="569CD6"/>
+          <w:sz w:val="21"/>
+          <w:szCs w:val="21"/>
+          <w:lang w:eastAsia="en-IN"/>
+        </w:rPr>
+        <w:t>const</w:t>
+      </w:r>
+      <w:proofErr w:type="spellEnd"/>
+      <w:r>
+        <w:rPr>
+          <w:rFonts w:ascii="Consolas" w:eastAsia="Times New Roman" w:hAnsi="Consolas" w:cs="Times New Roman"/>
+          <w:color w:val="D4D4D4"/>
+          <w:sz w:val="21"/>
+          <w:szCs w:val="21"/>
+          <w:lang w:eastAsia="en-IN"/>
+        </w:rPr>
+        <w:t> </w:t>
+      </w:r>
+      <w:proofErr w:type="spellStart"/>
+      <w:r>
+        <w:rPr>
+          <w:rFonts w:ascii="Consolas" w:eastAsia="Times New Roman" w:hAnsi="Consolas" w:cs="Times New Roman"/>
+          <w:color w:val="DCDCAA"/>
+          <w:sz w:val="21"/>
+          <w:szCs w:val="21"/>
+          <w:lang w:eastAsia="en-IN"/>
+        </w:rPr>
+        <w:t>useCounter</w:t>
+      </w:r>
+      <w:proofErr w:type="spellEnd"/>
+      <w:r>
+        <w:rPr>
+          <w:rFonts w:ascii="Consolas" w:eastAsia="Times New Roman" w:hAnsi="Consolas" w:cs="Times New Roman"/>
+          <w:color w:val="D4D4D4"/>
+          <w:sz w:val="21"/>
+          <w:szCs w:val="21"/>
+          <w:lang w:eastAsia="en-IN"/>
+        </w:rPr>
+        <w:t> = (</w:t>
+      </w:r>
+      <w:r>
+        <w:rPr>
+          <w:rFonts w:ascii="Consolas" w:eastAsia="Times New Roman" w:hAnsi="Consolas" w:cs="Times New Roman"/>
+          <w:color w:val="9CDCFE"/>
+          <w:sz w:val="21"/>
+          <w:szCs w:val="21"/>
+          <w:lang w:eastAsia="en-IN"/>
+        </w:rPr>
+        <w:t>flag</w:t>
+      </w:r>
+      <w:r>
+        <w:rPr>
+          <w:rFonts w:ascii="Consolas" w:eastAsia="Times New Roman" w:hAnsi="Consolas" w:cs="Times New Roman"/>
+          <w:color w:val="D4D4D4"/>
+          <w:sz w:val="21"/>
+          <w:szCs w:val="21"/>
+          <w:lang w:eastAsia="en-IN"/>
+        </w:rPr>
+        <w:t> = </w:t>
+      </w:r>
+      <w:r>
+        <w:rPr>
+          <w:rFonts w:ascii="Consolas" w:eastAsia="Times New Roman" w:hAnsi="Consolas" w:cs="Times New Roman"/>
+          <w:color w:val="569CD6"/>
+          <w:sz w:val="21"/>
+          <w:szCs w:val="21"/>
+          <w:lang w:eastAsia="en-IN"/>
+        </w:rPr>
+        <w:t>true</w:t>
+      </w:r>
+      <w:r>
+        <w:rPr>
+          <w:rFonts w:ascii="Consolas" w:eastAsia="Times New Roman" w:hAnsi="Consolas" w:cs="Times New Roman"/>
+          <w:color w:val="D4D4D4"/>
+          <w:sz w:val="21"/>
+          <w:szCs w:val="21"/>
+          <w:lang w:eastAsia="en-IN"/>
+        </w:rPr>
+        <w:t>) </w:t>
+      </w:r>
+      <w:r>
+        <w:rPr>
+          <w:rFonts w:ascii="Consolas" w:eastAsia="Times New Roman" w:hAnsi="Consolas" w:cs="Times New Roman"/>
+          <w:color w:val="569CD6"/>
+          <w:sz w:val="21"/>
+          <w:szCs w:val="21"/>
+          <w:lang w:eastAsia="en-IN"/>
+        </w:rPr>
+        <w:t>=&gt;</w:t>
+      </w:r>
+      <w:r>
+        <w:rPr>
+          <w:rFonts w:ascii="Consolas" w:eastAsia="Times New Roman" w:hAnsi="Consolas" w:cs="Times New Roman"/>
+          <w:color w:val="D4D4D4"/>
+          <w:sz w:val="21"/>
+          <w:szCs w:val="21"/>
+          <w:lang w:eastAsia="en-IN"/>
+        </w:rPr>
+        <w:t> {</w:t>
+      </w:r>
+    </w:p>
+    <w:p>
+      <w:pPr>
+        <w:shd w:val="clear" w:color="auto" w:fill="1E1E1E"/>
+        <w:spacing w:after="0" w:line="285" w:lineRule="atLeast"/>
+        <w:rPr>
+          <w:rFonts w:ascii="Consolas" w:eastAsia="Times New Roman" w:hAnsi="Consolas" w:cs="Times New Roman"/>
+          <w:color w:val="D4D4D4"/>
+          <w:sz w:val="21"/>
+          <w:szCs w:val="21"/>
+          <w:lang w:eastAsia="en-IN"/>
+        </w:rPr>
+      </w:pPr>
+      <w:r>
+        <w:rPr>
+          <w:rFonts w:ascii="Consolas" w:eastAsia="Times New Roman" w:hAnsi="Consolas" w:cs="Times New Roman"/>
+          <w:color w:val="D4D4D4"/>
+          <w:sz w:val="21"/>
+          <w:szCs w:val="21"/>
+          <w:lang w:eastAsia="en-IN"/>
+        </w:rPr>
+        <w:t>    </w:t>
+      </w:r>
+      <w:proofErr w:type="spellStart"/>
+      <w:r>
+        <w:rPr>
+          <w:rFonts w:ascii="Consolas" w:eastAsia="Times New Roman" w:hAnsi="Consolas" w:cs="Times New Roman"/>
+          <w:color w:val="569CD6"/>
+          <w:sz w:val="21"/>
+          <w:szCs w:val="21"/>
+          <w:lang w:eastAsia="en-IN"/>
+        </w:rPr>
+        <w:t>const</w:t>
+      </w:r>
+      <w:proofErr w:type="spellEnd"/>
+      <w:r>
+        <w:rPr>
+          <w:rFonts w:ascii="Consolas" w:eastAsia="Times New Roman" w:hAnsi="Consolas" w:cs="Times New Roman"/>
+          <w:color w:val="D4D4D4"/>
+          <w:sz w:val="21"/>
+          <w:szCs w:val="21"/>
+          <w:lang w:eastAsia="en-IN"/>
+        </w:rPr>
+        <w:t> [</w:t>
+      </w:r>
+      <w:r>
+        <w:rPr>
+          <w:rFonts w:ascii="Consolas" w:eastAsia="Times New Roman" w:hAnsi="Consolas" w:cs="Times New Roman"/>
+          <w:color w:val="4FC1FF"/>
+          <w:sz w:val="21"/>
+          <w:szCs w:val="21"/>
+          <w:lang w:eastAsia="en-IN"/>
+        </w:rPr>
+        <w:t>counter</w:t>
+      </w:r>
+      <w:r>
+        <w:rPr>
+          <w:rFonts w:ascii="Consolas" w:eastAsia="Times New Roman" w:hAnsi="Consolas" w:cs="Times New Roman"/>
+          <w:color w:val="D4D4D4"/>
+          <w:sz w:val="21"/>
+          <w:szCs w:val="21"/>
+          <w:lang w:eastAsia="en-IN"/>
+        </w:rPr>
+        <w:t>, </w:t>
+      </w:r>
+      <w:proofErr w:type="spellStart"/>
+      <w:r>
+        <w:rPr>
+          <w:rFonts w:ascii="Consolas" w:eastAsia="Times New Roman" w:hAnsi="Consolas" w:cs="Times New Roman"/>
+          <w:color w:val="DCDCAA"/>
+          <w:sz w:val="21"/>
+          <w:szCs w:val="21"/>
+          <w:lang w:eastAsia="en-IN"/>
+        </w:rPr>
+        <w:t>setCounter</w:t>
+      </w:r>
+      <w:proofErr w:type="spellEnd"/>
+      <w:r>
+        <w:rPr>
+          <w:rFonts w:ascii="Consolas" w:eastAsia="Times New Roman" w:hAnsi="Consolas" w:cs="Times New Roman"/>
+          <w:color w:val="D4D4D4"/>
+          <w:sz w:val="21"/>
+          <w:szCs w:val="21"/>
+          <w:lang w:eastAsia="en-IN"/>
+        </w:rPr>
+        <w:t>] = </w:t>
+      </w:r>
+      <w:proofErr w:type="spellStart"/>
+      <w:proofErr w:type="gramStart"/>
+      <w:r>
+        <w:rPr>
+          <w:rFonts w:ascii="Consolas" w:eastAsia="Times New Roman" w:hAnsi="Consolas" w:cs="Times New Roman"/>
+          <w:color w:val="DCDCAA"/>
+          <w:sz w:val="21"/>
+          <w:szCs w:val="21"/>
+          <w:lang w:eastAsia="en-IN"/>
+        </w:rPr>
+        <w:t>useState</w:t>
+      </w:r>
+      <w:proofErr w:type="spellEnd"/>
+      <w:r>
+        <w:rPr>
+          <w:rFonts w:ascii="Consolas" w:eastAsia="Times New Roman" w:hAnsi="Consolas" w:cs="Times New Roman"/>
+          <w:color w:val="D4D4D4"/>
+          <w:sz w:val="21"/>
+          <w:szCs w:val="21"/>
+          <w:lang w:eastAsia="en-IN"/>
+        </w:rPr>
+        <w:t>(</w:t>
+      </w:r>
+      <w:proofErr w:type="gramEnd"/>
+      <w:r>
+        <w:rPr>
+          <w:rFonts w:ascii="Consolas" w:eastAsia="Times New Roman" w:hAnsi="Consolas" w:cs="Times New Roman"/>
+          <w:color w:val="B5CEA8"/>
+          <w:sz w:val="21"/>
+          <w:szCs w:val="21"/>
+          <w:lang w:eastAsia="en-IN"/>
+        </w:rPr>
+        <w:t>0</w:t>
+      </w:r>
+      <w:r>
+        <w:rPr>
+          <w:rFonts w:ascii="Consolas" w:eastAsia="Times New Roman" w:hAnsi="Consolas" w:cs="Times New Roman"/>
+          <w:color w:val="D4D4D4"/>
+          <w:sz w:val="21"/>
+          <w:szCs w:val="21"/>
+          <w:lang w:eastAsia="en-IN"/>
+        </w:rPr>
+        <w:t>);</w:t>
+      </w:r>
+    </w:p>
+    <w:p>
+      <w:pPr>
+        <w:shd w:val="clear" w:color="auto" w:fill="1E1E1E"/>
+        <w:spacing w:after="0" w:line="285" w:lineRule="atLeast"/>
+        <w:rPr>
+          <w:rFonts w:ascii="Consolas" w:eastAsia="Times New Roman" w:hAnsi="Consolas" w:cs="Times New Roman"/>
+          <w:color w:val="D4D4D4"/>
+          <w:sz w:val="21"/>
+          <w:szCs w:val="21"/>
+          <w:lang w:eastAsia="en-IN"/>
+        </w:rPr>
+      </w:pPr>
+      <w:r>
+        <w:rPr>
+          <w:rFonts w:ascii="Consolas" w:eastAsia="Times New Roman" w:hAnsi="Consolas" w:cs="Times New Roman"/>
+          <w:color w:val="D4D4D4"/>
+          <w:sz w:val="21"/>
+          <w:szCs w:val="21"/>
+          <w:lang w:eastAsia="en-IN"/>
+        </w:rPr>
+        <w:tab/>
+      </w:r>
+    </w:p>
+    <w:p>
+      <w:pPr>
+        <w:shd w:val="clear" w:color="auto" w:fill="1E1E1E"/>
+        <w:spacing w:after="0" w:line="285" w:lineRule="atLeast"/>
+        <w:rPr>
+          <w:rFonts w:ascii="Consolas" w:eastAsia="Times New Roman" w:hAnsi="Consolas" w:cs="Times New Roman"/>
+          <w:color w:val="D4D4D4"/>
+          <w:sz w:val="21"/>
+          <w:szCs w:val="21"/>
+          <w:lang w:eastAsia="en-IN"/>
+        </w:rPr>
+      </w:pPr>
+      <w:r>
+        <w:rPr>
+          <w:rFonts w:ascii="Consolas" w:eastAsia="Times New Roman" w:hAnsi="Consolas" w:cs="Times New Roman"/>
+          <w:color w:val="D4D4D4"/>
+          <w:sz w:val="21"/>
+          <w:szCs w:val="21"/>
+          <w:lang w:eastAsia="en-IN"/>
+        </w:rPr>
+        <w:t xml:space="preserve">    //flag is set to true by default</w:t>
+      </w:r>
+    </w:p>
+    <w:p>
+      <w:pPr>
+        <w:shd w:val="clear" w:color="auto" w:fill="1E1E1E"/>
+        <w:spacing w:after="0" w:line="285" w:lineRule="atLeast"/>
+        <w:rPr>
+          <w:rFonts w:ascii="Consolas" w:eastAsia="Times New Roman" w:hAnsi="Consolas" w:cs="Times New Roman"/>
+          <w:color w:val="D4D4D4"/>
+          <w:sz w:val="21"/>
+          <w:szCs w:val="21"/>
+          <w:lang w:eastAsia="en-IN"/>
+        </w:rPr>
+      </w:pPr>
+      <w:r>
+        <w:rPr>
+          <w:rFonts w:ascii="Consolas" w:eastAsia="Times New Roman" w:hAnsi="Consolas" w:cs="Times New Roman"/>
+          <w:color w:val="D4D4D4"/>
+          <w:sz w:val="21"/>
+          <w:szCs w:val="21"/>
+          <w:lang w:eastAsia="en-IN"/>
+        </w:rPr>
+        <w:t>    </w:t>
+      </w:r>
+      <w:proofErr w:type="spellStart"/>
+      <w:proofErr w:type="gramStart"/>
+      <w:r>
+        <w:rPr>
+          <w:rFonts w:ascii="Consolas" w:eastAsia="Times New Roman" w:hAnsi="Consolas" w:cs="Times New Roman"/>
+          <w:color w:val="DCDCAA"/>
+          <w:sz w:val="21"/>
+          <w:szCs w:val="21"/>
+          <w:lang w:eastAsia="en-IN"/>
+        </w:rPr>
+        <w:t>useEffect</w:t>
+      </w:r>
+      <w:proofErr w:type="spellEnd"/>
+      <w:r>
+        <w:rPr>
+          <w:rFonts w:ascii="Consolas" w:eastAsia="Times New Roman" w:hAnsi="Consolas" w:cs="Times New Roman"/>
+          <w:color w:val="D4D4D4"/>
+          <w:sz w:val="21"/>
+          <w:szCs w:val="21"/>
+          <w:lang w:eastAsia="en-IN"/>
+        </w:rPr>
+        <w:t>(</w:t>
+      </w:r>
+      <w:proofErr w:type="gramEnd"/>
+      <w:r>
+        <w:rPr>
+          <w:rFonts w:ascii="Consolas" w:eastAsia="Times New Roman" w:hAnsi="Consolas" w:cs="Times New Roman"/>
+          <w:color w:val="D4D4D4"/>
+          <w:sz w:val="21"/>
+          <w:szCs w:val="21"/>
+          <w:lang w:eastAsia="en-IN"/>
+        </w:rPr>
+        <w:t>() </w:t>
+      </w:r>
+      <w:r>
+        <w:rPr>
+          <w:rFonts w:ascii="Consolas" w:eastAsia="Times New Roman" w:hAnsi="Consolas" w:cs="Times New Roman"/>
+          <w:color w:val="569CD6"/>
+          <w:sz w:val="21"/>
+          <w:szCs w:val="21"/>
+          <w:lang w:eastAsia="en-IN"/>
+        </w:rPr>
+        <w:t>=&gt;</w:t>
+      </w:r>
+      <w:r>
+        <w:rPr>
+          <w:rFonts w:ascii="Consolas" w:eastAsia="Times New Roman" w:hAnsi="Consolas" w:cs="Times New Roman"/>
+          <w:color w:val="D4D4D4"/>
+          <w:sz w:val="21"/>
+          <w:szCs w:val="21"/>
+          <w:lang w:eastAsia="en-IN"/>
+        </w:rPr>
+        <w:t> {</w:t>
+      </w:r>
+    </w:p>
+    <w:p>
+      <w:pPr>
+        <w:shd w:val="clear" w:color="auto" w:fill="1E1E1E"/>
+        <w:spacing w:after="0" w:line="285" w:lineRule="atLeast"/>
+        <w:rPr>
+          <w:rFonts w:ascii="Consolas" w:eastAsia="Times New Roman" w:hAnsi="Consolas" w:cs="Times New Roman"/>
+          <w:color w:val="D4D4D4"/>
+          <w:sz w:val="21"/>
+          <w:szCs w:val="21"/>
+          <w:lang w:eastAsia="en-IN"/>
+        </w:rPr>
+      </w:pPr>
+      <w:r>
+        <w:rPr>
+          <w:rFonts w:ascii="Consolas" w:eastAsia="Times New Roman" w:hAnsi="Consolas" w:cs="Times New Roman"/>
+          <w:color w:val="D4D4D4"/>
+          <w:sz w:val="21"/>
+          <w:szCs w:val="21"/>
+          <w:lang w:eastAsia="en-IN"/>
+        </w:rPr>
+        <w:t>        </w:t>
+      </w:r>
+      <w:proofErr w:type="spellStart"/>
+      <w:r>
+        <w:rPr>
+          <w:rFonts w:ascii="Consolas" w:eastAsia="Times New Roman" w:hAnsi="Consolas" w:cs="Times New Roman"/>
+          <w:color w:val="569CD6"/>
+          <w:sz w:val="21"/>
+          <w:szCs w:val="21"/>
+          <w:lang w:eastAsia="en-IN"/>
+        </w:rPr>
+        <w:t>const</w:t>
+      </w:r>
+      <w:proofErr w:type="spellEnd"/>
+      <w:r>
+        <w:rPr>
+          <w:rFonts w:ascii="Consolas" w:eastAsia="Times New Roman" w:hAnsi="Consolas" w:cs="Times New Roman"/>
+          <w:color w:val="D4D4D4"/>
+          <w:sz w:val="21"/>
+          <w:szCs w:val="21"/>
+          <w:lang w:eastAsia="en-IN"/>
+        </w:rPr>
+        <w:t> </w:t>
+      </w:r>
+      <w:r>
+        <w:rPr>
+          <w:rFonts w:ascii="Consolas" w:eastAsia="Times New Roman" w:hAnsi="Consolas" w:cs="Times New Roman"/>
+          <w:color w:val="4FC1FF"/>
+          <w:sz w:val="21"/>
+          <w:szCs w:val="21"/>
+          <w:lang w:eastAsia="en-IN"/>
+        </w:rPr>
+        <w:t>interval</w:t>
+      </w:r>
+      <w:r>
+        <w:rPr>
+          <w:rFonts w:ascii="Consolas" w:eastAsia="Times New Roman" w:hAnsi="Consolas" w:cs="Times New Roman"/>
+          <w:color w:val="D4D4D4"/>
+          <w:sz w:val="21"/>
+          <w:szCs w:val="21"/>
+          <w:lang w:eastAsia="en-IN"/>
+        </w:rPr>
+        <w:t> = </w:t>
+      </w:r>
+      <w:proofErr w:type="spellStart"/>
+      <w:proofErr w:type="gramStart"/>
+      <w:r>
+        <w:rPr>
+          <w:rFonts w:ascii="Consolas" w:eastAsia="Times New Roman" w:hAnsi="Consolas" w:cs="Times New Roman"/>
+          <w:color w:val="DCDCAA"/>
+          <w:sz w:val="21"/>
+          <w:szCs w:val="21"/>
+          <w:lang w:eastAsia="en-IN"/>
+        </w:rPr>
+        <w:t>setInterval</w:t>
+      </w:r>
+      <w:proofErr w:type="spellEnd"/>
+      <w:r>
+        <w:rPr>
+          <w:rFonts w:ascii="Consolas" w:eastAsia="Times New Roman" w:hAnsi="Consolas" w:cs="Times New Roman"/>
+          <w:color w:val="D4D4D4"/>
+          <w:sz w:val="21"/>
+          <w:szCs w:val="21"/>
+          <w:lang w:eastAsia="en-IN"/>
+        </w:rPr>
+        <w:t>(</w:t>
+      </w:r>
+      <w:proofErr w:type="gramEnd"/>
+      <w:r>
+        <w:rPr>
+          <w:rFonts w:ascii="Consolas" w:eastAsia="Times New Roman" w:hAnsi="Consolas" w:cs="Times New Roman"/>
+          <w:color w:val="D4D4D4"/>
+          <w:sz w:val="21"/>
+          <w:szCs w:val="21"/>
+          <w:lang w:eastAsia="en-IN"/>
+        </w:rPr>
+        <w:t>() </w:t>
+      </w:r>
+      <w:r>
+        <w:rPr>
+          <w:rFonts w:ascii="Consolas" w:eastAsia="Times New Roman" w:hAnsi="Consolas" w:cs="Times New Roman"/>
+          <w:color w:val="569CD6"/>
+          <w:sz w:val="21"/>
+          <w:szCs w:val="21"/>
+          <w:lang w:eastAsia="en-IN"/>
+        </w:rPr>
+        <w:t>=&gt;</w:t>
+      </w:r>
+      <w:r>
+        <w:rPr>
+          <w:rFonts w:ascii="Consolas" w:eastAsia="Times New Roman" w:hAnsi="Consolas" w:cs="Times New Roman"/>
+          <w:color w:val="D4D4D4"/>
+          <w:sz w:val="21"/>
+          <w:szCs w:val="21"/>
+          <w:lang w:eastAsia="en-IN"/>
+        </w:rPr>
+        <w:t> {</w:t>
+      </w:r>
+    </w:p>
+    <w:p>
+      <w:pPr>
+        <w:shd w:val="clear" w:color="auto" w:fill="1E1E1E"/>
+        <w:spacing w:after="0" w:line="285" w:lineRule="atLeast"/>
+        <w:rPr>
+          <w:rFonts w:ascii="Consolas" w:eastAsia="Times New Roman" w:hAnsi="Consolas" w:cs="Times New Roman"/>
+          <w:color w:val="D4D4D4"/>
+          <w:sz w:val="21"/>
+          <w:szCs w:val="21"/>
+          <w:lang w:eastAsia="en-IN"/>
+        </w:rPr>
+      </w:pPr>
+      <w:r>
+        <w:rPr>
+          <w:rFonts w:ascii="Consolas" w:eastAsia="Times New Roman" w:hAnsi="Consolas" w:cs="Times New Roman"/>
+          <w:color w:val="D4D4D4"/>
+          <w:sz w:val="21"/>
+          <w:szCs w:val="21"/>
+          <w:lang w:eastAsia="en-IN"/>
+        </w:rPr>
+        <w:t>        </w:t>
+      </w:r>
+    </w:p>
+    <w:p>
+      <w:pPr>
+        <w:shd w:val="clear" w:color="auto" w:fill="1E1E1E"/>
+        <w:spacing w:after="0" w:line="285" w:lineRule="atLeast"/>
+        <w:rPr>
+          <w:rFonts w:ascii="Consolas" w:eastAsia="Times New Roman" w:hAnsi="Consolas" w:cs="Times New Roman"/>
+          <w:color w:val="D4D4D4"/>
+          <w:sz w:val="21"/>
+          <w:szCs w:val="21"/>
+          <w:lang w:eastAsia="en-IN"/>
+        </w:rPr>
+      </w:pPr>
+      <w:r>
+        <w:rPr>
+          <w:rFonts w:ascii="Consolas" w:eastAsia="Times New Roman" w:hAnsi="Consolas" w:cs="Times New Roman"/>
+          <w:color w:val="D4D4D4"/>
+          <w:sz w:val="21"/>
+          <w:szCs w:val="21"/>
+          <w:lang w:eastAsia="en-IN"/>
+        </w:rPr>
+        <w:t>            </w:t>
+      </w:r>
+      <w:r>
+        <w:rPr>
+          <w:rFonts w:ascii="Consolas" w:eastAsia="Times New Roman" w:hAnsi="Consolas" w:cs="Times New Roman"/>
+          <w:color w:val="C586C0"/>
+          <w:sz w:val="21"/>
+          <w:szCs w:val="21"/>
+          <w:lang w:eastAsia="en-IN"/>
+        </w:rPr>
+        <w:t>if</w:t>
+      </w:r>
+      <w:proofErr w:type="gramStart"/>
+      <w:r>
+        <w:rPr>
+          <w:rFonts w:ascii="Consolas" w:eastAsia="Times New Roman" w:hAnsi="Consolas" w:cs="Times New Roman"/>
+          <w:color w:val="D4D4D4"/>
+          <w:sz w:val="21"/>
+          <w:szCs w:val="21"/>
+          <w:lang w:eastAsia="en-IN"/>
+        </w:rPr>
+        <w:t>(!</w:t>
+      </w:r>
+      <w:r>
+        <w:rPr>
+          <w:rFonts w:ascii="Consolas" w:eastAsia="Times New Roman" w:hAnsi="Consolas" w:cs="Times New Roman"/>
+          <w:color w:val="9CDCFE"/>
+          <w:sz w:val="21"/>
+          <w:szCs w:val="21"/>
+          <w:lang w:eastAsia="en-IN"/>
+        </w:rPr>
+        <w:t>flag</w:t>
+      </w:r>
+      <w:proofErr w:type="gramEnd"/>
+      <w:r>
+        <w:rPr>
+          <w:rFonts w:ascii="Consolas" w:eastAsia="Times New Roman" w:hAnsi="Consolas" w:cs="Times New Roman"/>
+          <w:color w:val="D4D4D4"/>
+          <w:sz w:val="21"/>
+          <w:szCs w:val="21"/>
+          <w:lang w:eastAsia="en-IN"/>
+        </w:rPr>
+        <w:t>)</w:t>
+      </w:r>
+      <w:r>
+        <w:rPr>
+          <w:rFonts w:ascii="Consolas" w:eastAsia="Times New Roman" w:hAnsi="Consolas" w:cs="Times New Roman"/>
+          <w:color w:val="DCDCAA"/>
+          <w:sz w:val="21"/>
+          <w:szCs w:val="21"/>
+          <w:lang w:eastAsia="en-IN"/>
+        </w:rPr>
+        <w:t>setCounter</w:t>
+      </w:r>
+      <w:r>
+        <w:rPr>
+          <w:rFonts w:ascii="Consolas" w:eastAsia="Times New Roman" w:hAnsi="Consolas" w:cs="Times New Roman"/>
+          <w:color w:val="D4D4D4"/>
+          <w:sz w:val="21"/>
+          <w:szCs w:val="21"/>
+          <w:lang w:eastAsia="en-IN"/>
+        </w:rPr>
+        <w:t>((</w:t>
+      </w:r>
+      <w:r>
+        <w:rPr>
+          <w:rFonts w:ascii="Consolas" w:eastAsia="Times New Roman" w:hAnsi="Consolas" w:cs="Times New Roman"/>
+          <w:color w:val="9CDCFE"/>
+          <w:sz w:val="21"/>
+          <w:szCs w:val="21"/>
+          <w:lang w:eastAsia="en-IN"/>
+        </w:rPr>
+        <w:t>prevCounter</w:t>
+      </w:r>
+      <w:r>
+        <w:rPr>
+          <w:rFonts w:ascii="Consolas" w:eastAsia="Times New Roman" w:hAnsi="Consolas" w:cs="Times New Roman"/>
+          <w:color w:val="D4D4D4"/>
+          <w:sz w:val="21"/>
+          <w:szCs w:val="21"/>
+          <w:lang w:eastAsia="en-IN"/>
+        </w:rPr>
+        <w:t>) </w:t>
+      </w:r>
+      <w:r>
+        <w:rPr>
+          <w:rFonts w:ascii="Consolas" w:eastAsia="Times New Roman" w:hAnsi="Consolas" w:cs="Times New Roman"/>
+          <w:color w:val="569CD6"/>
+          <w:sz w:val="21"/>
+          <w:szCs w:val="21"/>
+          <w:lang w:eastAsia="en-IN"/>
+        </w:rPr>
+        <w:t>=&gt;</w:t>
+      </w:r>
+      <w:r>
+        <w:rPr>
+          <w:rFonts w:ascii="Consolas" w:eastAsia="Times New Roman" w:hAnsi="Consolas" w:cs="Times New Roman"/>
+          <w:color w:val="D4D4D4"/>
+          <w:sz w:val="21"/>
+          <w:szCs w:val="21"/>
+          <w:lang w:eastAsia="en-IN"/>
+        </w:rPr>
+        <w:t> </w:t>
+      </w:r>
+      <w:r>
+        <w:rPr>
+          <w:rFonts w:ascii="Consolas" w:eastAsia="Times New Roman" w:hAnsi="Consolas" w:cs="Times New Roman"/>
+          <w:color w:val="9CDCFE"/>
+          <w:sz w:val="21"/>
+          <w:szCs w:val="21"/>
+          <w:lang w:eastAsia="en-IN"/>
+        </w:rPr>
+        <w:t>prevCounter</w:t>
+      </w:r>
+      <w:r>
+        <w:rPr>
+          <w:rFonts w:ascii="Consolas" w:eastAsia="Times New Roman" w:hAnsi="Consolas" w:cs="Times New Roman"/>
+          <w:color w:val="D4D4D4"/>
+          <w:sz w:val="21"/>
+          <w:szCs w:val="21"/>
+          <w:lang w:eastAsia="en-IN"/>
+        </w:rPr>
+        <w:t> - </w:t>
+      </w:r>
+      <w:r>
+        <w:rPr>
+          <w:rFonts w:ascii="Consolas" w:eastAsia="Times New Roman" w:hAnsi="Consolas" w:cs="Times New Roman"/>
+          <w:color w:val="B5CEA8"/>
+          <w:sz w:val="21"/>
+          <w:szCs w:val="21"/>
+          <w:lang w:eastAsia="en-IN"/>
+        </w:rPr>
+        <w:t>1</w:t>
+      </w:r>
+      <w:r>
+        <w:rPr>
+          <w:rFonts w:ascii="Consolas" w:eastAsia="Times New Roman" w:hAnsi="Consolas" w:cs="Times New Roman"/>
+          <w:color w:val="D4D4D4"/>
+          <w:sz w:val="21"/>
+          <w:szCs w:val="21"/>
+          <w:lang w:eastAsia="en-IN"/>
+        </w:rPr>
+        <w:t>);</w:t>
+      </w:r>
+    </w:p>
+    <w:p>
+      <w:pPr>
+        <w:shd w:val="clear" w:color="auto" w:fill="1E1E1E"/>
+        <w:spacing w:after="0" w:line="285" w:lineRule="atLeast"/>
+        <w:rPr>
+          <w:rFonts w:ascii="Consolas" w:eastAsia="Times New Roman" w:hAnsi="Consolas" w:cs="Times New Roman"/>
+          <w:color w:val="D4D4D4"/>
+          <w:sz w:val="21"/>
+          <w:szCs w:val="21"/>
+          <w:lang w:eastAsia="en-IN"/>
+        </w:rPr>
+      </w:pPr>
+      <w:r>
+        <w:rPr>
+          <w:rFonts w:ascii="Consolas" w:eastAsia="Times New Roman" w:hAnsi="Consolas" w:cs="Times New Roman"/>
+          <w:color w:val="D4D4D4"/>
+          <w:sz w:val="21"/>
+          <w:szCs w:val="21"/>
+          <w:lang w:eastAsia="en-IN"/>
+        </w:rPr>
+        <w:t>            </w:t>
+      </w:r>
+      <w:r>
+        <w:rPr>
+          <w:rFonts w:ascii="Consolas" w:eastAsia="Times New Roman" w:hAnsi="Consolas" w:cs="Times New Roman"/>
+          <w:color w:val="C586C0"/>
+          <w:sz w:val="21"/>
+          <w:szCs w:val="21"/>
+          <w:lang w:eastAsia="en-IN"/>
+        </w:rPr>
+        <w:t>else</w:t>
+      </w:r>
+      <w:r>
+        <w:rPr>
+          <w:rFonts w:ascii="Consolas" w:eastAsia="Times New Roman" w:hAnsi="Consolas" w:cs="Times New Roman"/>
+          <w:color w:val="D4D4D4"/>
+          <w:sz w:val="21"/>
+          <w:szCs w:val="21"/>
+          <w:lang w:eastAsia="en-IN"/>
+        </w:rPr>
+        <w:t> </w:t>
+      </w:r>
+      <w:proofErr w:type="spellStart"/>
+      <w:r>
+        <w:rPr>
+          <w:rFonts w:ascii="Consolas" w:eastAsia="Times New Roman" w:hAnsi="Consolas" w:cs="Times New Roman"/>
+          <w:color w:val="DCDCAA"/>
+          <w:sz w:val="21"/>
+          <w:szCs w:val="21"/>
+          <w:lang w:eastAsia="en-IN"/>
+        </w:rPr>
+        <w:t>setCounter</w:t>
+      </w:r>
+      <w:proofErr w:type="spellEnd"/>
+      <w:r>
+        <w:rPr>
+          <w:rFonts w:ascii="Consolas" w:eastAsia="Times New Roman" w:hAnsi="Consolas" w:cs="Times New Roman"/>
+          <w:color w:val="D4D4D4"/>
+          <w:sz w:val="21"/>
+          <w:szCs w:val="21"/>
+          <w:lang w:eastAsia="en-IN"/>
+        </w:rPr>
+        <w:t>((</w:t>
+      </w:r>
+      <w:proofErr w:type="spellStart"/>
+      <w:r>
+        <w:rPr>
+          <w:rFonts w:ascii="Consolas" w:eastAsia="Times New Roman" w:hAnsi="Consolas" w:cs="Times New Roman"/>
+          <w:color w:val="9CDCFE"/>
+          <w:sz w:val="21"/>
+          <w:szCs w:val="21"/>
+          <w:lang w:eastAsia="en-IN"/>
+        </w:rPr>
+        <w:t>prevCounter</w:t>
+      </w:r>
+      <w:proofErr w:type="spellEnd"/>
+      <w:r>
+        <w:rPr>
+          <w:rFonts w:ascii="Consolas" w:eastAsia="Times New Roman" w:hAnsi="Consolas" w:cs="Times New Roman"/>
+          <w:color w:val="D4D4D4"/>
+          <w:sz w:val="21"/>
+          <w:szCs w:val="21"/>
+          <w:lang w:eastAsia="en-IN"/>
+        </w:rPr>
+        <w:t>) </w:t>
+      </w:r>
+      <w:r>
+        <w:rPr>
+          <w:rFonts w:ascii="Consolas" w:eastAsia="Times New Roman" w:hAnsi="Consolas" w:cs="Times New Roman"/>
+          <w:color w:val="569CD6"/>
+          <w:sz w:val="21"/>
+          <w:szCs w:val="21"/>
+          <w:lang w:eastAsia="en-IN"/>
+        </w:rPr>
+        <w:t>=&gt;</w:t>
+      </w:r>
+      <w:r>
+        <w:rPr>
+          <w:rFonts w:ascii="Consolas" w:eastAsia="Times New Roman" w:hAnsi="Consolas" w:cs="Times New Roman"/>
+          <w:color w:val="D4D4D4"/>
+          <w:sz w:val="21"/>
+          <w:szCs w:val="21"/>
+          <w:lang w:eastAsia="en-IN"/>
+        </w:rPr>
+        <w:t> </w:t>
+      </w:r>
+      <w:proofErr w:type="spellStart"/>
+      <w:r>
+        <w:rPr>
+          <w:rFonts w:ascii="Consolas" w:eastAsia="Times New Roman" w:hAnsi="Consolas" w:cs="Times New Roman"/>
+          <w:color w:val="9CDCFE"/>
+          <w:sz w:val="21"/>
+          <w:szCs w:val="21"/>
+          <w:lang w:eastAsia="en-IN"/>
+        </w:rPr>
+        <w:t>prevCounter</w:t>
+      </w:r>
+      <w:proofErr w:type="spellEnd"/>
+      <w:r>
+        <w:rPr>
+          <w:rFonts w:ascii="Consolas" w:eastAsia="Times New Roman" w:hAnsi="Consolas" w:cs="Times New Roman"/>
+          <w:color w:val="D4D4D4"/>
+          <w:sz w:val="21"/>
+          <w:szCs w:val="21"/>
+          <w:lang w:eastAsia="en-IN"/>
+        </w:rPr>
+        <w:t> + </w:t>
+      </w:r>
+      <w:r>
+        <w:rPr>
+          <w:rFonts w:ascii="Consolas" w:eastAsia="Times New Roman" w:hAnsi="Consolas" w:cs="Times New Roman"/>
+          <w:color w:val="B5CEA8"/>
+          <w:sz w:val="21"/>
+          <w:szCs w:val="21"/>
+          <w:lang w:eastAsia="en-IN"/>
+        </w:rPr>
+        <w:t>1</w:t>
+      </w:r>
+      <w:proofErr w:type="gramStart"/>
+      <w:r>
+        <w:rPr>
+          <w:rFonts w:ascii="Consolas" w:eastAsia="Times New Roman" w:hAnsi="Consolas" w:cs="Times New Roman"/>
+          <w:color w:val="D4D4D4"/>
+          <w:sz w:val="21"/>
+          <w:szCs w:val="21"/>
+          <w:lang w:eastAsia="en-IN"/>
+        </w:rPr>
+        <w:t>);</w:t>
+      </w:r>
+      <w:proofErr w:type="gramEnd"/>
+    </w:p>
+    <w:p>
+      <w:pPr>
+        <w:shd w:val="clear" w:color="auto" w:fill="1E1E1E"/>
+        <w:spacing w:after="0" w:line="285" w:lineRule="atLeast"/>
+        <w:rPr>
+          <w:rFonts w:ascii="Consolas" w:eastAsia="Times New Roman" w:hAnsi="Consolas" w:cs="Times New Roman"/>
+          <w:color w:val="D4D4D4"/>
+          <w:sz w:val="21"/>
+          <w:szCs w:val="21"/>
+          <w:lang w:eastAsia="en-IN"/>
+        </w:rPr>
+      </w:pPr>
+    </w:p>
+    <w:p>
+      <w:pPr>
+        <w:shd w:val="clear" w:color="auto" w:fill="1E1E1E"/>
+        <w:spacing w:after="0" w:line="285" w:lineRule="atLeast"/>
+        <w:rPr>
+          <w:rFonts w:ascii="Consolas" w:eastAsia="Times New Roman" w:hAnsi="Consolas" w:cs="Times New Roman"/>
+          <w:color w:val="D4D4D4"/>
+          <w:sz w:val="21"/>
+          <w:szCs w:val="21"/>
+          <w:lang w:eastAsia="en-IN"/>
+        </w:rPr>
+      </w:pPr>
+      <w:r>
+        <w:rPr>
+          <w:rFonts w:ascii="Consolas" w:eastAsia="Times New Roman" w:hAnsi="Consolas" w:cs="Times New Roman"/>
+          <w:color w:val="D4D4D4"/>
+          <w:sz w:val="21"/>
+          <w:szCs w:val="21"/>
+          <w:lang w:eastAsia="en-IN"/>
+        </w:rPr>
+        <w:t>        }, </w:t>
+      </w:r>
+      <w:r>
+        <w:rPr>
+          <w:rFonts w:ascii="Consolas" w:eastAsia="Times New Roman" w:hAnsi="Consolas" w:cs="Times New Roman"/>
+          <w:color w:val="B5CEA8"/>
+          <w:sz w:val="21"/>
+          <w:szCs w:val="21"/>
+          <w:lang w:eastAsia="en-IN"/>
+        </w:rPr>
+        <w:t>1000</w:t>
+      </w:r>
+      <w:proofErr w:type="gramStart"/>
+      <w:r>
+        <w:rPr>
+          <w:rFonts w:ascii="Consolas" w:eastAsia="Times New Roman" w:hAnsi="Consolas" w:cs="Times New Roman"/>
+          <w:color w:val="D4D4D4"/>
+          <w:sz w:val="21"/>
+          <w:szCs w:val="21"/>
+          <w:lang w:eastAsia="en-IN"/>
+        </w:rPr>
+        <w:t>);</w:t>
+      </w:r>
+      <w:proofErr w:type="gramEnd"/>
+    </w:p>
+    <w:p>
+      <w:pPr>
+        <w:shd w:val="clear" w:color="auto" w:fill="1E1E1E"/>
+        <w:spacing w:after="0" w:line="285" w:lineRule="atLeast"/>
+        <w:rPr>
+          <w:rFonts w:ascii="Consolas" w:eastAsia="Times New Roman" w:hAnsi="Consolas" w:cs="Times New Roman"/>
+          <w:color w:val="D4D4D4"/>
+          <w:sz w:val="21"/>
+          <w:szCs w:val="21"/>
+          <w:lang w:eastAsia="en-IN"/>
+        </w:rPr>
+      </w:pPr>
+    </w:p>
+    <w:p>
+      <w:pPr>
+        <w:shd w:val="clear" w:color="auto" w:fill="1E1E1E"/>
+        <w:spacing w:after="0" w:line="285" w:lineRule="atLeast"/>
+        <w:rPr>
+          <w:rFonts w:ascii="Consolas" w:eastAsia="Times New Roman" w:hAnsi="Consolas" w:cs="Times New Roman"/>
+          <w:color w:val="D4D4D4"/>
+          <w:sz w:val="21"/>
+          <w:szCs w:val="21"/>
+          <w:lang w:eastAsia="en-IN"/>
+        </w:rPr>
+      </w:pPr>
+      <w:r>
+        <w:rPr>
+          <w:rFonts w:ascii="Consolas" w:eastAsia="Times New Roman" w:hAnsi="Consolas" w:cs="Times New Roman"/>
+          <w:color w:val="D4D4D4"/>
+          <w:sz w:val="21"/>
+          <w:szCs w:val="21"/>
+          <w:lang w:eastAsia="en-IN"/>
+        </w:rPr>
+        <w:t>        </w:t>
+      </w:r>
+      <w:r>
+        <w:rPr>
+          <w:rFonts w:ascii="Consolas" w:eastAsia="Times New Roman" w:hAnsi="Consolas" w:cs="Times New Roman"/>
+          <w:color w:val="C586C0"/>
+          <w:sz w:val="21"/>
+          <w:szCs w:val="21"/>
+          <w:lang w:eastAsia="en-IN"/>
+        </w:rPr>
+        <w:t>return</w:t>
+      </w:r>
+      <w:r>
+        <w:rPr>
+          <w:rFonts w:ascii="Consolas" w:eastAsia="Times New Roman" w:hAnsi="Consolas" w:cs="Times New Roman"/>
+          <w:color w:val="D4D4D4"/>
+          <w:sz w:val="21"/>
+          <w:szCs w:val="21"/>
+          <w:lang w:eastAsia="en-IN"/>
+        </w:rPr>
+        <w:t> () </w:t>
+      </w:r>
+      <w:r>
+        <w:rPr>
+          <w:rFonts w:ascii="Consolas" w:eastAsia="Times New Roman" w:hAnsi="Consolas" w:cs="Times New Roman"/>
+          <w:color w:val="569CD6"/>
+          <w:sz w:val="21"/>
+          <w:szCs w:val="21"/>
+          <w:lang w:eastAsia="en-IN"/>
+        </w:rPr>
+        <w:t>=&gt;</w:t>
+      </w:r>
+      <w:r>
+        <w:rPr>
+          <w:rFonts w:ascii="Consolas" w:eastAsia="Times New Roman" w:hAnsi="Consolas" w:cs="Times New Roman"/>
+          <w:color w:val="D4D4D4"/>
+          <w:sz w:val="21"/>
+          <w:szCs w:val="21"/>
+          <w:lang w:eastAsia="en-IN"/>
+        </w:rPr>
+        <w:t> </w:t>
+      </w:r>
+      <w:proofErr w:type="spellStart"/>
+      <w:r>
+        <w:rPr>
+          <w:rFonts w:ascii="Consolas" w:eastAsia="Times New Roman" w:hAnsi="Consolas" w:cs="Times New Roman"/>
+          <w:color w:val="DCDCAA"/>
+          <w:sz w:val="21"/>
+          <w:szCs w:val="21"/>
+          <w:lang w:eastAsia="en-IN"/>
+        </w:rPr>
+        <w:t>clearInterval</w:t>
+      </w:r>
+      <w:proofErr w:type="spellEnd"/>
+      <w:r>
+        <w:rPr>
+          <w:rFonts w:ascii="Consolas" w:eastAsia="Times New Roman" w:hAnsi="Consolas" w:cs="Times New Roman"/>
+          <w:color w:val="D4D4D4"/>
+          <w:sz w:val="21"/>
+          <w:szCs w:val="21"/>
+          <w:lang w:eastAsia="en-IN"/>
+        </w:rPr>
+        <w:t>(</w:t>
+      </w:r>
+      <w:r>
+        <w:rPr>
+          <w:rFonts w:ascii="Consolas" w:eastAsia="Times New Roman" w:hAnsi="Consolas" w:cs="Times New Roman"/>
+          <w:color w:val="4FC1FF"/>
+          <w:sz w:val="21"/>
+          <w:szCs w:val="21"/>
+          <w:lang w:eastAsia="en-IN"/>
+        </w:rPr>
+        <w:t>interval</w:t>
+      </w:r>
+      <w:proofErr w:type="gramStart"/>
+      <w:r>
+        <w:rPr>
+          <w:rFonts w:ascii="Consolas" w:eastAsia="Times New Roman" w:hAnsi="Consolas" w:cs="Times New Roman"/>
+          <w:color w:val="D4D4D4"/>
+          <w:sz w:val="21"/>
+          <w:szCs w:val="21"/>
+          <w:lang w:eastAsia="en-IN"/>
+        </w:rPr>
+        <w:t>);</w:t>
+      </w:r>
+      <w:proofErr w:type="gramEnd"/>
+    </w:p>
+    <w:p>
+      <w:pPr>
+        <w:shd w:val="clear" w:color="auto" w:fill="1E1E1E"/>
+        <w:spacing w:after="0" w:line="285" w:lineRule="atLeast"/>
+        <w:rPr>
+          <w:rFonts w:ascii="Consolas" w:eastAsia="Times New Roman" w:hAnsi="Consolas" w:cs="Times New Roman"/>
+          <w:color w:val="D4D4D4"/>
+          <w:sz w:val="21"/>
+          <w:szCs w:val="21"/>
+          <w:lang w:eastAsia="en-IN"/>
+        </w:rPr>
+      </w:pPr>
+      <w:r>
+        <w:rPr>
+          <w:rFonts w:ascii="Consolas" w:eastAsia="Times New Roman" w:hAnsi="Consolas" w:cs="Times New Roman"/>
+          <w:color w:val="D4D4D4"/>
+          <w:sz w:val="21"/>
+          <w:szCs w:val="21"/>
+          <w:lang w:eastAsia="en-IN"/>
+        </w:rPr>
+        <w:t>    }, [</w:t>
+      </w:r>
+      <w:r>
+        <w:rPr>
+          <w:rFonts w:ascii="Consolas" w:eastAsia="Times New Roman" w:hAnsi="Consolas" w:cs="Times New Roman"/>
+          <w:color w:val="9CDCFE"/>
+          <w:sz w:val="21"/>
+          <w:szCs w:val="21"/>
+          <w:lang w:eastAsia="en-IN"/>
+        </w:rPr>
+        <w:t>flag</w:t>
+      </w:r>
+      <w:r>
+        <w:rPr>
+          <w:rFonts w:ascii="Consolas" w:eastAsia="Times New Roman" w:hAnsi="Consolas" w:cs="Times New Roman"/>
+          <w:color w:val="D4D4D4"/>
+          <w:sz w:val="21"/>
+          <w:szCs w:val="21"/>
+          <w:lang w:eastAsia="en-IN"/>
+        </w:rPr>
+        <w:t>]</w:t>
+      </w:r>
+      <w:proofErr w:type="gramStart"/>
+      <w:r>
+        <w:rPr>
+          <w:rFonts w:ascii="Consolas" w:eastAsia="Times New Roman" w:hAnsi="Consolas" w:cs="Times New Roman"/>
+          <w:color w:val="D4D4D4"/>
+          <w:sz w:val="21"/>
+          <w:szCs w:val="21"/>
+          <w:lang w:eastAsia="en-IN"/>
+        </w:rPr>
+        <w:t>);</w:t>
+      </w:r>
+      <w:proofErr w:type="gramEnd"/>
+    </w:p>
+    <w:p>
+      <w:pPr>
+        <w:shd w:val="clear" w:color="auto" w:fill="1E1E1E"/>
+        <w:spacing w:after="0" w:line="285" w:lineRule="atLeast"/>
+        <w:rPr>
+          <w:rFonts w:ascii="Consolas" w:eastAsia="Times New Roman" w:hAnsi="Consolas" w:cs="Times New Roman"/>
+          <w:color w:val="D4D4D4"/>
+          <w:sz w:val="21"/>
+          <w:szCs w:val="21"/>
+          <w:lang w:eastAsia="en-IN"/>
+        </w:rPr>
+      </w:pPr>
+    </w:p>
+    <w:p>
+      <w:pPr>
+        <w:shd w:val="clear" w:color="auto" w:fill="1E1E1E"/>
+        <w:spacing w:after="0" w:line="285" w:lineRule="atLeast"/>
+        <w:rPr>
+          <w:rFonts w:ascii="Consolas" w:eastAsia="Times New Roman" w:hAnsi="Consolas" w:cs="Times New Roman"/>
+          <w:color w:val="D4D4D4"/>
+          <w:sz w:val="21"/>
+          <w:szCs w:val="21"/>
+          <w:lang w:eastAsia="en-IN"/>
+        </w:rPr>
+      </w:pPr>
+      <w:r>
+        <w:rPr>
+          <w:rFonts w:ascii="Consolas" w:eastAsia="Times New Roman" w:hAnsi="Consolas" w:cs="Times New Roman"/>
+          <w:color w:val="D4D4D4"/>
+          <w:sz w:val="21"/>
+          <w:szCs w:val="21"/>
+          <w:lang w:eastAsia="en-IN"/>
+        </w:rPr>
+        <w:t>    </w:t>
+      </w:r>
+      <w:r>
+        <w:rPr>
+          <w:rFonts w:ascii="Consolas" w:eastAsia="Times New Roman" w:hAnsi="Consolas" w:cs="Times New Roman"/>
+          <w:color w:val="C586C0"/>
+          <w:sz w:val="21"/>
+          <w:szCs w:val="21"/>
+          <w:lang w:eastAsia="en-IN"/>
+        </w:rPr>
+        <w:t>return</w:t>
+      </w:r>
+      <w:r>
+        <w:rPr>
+          <w:rFonts w:ascii="Consolas" w:eastAsia="Times New Roman" w:hAnsi="Consolas" w:cs="Times New Roman"/>
+          <w:color w:val="D4D4D4"/>
+          <w:sz w:val="21"/>
+          <w:szCs w:val="21"/>
+          <w:lang w:eastAsia="en-IN"/>
+        </w:rPr>
+        <w:t> </w:t>
+      </w:r>
+      <w:proofErr w:type="gramStart"/>
+      <w:r>
+        <w:rPr>
+          <w:rFonts w:ascii="Consolas" w:eastAsia="Times New Roman" w:hAnsi="Consolas" w:cs="Times New Roman"/>
+          <w:color w:val="4FC1FF"/>
+          <w:sz w:val="21"/>
+          <w:szCs w:val="21"/>
+          <w:lang w:eastAsia="en-IN"/>
+        </w:rPr>
+        <w:t>counter</w:t>
+      </w:r>
+      <w:r>
+        <w:rPr>
+          <w:rFonts w:ascii="Consolas" w:eastAsia="Times New Roman" w:hAnsi="Consolas" w:cs="Times New Roman"/>
+          <w:color w:val="D4D4D4"/>
+          <w:sz w:val="21"/>
+          <w:szCs w:val="21"/>
+          <w:lang w:eastAsia="en-IN"/>
+        </w:rPr>
+        <w:t>;</w:t>
+      </w:r>
+      <w:proofErr w:type="gramEnd"/>
+    </w:p>
+    <w:p>
+      <w:pPr>
+        <w:shd w:val="clear" w:color="auto" w:fill="1E1E1E"/>
+        <w:spacing w:after="0" w:line="285" w:lineRule="atLeast"/>
+        <w:rPr>
+          <w:rFonts w:ascii="Consolas" w:eastAsia="Times New Roman" w:hAnsi="Consolas" w:cs="Times New Roman"/>
+          <w:color w:val="D4D4D4"/>
+          <w:sz w:val="21"/>
+          <w:szCs w:val="21"/>
+          <w:lang w:eastAsia="en-IN"/>
+        </w:rPr>
+      </w:pPr>
+      <w:r>
+        <w:rPr>
+          <w:rFonts w:ascii="Consolas" w:eastAsia="Times New Roman" w:hAnsi="Consolas" w:cs="Times New Roman"/>
+          <w:color w:val="D4D4D4"/>
+          <w:sz w:val="21"/>
+          <w:szCs w:val="21"/>
+          <w:lang w:eastAsia="en-IN"/>
+        </w:rPr>
+        <w:t>}</w:t>
+      </w:r>
+    </w:p>
+    <w:p>
+      <w:pPr>
+        <w:shd w:val="clear" w:color="auto" w:fill="1E1E1E"/>
+        <w:spacing w:after="0" w:line="285" w:lineRule="atLeast"/>
+        <w:rPr>
+          <w:rFonts w:ascii="Consolas" w:eastAsia="Times New Roman" w:hAnsi="Consolas" w:cs="Times New Roman"/>
+          <w:color w:val="D4D4D4"/>
+          <w:sz w:val="21"/>
+          <w:szCs w:val="21"/>
+          <w:lang w:eastAsia="en-IN"/>
+        </w:rPr>
+      </w:pPr>
+      <w:r>
+        <w:rPr>
+          <w:rFonts w:ascii="Consolas" w:eastAsia="Times New Roman" w:hAnsi="Consolas" w:cs="Times New Roman"/>
+          <w:color w:val="C586C0"/>
+          <w:sz w:val="21"/>
+          <w:szCs w:val="21"/>
+          <w:lang w:eastAsia="en-IN"/>
+        </w:rPr>
+        <w:t>export</w:t>
+      </w:r>
+      <w:r>
+        <w:rPr>
+          <w:rFonts w:ascii="Consolas" w:eastAsia="Times New Roman" w:hAnsi="Consolas" w:cs="Times New Roman"/>
+          <w:color w:val="D4D4D4"/>
+          <w:sz w:val="21"/>
+          <w:szCs w:val="21"/>
+          <w:lang w:eastAsia="en-IN"/>
+        </w:rPr>
+        <w:t> </w:t>
+      </w:r>
+      <w:r>
+        <w:rPr>
+          <w:rFonts w:ascii="Consolas" w:eastAsia="Times New Roman" w:hAnsi="Consolas" w:cs="Times New Roman"/>
+          <w:color w:val="C586C0"/>
+          <w:sz w:val="21"/>
+          <w:szCs w:val="21"/>
+          <w:lang w:eastAsia="en-IN"/>
+        </w:rPr>
+        <w:t>default</w:t>
+      </w:r>
+      <w:r>
+        <w:rPr>
+          <w:rFonts w:ascii="Consolas" w:eastAsia="Times New Roman" w:hAnsi="Consolas" w:cs="Times New Roman"/>
+          <w:color w:val="D4D4D4"/>
+          <w:sz w:val="21"/>
+          <w:szCs w:val="21"/>
+          <w:lang w:eastAsia="en-IN"/>
+        </w:rPr>
+        <w:t> </w:t>
+      </w:r>
+      <w:proofErr w:type="spellStart"/>
+      <w:proofErr w:type="gramStart"/>
+      <w:r>
+        <w:rPr>
+          <w:rFonts w:ascii="Consolas" w:eastAsia="Times New Roman" w:hAnsi="Consolas" w:cs="Times New Roman"/>
+          <w:color w:val="DCDCAA"/>
+          <w:sz w:val="21"/>
+          <w:szCs w:val="21"/>
+          <w:lang w:eastAsia="en-IN"/>
+        </w:rPr>
+        <w:t>useCounter</w:t>
+      </w:r>
+      <w:proofErr w:type="spellEnd"/>
+      <w:r>
+        <w:rPr>
+          <w:rFonts w:ascii="Consolas" w:eastAsia="Times New Roman" w:hAnsi="Consolas" w:cs="Times New Roman"/>
+          <w:color w:val="D4D4D4"/>
+          <w:sz w:val="21"/>
+          <w:szCs w:val="21"/>
+          <w:lang w:eastAsia="en-IN"/>
+        </w:rPr>
+        <w:t>;</w:t>
+      </w:r>
+      <w:proofErr w:type="gramEnd"/>
+    </w:p>
+    <w:p>
+      <w:pPr>
+        <w:rPr>
+          <w:sz w:val="24"/>
+          <w:szCs w:val="24"/>
+        </w:rPr>
+      </w:pPr>
+    </w:p>
+    <w:p>
+      <w:pPr>
+        <w:shd w:val="clear" w:color="auto" w:fill="1E1E1E"/>
+        <w:spacing w:after="0" w:line="285" w:lineRule="atLeast"/>
+        <w:rPr>
+          <w:rFonts w:ascii="Consolas" w:eastAsia="Times New Roman" w:hAnsi="Consolas" w:cs="Times New Roman"/>
+          <w:color w:val="569CD6"/>
+          <w:sz w:val="21"/>
+          <w:szCs w:val="21"/>
+          <w:lang w:eastAsia="en-IN"/>
+        </w:rPr>
+      </w:pPr>
+      <w:r>
+        <w:rPr>
+          <w:rFonts w:ascii="Consolas" w:eastAsia="Times New Roman" w:hAnsi="Consolas" w:cs="Times New Roman"/>
+          <w:color w:val="569CD6"/>
+          <w:sz w:val="21"/>
+          <w:szCs w:val="21"/>
+          <w:lang w:eastAsia="en-IN"/>
+        </w:rPr>
+        <w:t>//for forward counter use this, because flag is set to true by default</w:t>
+      </w:r>
+    </w:p>
+    <w:p>
+      <w:pPr>
+        <w:shd w:val="clear" w:color="auto" w:fill="1E1E1E"/>
+        <w:spacing w:after="0" w:line="285" w:lineRule="atLeast"/>
+        <w:rPr>
+          <w:rFonts w:ascii="Consolas" w:eastAsia="Times New Roman" w:hAnsi="Consolas" w:cs="Times New Roman"/>
+          <w:color w:val="D4D4D4"/>
+          <w:sz w:val="21"/>
+          <w:szCs w:val="21"/>
+          <w:lang w:eastAsia="en-IN"/>
+        </w:rPr>
+      </w:pPr>
+      <w:proofErr w:type="spellStart"/>
+      <w:r>
+        <w:rPr>
+          <w:rFonts w:ascii="Consolas" w:eastAsia="Times New Roman" w:hAnsi="Consolas" w:cs="Times New Roman"/>
+          <w:color w:val="569CD6"/>
+          <w:sz w:val="21"/>
+          <w:szCs w:val="21"/>
+          <w:lang w:eastAsia="en-IN"/>
+        </w:rPr>
+        <w:t>const</w:t>
+      </w:r>
+      <w:proofErr w:type="spellEnd"/>
+      <w:r>
+        <w:rPr>
+          <w:rFonts w:ascii="Consolas" w:eastAsia="Times New Roman" w:hAnsi="Consolas" w:cs="Times New Roman"/>
+          <w:color w:val="D4D4D4"/>
+          <w:sz w:val="21"/>
+          <w:szCs w:val="21"/>
+          <w:lang w:eastAsia="en-IN"/>
+        </w:rPr>
+        <w:t> </w:t>
+      </w:r>
+      <w:r>
+        <w:rPr>
+          <w:rFonts w:ascii="Consolas" w:eastAsia="Times New Roman" w:hAnsi="Consolas" w:cs="Times New Roman"/>
+          <w:color w:val="4FC1FF"/>
+          <w:sz w:val="21"/>
+          <w:szCs w:val="21"/>
+          <w:lang w:eastAsia="en-IN"/>
+        </w:rPr>
+        <w:t>counter</w:t>
+      </w:r>
+      <w:r>
+        <w:rPr>
+          <w:rFonts w:ascii="Consolas" w:eastAsia="Times New Roman" w:hAnsi="Consolas" w:cs="Times New Roman"/>
+          <w:color w:val="D4D4D4"/>
+          <w:sz w:val="21"/>
+          <w:szCs w:val="21"/>
+          <w:lang w:eastAsia="en-IN"/>
+        </w:rPr>
+        <w:t> = </w:t>
+      </w:r>
+      <w:proofErr w:type="spellStart"/>
+      <w:proofErr w:type="gramStart"/>
+      <w:r>
+        <w:rPr>
+          <w:rFonts w:ascii="Consolas" w:eastAsia="Times New Roman" w:hAnsi="Consolas" w:cs="Times New Roman"/>
+          <w:color w:val="DCDCAA"/>
+          <w:sz w:val="21"/>
+          <w:szCs w:val="21"/>
+          <w:lang w:eastAsia="en-IN"/>
+        </w:rPr>
+        <w:t>useCounter</w:t>
+      </w:r>
+      <w:proofErr w:type="spellEnd"/>
+      <w:r>
+        <w:rPr>
+          <w:rFonts w:ascii="Consolas" w:eastAsia="Times New Roman" w:hAnsi="Consolas" w:cs="Times New Roman"/>
+          <w:color w:val="D4D4D4"/>
+          <w:sz w:val="21"/>
+          <w:szCs w:val="21"/>
+          <w:lang w:eastAsia="en-IN"/>
+        </w:rPr>
+        <w:t>(</w:t>
+      </w:r>
+      <w:proofErr w:type="gramEnd"/>
+      <w:r>
+        <w:rPr>
+          <w:rFonts w:ascii="Consolas" w:eastAsia="Times New Roman" w:hAnsi="Consolas" w:cs="Times New Roman"/>
+          <w:color w:val="D4D4D4"/>
+          <w:sz w:val="21"/>
+          <w:szCs w:val="21"/>
+          <w:lang w:eastAsia="en-IN"/>
+        </w:rPr>
+        <w:t>);</w:t>
+      </w:r>
+    </w:p>
+    <w:p>
+      <w:pPr>
+        <w:shd w:val="clear" w:color="auto" w:fill="1E1E1E"/>
+        <w:spacing w:after="0" w:line="285" w:lineRule="atLeast"/>
+        <w:rPr>
+          <w:rFonts w:ascii="Consolas" w:eastAsia="Times New Roman" w:hAnsi="Consolas" w:cs="Times New Roman"/>
+          <w:color w:val="D4D4D4"/>
+          <w:sz w:val="21"/>
+          <w:szCs w:val="21"/>
+          <w:lang w:eastAsia="en-IN"/>
+        </w:rPr>
+      </w:pPr>
+    </w:p>
+    <w:p>
+      <w:pPr>
+        <w:shd w:val="clear" w:color="auto" w:fill="1E1E1E"/>
+        <w:spacing w:after="0" w:line="285" w:lineRule="atLeast"/>
+        <w:rPr>
+          <w:rFonts w:ascii="Consolas" w:eastAsia="Times New Roman" w:hAnsi="Consolas" w:cs="Times New Roman"/>
+          <w:color w:val="D4D4D4"/>
+          <w:sz w:val="21"/>
+          <w:szCs w:val="21"/>
+          <w:lang w:eastAsia="en-IN"/>
+        </w:rPr>
+      </w:pPr>
+      <w:r>
+        <w:rPr>
+          <w:rFonts w:ascii="Consolas" w:eastAsia="Times New Roman" w:hAnsi="Consolas" w:cs="Times New Roman"/>
+          <w:color w:val="D4D4D4"/>
+          <w:sz w:val="21"/>
+          <w:szCs w:val="21"/>
+          <w:lang w:eastAsia="en-IN"/>
+        </w:rPr>
+        <w:t>//for backward counter</w:t>
+      </w:r>
+    </w:p>
+    <w:p>
+      <w:pPr>
+        <w:shd w:val="clear" w:color="auto" w:fill="1E1E1E"/>
+        <w:spacing w:after="0" w:line="285" w:lineRule="atLeast"/>
+        <w:rPr>
+          <w:rFonts w:ascii="Consolas" w:eastAsia="Times New Roman" w:hAnsi="Consolas" w:cs="Times New Roman"/>
+          <w:color w:val="D4D4D4"/>
+          <w:sz w:val="21"/>
+          <w:szCs w:val="21"/>
+          <w:lang w:eastAsia="en-IN"/>
+        </w:rPr>
+      </w:pPr>
+      <w:proofErr w:type="spellStart"/>
+      <w:r>
+        <w:rPr>
+          <w:rFonts w:ascii="Consolas" w:eastAsia="Times New Roman" w:hAnsi="Consolas" w:cs="Times New Roman"/>
+          <w:color w:val="569CD6"/>
+          <w:sz w:val="21"/>
+          <w:szCs w:val="21"/>
+          <w:lang w:eastAsia="en-IN"/>
+        </w:rPr>
+        <w:t>const</w:t>
+      </w:r>
+      <w:proofErr w:type="spellEnd"/>
+      <w:r>
+        <w:rPr>
+          <w:rFonts w:ascii="Consolas" w:eastAsia="Times New Roman" w:hAnsi="Consolas" w:cs="Times New Roman"/>
+          <w:color w:val="D4D4D4"/>
+          <w:sz w:val="21"/>
+          <w:szCs w:val="21"/>
+          <w:lang w:eastAsia="en-IN"/>
+        </w:rPr>
+        <w:t> </w:t>
+      </w:r>
+      <w:r>
+        <w:rPr>
+          <w:rFonts w:ascii="Consolas" w:eastAsia="Times New Roman" w:hAnsi="Consolas" w:cs="Times New Roman"/>
+          <w:color w:val="4FC1FF"/>
+          <w:sz w:val="21"/>
+          <w:szCs w:val="21"/>
+          <w:lang w:eastAsia="en-IN"/>
+        </w:rPr>
+        <w:t>counter</w:t>
+      </w:r>
+      <w:r>
+        <w:rPr>
+          <w:rFonts w:ascii="Consolas" w:eastAsia="Times New Roman" w:hAnsi="Consolas" w:cs="Times New Roman"/>
+          <w:color w:val="D4D4D4"/>
+          <w:sz w:val="21"/>
+          <w:szCs w:val="21"/>
+          <w:lang w:eastAsia="en-IN"/>
+        </w:rPr>
+        <w:t> = </w:t>
+      </w:r>
+      <w:proofErr w:type="spellStart"/>
+      <w:r>
+        <w:rPr>
+          <w:rFonts w:ascii="Consolas" w:eastAsia="Times New Roman" w:hAnsi="Consolas" w:cs="Times New Roman"/>
+          <w:color w:val="DCDCAA"/>
+          <w:sz w:val="21"/>
+          <w:szCs w:val="21"/>
+          <w:lang w:eastAsia="en-IN"/>
+        </w:rPr>
+        <w:t>useCounter</w:t>
+      </w:r>
+      <w:proofErr w:type="spellEnd"/>
+      <w:r>
+        <w:rPr>
+          <w:rFonts w:ascii="Consolas" w:eastAsia="Times New Roman" w:hAnsi="Consolas" w:cs="Times New Roman"/>
+          <w:color w:val="D4D4D4"/>
+          <w:sz w:val="21"/>
+          <w:szCs w:val="21"/>
+          <w:lang w:eastAsia="en-IN"/>
+        </w:rPr>
+        <w:t>(</w:t>
+      </w:r>
+      <w:r>
+        <w:rPr>
+          <w:rFonts w:ascii="Consolas" w:eastAsia="Times New Roman" w:hAnsi="Consolas" w:cs="Times New Roman"/>
+          <w:color w:val="569CD6"/>
+          <w:sz w:val="21"/>
+          <w:szCs w:val="21"/>
+          <w:lang w:eastAsia="en-IN"/>
+        </w:rPr>
+        <w:t>false</w:t>
+      </w:r>
+      <w:proofErr w:type="gramStart"/>
+      <w:r>
+        <w:rPr>
+          <w:rFonts w:ascii="Consolas" w:eastAsia="Times New Roman" w:hAnsi="Consolas" w:cs="Times New Roman"/>
+          <w:color w:val="D4D4D4"/>
+          <w:sz w:val="21"/>
+          <w:szCs w:val="21"/>
+          <w:lang w:eastAsia="en-IN"/>
+        </w:rPr>
+        <w:t>);</w:t>
+      </w:r>
+      <w:proofErr w:type="gramEnd"/>
+    </w:p>
+    <w:p>
+      <w:pPr>
+        <w:shd w:val="clear" w:color="auto" w:fill="1E1E1E"/>
+        <w:spacing w:after="0" w:line="285" w:lineRule="atLeast"/>
+        <w:rPr>
+          <w:rFonts w:ascii="Consolas" w:eastAsia="Times New Roman" w:hAnsi="Consolas" w:cs="Times New Roman"/>
+          <w:color w:val="D4D4D4"/>
+          <w:sz w:val="21"/>
+          <w:szCs w:val="21"/>
+          <w:lang w:eastAsia="en-IN"/>
+        </w:rPr>
+      </w:pPr>
+    </w:p>
+    <w:p>
+      <w:pPr>
+        <w:shd w:val="clear" w:color="auto" w:fill="1E1E1E"/>
+        <w:spacing w:after="0" w:line="285" w:lineRule="atLeast"/>
+        <w:rPr>
+          <w:rFonts w:ascii="Consolas" w:eastAsia="Times New Roman" w:hAnsi="Consolas" w:cs="Times New Roman"/>
+          <w:color w:val="D4D4D4"/>
+          <w:sz w:val="21"/>
+          <w:szCs w:val="21"/>
+          <w:lang w:eastAsia="en-IN"/>
+        </w:rPr>
+      </w:pPr>
+    </w:p>
+    <w:p>
+      <w:pPr>
+        <w:rPr>
+          <w:sz w:val="24"/>
+          <w:szCs w:val="24"/>
+        </w:rPr>
+      </w:pPr>
+    </w:p>
+    <w:p>
+      <w:pPr>
+        <w:rPr>
+          <w:sz w:val="24"/>
+          <w:szCs w:val="24"/>
+        </w:rPr>
+      </w:pPr>
+      <w:r>
+        <w:rPr>
+          <w:sz w:val="24"/>
+          <w:szCs w:val="24"/>
+        </w:rPr>
+        <w:lastRenderedPageBreak/>
+        <w:t>4: When we use a component that uses a custom hook which has states, the component will re-render when the states in the custom hook are updated. State in the custom hooks is attached to the component in which we use the custom hook.</w:t>
+      </w:r>
+      <w:r>
+        <w:rPr>
+          <w:sz w:val="24"/>
+          <w:szCs w:val="24"/>
+        </w:rPr>
+        <w:t xml:space="preserve"> In short, when the custom hook re-renders, the component which uses the custom hook will also re-render.</w:t>
+      </w:r>
+    </w:p>
+    <w:p>
+      <w:pPr>
         <w:rPr>
           <w:b/>
           <w:bCs/>
-          <w:sz w:val="28"/>
-          <w:szCs w:val="28"/>
-        </w:rPr>
-        <w:t>MODULE 15: CUSTOM HOOKS</w:t>
-      </w:r>
-    </w:p>
-    <w:p>
-      <w:pPr>
+          <w:sz w:val="24"/>
+          <w:szCs w:val="24"/>
+        </w:rPr>
+      </w:pPr>
+      <w:r>
+        <w:rPr>
+          <w:sz w:val="24"/>
+          <w:szCs w:val="24"/>
+        </w:rPr>
+        <w:t xml:space="preserve">5: </w:t>
+      </w:r>
+      <w:r>
         <w:rPr>
           <w:b/>
           <w:bCs/>
-          <w:sz w:val="28"/>
-          <w:szCs w:val="28"/>
-        </w:rPr>
-      </w:pPr>
+          <w:sz w:val="24"/>
+          <w:szCs w:val="24"/>
+        </w:rPr>
+        <w:t xml:space="preserve">Note: In the dependency array, </w:t>
+      </w:r>
+      <w:r>
+        <w:rPr>
+          <w:b/>
+          <w:bCs/>
+          <w:sz w:val="24"/>
+          <w:szCs w:val="24"/>
+        </w:rPr>
+        <w:t xml:space="preserve">always </w:t>
+      </w:r>
+      <w:r>
+        <w:rPr>
+          <w:b/>
+          <w:bCs/>
+          <w:sz w:val="24"/>
+          <w:szCs w:val="24"/>
+        </w:rPr>
+        <w:t xml:space="preserve">write </w:t>
+      </w:r>
+      <w:proofErr w:type="gramStart"/>
+      <w:r>
+        <w:rPr>
+          <w:b/>
+          <w:bCs/>
+          <w:sz w:val="24"/>
+          <w:szCs w:val="24"/>
+        </w:rPr>
+        <w:t>every</w:t>
+      </w:r>
+      <w:r>
+        <w:rPr>
+          <w:b/>
+          <w:bCs/>
+          <w:sz w:val="24"/>
+          <w:szCs w:val="24"/>
+        </w:rPr>
+        <w:t xml:space="preserve"> external objects or variables</w:t>
+      </w:r>
+      <w:proofErr w:type="gramEnd"/>
+      <w:r>
+        <w:rPr>
+          <w:b/>
+          <w:bCs/>
+          <w:sz w:val="24"/>
+          <w:szCs w:val="24"/>
+        </w:rPr>
+        <w:t xml:space="preserve"> which we have used in the </w:t>
+      </w:r>
+      <w:proofErr w:type="spellStart"/>
+      <w:r>
+        <w:rPr>
+          <w:b/>
+          <w:bCs/>
+          <w:sz w:val="24"/>
+          <w:szCs w:val="24"/>
+        </w:rPr>
+        <w:t>callback</w:t>
+      </w:r>
+      <w:proofErr w:type="spellEnd"/>
+      <w:r>
+        <w:rPr>
+          <w:b/>
+          <w:bCs/>
+          <w:sz w:val="24"/>
+          <w:szCs w:val="24"/>
+        </w:rPr>
+        <w:t xml:space="preserve"> function</w:t>
+      </w:r>
+      <w:r>
+        <w:rPr>
+          <w:b/>
+          <w:bCs/>
+          <w:sz w:val="24"/>
+          <w:szCs w:val="24"/>
+        </w:rPr>
+        <w:t>.</w:t>
+      </w:r>
+    </w:p>
+    <w:p>
+      <w:pPr>
+        <w:rPr>
+          <w:b/>
+          <w:bCs/>
+          <w:sz w:val="24"/>
+          <w:szCs w:val="24"/>
+        </w:rPr>
+      </w:pPr>
+      <w:r>
+        <w:rPr>
+          <w:b/>
+          <w:bCs/>
+          <w:sz w:val="24"/>
+          <w:szCs w:val="24"/>
+        </w:rPr>
+        <w:t>Consider the code below:</w:t>
+      </w:r>
+    </w:p>
+    <w:p>
+      <w:pPr>
+        <w:shd w:val="clear" w:color="auto" w:fill="1E1E1E"/>
+        <w:spacing w:after="0" w:line="285" w:lineRule="atLeast"/>
+        <w:rPr>
+          <w:rFonts w:ascii="Consolas" w:eastAsia="Times New Roman" w:hAnsi="Consolas" w:cs="Times New Roman"/>
+          <w:color w:val="D4D4D4"/>
+          <w:sz w:val="21"/>
+          <w:szCs w:val="21"/>
+          <w:lang w:eastAsia="en-IN"/>
+        </w:rPr>
+      </w:pPr>
+      <w:proofErr w:type="spellStart"/>
+      <w:r>
+        <w:rPr>
+          <w:rFonts w:ascii="Consolas" w:eastAsia="Times New Roman" w:hAnsi="Consolas" w:cs="Times New Roman"/>
+          <w:color w:val="569CD6"/>
+          <w:sz w:val="21"/>
+          <w:szCs w:val="21"/>
+          <w:lang w:eastAsia="en-IN"/>
+        </w:rPr>
+        <w:t>const</w:t>
+      </w:r>
+      <w:proofErr w:type="spellEnd"/>
+      <w:r>
+        <w:rPr>
+          <w:rFonts w:ascii="Consolas" w:eastAsia="Times New Roman" w:hAnsi="Consolas" w:cs="Times New Roman"/>
+          <w:color w:val="D4D4D4"/>
+          <w:sz w:val="21"/>
+          <w:szCs w:val="21"/>
+          <w:lang w:eastAsia="en-IN"/>
+        </w:rPr>
+        <w:t> {</w:t>
+      </w:r>
+      <w:proofErr w:type="spellStart"/>
+      <w:r>
+        <w:rPr>
+          <w:rFonts w:ascii="Consolas" w:eastAsia="Times New Roman" w:hAnsi="Consolas" w:cs="Times New Roman"/>
+          <w:color w:val="4FC1FF"/>
+          <w:sz w:val="21"/>
+          <w:szCs w:val="21"/>
+          <w:lang w:eastAsia="en-IN"/>
+        </w:rPr>
+        <w:t>isLoading</w:t>
+      </w:r>
+      <w:proofErr w:type="spellEnd"/>
+      <w:r>
+        <w:rPr>
+          <w:rFonts w:ascii="Consolas" w:eastAsia="Times New Roman" w:hAnsi="Consolas" w:cs="Times New Roman"/>
+          <w:color w:val="D4D4D4"/>
+          <w:sz w:val="21"/>
+          <w:szCs w:val="21"/>
+          <w:lang w:eastAsia="en-IN"/>
+        </w:rPr>
+        <w:t>, </w:t>
+      </w:r>
+      <w:r>
+        <w:rPr>
+          <w:rFonts w:ascii="Consolas" w:eastAsia="Times New Roman" w:hAnsi="Consolas" w:cs="Times New Roman"/>
+          <w:color w:val="4FC1FF"/>
+          <w:sz w:val="21"/>
+          <w:szCs w:val="21"/>
+          <w:lang w:eastAsia="en-IN"/>
+        </w:rPr>
+        <w:t>error</w:t>
+      </w:r>
+      <w:r>
+        <w:rPr>
+          <w:rFonts w:ascii="Consolas" w:eastAsia="Times New Roman" w:hAnsi="Consolas" w:cs="Times New Roman"/>
+          <w:color w:val="D4D4D4"/>
+          <w:sz w:val="21"/>
+          <w:szCs w:val="21"/>
+          <w:lang w:eastAsia="en-IN"/>
+        </w:rPr>
+        <w:t>, </w:t>
+      </w:r>
+      <w:proofErr w:type="spellStart"/>
+      <w:r>
+        <w:rPr>
+          <w:rFonts w:ascii="Consolas" w:eastAsia="Times New Roman" w:hAnsi="Consolas" w:cs="Times New Roman"/>
+          <w:color w:val="DCDCAA"/>
+          <w:sz w:val="21"/>
+          <w:szCs w:val="21"/>
+          <w:lang w:eastAsia="en-IN"/>
+        </w:rPr>
+        <w:t>sendRequest</w:t>
+      </w:r>
+      <w:proofErr w:type="spellEnd"/>
+      <w:r>
+        <w:rPr>
+          <w:rFonts w:ascii="Consolas" w:eastAsia="Times New Roman" w:hAnsi="Consolas" w:cs="Times New Roman"/>
+          <w:color w:val="D4D4D4"/>
+          <w:sz w:val="21"/>
+          <w:szCs w:val="21"/>
+          <w:lang w:eastAsia="en-IN"/>
+        </w:rPr>
+        <w:t>} = </w:t>
+      </w:r>
+      <w:proofErr w:type="spellStart"/>
+      <w:proofErr w:type="gramStart"/>
+      <w:r>
+        <w:rPr>
+          <w:rFonts w:ascii="Consolas" w:eastAsia="Times New Roman" w:hAnsi="Consolas" w:cs="Times New Roman"/>
+          <w:color w:val="DCDCAA"/>
+          <w:sz w:val="21"/>
+          <w:szCs w:val="21"/>
+          <w:lang w:eastAsia="en-IN"/>
+        </w:rPr>
+        <w:t>useHttp</w:t>
+      </w:r>
+      <w:proofErr w:type="spellEnd"/>
+      <w:r>
+        <w:rPr>
+          <w:rFonts w:ascii="Consolas" w:eastAsia="Times New Roman" w:hAnsi="Consolas" w:cs="Times New Roman"/>
+          <w:color w:val="D4D4D4"/>
+          <w:sz w:val="21"/>
+          <w:szCs w:val="21"/>
+          <w:lang w:eastAsia="en-IN"/>
+        </w:rPr>
+        <w:t>(</w:t>
+      </w:r>
+      <w:proofErr w:type="gramEnd"/>
+      <w:r>
+        <w:rPr>
+          <w:rFonts w:ascii="Consolas" w:eastAsia="Times New Roman" w:hAnsi="Consolas" w:cs="Times New Roman"/>
+          <w:color w:val="D4D4D4"/>
+          <w:sz w:val="21"/>
+          <w:szCs w:val="21"/>
+          <w:lang w:eastAsia="en-IN"/>
+        </w:rPr>
+        <w:t>);</w:t>
+      </w:r>
+    </w:p>
+    <w:p>
+      <w:pPr>
+        <w:shd w:val="clear" w:color="auto" w:fill="1E1E1E"/>
+        <w:spacing w:after="0" w:line="285" w:lineRule="atLeast"/>
+        <w:rPr>
+          <w:rFonts w:ascii="Consolas" w:eastAsia="Times New Roman" w:hAnsi="Consolas" w:cs="Times New Roman"/>
+          <w:color w:val="D4D4D4"/>
+          <w:sz w:val="21"/>
+          <w:szCs w:val="21"/>
+          <w:lang w:eastAsia="en-IN"/>
+        </w:rPr>
+      </w:pPr>
+    </w:p>
+    <w:p>
+      <w:pPr>
+        <w:shd w:val="clear" w:color="auto" w:fill="1E1E1E"/>
+        <w:spacing w:after="0" w:line="285" w:lineRule="atLeast"/>
+        <w:rPr>
+          <w:rFonts w:ascii="Consolas" w:eastAsia="Times New Roman" w:hAnsi="Consolas" w:cs="Times New Roman"/>
+          <w:color w:val="D4D4D4"/>
+          <w:sz w:val="21"/>
+          <w:szCs w:val="21"/>
+          <w:lang w:eastAsia="en-IN"/>
+        </w:rPr>
+      </w:pPr>
+      <w:r>
+        <w:rPr>
+          <w:rFonts w:ascii="Consolas" w:eastAsia="Times New Roman" w:hAnsi="Consolas" w:cs="Times New Roman"/>
+          <w:color w:val="D4D4D4"/>
+          <w:sz w:val="21"/>
+          <w:szCs w:val="21"/>
+          <w:lang w:eastAsia="en-IN"/>
+        </w:rPr>
+        <w:t>  </w:t>
+      </w:r>
+      <w:proofErr w:type="spellStart"/>
+      <w:r>
+        <w:rPr>
+          <w:rFonts w:ascii="Consolas" w:eastAsia="Times New Roman" w:hAnsi="Consolas" w:cs="Times New Roman"/>
+          <w:color w:val="569CD6"/>
+          <w:sz w:val="21"/>
+          <w:szCs w:val="21"/>
+          <w:lang w:eastAsia="en-IN"/>
+        </w:rPr>
+        <w:t>const</w:t>
+      </w:r>
+      <w:proofErr w:type="spellEnd"/>
+      <w:r>
+        <w:rPr>
+          <w:rFonts w:ascii="Consolas" w:eastAsia="Times New Roman" w:hAnsi="Consolas" w:cs="Times New Roman"/>
+          <w:color w:val="D4D4D4"/>
+          <w:sz w:val="21"/>
+          <w:szCs w:val="21"/>
+          <w:lang w:eastAsia="en-IN"/>
+        </w:rPr>
+        <w:t> </w:t>
+      </w:r>
+      <w:proofErr w:type="spellStart"/>
+      <w:r>
+        <w:rPr>
+          <w:rFonts w:ascii="Consolas" w:eastAsia="Times New Roman" w:hAnsi="Consolas" w:cs="Times New Roman"/>
+          <w:color w:val="4FC1FF"/>
+          <w:sz w:val="21"/>
+          <w:szCs w:val="21"/>
+          <w:lang w:eastAsia="en-IN"/>
+        </w:rPr>
+        <w:t>requestConfig</w:t>
+      </w:r>
+      <w:proofErr w:type="spellEnd"/>
+      <w:r>
+        <w:rPr>
+          <w:rFonts w:ascii="Consolas" w:eastAsia="Times New Roman" w:hAnsi="Consolas" w:cs="Times New Roman"/>
+          <w:color w:val="D4D4D4"/>
+          <w:sz w:val="21"/>
+          <w:szCs w:val="21"/>
+          <w:lang w:eastAsia="en-IN"/>
+        </w:rPr>
+        <w:t> = </w:t>
+      </w:r>
+      <w:proofErr w:type="spellStart"/>
+      <w:proofErr w:type="gramStart"/>
+      <w:r>
+        <w:rPr>
+          <w:rFonts w:ascii="Consolas" w:eastAsia="Times New Roman" w:hAnsi="Consolas" w:cs="Times New Roman"/>
+          <w:color w:val="DCDCAA"/>
+          <w:sz w:val="21"/>
+          <w:szCs w:val="21"/>
+          <w:lang w:eastAsia="en-IN"/>
+        </w:rPr>
+        <w:t>useMemo</w:t>
+      </w:r>
+      <w:proofErr w:type="spellEnd"/>
+      <w:r>
+        <w:rPr>
+          <w:rFonts w:ascii="Consolas" w:eastAsia="Times New Roman" w:hAnsi="Consolas" w:cs="Times New Roman"/>
+          <w:color w:val="D4D4D4"/>
+          <w:sz w:val="21"/>
+          <w:szCs w:val="21"/>
+          <w:lang w:eastAsia="en-IN"/>
+        </w:rPr>
+        <w:t>(</w:t>
+      </w:r>
+      <w:proofErr w:type="gramEnd"/>
+      <w:r>
+        <w:rPr>
+          <w:rFonts w:ascii="Consolas" w:eastAsia="Times New Roman" w:hAnsi="Consolas" w:cs="Times New Roman"/>
+          <w:color w:val="D4D4D4"/>
+          <w:sz w:val="21"/>
+          <w:szCs w:val="21"/>
+          <w:lang w:eastAsia="en-IN"/>
+        </w:rPr>
+        <w:t>() </w:t>
+      </w:r>
+      <w:r>
+        <w:rPr>
+          <w:rFonts w:ascii="Consolas" w:eastAsia="Times New Roman" w:hAnsi="Consolas" w:cs="Times New Roman"/>
+          <w:color w:val="569CD6"/>
+          <w:sz w:val="21"/>
+          <w:szCs w:val="21"/>
+          <w:lang w:eastAsia="en-IN"/>
+        </w:rPr>
+        <w:t>=&gt;</w:t>
+      </w:r>
+      <w:r>
+        <w:rPr>
+          <w:rFonts w:ascii="Consolas" w:eastAsia="Times New Roman" w:hAnsi="Consolas" w:cs="Times New Roman"/>
+          <w:color w:val="D4D4D4"/>
+          <w:sz w:val="21"/>
+          <w:szCs w:val="21"/>
+          <w:lang w:eastAsia="en-IN"/>
+        </w:rPr>
+        <w:t> {</w:t>
+      </w:r>
+    </w:p>
+    <w:p>
+      <w:pPr>
+        <w:shd w:val="clear" w:color="auto" w:fill="1E1E1E"/>
+        <w:spacing w:after="0" w:line="285" w:lineRule="atLeast"/>
+        <w:rPr>
+          <w:rFonts w:ascii="Consolas" w:eastAsia="Times New Roman" w:hAnsi="Consolas" w:cs="Times New Roman"/>
+          <w:color w:val="D4D4D4"/>
+          <w:sz w:val="21"/>
+          <w:szCs w:val="21"/>
+          <w:lang w:eastAsia="en-IN"/>
+        </w:rPr>
+      </w:pPr>
+      <w:r>
+        <w:rPr>
+          <w:rFonts w:ascii="Consolas" w:eastAsia="Times New Roman" w:hAnsi="Consolas" w:cs="Times New Roman"/>
+          <w:color w:val="D4D4D4"/>
+          <w:sz w:val="21"/>
+          <w:szCs w:val="21"/>
+          <w:lang w:eastAsia="en-IN"/>
+        </w:rPr>
+        <w:t>    </w:t>
+      </w:r>
+      <w:r>
+        <w:rPr>
+          <w:rFonts w:ascii="Consolas" w:eastAsia="Times New Roman" w:hAnsi="Consolas" w:cs="Times New Roman"/>
+          <w:color w:val="C586C0"/>
+          <w:sz w:val="21"/>
+          <w:szCs w:val="21"/>
+          <w:lang w:eastAsia="en-IN"/>
+        </w:rPr>
+        <w:t>return</w:t>
+      </w:r>
+      <w:r>
+        <w:rPr>
+          <w:rFonts w:ascii="Consolas" w:eastAsia="Times New Roman" w:hAnsi="Consolas" w:cs="Times New Roman"/>
+          <w:color w:val="D4D4D4"/>
+          <w:sz w:val="21"/>
+          <w:szCs w:val="21"/>
+          <w:lang w:eastAsia="en-IN"/>
+        </w:rPr>
+        <w:t> {</w:t>
+      </w:r>
+    </w:p>
+    <w:p>
+      <w:pPr>
+        <w:shd w:val="clear" w:color="auto" w:fill="1E1E1E"/>
+        <w:spacing w:after="0" w:line="285" w:lineRule="atLeast"/>
+        <w:rPr>
+          <w:rFonts w:ascii="Consolas" w:eastAsia="Times New Roman" w:hAnsi="Consolas" w:cs="Times New Roman"/>
+          <w:color w:val="D4D4D4"/>
+          <w:sz w:val="21"/>
+          <w:szCs w:val="21"/>
+          <w:lang w:eastAsia="en-IN"/>
+        </w:rPr>
+      </w:pPr>
+      <w:r>
+        <w:rPr>
+          <w:rFonts w:ascii="Consolas" w:eastAsia="Times New Roman" w:hAnsi="Consolas" w:cs="Times New Roman"/>
+          <w:color w:val="D4D4D4"/>
+          <w:sz w:val="21"/>
+          <w:szCs w:val="21"/>
+          <w:lang w:eastAsia="en-IN"/>
+        </w:rPr>
+        <w:t>      </w:t>
+      </w:r>
+      <w:r>
+        <w:rPr>
+          <w:rFonts w:ascii="Consolas" w:eastAsia="Times New Roman" w:hAnsi="Consolas" w:cs="Times New Roman"/>
+          <w:color w:val="9CDCFE"/>
+          <w:sz w:val="21"/>
+          <w:szCs w:val="21"/>
+          <w:lang w:eastAsia="en-IN"/>
+        </w:rPr>
+        <w:t>url:</w:t>
+      </w:r>
+      <w:r>
+        <w:rPr>
+          <w:rFonts w:ascii="Consolas" w:eastAsia="Times New Roman" w:hAnsi="Consolas" w:cs="Times New Roman"/>
+          <w:color w:val="D4D4D4"/>
+          <w:sz w:val="21"/>
+          <w:szCs w:val="21"/>
+          <w:lang w:eastAsia="en-IN"/>
+        </w:rPr>
+        <w:t> </w:t>
+      </w:r>
+      <w:r>
+        <w:rPr>
+          <w:rFonts w:ascii="Consolas" w:eastAsia="Times New Roman" w:hAnsi="Consolas" w:cs="Times New Roman"/>
+          <w:color w:val="CE9178"/>
+          <w:sz w:val="21"/>
+          <w:szCs w:val="21"/>
+          <w:lang w:eastAsia="en-IN"/>
+        </w:rPr>
+        <w:t>'https://react-http-74835-default-rtdb.firebaseio.com/tasks.json'</w:t>
+      </w:r>
+    </w:p>
+    <w:p>
+      <w:pPr>
+        <w:shd w:val="clear" w:color="auto" w:fill="1E1E1E"/>
+        <w:spacing w:after="0" w:line="285" w:lineRule="atLeast"/>
+        <w:rPr>
+          <w:rFonts w:ascii="Consolas" w:eastAsia="Times New Roman" w:hAnsi="Consolas" w:cs="Times New Roman"/>
+          <w:color w:val="D4D4D4"/>
+          <w:sz w:val="21"/>
+          <w:szCs w:val="21"/>
+          <w:lang w:eastAsia="en-IN"/>
+        </w:rPr>
+      </w:pPr>
+      <w:r>
+        <w:rPr>
+          <w:rFonts w:ascii="Consolas" w:eastAsia="Times New Roman" w:hAnsi="Consolas" w:cs="Times New Roman"/>
+          <w:color w:val="D4D4D4"/>
+          <w:sz w:val="21"/>
+          <w:szCs w:val="21"/>
+          <w:lang w:eastAsia="en-IN"/>
+        </w:rPr>
+        <w:t>    }</w:t>
+      </w:r>
+    </w:p>
+    <w:p>
+      <w:pPr>
+        <w:shd w:val="clear" w:color="auto" w:fill="1E1E1E"/>
+        <w:spacing w:after="0" w:line="285" w:lineRule="atLeast"/>
+        <w:rPr>
+          <w:rFonts w:ascii="Consolas" w:eastAsia="Times New Roman" w:hAnsi="Consolas" w:cs="Times New Roman"/>
+          <w:color w:val="D4D4D4"/>
+          <w:sz w:val="21"/>
+          <w:szCs w:val="21"/>
+          <w:lang w:eastAsia="en-IN"/>
+        </w:rPr>
+      </w:pPr>
+      <w:r>
+        <w:rPr>
+          <w:rFonts w:ascii="Consolas" w:eastAsia="Times New Roman" w:hAnsi="Consolas" w:cs="Times New Roman"/>
+          <w:color w:val="D4D4D4"/>
+          <w:sz w:val="21"/>
+          <w:szCs w:val="21"/>
+          <w:lang w:eastAsia="en-IN"/>
+        </w:rPr>
+        <w:t>  }, []);</w:t>
+      </w:r>
+    </w:p>
+    <w:p>
+      <w:pPr>
+        <w:shd w:val="clear" w:color="auto" w:fill="1E1E1E"/>
+        <w:spacing w:after="0" w:line="285" w:lineRule="atLeast"/>
+        <w:rPr>
+          <w:rFonts w:ascii="Consolas" w:eastAsia="Times New Roman" w:hAnsi="Consolas" w:cs="Times New Roman"/>
+          <w:color w:val="D4D4D4"/>
+          <w:sz w:val="21"/>
+          <w:szCs w:val="21"/>
+          <w:lang w:eastAsia="en-IN"/>
+        </w:rPr>
+      </w:pPr>
+    </w:p>
+    <w:p>
+      <w:pPr>
+        <w:shd w:val="clear" w:color="auto" w:fill="1E1E1E"/>
+        <w:spacing w:after="0" w:line="285" w:lineRule="atLeast"/>
+        <w:rPr>
+          <w:rFonts w:ascii="Consolas" w:eastAsia="Times New Roman" w:hAnsi="Consolas" w:cs="Times New Roman"/>
+          <w:color w:val="D4D4D4"/>
+          <w:sz w:val="21"/>
+          <w:szCs w:val="21"/>
+          <w:lang w:eastAsia="en-IN"/>
+        </w:rPr>
+      </w:pPr>
+      <w:r>
+        <w:rPr>
+          <w:rFonts w:ascii="Consolas" w:eastAsia="Times New Roman" w:hAnsi="Consolas" w:cs="Times New Roman"/>
+          <w:color w:val="D4D4D4"/>
+          <w:sz w:val="21"/>
+          <w:szCs w:val="21"/>
+          <w:lang w:eastAsia="en-IN"/>
+        </w:rPr>
+        <w:t>  </w:t>
+      </w:r>
+      <w:proofErr w:type="spellStart"/>
+      <w:r>
+        <w:rPr>
+          <w:rFonts w:ascii="Consolas" w:eastAsia="Times New Roman" w:hAnsi="Consolas" w:cs="Times New Roman"/>
+          <w:color w:val="569CD6"/>
+          <w:sz w:val="21"/>
+          <w:szCs w:val="21"/>
+          <w:lang w:eastAsia="en-IN"/>
+        </w:rPr>
+        <w:t>const</w:t>
+      </w:r>
+      <w:proofErr w:type="spellEnd"/>
+      <w:r>
+        <w:rPr>
+          <w:rFonts w:ascii="Consolas" w:eastAsia="Times New Roman" w:hAnsi="Consolas" w:cs="Times New Roman"/>
+          <w:color w:val="D4D4D4"/>
+          <w:sz w:val="21"/>
+          <w:szCs w:val="21"/>
+          <w:lang w:eastAsia="en-IN"/>
+        </w:rPr>
+        <w:t> </w:t>
+      </w:r>
+      <w:proofErr w:type="spellStart"/>
+      <w:r>
+        <w:rPr>
+          <w:rFonts w:ascii="Consolas" w:eastAsia="Times New Roman" w:hAnsi="Consolas" w:cs="Times New Roman"/>
+          <w:color w:val="DCDCAA"/>
+          <w:sz w:val="21"/>
+          <w:szCs w:val="21"/>
+          <w:lang w:eastAsia="en-IN"/>
+        </w:rPr>
+        <w:t>applyData</w:t>
+      </w:r>
+      <w:proofErr w:type="spellEnd"/>
+      <w:r>
+        <w:rPr>
+          <w:rFonts w:ascii="Consolas" w:eastAsia="Times New Roman" w:hAnsi="Consolas" w:cs="Times New Roman"/>
+          <w:color w:val="D4D4D4"/>
+          <w:sz w:val="21"/>
+          <w:szCs w:val="21"/>
+          <w:lang w:eastAsia="en-IN"/>
+        </w:rPr>
+        <w:t> = </w:t>
+      </w:r>
+      <w:proofErr w:type="spellStart"/>
+      <w:r>
+        <w:rPr>
+          <w:rFonts w:ascii="Consolas" w:eastAsia="Times New Roman" w:hAnsi="Consolas" w:cs="Times New Roman"/>
+          <w:color w:val="DCDCAA"/>
+          <w:sz w:val="21"/>
+          <w:szCs w:val="21"/>
+          <w:lang w:eastAsia="en-IN"/>
+        </w:rPr>
+        <w:t>useCallback</w:t>
+      </w:r>
+      <w:proofErr w:type="spellEnd"/>
+      <w:r>
+        <w:rPr>
+          <w:rFonts w:ascii="Consolas" w:eastAsia="Times New Roman" w:hAnsi="Consolas" w:cs="Times New Roman"/>
+          <w:color w:val="D4D4D4"/>
+          <w:sz w:val="21"/>
+          <w:szCs w:val="21"/>
+          <w:lang w:eastAsia="en-IN"/>
+        </w:rPr>
+        <w:t>((</w:t>
+      </w:r>
+      <w:r>
+        <w:rPr>
+          <w:rFonts w:ascii="Consolas" w:eastAsia="Times New Roman" w:hAnsi="Consolas" w:cs="Times New Roman"/>
+          <w:color w:val="9CDCFE"/>
+          <w:sz w:val="21"/>
+          <w:szCs w:val="21"/>
+          <w:lang w:eastAsia="en-IN"/>
+        </w:rPr>
+        <w:t>data</w:t>
+      </w:r>
+      <w:r>
+        <w:rPr>
+          <w:rFonts w:ascii="Consolas" w:eastAsia="Times New Roman" w:hAnsi="Consolas" w:cs="Times New Roman"/>
+          <w:color w:val="D4D4D4"/>
+          <w:sz w:val="21"/>
+          <w:szCs w:val="21"/>
+          <w:lang w:eastAsia="en-IN"/>
+        </w:rPr>
+        <w:t>) </w:t>
+      </w:r>
+      <w:r>
+        <w:rPr>
+          <w:rFonts w:ascii="Consolas" w:eastAsia="Times New Roman" w:hAnsi="Consolas" w:cs="Times New Roman"/>
+          <w:color w:val="569CD6"/>
+          <w:sz w:val="21"/>
+          <w:szCs w:val="21"/>
+          <w:lang w:eastAsia="en-IN"/>
+        </w:rPr>
+        <w:t>=&gt;</w:t>
+      </w:r>
+      <w:r>
+        <w:rPr>
+          <w:rFonts w:ascii="Consolas" w:eastAsia="Times New Roman" w:hAnsi="Consolas" w:cs="Times New Roman"/>
+          <w:color w:val="D4D4D4"/>
+          <w:sz w:val="21"/>
+          <w:szCs w:val="21"/>
+          <w:lang w:eastAsia="en-IN"/>
+        </w:rPr>
+        <w:t> {</w:t>
+      </w:r>
+    </w:p>
+    <w:p>
+      <w:pPr>
+        <w:shd w:val="clear" w:color="auto" w:fill="1E1E1E"/>
+        <w:spacing w:after="0" w:line="285" w:lineRule="atLeast"/>
+        <w:rPr>
+          <w:rFonts w:ascii="Consolas" w:eastAsia="Times New Roman" w:hAnsi="Consolas" w:cs="Times New Roman"/>
+          <w:color w:val="D4D4D4"/>
+          <w:sz w:val="21"/>
+          <w:szCs w:val="21"/>
+          <w:lang w:eastAsia="en-IN"/>
+        </w:rPr>
+      </w:pPr>
+      <w:r>
+        <w:rPr>
+          <w:rFonts w:ascii="Consolas" w:eastAsia="Times New Roman" w:hAnsi="Consolas" w:cs="Times New Roman"/>
+          <w:color w:val="D4D4D4"/>
+          <w:sz w:val="21"/>
+          <w:szCs w:val="21"/>
+          <w:lang w:eastAsia="en-IN"/>
+        </w:rPr>
+        <w:t>    </w:t>
+      </w:r>
+      <w:proofErr w:type="spellStart"/>
+      <w:r>
+        <w:rPr>
+          <w:rFonts w:ascii="Consolas" w:eastAsia="Times New Roman" w:hAnsi="Consolas" w:cs="Times New Roman"/>
+          <w:color w:val="569CD6"/>
+          <w:sz w:val="21"/>
+          <w:szCs w:val="21"/>
+          <w:lang w:eastAsia="en-IN"/>
+        </w:rPr>
+        <w:t>const</w:t>
+      </w:r>
+      <w:proofErr w:type="spellEnd"/>
+      <w:r>
+        <w:rPr>
+          <w:rFonts w:ascii="Consolas" w:eastAsia="Times New Roman" w:hAnsi="Consolas" w:cs="Times New Roman"/>
+          <w:color w:val="D4D4D4"/>
+          <w:sz w:val="21"/>
+          <w:szCs w:val="21"/>
+          <w:lang w:eastAsia="en-IN"/>
+        </w:rPr>
+        <w:t> </w:t>
+      </w:r>
+      <w:proofErr w:type="spellStart"/>
+      <w:r>
+        <w:rPr>
+          <w:rFonts w:ascii="Consolas" w:eastAsia="Times New Roman" w:hAnsi="Consolas" w:cs="Times New Roman"/>
+          <w:color w:val="4FC1FF"/>
+          <w:sz w:val="21"/>
+          <w:szCs w:val="21"/>
+          <w:lang w:eastAsia="en-IN"/>
+        </w:rPr>
+        <w:t>loadedTasks</w:t>
+      </w:r>
+      <w:proofErr w:type="spellEnd"/>
+      <w:r>
+        <w:rPr>
+          <w:rFonts w:ascii="Consolas" w:eastAsia="Times New Roman" w:hAnsi="Consolas" w:cs="Times New Roman"/>
+          <w:color w:val="D4D4D4"/>
+          <w:sz w:val="21"/>
+          <w:szCs w:val="21"/>
+          <w:lang w:eastAsia="en-IN"/>
+        </w:rPr>
+        <w:t> = [</w:t>
+      </w:r>
+      <w:proofErr w:type="gramStart"/>
+      <w:r>
+        <w:rPr>
+          <w:rFonts w:ascii="Consolas" w:eastAsia="Times New Roman" w:hAnsi="Consolas" w:cs="Times New Roman"/>
+          <w:color w:val="D4D4D4"/>
+          <w:sz w:val="21"/>
+          <w:szCs w:val="21"/>
+          <w:lang w:eastAsia="en-IN"/>
+        </w:rPr>
+        <w:t>];</w:t>
+      </w:r>
+      <w:proofErr w:type="gramEnd"/>
+    </w:p>
+    <w:p>
+      <w:pPr>
+        <w:shd w:val="clear" w:color="auto" w:fill="1E1E1E"/>
+        <w:spacing w:after="0" w:line="285" w:lineRule="atLeast"/>
+        <w:rPr>
+          <w:rFonts w:ascii="Consolas" w:eastAsia="Times New Roman" w:hAnsi="Consolas" w:cs="Times New Roman"/>
+          <w:color w:val="D4D4D4"/>
+          <w:sz w:val="21"/>
+          <w:szCs w:val="21"/>
+          <w:lang w:eastAsia="en-IN"/>
+        </w:rPr>
+      </w:pPr>
+    </w:p>
+    <w:p>
+      <w:pPr>
+        <w:shd w:val="clear" w:color="auto" w:fill="1E1E1E"/>
+        <w:spacing w:after="0" w:line="285" w:lineRule="atLeast"/>
+        <w:rPr>
+          <w:rFonts w:ascii="Consolas" w:eastAsia="Times New Roman" w:hAnsi="Consolas" w:cs="Times New Roman"/>
+          <w:color w:val="D4D4D4"/>
+          <w:sz w:val="21"/>
+          <w:szCs w:val="21"/>
+          <w:lang w:eastAsia="en-IN"/>
+        </w:rPr>
+      </w:pPr>
+      <w:r>
+        <w:rPr>
+          <w:rFonts w:ascii="Consolas" w:eastAsia="Times New Roman" w:hAnsi="Consolas" w:cs="Times New Roman"/>
+          <w:color w:val="D4D4D4"/>
+          <w:sz w:val="21"/>
+          <w:szCs w:val="21"/>
+          <w:lang w:eastAsia="en-IN"/>
+        </w:rPr>
+        <w:t>      </w:t>
+      </w:r>
+      <w:r>
+        <w:rPr>
+          <w:rFonts w:ascii="Consolas" w:eastAsia="Times New Roman" w:hAnsi="Consolas" w:cs="Times New Roman"/>
+          <w:color w:val="C586C0"/>
+          <w:sz w:val="21"/>
+          <w:szCs w:val="21"/>
+          <w:lang w:eastAsia="en-IN"/>
+        </w:rPr>
+        <w:t>for</w:t>
+      </w:r>
+      <w:r>
+        <w:rPr>
+          <w:rFonts w:ascii="Consolas" w:eastAsia="Times New Roman" w:hAnsi="Consolas" w:cs="Times New Roman"/>
+          <w:color w:val="D4D4D4"/>
+          <w:sz w:val="21"/>
+          <w:szCs w:val="21"/>
+          <w:lang w:eastAsia="en-IN"/>
+        </w:rPr>
+        <w:t> (</w:t>
+      </w:r>
+      <w:proofErr w:type="spellStart"/>
+      <w:r>
+        <w:rPr>
+          <w:rFonts w:ascii="Consolas" w:eastAsia="Times New Roman" w:hAnsi="Consolas" w:cs="Times New Roman"/>
+          <w:color w:val="569CD6"/>
+          <w:sz w:val="21"/>
+          <w:szCs w:val="21"/>
+          <w:lang w:eastAsia="en-IN"/>
+        </w:rPr>
+        <w:t>const</w:t>
+      </w:r>
+      <w:proofErr w:type="spellEnd"/>
+      <w:r>
+        <w:rPr>
+          <w:rFonts w:ascii="Consolas" w:eastAsia="Times New Roman" w:hAnsi="Consolas" w:cs="Times New Roman"/>
+          <w:color w:val="D4D4D4"/>
+          <w:sz w:val="21"/>
+          <w:szCs w:val="21"/>
+          <w:lang w:eastAsia="en-IN"/>
+        </w:rPr>
+        <w:t> </w:t>
+      </w:r>
+      <w:proofErr w:type="spellStart"/>
+      <w:r>
+        <w:rPr>
+          <w:rFonts w:ascii="Consolas" w:eastAsia="Times New Roman" w:hAnsi="Consolas" w:cs="Times New Roman"/>
+          <w:color w:val="4FC1FF"/>
+          <w:sz w:val="21"/>
+          <w:szCs w:val="21"/>
+          <w:lang w:eastAsia="en-IN"/>
+        </w:rPr>
+        <w:t>taskKey</w:t>
+      </w:r>
+      <w:proofErr w:type="spellEnd"/>
+      <w:r>
+        <w:rPr>
+          <w:rFonts w:ascii="Consolas" w:eastAsia="Times New Roman" w:hAnsi="Consolas" w:cs="Times New Roman"/>
+          <w:color w:val="D4D4D4"/>
+          <w:sz w:val="21"/>
+          <w:szCs w:val="21"/>
+          <w:lang w:eastAsia="en-IN"/>
+        </w:rPr>
+        <w:t> </w:t>
+      </w:r>
+      <w:r>
+        <w:rPr>
+          <w:rFonts w:ascii="Consolas" w:eastAsia="Times New Roman" w:hAnsi="Consolas" w:cs="Times New Roman"/>
+          <w:color w:val="569CD6"/>
+          <w:sz w:val="21"/>
+          <w:szCs w:val="21"/>
+          <w:lang w:eastAsia="en-IN"/>
+        </w:rPr>
+        <w:t>in</w:t>
+      </w:r>
+      <w:r>
+        <w:rPr>
+          <w:rFonts w:ascii="Consolas" w:eastAsia="Times New Roman" w:hAnsi="Consolas" w:cs="Times New Roman"/>
+          <w:color w:val="D4D4D4"/>
+          <w:sz w:val="21"/>
+          <w:szCs w:val="21"/>
+          <w:lang w:eastAsia="en-IN"/>
+        </w:rPr>
+        <w:t> </w:t>
+      </w:r>
+      <w:r>
+        <w:rPr>
+          <w:rFonts w:ascii="Consolas" w:eastAsia="Times New Roman" w:hAnsi="Consolas" w:cs="Times New Roman"/>
+          <w:color w:val="9CDCFE"/>
+          <w:sz w:val="21"/>
+          <w:szCs w:val="21"/>
+          <w:lang w:eastAsia="en-IN"/>
+        </w:rPr>
+        <w:t>data</w:t>
+      </w:r>
+      <w:r>
+        <w:rPr>
+          <w:rFonts w:ascii="Consolas" w:eastAsia="Times New Roman" w:hAnsi="Consolas" w:cs="Times New Roman"/>
+          <w:color w:val="D4D4D4"/>
+          <w:sz w:val="21"/>
+          <w:szCs w:val="21"/>
+          <w:lang w:eastAsia="en-IN"/>
+        </w:rPr>
+        <w:t>) {</w:t>
+      </w:r>
+    </w:p>
+    <w:p>
+      <w:pPr>
+        <w:shd w:val="clear" w:color="auto" w:fill="1E1E1E"/>
+        <w:spacing w:after="0" w:line="285" w:lineRule="atLeast"/>
+        <w:rPr>
+          <w:rFonts w:ascii="Consolas" w:eastAsia="Times New Roman" w:hAnsi="Consolas" w:cs="Times New Roman"/>
+          <w:color w:val="D4D4D4"/>
+          <w:sz w:val="21"/>
+          <w:szCs w:val="21"/>
+          <w:lang w:eastAsia="en-IN"/>
+        </w:rPr>
+      </w:pPr>
+      <w:r>
+        <w:rPr>
+          <w:rFonts w:ascii="Consolas" w:eastAsia="Times New Roman" w:hAnsi="Consolas" w:cs="Times New Roman"/>
+          <w:color w:val="D4D4D4"/>
+          <w:sz w:val="21"/>
+          <w:szCs w:val="21"/>
+          <w:lang w:eastAsia="en-IN"/>
+        </w:rPr>
+        <w:t>        </w:t>
+      </w:r>
+      <w:r>
+        <w:rPr>
+          <w:rFonts w:ascii="Consolas" w:eastAsia="Times New Roman" w:hAnsi="Consolas" w:cs="Times New Roman"/>
+          <w:color w:val="4FC1FF"/>
+          <w:sz w:val="21"/>
+          <w:szCs w:val="21"/>
+          <w:lang w:eastAsia="en-IN"/>
+        </w:rPr>
+        <w:t>loadedTasks</w:t>
+      </w:r>
+      <w:r>
+        <w:rPr>
+          <w:rFonts w:ascii="Consolas" w:eastAsia="Times New Roman" w:hAnsi="Consolas" w:cs="Times New Roman"/>
+          <w:color w:val="D4D4D4"/>
+          <w:sz w:val="21"/>
+          <w:szCs w:val="21"/>
+          <w:lang w:eastAsia="en-IN"/>
+        </w:rPr>
+        <w:t>.</w:t>
+      </w:r>
+      <w:r>
+        <w:rPr>
+          <w:rFonts w:ascii="Consolas" w:eastAsia="Times New Roman" w:hAnsi="Consolas" w:cs="Times New Roman"/>
+          <w:color w:val="DCDCAA"/>
+          <w:sz w:val="21"/>
+          <w:szCs w:val="21"/>
+          <w:lang w:eastAsia="en-IN"/>
+        </w:rPr>
+        <w:t>push</w:t>
+      </w:r>
+      <w:proofErr w:type="gramStart"/>
+      <w:r>
+        <w:rPr>
+          <w:rFonts w:ascii="Consolas" w:eastAsia="Times New Roman" w:hAnsi="Consolas" w:cs="Times New Roman"/>
+          <w:color w:val="D4D4D4"/>
+          <w:sz w:val="21"/>
+          <w:szCs w:val="21"/>
+          <w:lang w:eastAsia="en-IN"/>
+        </w:rPr>
+        <w:t>({ </w:t>
+      </w:r>
+      <w:r>
+        <w:rPr>
+          <w:rFonts w:ascii="Consolas" w:eastAsia="Times New Roman" w:hAnsi="Consolas" w:cs="Times New Roman"/>
+          <w:color w:val="9CDCFE"/>
+          <w:sz w:val="21"/>
+          <w:szCs w:val="21"/>
+          <w:lang w:eastAsia="en-IN"/>
+        </w:rPr>
+        <w:t>id</w:t>
+      </w:r>
+      <w:proofErr w:type="gramEnd"/>
+      <w:r>
+        <w:rPr>
+          <w:rFonts w:ascii="Consolas" w:eastAsia="Times New Roman" w:hAnsi="Consolas" w:cs="Times New Roman"/>
+          <w:color w:val="9CDCFE"/>
+          <w:sz w:val="21"/>
+          <w:szCs w:val="21"/>
+          <w:lang w:eastAsia="en-IN"/>
+        </w:rPr>
+        <w:t>:</w:t>
+      </w:r>
+      <w:r>
+        <w:rPr>
+          <w:rFonts w:ascii="Consolas" w:eastAsia="Times New Roman" w:hAnsi="Consolas" w:cs="Times New Roman"/>
+          <w:color w:val="D4D4D4"/>
+          <w:sz w:val="21"/>
+          <w:szCs w:val="21"/>
+          <w:lang w:eastAsia="en-IN"/>
+        </w:rPr>
+        <w:t> </w:t>
+      </w:r>
+      <w:r>
+        <w:rPr>
+          <w:rFonts w:ascii="Consolas" w:eastAsia="Times New Roman" w:hAnsi="Consolas" w:cs="Times New Roman"/>
+          <w:color w:val="4FC1FF"/>
+          <w:sz w:val="21"/>
+          <w:szCs w:val="21"/>
+          <w:lang w:eastAsia="en-IN"/>
+        </w:rPr>
+        <w:t>taskKey</w:t>
+      </w:r>
+      <w:r>
+        <w:rPr>
+          <w:rFonts w:ascii="Consolas" w:eastAsia="Times New Roman" w:hAnsi="Consolas" w:cs="Times New Roman"/>
+          <w:color w:val="D4D4D4"/>
+          <w:sz w:val="21"/>
+          <w:szCs w:val="21"/>
+          <w:lang w:eastAsia="en-IN"/>
+        </w:rPr>
+        <w:t>, </w:t>
+      </w:r>
+      <w:r>
+        <w:rPr>
+          <w:rFonts w:ascii="Consolas" w:eastAsia="Times New Roman" w:hAnsi="Consolas" w:cs="Times New Roman"/>
+          <w:color w:val="9CDCFE"/>
+          <w:sz w:val="21"/>
+          <w:szCs w:val="21"/>
+          <w:lang w:eastAsia="en-IN"/>
+        </w:rPr>
+        <w:t>text:</w:t>
+      </w:r>
+      <w:r>
+        <w:rPr>
+          <w:rFonts w:ascii="Consolas" w:eastAsia="Times New Roman" w:hAnsi="Consolas" w:cs="Times New Roman"/>
+          <w:color w:val="D4D4D4"/>
+          <w:sz w:val="21"/>
+          <w:szCs w:val="21"/>
+          <w:lang w:eastAsia="en-IN"/>
+        </w:rPr>
+        <w:t> </w:t>
+      </w:r>
+      <w:r>
+        <w:rPr>
+          <w:rFonts w:ascii="Consolas" w:eastAsia="Times New Roman" w:hAnsi="Consolas" w:cs="Times New Roman"/>
+          <w:color w:val="9CDCFE"/>
+          <w:sz w:val="21"/>
+          <w:szCs w:val="21"/>
+          <w:lang w:eastAsia="en-IN"/>
+        </w:rPr>
+        <w:t>data</w:t>
+      </w:r>
+      <w:r>
+        <w:rPr>
+          <w:rFonts w:ascii="Consolas" w:eastAsia="Times New Roman" w:hAnsi="Consolas" w:cs="Times New Roman"/>
+          <w:color w:val="D4D4D4"/>
+          <w:sz w:val="21"/>
+          <w:szCs w:val="21"/>
+          <w:lang w:eastAsia="en-IN"/>
+        </w:rPr>
+        <w:t>[</w:t>
+      </w:r>
+      <w:r>
+        <w:rPr>
+          <w:rFonts w:ascii="Consolas" w:eastAsia="Times New Roman" w:hAnsi="Consolas" w:cs="Times New Roman"/>
+          <w:color w:val="4FC1FF"/>
+          <w:sz w:val="21"/>
+          <w:szCs w:val="21"/>
+          <w:lang w:eastAsia="en-IN"/>
+        </w:rPr>
+        <w:t>taskKey</w:t>
+      </w:r>
+      <w:r>
+        <w:rPr>
+          <w:rFonts w:ascii="Consolas" w:eastAsia="Times New Roman" w:hAnsi="Consolas" w:cs="Times New Roman"/>
+          <w:color w:val="D4D4D4"/>
+          <w:sz w:val="21"/>
+          <w:szCs w:val="21"/>
+          <w:lang w:eastAsia="en-IN"/>
+        </w:rPr>
+        <w:t>].</w:t>
+      </w:r>
+      <w:r>
+        <w:rPr>
+          <w:rFonts w:ascii="Consolas" w:eastAsia="Times New Roman" w:hAnsi="Consolas" w:cs="Times New Roman"/>
+          <w:color w:val="9CDCFE"/>
+          <w:sz w:val="21"/>
+          <w:szCs w:val="21"/>
+          <w:lang w:eastAsia="en-IN"/>
+        </w:rPr>
+        <w:t>text</w:t>
+      </w:r>
+      <w:r>
+        <w:rPr>
+          <w:rFonts w:ascii="Consolas" w:eastAsia="Times New Roman" w:hAnsi="Consolas" w:cs="Times New Roman"/>
+          <w:color w:val="D4D4D4"/>
+          <w:sz w:val="21"/>
+          <w:szCs w:val="21"/>
+          <w:lang w:eastAsia="en-IN"/>
+        </w:rPr>
+        <w:t> });</w:t>
+      </w:r>
+    </w:p>
+    <w:p>
+      <w:pPr>
+        <w:shd w:val="clear" w:color="auto" w:fill="1E1E1E"/>
+        <w:spacing w:after="0" w:line="285" w:lineRule="atLeast"/>
+        <w:rPr>
+          <w:rFonts w:ascii="Consolas" w:eastAsia="Times New Roman" w:hAnsi="Consolas" w:cs="Times New Roman"/>
+          <w:color w:val="D4D4D4"/>
+          <w:sz w:val="21"/>
+          <w:szCs w:val="21"/>
+          <w:lang w:eastAsia="en-IN"/>
+        </w:rPr>
+      </w:pPr>
+      <w:r>
+        <w:rPr>
+          <w:rFonts w:ascii="Consolas" w:eastAsia="Times New Roman" w:hAnsi="Consolas" w:cs="Times New Roman"/>
+          <w:color w:val="D4D4D4"/>
+          <w:sz w:val="21"/>
+          <w:szCs w:val="21"/>
+          <w:lang w:eastAsia="en-IN"/>
+        </w:rPr>
+        <w:t>      }</w:t>
+      </w:r>
+    </w:p>
+    <w:p>
+      <w:pPr>
+        <w:shd w:val="clear" w:color="auto" w:fill="1E1E1E"/>
+        <w:spacing w:after="0" w:line="285" w:lineRule="atLeast"/>
+        <w:rPr>
+          <w:rFonts w:ascii="Consolas" w:eastAsia="Times New Roman" w:hAnsi="Consolas" w:cs="Times New Roman"/>
+          <w:color w:val="D4D4D4"/>
+          <w:sz w:val="21"/>
+          <w:szCs w:val="21"/>
+          <w:lang w:eastAsia="en-IN"/>
+        </w:rPr>
+      </w:pPr>
+      <w:r>
+        <w:rPr>
+          <w:rFonts w:ascii="Consolas" w:eastAsia="Times New Roman" w:hAnsi="Consolas" w:cs="Times New Roman"/>
+          <w:color w:val="D4D4D4"/>
+          <w:sz w:val="21"/>
+          <w:szCs w:val="21"/>
+          <w:lang w:eastAsia="en-IN"/>
+        </w:rPr>
+        <w:t>      </w:t>
+      </w:r>
+      <w:proofErr w:type="spellStart"/>
+      <w:r>
+        <w:rPr>
+          <w:rFonts w:ascii="Consolas" w:eastAsia="Times New Roman" w:hAnsi="Consolas" w:cs="Times New Roman"/>
+          <w:color w:val="DCDCAA"/>
+          <w:sz w:val="21"/>
+          <w:szCs w:val="21"/>
+          <w:lang w:eastAsia="en-IN"/>
+        </w:rPr>
+        <w:t>setTasks</w:t>
+      </w:r>
+      <w:proofErr w:type="spellEnd"/>
+      <w:r>
+        <w:rPr>
+          <w:rFonts w:ascii="Consolas" w:eastAsia="Times New Roman" w:hAnsi="Consolas" w:cs="Times New Roman"/>
+          <w:color w:val="D4D4D4"/>
+          <w:sz w:val="21"/>
+          <w:szCs w:val="21"/>
+          <w:lang w:eastAsia="en-IN"/>
+        </w:rPr>
+        <w:t>(</w:t>
+      </w:r>
+      <w:proofErr w:type="spellStart"/>
+      <w:r>
+        <w:rPr>
+          <w:rFonts w:ascii="Consolas" w:eastAsia="Times New Roman" w:hAnsi="Consolas" w:cs="Times New Roman"/>
+          <w:color w:val="4FC1FF"/>
+          <w:sz w:val="21"/>
+          <w:szCs w:val="21"/>
+          <w:lang w:eastAsia="en-IN"/>
+        </w:rPr>
+        <w:t>loadedTasks</w:t>
+      </w:r>
+      <w:proofErr w:type="spellEnd"/>
+      <w:proofErr w:type="gramStart"/>
+      <w:r>
+        <w:rPr>
+          <w:rFonts w:ascii="Consolas" w:eastAsia="Times New Roman" w:hAnsi="Consolas" w:cs="Times New Roman"/>
+          <w:color w:val="D4D4D4"/>
+          <w:sz w:val="21"/>
+          <w:szCs w:val="21"/>
+          <w:lang w:eastAsia="en-IN"/>
+        </w:rPr>
+        <w:t>);</w:t>
+      </w:r>
+      <w:proofErr w:type="gramEnd"/>
+    </w:p>
+    <w:p>
+      <w:pPr>
+        <w:shd w:val="clear" w:color="auto" w:fill="1E1E1E"/>
+        <w:spacing w:after="0" w:line="285" w:lineRule="atLeast"/>
+        <w:rPr>
+          <w:rFonts w:ascii="Consolas" w:eastAsia="Times New Roman" w:hAnsi="Consolas" w:cs="Times New Roman"/>
+          <w:color w:val="D4D4D4"/>
+          <w:sz w:val="21"/>
+          <w:szCs w:val="21"/>
+          <w:lang w:eastAsia="en-IN"/>
+        </w:rPr>
+      </w:pPr>
+      <w:r>
+        <w:rPr>
+          <w:rFonts w:ascii="Consolas" w:eastAsia="Times New Roman" w:hAnsi="Consolas" w:cs="Times New Roman"/>
+          <w:color w:val="D4D4D4"/>
+          <w:sz w:val="21"/>
+          <w:szCs w:val="21"/>
+          <w:lang w:eastAsia="en-IN"/>
+        </w:rPr>
+        <w:t>  }, []);</w:t>
+      </w:r>
+    </w:p>
+    <w:p>
+      <w:pPr>
+        <w:shd w:val="clear" w:color="auto" w:fill="1E1E1E"/>
+        <w:spacing w:after="0" w:line="285" w:lineRule="atLeast"/>
+        <w:rPr>
+          <w:rFonts w:ascii="Consolas" w:eastAsia="Times New Roman" w:hAnsi="Consolas" w:cs="Times New Roman"/>
+          <w:color w:val="D4D4D4"/>
+          <w:sz w:val="21"/>
+          <w:szCs w:val="21"/>
+          <w:lang w:eastAsia="en-IN"/>
+        </w:rPr>
+      </w:pPr>
+    </w:p>
+    <w:p>
+      <w:pPr>
+        <w:shd w:val="clear" w:color="auto" w:fill="1E1E1E"/>
+        <w:spacing w:after="0" w:line="285" w:lineRule="atLeast"/>
+        <w:rPr>
+          <w:rFonts w:ascii="Consolas" w:eastAsia="Times New Roman" w:hAnsi="Consolas" w:cs="Times New Roman"/>
+          <w:color w:val="D4D4D4"/>
+          <w:sz w:val="21"/>
+          <w:szCs w:val="21"/>
+          <w:lang w:eastAsia="en-IN"/>
+        </w:rPr>
+      </w:pPr>
+      <w:r>
+        <w:rPr>
+          <w:rFonts w:ascii="Consolas" w:eastAsia="Times New Roman" w:hAnsi="Consolas" w:cs="Times New Roman"/>
+          <w:color w:val="D4D4D4"/>
+          <w:sz w:val="21"/>
+          <w:szCs w:val="21"/>
+          <w:lang w:eastAsia="en-IN"/>
+        </w:rPr>
+        <w:t>  </w:t>
+      </w:r>
+      <w:proofErr w:type="spellStart"/>
+      <w:proofErr w:type="gramStart"/>
+      <w:r>
+        <w:rPr>
+          <w:rFonts w:ascii="Consolas" w:eastAsia="Times New Roman" w:hAnsi="Consolas" w:cs="Times New Roman"/>
+          <w:color w:val="DCDCAA"/>
+          <w:sz w:val="21"/>
+          <w:szCs w:val="21"/>
+          <w:lang w:eastAsia="en-IN"/>
+        </w:rPr>
+        <w:t>useEffect</w:t>
+      </w:r>
+      <w:proofErr w:type="spellEnd"/>
+      <w:r>
+        <w:rPr>
+          <w:rFonts w:ascii="Consolas" w:eastAsia="Times New Roman" w:hAnsi="Consolas" w:cs="Times New Roman"/>
+          <w:color w:val="D4D4D4"/>
+          <w:sz w:val="21"/>
+          <w:szCs w:val="21"/>
+          <w:lang w:eastAsia="en-IN"/>
+        </w:rPr>
+        <w:t>(</w:t>
+      </w:r>
+      <w:proofErr w:type="gramEnd"/>
+      <w:r>
+        <w:rPr>
+          <w:rFonts w:ascii="Consolas" w:eastAsia="Times New Roman" w:hAnsi="Consolas" w:cs="Times New Roman"/>
+          <w:color w:val="D4D4D4"/>
+          <w:sz w:val="21"/>
+          <w:szCs w:val="21"/>
+          <w:lang w:eastAsia="en-IN"/>
+        </w:rPr>
+        <w:t>() </w:t>
+      </w:r>
+      <w:r>
+        <w:rPr>
+          <w:rFonts w:ascii="Consolas" w:eastAsia="Times New Roman" w:hAnsi="Consolas" w:cs="Times New Roman"/>
+          <w:color w:val="569CD6"/>
+          <w:sz w:val="21"/>
+          <w:szCs w:val="21"/>
+          <w:lang w:eastAsia="en-IN"/>
+        </w:rPr>
+        <w:t>=&gt;</w:t>
+      </w:r>
+      <w:r>
+        <w:rPr>
+          <w:rFonts w:ascii="Consolas" w:eastAsia="Times New Roman" w:hAnsi="Consolas" w:cs="Times New Roman"/>
+          <w:color w:val="D4D4D4"/>
+          <w:sz w:val="21"/>
+          <w:szCs w:val="21"/>
+          <w:lang w:eastAsia="en-IN"/>
+        </w:rPr>
+        <w:t> {</w:t>
+      </w:r>
+    </w:p>
+    <w:p>
+      <w:pPr>
+        <w:shd w:val="clear" w:color="auto" w:fill="1E1E1E"/>
+        <w:spacing w:after="0" w:line="285" w:lineRule="atLeast"/>
+        <w:rPr>
+          <w:rFonts w:ascii="Consolas" w:eastAsia="Times New Roman" w:hAnsi="Consolas" w:cs="Times New Roman"/>
+          <w:color w:val="D4D4D4"/>
+          <w:sz w:val="21"/>
+          <w:szCs w:val="21"/>
+          <w:lang w:eastAsia="en-IN"/>
+        </w:rPr>
+      </w:pPr>
+      <w:r>
+        <w:rPr>
+          <w:rFonts w:ascii="Consolas" w:eastAsia="Times New Roman" w:hAnsi="Consolas" w:cs="Times New Roman"/>
+          <w:color w:val="D4D4D4"/>
+          <w:sz w:val="21"/>
+          <w:szCs w:val="21"/>
+          <w:lang w:eastAsia="en-IN"/>
+        </w:rPr>
+        <w:t>    </w:t>
+      </w:r>
+      <w:proofErr w:type="spellStart"/>
+      <w:proofErr w:type="gramStart"/>
+      <w:r>
+        <w:rPr>
+          <w:rFonts w:ascii="Consolas" w:eastAsia="Times New Roman" w:hAnsi="Consolas" w:cs="Times New Roman"/>
+          <w:color w:val="DCDCAA"/>
+          <w:sz w:val="21"/>
+          <w:szCs w:val="21"/>
+          <w:lang w:eastAsia="en-IN"/>
+        </w:rPr>
+        <w:t>sendRequest</w:t>
+      </w:r>
+      <w:proofErr w:type="spellEnd"/>
+      <w:r>
+        <w:rPr>
+          <w:rFonts w:ascii="Consolas" w:eastAsia="Times New Roman" w:hAnsi="Consolas" w:cs="Times New Roman"/>
+          <w:color w:val="D4D4D4"/>
+          <w:sz w:val="21"/>
+          <w:szCs w:val="21"/>
+          <w:lang w:eastAsia="en-IN"/>
+        </w:rPr>
+        <w:t>(</w:t>
+      </w:r>
+      <w:proofErr w:type="spellStart"/>
+      <w:proofErr w:type="gramEnd"/>
+      <w:r>
+        <w:rPr>
+          <w:rFonts w:ascii="Consolas" w:eastAsia="Times New Roman" w:hAnsi="Consolas" w:cs="Times New Roman"/>
+          <w:color w:val="4FC1FF"/>
+          <w:sz w:val="21"/>
+          <w:szCs w:val="21"/>
+          <w:lang w:eastAsia="en-IN"/>
+        </w:rPr>
+        <w:t>requestConfig</w:t>
+      </w:r>
+      <w:proofErr w:type="spellEnd"/>
+      <w:r>
+        <w:rPr>
+          <w:rFonts w:ascii="Consolas" w:eastAsia="Times New Roman" w:hAnsi="Consolas" w:cs="Times New Roman"/>
+          <w:color w:val="D4D4D4"/>
+          <w:sz w:val="21"/>
+          <w:szCs w:val="21"/>
+          <w:lang w:eastAsia="en-IN"/>
+        </w:rPr>
+        <w:t>, </w:t>
+      </w:r>
+      <w:proofErr w:type="spellStart"/>
+      <w:r>
+        <w:rPr>
+          <w:rFonts w:ascii="Consolas" w:eastAsia="Times New Roman" w:hAnsi="Consolas" w:cs="Times New Roman"/>
+          <w:color w:val="DCDCAA"/>
+          <w:sz w:val="21"/>
+          <w:szCs w:val="21"/>
+          <w:lang w:eastAsia="en-IN"/>
+        </w:rPr>
+        <w:t>applyData</w:t>
+      </w:r>
+      <w:proofErr w:type="spellEnd"/>
+      <w:r>
+        <w:rPr>
+          <w:rFonts w:ascii="Consolas" w:eastAsia="Times New Roman" w:hAnsi="Consolas" w:cs="Times New Roman"/>
+          <w:color w:val="D4D4D4"/>
+          <w:sz w:val="21"/>
+          <w:szCs w:val="21"/>
+          <w:lang w:eastAsia="en-IN"/>
+        </w:rPr>
+        <w:t>);</w:t>
+      </w:r>
+    </w:p>
+    <w:p>
+      <w:pPr>
+        <w:shd w:val="clear" w:color="auto" w:fill="1E1E1E"/>
+        <w:spacing w:after="0" w:line="285" w:lineRule="atLeast"/>
+        <w:rPr>
+          <w:rFonts w:ascii="Consolas" w:eastAsia="Times New Roman" w:hAnsi="Consolas" w:cs="Times New Roman"/>
+          <w:color w:val="D4D4D4"/>
+          <w:sz w:val="21"/>
+          <w:szCs w:val="21"/>
+          <w:lang w:eastAsia="en-IN"/>
+        </w:rPr>
+      </w:pPr>
+      <w:r>
+        <w:rPr>
+          <w:rFonts w:ascii="Consolas" w:eastAsia="Times New Roman" w:hAnsi="Consolas" w:cs="Times New Roman"/>
+          <w:color w:val="D4D4D4"/>
+          <w:sz w:val="21"/>
+          <w:szCs w:val="21"/>
+          <w:lang w:eastAsia="en-IN"/>
+        </w:rPr>
+        <w:t>  }, [</w:t>
+      </w:r>
+      <w:proofErr w:type="spellStart"/>
+      <w:r>
+        <w:rPr>
+          <w:rFonts w:ascii="Consolas" w:eastAsia="Times New Roman" w:hAnsi="Consolas" w:cs="Times New Roman"/>
+          <w:color w:val="DCDCAA"/>
+          <w:sz w:val="21"/>
+          <w:szCs w:val="21"/>
+          <w:lang w:eastAsia="en-IN"/>
+        </w:rPr>
+        <w:t>sendRequest</w:t>
+      </w:r>
+      <w:proofErr w:type="spellEnd"/>
+      <w:r>
+        <w:rPr>
+          <w:rFonts w:ascii="Consolas" w:eastAsia="Times New Roman" w:hAnsi="Consolas" w:cs="Times New Roman"/>
+          <w:color w:val="D4D4D4"/>
+          <w:sz w:val="21"/>
+          <w:szCs w:val="21"/>
+          <w:lang w:eastAsia="en-IN"/>
+        </w:rPr>
+        <w:t>, </w:t>
+      </w:r>
+      <w:proofErr w:type="spellStart"/>
+      <w:r>
+        <w:rPr>
+          <w:rFonts w:ascii="Consolas" w:eastAsia="Times New Roman" w:hAnsi="Consolas" w:cs="Times New Roman"/>
+          <w:color w:val="4FC1FF"/>
+          <w:sz w:val="21"/>
+          <w:szCs w:val="21"/>
+          <w:lang w:eastAsia="en-IN"/>
+        </w:rPr>
+        <w:t>requestConfig</w:t>
+      </w:r>
+      <w:proofErr w:type="spellEnd"/>
+      <w:r>
+        <w:rPr>
+          <w:rFonts w:ascii="Consolas" w:eastAsia="Times New Roman" w:hAnsi="Consolas" w:cs="Times New Roman"/>
+          <w:color w:val="D4D4D4"/>
+          <w:sz w:val="21"/>
+          <w:szCs w:val="21"/>
+          <w:lang w:eastAsia="en-IN"/>
+        </w:rPr>
+        <w:t>, </w:t>
+      </w:r>
+      <w:proofErr w:type="spellStart"/>
+      <w:r>
+        <w:rPr>
+          <w:rFonts w:ascii="Consolas" w:eastAsia="Times New Roman" w:hAnsi="Consolas" w:cs="Times New Roman"/>
+          <w:color w:val="DCDCAA"/>
+          <w:sz w:val="21"/>
+          <w:szCs w:val="21"/>
+          <w:lang w:eastAsia="en-IN"/>
+        </w:rPr>
+        <w:t>applyData</w:t>
+      </w:r>
+      <w:proofErr w:type="spellEnd"/>
+      <w:r>
+        <w:rPr>
+          <w:rFonts w:ascii="Consolas" w:eastAsia="Times New Roman" w:hAnsi="Consolas" w:cs="Times New Roman"/>
+          <w:color w:val="D4D4D4"/>
+          <w:sz w:val="21"/>
+          <w:szCs w:val="21"/>
+          <w:lang w:eastAsia="en-IN"/>
+        </w:rPr>
+        <w:t>]</w:t>
+      </w:r>
+      <w:proofErr w:type="gramStart"/>
+      <w:r>
+        <w:rPr>
+          <w:rFonts w:ascii="Consolas" w:eastAsia="Times New Roman" w:hAnsi="Consolas" w:cs="Times New Roman"/>
+          <w:color w:val="D4D4D4"/>
+          <w:sz w:val="21"/>
+          <w:szCs w:val="21"/>
+          <w:lang w:eastAsia="en-IN"/>
+        </w:rPr>
+        <w:t>);</w:t>
+      </w:r>
+      <w:proofErr w:type="gramEnd"/>
+    </w:p>
+    <w:p>
+      <w:pPr>
+        <w:rPr>
+          <w:b/>
+          <w:bCs/>
+          <w:sz w:val="24"/>
+          <w:szCs w:val="24"/>
+        </w:rPr>
+      </w:pPr>
+    </w:p>
+    <w:p>
+      <w:pPr>
+        <w:rPr>
+          <w:b/>
+          <w:bCs/>
+          <w:sz w:val="24"/>
+          <w:szCs w:val="24"/>
+        </w:rPr>
+      </w:pPr>
+      <w:r>
+        <w:rPr>
+          <w:b/>
+          <w:bCs/>
+          <w:sz w:val="24"/>
+          <w:szCs w:val="24"/>
+        </w:rPr>
+        <w:t xml:space="preserve">If we write the request config function and apply data in the </w:t>
+      </w:r>
+      <w:proofErr w:type="spellStart"/>
+      <w:r>
+        <w:rPr>
+          <w:b/>
+          <w:bCs/>
+          <w:sz w:val="24"/>
+          <w:szCs w:val="24"/>
+        </w:rPr>
+        <w:t>useEffect</w:t>
+      </w:r>
+      <w:proofErr w:type="spellEnd"/>
+      <w:r>
+        <w:rPr>
+          <w:b/>
+          <w:bCs/>
+          <w:sz w:val="24"/>
+          <w:szCs w:val="24"/>
+        </w:rPr>
+        <w:t>, then we can remove them from the dependency array</w:t>
+      </w:r>
+    </w:p>
+    <w:p>
+      <w:pPr>
+        <w:shd w:val="clear" w:color="auto" w:fill="1E1E1E"/>
+        <w:spacing w:after="0" w:line="285" w:lineRule="atLeast"/>
+        <w:rPr>
+          <w:rFonts w:ascii="Consolas" w:eastAsia="Times New Roman" w:hAnsi="Consolas" w:cs="Times New Roman"/>
+          <w:color w:val="D4D4D4"/>
+          <w:sz w:val="21"/>
+          <w:szCs w:val="21"/>
+          <w:lang w:eastAsia="en-IN"/>
+        </w:rPr>
+      </w:pPr>
+      <w:proofErr w:type="spellStart"/>
+      <w:proofErr w:type="gramStart"/>
+      <w:r>
+        <w:rPr>
+          <w:rFonts w:ascii="Consolas" w:eastAsia="Times New Roman" w:hAnsi="Consolas" w:cs="Times New Roman"/>
+          <w:color w:val="DCDCAA"/>
+          <w:sz w:val="21"/>
+          <w:szCs w:val="21"/>
+          <w:lang w:eastAsia="en-IN"/>
+        </w:rPr>
+        <w:t>useEffect</w:t>
+      </w:r>
+      <w:proofErr w:type="spellEnd"/>
+      <w:r>
+        <w:rPr>
+          <w:rFonts w:ascii="Consolas" w:eastAsia="Times New Roman" w:hAnsi="Consolas" w:cs="Times New Roman"/>
+          <w:color w:val="D4D4D4"/>
+          <w:sz w:val="21"/>
+          <w:szCs w:val="21"/>
+          <w:lang w:eastAsia="en-IN"/>
+        </w:rPr>
+        <w:t>(</w:t>
+      </w:r>
+      <w:proofErr w:type="gramEnd"/>
+      <w:r>
+        <w:rPr>
+          <w:rFonts w:ascii="Consolas" w:eastAsia="Times New Roman" w:hAnsi="Consolas" w:cs="Times New Roman"/>
+          <w:color w:val="D4D4D4"/>
+          <w:sz w:val="21"/>
+          <w:szCs w:val="21"/>
+          <w:lang w:eastAsia="en-IN"/>
+        </w:rPr>
+        <w:t>() </w:t>
+      </w:r>
+      <w:r>
+        <w:rPr>
+          <w:rFonts w:ascii="Consolas" w:eastAsia="Times New Roman" w:hAnsi="Consolas" w:cs="Times New Roman"/>
+          <w:color w:val="569CD6"/>
+          <w:sz w:val="21"/>
+          <w:szCs w:val="21"/>
+          <w:lang w:eastAsia="en-IN"/>
+        </w:rPr>
+        <w:t>=&gt;</w:t>
+      </w:r>
+      <w:r>
+        <w:rPr>
+          <w:rFonts w:ascii="Consolas" w:eastAsia="Times New Roman" w:hAnsi="Consolas" w:cs="Times New Roman"/>
+          <w:color w:val="D4D4D4"/>
+          <w:sz w:val="21"/>
+          <w:szCs w:val="21"/>
+          <w:lang w:eastAsia="en-IN"/>
+        </w:rPr>
+        <w:t> {</w:t>
+      </w:r>
+    </w:p>
+    <w:p>
+      <w:pPr>
+        <w:shd w:val="clear" w:color="auto" w:fill="1E1E1E"/>
+        <w:spacing w:after="0" w:line="285" w:lineRule="atLeast"/>
+        <w:rPr>
+          <w:rFonts w:ascii="Consolas" w:eastAsia="Times New Roman" w:hAnsi="Consolas" w:cs="Times New Roman"/>
+          <w:color w:val="D4D4D4"/>
+          <w:sz w:val="21"/>
+          <w:szCs w:val="21"/>
+          <w:lang w:eastAsia="en-IN"/>
+        </w:rPr>
+      </w:pPr>
+      <w:r>
+        <w:rPr>
+          <w:rFonts w:ascii="Consolas" w:eastAsia="Times New Roman" w:hAnsi="Consolas" w:cs="Times New Roman"/>
+          <w:color w:val="D4D4D4"/>
+          <w:sz w:val="21"/>
+          <w:szCs w:val="21"/>
+          <w:lang w:eastAsia="en-IN"/>
+        </w:rPr>
+        <w:t>    </w:t>
+      </w:r>
+      <w:proofErr w:type="spellStart"/>
+      <w:r>
+        <w:rPr>
+          <w:rFonts w:ascii="Consolas" w:eastAsia="Times New Roman" w:hAnsi="Consolas" w:cs="Times New Roman"/>
+          <w:color w:val="569CD6"/>
+          <w:sz w:val="21"/>
+          <w:szCs w:val="21"/>
+          <w:lang w:eastAsia="en-IN"/>
+        </w:rPr>
+        <w:t>const</w:t>
+      </w:r>
+      <w:proofErr w:type="spellEnd"/>
+      <w:r>
+        <w:rPr>
+          <w:rFonts w:ascii="Consolas" w:eastAsia="Times New Roman" w:hAnsi="Consolas" w:cs="Times New Roman"/>
+          <w:color w:val="D4D4D4"/>
+          <w:sz w:val="21"/>
+          <w:szCs w:val="21"/>
+          <w:lang w:eastAsia="en-IN"/>
+        </w:rPr>
+        <w:t> </w:t>
+      </w:r>
+      <w:proofErr w:type="spellStart"/>
+      <w:r>
+        <w:rPr>
+          <w:rFonts w:ascii="Consolas" w:eastAsia="Times New Roman" w:hAnsi="Consolas" w:cs="Times New Roman"/>
+          <w:color w:val="4FC1FF"/>
+          <w:sz w:val="21"/>
+          <w:szCs w:val="21"/>
+          <w:lang w:eastAsia="en-IN"/>
+        </w:rPr>
+        <w:t>requestConfig</w:t>
+      </w:r>
+      <w:proofErr w:type="spellEnd"/>
+      <w:r>
+        <w:rPr>
+          <w:rFonts w:ascii="Consolas" w:eastAsia="Times New Roman" w:hAnsi="Consolas" w:cs="Times New Roman"/>
+          <w:color w:val="D4D4D4"/>
+          <w:sz w:val="21"/>
+          <w:szCs w:val="21"/>
+          <w:lang w:eastAsia="en-IN"/>
+        </w:rPr>
+        <w:t> = {</w:t>
+      </w:r>
+    </w:p>
+    <w:p>
+      <w:pPr>
+        <w:shd w:val="clear" w:color="auto" w:fill="1E1E1E"/>
+        <w:spacing w:after="0" w:line="285" w:lineRule="atLeast"/>
+        <w:rPr>
+          <w:rFonts w:ascii="Consolas" w:eastAsia="Times New Roman" w:hAnsi="Consolas" w:cs="Times New Roman"/>
+          <w:color w:val="D4D4D4"/>
+          <w:sz w:val="21"/>
+          <w:szCs w:val="21"/>
+          <w:lang w:eastAsia="en-IN"/>
+        </w:rPr>
+      </w:pPr>
+      <w:r>
+        <w:rPr>
+          <w:rFonts w:ascii="Consolas" w:eastAsia="Times New Roman" w:hAnsi="Consolas" w:cs="Times New Roman"/>
+          <w:color w:val="D4D4D4"/>
+          <w:sz w:val="21"/>
+          <w:szCs w:val="21"/>
+          <w:lang w:eastAsia="en-IN"/>
+        </w:rPr>
+        <w:t>      </w:t>
+      </w:r>
+      <w:r>
+        <w:rPr>
+          <w:rFonts w:ascii="Consolas" w:eastAsia="Times New Roman" w:hAnsi="Consolas" w:cs="Times New Roman"/>
+          <w:color w:val="9CDCFE"/>
+          <w:sz w:val="21"/>
+          <w:szCs w:val="21"/>
+          <w:lang w:eastAsia="en-IN"/>
+        </w:rPr>
+        <w:t>url:</w:t>
+      </w:r>
+      <w:r>
+        <w:rPr>
+          <w:rFonts w:ascii="Consolas" w:eastAsia="Times New Roman" w:hAnsi="Consolas" w:cs="Times New Roman"/>
+          <w:color w:val="D4D4D4"/>
+          <w:sz w:val="21"/>
+          <w:szCs w:val="21"/>
+          <w:lang w:eastAsia="en-IN"/>
+        </w:rPr>
+        <w:t> </w:t>
+      </w:r>
+      <w:r>
+        <w:rPr>
+          <w:rFonts w:ascii="Consolas" w:eastAsia="Times New Roman" w:hAnsi="Consolas" w:cs="Times New Roman"/>
+          <w:color w:val="CE9178"/>
+          <w:sz w:val="21"/>
+          <w:szCs w:val="21"/>
+          <w:lang w:eastAsia="en-IN"/>
+        </w:rPr>
+        <w:t>'https://react-http-74835-default-rtdb.firebaseio.com/tasks.json'</w:t>
+      </w:r>
+    </w:p>
+    <w:p>
+      <w:pPr>
+        <w:shd w:val="clear" w:color="auto" w:fill="1E1E1E"/>
+        <w:spacing w:after="0" w:line="285" w:lineRule="atLeast"/>
+        <w:rPr>
+          <w:rFonts w:ascii="Consolas" w:eastAsia="Times New Roman" w:hAnsi="Consolas" w:cs="Times New Roman"/>
+          <w:color w:val="D4D4D4"/>
+          <w:sz w:val="21"/>
+          <w:szCs w:val="21"/>
+          <w:lang w:eastAsia="en-IN"/>
+        </w:rPr>
+      </w:pPr>
+      <w:r>
+        <w:rPr>
+          <w:rFonts w:ascii="Consolas" w:eastAsia="Times New Roman" w:hAnsi="Consolas" w:cs="Times New Roman"/>
+          <w:color w:val="D4D4D4"/>
+          <w:sz w:val="21"/>
+          <w:szCs w:val="21"/>
+          <w:lang w:eastAsia="en-IN"/>
+        </w:rPr>
+        <w:t>    }</w:t>
+      </w:r>
+    </w:p>
+    <w:p>
+      <w:pPr>
+        <w:shd w:val="clear" w:color="auto" w:fill="1E1E1E"/>
+        <w:spacing w:after="0" w:line="285" w:lineRule="atLeast"/>
+        <w:rPr>
+          <w:rFonts w:ascii="Consolas" w:eastAsia="Times New Roman" w:hAnsi="Consolas" w:cs="Times New Roman"/>
+          <w:color w:val="D4D4D4"/>
+          <w:sz w:val="21"/>
+          <w:szCs w:val="21"/>
+          <w:lang w:eastAsia="en-IN"/>
+        </w:rPr>
+      </w:pPr>
+      <w:r>
+        <w:rPr>
+          <w:rFonts w:ascii="Consolas" w:eastAsia="Times New Roman" w:hAnsi="Consolas" w:cs="Times New Roman"/>
+          <w:color w:val="D4D4D4"/>
+          <w:sz w:val="21"/>
+          <w:szCs w:val="21"/>
+          <w:lang w:eastAsia="en-IN"/>
+        </w:rPr>
+        <w:t>  </w:t>
+      </w:r>
+    </w:p>
+    <w:p>
+      <w:pPr>
+        <w:shd w:val="clear" w:color="auto" w:fill="1E1E1E"/>
+        <w:spacing w:after="0" w:line="285" w:lineRule="atLeast"/>
+        <w:rPr>
+          <w:rFonts w:ascii="Consolas" w:eastAsia="Times New Roman" w:hAnsi="Consolas" w:cs="Times New Roman"/>
+          <w:color w:val="D4D4D4"/>
+          <w:sz w:val="21"/>
+          <w:szCs w:val="21"/>
+          <w:lang w:eastAsia="en-IN"/>
+        </w:rPr>
+      </w:pPr>
+      <w:r>
+        <w:rPr>
+          <w:rFonts w:ascii="Consolas" w:eastAsia="Times New Roman" w:hAnsi="Consolas" w:cs="Times New Roman"/>
+          <w:color w:val="D4D4D4"/>
+          <w:sz w:val="21"/>
+          <w:szCs w:val="21"/>
+          <w:lang w:eastAsia="en-IN"/>
+        </w:rPr>
+        <w:t>    </w:t>
+      </w:r>
+      <w:proofErr w:type="spellStart"/>
+      <w:r>
+        <w:rPr>
+          <w:rFonts w:ascii="Consolas" w:eastAsia="Times New Roman" w:hAnsi="Consolas" w:cs="Times New Roman"/>
+          <w:color w:val="569CD6"/>
+          <w:sz w:val="21"/>
+          <w:szCs w:val="21"/>
+          <w:lang w:eastAsia="en-IN"/>
+        </w:rPr>
+        <w:t>const</w:t>
+      </w:r>
+      <w:proofErr w:type="spellEnd"/>
+      <w:r>
+        <w:rPr>
+          <w:rFonts w:ascii="Consolas" w:eastAsia="Times New Roman" w:hAnsi="Consolas" w:cs="Times New Roman"/>
+          <w:color w:val="D4D4D4"/>
+          <w:sz w:val="21"/>
+          <w:szCs w:val="21"/>
+          <w:lang w:eastAsia="en-IN"/>
+        </w:rPr>
+        <w:t> </w:t>
+      </w:r>
+      <w:proofErr w:type="spellStart"/>
+      <w:r>
+        <w:rPr>
+          <w:rFonts w:ascii="Consolas" w:eastAsia="Times New Roman" w:hAnsi="Consolas" w:cs="Times New Roman"/>
+          <w:color w:val="DCDCAA"/>
+          <w:sz w:val="21"/>
+          <w:szCs w:val="21"/>
+          <w:lang w:eastAsia="en-IN"/>
+        </w:rPr>
+        <w:t>applyData</w:t>
+      </w:r>
+      <w:proofErr w:type="spellEnd"/>
+      <w:r>
+        <w:rPr>
+          <w:rFonts w:ascii="Consolas" w:eastAsia="Times New Roman" w:hAnsi="Consolas" w:cs="Times New Roman"/>
+          <w:color w:val="D4D4D4"/>
+          <w:sz w:val="21"/>
+          <w:szCs w:val="21"/>
+          <w:lang w:eastAsia="en-IN"/>
+        </w:rPr>
+        <w:t> = (</w:t>
+      </w:r>
+      <w:r>
+        <w:rPr>
+          <w:rFonts w:ascii="Consolas" w:eastAsia="Times New Roman" w:hAnsi="Consolas" w:cs="Times New Roman"/>
+          <w:color w:val="9CDCFE"/>
+          <w:sz w:val="21"/>
+          <w:szCs w:val="21"/>
+          <w:lang w:eastAsia="en-IN"/>
+        </w:rPr>
+        <w:t>data</w:t>
+      </w:r>
+      <w:r>
+        <w:rPr>
+          <w:rFonts w:ascii="Consolas" w:eastAsia="Times New Roman" w:hAnsi="Consolas" w:cs="Times New Roman"/>
+          <w:color w:val="D4D4D4"/>
+          <w:sz w:val="21"/>
+          <w:szCs w:val="21"/>
+          <w:lang w:eastAsia="en-IN"/>
+        </w:rPr>
+        <w:t>) </w:t>
+      </w:r>
+      <w:r>
+        <w:rPr>
+          <w:rFonts w:ascii="Consolas" w:eastAsia="Times New Roman" w:hAnsi="Consolas" w:cs="Times New Roman"/>
+          <w:color w:val="569CD6"/>
+          <w:sz w:val="21"/>
+          <w:szCs w:val="21"/>
+          <w:lang w:eastAsia="en-IN"/>
+        </w:rPr>
+        <w:t>=&gt;</w:t>
+      </w:r>
+      <w:r>
+        <w:rPr>
+          <w:rFonts w:ascii="Consolas" w:eastAsia="Times New Roman" w:hAnsi="Consolas" w:cs="Times New Roman"/>
+          <w:color w:val="D4D4D4"/>
+          <w:sz w:val="21"/>
+          <w:szCs w:val="21"/>
+          <w:lang w:eastAsia="en-IN"/>
+        </w:rPr>
+        <w:t> {</w:t>
+      </w:r>
+    </w:p>
+    <w:p>
+      <w:pPr>
+        <w:shd w:val="clear" w:color="auto" w:fill="1E1E1E"/>
+        <w:spacing w:after="0" w:line="285" w:lineRule="atLeast"/>
+        <w:rPr>
+          <w:rFonts w:ascii="Consolas" w:eastAsia="Times New Roman" w:hAnsi="Consolas" w:cs="Times New Roman"/>
+          <w:color w:val="D4D4D4"/>
+          <w:sz w:val="21"/>
+          <w:szCs w:val="21"/>
+          <w:lang w:eastAsia="en-IN"/>
+        </w:rPr>
+      </w:pPr>
+      <w:r>
+        <w:rPr>
+          <w:rFonts w:ascii="Consolas" w:eastAsia="Times New Roman" w:hAnsi="Consolas" w:cs="Times New Roman"/>
+          <w:color w:val="D4D4D4"/>
+          <w:sz w:val="21"/>
+          <w:szCs w:val="21"/>
+          <w:lang w:eastAsia="en-IN"/>
+        </w:rPr>
+        <w:t>      </w:t>
+      </w:r>
+      <w:proofErr w:type="spellStart"/>
+      <w:r>
+        <w:rPr>
+          <w:rFonts w:ascii="Consolas" w:eastAsia="Times New Roman" w:hAnsi="Consolas" w:cs="Times New Roman"/>
+          <w:color w:val="569CD6"/>
+          <w:sz w:val="21"/>
+          <w:szCs w:val="21"/>
+          <w:lang w:eastAsia="en-IN"/>
+        </w:rPr>
+        <w:t>const</w:t>
+      </w:r>
+      <w:proofErr w:type="spellEnd"/>
+      <w:r>
+        <w:rPr>
+          <w:rFonts w:ascii="Consolas" w:eastAsia="Times New Roman" w:hAnsi="Consolas" w:cs="Times New Roman"/>
+          <w:color w:val="D4D4D4"/>
+          <w:sz w:val="21"/>
+          <w:szCs w:val="21"/>
+          <w:lang w:eastAsia="en-IN"/>
+        </w:rPr>
+        <w:t> </w:t>
+      </w:r>
+      <w:proofErr w:type="spellStart"/>
+      <w:r>
+        <w:rPr>
+          <w:rFonts w:ascii="Consolas" w:eastAsia="Times New Roman" w:hAnsi="Consolas" w:cs="Times New Roman"/>
+          <w:color w:val="4FC1FF"/>
+          <w:sz w:val="21"/>
+          <w:szCs w:val="21"/>
+          <w:lang w:eastAsia="en-IN"/>
+        </w:rPr>
+        <w:t>loadedTasks</w:t>
+      </w:r>
+      <w:proofErr w:type="spellEnd"/>
+      <w:r>
+        <w:rPr>
+          <w:rFonts w:ascii="Consolas" w:eastAsia="Times New Roman" w:hAnsi="Consolas" w:cs="Times New Roman"/>
+          <w:color w:val="D4D4D4"/>
+          <w:sz w:val="21"/>
+          <w:szCs w:val="21"/>
+          <w:lang w:eastAsia="en-IN"/>
+        </w:rPr>
+        <w:t> = [</w:t>
+      </w:r>
+      <w:proofErr w:type="gramStart"/>
+      <w:r>
+        <w:rPr>
+          <w:rFonts w:ascii="Consolas" w:eastAsia="Times New Roman" w:hAnsi="Consolas" w:cs="Times New Roman"/>
+          <w:color w:val="D4D4D4"/>
+          <w:sz w:val="21"/>
+          <w:szCs w:val="21"/>
+          <w:lang w:eastAsia="en-IN"/>
+        </w:rPr>
+        <w:t>];</w:t>
+      </w:r>
+      <w:proofErr w:type="gramEnd"/>
+    </w:p>
+    <w:p>
+      <w:pPr>
+        <w:shd w:val="clear" w:color="auto" w:fill="1E1E1E"/>
+        <w:spacing w:after="0" w:line="285" w:lineRule="atLeast"/>
+        <w:rPr>
+          <w:rFonts w:ascii="Consolas" w:eastAsia="Times New Roman" w:hAnsi="Consolas" w:cs="Times New Roman"/>
+          <w:color w:val="D4D4D4"/>
+          <w:sz w:val="21"/>
+          <w:szCs w:val="21"/>
+          <w:lang w:eastAsia="en-IN"/>
+        </w:rPr>
+      </w:pPr>
+      <w:r>
+        <w:rPr>
+          <w:rFonts w:ascii="Consolas" w:eastAsia="Times New Roman" w:hAnsi="Consolas" w:cs="Times New Roman"/>
+          <w:color w:val="D4D4D4"/>
+          <w:sz w:val="21"/>
+          <w:szCs w:val="21"/>
+          <w:lang w:eastAsia="en-IN"/>
+        </w:rPr>
+        <w:t>  </w:t>
+      </w:r>
+    </w:p>
+    <w:p>
+      <w:pPr>
+        <w:shd w:val="clear" w:color="auto" w:fill="1E1E1E"/>
+        <w:spacing w:after="0" w:line="285" w:lineRule="atLeast"/>
+        <w:rPr>
+          <w:rFonts w:ascii="Consolas" w:eastAsia="Times New Roman" w:hAnsi="Consolas" w:cs="Times New Roman"/>
+          <w:color w:val="D4D4D4"/>
+          <w:sz w:val="21"/>
+          <w:szCs w:val="21"/>
+          <w:lang w:eastAsia="en-IN"/>
+        </w:rPr>
+      </w:pPr>
+      <w:r>
+        <w:rPr>
+          <w:rFonts w:ascii="Consolas" w:eastAsia="Times New Roman" w:hAnsi="Consolas" w:cs="Times New Roman"/>
+          <w:color w:val="D4D4D4"/>
+          <w:sz w:val="21"/>
+          <w:szCs w:val="21"/>
+          <w:lang w:eastAsia="en-IN"/>
+        </w:rPr>
+        <w:t>      </w:t>
+      </w:r>
+      <w:r>
+        <w:rPr>
+          <w:rFonts w:ascii="Consolas" w:eastAsia="Times New Roman" w:hAnsi="Consolas" w:cs="Times New Roman"/>
+          <w:color w:val="C586C0"/>
+          <w:sz w:val="21"/>
+          <w:szCs w:val="21"/>
+          <w:lang w:eastAsia="en-IN"/>
+        </w:rPr>
+        <w:t>for</w:t>
+      </w:r>
+      <w:r>
+        <w:rPr>
+          <w:rFonts w:ascii="Consolas" w:eastAsia="Times New Roman" w:hAnsi="Consolas" w:cs="Times New Roman"/>
+          <w:color w:val="D4D4D4"/>
+          <w:sz w:val="21"/>
+          <w:szCs w:val="21"/>
+          <w:lang w:eastAsia="en-IN"/>
+        </w:rPr>
+        <w:t> (</w:t>
+      </w:r>
+      <w:proofErr w:type="spellStart"/>
+      <w:r>
+        <w:rPr>
+          <w:rFonts w:ascii="Consolas" w:eastAsia="Times New Roman" w:hAnsi="Consolas" w:cs="Times New Roman"/>
+          <w:color w:val="569CD6"/>
+          <w:sz w:val="21"/>
+          <w:szCs w:val="21"/>
+          <w:lang w:eastAsia="en-IN"/>
+        </w:rPr>
+        <w:t>const</w:t>
+      </w:r>
+      <w:proofErr w:type="spellEnd"/>
+      <w:r>
+        <w:rPr>
+          <w:rFonts w:ascii="Consolas" w:eastAsia="Times New Roman" w:hAnsi="Consolas" w:cs="Times New Roman"/>
+          <w:color w:val="D4D4D4"/>
+          <w:sz w:val="21"/>
+          <w:szCs w:val="21"/>
+          <w:lang w:eastAsia="en-IN"/>
+        </w:rPr>
+        <w:t> </w:t>
+      </w:r>
+      <w:proofErr w:type="spellStart"/>
+      <w:r>
+        <w:rPr>
+          <w:rFonts w:ascii="Consolas" w:eastAsia="Times New Roman" w:hAnsi="Consolas" w:cs="Times New Roman"/>
+          <w:color w:val="4FC1FF"/>
+          <w:sz w:val="21"/>
+          <w:szCs w:val="21"/>
+          <w:lang w:eastAsia="en-IN"/>
+        </w:rPr>
+        <w:t>taskKey</w:t>
+      </w:r>
+      <w:proofErr w:type="spellEnd"/>
+      <w:r>
+        <w:rPr>
+          <w:rFonts w:ascii="Consolas" w:eastAsia="Times New Roman" w:hAnsi="Consolas" w:cs="Times New Roman"/>
+          <w:color w:val="D4D4D4"/>
+          <w:sz w:val="21"/>
+          <w:szCs w:val="21"/>
+          <w:lang w:eastAsia="en-IN"/>
+        </w:rPr>
+        <w:t> </w:t>
+      </w:r>
+      <w:r>
+        <w:rPr>
+          <w:rFonts w:ascii="Consolas" w:eastAsia="Times New Roman" w:hAnsi="Consolas" w:cs="Times New Roman"/>
+          <w:color w:val="569CD6"/>
+          <w:sz w:val="21"/>
+          <w:szCs w:val="21"/>
+          <w:lang w:eastAsia="en-IN"/>
+        </w:rPr>
+        <w:t>in</w:t>
+      </w:r>
+      <w:r>
+        <w:rPr>
+          <w:rFonts w:ascii="Consolas" w:eastAsia="Times New Roman" w:hAnsi="Consolas" w:cs="Times New Roman"/>
+          <w:color w:val="D4D4D4"/>
+          <w:sz w:val="21"/>
+          <w:szCs w:val="21"/>
+          <w:lang w:eastAsia="en-IN"/>
+        </w:rPr>
+        <w:t> </w:t>
+      </w:r>
+      <w:r>
+        <w:rPr>
+          <w:rFonts w:ascii="Consolas" w:eastAsia="Times New Roman" w:hAnsi="Consolas" w:cs="Times New Roman"/>
+          <w:color w:val="9CDCFE"/>
+          <w:sz w:val="21"/>
+          <w:szCs w:val="21"/>
+          <w:lang w:eastAsia="en-IN"/>
+        </w:rPr>
+        <w:t>data</w:t>
+      </w:r>
+      <w:r>
+        <w:rPr>
+          <w:rFonts w:ascii="Consolas" w:eastAsia="Times New Roman" w:hAnsi="Consolas" w:cs="Times New Roman"/>
+          <w:color w:val="D4D4D4"/>
+          <w:sz w:val="21"/>
+          <w:szCs w:val="21"/>
+          <w:lang w:eastAsia="en-IN"/>
+        </w:rPr>
+        <w:t>) {</w:t>
+      </w:r>
+    </w:p>
+    <w:p>
+      <w:pPr>
+        <w:shd w:val="clear" w:color="auto" w:fill="1E1E1E"/>
+        <w:spacing w:after="0" w:line="285" w:lineRule="atLeast"/>
+        <w:rPr>
+          <w:rFonts w:ascii="Consolas" w:eastAsia="Times New Roman" w:hAnsi="Consolas" w:cs="Times New Roman"/>
+          <w:color w:val="D4D4D4"/>
+          <w:sz w:val="21"/>
+          <w:szCs w:val="21"/>
+          <w:lang w:eastAsia="en-IN"/>
+        </w:rPr>
+      </w:pPr>
+      <w:r>
+        <w:rPr>
+          <w:rFonts w:ascii="Consolas" w:eastAsia="Times New Roman" w:hAnsi="Consolas" w:cs="Times New Roman"/>
+          <w:color w:val="D4D4D4"/>
+          <w:sz w:val="21"/>
+          <w:szCs w:val="21"/>
+          <w:lang w:eastAsia="en-IN"/>
+        </w:rPr>
+        <w:t>        </w:t>
+      </w:r>
+      <w:r>
+        <w:rPr>
+          <w:rFonts w:ascii="Consolas" w:eastAsia="Times New Roman" w:hAnsi="Consolas" w:cs="Times New Roman"/>
+          <w:color w:val="4FC1FF"/>
+          <w:sz w:val="21"/>
+          <w:szCs w:val="21"/>
+          <w:lang w:eastAsia="en-IN"/>
+        </w:rPr>
+        <w:t>loadedTasks</w:t>
+      </w:r>
+      <w:r>
+        <w:rPr>
+          <w:rFonts w:ascii="Consolas" w:eastAsia="Times New Roman" w:hAnsi="Consolas" w:cs="Times New Roman"/>
+          <w:color w:val="D4D4D4"/>
+          <w:sz w:val="21"/>
+          <w:szCs w:val="21"/>
+          <w:lang w:eastAsia="en-IN"/>
+        </w:rPr>
+        <w:t>.</w:t>
+      </w:r>
+      <w:r>
+        <w:rPr>
+          <w:rFonts w:ascii="Consolas" w:eastAsia="Times New Roman" w:hAnsi="Consolas" w:cs="Times New Roman"/>
+          <w:color w:val="DCDCAA"/>
+          <w:sz w:val="21"/>
+          <w:szCs w:val="21"/>
+          <w:lang w:eastAsia="en-IN"/>
+        </w:rPr>
+        <w:t>push</w:t>
+      </w:r>
+      <w:proofErr w:type="gramStart"/>
+      <w:r>
+        <w:rPr>
+          <w:rFonts w:ascii="Consolas" w:eastAsia="Times New Roman" w:hAnsi="Consolas" w:cs="Times New Roman"/>
+          <w:color w:val="D4D4D4"/>
+          <w:sz w:val="21"/>
+          <w:szCs w:val="21"/>
+          <w:lang w:eastAsia="en-IN"/>
+        </w:rPr>
+        <w:t>({ </w:t>
+      </w:r>
+      <w:r>
+        <w:rPr>
+          <w:rFonts w:ascii="Consolas" w:eastAsia="Times New Roman" w:hAnsi="Consolas" w:cs="Times New Roman"/>
+          <w:color w:val="9CDCFE"/>
+          <w:sz w:val="21"/>
+          <w:szCs w:val="21"/>
+          <w:lang w:eastAsia="en-IN"/>
+        </w:rPr>
+        <w:t>id</w:t>
+      </w:r>
+      <w:proofErr w:type="gramEnd"/>
+      <w:r>
+        <w:rPr>
+          <w:rFonts w:ascii="Consolas" w:eastAsia="Times New Roman" w:hAnsi="Consolas" w:cs="Times New Roman"/>
+          <w:color w:val="9CDCFE"/>
+          <w:sz w:val="21"/>
+          <w:szCs w:val="21"/>
+          <w:lang w:eastAsia="en-IN"/>
+        </w:rPr>
+        <w:t>:</w:t>
+      </w:r>
+      <w:r>
+        <w:rPr>
+          <w:rFonts w:ascii="Consolas" w:eastAsia="Times New Roman" w:hAnsi="Consolas" w:cs="Times New Roman"/>
+          <w:color w:val="D4D4D4"/>
+          <w:sz w:val="21"/>
+          <w:szCs w:val="21"/>
+          <w:lang w:eastAsia="en-IN"/>
+        </w:rPr>
+        <w:t> </w:t>
+      </w:r>
+      <w:r>
+        <w:rPr>
+          <w:rFonts w:ascii="Consolas" w:eastAsia="Times New Roman" w:hAnsi="Consolas" w:cs="Times New Roman"/>
+          <w:color w:val="4FC1FF"/>
+          <w:sz w:val="21"/>
+          <w:szCs w:val="21"/>
+          <w:lang w:eastAsia="en-IN"/>
+        </w:rPr>
+        <w:t>taskKey</w:t>
+      </w:r>
+      <w:r>
+        <w:rPr>
+          <w:rFonts w:ascii="Consolas" w:eastAsia="Times New Roman" w:hAnsi="Consolas" w:cs="Times New Roman"/>
+          <w:color w:val="D4D4D4"/>
+          <w:sz w:val="21"/>
+          <w:szCs w:val="21"/>
+          <w:lang w:eastAsia="en-IN"/>
+        </w:rPr>
+        <w:t>, </w:t>
+      </w:r>
+      <w:r>
+        <w:rPr>
+          <w:rFonts w:ascii="Consolas" w:eastAsia="Times New Roman" w:hAnsi="Consolas" w:cs="Times New Roman"/>
+          <w:color w:val="9CDCFE"/>
+          <w:sz w:val="21"/>
+          <w:szCs w:val="21"/>
+          <w:lang w:eastAsia="en-IN"/>
+        </w:rPr>
+        <w:t>text:</w:t>
+      </w:r>
+      <w:r>
+        <w:rPr>
+          <w:rFonts w:ascii="Consolas" w:eastAsia="Times New Roman" w:hAnsi="Consolas" w:cs="Times New Roman"/>
+          <w:color w:val="D4D4D4"/>
+          <w:sz w:val="21"/>
+          <w:szCs w:val="21"/>
+          <w:lang w:eastAsia="en-IN"/>
+        </w:rPr>
+        <w:t> </w:t>
+      </w:r>
+      <w:r>
+        <w:rPr>
+          <w:rFonts w:ascii="Consolas" w:eastAsia="Times New Roman" w:hAnsi="Consolas" w:cs="Times New Roman"/>
+          <w:color w:val="9CDCFE"/>
+          <w:sz w:val="21"/>
+          <w:szCs w:val="21"/>
+          <w:lang w:eastAsia="en-IN"/>
+        </w:rPr>
+        <w:t>data</w:t>
+      </w:r>
+      <w:r>
+        <w:rPr>
+          <w:rFonts w:ascii="Consolas" w:eastAsia="Times New Roman" w:hAnsi="Consolas" w:cs="Times New Roman"/>
+          <w:color w:val="D4D4D4"/>
+          <w:sz w:val="21"/>
+          <w:szCs w:val="21"/>
+          <w:lang w:eastAsia="en-IN"/>
+        </w:rPr>
+        <w:t>[</w:t>
+      </w:r>
+      <w:r>
+        <w:rPr>
+          <w:rFonts w:ascii="Consolas" w:eastAsia="Times New Roman" w:hAnsi="Consolas" w:cs="Times New Roman"/>
+          <w:color w:val="4FC1FF"/>
+          <w:sz w:val="21"/>
+          <w:szCs w:val="21"/>
+          <w:lang w:eastAsia="en-IN"/>
+        </w:rPr>
+        <w:t>taskKey</w:t>
+      </w:r>
+      <w:r>
+        <w:rPr>
+          <w:rFonts w:ascii="Consolas" w:eastAsia="Times New Roman" w:hAnsi="Consolas" w:cs="Times New Roman"/>
+          <w:color w:val="D4D4D4"/>
+          <w:sz w:val="21"/>
+          <w:szCs w:val="21"/>
+          <w:lang w:eastAsia="en-IN"/>
+        </w:rPr>
+        <w:t>].</w:t>
+      </w:r>
+      <w:r>
+        <w:rPr>
+          <w:rFonts w:ascii="Consolas" w:eastAsia="Times New Roman" w:hAnsi="Consolas" w:cs="Times New Roman"/>
+          <w:color w:val="9CDCFE"/>
+          <w:sz w:val="21"/>
+          <w:szCs w:val="21"/>
+          <w:lang w:eastAsia="en-IN"/>
+        </w:rPr>
+        <w:t>text</w:t>
+      </w:r>
+      <w:r>
+        <w:rPr>
+          <w:rFonts w:ascii="Consolas" w:eastAsia="Times New Roman" w:hAnsi="Consolas" w:cs="Times New Roman"/>
+          <w:color w:val="D4D4D4"/>
+          <w:sz w:val="21"/>
+          <w:szCs w:val="21"/>
+          <w:lang w:eastAsia="en-IN"/>
+        </w:rPr>
+        <w:t> });</w:t>
+      </w:r>
+    </w:p>
+    <w:p>
+      <w:pPr>
+        <w:shd w:val="clear" w:color="auto" w:fill="1E1E1E"/>
+        <w:spacing w:after="0" w:line="285" w:lineRule="atLeast"/>
+        <w:rPr>
+          <w:rFonts w:ascii="Consolas" w:eastAsia="Times New Roman" w:hAnsi="Consolas" w:cs="Times New Roman"/>
+          <w:color w:val="D4D4D4"/>
+          <w:sz w:val="21"/>
+          <w:szCs w:val="21"/>
+          <w:lang w:eastAsia="en-IN"/>
+        </w:rPr>
+      </w:pPr>
+      <w:r>
+        <w:rPr>
+          <w:rFonts w:ascii="Consolas" w:eastAsia="Times New Roman" w:hAnsi="Consolas" w:cs="Times New Roman"/>
+          <w:color w:val="D4D4D4"/>
+          <w:sz w:val="21"/>
+          <w:szCs w:val="21"/>
+          <w:lang w:eastAsia="en-IN"/>
+        </w:rPr>
+        <w:t>      }</w:t>
+      </w:r>
+    </w:p>
+    <w:p>
+      <w:pPr>
+        <w:shd w:val="clear" w:color="auto" w:fill="1E1E1E"/>
+        <w:spacing w:after="0" w:line="285" w:lineRule="atLeast"/>
+        <w:rPr>
+          <w:rFonts w:ascii="Consolas" w:eastAsia="Times New Roman" w:hAnsi="Consolas" w:cs="Times New Roman"/>
+          <w:color w:val="D4D4D4"/>
+          <w:sz w:val="21"/>
+          <w:szCs w:val="21"/>
+          <w:lang w:eastAsia="en-IN"/>
+        </w:rPr>
+      </w:pPr>
+      <w:r>
+        <w:rPr>
+          <w:rFonts w:ascii="Consolas" w:eastAsia="Times New Roman" w:hAnsi="Consolas" w:cs="Times New Roman"/>
+          <w:color w:val="D4D4D4"/>
+          <w:sz w:val="21"/>
+          <w:szCs w:val="21"/>
+          <w:lang w:eastAsia="en-IN"/>
+        </w:rPr>
+        <w:t>      </w:t>
+      </w:r>
+      <w:proofErr w:type="spellStart"/>
+      <w:r>
+        <w:rPr>
+          <w:rFonts w:ascii="Consolas" w:eastAsia="Times New Roman" w:hAnsi="Consolas" w:cs="Times New Roman"/>
+          <w:color w:val="DCDCAA"/>
+          <w:sz w:val="21"/>
+          <w:szCs w:val="21"/>
+          <w:lang w:eastAsia="en-IN"/>
+        </w:rPr>
+        <w:t>setTasks</w:t>
+      </w:r>
+      <w:proofErr w:type="spellEnd"/>
+      <w:r>
+        <w:rPr>
+          <w:rFonts w:ascii="Consolas" w:eastAsia="Times New Roman" w:hAnsi="Consolas" w:cs="Times New Roman"/>
+          <w:color w:val="D4D4D4"/>
+          <w:sz w:val="21"/>
+          <w:szCs w:val="21"/>
+          <w:lang w:eastAsia="en-IN"/>
+        </w:rPr>
+        <w:t>(</w:t>
+      </w:r>
+      <w:proofErr w:type="spellStart"/>
+      <w:r>
+        <w:rPr>
+          <w:rFonts w:ascii="Consolas" w:eastAsia="Times New Roman" w:hAnsi="Consolas" w:cs="Times New Roman"/>
+          <w:color w:val="4FC1FF"/>
+          <w:sz w:val="21"/>
+          <w:szCs w:val="21"/>
+          <w:lang w:eastAsia="en-IN"/>
+        </w:rPr>
+        <w:t>loadedTasks</w:t>
+      </w:r>
+      <w:proofErr w:type="spellEnd"/>
+      <w:proofErr w:type="gramStart"/>
+      <w:r>
+        <w:rPr>
+          <w:rFonts w:ascii="Consolas" w:eastAsia="Times New Roman" w:hAnsi="Consolas" w:cs="Times New Roman"/>
+          <w:color w:val="D4D4D4"/>
+          <w:sz w:val="21"/>
+          <w:szCs w:val="21"/>
+          <w:lang w:eastAsia="en-IN"/>
+        </w:rPr>
+        <w:t>);</w:t>
+      </w:r>
+      <w:proofErr w:type="gramEnd"/>
+    </w:p>
+    <w:p>
+      <w:pPr>
+        <w:shd w:val="clear" w:color="auto" w:fill="1E1E1E"/>
+        <w:spacing w:after="0" w:line="285" w:lineRule="atLeast"/>
+        <w:rPr>
+          <w:rFonts w:ascii="Consolas" w:eastAsia="Times New Roman" w:hAnsi="Consolas" w:cs="Times New Roman"/>
+          <w:color w:val="D4D4D4"/>
+          <w:sz w:val="21"/>
+          <w:szCs w:val="21"/>
+          <w:lang w:eastAsia="en-IN"/>
+        </w:rPr>
+      </w:pPr>
+      <w:r>
+        <w:rPr>
+          <w:rFonts w:ascii="Consolas" w:eastAsia="Times New Roman" w:hAnsi="Consolas" w:cs="Times New Roman"/>
+          <w:color w:val="D4D4D4"/>
+          <w:sz w:val="21"/>
+          <w:szCs w:val="21"/>
+          <w:lang w:eastAsia="en-IN"/>
+        </w:rPr>
+        <w:t>    };</w:t>
+      </w:r>
+    </w:p>
+    <w:p>
+      <w:pPr>
+        <w:shd w:val="clear" w:color="auto" w:fill="1E1E1E"/>
+        <w:spacing w:after="0" w:line="285" w:lineRule="atLeast"/>
+        <w:rPr>
+          <w:rFonts w:ascii="Consolas" w:eastAsia="Times New Roman" w:hAnsi="Consolas" w:cs="Times New Roman"/>
+          <w:color w:val="D4D4D4"/>
+          <w:sz w:val="21"/>
+          <w:szCs w:val="21"/>
+          <w:lang w:eastAsia="en-IN"/>
+        </w:rPr>
+      </w:pPr>
+      <w:r>
+        <w:rPr>
+          <w:rFonts w:ascii="Consolas" w:eastAsia="Times New Roman" w:hAnsi="Consolas" w:cs="Times New Roman"/>
+          <w:color w:val="D4D4D4"/>
+          <w:sz w:val="21"/>
+          <w:szCs w:val="21"/>
+          <w:lang w:eastAsia="en-IN"/>
+        </w:rPr>
+        <w:t>    </w:t>
+      </w:r>
+      <w:proofErr w:type="spellStart"/>
+      <w:proofErr w:type="gramStart"/>
+      <w:r>
+        <w:rPr>
+          <w:rFonts w:ascii="Consolas" w:eastAsia="Times New Roman" w:hAnsi="Consolas" w:cs="Times New Roman"/>
+          <w:color w:val="DCDCAA"/>
+          <w:sz w:val="21"/>
+          <w:szCs w:val="21"/>
+          <w:lang w:eastAsia="en-IN"/>
+        </w:rPr>
+        <w:t>sendRequest</w:t>
+      </w:r>
+      <w:proofErr w:type="spellEnd"/>
+      <w:r>
+        <w:rPr>
+          <w:rFonts w:ascii="Consolas" w:eastAsia="Times New Roman" w:hAnsi="Consolas" w:cs="Times New Roman"/>
+          <w:color w:val="D4D4D4"/>
+          <w:sz w:val="21"/>
+          <w:szCs w:val="21"/>
+          <w:lang w:eastAsia="en-IN"/>
+        </w:rPr>
+        <w:t>(</w:t>
+      </w:r>
+      <w:proofErr w:type="spellStart"/>
+      <w:proofErr w:type="gramEnd"/>
+      <w:r>
+        <w:rPr>
+          <w:rFonts w:ascii="Consolas" w:eastAsia="Times New Roman" w:hAnsi="Consolas" w:cs="Times New Roman"/>
+          <w:color w:val="4FC1FF"/>
+          <w:sz w:val="21"/>
+          <w:szCs w:val="21"/>
+          <w:lang w:eastAsia="en-IN"/>
+        </w:rPr>
+        <w:t>requestConfig</w:t>
+      </w:r>
+      <w:proofErr w:type="spellEnd"/>
+      <w:r>
+        <w:rPr>
+          <w:rFonts w:ascii="Consolas" w:eastAsia="Times New Roman" w:hAnsi="Consolas" w:cs="Times New Roman"/>
+          <w:color w:val="D4D4D4"/>
+          <w:sz w:val="21"/>
+          <w:szCs w:val="21"/>
+          <w:lang w:eastAsia="en-IN"/>
+        </w:rPr>
+        <w:t>, </w:t>
+      </w:r>
+      <w:proofErr w:type="spellStart"/>
+      <w:r>
+        <w:rPr>
+          <w:rFonts w:ascii="Consolas" w:eastAsia="Times New Roman" w:hAnsi="Consolas" w:cs="Times New Roman"/>
+          <w:color w:val="DCDCAA"/>
+          <w:sz w:val="21"/>
+          <w:szCs w:val="21"/>
+          <w:lang w:eastAsia="en-IN"/>
+        </w:rPr>
+        <w:t>applyData</w:t>
+      </w:r>
+      <w:proofErr w:type="spellEnd"/>
+      <w:r>
+        <w:rPr>
+          <w:rFonts w:ascii="Consolas" w:eastAsia="Times New Roman" w:hAnsi="Consolas" w:cs="Times New Roman"/>
+          <w:color w:val="D4D4D4"/>
+          <w:sz w:val="21"/>
+          <w:szCs w:val="21"/>
+          <w:lang w:eastAsia="en-IN"/>
+        </w:rPr>
+        <w:t>);</w:t>
+      </w:r>
+    </w:p>
+    <w:p>
+      <w:pPr>
+        <w:shd w:val="clear" w:color="auto" w:fill="1E1E1E"/>
+        <w:spacing w:after="0" w:line="285" w:lineRule="atLeast"/>
+        <w:rPr>
+          <w:rFonts w:ascii="Consolas" w:eastAsia="Times New Roman" w:hAnsi="Consolas" w:cs="Times New Roman"/>
+          <w:color w:val="D4D4D4"/>
+          <w:sz w:val="21"/>
+          <w:szCs w:val="21"/>
+          <w:lang w:eastAsia="en-IN"/>
+        </w:rPr>
+      </w:pPr>
+      <w:r>
+        <w:rPr>
+          <w:rFonts w:ascii="Consolas" w:eastAsia="Times New Roman" w:hAnsi="Consolas" w:cs="Times New Roman"/>
+          <w:color w:val="D4D4D4"/>
+          <w:sz w:val="21"/>
+          <w:szCs w:val="21"/>
+          <w:lang w:eastAsia="en-IN"/>
+        </w:rPr>
+        <w:t>  }, [</w:t>
+      </w:r>
+      <w:proofErr w:type="spellStart"/>
+      <w:r>
+        <w:rPr>
+          <w:rFonts w:ascii="Consolas" w:eastAsia="Times New Roman" w:hAnsi="Consolas" w:cs="Times New Roman"/>
+          <w:color w:val="DCDCAA"/>
+          <w:sz w:val="21"/>
+          <w:szCs w:val="21"/>
+          <w:lang w:eastAsia="en-IN"/>
+        </w:rPr>
+        <w:t>sendRequest</w:t>
+      </w:r>
+      <w:proofErr w:type="spellEnd"/>
+      <w:r>
+        <w:rPr>
+          <w:rFonts w:ascii="Consolas" w:eastAsia="Times New Roman" w:hAnsi="Consolas" w:cs="Times New Roman"/>
+          <w:color w:val="D4D4D4"/>
+          <w:sz w:val="21"/>
+          <w:szCs w:val="21"/>
+          <w:lang w:eastAsia="en-IN"/>
+        </w:rPr>
+        <w:t>]</w:t>
+      </w:r>
+      <w:proofErr w:type="gramStart"/>
+      <w:r>
+        <w:rPr>
+          <w:rFonts w:ascii="Consolas" w:eastAsia="Times New Roman" w:hAnsi="Consolas" w:cs="Times New Roman"/>
+          <w:color w:val="D4D4D4"/>
+          <w:sz w:val="21"/>
+          <w:szCs w:val="21"/>
+          <w:lang w:eastAsia="en-IN"/>
+        </w:rPr>
+        <w:t>)</w:t>
+      </w:r>
+      <w:r>
+        <w:rPr>
+          <w:rFonts w:ascii="Consolas" w:eastAsia="Times New Roman" w:hAnsi="Consolas" w:cs="Times New Roman"/>
+          <w:color w:val="D4D4D4"/>
+          <w:sz w:val="21"/>
+          <w:szCs w:val="21"/>
+          <w:lang w:eastAsia="en-IN"/>
+        </w:rPr>
+        <w:t>;</w:t>
+      </w:r>
+      <w:proofErr w:type="gramEnd"/>
+    </w:p>
+    <w:p>
+      <w:pPr>
+        <w:rPr>
+          <w:sz w:val="24"/>
+          <w:szCs w:val="24"/>
+        </w:rPr>
+      </w:pPr>
+      <w:r>
+        <w:rPr>
+          <w:sz w:val="24"/>
+          <w:szCs w:val="24"/>
+        </w:rPr>
+        <w:lastRenderedPageBreak/>
+        <w:t>6:</w:t>
+      </w:r>
+    </w:p>
+    <w:p>
+      <w:pPr>
+        <w:shd w:val="clear" w:color="auto" w:fill="1E1E1E"/>
+        <w:spacing w:after="0" w:line="285" w:lineRule="atLeast"/>
+        <w:rPr>
+          <w:rFonts w:ascii="Consolas" w:eastAsia="Times New Roman" w:hAnsi="Consolas" w:cs="Times New Roman"/>
+          <w:color w:val="D4D4D4"/>
+          <w:sz w:val="21"/>
+          <w:szCs w:val="21"/>
+          <w:lang w:eastAsia="en-IN"/>
+        </w:rPr>
+      </w:pPr>
+      <w:r>
+        <w:rPr>
+          <w:rFonts w:ascii="Consolas" w:eastAsia="Times New Roman" w:hAnsi="Consolas" w:cs="Times New Roman"/>
+          <w:color w:val="D4D4D4"/>
+          <w:sz w:val="21"/>
+          <w:szCs w:val="21"/>
+          <w:lang w:eastAsia="en-IN"/>
+        </w:rPr>
+        <w:t>    </w:t>
+      </w:r>
+      <w:r>
+        <w:rPr>
+          <w:rFonts w:ascii="Consolas" w:eastAsia="Times New Roman" w:hAnsi="Consolas" w:cs="Times New Roman"/>
+          <w:color w:val="C586C0"/>
+          <w:sz w:val="21"/>
+          <w:szCs w:val="21"/>
+          <w:lang w:eastAsia="en-IN"/>
+        </w:rPr>
+        <w:t>return</w:t>
+      </w:r>
+      <w:r>
+        <w:rPr>
+          <w:rFonts w:ascii="Consolas" w:eastAsia="Times New Roman" w:hAnsi="Consolas" w:cs="Times New Roman"/>
+          <w:color w:val="D4D4D4"/>
+          <w:sz w:val="21"/>
+          <w:szCs w:val="21"/>
+          <w:lang w:eastAsia="en-IN"/>
+        </w:rPr>
+        <w:t> {</w:t>
+      </w:r>
+    </w:p>
+    <w:p>
+      <w:pPr>
+        <w:shd w:val="clear" w:color="auto" w:fill="1E1E1E"/>
+        <w:spacing w:after="0" w:line="285" w:lineRule="atLeast"/>
+        <w:rPr>
+          <w:rFonts w:ascii="Consolas" w:eastAsia="Times New Roman" w:hAnsi="Consolas" w:cs="Times New Roman"/>
+          <w:color w:val="D4D4D4"/>
+          <w:sz w:val="21"/>
+          <w:szCs w:val="21"/>
+          <w:lang w:eastAsia="en-IN"/>
+        </w:rPr>
+      </w:pPr>
+      <w:r>
+        <w:rPr>
+          <w:rFonts w:ascii="Consolas" w:eastAsia="Times New Roman" w:hAnsi="Consolas" w:cs="Times New Roman"/>
+          <w:color w:val="D4D4D4"/>
+          <w:sz w:val="21"/>
+          <w:szCs w:val="21"/>
+          <w:lang w:eastAsia="en-IN"/>
+        </w:rPr>
+        <w:t>        </w:t>
+      </w:r>
+      <w:proofErr w:type="spellStart"/>
+      <w:r>
+        <w:rPr>
+          <w:rFonts w:ascii="Consolas" w:eastAsia="Times New Roman" w:hAnsi="Consolas" w:cs="Times New Roman"/>
+          <w:color w:val="9CDCFE"/>
+          <w:sz w:val="21"/>
+          <w:szCs w:val="21"/>
+          <w:lang w:eastAsia="en-IN"/>
+        </w:rPr>
+        <w:t>isLoading</w:t>
+      </w:r>
+      <w:proofErr w:type="spellEnd"/>
+      <w:r>
+        <w:rPr>
+          <w:rFonts w:ascii="Consolas" w:eastAsia="Times New Roman" w:hAnsi="Consolas" w:cs="Times New Roman"/>
+          <w:color w:val="9CDCFE"/>
+          <w:sz w:val="21"/>
+          <w:szCs w:val="21"/>
+          <w:lang w:eastAsia="en-IN"/>
+        </w:rPr>
+        <w:t>:</w:t>
+      </w:r>
+      <w:r>
+        <w:rPr>
+          <w:rFonts w:ascii="Consolas" w:eastAsia="Times New Roman" w:hAnsi="Consolas" w:cs="Times New Roman"/>
+          <w:color w:val="D4D4D4"/>
+          <w:sz w:val="21"/>
+          <w:szCs w:val="21"/>
+          <w:lang w:eastAsia="en-IN"/>
+        </w:rPr>
+        <w:t> </w:t>
+      </w:r>
+      <w:proofErr w:type="spellStart"/>
+      <w:r>
+        <w:rPr>
+          <w:rFonts w:ascii="Consolas" w:eastAsia="Times New Roman" w:hAnsi="Consolas" w:cs="Times New Roman"/>
+          <w:color w:val="4FC1FF"/>
+          <w:sz w:val="21"/>
+          <w:szCs w:val="21"/>
+          <w:lang w:eastAsia="en-IN"/>
+        </w:rPr>
+        <w:t>isLoading</w:t>
+      </w:r>
+      <w:proofErr w:type="spellEnd"/>
+      <w:r>
+        <w:rPr>
+          <w:rFonts w:ascii="Consolas" w:eastAsia="Times New Roman" w:hAnsi="Consolas" w:cs="Times New Roman"/>
+          <w:color w:val="D4D4D4"/>
+          <w:sz w:val="21"/>
+          <w:szCs w:val="21"/>
+          <w:lang w:eastAsia="en-IN"/>
+        </w:rPr>
+        <w:t>,</w:t>
+      </w:r>
+    </w:p>
+    <w:p>
+      <w:pPr>
+        <w:shd w:val="clear" w:color="auto" w:fill="1E1E1E"/>
+        <w:spacing w:after="0" w:line="285" w:lineRule="atLeast"/>
+        <w:rPr>
+          <w:rFonts w:ascii="Consolas" w:eastAsia="Times New Roman" w:hAnsi="Consolas" w:cs="Times New Roman"/>
+          <w:color w:val="D4D4D4"/>
+          <w:sz w:val="21"/>
+          <w:szCs w:val="21"/>
+          <w:lang w:eastAsia="en-IN"/>
+        </w:rPr>
+      </w:pPr>
+      <w:r>
+        <w:rPr>
+          <w:rFonts w:ascii="Consolas" w:eastAsia="Times New Roman" w:hAnsi="Consolas" w:cs="Times New Roman"/>
+          <w:color w:val="D4D4D4"/>
+          <w:sz w:val="21"/>
+          <w:szCs w:val="21"/>
+          <w:lang w:eastAsia="en-IN"/>
+        </w:rPr>
+        <w:t>        </w:t>
+      </w:r>
+      <w:r>
+        <w:rPr>
+          <w:rFonts w:ascii="Consolas" w:eastAsia="Times New Roman" w:hAnsi="Consolas" w:cs="Times New Roman"/>
+          <w:color w:val="9CDCFE"/>
+          <w:sz w:val="21"/>
+          <w:szCs w:val="21"/>
+          <w:lang w:eastAsia="en-IN"/>
+        </w:rPr>
+        <w:t>error:</w:t>
+      </w:r>
+      <w:r>
+        <w:rPr>
+          <w:rFonts w:ascii="Consolas" w:eastAsia="Times New Roman" w:hAnsi="Consolas" w:cs="Times New Roman"/>
+          <w:color w:val="D4D4D4"/>
+          <w:sz w:val="21"/>
+          <w:szCs w:val="21"/>
+          <w:lang w:eastAsia="en-IN"/>
+        </w:rPr>
+        <w:t> </w:t>
+      </w:r>
+      <w:r>
+        <w:rPr>
+          <w:rFonts w:ascii="Consolas" w:eastAsia="Times New Roman" w:hAnsi="Consolas" w:cs="Times New Roman"/>
+          <w:color w:val="4FC1FF"/>
+          <w:sz w:val="21"/>
+          <w:szCs w:val="21"/>
+          <w:lang w:eastAsia="en-IN"/>
+        </w:rPr>
+        <w:t>error</w:t>
+      </w:r>
+      <w:r>
+        <w:rPr>
+          <w:rFonts w:ascii="Consolas" w:eastAsia="Times New Roman" w:hAnsi="Consolas" w:cs="Times New Roman"/>
+          <w:color w:val="D4D4D4"/>
+          <w:sz w:val="21"/>
+          <w:szCs w:val="21"/>
+          <w:lang w:eastAsia="en-IN"/>
+        </w:rPr>
+        <w:t>,</w:t>
+      </w:r>
+    </w:p>
+    <w:p>
+      <w:pPr>
+        <w:shd w:val="clear" w:color="auto" w:fill="1E1E1E"/>
+        <w:spacing w:after="0" w:line="285" w:lineRule="atLeast"/>
+        <w:rPr>
+          <w:rFonts w:ascii="Consolas" w:eastAsia="Times New Roman" w:hAnsi="Consolas" w:cs="Times New Roman"/>
+          <w:color w:val="D4D4D4"/>
+          <w:sz w:val="21"/>
+          <w:szCs w:val="21"/>
+          <w:lang w:eastAsia="en-IN"/>
+        </w:rPr>
+      </w:pPr>
+      <w:r>
+        <w:rPr>
+          <w:rFonts w:ascii="Consolas" w:eastAsia="Times New Roman" w:hAnsi="Consolas" w:cs="Times New Roman"/>
+          <w:color w:val="D4D4D4"/>
+          <w:sz w:val="21"/>
+          <w:szCs w:val="21"/>
+          <w:lang w:eastAsia="en-IN"/>
+        </w:rPr>
+        <w:t>        </w:t>
+      </w:r>
+      <w:proofErr w:type="spellStart"/>
+      <w:r>
+        <w:rPr>
+          <w:rFonts w:ascii="Consolas" w:eastAsia="Times New Roman" w:hAnsi="Consolas" w:cs="Times New Roman"/>
+          <w:color w:val="DCDCAA"/>
+          <w:sz w:val="21"/>
+          <w:szCs w:val="21"/>
+          <w:lang w:eastAsia="en-IN"/>
+        </w:rPr>
+        <w:t>sendRequest</w:t>
+      </w:r>
+      <w:proofErr w:type="spellEnd"/>
+      <w:r>
+        <w:rPr>
+          <w:rFonts w:ascii="Consolas" w:eastAsia="Times New Roman" w:hAnsi="Consolas" w:cs="Times New Roman"/>
+          <w:color w:val="9CDCFE"/>
+          <w:sz w:val="21"/>
+          <w:szCs w:val="21"/>
+          <w:lang w:eastAsia="en-IN"/>
+        </w:rPr>
+        <w:t>:</w:t>
+      </w:r>
+      <w:r>
+        <w:rPr>
+          <w:rFonts w:ascii="Consolas" w:eastAsia="Times New Roman" w:hAnsi="Consolas" w:cs="Times New Roman"/>
+          <w:color w:val="D4D4D4"/>
+          <w:sz w:val="21"/>
+          <w:szCs w:val="21"/>
+          <w:lang w:eastAsia="en-IN"/>
+        </w:rPr>
+        <w:t> </w:t>
+      </w:r>
+      <w:proofErr w:type="spellStart"/>
+      <w:r>
+        <w:rPr>
+          <w:rFonts w:ascii="Consolas" w:eastAsia="Times New Roman" w:hAnsi="Consolas" w:cs="Times New Roman"/>
+          <w:color w:val="DCDCAA"/>
+          <w:sz w:val="21"/>
+          <w:szCs w:val="21"/>
+          <w:lang w:eastAsia="en-IN"/>
+        </w:rPr>
+        <w:t>sendRequest</w:t>
+      </w:r>
+      <w:proofErr w:type="spellEnd"/>
+    </w:p>
+    <w:p>
+      <w:pPr>
+        <w:shd w:val="clear" w:color="auto" w:fill="1E1E1E"/>
+        <w:spacing w:after="0" w:line="285" w:lineRule="atLeast"/>
+        <w:rPr>
+          <w:rFonts w:ascii="Consolas" w:eastAsia="Times New Roman" w:hAnsi="Consolas" w:cs="Times New Roman"/>
+          <w:color w:val="D4D4D4"/>
+          <w:sz w:val="21"/>
+          <w:szCs w:val="21"/>
+          <w:lang w:eastAsia="en-IN"/>
+        </w:rPr>
+      </w:pPr>
+      <w:r>
+        <w:rPr>
+          <w:rFonts w:ascii="Consolas" w:eastAsia="Times New Roman" w:hAnsi="Consolas" w:cs="Times New Roman"/>
+          <w:color w:val="D4D4D4"/>
+          <w:sz w:val="21"/>
+          <w:szCs w:val="21"/>
+          <w:lang w:eastAsia="en-IN"/>
+        </w:rPr>
+        <w:t>    };</w:t>
+      </w:r>
+    </w:p>
+    <w:p>
+      <w:pPr>
+        <w:rPr>
+          <w:sz w:val="24"/>
+          <w:szCs w:val="24"/>
+        </w:rPr>
+      </w:pPr>
+    </w:p>
+    <w:p>
+      <w:pPr>
+        <w:rPr>
+          <w:sz w:val="24"/>
+          <w:szCs w:val="24"/>
+        </w:rPr>
+      </w:pPr>
+      <w:r>
+        <w:rPr>
+          <w:sz w:val="24"/>
+          <w:szCs w:val="24"/>
+        </w:rPr>
+        <w:t>Is same as</w:t>
+      </w:r>
+    </w:p>
+    <w:p>
+      <w:pPr>
+        <w:shd w:val="clear" w:color="auto" w:fill="1E1E1E"/>
+        <w:spacing w:after="0" w:line="285" w:lineRule="atLeast"/>
+        <w:rPr>
+          <w:rFonts w:ascii="Consolas" w:eastAsia="Times New Roman" w:hAnsi="Consolas" w:cs="Times New Roman"/>
+          <w:color w:val="D4D4D4"/>
+          <w:sz w:val="21"/>
+          <w:szCs w:val="21"/>
+          <w:lang w:eastAsia="en-IN"/>
+        </w:rPr>
+      </w:pPr>
+      <w:r>
+        <w:rPr>
+          <w:rFonts w:ascii="Consolas" w:eastAsia="Times New Roman" w:hAnsi="Consolas" w:cs="Times New Roman"/>
+          <w:color w:val="D4D4D4"/>
+          <w:sz w:val="21"/>
+          <w:szCs w:val="21"/>
+          <w:lang w:eastAsia="en-IN"/>
+        </w:rPr>
+        <w:t>    </w:t>
+      </w:r>
+      <w:r>
+        <w:rPr>
+          <w:rFonts w:ascii="Consolas" w:eastAsia="Times New Roman" w:hAnsi="Consolas" w:cs="Times New Roman"/>
+          <w:color w:val="C586C0"/>
+          <w:sz w:val="21"/>
+          <w:szCs w:val="21"/>
+          <w:lang w:eastAsia="en-IN"/>
+        </w:rPr>
+        <w:t>return</w:t>
+      </w:r>
+      <w:r>
+        <w:rPr>
+          <w:rFonts w:ascii="Consolas" w:eastAsia="Times New Roman" w:hAnsi="Consolas" w:cs="Times New Roman"/>
+          <w:color w:val="D4D4D4"/>
+          <w:sz w:val="21"/>
+          <w:szCs w:val="21"/>
+          <w:lang w:eastAsia="en-IN"/>
+        </w:rPr>
+        <w:t> {</w:t>
+      </w:r>
+    </w:p>
+    <w:p>
+      <w:pPr>
+        <w:shd w:val="clear" w:color="auto" w:fill="1E1E1E"/>
+        <w:spacing w:after="0" w:line="285" w:lineRule="atLeast"/>
+        <w:rPr>
+          <w:rFonts w:ascii="Consolas" w:eastAsia="Times New Roman" w:hAnsi="Consolas" w:cs="Times New Roman"/>
+          <w:color w:val="D4D4D4"/>
+          <w:sz w:val="21"/>
+          <w:szCs w:val="21"/>
+          <w:lang w:eastAsia="en-IN"/>
+        </w:rPr>
+      </w:pPr>
+      <w:r>
+        <w:rPr>
+          <w:rFonts w:ascii="Consolas" w:eastAsia="Times New Roman" w:hAnsi="Consolas" w:cs="Times New Roman"/>
+          <w:color w:val="D4D4D4"/>
+          <w:sz w:val="21"/>
+          <w:szCs w:val="21"/>
+          <w:lang w:eastAsia="en-IN"/>
+        </w:rPr>
+        <w:t>        </w:t>
+      </w:r>
+      <w:proofErr w:type="spellStart"/>
+      <w:r>
+        <w:rPr>
+          <w:rFonts w:ascii="Consolas" w:eastAsia="Times New Roman" w:hAnsi="Consolas" w:cs="Times New Roman"/>
+          <w:color w:val="4FC1FF"/>
+          <w:sz w:val="21"/>
+          <w:szCs w:val="21"/>
+          <w:lang w:eastAsia="en-IN"/>
+        </w:rPr>
+        <w:t>isLoading</w:t>
+      </w:r>
+      <w:proofErr w:type="spellEnd"/>
+      <w:r>
+        <w:rPr>
+          <w:rFonts w:ascii="Consolas" w:eastAsia="Times New Roman" w:hAnsi="Consolas" w:cs="Times New Roman"/>
+          <w:color w:val="D4D4D4"/>
+          <w:sz w:val="21"/>
+          <w:szCs w:val="21"/>
+          <w:lang w:eastAsia="en-IN"/>
+        </w:rPr>
+        <w:t>,</w:t>
+      </w:r>
+    </w:p>
+    <w:p>
+      <w:pPr>
+        <w:shd w:val="clear" w:color="auto" w:fill="1E1E1E"/>
+        <w:spacing w:after="0" w:line="285" w:lineRule="atLeast"/>
+        <w:rPr>
+          <w:rFonts w:ascii="Consolas" w:eastAsia="Times New Roman" w:hAnsi="Consolas" w:cs="Times New Roman"/>
+          <w:color w:val="D4D4D4"/>
+          <w:sz w:val="21"/>
+          <w:szCs w:val="21"/>
+          <w:lang w:eastAsia="en-IN"/>
+        </w:rPr>
+      </w:pPr>
+      <w:r>
+        <w:rPr>
+          <w:rFonts w:ascii="Consolas" w:eastAsia="Times New Roman" w:hAnsi="Consolas" w:cs="Times New Roman"/>
+          <w:color w:val="D4D4D4"/>
+          <w:sz w:val="21"/>
+          <w:szCs w:val="21"/>
+          <w:lang w:eastAsia="en-IN"/>
+        </w:rPr>
+        <w:t>        </w:t>
+      </w:r>
+      <w:r>
+        <w:rPr>
+          <w:rFonts w:ascii="Consolas" w:eastAsia="Times New Roman" w:hAnsi="Consolas" w:cs="Times New Roman"/>
+          <w:color w:val="4FC1FF"/>
+          <w:sz w:val="21"/>
+          <w:szCs w:val="21"/>
+          <w:lang w:eastAsia="en-IN"/>
+        </w:rPr>
+        <w:t>error</w:t>
+      </w:r>
+      <w:r>
+        <w:rPr>
+          <w:rFonts w:ascii="Consolas" w:eastAsia="Times New Roman" w:hAnsi="Consolas" w:cs="Times New Roman"/>
+          <w:color w:val="D4D4D4"/>
+          <w:sz w:val="21"/>
+          <w:szCs w:val="21"/>
+          <w:lang w:eastAsia="en-IN"/>
+        </w:rPr>
+        <w:t>,</w:t>
+      </w:r>
+    </w:p>
+    <w:p>
+      <w:pPr>
+        <w:shd w:val="clear" w:color="auto" w:fill="1E1E1E"/>
+        <w:spacing w:after="0" w:line="285" w:lineRule="atLeast"/>
+        <w:rPr>
+          <w:rFonts w:ascii="Consolas" w:eastAsia="Times New Roman" w:hAnsi="Consolas" w:cs="Times New Roman"/>
+          <w:color w:val="D4D4D4"/>
+          <w:sz w:val="21"/>
+          <w:szCs w:val="21"/>
+          <w:lang w:eastAsia="en-IN"/>
+        </w:rPr>
+      </w:pPr>
+      <w:r>
+        <w:rPr>
+          <w:rFonts w:ascii="Consolas" w:eastAsia="Times New Roman" w:hAnsi="Consolas" w:cs="Times New Roman"/>
+          <w:color w:val="D4D4D4"/>
+          <w:sz w:val="21"/>
+          <w:szCs w:val="21"/>
+          <w:lang w:eastAsia="en-IN"/>
+        </w:rPr>
+        <w:t>        </w:t>
+      </w:r>
+      <w:proofErr w:type="spellStart"/>
+      <w:r>
+        <w:rPr>
+          <w:rFonts w:ascii="Consolas" w:eastAsia="Times New Roman" w:hAnsi="Consolas" w:cs="Times New Roman"/>
+          <w:color w:val="DCDCAA"/>
+          <w:sz w:val="21"/>
+          <w:szCs w:val="21"/>
+          <w:lang w:eastAsia="en-IN"/>
+        </w:rPr>
+        <w:t>sendRequest</w:t>
+      </w:r>
+      <w:proofErr w:type="spellEnd"/>
+    </w:p>
+    <w:p>
+      <w:pPr>
+        <w:shd w:val="clear" w:color="auto" w:fill="1E1E1E"/>
+        <w:spacing w:after="0" w:line="285" w:lineRule="atLeast"/>
+        <w:rPr>
+          <w:rFonts w:ascii="Consolas" w:eastAsia="Times New Roman" w:hAnsi="Consolas" w:cs="Times New Roman"/>
+          <w:color w:val="D4D4D4"/>
+          <w:sz w:val="21"/>
+          <w:szCs w:val="21"/>
+          <w:lang w:eastAsia="en-IN"/>
+        </w:rPr>
+      </w:pPr>
+      <w:r>
+        <w:rPr>
+          <w:rFonts w:ascii="Consolas" w:eastAsia="Times New Roman" w:hAnsi="Consolas" w:cs="Times New Roman"/>
+          <w:color w:val="D4D4D4"/>
+          <w:sz w:val="21"/>
+          <w:szCs w:val="21"/>
+          <w:lang w:eastAsia="en-IN"/>
+        </w:rPr>
+        <w:t>    };</w:t>
+      </w:r>
+    </w:p>
+    <w:p>
+      <w:pPr>
+        <w:rPr>
+          <w:sz w:val="24"/>
+          <w:szCs w:val="24"/>
+        </w:rPr>
+      </w:pPr>
+    </w:p>
+    <w:p>
+      <w:pPr>
+        <w:rPr>
+          <w:sz w:val="24"/>
+          <w:szCs w:val="24"/>
+        </w:rPr>
+      </w:pPr>
+      <w:r>
+        <w:rPr>
+          <w:sz w:val="24"/>
+          <w:szCs w:val="24"/>
+        </w:rPr>
+        <w:t>7:</w:t>
+      </w:r>
+    </w:p>
+    <w:p>
+      <w:pPr>
+        <w:shd w:val="clear" w:color="auto" w:fill="1E1E1E"/>
+        <w:spacing w:after="0" w:line="285" w:lineRule="atLeast"/>
+        <w:rPr>
+          <w:rFonts w:ascii="Consolas" w:eastAsia="Times New Roman" w:hAnsi="Consolas" w:cs="Times New Roman"/>
+          <w:color w:val="D4D4D4"/>
+          <w:sz w:val="21"/>
+          <w:szCs w:val="21"/>
+          <w:lang w:eastAsia="en-IN"/>
+        </w:rPr>
+      </w:pPr>
+      <w:proofErr w:type="spellStart"/>
+      <w:r>
+        <w:rPr>
+          <w:rFonts w:ascii="Consolas" w:eastAsia="Times New Roman" w:hAnsi="Consolas" w:cs="Times New Roman"/>
+          <w:color w:val="D4D4D4"/>
+          <w:sz w:val="21"/>
+          <w:szCs w:val="21"/>
+          <w:lang w:eastAsia="en-IN"/>
+        </w:rPr>
+        <w:t>Const</w:t>
+      </w:r>
+      <w:proofErr w:type="spellEnd"/>
+      <w:r>
+        <w:rPr>
+          <w:rFonts w:ascii="Consolas" w:eastAsia="Times New Roman" w:hAnsi="Consolas" w:cs="Times New Roman"/>
+          <w:color w:val="D4D4D4"/>
+          <w:sz w:val="21"/>
+          <w:szCs w:val="21"/>
+          <w:lang w:eastAsia="en-IN"/>
+        </w:rPr>
+        <w:t xml:space="preserve"> </w:t>
+      </w:r>
+      <w:proofErr w:type="spellStart"/>
+      <w:r>
+        <w:rPr>
+          <w:rFonts w:ascii="Consolas" w:eastAsia="Times New Roman" w:hAnsi="Consolas" w:cs="Times New Roman"/>
+          <w:color w:val="D4D4D4"/>
+          <w:sz w:val="21"/>
+          <w:szCs w:val="21"/>
+          <w:lang w:eastAsia="en-IN"/>
+        </w:rPr>
+        <w:t>useHttp</w:t>
+      </w:r>
+      <w:proofErr w:type="spellEnd"/>
+      <w:r>
+        <w:rPr>
+          <w:rFonts w:ascii="Consolas" w:eastAsia="Times New Roman" w:hAnsi="Consolas" w:cs="Times New Roman"/>
+          <w:color w:val="D4D4D4"/>
+          <w:sz w:val="21"/>
+          <w:szCs w:val="21"/>
+          <w:lang w:eastAsia="en-IN"/>
+        </w:rPr>
+        <w:t> </w:t>
+      </w:r>
+      <w:r>
+        <w:rPr>
+          <w:rFonts w:ascii="Consolas" w:eastAsia="Times New Roman" w:hAnsi="Consolas" w:cs="Times New Roman"/>
+          <w:color w:val="D4D4D4"/>
+          <w:sz w:val="21"/>
+          <w:szCs w:val="21"/>
+          <w:lang w:eastAsia="en-IN"/>
+        </w:rPr>
+        <w:t>= () =&gt; {</w:t>
+      </w:r>
+    </w:p>
+    <w:p>
+      <w:pPr>
+        <w:shd w:val="clear" w:color="auto" w:fill="1E1E1E"/>
+        <w:spacing w:after="0" w:line="285" w:lineRule="atLeast"/>
+        <w:rPr>
+          <w:rFonts w:ascii="Consolas" w:eastAsia="Times New Roman" w:hAnsi="Consolas" w:cs="Times New Roman"/>
+          <w:color w:val="D4D4D4"/>
+          <w:sz w:val="21"/>
+          <w:szCs w:val="21"/>
+          <w:lang w:eastAsia="en-IN"/>
+        </w:rPr>
+      </w:pPr>
+      <w:r>
+        <w:rPr>
+          <w:rFonts w:ascii="Consolas" w:eastAsia="Times New Roman" w:hAnsi="Consolas" w:cs="Times New Roman"/>
+          <w:color w:val="C586C0"/>
+          <w:sz w:val="21"/>
+          <w:szCs w:val="21"/>
+          <w:lang w:eastAsia="en-IN"/>
+        </w:rPr>
+        <w:t>return</w:t>
+      </w:r>
+      <w:r>
+        <w:rPr>
+          <w:rFonts w:ascii="Consolas" w:eastAsia="Times New Roman" w:hAnsi="Consolas" w:cs="Times New Roman"/>
+          <w:color w:val="D4D4D4"/>
+          <w:sz w:val="21"/>
+          <w:szCs w:val="21"/>
+          <w:lang w:eastAsia="en-IN"/>
+        </w:rPr>
+        <w:t> {</w:t>
+      </w:r>
+    </w:p>
+    <w:p>
+      <w:pPr>
+        <w:shd w:val="clear" w:color="auto" w:fill="1E1E1E"/>
+        <w:spacing w:after="0" w:line="285" w:lineRule="atLeast"/>
+        <w:rPr>
+          <w:rFonts w:ascii="Consolas" w:eastAsia="Times New Roman" w:hAnsi="Consolas" w:cs="Times New Roman"/>
+          <w:color w:val="D4D4D4"/>
+          <w:sz w:val="21"/>
+          <w:szCs w:val="21"/>
+          <w:lang w:eastAsia="en-IN"/>
+        </w:rPr>
+      </w:pPr>
+      <w:r>
+        <w:rPr>
+          <w:rFonts w:ascii="Consolas" w:eastAsia="Times New Roman" w:hAnsi="Consolas" w:cs="Times New Roman"/>
+          <w:color w:val="D4D4D4"/>
+          <w:sz w:val="21"/>
+          <w:szCs w:val="21"/>
+          <w:lang w:eastAsia="en-IN"/>
+        </w:rPr>
+        <w:t>        </w:t>
+      </w:r>
+      <w:proofErr w:type="spellStart"/>
+      <w:r>
+        <w:rPr>
+          <w:rFonts w:ascii="Consolas" w:eastAsia="Times New Roman" w:hAnsi="Consolas" w:cs="Times New Roman"/>
+          <w:color w:val="9CDCFE"/>
+          <w:sz w:val="21"/>
+          <w:szCs w:val="21"/>
+          <w:lang w:eastAsia="en-IN"/>
+        </w:rPr>
+        <w:t>isLoading</w:t>
+      </w:r>
+      <w:proofErr w:type="spellEnd"/>
+      <w:r>
+        <w:rPr>
+          <w:rFonts w:ascii="Consolas" w:eastAsia="Times New Roman" w:hAnsi="Consolas" w:cs="Times New Roman"/>
+          <w:color w:val="9CDCFE"/>
+          <w:sz w:val="21"/>
+          <w:szCs w:val="21"/>
+          <w:lang w:eastAsia="en-IN"/>
+        </w:rPr>
+        <w:t>:</w:t>
+      </w:r>
+      <w:r>
+        <w:rPr>
+          <w:rFonts w:ascii="Consolas" w:eastAsia="Times New Roman" w:hAnsi="Consolas" w:cs="Times New Roman"/>
+          <w:color w:val="D4D4D4"/>
+          <w:sz w:val="21"/>
+          <w:szCs w:val="21"/>
+          <w:lang w:eastAsia="en-IN"/>
+        </w:rPr>
+        <w:t> </w:t>
+      </w:r>
+      <w:proofErr w:type="spellStart"/>
+      <w:r>
+        <w:rPr>
+          <w:rFonts w:ascii="Consolas" w:eastAsia="Times New Roman" w:hAnsi="Consolas" w:cs="Times New Roman"/>
+          <w:color w:val="4FC1FF"/>
+          <w:sz w:val="21"/>
+          <w:szCs w:val="21"/>
+          <w:lang w:eastAsia="en-IN"/>
+        </w:rPr>
+        <w:t>isLoading</w:t>
+      </w:r>
+      <w:proofErr w:type="spellEnd"/>
+      <w:r>
+        <w:rPr>
+          <w:rFonts w:ascii="Consolas" w:eastAsia="Times New Roman" w:hAnsi="Consolas" w:cs="Times New Roman"/>
+          <w:color w:val="D4D4D4"/>
+          <w:sz w:val="21"/>
+          <w:szCs w:val="21"/>
+          <w:lang w:eastAsia="en-IN"/>
+        </w:rPr>
+        <w:t>,</w:t>
+      </w:r>
+    </w:p>
+    <w:p>
+      <w:pPr>
+        <w:shd w:val="clear" w:color="auto" w:fill="1E1E1E"/>
+        <w:spacing w:after="0" w:line="285" w:lineRule="atLeast"/>
+        <w:rPr>
+          <w:rFonts w:ascii="Consolas" w:eastAsia="Times New Roman" w:hAnsi="Consolas" w:cs="Times New Roman"/>
+          <w:color w:val="D4D4D4"/>
+          <w:sz w:val="21"/>
+          <w:szCs w:val="21"/>
+          <w:lang w:eastAsia="en-IN"/>
+        </w:rPr>
+      </w:pPr>
+      <w:r>
+        <w:rPr>
+          <w:rFonts w:ascii="Consolas" w:eastAsia="Times New Roman" w:hAnsi="Consolas" w:cs="Times New Roman"/>
+          <w:color w:val="D4D4D4"/>
+          <w:sz w:val="21"/>
+          <w:szCs w:val="21"/>
+          <w:lang w:eastAsia="en-IN"/>
+        </w:rPr>
+        <w:t>        </w:t>
+      </w:r>
+      <w:r>
+        <w:rPr>
+          <w:rFonts w:ascii="Consolas" w:eastAsia="Times New Roman" w:hAnsi="Consolas" w:cs="Times New Roman"/>
+          <w:color w:val="9CDCFE"/>
+          <w:sz w:val="21"/>
+          <w:szCs w:val="21"/>
+          <w:lang w:eastAsia="en-IN"/>
+        </w:rPr>
+        <w:t>error:</w:t>
+      </w:r>
+      <w:r>
+        <w:rPr>
+          <w:rFonts w:ascii="Consolas" w:eastAsia="Times New Roman" w:hAnsi="Consolas" w:cs="Times New Roman"/>
+          <w:color w:val="D4D4D4"/>
+          <w:sz w:val="21"/>
+          <w:szCs w:val="21"/>
+          <w:lang w:eastAsia="en-IN"/>
+        </w:rPr>
+        <w:t> </w:t>
+      </w:r>
+      <w:r>
+        <w:rPr>
+          <w:rFonts w:ascii="Consolas" w:eastAsia="Times New Roman" w:hAnsi="Consolas" w:cs="Times New Roman"/>
+          <w:color w:val="4FC1FF"/>
+          <w:sz w:val="21"/>
+          <w:szCs w:val="21"/>
+          <w:lang w:eastAsia="en-IN"/>
+        </w:rPr>
+        <w:t>error</w:t>
+      </w:r>
+      <w:r>
+        <w:rPr>
+          <w:rFonts w:ascii="Consolas" w:eastAsia="Times New Roman" w:hAnsi="Consolas" w:cs="Times New Roman"/>
+          <w:color w:val="D4D4D4"/>
+          <w:sz w:val="21"/>
+          <w:szCs w:val="21"/>
+          <w:lang w:eastAsia="en-IN"/>
+        </w:rPr>
+        <w:t>,</w:t>
+      </w:r>
+    </w:p>
+    <w:p>
+      <w:pPr>
+        <w:shd w:val="clear" w:color="auto" w:fill="1E1E1E"/>
+        <w:spacing w:after="0" w:line="285" w:lineRule="atLeast"/>
+        <w:rPr>
+          <w:rFonts w:ascii="Consolas" w:eastAsia="Times New Roman" w:hAnsi="Consolas" w:cs="Times New Roman"/>
+          <w:color w:val="D4D4D4"/>
+          <w:sz w:val="21"/>
+          <w:szCs w:val="21"/>
+          <w:lang w:eastAsia="en-IN"/>
+        </w:rPr>
+      </w:pPr>
+      <w:r>
+        <w:rPr>
+          <w:rFonts w:ascii="Consolas" w:eastAsia="Times New Roman" w:hAnsi="Consolas" w:cs="Times New Roman"/>
+          <w:color w:val="D4D4D4"/>
+          <w:sz w:val="21"/>
+          <w:szCs w:val="21"/>
+          <w:lang w:eastAsia="en-IN"/>
+        </w:rPr>
+        <w:t>        </w:t>
+      </w:r>
+      <w:proofErr w:type="spellStart"/>
+      <w:r>
+        <w:rPr>
+          <w:rFonts w:ascii="Consolas" w:eastAsia="Times New Roman" w:hAnsi="Consolas" w:cs="Times New Roman"/>
+          <w:color w:val="DCDCAA"/>
+          <w:sz w:val="21"/>
+          <w:szCs w:val="21"/>
+          <w:lang w:eastAsia="en-IN"/>
+        </w:rPr>
+        <w:t>sendRequest</w:t>
+      </w:r>
+      <w:proofErr w:type="spellEnd"/>
+      <w:r>
+        <w:rPr>
+          <w:rFonts w:ascii="Consolas" w:eastAsia="Times New Roman" w:hAnsi="Consolas" w:cs="Times New Roman"/>
+          <w:color w:val="9CDCFE"/>
+          <w:sz w:val="21"/>
+          <w:szCs w:val="21"/>
+          <w:lang w:eastAsia="en-IN"/>
+        </w:rPr>
+        <w:t>:</w:t>
+      </w:r>
+      <w:r>
+        <w:rPr>
+          <w:rFonts w:ascii="Consolas" w:eastAsia="Times New Roman" w:hAnsi="Consolas" w:cs="Times New Roman"/>
+          <w:color w:val="D4D4D4"/>
+          <w:sz w:val="21"/>
+          <w:szCs w:val="21"/>
+          <w:lang w:eastAsia="en-IN"/>
+        </w:rPr>
+        <w:t> </w:t>
+      </w:r>
+      <w:proofErr w:type="spellStart"/>
+      <w:r>
+        <w:rPr>
+          <w:rFonts w:ascii="Consolas" w:eastAsia="Times New Roman" w:hAnsi="Consolas" w:cs="Times New Roman"/>
+          <w:color w:val="DCDCAA"/>
+          <w:sz w:val="21"/>
+          <w:szCs w:val="21"/>
+          <w:lang w:eastAsia="en-IN"/>
+        </w:rPr>
+        <w:t>sendRequest</w:t>
+      </w:r>
+      <w:proofErr w:type="spellEnd"/>
+    </w:p>
+    <w:p>
+      <w:pPr>
+        <w:shd w:val="clear" w:color="auto" w:fill="1E1E1E"/>
+        <w:spacing w:after="0" w:line="285" w:lineRule="atLeast"/>
+        <w:rPr>
+          <w:rFonts w:ascii="Consolas" w:eastAsia="Times New Roman" w:hAnsi="Consolas" w:cs="Times New Roman"/>
+          <w:color w:val="D4D4D4"/>
+          <w:sz w:val="21"/>
+          <w:szCs w:val="21"/>
+          <w:lang w:eastAsia="en-IN"/>
+        </w:rPr>
+      </w:pPr>
+      <w:r>
+        <w:rPr>
+          <w:rFonts w:ascii="Consolas" w:eastAsia="Times New Roman" w:hAnsi="Consolas" w:cs="Times New Roman"/>
+          <w:color w:val="D4D4D4"/>
+          <w:sz w:val="21"/>
+          <w:szCs w:val="21"/>
+          <w:lang w:eastAsia="en-IN"/>
+        </w:rPr>
+        <w:t>    };</w:t>
+      </w:r>
+    </w:p>
+    <w:p>
+      <w:pPr>
+        <w:shd w:val="clear" w:color="auto" w:fill="1E1E1E"/>
+        <w:spacing w:after="0" w:line="285" w:lineRule="atLeast"/>
+        <w:rPr>
+          <w:rFonts w:ascii="Consolas" w:eastAsia="Times New Roman" w:hAnsi="Consolas" w:cs="Times New Roman"/>
+          <w:color w:val="D4D4D4"/>
+          <w:sz w:val="21"/>
+          <w:szCs w:val="21"/>
+          <w:lang w:eastAsia="en-IN"/>
+        </w:rPr>
+      </w:pPr>
+      <w:r>
+        <w:rPr>
+          <w:rFonts w:ascii="Consolas" w:eastAsia="Times New Roman" w:hAnsi="Consolas" w:cs="Times New Roman"/>
+          <w:color w:val="D4D4D4"/>
+          <w:sz w:val="21"/>
+          <w:szCs w:val="21"/>
+          <w:lang w:eastAsia="en-IN"/>
+        </w:rPr>
+        <w:t>}</w:t>
+      </w:r>
+    </w:p>
+    <w:p>
+      <w:pPr>
+        <w:rPr>
+          <w:sz w:val="24"/>
+          <w:szCs w:val="24"/>
+        </w:rPr>
+      </w:pPr>
+    </w:p>
+    <w:p>
+      <w:pPr>
+        <w:shd w:val="clear" w:color="auto" w:fill="1E1E1E"/>
+        <w:spacing w:line="285" w:lineRule="atLeast"/>
+        <w:rPr>
+          <w:sz w:val="24"/>
+          <w:szCs w:val="24"/>
+        </w:rPr>
+      </w:pPr>
+    </w:p>
+    <w:p>
+      <w:pPr>
+        <w:shd w:val="clear" w:color="auto" w:fill="1E1E1E"/>
+        <w:spacing w:line="285" w:lineRule="atLeast"/>
+        <w:rPr>
+          <w:rFonts w:ascii="Consolas" w:eastAsia="Times New Roman" w:hAnsi="Consolas" w:cs="Times New Roman"/>
+          <w:color w:val="D4D4D4"/>
+          <w:sz w:val="21"/>
+          <w:szCs w:val="21"/>
+          <w:lang w:eastAsia="en-IN"/>
+        </w:rPr>
+      </w:pPr>
+      <w:proofErr w:type="spellStart"/>
+      <w:r>
+        <w:rPr>
+          <w:rFonts w:ascii="Consolas" w:eastAsia="Times New Roman" w:hAnsi="Consolas" w:cs="Times New Roman"/>
+          <w:color w:val="569CD6"/>
+          <w:sz w:val="21"/>
+          <w:szCs w:val="21"/>
+          <w:lang w:eastAsia="en-IN"/>
+        </w:rPr>
+        <w:t>const</w:t>
+      </w:r>
+      <w:proofErr w:type="spellEnd"/>
+      <w:r>
+        <w:rPr>
+          <w:rFonts w:ascii="Consolas" w:eastAsia="Times New Roman" w:hAnsi="Consolas" w:cs="Times New Roman"/>
+          <w:color w:val="D4D4D4"/>
+          <w:sz w:val="21"/>
+          <w:szCs w:val="21"/>
+          <w:lang w:eastAsia="en-IN"/>
+        </w:rPr>
+        <w:t> {</w:t>
+      </w:r>
+      <w:proofErr w:type="spellStart"/>
+      <w:r>
+        <w:rPr>
+          <w:rFonts w:ascii="Consolas" w:eastAsia="Times New Roman" w:hAnsi="Consolas" w:cs="Times New Roman"/>
+          <w:color w:val="4FC1FF"/>
+          <w:sz w:val="21"/>
+          <w:szCs w:val="21"/>
+          <w:lang w:eastAsia="en-IN"/>
+        </w:rPr>
+        <w:t>isLoading</w:t>
+      </w:r>
+      <w:proofErr w:type="spellEnd"/>
+      <w:r>
+        <w:rPr>
+          <w:rFonts w:ascii="Consolas" w:eastAsia="Times New Roman" w:hAnsi="Consolas" w:cs="Times New Roman"/>
+          <w:color w:val="D4D4D4"/>
+          <w:sz w:val="21"/>
+          <w:szCs w:val="21"/>
+          <w:lang w:eastAsia="en-IN"/>
+        </w:rPr>
+        <w:t>, </w:t>
+      </w:r>
+      <w:r>
+        <w:rPr>
+          <w:rFonts w:ascii="Consolas" w:eastAsia="Times New Roman" w:hAnsi="Consolas" w:cs="Times New Roman"/>
+          <w:color w:val="4FC1FF"/>
+          <w:sz w:val="21"/>
+          <w:szCs w:val="21"/>
+          <w:lang w:eastAsia="en-IN"/>
+        </w:rPr>
+        <w:t>error</w:t>
+      </w:r>
+      <w:r>
+        <w:rPr>
+          <w:rFonts w:ascii="Consolas" w:eastAsia="Times New Roman" w:hAnsi="Consolas" w:cs="Times New Roman"/>
+          <w:color w:val="D4D4D4"/>
+          <w:sz w:val="21"/>
+          <w:szCs w:val="21"/>
+          <w:lang w:eastAsia="en-IN"/>
+        </w:rPr>
+        <w:t>, </w:t>
+      </w:r>
+      <w:proofErr w:type="spellStart"/>
+      <w:r>
+        <w:rPr>
+          <w:rFonts w:ascii="Consolas" w:eastAsia="Times New Roman" w:hAnsi="Consolas" w:cs="Times New Roman"/>
+          <w:color w:val="DCDCAA"/>
+          <w:sz w:val="21"/>
+          <w:szCs w:val="21"/>
+          <w:lang w:eastAsia="en-IN"/>
+        </w:rPr>
+        <w:t>sendRequest</w:t>
+      </w:r>
+      <w:proofErr w:type="spellEnd"/>
+      <w:r>
+        <w:rPr>
+          <w:rFonts w:ascii="Consolas" w:eastAsia="Times New Roman" w:hAnsi="Consolas" w:cs="Times New Roman"/>
+          <w:color w:val="D4D4D4"/>
+          <w:sz w:val="21"/>
+          <w:szCs w:val="21"/>
+          <w:lang w:eastAsia="en-IN"/>
+        </w:rPr>
+        <w:t>} = </w:t>
+      </w:r>
+      <w:proofErr w:type="spellStart"/>
+      <w:proofErr w:type="gramStart"/>
+      <w:r>
+        <w:rPr>
+          <w:rFonts w:ascii="Consolas" w:eastAsia="Times New Roman" w:hAnsi="Consolas" w:cs="Times New Roman"/>
+          <w:color w:val="DCDCAA"/>
+          <w:sz w:val="21"/>
+          <w:szCs w:val="21"/>
+          <w:lang w:eastAsia="en-IN"/>
+        </w:rPr>
+        <w:t>useHttp</w:t>
+      </w:r>
+      <w:proofErr w:type="spellEnd"/>
+      <w:r>
+        <w:rPr>
+          <w:rFonts w:ascii="Consolas" w:eastAsia="Times New Roman" w:hAnsi="Consolas" w:cs="Times New Roman"/>
+          <w:color w:val="D4D4D4"/>
+          <w:sz w:val="21"/>
+          <w:szCs w:val="21"/>
+          <w:lang w:eastAsia="en-IN"/>
+        </w:rPr>
+        <w:t>(</w:t>
+      </w:r>
+      <w:proofErr w:type="gramEnd"/>
+      <w:r>
+        <w:rPr>
+          <w:rFonts w:ascii="Consolas" w:eastAsia="Times New Roman" w:hAnsi="Consolas" w:cs="Times New Roman"/>
+          <w:color w:val="D4D4D4"/>
+          <w:sz w:val="21"/>
+          <w:szCs w:val="21"/>
+          <w:lang w:eastAsia="en-IN"/>
+        </w:rPr>
+        <w:t>);</w:t>
+      </w:r>
+    </w:p>
+    <w:p>
+      <w:pPr>
+        <w:shd w:val="clear" w:color="auto" w:fill="1E1E1E"/>
+        <w:spacing w:line="285" w:lineRule="atLeast"/>
+        <w:rPr>
+          <w:rFonts w:ascii="Consolas" w:eastAsia="Times New Roman" w:hAnsi="Consolas" w:cs="Times New Roman"/>
+          <w:color w:val="D4D4D4"/>
+          <w:sz w:val="21"/>
+          <w:szCs w:val="21"/>
+          <w:lang w:eastAsia="en-IN"/>
+        </w:rPr>
+      </w:pPr>
+    </w:p>
+    <w:p>
+      <w:pPr>
+        <w:rPr>
+          <w:sz w:val="24"/>
+          <w:szCs w:val="24"/>
+        </w:rPr>
+      </w:pPr>
+      <w:r>
+        <w:rPr>
+          <w:sz w:val="24"/>
+          <w:szCs w:val="24"/>
+        </w:rPr>
+        <w:t xml:space="preserve">when destructing, if we want to use another name for </w:t>
+      </w:r>
+      <w:proofErr w:type="spellStart"/>
+      <w:r>
+        <w:rPr>
+          <w:sz w:val="24"/>
+          <w:szCs w:val="24"/>
+        </w:rPr>
+        <w:t>sendRequest</w:t>
+      </w:r>
+      <w:proofErr w:type="spellEnd"/>
+      <w:r>
+        <w:rPr>
+          <w:sz w:val="24"/>
+          <w:szCs w:val="24"/>
+        </w:rPr>
+        <w:t>, we can do the following</w:t>
+      </w:r>
+    </w:p>
+    <w:p>
+      <w:pPr>
+        <w:shd w:val="clear" w:color="auto" w:fill="1E1E1E"/>
+        <w:spacing w:line="285" w:lineRule="atLeast"/>
+        <w:rPr>
+          <w:rFonts w:ascii="Consolas" w:eastAsia="Times New Roman" w:hAnsi="Consolas" w:cs="Times New Roman"/>
+          <w:color w:val="569CD6"/>
+          <w:sz w:val="21"/>
+          <w:szCs w:val="21"/>
+          <w:lang w:eastAsia="en-IN"/>
+        </w:rPr>
+      </w:pPr>
+    </w:p>
+    <w:p>
+      <w:pPr>
+        <w:shd w:val="clear" w:color="auto" w:fill="1E1E1E"/>
+        <w:spacing w:line="285" w:lineRule="atLeast"/>
+        <w:rPr>
+          <w:rFonts w:ascii="Consolas" w:eastAsia="Times New Roman" w:hAnsi="Consolas" w:cs="Times New Roman"/>
+          <w:color w:val="D4D4D4"/>
+          <w:sz w:val="21"/>
+          <w:szCs w:val="21"/>
+          <w:lang w:eastAsia="en-IN"/>
+        </w:rPr>
+      </w:pPr>
+      <w:proofErr w:type="spellStart"/>
+      <w:r>
+        <w:rPr>
+          <w:rFonts w:ascii="Consolas" w:eastAsia="Times New Roman" w:hAnsi="Consolas" w:cs="Times New Roman"/>
+          <w:color w:val="569CD6"/>
+          <w:sz w:val="21"/>
+          <w:szCs w:val="21"/>
+          <w:lang w:eastAsia="en-IN"/>
+        </w:rPr>
+        <w:t>const</w:t>
+      </w:r>
+      <w:proofErr w:type="spellEnd"/>
+      <w:r>
+        <w:rPr>
+          <w:rFonts w:ascii="Consolas" w:eastAsia="Times New Roman" w:hAnsi="Consolas" w:cs="Times New Roman"/>
+          <w:color w:val="D4D4D4"/>
+          <w:sz w:val="21"/>
+          <w:szCs w:val="21"/>
+          <w:lang w:eastAsia="en-IN"/>
+        </w:rPr>
+        <w:t> {</w:t>
+      </w:r>
+      <w:proofErr w:type="spellStart"/>
+      <w:r>
+        <w:rPr>
+          <w:rFonts w:ascii="Consolas" w:eastAsia="Times New Roman" w:hAnsi="Consolas" w:cs="Times New Roman"/>
+          <w:color w:val="4FC1FF"/>
+          <w:sz w:val="21"/>
+          <w:szCs w:val="21"/>
+          <w:lang w:eastAsia="en-IN"/>
+        </w:rPr>
+        <w:t>isLoading</w:t>
+      </w:r>
+      <w:proofErr w:type="spellEnd"/>
+      <w:r>
+        <w:rPr>
+          <w:rFonts w:ascii="Consolas" w:eastAsia="Times New Roman" w:hAnsi="Consolas" w:cs="Times New Roman"/>
+          <w:color w:val="D4D4D4"/>
+          <w:sz w:val="21"/>
+          <w:szCs w:val="21"/>
+          <w:lang w:eastAsia="en-IN"/>
+        </w:rPr>
+        <w:t>, </w:t>
+      </w:r>
+      <w:r>
+        <w:rPr>
+          <w:rFonts w:ascii="Consolas" w:eastAsia="Times New Roman" w:hAnsi="Consolas" w:cs="Times New Roman"/>
+          <w:color w:val="4FC1FF"/>
+          <w:sz w:val="21"/>
+          <w:szCs w:val="21"/>
+          <w:lang w:eastAsia="en-IN"/>
+        </w:rPr>
+        <w:t>error</w:t>
+      </w:r>
+      <w:r>
+        <w:rPr>
+          <w:rFonts w:ascii="Consolas" w:eastAsia="Times New Roman" w:hAnsi="Consolas" w:cs="Times New Roman"/>
+          <w:color w:val="D4D4D4"/>
+          <w:sz w:val="21"/>
+          <w:szCs w:val="21"/>
+          <w:lang w:eastAsia="en-IN"/>
+        </w:rPr>
+        <w:t>, </w:t>
+      </w:r>
+      <w:proofErr w:type="spellStart"/>
+      <w:r>
+        <w:rPr>
+          <w:rFonts w:ascii="Consolas" w:eastAsia="Times New Roman" w:hAnsi="Consolas" w:cs="Times New Roman"/>
+          <w:color w:val="DCDCAA"/>
+          <w:sz w:val="21"/>
+          <w:szCs w:val="21"/>
+          <w:lang w:eastAsia="en-IN"/>
+        </w:rPr>
+        <w:t>sendRequest</w:t>
+      </w:r>
+      <w:proofErr w:type="spellEnd"/>
+      <w:r>
+        <w:rPr>
+          <w:rFonts w:ascii="Consolas" w:eastAsia="Times New Roman" w:hAnsi="Consolas" w:cs="Times New Roman"/>
+          <w:color w:val="DCDCAA"/>
+          <w:sz w:val="21"/>
+          <w:szCs w:val="21"/>
+          <w:lang w:eastAsia="en-IN"/>
+        </w:rPr>
+        <w:t xml:space="preserve">: </w:t>
+      </w:r>
+      <w:proofErr w:type="spellStart"/>
+      <w:r>
+        <w:rPr>
+          <w:rFonts w:ascii="Consolas" w:eastAsia="Times New Roman" w:hAnsi="Consolas" w:cs="Times New Roman"/>
+          <w:color w:val="DCDCAA"/>
+          <w:sz w:val="21"/>
+          <w:szCs w:val="21"/>
+          <w:lang w:eastAsia="en-IN"/>
+        </w:rPr>
+        <w:t>anotherName</w:t>
+      </w:r>
+      <w:proofErr w:type="spellEnd"/>
+      <w:r>
+        <w:rPr>
+          <w:rFonts w:ascii="Consolas" w:eastAsia="Times New Roman" w:hAnsi="Consolas" w:cs="Times New Roman"/>
+          <w:color w:val="D4D4D4"/>
+          <w:sz w:val="21"/>
+          <w:szCs w:val="21"/>
+          <w:lang w:eastAsia="en-IN"/>
+        </w:rPr>
+        <w:t>} = </w:t>
+      </w:r>
+      <w:proofErr w:type="spellStart"/>
+      <w:proofErr w:type="gramStart"/>
+      <w:r>
+        <w:rPr>
+          <w:rFonts w:ascii="Consolas" w:eastAsia="Times New Roman" w:hAnsi="Consolas" w:cs="Times New Roman"/>
+          <w:color w:val="DCDCAA"/>
+          <w:sz w:val="21"/>
+          <w:szCs w:val="21"/>
+          <w:lang w:eastAsia="en-IN"/>
+        </w:rPr>
+        <w:t>useHttp</w:t>
+      </w:r>
+      <w:proofErr w:type="spellEnd"/>
+      <w:r>
+        <w:rPr>
+          <w:rFonts w:ascii="Consolas" w:eastAsia="Times New Roman" w:hAnsi="Consolas" w:cs="Times New Roman"/>
+          <w:color w:val="D4D4D4"/>
+          <w:sz w:val="21"/>
+          <w:szCs w:val="21"/>
+          <w:lang w:eastAsia="en-IN"/>
+        </w:rPr>
+        <w:t>(</w:t>
+      </w:r>
+      <w:proofErr w:type="gramEnd"/>
+      <w:r>
+        <w:rPr>
+          <w:rFonts w:ascii="Consolas" w:eastAsia="Times New Roman" w:hAnsi="Consolas" w:cs="Times New Roman"/>
+          <w:color w:val="D4D4D4"/>
+          <w:sz w:val="21"/>
+          <w:szCs w:val="21"/>
+          <w:lang w:eastAsia="en-IN"/>
+        </w:rPr>
+        <w:t>);</w:t>
+      </w:r>
+    </w:p>
+    <w:p>
+      <w:pPr>
+        <w:shd w:val="clear" w:color="auto" w:fill="1E1E1E"/>
+        <w:spacing w:line="285" w:lineRule="atLeast"/>
+        <w:rPr>
+          <w:rFonts w:ascii="Consolas" w:eastAsia="Times New Roman" w:hAnsi="Consolas" w:cs="Times New Roman"/>
+          <w:color w:val="D4D4D4"/>
+          <w:sz w:val="21"/>
+          <w:szCs w:val="21"/>
+          <w:lang w:eastAsia="en-IN"/>
+        </w:rPr>
+      </w:pPr>
+      <w:proofErr w:type="spellStart"/>
+      <w:proofErr w:type="gramStart"/>
+      <w:r>
+        <w:rPr>
+          <w:rFonts w:ascii="Consolas" w:eastAsia="Times New Roman" w:hAnsi="Consolas" w:cs="Times New Roman"/>
+          <w:color w:val="D4D4D4"/>
+          <w:sz w:val="21"/>
+          <w:szCs w:val="21"/>
+          <w:lang w:eastAsia="en-IN"/>
+        </w:rPr>
+        <w:t>anotherName</w:t>
+      </w:r>
+      <w:proofErr w:type="spellEnd"/>
+      <w:r>
+        <w:rPr>
+          <w:rFonts w:ascii="Consolas" w:eastAsia="Times New Roman" w:hAnsi="Consolas" w:cs="Times New Roman"/>
+          <w:color w:val="D4D4D4"/>
+          <w:sz w:val="21"/>
+          <w:szCs w:val="21"/>
+          <w:lang w:eastAsia="en-IN"/>
+        </w:rPr>
+        <w:t>(</w:t>
+      </w:r>
+      <w:proofErr w:type="gramEnd"/>
+      <w:r>
+        <w:rPr>
+          <w:rFonts w:ascii="Consolas" w:eastAsia="Times New Roman" w:hAnsi="Consolas" w:cs="Times New Roman"/>
+          <w:color w:val="D4D4D4"/>
+          <w:sz w:val="21"/>
+          <w:szCs w:val="21"/>
+          <w:lang w:eastAsia="en-IN"/>
+        </w:rPr>
+        <w:t xml:space="preserve">); // </w:t>
+      </w:r>
+      <w:proofErr w:type="spellStart"/>
+      <w:r>
+        <w:rPr>
+          <w:rFonts w:ascii="Consolas" w:eastAsia="Times New Roman" w:hAnsi="Consolas" w:cs="Times New Roman"/>
+          <w:color w:val="D4D4D4"/>
+          <w:sz w:val="21"/>
+          <w:szCs w:val="21"/>
+          <w:lang w:eastAsia="en-IN"/>
+        </w:rPr>
+        <w:t>anotherName</w:t>
+      </w:r>
+      <w:proofErr w:type="spellEnd"/>
+      <w:r>
+        <w:rPr>
+          <w:rFonts w:ascii="Consolas" w:eastAsia="Times New Roman" w:hAnsi="Consolas" w:cs="Times New Roman"/>
+          <w:color w:val="D4D4D4"/>
+          <w:sz w:val="21"/>
+          <w:szCs w:val="21"/>
+          <w:lang w:eastAsia="en-IN"/>
+        </w:rPr>
+        <w:t xml:space="preserve"> refers to </w:t>
+      </w:r>
+      <w:proofErr w:type="spellStart"/>
+      <w:r>
+        <w:rPr>
+          <w:rFonts w:ascii="Consolas" w:eastAsia="Times New Roman" w:hAnsi="Consolas" w:cs="Times New Roman"/>
+          <w:color w:val="D4D4D4"/>
+          <w:sz w:val="21"/>
+          <w:szCs w:val="21"/>
+          <w:lang w:eastAsia="en-IN"/>
+        </w:rPr>
+        <w:t>sendRequest</w:t>
+      </w:r>
+      <w:proofErr w:type="spellEnd"/>
+      <w:r>
+        <w:rPr>
+          <w:rFonts w:ascii="Consolas" w:eastAsia="Times New Roman" w:hAnsi="Consolas" w:cs="Times New Roman"/>
+          <w:color w:val="D4D4D4"/>
+          <w:sz w:val="21"/>
+          <w:szCs w:val="21"/>
+          <w:lang w:eastAsia="en-IN"/>
+        </w:rPr>
+        <w:t xml:space="preserve"> method</w:t>
+      </w:r>
+    </w:p>
+    <w:p>
+      <w:pPr>
+        <w:rPr>
+          <w:b/>
+          <w:bCs/>
+          <w:sz w:val="24"/>
+          <w:szCs w:val="24"/>
+        </w:rPr>
+      </w:pPr>
+      <w:r>
+        <w:rPr>
+          <w:b/>
+          <w:bCs/>
+          <w:sz w:val="24"/>
+          <w:szCs w:val="24"/>
+        </w:rPr>
+        <w:t>DID NOT UNDERSTAND THE BIND METHOD</w:t>
+      </w:r>
     </w:p>
     <w:sectPr>
       <w:pgSz w:w="11906" w:h="16838"/>
